--- a/SEN_381_Project_Miletone_1.docx
+++ b/SEN_381_Project_Miletone_1.docx
@@ -5,6 +5,7 @@
     <w:sdt>
       <w:sdtPr>
         <w:rPr>
+          <w:rFonts w:eastAsiaTheme="minorHAnsi"/>
           <w:color w:val="156082" w:themeColor="accent1"/>
           <w:kern w:val="2"/>
           <w:sz w:val="24"/>
@@ -430,19 +431,7 @@
                                   <w:rPr>
                                     <w:color w:val="156082" w:themeColor="accent1"/>
                                   </w:rPr>
-                                  <w:t>PA</w:t>
-                                </w:r>
-                                <w:r>
-                                  <w:rPr>
-                                    <w:color w:val="156082" w:themeColor="accent1"/>
-                                  </w:rPr>
-                                  <w:t>U</w:t>
-                                </w:r>
-                                <w:r>
-                                  <w:rPr>
-                                    <w:color w:val="156082" w:themeColor="accent1"/>
-                                  </w:rPr>
-                                  <w:t>L EDWARD VAN ZYL 601731</w:t>
+                                  <w:t>PAUL EDWARD VAN ZYL 601731</w:t>
                                 </w:r>
                               </w:p>
                               <w:p>
@@ -459,6 +448,35 @@
                                   </w:rPr>
                                   <w:t>REGARDT OSLER 601626</w:t>
                                 </w:r>
+                              </w:p>
+                              <w:p>
+                                <w:pPr>
+                                  <w:pStyle w:val="NoSpacing"/>
+                                  <w:jc w:val="center"/>
+                                  <w:rPr>
+                                    <w:color w:val="156082" w:themeColor="accent1"/>
+                                  </w:rPr>
+                                </w:pPr>
+                                <w:hyperlink r:id="rId7" w:history="1">
+                                  <w:r>
+                                    <w:rPr>
+                                      <w:rStyle w:val="Hyperlink"/>
+                                    </w:rPr>
+                                    <w:t>Git</w:t>
+                                  </w:r>
+                                  <w:r>
+                                    <w:rPr>
+                                      <w:rStyle w:val="Hyperlink"/>
+                                    </w:rPr>
+                                    <w:t>H</w:t>
+                                  </w:r>
+                                  <w:r>
+                                    <w:rPr>
+                                      <w:rStyle w:val="Hyperlink"/>
+                                    </w:rPr>
+                                    <w:t>ub Repo</w:t>
+                                  </w:r>
+                                </w:hyperlink>
                               </w:p>
                             </w:txbxContent>
                           </wps:txbx>
@@ -614,19 +632,7 @@
                             <w:rPr>
                               <w:color w:val="156082" w:themeColor="accent1"/>
                             </w:rPr>
-                            <w:t>PA</w:t>
-                          </w:r>
-                          <w:r>
-                            <w:rPr>
-                              <w:color w:val="156082" w:themeColor="accent1"/>
-                            </w:rPr>
-                            <w:t>U</w:t>
-                          </w:r>
-                          <w:r>
-                            <w:rPr>
-                              <w:color w:val="156082" w:themeColor="accent1"/>
-                            </w:rPr>
-                            <w:t>L EDWARD VAN ZYL 601731</w:t>
+                            <w:t>PAUL EDWARD VAN ZYL 601731</w:t>
                           </w:r>
                         </w:p>
                         <w:p>
@@ -644,6 +650,35 @@
                             <w:t>REGARDT OSLER 601626</w:t>
                           </w:r>
                         </w:p>
+                        <w:p>
+                          <w:pPr>
+                            <w:pStyle w:val="NoSpacing"/>
+                            <w:jc w:val="center"/>
+                            <w:rPr>
+                              <w:color w:val="156082" w:themeColor="accent1"/>
+                            </w:rPr>
+                          </w:pPr>
+                          <w:hyperlink r:id="rId8" w:history="1">
+                            <w:r>
+                              <w:rPr>
+                                <w:rStyle w:val="Hyperlink"/>
+                              </w:rPr>
+                              <w:t>Git</w:t>
+                            </w:r>
+                            <w:r>
+                              <w:rPr>
+                                <w:rStyle w:val="Hyperlink"/>
+                              </w:rPr>
+                              <w:t>H</w:t>
+                            </w:r>
+                            <w:r>
+                              <w:rPr>
+                                <w:rStyle w:val="Hyperlink"/>
+                              </w:rPr>
+                              <w:t>ub Repo</w:t>
+                            </w:r>
+                          </w:hyperlink>
+                        </w:p>
                       </w:txbxContent>
                     </v:textbox>
                     <w10:wrap type="square" anchorx="margin" anchory="page"/>
@@ -660,6 +695,15 @@
     </w:sdt>
     <w:sdt>
       <w:sdtPr>
+        <w:rPr>
+          <w:rFonts w:asciiTheme="minorHAnsi" w:eastAsiaTheme="minorHAnsi" w:hAnsiTheme="minorHAnsi" w:cstheme="minorBidi"/>
+          <w:color w:val="auto"/>
+          <w:kern w:val="2"/>
+          <w:sz w:val="24"/>
+          <w:szCs w:val="24"/>
+          <w:lang w:val="en-ZA"/>
+          <w14:ligatures w14:val="standardContextual"/>
+        </w:rPr>
         <w:id w:val="142165682"/>
         <w:docPartObj>
           <w:docPartGallery w:val="Table of Contents"/>
@@ -668,16 +712,9 @@
       </w:sdtPr>
       <w:sdtEndPr>
         <w:rPr>
-          <w:rFonts w:asciiTheme="minorHAnsi" w:eastAsiaTheme="minorHAnsi" w:hAnsiTheme="minorHAnsi" w:cstheme="minorBidi"/>
           <w:b/>
           <w:bCs/>
           <w:noProof/>
-          <w:color w:val="auto"/>
-          <w:kern w:val="2"/>
-          <w:sz w:val="24"/>
-          <w:szCs w:val="24"/>
-          <w:lang w:val="en-ZA"/>
-          <w14:ligatures w14:val="standardContextual"/>
         </w:rPr>
       </w:sdtEndPr>
       <w:sdtContent>
@@ -690,32 +727,17 @@
           </w:r>
         </w:p>
         <w:p>
-          <w:r>
-            <w:fldChar w:fldCharType="begin"/>
-          </w:r>
-          <w:r>
-            <w:instrText xml:space="preserve"> TOC \o "1-3" \h \z \u </w:instrText>
-          </w:r>
-          <w:r>
-            <w:fldChar w:fldCharType="separate"/>
-          </w:r>
-          <w:r>
-            <w:rPr>
-              <w:b/>
-              <w:bCs/>
-              <w:noProof/>
-              <w:lang w:val="en-US"/>
-            </w:rPr>
-            <w:t>No table of contents entries found.</w:t>
-          </w:r>
-          <w:r>
-            <w:rPr>
-              <w:b/>
-              <w:bCs/>
-              <w:noProof/>
-            </w:rPr>
-            <w:fldChar w:fldCharType="end"/>
-          </w:r>
+          <w:fldSimple w:instr=" TOC \o &quot;1-3&quot; \h \z \u ">
+            <w:r>
+              <w:rPr>
+                <w:b/>
+                <w:bCs/>
+                <w:noProof/>
+                <w:lang w:val="en-US"/>
+              </w:rPr>
+              <w:t>No table of contents entries found.</w:t>
+            </w:r>
+          </w:fldSimple>
         </w:p>
       </w:sdtContent>
     </w:sdt>
@@ -1796,6 +1818,41 @@
       <w14:ligatures w14:val="none"/>
     </w:rPr>
   </w:style>
+  <w:style w:type="character" w:styleId="Hyperlink">
+    <w:name w:val="Hyperlink"/>
+    <w:basedOn w:val="DefaultParagraphFont"/>
+    <w:uiPriority w:val="99"/>
+    <w:unhideWhenUsed/>
+    <w:rsid w:val="00A20548"/>
+    <w:rPr>
+      <w:color w:val="467886" w:themeColor="hyperlink"/>
+      <w:u w:val="single"/>
+    </w:rPr>
+  </w:style>
+  <w:style w:type="character" w:styleId="UnresolvedMention">
+    <w:name w:val="Unresolved Mention"/>
+    <w:basedOn w:val="DefaultParagraphFont"/>
+    <w:uiPriority w:val="99"/>
+    <w:semiHidden/>
+    <w:unhideWhenUsed/>
+    <w:rsid w:val="00A20548"/>
+    <w:rPr>
+      <w:color w:val="605E5C"/>
+      <w:shd w:val="clear" w:color="auto" w:fill="E1DFDD"/>
+    </w:rPr>
+  </w:style>
+  <w:style w:type="character" w:styleId="FollowedHyperlink">
+    <w:name w:val="FollowedHyperlink"/>
+    <w:basedOn w:val="DefaultParagraphFont"/>
+    <w:uiPriority w:val="99"/>
+    <w:semiHidden/>
+    <w:unhideWhenUsed/>
+    <w:rsid w:val="00A20548"/>
+    <w:rPr>
+      <w:color w:val="96607D" w:themeColor="followedHyperlink"/>
+      <w:u w:val="single"/>
+    </w:rPr>
+  </w:style>
 </w:styles>
 </file>
 
@@ -1879,7 +1936,6 @@
     <w:sig w:usb0="20000287" w:usb1="00000003" w:usb2="00000000" w:usb3="00000000" w:csb0="0000019F" w:csb1="00000000"/>
   </w:font>
   <w:font w:name="Times New Roman">
-    <w:altName w:val="Times New Roman PSMT"/>
     <w:panose1 w:val="02020603050405020304"/>
     <w:charset w:val="00"/>
     <w:family w:val="roman"/>
@@ -1911,7 +1967,9 @@
   </w:compat>
   <w:rsids>
     <w:rsidRoot w:val="006C106A"/>
+    <w:rsid w:val="006B59FC"/>
     <w:rsid w:val="006C106A"/>
+    <w:rsid w:val="00B13C9E"/>
     <w:rsid w:val="00E3330B"/>
     <w:rsid w:val="00ED1F7E"/>
   </w:rsids>

--- a/SEN_381_Project_Miletone_1.docx
+++ b/SEN_381_Project_Miletone_1.docx
@@ -55,7 +55,7 @@
                         <pic:cNvPicPr/>
                       </pic:nvPicPr>
                       <pic:blipFill>
-                        <a:blip r:embed="rId5" cstate="print">
+                        <a:blip r:embed="rId8" cstate="print">
                           <a:duotone>
                             <a:schemeClr val="accent1">
                               <a:shade val="45000"/>
@@ -216,7 +216,7 @@
                         <pic:cNvPicPr/>
                       </pic:nvPicPr>
                       <pic:blipFill>
-                        <a:blip r:embed="rId6" cstate="print">
+                        <a:blip r:embed="rId9" cstate="print">
                           <a:duotone>
                             <a:schemeClr val="accent1">
                               <a:shade val="45000"/>
@@ -457,24 +457,12 @@
                                     <w:color w:val="156082" w:themeColor="accent1"/>
                                   </w:rPr>
                                 </w:pPr>
-                                <w:hyperlink r:id="rId7" w:history="1">
+                                <w:hyperlink r:id="rId10" w:history="1">
                                   <w:r>
                                     <w:rPr>
                                       <w:rStyle w:val="Hyperlink"/>
                                     </w:rPr>
-                                    <w:t>Git</w:t>
-                                  </w:r>
-                                  <w:r>
-                                    <w:rPr>
-                                      <w:rStyle w:val="Hyperlink"/>
-                                    </w:rPr>
-                                    <w:t>H</w:t>
-                                  </w:r>
-                                  <w:r>
-                                    <w:rPr>
-                                      <w:rStyle w:val="Hyperlink"/>
-                                    </w:rPr>
-                                    <w:t>ub Repo</w:t>
+                                    <w:t>GitHub Repo</w:t>
                                   </w:r>
                                 </w:hyperlink>
                               </w:p>
@@ -658,7 +646,7 @@
                               <w:color w:val="156082" w:themeColor="accent1"/>
                             </w:rPr>
                           </w:pPr>
-                          <w:hyperlink r:id="rId8" w:history="1">
+                          <w:hyperlink r:id="rId11" w:history="1">
                             <w:r>
                               <w:rPr>
                                 <w:rStyle w:val="Hyperlink"/>
@@ -782,6 +770,1848 @@
     </w:p>
     <w:p>
       <w:pPr>
+        <w:pStyle w:val="Heading2"/>
+      </w:pPr>
+      <w:r>
+        <w:t>Functional</w:t>
+      </w:r>
+      <w:r>
+        <w:t xml:space="preserve"> Requirements (FRs)</w:t>
+      </w:r>
+    </w:p>
+    <w:p>
+      <w:r>
+        <w:t xml:space="preserve">Each </w:t>
+      </w:r>
+      <w:r>
+        <w:t xml:space="preserve">FR below maps to exactly one of the three capability groups in the </w:t>
+      </w:r>
+      <w:r>
+        <w:t>SEN381 Master Brief document under section 3</w:t>
+      </w:r>
+      <w:r>
+        <w:t xml:space="preserve"> namely Requester, Staff and Management</w:t>
+      </w:r>
+      <w:r>
+        <w:t xml:space="preserve"> and a </w:t>
+      </w:r>
+      <w:r>
+        <w:t xml:space="preserve">cross-cutting access control requirement. This </w:t>
+      </w:r>
+      <w:r>
+        <w:t xml:space="preserve">access control requirement exists because sections 4 and 16 of the same master brief document </w:t>
+      </w:r>
+      <w:r>
+        <w:t>treats security as a lifecycle-wide constraint and not just as an afterthought</w:t>
+      </w:r>
+      <w:r>
+        <w:t xml:space="preserve"> and because a request-management platform handling </w:t>
+      </w:r>
+      <w:r>
+        <w:t>potentially</w:t>
+      </w:r>
+      <w:r>
+        <w:t xml:space="preserve"> sensitive information </w:t>
+      </w:r>
+      <w:r>
+        <w:t>cannot be meaningfully evaluated without knowing who is allowed to view</w:t>
+      </w:r>
+      <w:r>
+        <w:t xml:space="preserve"> or act on each FR below.</w:t>
+      </w:r>
+    </w:p>
+    <w:p>
+      <w:r>
+        <w:t>The question, “Does the platform lose its core value proposition without this?”</w:t>
+      </w:r>
+      <w:r>
+        <w:t xml:space="preserve"> was used to determine priorities. </w:t>
+      </w:r>
+      <w:r>
+        <w:t>It is necessary for a requester, staff or manager</w:t>
+      </w:r>
+      <w:r>
+        <w:t xml:space="preserve"> to have everything they need to finish the basic request lifecycle namely submit -</w:t>
+      </w:r>
+      <w:r>
+        <w:t>-</w:t>
+      </w:r>
+      <w:r>
+        <w:t>&gt;</w:t>
+      </w:r>
+      <w:r>
+        <w:t xml:space="preserve"> assign --&gt; action --&gt; resolve --&gt; report. Filtering, over</w:t>
+      </w:r>
+      <w:r>
+        <w:t>due flagging and grouping are examples of convenience features that enhance</w:t>
+      </w:r>
+      <w:r>
+        <w:t xml:space="preserve"> the experience but are not </w:t>
+      </w:r>
+      <w:r>
+        <w:t>essential</w:t>
+      </w:r>
+      <w:r>
+        <w:t xml:space="preserve">. The team could still </w:t>
+      </w:r>
+      <w:r>
+        <w:t xml:space="preserve">present a functional platform without these, but they provide significant </w:t>
+      </w:r>
+      <w:r>
+        <w:t>stakeholder value at a low cost.</w:t>
+      </w:r>
+    </w:p>
+    <w:tbl>
+      <w:tblPr>
+        <w:tblStyle w:val="GridTable2"/>
+        <w:tblW w:w="0" w:type="auto"/>
+        <w:tblLook w:val="04A0" w:firstRow="1" w:lastRow="0" w:firstColumn="1" w:lastColumn="0" w:noHBand="0" w:noVBand="1"/>
+      </w:tblPr>
+      <w:tblGrid>
+        <w:gridCol w:w="993"/>
+        <w:gridCol w:w="2613"/>
+        <w:gridCol w:w="1803"/>
+        <w:gridCol w:w="1112"/>
+      </w:tblGrid>
+      <w:tr>
+        <w:trPr>
+          <w:cnfStyle w:val="100000000000" w:firstRow="1" w:lastRow="0" w:firstColumn="0" w:lastColumn="0" w:oddVBand="0" w:evenVBand="0" w:oddHBand="0" w:evenHBand="0" w:firstRowFirstColumn="0" w:firstRowLastColumn="0" w:lastRowFirstColumn="0" w:lastRowLastColumn="0"/>
+        </w:trPr>
+        <w:tc>
+          <w:tcPr>
+            <w:cnfStyle w:val="001000000000" w:firstRow="0" w:lastRow="0" w:firstColumn="1" w:lastColumn="0" w:oddVBand="0" w:evenVBand="0" w:oddHBand="0" w:evenHBand="0" w:firstRowFirstColumn="0" w:firstRowLastColumn="0" w:lastRowFirstColumn="0" w:lastRowLastColumn="0"/>
+            <w:tcW w:w="993" w:type="dxa"/>
+          </w:tcPr>
+          <w:p>
+            <w:r>
+              <w:t>ID</w:t>
+            </w:r>
+          </w:p>
+        </w:tc>
+        <w:tc>
+          <w:tcPr>
+            <w:tcW w:w="2613" w:type="dxa"/>
+          </w:tcPr>
+          <w:p>
+            <w:pPr>
+              <w:cnfStyle w:val="100000000000" w:firstRow="1" w:lastRow="0" w:firstColumn="0" w:lastColumn="0" w:oddVBand="0" w:evenVBand="0" w:oddHBand="0" w:evenHBand="0" w:firstRowFirstColumn="0" w:firstRowLastColumn="0" w:lastRowFirstColumn="0" w:lastRowLastColumn="0"/>
+            </w:pPr>
+            <w:r>
+              <w:t>Requirement</w:t>
+            </w:r>
+          </w:p>
+        </w:tc>
+        <w:tc>
+          <w:tcPr>
+            <w:tcW w:w="1803" w:type="dxa"/>
+          </w:tcPr>
+          <w:p>
+            <w:pPr>
+              <w:cnfStyle w:val="100000000000" w:firstRow="1" w:lastRow="0" w:firstColumn="0" w:lastColumn="0" w:oddVBand="0" w:evenVBand="0" w:oddHBand="0" w:evenHBand="0" w:firstRowFirstColumn="0" w:firstRowLastColumn="0" w:lastRowFirstColumn="0" w:lastRowLastColumn="0"/>
+            </w:pPr>
+            <w:r>
+              <w:t>Source/ Stakeholder</w:t>
+            </w:r>
+          </w:p>
+        </w:tc>
+        <w:tc>
+          <w:tcPr>
+            <w:tcW w:w="1112" w:type="dxa"/>
+          </w:tcPr>
+          <w:p>
+            <w:pPr>
+              <w:cnfStyle w:val="100000000000" w:firstRow="1" w:lastRow="0" w:firstColumn="0" w:lastColumn="0" w:oddVBand="0" w:evenVBand="0" w:oddHBand="0" w:evenHBand="0" w:firstRowFirstColumn="0" w:firstRowLastColumn="0" w:lastRowFirstColumn="0" w:lastRowLastColumn="0"/>
+            </w:pPr>
+            <w:r>
+              <w:t>Priority</w:t>
+            </w:r>
+          </w:p>
+        </w:tc>
+      </w:tr>
+      <w:tr>
+        <w:trPr>
+          <w:cnfStyle w:val="000000100000" w:firstRow="0" w:lastRow="0" w:firstColumn="0" w:lastColumn="0" w:oddVBand="0" w:evenVBand="0" w:oddHBand="1" w:evenHBand="0" w:firstRowFirstColumn="0" w:firstRowLastColumn="0" w:lastRowFirstColumn="0" w:lastRowLastColumn="0"/>
+        </w:trPr>
+        <w:tc>
+          <w:tcPr>
+            <w:cnfStyle w:val="001000000000" w:firstRow="0" w:lastRow="0" w:firstColumn="1" w:lastColumn="0" w:oddVBand="0" w:evenVBand="0" w:oddHBand="0" w:evenHBand="0" w:firstRowFirstColumn="0" w:firstRowLastColumn="0" w:lastRowFirstColumn="0" w:lastRowLastColumn="0"/>
+            <w:tcW w:w="993" w:type="dxa"/>
+          </w:tcPr>
+          <w:p>
+            <w:r>
+              <w:t>FR-001</w:t>
+            </w:r>
+          </w:p>
+        </w:tc>
+        <w:tc>
+          <w:tcPr>
+            <w:tcW w:w="2613" w:type="dxa"/>
+          </w:tcPr>
+          <w:p>
+            <w:pPr>
+              <w:cnfStyle w:val="000000100000" w:firstRow="0" w:lastRow="0" w:firstColumn="0" w:lastColumn="0" w:oddVBand="0" w:evenVBand="0" w:oddHBand="1" w:evenHBand="0" w:firstRowFirstColumn="0" w:firstRowLastColumn="0" w:lastRowFirstColumn="0" w:lastRowLastColumn="0"/>
+            </w:pPr>
+            <w:r>
+              <w:t>When a requester submits a new service, the system must at least record the category, description, location and requester’s contact information.</w:t>
+            </w:r>
+          </w:p>
+        </w:tc>
+        <w:tc>
+          <w:tcPr>
+            <w:tcW w:w="1803" w:type="dxa"/>
+          </w:tcPr>
+          <w:p>
+            <w:pPr>
+              <w:cnfStyle w:val="000000100000" w:firstRow="0" w:lastRow="0" w:firstColumn="0" w:lastColumn="0" w:oddVBand="0" w:evenVBand="0" w:oddHBand="1" w:evenHBand="0" w:firstRowFirstColumn="0" w:firstRowLastColumn="0" w:lastRowFirstColumn="0" w:lastRowLastColumn="0"/>
+            </w:pPr>
+            <w:r>
+              <w:t>Requester</w:t>
+            </w:r>
+          </w:p>
+        </w:tc>
+        <w:tc>
+          <w:tcPr>
+            <w:tcW w:w="1112" w:type="dxa"/>
+          </w:tcPr>
+          <w:p>
+            <w:pPr>
+              <w:cnfStyle w:val="000000100000" w:firstRow="0" w:lastRow="0" w:firstColumn="0" w:lastColumn="0" w:oddVBand="0" w:evenVBand="0" w:oddHBand="1" w:evenHBand="0" w:firstRowFirstColumn="0" w:firstRowLastColumn="0" w:lastRowFirstColumn="0" w:lastRowLastColumn="0"/>
+            </w:pPr>
+            <w:r>
+              <w:t>Must</w:t>
+            </w:r>
+          </w:p>
+        </w:tc>
+      </w:tr>
+      <w:tr>
+        <w:tc>
+          <w:tcPr>
+            <w:cnfStyle w:val="001000000000" w:firstRow="0" w:lastRow="0" w:firstColumn="1" w:lastColumn="0" w:oddVBand="0" w:evenVBand="0" w:oddHBand="0" w:evenHBand="0" w:firstRowFirstColumn="0" w:firstRowLastColumn="0" w:lastRowFirstColumn="0" w:lastRowLastColumn="0"/>
+            <w:tcW w:w="993" w:type="dxa"/>
+          </w:tcPr>
+          <w:p>
+            <w:r>
+              <w:t>FR-002</w:t>
+            </w:r>
+          </w:p>
+        </w:tc>
+        <w:tc>
+          <w:tcPr>
+            <w:tcW w:w="2613" w:type="dxa"/>
+          </w:tcPr>
+          <w:p>
+            <w:pPr>
+              <w:cnfStyle w:val="000000000000" w:firstRow="0" w:lastRow="0" w:firstColumn="0" w:lastColumn="0" w:oddVBand="0" w:evenVBand="0" w:oddHBand="0" w:evenHBand="0" w:firstRowFirstColumn="0" w:firstRowLastColumn="0" w:lastRowFirstColumn="0" w:lastRowLastColumn="0"/>
+            </w:pPr>
+            <w:r>
+              <w:t>The system should require the requester to choose a category from a predetermined, controlled list.</w:t>
+            </w:r>
+          </w:p>
+        </w:tc>
+        <w:tc>
+          <w:tcPr>
+            <w:tcW w:w="1803" w:type="dxa"/>
+          </w:tcPr>
+          <w:p>
+            <w:pPr>
+              <w:cnfStyle w:val="000000000000" w:firstRow="0" w:lastRow="0" w:firstColumn="0" w:lastColumn="0" w:oddVBand="0" w:evenVBand="0" w:oddHBand="0" w:evenHBand="0" w:firstRowFirstColumn="0" w:firstRowLastColumn="0" w:lastRowFirstColumn="0" w:lastRowLastColumn="0"/>
+            </w:pPr>
+            <w:r>
+              <w:t>Requester</w:t>
+            </w:r>
+          </w:p>
+        </w:tc>
+        <w:tc>
+          <w:tcPr>
+            <w:tcW w:w="1112" w:type="dxa"/>
+          </w:tcPr>
+          <w:p>
+            <w:pPr>
+              <w:cnfStyle w:val="000000000000" w:firstRow="0" w:lastRow="0" w:firstColumn="0" w:lastColumn="0" w:oddVBand="0" w:evenVBand="0" w:oddHBand="0" w:evenHBand="0" w:firstRowFirstColumn="0" w:firstRowLastColumn="0" w:lastRowFirstColumn="0" w:lastRowLastColumn="0"/>
+            </w:pPr>
+            <w:r>
+              <w:t>Must</w:t>
+            </w:r>
+          </w:p>
+        </w:tc>
+      </w:tr>
+      <w:tr>
+        <w:trPr>
+          <w:cnfStyle w:val="000000100000" w:firstRow="0" w:lastRow="0" w:firstColumn="0" w:lastColumn="0" w:oddVBand="0" w:evenVBand="0" w:oddHBand="1" w:evenHBand="0" w:firstRowFirstColumn="0" w:firstRowLastColumn="0" w:lastRowFirstColumn="0" w:lastRowLastColumn="0"/>
+        </w:trPr>
+        <w:tc>
+          <w:tcPr>
+            <w:cnfStyle w:val="001000000000" w:firstRow="0" w:lastRow="0" w:firstColumn="1" w:lastColumn="0" w:oddVBand="0" w:evenVBand="0" w:oddHBand="0" w:evenHBand="0" w:firstRowFirstColumn="0" w:firstRowLastColumn="0" w:lastRowFirstColumn="0" w:lastRowLastColumn="0"/>
+            <w:tcW w:w="993" w:type="dxa"/>
+          </w:tcPr>
+          <w:p>
+            <w:r>
+              <w:lastRenderedPageBreak/>
+              <w:t>FR-003</w:t>
+            </w:r>
+          </w:p>
+        </w:tc>
+        <w:tc>
+          <w:tcPr>
+            <w:tcW w:w="2613" w:type="dxa"/>
+          </w:tcPr>
+          <w:p>
+            <w:pPr>
+              <w:cnfStyle w:val="000000100000" w:firstRow="0" w:lastRow="0" w:firstColumn="0" w:lastColumn="0" w:oddVBand="0" w:evenVBand="0" w:oddHBand="1" w:evenHBand="0" w:firstRowFirstColumn="0" w:firstRowLastColumn="0" w:lastRowFirstColumn="0" w:lastRowLastColumn="0"/>
+            </w:pPr>
+            <w:r>
+              <w:t>A requester should be able to see the status of every request they have submitted through the system.</w:t>
+            </w:r>
+          </w:p>
+        </w:tc>
+        <w:tc>
+          <w:tcPr>
+            <w:tcW w:w="1803" w:type="dxa"/>
+          </w:tcPr>
+          <w:p>
+            <w:pPr>
+              <w:cnfStyle w:val="000000100000" w:firstRow="0" w:lastRow="0" w:firstColumn="0" w:lastColumn="0" w:oddVBand="0" w:evenVBand="0" w:oddHBand="1" w:evenHBand="0" w:firstRowFirstColumn="0" w:firstRowLastColumn="0" w:lastRowFirstColumn="0" w:lastRowLastColumn="0"/>
+            </w:pPr>
+            <w:r>
+              <w:t>Requester</w:t>
+            </w:r>
+          </w:p>
+        </w:tc>
+        <w:tc>
+          <w:tcPr>
+            <w:tcW w:w="1112" w:type="dxa"/>
+          </w:tcPr>
+          <w:p>
+            <w:pPr>
+              <w:cnfStyle w:val="000000100000" w:firstRow="0" w:lastRow="0" w:firstColumn="0" w:lastColumn="0" w:oddVBand="0" w:evenVBand="0" w:oddHBand="1" w:evenHBand="0" w:firstRowFirstColumn="0" w:firstRowLastColumn="0" w:lastRowFirstColumn="0" w:lastRowLastColumn="0"/>
+            </w:pPr>
+            <w:r>
+              <w:t>Must</w:t>
+            </w:r>
+          </w:p>
+        </w:tc>
+      </w:tr>
+      <w:tr>
+        <w:tc>
+          <w:tcPr>
+            <w:cnfStyle w:val="001000000000" w:firstRow="0" w:lastRow="0" w:firstColumn="1" w:lastColumn="0" w:oddVBand="0" w:evenVBand="0" w:oddHBand="0" w:evenHBand="0" w:firstRowFirstColumn="0" w:firstRowLastColumn="0" w:lastRowFirstColumn="0" w:lastRowLastColumn="0"/>
+            <w:tcW w:w="993" w:type="dxa"/>
+          </w:tcPr>
+          <w:p>
+            <w:r>
+              <w:t>FR-004</w:t>
+            </w:r>
+          </w:p>
+        </w:tc>
+        <w:tc>
+          <w:tcPr>
+            <w:tcW w:w="2613" w:type="dxa"/>
+          </w:tcPr>
+          <w:p>
+            <w:pPr>
+              <w:cnfStyle w:val="000000000000" w:firstRow="0" w:lastRow="0" w:firstColumn="0" w:lastColumn="0" w:oddVBand="0" w:evenVBand="0" w:oddHBand="0" w:evenHBand="0" w:firstRowFirstColumn="0" w:firstRowLastColumn="0" w:lastRowFirstColumn="0" w:lastRowLastColumn="0"/>
+            </w:pPr>
+            <w:r>
+              <w:t>A requester should be able to view a list or history of all the requests they have made in the past.</w:t>
+            </w:r>
+          </w:p>
+        </w:tc>
+        <w:tc>
+          <w:tcPr>
+            <w:tcW w:w="1803" w:type="dxa"/>
+          </w:tcPr>
+          <w:p>
+            <w:pPr>
+              <w:cnfStyle w:val="000000000000" w:firstRow="0" w:lastRow="0" w:firstColumn="0" w:lastColumn="0" w:oddVBand="0" w:evenVBand="0" w:oddHBand="0" w:evenHBand="0" w:firstRowFirstColumn="0" w:firstRowLastColumn="0" w:lastRowFirstColumn="0" w:lastRowLastColumn="0"/>
+            </w:pPr>
+            <w:r>
+              <w:t>Requester</w:t>
+            </w:r>
+          </w:p>
+        </w:tc>
+        <w:tc>
+          <w:tcPr>
+            <w:tcW w:w="1112" w:type="dxa"/>
+          </w:tcPr>
+          <w:p>
+            <w:pPr>
+              <w:cnfStyle w:val="000000000000" w:firstRow="0" w:lastRow="0" w:firstColumn="0" w:lastColumn="0" w:oddVBand="0" w:evenVBand="0" w:oddHBand="0" w:evenHBand="0" w:firstRowFirstColumn="0" w:firstRowLastColumn="0" w:lastRowFirstColumn="0" w:lastRowLastColumn="0"/>
+            </w:pPr>
+            <w:r>
+              <w:t>Must</w:t>
+            </w:r>
+          </w:p>
+        </w:tc>
+      </w:tr>
+      <w:tr>
+        <w:trPr>
+          <w:cnfStyle w:val="000000100000" w:firstRow="0" w:lastRow="0" w:firstColumn="0" w:lastColumn="0" w:oddVBand="0" w:evenVBand="0" w:oddHBand="1" w:evenHBand="0" w:firstRowFirstColumn="0" w:firstRowLastColumn="0" w:lastRowFirstColumn="0" w:lastRowLastColumn="0"/>
+        </w:trPr>
+        <w:tc>
+          <w:tcPr>
+            <w:cnfStyle w:val="001000000000" w:firstRow="0" w:lastRow="0" w:firstColumn="1" w:lastColumn="0" w:oddVBand="0" w:evenVBand="0" w:oddHBand="0" w:evenHBand="0" w:firstRowFirstColumn="0" w:firstRowLastColumn="0" w:lastRowFirstColumn="0" w:lastRowLastColumn="0"/>
+            <w:tcW w:w="993" w:type="dxa"/>
+          </w:tcPr>
+          <w:p>
+            <w:r>
+              <w:t>FR-005</w:t>
+            </w:r>
+          </w:p>
+        </w:tc>
+        <w:tc>
+          <w:tcPr>
+            <w:tcW w:w="2613" w:type="dxa"/>
+          </w:tcPr>
+          <w:p>
+            <w:pPr>
+              <w:cnfStyle w:val="000000100000" w:firstRow="0" w:lastRow="0" w:firstColumn="0" w:lastColumn="0" w:oddVBand="0" w:evenVBand="0" w:oddHBand="1" w:evenHBand="0" w:firstRowFirstColumn="0" w:firstRowLastColumn="0" w:lastRowFirstColumn="0" w:lastRowLastColumn="0"/>
+            </w:pPr>
+            <w:r>
+              <w:t>When a request is approved, denied, amended or finished the system must alert the requester or provide them with other relevant feedback.</w:t>
+            </w:r>
+          </w:p>
+        </w:tc>
+        <w:tc>
+          <w:tcPr>
+            <w:tcW w:w="1803" w:type="dxa"/>
+          </w:tcPr>
+          <w:p>
+            <w:pPr>
+              <w:cnfStyle w:val="000000100000" w:firstRow="0" w:lastRow="0" w:firstColumn="0" w:lastColumn="0" w:oddVBand="0" w:evenVBand="0" w:oddHBand="1" w:evenHBand="0" w:firstRowFirstColumn="0" w:firstRowLastColumn="0" w:lastRowFirstColumn="0" w:lastRowLastColumn="0"/>
+            </w:pPr>
+            <w:r>
+              <w:t>Requester</w:t>
+            </w:r>
+          </w:p>
+        </w:tc>
+        <w:tc>
+          <w:tcPr>
+            <w:tcW w:w="1112" w:type="dxa"/>
+          </w:tcPr>
+          <w:p>
+            <w:pPr>
+              <w:cnfStyle w:val="000000100000" w:firstRow="0" w:lastRow="0" w:firstColumn="0" w:lastColumn="0" w:oddVBand="0" w:evenVBand="0" w:oddHBand="1" w:evenHBand="0" w:firstRowFirstColumn="0" w:firstRowLastColumn="0" w:lastRowFirstColumn="0" w:lastRowLastColumn="0"/>
+            </w:pPr>
+            <w:r>
+              <w:t>Must</w:t>
+            </w:r>
+          </w:p>
+        </w:tc>
+      </w:tr>
+      <w:tr>
+        <w:tc>
+          <w:tcPr>
+            <w:cnfStyle w:val="001000000000" w:firstRow="0" w:lastRow="0" w:firstColumn="1" w:lastColumn="0" w:oddVBand="0" w:evenVBand="0" w:oddHBand="0" w:evenHBand="0" w:firstRowFirstColumn="0" w:firstRowLastColumn="0" w:lastRowFirstColumn="0" w:lastRowLastColumn="0"/>
+            <w:tcW w:w="993" w:type="dxa"/>
+          </w:tcPr>
+          <w:p>
+            <w:r>
+              <w:t>FR-006</w:t>
+            </w:r>
+          </w:p>
+        </w:tc>
+        <w:tc>
+          <w:tcPr>
+            <w:tcW w:w="2613" w:type="dxa"/>
+          </w:tcPr>
+          <w:p>
+            <w:pPr>
+              <w:cnfStyle w:val="000000000000" w:firstRow="0" w:lastRow="0" w:firstColumn="0" w:lastColumn="0" w:oddVBand="0" w:evenVBand="0" w:oddHBand="0" w:evenHBand="0" w:firstRowFirstColumn="0" w:firstRowLastColumn="0" w:lastRowFirstColumn="0" w:lastRowLastColumn="0"/>
+            </w:pPr>
+            <w:r>
+              <w:t>Only authenticated, authorised users should be able to read and respond to service requests in accordance with their roles.</w:t>
+            </w:r>
+          </w:p>
+        </w:tc>
+        <w:tc>
+          <w:tcPr>
+            <w:tcW w:w="1803" w:type="dxa"/>
+          </w:tcPr>
+          <w:p>
+            <w:pPr>
+              <w:cnfStyle w:val="000000000000" w:firstRow="0" w:lastRow="0" w:firstColumn="0" w:lastColumn="0" w:oddVBand="0" w:evenVBand="0" w:oddHBand="0" w:evenHBand="0" w:firstRowFirstColumn="0" w:firstRowLastColumn="0" w:lastRowFirstColumn="0" w:lastRowLastColumn="0"/>
+            </w:pPr>
+            <w:r>
+              <w:t>Security Constraint</w:t>
+            </w:r>
+          </w:p>
+        </w:tc>
+        <w:tc>
+          <w:tcPr>
+            <w:tcW w:w="1112" w:type="dxa"/>
+          </w:tcPr>
+          <w:p>
+            <w:pPr>
+              <w:cnfStyle w:val="000000000000" w:firstRow="0" w:lastRow="0" w:firstColumn="0" w:lastColumn="0" w:oddVBand="0" w:evenVBand="0" w:oddHBand="0" w:evenHBand="0" w:firstRowFirstColumn="0" w:firstRowLastColumn="0" w:lastRowFirstColumn="0" w:lastRowLastColumn="0"/>
+            </w:pPr>
+            <w:r>
+              <w:t>Must</w:t>
+            </w:r>
+          </w:p>
+        </w:tc>
+      </w:tr>
+      <w:tr>
+        <w:trPr>
+          <w:cnfStyle w:val="000000100000" w:firstRow="0" w:lastRow="0" w:firstColumn="0" w:lastColumn="0" w:oddVBand="0" w:evenVBand="0" w:oddHBand="1" w:evenHBand="0" w:firstRowFirstColumn="0" w:firstRowLastColumn="0" w:lastRowFirstColumn="0" w:lastRowLastColumn="0"/>
+        </w:trPr>
+        <w:tc>
+          <w:tcPr>
+            <w:cnfStyle w:val="001000000000" w:firstRow="0" w:lastRow="0" w:firstColumn="1" w:lastColumn="0" w:oddVBand="0" w:evenVBand="0" w:oddHBand="0" w:evenHBand="0" w:firstRowFirstColumn="0" w:firstRowLastColumn="0" w:lastRowFirstColumn="0" w:lastRowLastColumn="0"/>
+            <w:tcW w:w="993" w:type="dxa"/>
+          </w:tcPr>
+          <w:p>
+            <w:r>
+              <w:t>FR-007</w:t>
+            </w:r>
+          </w:p>
+        </w:tc>
+        <w:tc>
+          <w:tcPr>
+            <w:tcW w:w="2613" w:type="dxa"/>
+          </w:tcPr>
+          <w:p>
+            <w:pPr>
+              <w:cnfStyle w:val="000000100000" w:firstRow="0" w:lastRow="0" w:firstColumn="0" w:lastColumn="0" w:oddVBand="0" w:evenVBand="0" w:oddHBand="1" w:evenHBand="0" w:firstRowFirstColumn="0" w:firstRowLastColumn="0" w:lastRowFirstColumn="0" w:lastRowLastColumn="0"/>
+            </w:pPr>
+            <w:r>
+              <w:t>The system should permit authorised staff to access service requests that are specific to them.</w:t>
+            </w:r>
+          </w:p>
+        </w:tc>
+        <w:tc>
+          <w:tcPr>
+            <w:tcW w:w="1803" w:type="dxa"/>
+          </w:tcPr>
+          <w:p>
+            <w:pPr>
+              <w:cnfStyle w:val="000000100000" w:firstRow="0" w:lastRow="0" w:firstColumn="0" w:lastColumn="0" w:oddVBand="0" w:evenVBand="0" w:oddHBand="1" w:evenHBand="0" w:firstRowFirstColumn="0" w:firstRowLastColumn="0" w:lastRowFirstColumn="0" w:lastRowLastColumn="0"/>
+            </w:pPr>
+            <w:r>
+              <w:t>Staff</w:t>
+            </w:r>
+          </w:p>
+        </w:tc>
+        <w:tc>
+          <w:tcPr>
+            <w:tcW w:w="1112" w:type="dxa"/>
+          </w:tcPr>
+          <w:p>
+            <w:pPr>
+              <w:cnfStyle w:val="000000100000" w:firstRow="0" w:lastRow="0" w:firstColumn="0" w:lastColumn="0" w:oddVBand="0" w:evenVBand="0" w:oddHBand="1" w:evenHBand="0" w:firstRowFirstColumn="0" w:firstRowLastColumn="0" w:lastRowFirstColumn="0" w:lastRowLastColumn="0"/>
+            </w:pPr>
+            <w:r>
+              <w:t>Must</w:t>
+            </w:r>
+          </w:p>
+        </w:tc>
+      </w:tr>
+      <w:tr>
+        <w:tc>
+          <w:tcPr>
+            <w:cnfStyle w:val="001000000000" w:firstRow="0" w:lastRow="0" w:firstColumn="1" w:lastColumn="0" w:oddVBand="0" w:evenVBand="0" w:oddHBand="0" w:evenHBand="0" w:firstRowFirstColumn="0" w:firstRowLastColumn="0" w:lastRowFirstColumn="0" w:lastRowLastColumn="0"/>
+            <w:tcW w:w="993" w:type="dxa"/>
+          </w:tcPr>
+          <w:p>
+            <w:r>
+              <w:t>FR-008</w:t>
+            </w:r>
+          </w:p>
+        </w:tc>
+        <w:tc>
+          <w:tcPr>
+            <w:tcW w:w="2613" w:type="dxa"/>
+          </w:tcPr>
+          <w:p>
+            <w:pPr>
+              <w:cnfStyle w:val="000000000000" w:firstRow="0" w:lastRow="0" w:firstColumn="0" w:lastColumn="0" w:oddVBand="0" w:evenVBand="0" w:oddHBand="0" w:evenHBand="0" w:firstRowFirstColumn="0" w:firstRowLastColumn="0" w:lastRowFirstColumn="0" w:lastRowLastColumn="0"/>
+            </w:pPr>
+            <w:r>
+              <w:t>Staff should be able to search, filter or arrange requests using practical criteria.</w:t>
+            </w:r>
+          </w:p>
+        </w:tc>
+        <w:tc>
+          <w:tcPr>
+            <w:tcW w:w="1803" w:type="dxa"/>
+          </w:tcPr>
+          <w:p>
+            <w:pPr>
+              <w:cnfStyle w:val="000000000000" w:firstRow="0" w:lastRow="0" w:firstColumn="0" w:lastColumn="0" w:oddVBand="0" w:evenVBand="0" w:oddHBand="0" w:evenHBand="0" w:firstRowFirstColumn="0" w:firstRowLastColumn="0" w:lastRowFirstColumn="0" w:lastRowLastColumn="0"/>
+            </w:pPr>
+            <w:r>
+              <w:t>Staff</w:t>
+            </w:r>
+          </w:p>
+        </w:tc>
+        <w:tc>
+          <w:tcPr>
+            <w:tcW w:w="1112" w:type="dxa"/>
+          </w:tcPr>
+          <w:p>
+            <w:pPr>
+              <w:cnfStyle w:val="000000000000" w:firstRow="0" w:lastRow="0" w:firstColumn="0" w:lastColumn="0" w:oddVBand="0" w:evenVBand="0" w:oddHBand="0" w:evenHBand="0" w:firstRowFirstColumn="0" w:firstRowLastColumn="0" w:lastRowFirstColumn="0" w:lastRowLastColumn="0"/>
+            </w:pPr>
+            <w:r>
+              <w:t>Should</w:t>
+            </w:r>
+          </w:p>
+        </w:tc>
+      </w:tr>
+      <w:tr>
+        <w:trPr>
+          <w:cnfStyle w:val="000000100000" w:firstRow="0" w:lastRow="0" w:firstColumn="0" w:lastColumn="0" w:oddVBand="0" w:evenVBand="0" w:oddHBand="1" w:evenHBand="0" w:firstRowFirstColumn="0" w:firstRowLastColumn="0" w:lastRowFirstColumn="0" w:lastRowLastColumn="0"/>
+        </w:trPr>
+        <w:tc>
+          <w:tcPr>
+            <w:cnfStyle w:val="001000000000" w:firstRow="0" w:lastRow="0" w:firstColumn="1" w:lastColumn="0" w:oddVBand="0" w:evenVBand="0" w:oddHBand="0" w:evenHBand="0" w:firstRowFirstColumn="0" w:firstRowLastColumn="0" w:lastRowFirstColumn="0" w:lastRowLastColumn="0"/>
+            <w:tcW w:w="993" w:type="dxa"/>
+          </w:tcPr>
+          <w:p>
+            <w:r>
+              <w:t>FR-009</w:t>
+            </w:r>
+          </w:p>
+        </w:tc>
+        <w:tc>
+          <w:tcPr>
+            <w:tcW w:w="2613" w:type="dxa"/>
+          </w:tcPr>
+          <w:p>
+            <w:pPr>
+              <w:cnfStyle w:val="000000100000" w:firstRow="0" w:lastRow="0" w:firstColumn="0" w:lastColumn="0" w:oddVBand="0" w:evenVBand="0" w:oddHBand="1" w:evenHBand="0" w:firstRowFirstColumn="0" w:firstRowLastColumn="0" w:lastRowFirstColumn="0" w:lastRowLastColumn="0"/>
+            </w:pPr>
+            <w:r>
+              <w:t>The system should enable staff to see every element of a particular request, including the requester’s submitted information and the requester’s action history.</w:t>
+            </w:r>
+          </w:p>
+        </w:tc>
+        <w:tc>
+          <w:tcPr>
+            <w:tcW w:w="1803" w:type="dxa"/>
+          </w:tcPr>
+          <w:p>
+            <w:pPr>
+              <w:cnfStyle w:val="000000100000" w:firstRow="0" w:lastRow="0" w:firstColumn="0" w:lastColumn="0" w:oddVBand="0" w:evenVBand="0" w:oddHBand="1" w:evenHBand="0" w:firstRowFirstColumn="0" w:firstRowLastColumn="0" w:lastRowFirstColumn="0" w:lastRowLastColumn="0"/>
+            </w:pPr>
+            <w:r>
+              <w:t>Staff</w:t>
+            </w:r>
+          </w:p>
+        </w:tc>
+        <w:tc>
+          <w:tcPr>
+            <w:tcW w:w="1112" w:type="dxa"/>
+          </w:tcPr>
+          <w:p>
+            <w:pPr>
+              <w:cnfStyle w:val="000000100000" w:firstRow="0" w:lastRow="0" w:firstColumn="0" w:lastColumn="0" w:oddVBand="0" w:evenVBand="0" w:oddHBand="1" w:evenHBand="0" w:firstRowFirstColumn="0" w:firstRowLastColumn="0" w:lastRowFirstColumn="0" w:lastRowLastColumn="0"/>
+            </w:pPr>
+            <w:r>
+              <w:t>Must</w:t>
+            </w:r>
+          </w:p>
+        </w:tc>
+      </w:tr>
+      <w:tr>
+        <w:tc>
+          <w:tcPr>
+            <w:cnfStyle w:val="001000000000" w:firstRow="0" w:lastRow="0" w:firstColumn="1" w:lastColumn="0" w:oddVBand="0" w:evenVBand="0" w:oddHBand="0" w:evenHBand="0" w:firstRowFirstColumn="0" w:firstRowLastColumn="0" w:lastRowFirstColumn="0" w:lastRowLastColumn="0"/>
+            <w:tcW w:w="993" w:type="dxa"/>
+          </w:tcPr>
+          <w:p>
+            <w:r>
+              <w:t>FR-010</w:t>
+            </w:r>
+          </w:p>
+        </w:tc>
+        <w:tc>
+          <w:tcPr>
+            <w:tcW w:w="2613" w:type="dxa"/>
+          </w:tcPr>
+          <w:p>
+            <w:pPr>
+              <w:cnfStyle w:val="000000000000" w:firstRow="0" w:lastRow="0" w:firstColumn="0" w:lastColumn="0" w:oddVBand="0" w:evenVBand="0" w:oddHBand="0" w:evenHBand="0" w:firstRowFirstColumn="0" w:firstRowLastColumn="0" w:lastRowFirstColumn="0" w:lastRowLastColumn="0"/>
+            </w:pPr>
+            <w:r>
+              <w:t xml:space="preserve">The system will should enable staff to either take responsibility for a request or allocate it to </w:t>
+            </w:r>
+            <w:r>
+              <w:lastRenderedPageBreak/>
+              <w:t>themselves or another permitted staff member.</w:t>
+            </w:r>
+          </w:p>
+        </w:tc>
+        <w:tc>
+          <w:tcPr>
+            <w:tcW w:w="1803" w:type="dxa"/>
+          </w:tcPr>
+          <w:p>
+            <w:pPr>
+              <w:cnfStyle w:val="000000000000" w:firstRow="0" w:lastRow="0" w:firstColumn="0" w:lastColumn="0" w:oddVBand="0" w:evenVBand="0" w:oddHBand="0" w:evenHBand="0" w:firstRowFirstColumn="0" w:firstRowLastColumn="0" w:lastRowFirstColumn="0" w:lastRowLastColumn="0"/>
+            </w:pPr>
+            <w:r>
+              <w:lastRenderedPageBreak/>
+              <w:t>Staff</w:t>
+            </w:r>
+          </w:p>
+        </w:tc>
+        <w:tc>
+          <w:tcPr>
+            <w:tcW w:w="1112" w:type="dxa"/>
+          </w:tcPr>
+          <w:p>
+            <w:pPr>
+              <w:cnfStyle w:val="000000000000" w:firstRow="0" w:lastRow="0" w:firstColumn="0" w:lastColumn="0" w:oddVBand="0" w:evenVBand="0" w:oddHBand="0" w:evenHBand="0" w:firstRowFirstColumn="0" w:firstRowLastColumn="0" w:lastRowFirstColumn="0" w:lastRowLastColumn="0"/>
+            </w:pPr>
+            <w:r>
+              <w:t>Must</w:t>
+            </w:r>
+          </w:p>
+        </w:tc>
+      </w:tr>
+      <w:tr>
+        <w:trPr>
+          <w:cnfStyle w:val="000000100000" w:firstRow="0" w:lastRow="0" w:firstColumn="0" w:lastColumn="0" w:oddVBand="0" w:evenVBand="0" w:oddHBand="1" w:evenHBand="0" w:firstRowFirstColumn="0" w:firstRowLastColumn="0" w:lastRowFirstColumn="0" w:lastRowLastColumn="0"/>
+        </w:trPr>
+        <w:tc>
+          <w:tcPr>
+            <w:cnfStyle w:val="001000000000" w:firstRow="0" w:lastRow="0" w:firstColumn="1" w:lastColumn="0" w:oddVBand="0" w:evenVBand="0" w:oddHBand="0" w:evenHBand="0" w:firstRowFirstColumn="0" w:firstRowLastColumn="0" w:lastRowFirstColumn="0" w:lastRowLastColumn="0"/>
+            <w:tcW w:w="993" w:type="dxa"/>
+          </w:tcPr>
+          <w:p>
+            <w:r>
+              <w:t>FR-011</w:t>
+            </w:r>
+          </w:p>
+        </w:tc>
+        <w:tc>
+          <w:tcPr>
+            <w:tcW w:w="2613" w:type="dxa"/>
+          </w:tcPr>
+          <w:p>
+            <w:pPr>
+              <w:cnfStyle w:val="000000100000" w:firstRow="0" w:lastRow="0" w:firstColumn="0" w:lastColumn="0" w:oddVBand="0" w:evenVBand="0" w:oddHBand="1" w:evenHBand="0" w:firstRowFirstColumn="0" w:firstRowLastColumn="0" w:lastRowFirstColumn="0" w:lastRowLastColumn="0"/>
+            </w:pPr>
+            <w:r>
+              <w:t>Only a limited number of legitimate transactions should let staff change a request’s status.</w:t>
+            </w:r>
+          </w:p>
+        </w:tc>
+        <w:tc>
+          <w:tcPr>
+            <w:tcW w:w="1803" w:type="dxa"/>
+          </w:tcPr>
+          <w:p>
+            <w:pPr>
+              <w:cnfStyle w:val="000000100000" w:firstRow="0" w:lastRow="0" w:firstColumn="0" w:lastColumn="0" w:oddVBand="0" w:evenVBand="0" w:oddHBand="1" w:evenHBand="0" w:firstRowFirstColumn="0" w:firstRowLastColumn="0" w:lastRowFirstColumn="0" w:lastRowLastColumn="0"/>
+            </w:pPr>
+            <w:r>
+              <w:t>Staff</w:t>
+            </w:r>
+          </w:p>
+        </w:tc>
+        <w:tc>
+          <w:tcPr>
+            <w:tcW w:w="1112" w:type="dxa"/>
+          </w:tcPr>
+          <w:p>
+            <w:pPr>
+              <w:cnfStyle w:val="000000100000" w:firstRow="0" w:lastRow="0" w:firstColumn="0" w:lastColumn="0" w:oddVBand="0" w:evenVBand="0" w:oddHBand="1" w:evenHBand="0" w:firstRowFirstColumn="0" w:firstRowLastColumn="0" w:lastRowFirstColumn="0" w:lastRowLastColumn="0"/>
+            </w:pPr>
+            <w:r>
+              <w:t>Must</w:t>
+            </w:r>
+          </w:p>
+        </w:tc>
+      </w:tr>
+      <w:tr>
+        <w:tc>
+          <w:tcPr>
+            <w:cnfStyle w:val="001000000000" w:firstRow="0" w:lastRow="0" w:firstColumn="1" w:lastColumn="0" w:oddVBand="0" w:evenVBand="0" w:oddHBand="0" w:evenHBand="0" w:firstRowFirstColumn="0" w:firstRowLastColumn="0" w:lastRowFirstColumn="0" w:lastRowLastColumn="0"/>
+            <w:tcW w:w="993" w:type="dxa"/>
+          </w:tcPr>
+          <w:p>
+            <w:r>
+              <w:t>FR-012</w:t>
+            </w:r>
+          </w:p>
+        </w:tc>
+        <w:tc>
+          <w:tcPr>
+            <w:tcW w:w="2613" w:type="dxa"/>
+          </w:tcPr>
+          <w:p>
+            <w:pPr>
+              <w:cnfStyle w:val="000000000000" w:firstRow="0" w:lastRow="0" w:firstColumn="0" w:lastColumn="0" w:oddVBand="0" w:evenVBand="0" w:oddHBand="0" w:evenHBand="0" w:firstRowFirstColumn="0" w:firstRowLastColumn="0" w:lastRowFirstColumn="0" w:lastRowLastColumn="0"/>
+            </w:pPr>
+            <w:r>
+              <w:t>Staff members should be able to document actions, remarks or resolution notes in response to a request using the system.</w:t>
+            </w:r>
+          </w:p>
+        </w:tc>
+        <w:tc>
+          <w:tcPr>
+            <w:tcW w:w="1803" w:type="dxa"/>
+          </w:tcPr>
+          <w:p>
+            <w:pPr>
+              <w:cnfStyle w:val="000000000000" w:firstRow="0" w:lastRow="0" w:firstColumn="0" w:lastColumn="0" w:oddVBand="0" w:evenVBand="0" w:oddHBand="0" w:evenHBand="0" w:firstRowFirstColumn="0" w:firstRowLastColumn="0" w:lastRowFirstColumn="0" w:lastRowLastColumn="0"/>
+            </w:pPr>
+            <w:r>
+              <w:t>Staff</w:t>
+            </w:r>
+          </w:p>
+        </w:tc>
+        <w:tc>
+          <w:tcPr>
+            <w:tcW w:w="1112" w:type="dxa"/>
+          </w:tcPr>
+          <w:p>
+            <w:pPr>
+              <w:cnfStyle w:val="000000000000" w:firstRow="0" w:lastRow="0" w:firstColumn="0" w:lastColumn="0" w:oddVBand="0" w:evenVBand="0" w:oddHBand="0" w:evenHBand="0" w:firstRowFirstColumn="0" w:firstRowLastColumn="0" w:lastRowFirstColumn="0" w:lastRowLastColumn="0"/>
+            </w:pPr>
+            <w:r>
+              <w:t>Must</w:t>
+            </w:r>
+          </w:p>
+        </w:tc>
+      </w:tr>
+      <w:tr>
+        <w:trPr>
+          <w:cnfStyle w:val="000000100000" w:firstRow="0" w:lastRow="0" w:firstColumn="0" w:lastColumn="0" w:oddVBand="0" w:evenVBand="0" w:oddHBand="1" w:evenHBand="0" w:firstRowFirstColumn="0" w:firstRowLastColumn="0" w:lastRowFirstColumn="0" w:lastRowLastColumn="0"/>
+        </w:trPr>
+        <w:tc>
+          <w:tcPr>
+            <w:cnfStyle w:val="001000000000" w:firstRow="0" w:lastRow="0" w:firstColumn="1" w:lastColumn="0" w:oddVBand="0" w:evenVBand="0" w:oddHBand="0" w:evenHBand="0" w:firstRowFirstColumn="0" w:firstRowLastColumn="0" w:lastRowFirstColumn="0" w:lastRowLastColumn="0"/>
+            <w:tcW w:w="993" w:type="dxa"/>
+          </w:tcPr>
+          <w:p>
+            <w:r>
+              <w:t>FR-013</w:t>
+            </w:r>
+          </w:p>
+        </w:tc>
+        <w:tc>
+          <w:tcPr>
+            <w:tcW w:w="2613" w:type="dxa"/>
+          </w:tcPr>
+          <w:p>
+            <w:pPr>
+              <w:cnfStyle w:val="000000100000" w:firstRow="0" w:lastRow="0" w:firstColumn="0" w:lastColumn="0" w:oddVBand="0" w:evenVBand="0" w:oddHBand="1" w:evenHBand="0" w:firstRowFirstColumn="0" w:firstRowLastColumn="0" w:lastRowFirstColumn="0" w:lastRowLastColumn="0"/>
+            </w:pPr>
+            <w:r>
+              <w:t>Authorised staff should be able to close or resolve a request through the system.</w:t>
+            </w:r>
+          </w:p>
+        </w:tc>
+        <w:tc>
+          <w:tcPr>
+            <w:tcW w:w="1803" w:type="dxa"/>
+          </w:tcPr>
+          <w:p>
+            <w:pPr>
+              <w:cnfStyle w:val="000000100000" w:firstRow="0" w:lastRow="0" w:firstColumn="0" w:lastColumn="0" w:oddVBand="0" w:evenVBand="0" w:oddHBand="1" w:evenHBand="0" w:firstRowFirstColumn="0" w:firstRowLastColumn="0" w:lastRowFirstColumn="0" w:lastRowLastColumn="0"/>
+            </w:pPr>
+            <w:r>
+              <w:t>Staff</w:t>
+            </w:r>
+          </w:p>
+        </w:tc>
+        <w:tc>
+          <w:tcPr>
+            <w:tcW w:w="1112" w:type="dxa"/>
+          </w:tcPr>
+          <w:p>
+            <w:pPr>
+              <w:cnfStyle w:val="000000100000" w:firstRow="0" w:lastRow="0" w:firstColumn="0" w:lastColumn="0" w:oddVBand="0" w:evenVBand="0" w:oddHBand="1" w:evenHBand="0" w:firstRowFirstColumn="0" w:firstRowLastColumn="0" w:lastRowFirstColumn="0" w:lastRowLastColumn="0"/>
+            </w:pPr>
+            <w:r>
+              <w:t>Must</w:t>
+            </w:r>
+          </w:p>
+        </w:tc>
+      </w:tr>
+      <w:tr>
+        <w:tc>
+          <w:tcPr>
+            <w:cnfStyle w:val="001000000000" w:firstRow="0" w:lastRow="0" w:firstColumn="1" w:lastColumn="0" w:oddVBand="0" w:evenVBand="0" w:oddHBand="0" w:evenHBand="0" w:firstRowFirstColumn="0" w:firstRowLastColumn="0" w:lastRowFirstColumn="0" w:lastRowLastColumn="0"/>
+            <w:tcW w:w="993" w:type="dxa"/>
+          </w:tcPr>
+          <w:p>
+            <w:r>
+              <w:t>FR-014</w:t>
+            </w:r>
+          </w:p>
+        </w:tc>
+        <w:tc>
+          <w:tcPr>
+            <w:tcW w:w="2613" w:type="dxa"/>
+          </w:tcPr>
+          <w:p>
+            <w:pPr>
+              <w:cnfStyle w:val="000000000000" w:firstRow="0" w:lastRow="0" w:firstColumn="0" w:lastColumn="0" w:oddVBand="0" w:evenVBand="0" w:oddHBand="0" w:evenHBand="0" w:firstRowFirstColumn="0" w:firstRowLastColumn="0" w:lastRowFirstColumn="0" w:lastRowLastColumn="0"/>
+            </w:pPr>
+            <w:r>
+              <w:t>Managers should be able to view aggregate servi</w:t>
+            </w:r>
+            <w:r>
+              <w:t>ce activity data across requests.</w:t>
+            </w:r>
+          </w:p>
+        </w:tc>
+        <w:tc>
+          <w:tcPr>
+            <w:tcW w:w="1803" w:type="dxa"/>
+          </w:tcPr>
+          <w:p>
+            <w:pPr>
+              <w:cnfStyle w:val="000000000000" w:firstRow="0" w:lastRow="0" w:firstColumn="0" w:lastColumn="0" w:oddVBand="0" w:evenVBand="0" w:oddHBand="0" w:evenHBand="0" w:firstRowFirstColumn="0" w:firstRowLastColumn="0" w:lastRowFirstColumn="0" w:lastRowLastColumn="0"/>
+            </w:pPr>
+            <w:r>
+              <w:t>Manager</w:t>
+            </w:r>
+          </w:p>
+        </w:tc>
+        <w:tc>
+          <w:tcPr>
+            <w:tcW w:w="1112" w:type="dxa"/>
+          </w:tcPr>
+          <w:p>
+            <w:pPr>
+              <w:cnfStyle w:val="000000000000" w:firstRow="0" w:lastRow="0" w:firstColumn="0" w:lastColumn="0" w:oddVBand="0" w:evenVBand="0" w:oddHBand="0" w:evenHBand="0" w:firstRowFirstColumn="0" w:firstRowLastColumn="0" w:lastRowFirstColumn="0" w:lastRowLastColumn="0"/>
+            </w:pPr>
+            <w:r>
+              <w:t>Must</w:t>
+            </w:r>
+          </w:p>
+        </w:tc>
+      </w:tr>
+      <w:tr>
+        <w:trPr>
+          <w:cnfStyle w:val="000000100000" w:firstRow="0" w:lastRow="0" w:firstColumn="0" w:lastColumn="0" w:oddVBand="0" w:evenVBand="0" w:oddHBand="1" w:evenHBand="0" w:firstRowFirstColumn="0" w:firstRowLastColumn="0" w:lastRowFirstColumn="0" w:lastRowLastColumn="0"/>
+        </w:trPr>
+        <w:tc>
+          <w:tcPr>
+            <w:cnfStyle w:val="001000000000" w:firstRow="0" w:lastRow="0" w:firstColumn="1" w:lastColumn="0" w:oddVBand="0" w:evenVBand="0" w:oddHBand="0" w:evenHBand="0" w:firstRowFirstColumn="0" w:firstRowLastColumn="0" w:lastRowFirstColumn="0" w:lastRowLastColumn="0"/>
+            <w:tcW w:w="993" w:type="dxa"/>
+          </w:tcPr>
+          <w:p>
+            <w:r>
+              <w:t>FR-015</w:t>
+            </w:r>
+          </w:p>
+        </w:tc>
+        <w:tc>
+          <w:tcPr>
+            <w:tcW w:w="2613" w:type="dxa"/>
+          </w:tcPr>
+          <w:p>
+            <w:pPr>
+              <w:cnfStyle w:val="000000100000" w:firstRow="0" w:lastRow="0" w:firstColumn="0" w:lastColumn="0" w:oddVBand="0" w:evenVBand="0" w:oddHBand="1" w:evenHBand="0" w:firstRowFirstColumn="0" w:firstRowLastColumn="0" w:lastRowFirstColumn="0" w:lastRowLastColumn="0"/>
+            </w:pPr>
+            <w:r>
+              <w:t>Based on a predetermined age/SLA threshold, the system should enable managers to identify past-due requests.</w:t>
+            </w:r>
+          </w:p>
+        </w:tc>
+        <w:tc>
+          <w:tcPr>
+            <w:tcW w:w="1803" w:type="dxa"/>
+          </w:tcPr>
+          <w:p>
+            <w:pPr>
+              <w:cnfStyle w:val="000000100000" w:firstRow="0" w:lastRow="0" w:firstColumn="0" w:lastColumn="0" w:oddVBand="0" w:evenVBand="0" w:oddHBand="1" w:evenHBand="0" w:firstRowFirstColumn="0" w:firstRowLastColumn="0" w:lastRowFirstColumn="0" w:lastRowLastColumn="0"/>
+            </w:pPr>
+            <w:r>
+              <w:t>Manager</w:t>
+            </w:r>
+          </w:p>
+        </w:tc>
+        <w:tc>
+          <w:tcPr>
+            <w:tcW w:w="1112" w:type="dxa"/>
+          </w:tcPr>
+          <w:p>
+            <w:pPr>
+              <w:cnfStyle w:val="000000100000" w:firstRow="0" w:lastRow="0" w:firstColumn="0" w:lastColumn="0" w:oddVBand="0" w:evenVBand="0" w:oddHBand="1" w:evenHBand="0" w:firstRowFirstColumn="0" w:firstRowLastColumn="0" w:lastRowFirstColumn="0" w:lastRowLastColumn="0"/>
+            </w:pPr>
+            <w:r>
+              <w:t>Should</w:t>
+            </w:r>
+          </w:p>
+        </w:tc>
+      </w:tr>
+      <w:tr>
+        <w:tc>
+          <w:tcPr>
+            <w:cnfStyle w:val="001000000000" w:firstRow="0" w:lastRow="0" w:firstColumn="1" w:lastColumn="0" w:oddVBand="0" w:evenVBand="0" w:oddHBand="0" w:evenHBand="0" w:firstRowFirstColumn="0" w:firstRowLastColumn="0" w:lastRowFirstColumn="0" w:lastRowLastColumn="0"/>
+            <w:tcW w:w="993" w:type="dxa"/>
+          </w:tcPr>
+          <w:p>
+            <w:r>
+              <w:t>FR-016</w:t>
+            </w:r>
+          </w:p>
+        </w:tc>
+        <w:tc>
+          <w:tcPr>
+            <w:tcW w:w="2613" w:type="dxa"/>
+          </w:tcPr>
+          <w:p>
+            <w:pPr>
+              <w:cnfStyle w:val="000000000000" w:firstRow="0" w:lastRow="0" w:firstColumn="0" w:lastColumn="0" w:oddVBand="0" w:evenVBand="0" w:oddHBand="0" w:evenHBand="0" w:firstRowFirstColumn="0" w:firstRowLastColumn="0" w:lastRowFirstColumn="0" w:lastRowLastColumn="0"/>
+            </w:pPr>
+            <w:r>
+              <w:t>Managers should be able to view requests filtere</w:t>
+            </w:r>
+            <w:r>
+              <w:t xml:space="preserve">d or aggregated by category, status or other appropriate </w:t>
+            </w:r>
+            <w:r>
+              <w:t>parameters.</w:t>
+            </w:r>
+          </w:p>
+        </w:tc>
+        <w:tc>
+          <w:tcPr>
+            <w:tcW w:w="1803" w:type="dxa"/>
+          </w:tcPr>
+          <w:p>
+            <w:pPr>
+              <w:cnfStyle w:val="000000000000" w:firstRow="0" w:lastRow="0" w:firstColumn="0" w:lastColumn="0" w:oddVBand="0" w:evenVBand="0" w:oddHBand="0" w:evenHBand="0" w:firstRowFirstColumn="0" w:firstRowLastColumn="0" w:lastRowFirstColumn="0" w:lastRowLastColumn="0"/>
+            </w:pPr>
+            <w:r>
+              <w:t>Manager</w:t>
+            </w:r>
+          </w:p>
+        </w:tc>
+        <w:tc>
+          <w:tcPr>
+            <w:tcW w:w="1112" w:type="dxa"/>
+          </w:tcPr>
+          <w:p>
+            <w:pPr>
+              <w:cnfStyle w:val="000000000000" w:firstRow="0" w:lastRow="0" w:firstColumn="0" w:lastColumn="0" w:oddVBand="0" w:evenVBand="0" w:oddHBand="0" w:evenHBand="0" w:firstRowFirstColumn="0" w:firstRowLastColumn="0" w:lastRowFirstColumn="0" w:lastRowLastColumn="0"/>
+            </w:pPr>
+            <w:r>
+              <w:t>Should</w:t>
+            </w:r>
+          </w:p>
+        </w:tc>
+      </w:tr>
+      <w:tr>
+        <w:trPr>
+          <w:cnfStyle w:val="000000100000" w:firstRow="0" w:lastRow="0" w:firstColumn="0" w:lastColumn="0" w:oddVBand="0" w:evenVBand="0" w:oddHBand="1" w:evenHBand="0" w:firstRowFirstColumn="0" w:firstRowLastColumn="0" w:lastRowFirstColumn="0" w:lastRowLastColumn="0"/>
+        </w:trPr>
+        <w:tc>
+          <w:tcPr>
+            <w:cnfStyle w:val="001000000000" w:firstRow="0" w:lastRow="0" w:firstColumn="1" w:lastColumn="0" w:oddVBand="0" w:evenVBand="0" w:oddHBand="0" w:evenHBand="0" w:firstRowFirstColumn="0" w:firstRowLastColumn="0" w:lastRowFirstColumn="0" w:lastRowLastColumn="0"/>
+            <w:tcW w:w="993" w:type="dxa"/>
+          </w:tcPr>
+          <w:p>
+            <w:r>
+              <w:t>FR-017</w:t>
+            </w:r>
+          </w:p>
+        </w:tc>
+        <w:tc>
+          <w:tcPr>
+            <w:tcW w:w="2613" w:type="dxa"/>
+          </w:tcPr>
+          <w:p>
+            <w:pPr>
+              <w:cnfStyle w:val="000000100000" w:firstRow="0" w:lastRow="0" w:firstColumn="0" w:lastColumn="0" w:oddVBand="0" w:evenVBand="0" w:oddHBand="1" w:evenHBand="0" w:firstRowFirstColumn="0" w:firstRowLastColumn="0" w:lastRowFirstColumn="0" w:lastRowLastColumn="0"/>
+            </w:pPr>
+            <w:r>
+              <w:t>In order to facilitate accountability and service-performance analysis, the system should give managers sufficient request-level and aggregated data.</w:t>
+            </w:r>
+          </w:p>
+        </w:tc>
+        <w:tc>
+          <w:tcPr>
+            <w:tcW w:w="1803" w:type="dxa"/>
+          </w:tcPr>
+          <w:p>
+            <w:pPr>
+              <w:cnfStyle w:val="000000100000" w:firstRow="0" w:lastRow="0" w:firstColumn="0" w:lastColumn="0" w:oddVBand="0" w:evenVBand="0" w:oddHBand="1" w:evenHBand="0" w:firstRowFirstColumn="0" w:firstRowLastColumn="0" w:lastRowFirstColumn="0" w:lastRowLastColumn="0"/>
+            </w:pPr>
+            <w:r>
+              <w:t>Manager</w:t>
+            </w:r>
+          </w:p>
+        </w:tc>
+        <w:tc>
+          <w:tcPr>
+            <w:tcW w:w="1112" w:type="dxa"/>
+          </w:tcPr>
+          <w:p>
+            <w:pPr>
+              <w:cnfStyle w:val="000000100000" w:firstRow="0" w:lastRow="0" w:firstColumn="0" w:lastColumn="0" w:oddVBand="0" w:evenVBand="0" w:oddHBand="1" w:evenHBand="0" w:firstRowFirstColumn="0" w:firstRowLastColumn="0" w:lastRowFirstColumn="0" w:lastRowLastColumn="0"/>
+            </w:pPr>
+            <w:r>
+              <w:t>Should</w:t>
+            </w:r>
+          </w:p>
+        </w:tc>
+      </w:tr>
+    </w:tbl>
+    <w:p/>
+    <w:p>
+      <w:pPr>
+        <w:pStyle w:val="Heading2"/>
+      </w:pPr>
+      <w:r>
+        <w:t>Non-Functional Requirements (NFRs):</w:t>
+      </w:r>
+    </w:p>
+    <w:p>
+      <w:r>
+        <w:t xml:space="preserve">Even though this milestone is not yet permitted to make </w:t>
+      </w:r>
+      <w:r>
+        <w:t xml:space="preserve">architectural and construction decisions, milestones 1 discreetly begins </w:t>
+      </w:r>
+      <w:r>
+        <w:t xml:space="preserve">to restrict those decisions in NFRs (section 5, </w:t>
+      </w:r>
+      <w:r>
+        <w:lastRenderedPageBreak/>
+        <w:t xml:space="preserve">Explicit Milestone 1 </w:t>
+      </w:r>
+      <w:r>
+        <w:t>Boundaries, Master Brief document). Each o</w:t>
+      </w:r>
+      <w:r>
+        <w:t xml:space="preserve">f </w:t>
+      </w:r>
+      <w:r>
+        <w:t xml:space="preserve">the NFRs listed below can be traced either directly </w:t>
+      </w:r>
+      <w:r>
+        <w:t xml:space="preserve">to a specific pain point in the business requirements or </w:t>
+      </w:r>
+      <w:r>
+        <w:t xml:space="preserve">to an explicit restriction in the Master Brief (section 4). </w:t>
+      </w:r>
+    </w:p>
+    <w:p>
+      <w:r>
+        <w:t>All</w:t>
+      </w:r>
+      <w:r>
+        <w:t xml:space="preserve"> the NFRs in</w:t>
+      </w:r>
+      <w:r>
+        <w:t xml:space="preserve"> this section are constructed so that they may eventually be prove</w:t>
+      </w:r>
+      <w:r>
+        <w:t>n</w:t>
+      </w:r>
+      <w:r>
+        <w:t xml:space="preserve"> true or false using evi</w:t>
+      </w:r>
+      <w:r>
+        <w:t>dence rather than claims.</w:t>
+      </w:r>
+    </w:p>
+    <w:tbl>
+      <w:tblPr>
+        <w:tblStyle w:val="GridTable2"/>
+        <w:tblW w:w="0" w:type="auto"/>
+        <w:tblLook w:val="04A0" w:firstRow="1" w:lastRow="0" w:firstColumn="1" w:lastColumn="0" w:noHBand="0" w:noVBand="1"/>
+      </w:tblPr>
+      <w:tblGrid>
+        <w:gridCol w:w="793"/>
+        <w:gridCol w:w="1742"/>
+        <w:gridCol w:w="1754"/>
+        <w:gridCol w:w="2150"/>
+        <w:gridCol w:w="1024"/>
+      </w:tblGrid>
+      <w:tr>
+        <w:trPr>
+          <w:cnfStyle w:val="100000000000" w:firstRow="1" w:lastRow="0" w:firstColumn="0" w:lastColumn="0" w:oddVBand="0" w:evenVBand="0" w:oddHBand="0" w:evenHBand="0" w:firstRowFirstColumn="0" w:firstRowLastColumn="0" w:lastRowFirstColumn="0" w:lastRowLastColumn="0"/>
+        </w:trPr>
+        <w:tc>
+          <w:tcPr>
+            <w:cnfStyle w:val="001000000000" w:firstRow="0" w:lastRow="0" w:firstColumn="1" w:lastColumn="0" w:oddVBand="0" w:evenVBand="0" w:oddHBand="0" w:evenHBand="0" w:firstRowFirstColumn="0" w:firstRowLastColumn="0" w:lastRowFirstColumn="0" w:lastRowLastColumn="0"/>
+            <w:tcW w:w="793" w:type="dxa"/>
+          </w:tcPr>
+          <w:p>
+            <w:r>
+              <w:t>ID</w:t>
+            </w:r>
+          </w:p>
+        </w:tc>
+        <w:tc>
+          <w:tcPr>
+            <w:tcW w:w="1742" w:type="dxa"/>
+          </w:tcPr>
+          <w:p>
+            <w:pPr>
+              <w:cnfStyle w:val="100000000000" w:firstRow="1" w:lastRow="0" w:firstColumn="0" w:lastColumn="0" w:oddVBand="0" w:evenVBand="0" w:oddHBand="0" w:evenHBand="0" w:firstRowFirstColumn="0" w:firstRowLastColumn="0" w:lastRowFirstColumn="0" w:lastRowLastColumn="0"/>
+            </w:pPr>
+            <w:r>
+              <w:t>Category</w:t>
+            </w:r>
+          </w:p>
+        </w:tc>
+        <w:tc>
+          <w:tcPr>
+            <w:tcW w:w="1637" w:type="dxa"/>
+          </w:tcPr>
+          <w:p>
+            <w:pPr>
+              <w:cnfStyle w:val="100000000000" w:firstRow="1" w:lastRow="0" w:firstColumn="0" w:lastColumn="0" w:oddVBand="0" w:evenVBand="0" w:oddHBand="0" w:evenHBand="0" w:firstRowFirstColumn="0" w:firstRowLastColumn="0" w:lastRowFirstColumn="0" w:lastRowLastColumn="0"/>
+            </w:pPr>
+            <w:r>
+              <w:t>Requirement</w:t>
+            </w:r>
+          </w:p>
+        </w:tc>
+        <w:tc>
+          <w:tcPr>
+            <w:tcW w:w="2150" w:type="dxa"/>
+          </w:tcPr>
+          <w:p>
+            <w:pPr>
+              <w:cnfStyle w:val="100000000000" w:firstRow="1" w:lastRow="0" w:firstColumn="0" w:lastColumn="0" w:oddVBand="0" w:evenVBand="0" w:oddHBand="0" w:evenHBand="0" w:firstRowFirstColumn="0" w:firstRowLastColumn="0" w:lastRowFirstColumn="0" w:lastRowLastColumn="0"/>
+            </w:pPr>
+            <w:r>
+              <w:t>Source/ Stakeholder</w:t>
+            </w:r>
+          </w:p>
+        </w:tc>
+        <w:tc>
+          <w:tcPr>
+            <w:tcW w:w="1024" w:type="dxa"/>
+          </w:tcPr>
+          <w:p>
+            <w:pPr>
+              <w:cnfStyle w:val="100000000000" w:firstRow="1" w:lastRow="0" w:firstColumn="0" w:lastColumn="0" w:oddVBand="0" w:evenVBand="0" w:oddHBand="0" w:evenHBand="0" w:firstRowFirstColumn="0" w:firstRowLastColumn="0" w:lastRowFirstColumn="0" w:lastRowLastColumn="0"/>
+            </w:pPr>
+            <w:r>
+              <w:t>Priority</w:t>
+            </w:r>
+          </w:p>
+        </w:tc>
+      </w:tr>
+      <w:tr>
+        <w:trPr>
+          <w:cnfStyle w:val="000000100000" w:firstRow="0" w:lastRow="0" w:firstColumn="0" w:lastColumn="0" w:oddVBand="0" w:evenVBand="0" w:oddHBand="1" w:evenHBand="0" w:firstRowFirstColumn="0" w:firstRowLastColumn="0" w:lastRowFirstColumn="0" w:lastRowLastColumn="0"/>
+        </w:trPr>
+        <w:tc>
+          <w:tcPr>
+            <w:cnfStyle w:val="001000000000" w:firstRow="0" w:lastRow="0" w:firstColumn="1" w:lastColumn="0" w:oddVBand="0" w:evenVBand="0" w:oddHBand="0" w:evenHBand="0" w:firstRowFirstColumn="0" w:firstRowLastColumn="0" w:lastRowFirstColumn="0" w:lastRowLastColumn="0"/>
+            <w:tcW w:w="793" w:type="dxa"/>
+          </w:tcPr>
+          <w:p>
+            <w:r>
+              <w:t>NFR-001</w:t>
+            </w:r>
+          </w:p>
+        </w:tc>
+        <w:tc>
+          <w:tcPr>
+            <w:tcW w:w="1742" w:type="dxa"/>
+          </w:tcPr>
+          <w:p>
+            <w:pPr>
+              <w:cnfStyle w:val="000000100000" w:firstRow="0" w:lastRow="0" w:firstColumn="0" w:lastColumn="0" w:oddVBand="0" w:evenVBand="0" w:oddHBand="1" w:evenHBand="0" w:firstRowFirstColumn="0" w:firstRowLastColumn="0" w:lastRowFirstColumn="0" w:lastRowLastColumn="0"/>
+            </w:pPr>
+            <w:r>
+              <w:t>Usability</w:t>
+            </w:r>
+          </w:p>
+        </w:tc>
+        <w:tc>
+          <w:tcPr>
+            <w:tcW w:w="1637" w:type="dxa"/>
+          </w:tcPr>
+          <w:p>
+            <w:pPr>
+              <w:cnfStyle w:val="000000100000" w:firstRow="0" w:lastRow="0" w:firstColumn="0" w:lastColumn="0" w:oddVBand="0" w:evenVBand="0" w:oddHBand="1" w:evenHBand="0" w:firstRowFirstColumn="0" w:firstRowLastColumn="0" w:lastRowFirstColumn="0" w:lastRowLastColumn="0"/>
+            </w:pPr>
+            <w:r>
+              <w:t>A valid service request can be submitted by a first-time requester withou</w:t>
+            </w:r>
+            <w:r>
+              <w:t>t outside assistance.</w:t>
+            </w:r>
+          </w:p>
+        </w:tc>
+        <w:tc>
+          <w:tcPr>
+            <w:tcW w:w="2150" w:type="dxa"/>
+          </w:tcPr>
+          <w:p>
+            <w:pPr>
+              <w:cnfStyle w:val="000000100000" w:firstRow="0" w:lastRow="0" w:firstColumn="0" w:lastColumn="0" w:oddVBand="0" w:evenVBand="0" w:oddHBand="1" w:evenHBand="0" w:firstRowFirstColumn="0" w:firstRowLastColumn="0" w:lastRowFirstColumn="0" w:lastRowLastColumn="0"/>
+            </w:pPr>
+            <w:r>
+              <w:t>Requester/ business need</w:t>
+            </w:r>
+          </w:p>
+        </w:tc>
+        <w:tc>
+          <w:tcPr>
+            <w:tcW w:w="1024" w:type="dxa"/>
+          </w:tcPr>
+          <w:p>
+            <w:pPr>
+              <w:cnfStyle w:val="000000100000" w:firstRow="0" w:lastRow="0" w:firstColumn="0" w:lastColumn="0" w:oddVBand="0" w:evenVBand="0" w:oddHBand="1" w:evenHBand="0" w:firstRowFirstColumn="0" w:firstRowLastColumn="0" w:lastRowFirstColumn="0" w:lastRowLastColumn="0"/>
+            </w:pPr>
+            <w:r>
+              <w:t>Must</w:t>
+            </w:r>
+          </w:p>
+        </w:tc>
+      </w:tr>
+      <w:tr>
+        <w:tc>
+          <w:tcPr>
+            <w:cnfStyle w:val="001000000000" w:firstRow="0" w:lastRow="0" w:firstColumn="1" w:lastColumn="0" w:oddVBand="0" w:evenVBand="0" w:oddHBand="0" w:evenHBand="0" w:firstRowFirstColumn="0" w:firstRowLastColumn="0" w:lastRowFirstColumn="0" w:lastRowLastColumn="0"/>
+            <w:tcW w:w="793" w:type="dxa"/>
+          </w:tcPr>
+          <w:p>
+            <w:r>
+              <w:t>NFR-002</w:t>
+            </w:r>
+          </w:p>
+        </w:tc>
+        <w:tc>
+          <w:tcPr>
+            <w:tcW w:w="1742" w:type="dxa"/>
+          </w:tcPr>
+          <w:p>
+            <w:pPr>
+              <w:cnfStyle w:val="000000000000" w:firstRow="0" w:lastRow="0" w:firstColumn="0" w:lastColumn="0" w:oddVBand="0" w:evenVBand="0" w:oddHBand="0" w:evenHBand="0" w:firstRowFirstColumn="0" w:firstRowLastColumn="0" w:lastRowFirstColumn="0" w:lastRowLastColumn="0"/>
+            </w:pPr>
+            <w:r>
+              <w:t>Performance</w:t>
+            </w:r>
+          </w:p>
+        </w:tc>
+        <w:tc>
+          <w:tcPr>
+            <w:tcW w:w="1637" w:type="dxa"/>
+          </w:tcPr>
+          <w:p>
+            <w:pPr>
+              <w:cnfStyle w:val="000000000000" w:firstRow="0" w:lastRow="0" w:firstColumn="0" w:lastColumn="0" w:oddVBand="0" w:evenVBand="0" w:oddHBand="0" w:evenHBand="0" w:firstRowFirstColumn="0" w:firstRowLastColumn="0" w:lastRowFirstColumn="0" w:lastRowLastColumn="0"/>
+            </w:pPr>
+            <w:r>
+              <w:t xml:space="preserve">Under typica demand, the request list view must return results to staff within a </w:t>
+            </w:r>
+            <w:r>
+              <w:t>predetermined response time.</w:t>
+            </w:r>
+          </w:p>
+        </w:tc>
+        <w:tc>
+          <w:tcPr>
+            <w:tcW w:w="2150" w:type="dxa"/>
+          </w:tcPr>
+          <w:p>
+            <w:pPr>
+              <w:cnfStyle w:val="000000000000" w:firstRow="0" w:lastRow="0" w:firstColumn="0" w:lastColumn="0" w:oddVBand="0" w:evenVBand="0" w:oddHBand="0" w:evenHBand="0" w:firstRowFirstColumn="0" w:firstRowLastColumn="0" w:lastRowFirstColumn="0" w:lastRowLastColumn="0"/>
+            </w:pPr>
+            <w:r>
+              <w:t>Constraint</w:t>
+            </w:r>
+          </w:p>
+        </w:tc>
+        <w:tc>
+          <w:tcPr>
+            <w:tcW w:w="1024" w:type="dxa"/>
+          </w:tcPr>
+          <w:p>
+            <w:pPr>
+              <w:cnfStyle w:val="000000000000" w:firstRow="0" w:lastRow="0" w:firstColumn="0" w:lastColumn="0" w:oddVBand="0" w:evenVBand="0" w:oddHBand="0" w:evenHBand="0" w:firstRowFirstColumn="0" w:firstRowLastColumn="0" w:lastRowFirstColumn="0" w:lastRowLastColumn="0"/>
+            </w:pPr>
+            <w:r>
+              <w:t>Should</w:t>
+            </w:r>
+          </w:p>
+        </w:tc>
+      </w:tr>
+      <w:tr>
+        <w:trPr>
+          <w:cnfStyle w:val="000000100000" w:firstRow="0" w:lastRow="0" w:firstColumn="0" w:lastColumn="0" w:oddVBand="0" w:evenVBand="0" w:oddHBand="1" w:evenHBand="0" w:firstRowFirstColumn="0" w:firstRowLastColumn="0" w:lastRowFirstColumn="0" w:lastRowLastColumn="0"/>
+        </w:trPr>
+        <w:tc>
+          <w:tcPr>
+            <w:cnfStyle w:val="001000000000" w:firstRow="0" w:lastRow="0" w:firstColumn="1" w:lastColumn="0" w:oddVBand="0" w:evenVBand="0" w:oddHBand="0" w:evenHBand="0" w:firstRowFirstColumn="0" w:firstRowLastColumn="0" w:lastRowFirstColumn="0" w:lastRowLastColumn="0"/>
+            <w:tcW w:w="793" w:type="dxa"/>
+          </w:tcPr>
+          <w:p>
+            <w:r>
+              <w:t>NFR-003</w:t>
+            </w:r>
+          </w:p>
+        </w:tc>
+        <w:tc>
+          <w:tcPr>
+            <w:tcW w:w="1742" w:type="dxa"/>
+          </w:tcPr>
+          <w:p>
+            <w:pPr>
+              <w:cnfStyle w:val="000000100000" w:firstRow="0" w:lastRow="0" w:firstColumn="0" w:lastColumn="0" w:oddVBand="0" w:evenVBand="0" w:oddHBand="1" w:evenHBand="0" w:firstRowFirstColumn="0" w:firstRowLastColumn="0" w:lastRowFirstColumn="0" w:lastRowLastColumn="0"/>
+            </w:pPr>
+            <w:r>
+              <w:t>Security</w:t>
+            </w:r>
+          </w:p>
+        </w:tc>
+        <w:tc>
+          <w:tcPr>
+            <w:tcW w:w="1637" w:type="dxa"/>
+          </w:tcPr>
+          <w:p>
+            <w:pPr>
+              <w:cnfStyle w:val="000000100000" w:firstRow="0" w:lastRow="0" w:firstColumn="0" w:lastColumn="0" w:oddVBand="0" w:evenVBand="0" w:oddHBand="1" w:evenHBand="0" w:firstRowFirstColumn="0" w:firstRowLastColumn="0" w:lastRowFirstColumn="0" w:lastRowLastColumn="0"/>
+            </w:pPr>
+            <w:r>
+              <w:t>No se</w:t>
+            </w:r>
+            <w:r>
+              <w:t xml:space="preserve">nsitive information is kept in the repository, all request </w:t>
+            </w:r>
+            <w:r>
+              <w:t>data</w:t>
+            </w:r>
+            <w:r>
+              <w:t xml:space="preserve"> in transit and</w:t>
+            </w:r>
+            <w:r>
+              <w:t xml:space="preserve"> saved credentials must be secured using industry-standard techniques.</w:t>
+            </w:r>
+          </w:p>
+        </w:tc>
+        <w:tc>
+          <w:tcPr>
+            <w:tcW w:w="2150" w:type="dxa"/>
+          </w:tcPr>
+          <w:p>
+            <w:pPr>
+              <w:cnfStyle w:val="000000100000" w:firstRow="0" w:lastRow="0" w:firstColumn="0" w:lastColumn="0" w:oddVBand="0" w:evenVBand="0" w:oddHBand="1" w:evenHBand="0" w:firstRowFirstColumn="0" w:firstRowLastColumn="0" w:lastRowFirstColumn="0" w:lastRowLastColumn="0"/>
+            </w:pPr>
+            <w:r>
+              <w:t>Constraint</w:t>
+            </w:r>
+          </w:p>
+        </w:tc>
+        <w:tc>
+          <w:tcPr>
+            <w:tcW w:w="1024" w:type="dxa"/>
+          </w:tcPr>
+          <w:p>
+            <w:pPr>
+              <w:cnfStyle w:val="000000100000" w:firstRow="0" w:lastRow="0" w:firstColumn="0" w:lastColumn="0" w:oddVBand="0" w:evenVBand="0" w:oddHBand="1" w:evenHBand="0" w:firstRowFirstColumn="0" w:firstRowLastColumn="0" w:lastRowFirstColumn="0" w:lastRowLastColumn="0"/>
+            </w:pPr>
+            <w:r>
+              <w:t>Must</w:t>
+            </w:r>
+          </w:p>
+        </w:tc>
+      </w:tr>
+      <w:tr>
+        <w:tc>
+          <w:tcPr>
+            <w:cnfStyle w:val="001000000000" w:firstRow="0" w:lastRow="0" w:firstColumn="1" w:lastColumn="0" w:oddVBand="0" w:evenVBand="0" w:oddHBand="0" w:evenHBand="0" w:firstRowFirstColumn="0" w:firstRowLastColumn="0" w:lastRowFirstColumn="0" w:lastRowLastColumn="0"/>
+            <w:tcW w:w="793" w:type="dxa"/>
+          </w:tcPr>
+          <w:p>
+            <w:r>
+              <w:t>NFR-004</w:t>
+            </w:r>
+          </w:p>
+        </w:tc>
+        <w:tc>
+          <w:tcPr>
+            <w:tcW w:w="1742" w:type="dxa"/>
+          </w:tcPr>
+          <w:p>
+            <w:pPr>
+              <w:cnfStyle w:val="000000000000" w:firstRow="0" w:lastRow="0" w:firstColumn="0" w:lastColumn="0" w:oddVBand="0" w:evenVBand="0" w:oddHBand="0" w:evenHBand="0" w:firstRowFirstColumn="0" w:firstRowLastColumn="0" w:lastRowFirstColumn="0" w:lastRowLastColumn="0"/>
+            </w:pPr>
+            <w:r>
+              <w:t>Availability</w:t>
+            </w:r>
+          </w:p>
+        </w:tc>
+        <w:tc>
+          <w:tcPr>
+            <w:tcW w:w="1637" w:type="dxa"/>
+          </w:tcPr>
+          <w:p>
+            <w:pPr>
+              <w:cnfStyle w:val="000000000000" w:firstRow="0" w:lastRow="0" w:firstColumn="0" w:lastColumn="0" w:oddVBand="0" w:evenVBand="0" w:oddHBand="0" w:evenHBand="0" w:firstRowFirstColumn="0" w:firstRowLastColumn="0" w:lastRowFirstColumn="0" w:lastRowLastColumn="0"/>
+            </w:pPr>
+            <w:r>
+              <w:t>Requesters</w:t>
+            </w:r>
+            <w:r>
+              <w:t xml:space="preserve"> and staff should be able to access the system during </w:t>
+            </w:r>
+            <w:r>
+              <w:t xml:space="preserve">scheduled business hours and aby </w:t>
+            </w:r>
+            <w:r>
+              <w:lastRenderedPageBreak/>
+              <w:t>scheduled outages should be announced.</w:t>
+            </w:r>
+          </w:p>
+        </w:tc>
+        <w:tc>
+          <w:tcPr>
+            <w:tcW w:w="2150" w:type="dxa"/>
+          </w:tcPr>
+          <w:p>
+            <w:pPr>
+              <w:cnfStyle w:val="000000000000" w:firstRow="0" w:lastRow="0" w:firstColumn="0" w:lastColumn="0" w:oddVBand="0" w:evenVBand="0" w:oddHBand="0" w:evenHBand="0" w:firstRowFirstColumn="0" w:firstRowLastColumn="0" w:lastRowFirstColumn="0" w:lastRowLastColumn="0"/>
+            </w:pPr>
+            <w:r>
+              <w:lastRenderedPageBreak/>
+              <w:t>Business need</w:t>
+            </w:r>
+          </w:p>
+        </w:tc>
+        <w:tc>
+          <w:tcPr>
+            <w:tcW w:w="1024" w:type="dxa"/>
+          </w:tcPr>
+          <w:p>
+            <w:pPr>
+              <w:cnfStyle w:val="000000000000" w:firstRow="0" w:lastRow="0" w:firstColumn="0" w:lastColumn="0" w:oddVBand="0" w:evenVBand="0" w:oddHBand="0" w:evenHBand="0" w:firstRowFirstColumn="0" w:firstRowLastColumn="0" w:lastRowFirstColumn="0" w:lastRowLastColumn="0"/>
+            </w:pPr>
+            <w:r>
+              <w:t>Should</w:t>
+            </w:r>
+          </w:p>
+        </w:tc>
+      </w:tr>
+      <w:tr>
+        <w:trPr>
+          <w:cnfStyle w:val="000000100000" w:firstRow="0" w:lastRow="0" w:firstColumn="0" w:lastColumn="0" w:oddVBand="0" w:evenVBand="0" w:oddHBand="1" w:evenHBand="0" w:firstRowFirstColumn="0" w:firstRowLastColumn="0" w:lastRowFirstColumn="0" w:lastRowLastColumn="0"/>
+        </w:trPr>
+        <w:tc>
+          <w:tcPr>
+            <w:cnfStyle w:val="001000000000" w:firstRow="0" w:lastRow="0" w:firstColumn="1" w:lastColumn="0" w:oddVBand="0" w:evenVBand="0" w:oddHBand="0" w:evenHBand="0" w:firstRowFirstColumn="0" w:firstRowLastColumn="0" w:lastRowFirstColumn="0" w:lastRowLastColumn="0"/>
+            <w:tcW w:w="793" w:type="dxa"/>
+          </w:tcPr>
+          <w:p>
+            <w:r>
+              <w:t>NFR-005</w:t>
+            </w:r>
+          </w:p>
+        </w:tc>
+        <w:tc>
+          <w:tcPr>
+            <w:tcW w:w="1742" w:type="dxa"/>
+          </w:tcPr>
+          <w:p>
+            <w:pPr>
+              <w:cnfStyle w:val="000000100000" w:firstRow="0" w:lastRow="0" w:firstColumn="0" w:lastColumn="0" w:oddVBand="0" w:evenVBand="0" w:oddHBand="1" w:evenHBand="0" w:firstRowFirstColumn="0" w:firstRowLastColumn="0" w:lastRowFirstColumn="0" w:lastRowLastColumn="0"/>
+            </w:pPr>
+            <w:r>
+              <w:t>Auditability</w:t>
+            </w:r>
+          </w:p>
+        </w:tc>
+        <w:tc>
+          <w:tcPr>
+            <w:tcW w:w="1637" w:type="dxa"/>
+          </w:tcPr>
+          <w:p>
+            <w:pPr>
+              <w:cnfStyle w:val="000000100000" w:firstRow="0" w:lastRow="0" w:firstColumn="0" w:lastColumn="0" w:oddVBand="0" w:evenVBand="0" w:oddHBand="1" w:evenHBand="0" w:firstRowFirstColumn="0" w:firstRowLastColumn="0" w:lastRowFirstColumn="0" w:lastRowLastColumn="0"/>
+            </w:pPr>
+            <w:r>
+              <w:t xml:space="preserve">Every staff action and status change on a request must be recorded, along with </w:t>
+            </w:r>
+            <w:r>
+              <w:t>the</w:t>
+            </w:r>
+            <w:r>
+              <w:t xml:space="preserve"> person who made the change and when</w:t>
+            </w:r>
+            <w:r>
+              <w:t>. This history must not be able to be edited.</w:t>
+            </w:r>
+          </w:p>
+        </w:tc>
+        <w:tc>
+          <w:tcPr>
+            <w:tcW w:w="2150" w:type="dxa"/>
+          </w:tcPr>
+          <w:p>
+            <w:pPr>
+              <w:cnfStyle w:val="000000100000" w:firstRow="0" w:lastRow="0" w:firstColumn="0" w:lastColumn="0" w:oddVBand="0" w:evenVBand="0" w:oddHBand="1" w:evenHBand="0" w:firstRowFirstColumn="0" w:firstRowLastColumn="0" w:lastRowFirstColumn="0" w:lastRowLastColumn="0"/>
+            </w:pPr>
+            <w:r>
+              <w:t>Traceability/ business need</w:t>
+            </w:r>
+          </w:p>
+        </w:tc>
+        <w:tc>
+          <w:tcPr>
+            <w:tcW w:w="1024" w:type="dxa"/>
+          </w:tcPr>
+          <w:p>
+            <w:pPr>
+              <w:cnfStyle w:val="000000100000" w:firstRow="0" w:lastRow="0" w:firstColumn="0" w:lastColumn="0" w:oddVBand="0" w:evenVBand="0" w:oddHBand="1" w:evenHBand="0" w:firstRowFirstColumn="0" w:firstRowLastColumn="0" w:lastRowFirstColumn="0" w:lastRowLastColumn="0"/>
+            </w:pPr>
+            <w:r>
+              <w:t>Must</w:t>
+            </w:r>
+          </w:p>
+        </w:tc>
+      </w:tr>
+      <w:tr>
+        <w:tc>
+          <w:tcPr>
+            <w:cnfStyle w:val="001000000000" w:firstRow="0" w:lastRow="0" w:firstColumn="1" w:lastColumn="0" w:oddVBand="0" w:evenVBand="0" w:oddHBand="0" w:evenHBand="0" w:firstRowFirstColumn="0" w:firstRowLastColumn="0" w:lastRowFirstColumn="0" w:lastRowLastColumn="0"/>
+            <w:tcW w:w="793" w:type="dxa"/>
+          </w:tcPr>
+          <w:p>
+            <w:r>
+              <w:t>NFR-006</w:t>
+            </w:r>
+          </w:p>
+        </w:tc>
+        <w:tc>
+          <w:tcPr>
+            <w:tcW w:w="1742" w:type="dxa"/>
+          </w:tcPr>
+          <w:p>
+            <w:pPr>
+              <w:cnfStyle w:val="000000000000" w:firstRow="0" w:lastRow="0" w:firstColumn="0" w:lastColumn="0" w:oddVBand="0" w:evenVBand="0" w:oddHBand="0" w:evenHBand="0" w:firstRowFirstColumn="0" w:firstRowLastColumn="0" w:lastRowFirstColumn="0" w:lastRowLastColumn="0"/>
+            </w:pPr>
+            <w:r>
+              <w:t>Maintainability</w:t>
+            </w:r>
+          </w:p>
+        </w:tc>
+        <w:tc>
+          <w:tcPr>
+            <w:tcW w:w="1637" w:type="dxa"/>
+          </w:tcPr>
+          <w:p>
+            <w:pPr>
+              <w:cnfStyle w:val="000000000000" w:firstRow="0" w:lastRow="0" w:firstColumn="0" w:lastColumn="0" w:oddVBand="0" w:evenVBand="0" w:oddHBand="0" w:evenHBand="0" w:firstRowFirstColumn="0" w:firstRowLastColumn="0" w:lastRowFirstColumn="0" w:lastRowLastColumn="0"/>
+            </w:pPr>
+            <w:r>
+              <w:t>For</w:t>
+            </w:r>
+            <w:r>
+              <w:t xml:space="preserve"> a new </w:t>
+            </w:r>
+            <w:r>
+              <w:t>team member</w:t>
+            </w:r>
+            <w:r>
+              <w:rPr>
+                <w:rStyle w:val="FootnoteReference"/>
+              </w:rPr>
+              <w:footnoteReference w:id="1"/>
+            </w:r>
+            <w:r>
+              <w:t xml:space="preserve"> </w:t>
+            </w:r>
+            <w:r>
+              <w:t>to find the re</w:t>
+            </w:r>
+            <w:r>
+              <w:t>quest-submission, staff-</w:t>
+            </w:r>
+            <w:r>
+              <w:t>action and</w:t>
+            </w:r>
+            <w:r>
+              <w:t xml:space="preserve"> reporting logic within a reasonable review</w:t>
+            </w:r>
+            <w:r>
+              <w:t>, the codebase must adhere to a consistent, defined structure.</w:t>
+            </w:r>
+          </w:p>
+        </w:tc>
+        <w:tc>
+          <w:tcPr>
+            <w:tcW w:w="2150" w:type="dxa"/>
+          </w:tcPr>
+          <w:p>
+            <w:pPr>
+              <w:cnfStyle w:val="000000000000" w:firstRow="0" w:lastRow="0" w:firstColumn="0" w:lastColumn="0" w:oddVBand="0" w:evenVBand="0" w:oddHBand="0" w:evenHBand="0" w:firstRowFirstColumn="0" w:firstRowLastColumn="0" w:lastRowFirstColumn="0" w:lastRowLastColumn="0"/>
+            </w:pPr>
+            <w:r>
+              <w:t xml:space="preserve"> Constraint</w:t>
+            </w:r>
+          </w:p>
+        </w:tc>
+        <w:tc>
+          <w:tcPr>
+            <w:tcW w:w="1024" w:type="dxa"/>
+          </w:tcPr>
+          <w:p>
+            <w:pPr>
+              <w:cnfStyle w:val="000000000000" w:firstRow="0" w:lastRow="0" w:firstColumn="0" w:lastColumn="0" w:oddVBand="0" w:evenVBand="0" w:oddHBand="0" w:evenHBand="0" w:firstRowFirstColumn="0" w:firstRowLastColumn="0" w:lastRowFirstColumn="0" w:lastRowLastColumn="0"/>
+            </w:pPr>
+            <w:r>
+              <w:t>Could</w:t>
+            </w:r>
+          </w:p>
+        </w:tc>
+      </w:tr>
+      <w:tr>
+        <w:trPr>
+          <w:cnfStyle w:val="000000100000" w:firstRow="0" w:lastRow="0" w:firstColumn="0" w:lastColumn="0" w:oddVBand="0" w:evenVBand="0" w:oddHBand="1" w:evenHBand="0" w:firstRowFirstColumn="0" w:firstRowLastColumn="0" w:lastRowFirstColumn="0" w:lastRowLastColumn="0"/>
+        </w:trPr>
+        <w:tc>
+          <w:tcPr>
+            <w:cnfStyle w:val="001000000000" w:firstRow="0" w:lastRow="0" w:firstColumn="1" w:lastColumn="0" w:oddVBand="0" w:evenVBand="0" w:oddHBand="0" w:evenHBand="0" w:firstRowFirstColumn="0" w:firstRowLastColumn="0" w:lastRowFirstColumn="0" w:lastRowLastColumn="0"/>
+            <w:tcW w:w="793" w:type="dxa"/>
+          </w:tcPr>
+          <w:p>
+            <w:r>
+              <w:t>NFR-007</w:t>
+            </w:r>
+          </w:p>
+        </w:tc>
+        <w:tc>
+          <w:tcPr>
+            <w:tcW w:w="1742" w:type="dxa"/>
+          </w:tcPr>
+          <w:p>
+            <w:pPr>
+              <w:cnfStyle w:val="000000100000" w:firstRow="0" w:lastRow="0" w:firstColumn="0" w:lastColumn="0" w:oddVBand="0" w:evenVBand="0" w:oddHBand="1" w:evenHBand="0" w:firstRowFirstColumn="0" w:firstRowLastColumn="0" w:lastRowFirstColumn="0" w:lastRowLastColumn="0"/>
+            </w:pPr>
+            <w:r>
+              <w:t>Scalability</w:t>
+            </w:r>
+          </w:p>
+        </w:tc>
+        <w:tc>
+          <w:tcPr>
+            <w:tcW w:w="1637" w:type="dxa"/>
+          </w:tcPr>
+          <w:p>
+            <w:pPr>
+              <w:cnfStyle w:val="000000100000" w:firstRow="0" w:lastRow="0" w:firstColumn="0" w:lastColumn="0" w:oddVBand="0" w:evenVBand="0" w:oddHBand="1" w:evenHBand="0" w:firstRowFirstColumn="0" w:firstRowLastColumn="0" w:lastRowFirstColumn="0" w:lastRowLastColumn="0"/>
+            </w:pPr>
+            <w:r>
+              <w:t>As the volume of requests exceed the initial testing dataset, the data model and queries must be made to continue to be functional</w:t>
+            </w:r>
+            <w:r>
+              <w:t>.</w:t>
+            </w:r>
+          </w:p>
+        </w:tc>
+        <w:tc>
+          <w:tcPr>
+            <w:tcW w:w="2150" w:type="dxa"/>
+          </w:tcPr>
+          <w:p>
+            <w:pPr>
+              <w:cnfStyle w:val="000000100000" w:firstRow="0" w:lastRow="0" w:firstColumn="0" w:lastColumn="0" w:oddVBand="0" w:evenVBand="0" w:oddHBand="1" w:evenHBand="0" w:firstRowFirstColumn="0" w:firstRowLastColumn="0" w:lastRowFirstColumn="0" w:lastRowLastColumn="0"/>
+            </w:pPr>
+            <w:r>
+              <w:t>Constraint/ business need</w:t>
+            </w:r>
+          </w:p>
+        </w:tc>
+        <w:tc>
+          <w:tcPr>
+            <w:tcW w:w="1024" w:type="dxa"/>
+          </w:tcPr>
+          <w:p>
+            <w:pPr>
+              <w:cnfStyle w:val="000000100000" w:firstRow="0" w:lastRow="0" w:firstColumn="0" w:lastColumn="0" w:oddVBand="0" w:evenVBand="0" w:oddHBand="1" w:evenHBand="0" w:firstRowFirstColumn="0" w:firstRowLastColumn="0" w:lastRowFirstColumn="0" w:lastRowLastColumn="0"/>
+            </w:pPr>
+            <w:r>
+              <w:t>Should</w:t>
+            </w:r>
+          </w:p>
+        </w:tc>
+      </w:tr>
+      <w:tr>
+        <w:tc>
+          <w:tcPr>
+            <w:cnfStyle w:val="001000000000" w:firstRow="0" w:lastRow="0" w:firstColumn="1" w:lastColumn="0" w:oddVBand="0" w:evenVBand="0" w:oddHBand="0" w:evenHBand="0" w:firstRowFirstColumn="0" w:firstRowLastColumn="0" w:lastRowFirstColumn="0" w:lastRowLastColumn="0"/>
+            <w:tcW w:w="793" w:type="dxa"/>
+          </w:tcPr>
+          <w:p>
+            <w:r>
+              <w:lastRenderedPageBreak/>
+              <w:t>NFR-008</w:t>
+            </w:r>
+          </w:p>
+        </w:tc>
+        <w:tc>
+          <w:tcPr>
+            <w:tcW w:w="1742" w:type="dxa"/>
+          </w:tcPr>
+          <w:p>
+            <w:pPr>
+              <w:cnfStyle w:val="000000000000" w:firstRow="0" w:lastRow="0" w:firstColumn="0" w:lastColumn="0" w:oddVBand="0" w:evenVBand="0" w:oddHBand="0" w:evenHBand="0" w:firstRowFirstColumn="0" w:firstRowLastColumn="0" w:lastRowFirstColumn="0" w:lastRowLastColumn="0"/>
+            </w:pPr>
+            <w:r>
+              <w:t>Compliance/ Data Handling</w:t>
+            </w:r>
+          </w:p>
+        </w:tc>
+        <w:tc>
+          <w:tcPr>
+            <w:tcW w:w="1637" w:type="dxa"/>
+          </w:tcPr>
+          <w:p>
+            <w:pPr>
+              <w:cnfStyle w:val="000000000000" w:firstRow="0" w:lastRow="0" w:firstColumn="0" w:lastColumn="0" w:oddVBand="0" w:evenVBand="0" w:oddHBand="0" w:evenHBand="0" w:firstRowFirstColumn="0" w:firstRowLastColumn="0" w:lastRowFirstColumn="0" w:lastRowLastColumn="0"/>
+            </w:pPr>
+            <w:r>
+              <w:t>In accordance with FR-006, only authorised roles may view private or sensitive requester data.</w:t>
+            </w:r>
+          </w:p>
+        </w:tc>
+        <w:tc>
+          <w:tcPr>
+            <w:tcW w:w="2150" w:type="dxa"/>
+          </w:tcPr>
+          <w:p>
+            <w:pPr>
+              <w:cnfStyle w:val="000000000000" w:firstRow="0" w:lastRow="0" w:firstColumn="0" w:lastColumn="0" w:oddVBand="0" w:evenVBand="0" w:oddHBand="0" w:evenHBand="0" w:firstRowFirstColumn="0" w:firstRowLastColumn="0" w:lastRowFirstColumn="0" w:lastRowLastColumn="0"/>
+            </w:pPr>
+            <w:r>
+              <w:t>Constraint/ business need</w:t>
+            </w:r>
+          </w:p>
+        </w:tc>
+        <w:tc>
+          <w:tcPr>
+            <w:tcW w:w="1024" w:type="dxa"/>
+          </w:tcPr>
+          <w:p>
+            <w:pPr>
+              <w:cnfStyle w:val="000000000000" w:firstRow="0" w:lastRow="0" w:firstColumn="0" w:lastColumn="0" w:oddVBand="0" w:evenVBand="0" w:oddHBand="0" w:evenHBand="0" w:firstRowFirstColumn="0" w:firstRowLastColumn="0" w:lastRowFirstColumn="0" w:lastRowLastColumn="0"/>
+            </w:pPr>
+            <w:r>
+              <w:t>Must</w:t>
+            </w:r>
+          </w:p>
+        </w:tc>
+      </w:tr>
+    </w:tbl>
+    <w:p/>
+    <w:p>
+      <w:pPr>
+        <w:pStyle w:val="Heading2"/>
+      </w:pPr>
+      <w:r>
+        <w:t>Acceptance criteria:</w:t>
+      </w:r>
+    </w:p>
+    <w:p/>
+    <w:p>
+      <w:pPr>
         <w:pStyle w:val="Heading1"/>
       </w:pPr>
       <w:r>
@@ -796,11 +2626,1800 @@
         <w:t>Initial RTM</w:t>
       </w:r>
     </w:p>
+    <w:tbl>
+      <w:tblPr>
+        <w:tblStyle w:val="GridTable2"/>
+        <w:tblW w:w="0" w:type="auto"/>
+        <w:tblLook w:val="04A0" w:firstRow="1" w:lastRow="0" w:firstColumn="1" w:lastColumn="0" w:noHBand="0" w:noVBand="1"/>
+      </w:tblPr>
+      <w:tblGrid>
+        <w:gridCol w:w="1386"/>
+        <w:gridCol w:w="1468"/>
+        <w:gridCol w:w="2782"/>
+        <w:gridCol w:w="1369"/>
+        <w:gridCol w:w="946"/>
+        <w:gridCol w:w="1075"/>
+      </w:tblGrid>
+      <w:tr>
+        <w:trPr>
+          <w:cnfStyle w:val="100000000000" w:firstRow="1" w:lastRow="0" w:firstColumn="0" w:lastColumn="0" w:oddVBand="0" w:evenVBand="0" w:oddHBand="0" w:evenHBand="0" w:firstRowFirstColumn="0" w:firstRowLastColumn="0" w:lastRowFirstColumn="0" w:lastRowLastColumn="0"/>
+        </w:trPr>
+        <w:tc>
+          <w:tcPr>
+            <w:cnfStyle w:val="001000000000" w:firstRow="0" w:lastRow="0" w:firstColumn="1" w:lastColumn="0" w:oddVBand="0" w:evenVBand="0" w:oddHBand="0" w:evenHBand="0" w:firstRowFirstColumn="0" w:firstRowLastColumn="0" w:lastRowFirstColumn="0" w:lastRowLastColumn="0"/>
+            <w:tcW w:w="1386" w:type="dxa"/>
+          </w:tcPr>
+          <w:p>
+            <w:r>
+              <w:t>So</w:t>
+            </w:r>
+            <w:r>
+              <w:t>urce/ Stakeholder</w:t>
+            </w:r>
+          </w:p>
+        </w:tc>
+        <w:tc>
+          <w:tcPr>
+            <w:tcW w:w="1024" w:type="dxa"/>
+          </w:tcPr>
+          <w:p>
+            <w:pPr>
+              <w:cnfStyle w:val="100000000000" w:firstRow="1" w:lastRow="0" w:firstColumn="0" w:lastColumn="0" w:oddVBand="0" w:evenVBand="0" w:oddHBand="0" w:evenHBand="0" w:firstRowFirstColumn="0" w:firstRowLastColumn="0" w:lastRowFirstColumn="0" w:lastRowLastColumn="0"/>
+            </w:pPr>
+            <w:r>
+              <w:t>Requirement ID</w:t>
+            </w:r>
+          </w:p>
+        </w:tc>
+        <w:tc>
+          <w:tcPr>
+            <w:tcW w:w="3226" w:type="dxa"/>
+          </w:tcPr>
+          <w:p>
+            <w:pPr>
+              <w:cnfStyle w:val="100000000000" w:firstRow="1" w:lastRow="0" w:firstColumn="0" w:lastColumn="0" w:oddVBand="0" w:evenVBand="0" w:oddHBand="0" w:evenHBand="0" w:firstRowFirstColumn="0" w:firstRowLastColumn="0" w:lastRowFirstColumn="0" w:lastRowLastColumn="0"/>
+            </w:pPr>
+            <w:r>
+              <w:t>Requirement Summary</w:t>
+            </w:r>
+          </w:p>
+        </w:tc>
+        <w:tc>
+          <w:tcPr>
+            <w:tcW w:w="1369" w:type="dxa"/>
+          </w:tcPr>
+          <w:p>
+            <w:pPr>
+              <w:cnfStyle w:val="100000000000" w:firstRow="1" w:lastRow="0" w:firstColumn="0" w:lastColumn="0" w:oddVBand="0" w:evenVBand="0" w:oddHBand="0" w:evenHBand="0" w:firstRowFirstColumn="0" w:firstRowLastColumn="0" w:lastRowFirstColumn="0" w:lastRowLastColumn="0"/>
+            </w:pPr>
+            <w:r>
+              <w:t>Acceptance Criteria</w:t>
+            </w:r>
+            <w:r>
+              <w:t xml:space="preserve"> (AC)</w:t>
+            </w:r>
+          </w:p>
+        </w:tc>
+        <w:tc>
+          <w:tcPr>
+            <w:tcW w:w="946" w:type="dxa"/>
+          </w:tcPr>
+          <w:p>
+            <w:pPr>
+              <w:cnfStyle w:val="100000000000" w:firstRow="1" w:lastRow="0" w:firstColumn="0" w:lastColumn="0" w:oddVBand="0" w:evenVBand="0" w:oddHBand="0" w:evenHBand="0" w:firstRowFirstColumn="0" w:firstRowLastColumn="0" w:lastRowFirstColumn="0" w:lastRowLastColumn="0"/>
+            </w:pPr>
+            <w:r>
+              <w:t>Design</w:t>
+            </w:r>
+          </w:p>
+        </w:tc>
+        <w:tc>
+          <w:tcPr>
+            <w:tcW w:w="1075" w:type="dxa"/>
+          </w:tcPr>
+          <w:p>
+            <w:pPr>
+              <w:cnfStyle w:val="100000000000" w:firstRow="1" w:lastRow="0" w:firstColumn="0" w:lastColumn="0" w:oddVBand="0" w:evenVBand="0" w:oddHBand="0" w:evenHBand="0" w:firstRowFirstColumn="0" w:firstRowLastColumn="0" w:lastRowFirstColumn="0" w:lastRowLastColumn="0"/>
+            </w:pPr>
+            <w:r>
+              <w:t>Issue/PR</w:t>
+            </w:r>
+          </w:p>
+        </w:tc>
+      </w:tr>
+      <w:tr>
+        <w:trPr>
+          <w:cnfStyle w:val="000000100000" w:firstRow="0" w:lastRow="0" w:firstColumn="0" w:lastColumn="0" w:oddVBand="0" w:evenVBand="0" w:oddHBand="1" w:evenHBand="0" w:firstRowFirstColumn="0" w:firstRowLastColumn="0" w:lastRowFirstColumn="0" w:lastRowLastColumn="0"/>
+        </w:trPr>
+        <w:tc>
+          <w:tcPr>
+            <w:cnfStyle w:val="001000000000" w:firstRow="0" w:lastRow="0" w:firstColumn="1" w:lastColumn="0" w:oddVBand="0" w:evenVBand="0" w:oddHBand="0" w:evenHBand="0" w:firstRowFirstColumn="0" w:firstRowLastColumn="0" w:lastRowFirstColumn="0" w:lastRowLastColumn="0"/>
+            <w:tcW w:w="1386" w:type="dxa"/>
+          </w:tcPr>
+          <w:p>
+            <w:r>
+              <w:t>Requester</w:t>
+            </w:r>
+          </w:p>
+        </w:tc>
+        <w:tc>
+          <w:tcPr>
+            <w:tcW w:w="1024" w:type="dxa"/>
+          </w:tcPr>
+          <w:p>
+            <w:pPr>
+              <w:cnfStyle w:val="000000100000" w:firstRow="0" w:lastRow="0" w:firstColumn="0" w:lastColumn="0" w:oddVBand="0" w:evenVBand="0" w:oddHBand="1" w:evenHBand="0" w:firstRowFirstColumn="0" w:firstRowLastColumn="0" w:lastRowFirstColumn="0" w:lastRowLastColumn="0"/>
+            </w:pPr>
+            <w:r>
+              <w:t>FR-001</w:t>
+            </w:r>
+          </w:p>
+        </w:tc>
+        <w:tc>
+          <w:tcPr>
+            <w:tcW w:w="3226" w:type="dxa"/>
+          </w:tcPr>
+          <w:p>
+            <w:pPr>
+              <w:cnfStyle w:val="000000100000" w:firstRow="0" w:lastRow="0" w:firstColumn="0" w:lastColumn="0" w:oddVBand="0" w:evenVBand="0" w:oddHBand="1" w:evenHBand="0" w:firstRowFirstColumn="0" w:firstRowLastColumn="0" w:lastRowFirstColumn="0" w:lastRowLastColumn="0"/>
+            </w:pPr>
+            <w:r>
+              <w:t>Submit new request</w:t>
+            </w:r>
+          </w:p>
+        </w:tc>
+        <w:tc>
+          <w:tcPr>
+            <w:tcW w:w="1369" w:type="dxa"/>
+          </w:tcPr>
+          <w:p>
+            <w:pPr>
+              <w:cnfStyle w:val="000000100000" w:firstRow="0" w:lastRow="0" w:firstColumn="0" w:lastColumn="0" w:oddVBand="0" w:evenVBand="0" w:oddHBand="1" w:evenHBand="0" w:firstRowFirstColumn="0" w:firstRowLastColumn="0" w:lastRowFirstColumn="0" w:lastRowLastColumn="0"/>
+            </w:pPr>
+            <w:r>
+              <w:t>See FR-001 AC</w:t>
+            </w:r>
+          </w:p>
+        </w:tc>
+        <w:tc>
+          <w:tcPr>
+            <w:tcW w:w="946" w:type="dxa"/>
+          </w:tcPr>
+          <w:p>
+            <w:pPr>
+              <w:cnfStyle w:val="000000100000" w:firstRow="0" w:lastRow="0" w:firstColumn="0" w:lastColumn="0" w:oddVBand="0" w:evenVBand="0" w:oddHBand="1" w:evenHBand="0" w:firstRowFirstColumn="0" w:firstRowLastColumn="0" w:lastRowFirstColumn="0" w:lastRowLastColumn="0"/>
+            </w:pPr>
+            <w:r>
+              <w:t>Pending M2</w:t>
+            </w:r>
+          </w:p>
+        </w:tc>
+        <w:tc>
+          <w:tcPr>
+            <w:tcW w:w="1075" w:type="dxa"/>
+          </w:tcPr>
+          <w:p>
+            <w:pPr>
+              <w:cnfStyle w:val="000000100000" w:firstRow="0" w:lastRow="0" w:firstColumn="0" w:lastColumn="0" w:oddVBand="0" w:evenVBand="0" w:oddHBand="1" w:evenHBand="0" w:firstRowFirstColumn="0" w:firstRowLastColumn="0" w:lastRowFirstColumn="0" w:lastRowLastColumn="0"/>
+            </w:pPr>
+            <w:r>
+              <w:t>Pending M3</w:t>
+            </w:r>
+          </w:p>
+        </w:tc>
+      </w:tr>
+      <w:tr>
+        <w:tc>
+          <w:tcPr>
+            <w:cnfStyle w:val="001000000000" w:firstRow="0" w:lastRow="0" w:firstColumn="1" w:lastColumn="0" w:oddVBand="0" w:evenVBand="0" w:oddHBand="0" w:evenHBand="0" w:firstRowFirstColumn="0" w:firstRowLastColumn="0" w:lastRowFirstColumn="0" w:lastRowLastColumn="0"/>
+            <w:tcW w:w="1386" w:type="dxa"/>
+          </w:tcPr>
+          <w:p>
+            <w:r>
+              <w:t>Requester</w:t>
+            </w:r>
+          </w:p>
+        </w:tc>
+        <w:tc>
+          <w:tcPr>
+            <w:tcW w:w="1024" w:type="dxa"/>
+          </w:tcPr>
+          <w:p>
+            <w:pPr>
+              <w:cnfStyle w:val="000000000000" w:firstRow="0" w:lastRow="0" w:firstColumn="0" w:lastColumn="0" w:oddVBand="0" w:evenVBand="0" w:oddHBand="0" w:evenHBand="0" w:firstRowFirstColumn="0" w:firstRowLastColumn="0" w:lastRowFirstColumn="0" w:lastRowLastColumn="0"/>
+            </w:pPr>
+            <w:r>
+              <w:t>FR-002</w:t>
+            </w:r>
+          </w:p>
+        </w:tc>
+        <w:tc>
+          <w:tcPr>
+            <w:tcW w:w="3226" w:type="dxa"/>
+          </w:tcPr>
+          <w:p>
+            <w:pPr>
+              <w:cnfStyle w:val="000000000000" w:firstRow="0" w:lastRow="0" w:firstColumn="0" w:lastColumn="0" w:oddVBand="0" w:evenVBand="0" w:oddHBand="0" w:evenHBand="0" w:firstRowFirstColumn="0" w:firstRowLastColumn="0" w:lastRowFirstColumn="0" w:lastRowLastColumn="0"/>
+            </w:pPr>
+            <w:r>
+              <w:t>Controlled category selection</w:t>
+            </w:r>
+          </w:p>
+        </w:tc>
+        <w:tc>
+          <w:tcPr>
+            <w:tcW w:w="1369" w:type="dxa"/>
+          </w:tcPr>
+          <w:p>
+            <w:pPr>
+              <w:cnfStyle w:val="000000000000" w:firstRow="0" w:lastRow="0" w:firstColumn="0" w:lastColumn="0" w:oddVBand="0" w:evenVBand="0" w:oddHBand="0" w:evenHBand="0" w:firstRowFirstColumn="0" w:firstRowLastColumn="0" w:lastRowFirstColumn="0" w:lastRowLastColumn="0"/>
+            </w:pPr>
+            <w:r>
+              <w:t>See FR-00</w:t>
+            </w:r>
+            <w:r>
+              <w:t>2</w:t>
+            </w:r>
+            <w:r>
+              <w:t xml:space="preserve"> AC</w:t>
+            </w:r>
+          </w:p>
+        </w:tc>
+        <w:tc>
+          <w:tcPr>
+            <w:tcW w:w="946" w:type="dxa"/>
+          </w:tcPr>
+          <w:p>
+            <w:pPr>
+              <w:cnfStyle w:val="000000000000" w:firstRow="0" w:lastRow="0" w:firstColumn="0" w:lastColumn="0" w:oddVBand="0" w:evenVBand="0" w:oddHBand="0" w:evenHBand="0" w:firstRowFirstColumn="0" w:firstRowLastColumn="0" w:lastRowFirstColumn="0" w:lastRowLastColumn="0"/>
+            </w:pPr>
+            <w:r>
+              <w:t>Pending M2</w:t>
+            </w:r>
+          </w:p>
+        </w:tc>
+        <w:tc>
+          <w:tcPr>
+            <w:tcW w:w="1075" w:type="dxa"/>
+          </w:tcPr>
+          <w:p>
+            <w:pPr>
+              <w:cnfStyle w:val="000000000000" w:firstRow="0" w:lastRow="0" w:firstColumn="0" w:lastColumn="0" w:oddVBand="0" w:evenVBand="0" w:oddHBand="0" w:evenHBand="0" w:firstRowFirstColumn="0" w:firstRowLastColumn="0" w:lastRowFirstColumn="0" w:lastRowLastColumn="0"/>
+            </w:pPr>
+            <w:r>
+              <w:t>Pending M3</w:t>
+            </w:r>
+          </w:p>
+        </w:tc>
+      </w:tr>
+      <w:tr>
+        <w:trPr>
+          <w:cnfStyle w:val="000000100000" w:firstRow="0" w:lastRow="0" w:firstColumn="0" w:lastColumn="0" w:oddVBand="0" w:evenVBand="0" w:oddHBand="1" w:evenHBand="0" w:firstRowFirstColumn="0" w:firstRowLastColumn="0" w:lastRowFirstColumn="0" w:lastRowLastColumn="0"/>
+        </w:trPr>
+        <w:tc>
+          <w:tcPr>
+            <w:cnfStyle w:val="001000000000" w:firstRow="0" w:lastRow="0" w:firstColumn="1" w:lastColumn="0" w:oddVBand="0" w:evenVBand="0" w:oddHBand="0" w:evenHBand="0" w:firstRowFirstColumn="0" w:firstRowLastColumn="0" w:lastRowFirstColumn="0" w:lastRowLastColumn="0"/>
+            <w:tcW w:w="1386" w:type="dxa"/>
+          </w:tcPr>
+          <w:p>
+            <w:r>
+              <w:t>Requester</w:t>
+            </w:r>
+          </w:p>
+        </w:tc>
+        <w:tc>
+          <w:tcPr>
+            <w:tcW w:w="1024" w:type="dxa"/>
+          </w:tcPr>
+          <w:p>
+            <w:pPr>
+              <w:cnfStyle w:val="000000100000" w:firstRow="0" w:lastRow="0" w:firstColumn="0" w:lastColumn="0" w:oddVBand="0" w:evenVBand="0" w:oddHBand="1" w:evenHBand="0" w:firstRowFirstColumn="0" w:firstRowLastColumn="0" w:lastRowFirstColumn="0" w:lastRowLastColumn="0"/>
+            </w:pPr>
+            <w:r>
+              <w:t>FR-003</w:t>
+            </w:r>
+          </w:p>
+        </w:tc>
+        <w:tc>
+          <w:tcPr>
+            <w:tcW w:w="3226" w:type="dxa"/>
+          </w:tcPr>
+          <w:p>
+            <w:pPr>
+              <w:cnfStyle w:val="000000100000" w:firstRow="0" w:lastRow="0" w:firstColumn="0" w:lastColumn="0" w:oddVBand="0" w:evenVBand="0" w:oddHBand="1" w:evenHBand="0" w:firstRowFirstColumn="0" w:firstRowLastColumn="0" w:lastRowFirstColumn="0" w:lastRowLastColumn="0"/>
+            </w:pPr>
+            <w:r>
+              <w:t xml:space="preserve">View </w:t>
+            </w:r>
+            <w:r>
+              <w:t>own request status</w:t>
+            </w:r>
+          </w:p>
+        </w:tc>
+        <w:tc>
+          <w:tcPr>
+            <w:tcW w:w="1369" w:type="dxa"/>
+          </w:tcPr>
+          <w:p>
+            <w:pPr>
+              <w:cnfStyle w:val="000000100000" w:firstRow="0" w:lastRow="0" w:firstColumn="0" w:lastColumn="0" w:oddVBand="0" w:evenVBand="0" w:oddHBand="1" w:evenHBand="0" w:firstRowFirstColumn="0" w:firstRowLastColumn="0" w:lastRowFirstColumn="0" w:lastRowLastColumn="0"/>
+            </w:pPr>
+            <w:r>
+              <w:t>See FR-00</w:t>
+            </w:r>
+            <w:r>
+              <w:t>3</w:t>
+            </w:r>
+            <w:r>
+              <w:t xml:space="preserve"> AC</w:t>
+            </w:r>
+          </w:p>
+        </w:tc>
+        <w:tc>
+          <w:tcPr>
+            <w:tcW w:w="946" w:type="dxa"/>
+          </w:tcPr>
+          <w:p>
+            <w:pPr>
+              <w:cnfStyle w:val="000000100000" w:firstRow="0" w:lastRow="0" w:firstColumn="0" w:lastColumn="0" w:oddVBand="0" w:evenVBand="0" w:oddHBand="1" w:evenHBand="0" w:firstRowFirstColumn="0" w:firstRowLastColumn="0" w:lastRowFirstColumn="0" w:lastRowLastColumn="0"/>
+            </w:pPr>
+            <w:r>
+              <w:t>Pending M2</w:t>
+            </w:r>
+          </w:p>
+        </w:tc>
+        <w:tc>
+          <w:tcPr>
+            <w:tcW w:w="1075" w:type="dxa"/>
+          </w:tcPr>
+          <w:p>
+            <w:pPr>
+              <w:cnfStyle w:val="000000100000" w:firstRow="0" w:lastRow="0" w:firstColumn="0" w:lastColumn="0" w:oddVBand="0" w:evenVBand="0" w:oddHBand="1" w:evenHBand="0" w:firstRowFirstColumn="0" w:firstRowLastColumn="0" w:lastRowFirstColumn="0" w:lastRowLastColumn="0"/>
+            </w:pPr>
+            <w:r>
+              <w:t>Pending M3</w:t>
+            </w:r>
+          </w:p>
+        </w:tc>
+      </w:tr>
+      <w:tr>
+        <w:tc>
+          <w:tcPr>
+            <w:cnfStyle w:val="001000000000" w:firstRow="0" w:lastRow="0" w:firstColumn="1" w:lastColumn="0" w:oddVBand="0" w:evenVBand="0" w:oddHBand="0" w:evenHBand="0" w:firstRowFirstColumn="0" w:firstRowLastColumn="0" w:lastRowFirstColumn="0" w:lastRowLastColumn="0"/>
+            <w:tcW w:w="1386" w:type="dxa"/>
+          </w:tcPr>
+          <w:p>
+            <w:r>
+              <w:t>Requester</w:t>
+            </w:r>
+          </w:p>
+        </w:tc>
+        <w:tc>
+          <w:tcPr>
+            <w:tcW w:w="1024" w:type="dxa"/>
+          </w:tcPr>
+          <w:p>
+            <w:pPr>
+              <w:cnfStyle w:val="000000000000" w:firstRow="0" w:lastRow="0" w:firstColumn="0" w:lastColumn="0" w:oddVBand="0" w:evenVBand="0" w:oddHBand="0" w:evenHBand="0" w:firstRowFirstColumn="0" w:firstRowLastColumn="0" w:lastRowFirstColumn="0" w:lastRowLastColumn="0"/>
+            </w:pPr>
+            <w:r>
+              <w:t>FR-004</w:t>
+            </w:r>
+          </w:p>
+        </w:tc>
+        <w:tc>
+          <w:tcPr>
+            <w:tcW w:w="3226" w:type="dxa"/>
+          </w:tcPr>
+          <w:p>
+            <w:pPr>
+              <w:cnfStyle w:val="000000000000" w:firstRow="0" w:lastRow="0" w:firstColumn="0" w:lastColumn="0" w:oddVBand="0" w:evenVBand="0" w:oddHBand="0" w:evenHBand="0" w:firstRowFirstColumn="0" w:firstRowLastColumn="0" w:lastRowFirstColumn="0" w:lastRowLastColumn="0"/>
+            </w:pPr>
+            <w:r>
+              <w:t>View own request history</w:t>
+            </w:r>
+          </w:p>
+        </w:tc>
+        <w:tc>
+          <w:tcPr>
+            <w:tcW w:w="1369" w:type="dxa"/>
+          </w:tcPr>
+          <w:p>
+            <w:pPr>
+              <w:cnfStyle w:val="000000000000" w:firstRow="0" w:lastRow="0" w:firstColumn="0" w:lastColumn="0" w:oddVBand="0" w:evenVBand="0" w:oddHBand="0" w:evenHBand="0" w:firstRowFirstColumn="0" w:firstRowLastColumn="0" w:lastRowFirstColumn="0" w:lastRowLastColumn="0"/>
+            </w:pPr>
+            <w:r>
+              <w:t>See FR-00</w:t>
+            </w:r>
+            <w:r>
+              <w:t>4</w:t>
+            </w:r>
+            <w:r>
+              <w:t xml:space="preserve"> AC</w:t>
+            </w:r>
+          </w:p>
+        </w:tc>
+        <w:tc>
+          <w:tcPr>
+            <w:tcW w:w="946" w:type="dxa"/>
+          </w:tcPr>
+          <w:p>
+            <w:pPr>
+              <w:cnfStyle w:val="000000000000" w:firstRow="0" w:lastRow="0" w:firstColumn="0" w:lastColumn="0" w:oddVBand="0" w:evenVBand="0" w:oddHBand="0" w:evenHBand="0" w:firstRowFirstColumn="0" w:firstRowLastColumn="0" w:lastRowFirstColumn="0" w:lastRowLastColumn="0"/>
+            </w:pPr>
+            <w:r>
+              <w:t>Pending M2</w:t>
+            </w:r>
+          </w:p>
+        </w:tc>
+        <w:tc>
+          <w:tcPr>
+            <w:tcW w:w="1075" w:type="dxa"/>
+          </w:tcPr>
+          <w:p>
+            <w:pPr>
+              <w:cnfStyle w:val="000000000000" w:firstRow="0" w:lastRow="0" w:firstColumn="0" w:lastColumn="0" w:oddVBand="0" w:evenVBand="0" w:oddHBand="0" w:evenHBand="0" w:firstRowFirstColumn="0" w:firstRowLastColumn="0" w:lastRowFirstColumn="0" w:lastRowLastColumn="0"/>
+            </w:pPr>
+            <w:r>
+              <w:t>Pending M3</w:t>
+            </w:r>
+          </w:p>
+        </w:tc>
+      </w:tr>
+      <w:tr>
+        <w:trPr>
+          <w:cnfStyle w:val="000000100000" w:firstRow="0" w:lastRow="0" w:firstColumn="0" w:lastColumn="0" w:oddVBand="0" w:evenVBand="0" w:oddHBand="1" w:evenHBand="0" w:firstRowFirstColumn="0" w:firstRowLastColumn="0" w:lastRowFirstColumn="0" w:lastRowLastColumn="0"/>
+        </w:trPr>
+        <w:tc>
+          <w:tcPr>
+            <w:cnfStyle w:val="001000000000" w:firstRow="0" w:lastRow="0" w:firstColumn="1" w:lastColumn="0" w:oddVBand="0" w:evenVBand="0" w:oddHBand="0" w:evenHBand="0" w:firstRowFirstColumn="0" w:firstRowLastColumn="0" w:lastRowFirstColumn="0" w:lastRowLastColumn="0"/>
+            <w:tcW w:w="1386" w:type="dxa"/>
+          </w:tcPr>
+          <w:p>
+            <w:r>
+              <w:t>Requester</w:t>
+            </w:r>
+          </w:p>
+        </w:tc>
+        <w:tc>
+          <w:tcPr>
+            <w:tcW w:w="1024" w:type="dxa"/>
+          </w:tcPr>
+          <w:p>
+            <w:pPr>
+              <w:cnfStyle w:val="000000100000" w:firstRow="0" w:lastRow="0" w:firstColumn="0" w:lastColumn="0" w:oddVBand="0" w:evenVBand="0" w:oddHBand="1" w:evenHBand="0" w:firstRowFirstColumn="0" w:firstRowLastColumn="0" w:lastRowFirstColumn="0" w:lastRowLastColumn="0"/>
+            </w:pPr>
+            <w:r>
+              <w:t>FR-005</w:t>
+            </w:r>
+          </w:p>
+        </w:tc>
+        <w:tc>
+          <w:tcPr>
+            <w:tcW w:w="3226" w:type="dxa"/>
+          </w:tcPr>
+          <w:p>
+            <w:pPr>
+              <w:cnfStyle w:val="000000100000" w:firstRow="0" w:lastRow="0" w:firstColumn="0" w:lastColumn="0" w:oddVBand="0" w:evenVBand="0" w:oddHBand="1" w:evenHBand="0" w:firstRowFirstColumn="0" w:firstRowLastColumn="0" w:lastRowFirstColumn="0" w:lastRowLastColumn="0"/>
+            </w:pPr>
+            <w:r>
+              <w:t>Feedback on status change</w:t>
+            </w:r>
+          </w:p>
+        </w:tc>
+        <w:tc>
+          <w:tcPr>
+            <w:tcW w:w="1369" w:type="dxa"/>
+          </w:tcPr>
+          <w:p>
+            <w:pPr>
+              <w:cnfStyle w:val="000000100000" w:firstRow="0" w:lastRow="0" w:firstColumn="0" w:lastColumn="0" w:oddVBand="0" w:evenVBand="0" w:oddHBand="1" w:evenHBand="0" w:firstRowFirstColumn="0" w:firstRowLastColumn="0" w:lastRowFirstColumn="0" w:lastRowLastColumn="0"/>
+            </w:pPr>
+            <w:r>
+              <w:t>See FR-00</w:t>
+            </w:r>
+            <w:r>
+              <w:t>5</w:t>
+            </w:r>
+            <w:r>
+              <w:t xml:space="preserve"> AC</w:t>
+            </w:r>
+          </w:p>
+        </w:tc>
+        <w:tc>
+          <w:tcPr>
+            <w:tcW w:w="946" w:type="dxa"/>
+          </w:tcPr>
+          <w:p>
+            <w:pPr>
+              <w:cnfStyle w:val="000000100000" w:firstRow="0" w:lastRow="0" w:firstColumn="0" w:lastColumn="0" w:oddVBand="0" w:evenVBand="0" w:oddHBand="1" w:evenHBand="0" w:firstRowFirstColumn="0" w:firstRowLastColumn="0" w:lastRowFirstColumn="0" w:lastRowLastColumn="0"/>
+            </w:pPr>
+            <w:r>
+              <w:t>Pending M2</w:t>
+            </w:r>
+          </w:p>
+        </w:tc>
+        <w:tc>
+          <w:tcPr>
+            <w:tcW w:w="1075" w:type="dxa"/>
+          </w:tcPr>
+          <w:p>
+            <w:pPr>
+              <w:cnfStyle w:val="000000100000" w:firstRow="0" w:lastRow="0" w:firstColumn="0" w:lastColumn="0" w:oddVBand="0" w:evenVBand="0" w:oddHBand="1" w:evenHBand="0" w:firstRowFirstColumn="0" w:firstRowLastColumn="0" w:lastRowFirstColumn="0" w:lastRowLastColumn="0"/>
+            </w:pPr>
+            <w:r>
+              <w:t>Pending M3</w:t>
+            </w:r>
+          </w:p>
+        </w:tc>
+      </w:tr>
+      <w:tr>
+        <w:tc>
+          <w:tcPr>
+            <w:cnfStyle w:val="001000000000" w:firstRow="0" w:lastRow="0" w:firstColumn="1" w:lastColumn="0" w:oddVBand="0" w:evenVBand="0" w:oddHBand="0" w:evenHBand="0" w:firstRowFirstColumn="0" w:firstRowLastColumn="0" w:lastRowFirstColumn="0" w:lastRowLastColumn="0"/>
+            <w:tcW w:w="1386" w:type="dxa"/>
+          </w:tcPr>
+          <w:p>
+            <w:r>
+              <w:t>Security Constraint</w:t>
+            </w:r>
+          </w:p>
+        </w:tc>
+        <w:tc>
+          <w:tcPr>
+            <w:tcW w:w="1024" w:type="dxa"/>
+          </w:tcPr>
+          <w:p>
+            <w:pPr>
+              <w:cnfStyle w:val="000000000000" w:firstRow="0" w:lastRow="0" w:firstColumn="0" w:lastColumn="0" w:oddVBand="0" w:evenVBand="0" w:oddHBand="0" w:evenHBand="0" w:firstRowFirstColumn="0" w:firstRowLastColumn="0" w:lastRowFirstColumn="0" w:lastRowLastColumn="0"/>
+            </w:pPr>
+            <w:r>
+              <w:t>FR-006</w:t>
+            </w:r>
+          </w:p>
+        </w:tc>
+        <w:tc>
+          <w:tcPr>
+            <w:tcW w:w="3226" w:type="dxa"/>
+          </w:tcPr>
+          <w:p>
+            <w:pPr>
+              <w:cnfStyle w:val="000000000000" w:firstRow="0" w:lastRow="0" w:firstColumn="0" w:lastColumn="0" w:oddVBand="0" w:evenVBand="0" w:oddHBand="0" w:evenHBand="0" w:firstRowFirstColumn="0" w:firstRowLastColumn="0" w:lastRowFirstColumn="0" w:lastRowLastColumn="0"/>
+            </w:pPr>
+            <w:r>
+              <w:t>Role-based access control</w:t>
+            </w:r>
+          </w:p>
+        </w:tc>
+        <w:tc>
+          <w:tcPr>
+            <w:tcW w:w="1369" w:type="dxa"/>
+          </w:tcPr>
+          <w:p>
+            <w:pPr>
+              <w:cnfStyle w:val="000000000000" w:firstRow="0" w:lastRow="0" w:firstColumn="0" w:lastColumn="0" w:oddVBand="0" w:evenVBand="0" w:oddHBand="0" w:evenHBand="0" w:firstRowFirstColumn="0" w:firstRowLastColumn="0" w:lastRowFirstColumn="0" w:lastRowLastColumn="0"/>
+            </w:pPr>
+            <w:r>
+              <w:t>See FR-00</w:t>
+            </w:r>
+            <w:r>
+              <w:t>6</w:t>
+            </w:r>
+            <w:r>
+              <w:t xml:space="preserve"> AC</w:t>
+            </w:r>
+          </w:p>
+        </w:tc>
+        <w:tc>
+          <w:tcPr>
+            <w:tcW w:w="946" w:type="dxa"/>
+          </w:tcPr>
+          <w:p>
+            <w:pPr>
+              <w:cnfStyle w:val="000000000000" w:firstRow="0" w:lastRow="0" w:firstColumn="0" w:lastColumn="0" w:oddVBand="0" w:evenVBand="0" w:oddHBand="0" w:evenHBand="0" w:firstRowFirstColumn="0" w:firstRowLastColumn="0" w:lastRowFirstColumn="0" w:lastRowLastColumn="0"/>
+            </w:pPr>
+            <w:r>
+              <w:t>Pending M2</w:t>
+            </w:r>
+          </w:p>
+        </w:tc>
+        <w:tc>
+          <w:tcPr>
+            <w:tcW w:w="1075" w:type="dxa"/>
+          </w:tcPr>
+          <w:p>
+            <w:pPr>
+              <w:cnfStyle w:val="000000000000" w:firstRow="0" w:lastRow="0" w:firstColumn="0" w:lastColumn="0" w:oddVBand="0" w:evenVBand="0" w:oddHBand="0" w:evenHBand="0" w:firstRowFirstColumn="0" w:firstRowLastColumn="0" w:lastRowFirstColumn="0" w:lastRowLastColumn="0"/>
+            </w:pPr>
+            <w:r>
+              <w:t>Pending M3</w:t>
+            </w:r>
+          </w:p>
+        </w:tc>
+      </w:tr>
+      <w:tr>
+        <w:trPr>
+          <w:cnfStyle w:val="000000100000" w:firstRow="0" w:lastRow="0" w:firstColumn="0" w:lastColumn="0" w:oddVBand="0" w:evenVBand="0" w:oddHBand="1" w:evenHBand="0" w:firstRowFirstColumn="0" w:firstRowLastColumn="0" w:lastRowFirstColumn="0" w:lastRowLastColumn="0"/>
+        </w:trPr>
+        <w:tc>
+          <w:tcPr>
+            <w:cnfStyle w:val="001000000000" w:firstRow="0" w:lastRow="0" w:firstColumn="1" w:lastColumn="0" w:oddVBand="0" w:evenVBand="0" w:oddHBand="0" w:evenHBand="0" w:firstRowFirstColumn="0" w:firstRowLastColumn="0" w:lastRowFirstColumn="0" w:lastRowLastColumn="0"/>
+            <w:tcW w:w="1386" w:type="dxa"/>
+          </w:tcPr>
+          <w:p>
+            <w:r>
+              <w:t>Staff</w:t>
+            </w:r>
+          </w:p>
+        </w:tc>
+        <w:tc>
+          <w:tcPr>
+            <w:tcW w:w="1024" w:type="dxa"/>
+          </w:tcPr>
+          <w:p>
+            <w:pPr>
+              <w:cnfStyle w:val="000000100000" w:firstRow="0" w:lastRow="0" w:firstColumn="0" w:lastColumn="0" w:oddVBand="0" w:evenVBand="0" w:oddHBand="1" w:evenHBand="0" w:firstRowFirstColumn="0" w:firstRowLastColumn="0" w:lastRowFirstColumn="0" w:lastRowLastColumn="0"/>
+            </w:pPr>
+            <w:r>
+              <w:t>FR-007</w:t>
+            </w:r>
+          </w:p>
+        </w:tc>
+        <w:tc>
+          <w:tcPr>
+            <w:tcW w:w="3226" w:type="dxa"/>
+          </w:tcPr>
+          <w:p>
+            <w:pPr>
+              <w:cnfStyle w:val="000000100000" w:firstRow="0" w:lastRow="0" w:firstColumn="0" w:lastColumn="0" w:oddVBand="0" w:evenVBand="0" w:oddHBand="1" w:evenHBand="0" w:firstRowFirstColumn="0" w:firstRowLastColumn="0" w:lastRowFirstColumn="0" w:lastRowLastColumn="0"/>
+            </w:pPr>
+            <w:r>
+              <w:t>View relevant requests</w:t>
+            </w:r>
+          </w:p>
+        </w:tc>
+        <w:tc>
+          <w:tcPr>
+            <w:tcW w:w="1369" w:type="dxa"/>
+          </w:tcPr>
+          <w:p>
+            <w:pPr>
+              <w:cnfStyle w:val="000000100000" w:firstRow="0" w:lastRow="0" w:firstColumn="0" w:lastColumn="0" w:oddVBand="0" w:evenVBand="0" w:oddHBand="1" w:evenHBand="0" w:firstRowFirstColumn="0" w:firstRowLastColumn="0" w:lastRowFirstColumn="0" w:lastRowLastColumn="0"/>
+            </w:pPr>
+            <w:r>
+              <w:t>See FR-00</w:t>
+            </w:r>
+            <w:r>
+              <w:t>7</w:t>
+            </w:r>
+            <w:r>
+              <w:t xml:space="preserve"> AC</w:t>
+            </w:r>
+          </w:p>
+        </w:tc>
+        <w:tc>
+          <w:tcPr>
+            <w:tcW w:w="946" w:type="dxa"/>
+          </w:tcPr>
+          <w:p>
+            <w:pPr>
+              <w:cnfStyle w:val="000000100000" w:firstRow="0" w:lastRow="0" w:firstColumn="0" w:lastColumn="0" w:oddVBand="0" w:evenVBand="0" w:oddHBand="1" w:evenHBand="0" w:firstRowFirstColumn="0" w:firstRowLastColumn="0" w:lastRowFirstColumn="0" w:lastRowLastColumn="0"/>
+            </w:pPr>
+            <w:r>
+              <w:t>Pending M2</w:t>
+            </w:r>
+          </w:p>
+        </w:tc>
+        <w:tc>
+          <w:tcPr>
+            <w:tcW w:w="1075" w:type="dxa"/>
+          </w:tcPr>
+          <w:p>
+            <w:pPr>
+              <w:cnfStyle w:val="000000100000" w:firstRow="0" w:lastRow="0" w:firstColumn="0" w:lastColumn="0" w:oddVBand="0" w:evenVBand="0" w:oddHBand="1" w:evenHBand="0" w:firstRowFirstColumn="0" w:firstRowLastColumn="0" w:lastRowFirstColumn="0" w:lastRowLastColumn="0"/>
+            </w:pPr>
+            <w:r>
+              <w:t>Pending M3</w:t>
+            </w:r>
+          </w:p>
+        </w:tc>
+      </w:tr>
+      <w:tr>
+        <w:tc>
+          <w:tcPr>
+            <w:cnfStyle w:val="001000000000" w:firstRow="0" w:lastRow="0" w:firstColumn="1" w:lastColumn="0" w:oddVBand="0" w:evenVBand="0" w:oddHBand="0" w:evenHBand="0" w:firstRowFirstColumn="0" w:firstRowLastColumn="0" w:lastRowFirstColumn="0" w:lastRowLastColumn="0"/>
+            <w:tcW w:w="1386" w:type="dxa"/>
+          </w:tcPr>
+          <w:p>
+            <w:r>
+              <w:t>Staff</w:t>
+            </w:r>
+          </w:p>
+        </w:tc>
+        <w:tc>
+          <w:tcPr>
+            <w:tcW w:w="1024" w:type="dxa"/>
+          </w:tcPr>
+          <w:p>
+            <w:pPr>
+              <w:cnfStyle w:val="000000000000" w:firstRow="0" w:lastRow="0" w:firstColumn="0" w:lastColumn="0" w:oddVBand="0" w:evenVBand="0" w:oddHBand="0" w:evenHBand="0" w:firstRowFirstColumn="0" w:firstRowLastColumn="0" w:lastRowFirstColumn="0" w:lastRowLastColumn="0"/>
+            </w:pPr>
+            <w:r>
+              <w:t>FR-008</w:t>
+            </w:r>
+          </w:p>
+        </w:tc>
+        <w:tc>
+          <w:tcPr>
+            <w:tcW w:w="3226" w:type="dxa"/>
+          </w:tcPr>
+          <w:p>
+            <w:pPr>
+              <w:cnfStyle w:val="000000000000" w:firstRow="0" w:lastRow="0" w:firstColumn="0" w:lastColumn="0" w:oddVBand="0" w:evenVBand="0" w:oddHBand="0" w:evenHBand="0" w:firstRowFirstColumn="0" w:firstRowLastColumn="0" w:lastRowFirstColumn="0" w:lastRowLastColumn="0"/>
+            </w:pPr>
+            <w:r>
+              <w:t>Search/filter/sort</w:t>
+            </w:r>
+          </w:p>
+        </w:tc>
+        <w:tc>
+          <w:tcPr>
+            <w:tcW w:w="1369" w:type="dxa"/>
+          </w:tcPr>
+          <w:p>
+            <w:pPr>
+              <w:cnfStyle w:val="000000000000" w:firstRow="0" w:lastRow="0" w:firstColumn="0" w:lastColumn="0" w:oddVBand="0" w:evenVBand="0" w:oddHBand="0" w:evenHBand="0" w:firstRowFirstColumn="0" w:firstRowLastColumn="0" w:lastRowFirstColumn="0" w:lastRowLastColumn="0"/>
+            </w:pPr>
+            <w:r>
+              <w:t>See FR-00</w:t>
+            </w:r>
+            <w:r>
+              <w:t>8</w:t>
+            </w:r>
+            <w:r>
+              <w:t xml:space="preserve"> AC</w:t>
+            </w:r>
+          </w:p>
+        </w:tc>
+        <w:tc>
+          <w:tcPr>
+            <w:tcW w:w="946" w:type="dxa"/>
+          </w:tcPr>
+          <w:p>
+            <w:pPr>
+              <w:cnfStyle w:val="000000000000" w:firstRow="0" w:lastRow="0" w:firstColumn="0" w:lastColumn="0" w:oddVBand="0" w:evenVBand="0" w:oddHBand="0" w:evenHBand="0" w:firstRowFirstColumn="0" w:firstRowLastColumn="0" w:lastRowFirstColumn="0" w:lastRowLastColumn="0"/>
+            </w:pPr>
+            <w:r>
+              <w:t>Pending M2</w:t>
+            </w:r>
+          </w:p>
+        </w:tc>
+        <w:tc>
+          <w:tcPr>
+            <w:tcW w:w="1075" w:type="dxa"/>
+          </w:tcPr>
+          <w:p>
+            <w:pPr>
+              <w:cnfStyle w:val="000000000000" w:firstRow="0" w:lastRow="0" w:firstColumn="0" w:lastColumn="0" w:oddVBand="0" w:evenVBand="0" w:oddHBand="0" w:evenHBand="0" w:firstRowFirstColumn="0" w:firstRowLastColumn="0" w:lastRowFirstColumn="0" w:lastRowLastColumn="0"/>
+            </w:pPr>
+            <w:r>
+              <w:t>Pending M3</w:t>
+            </w:r>
+          </w:p>
+        </w:tc>
+      </w:tr>
+      <w:tr>
+        <w:trPr>
+          <w:cnfStyle w:val="000000100000" w:firstRow="0" w:lastRow="0" w:firstColumn="0" w:lastColumn="0" w:oddVBand="0" w:evenVBand="0" w:oddHBand="1" w:evenHBand="0" w:firstRowFirstColumn="0" w:firstRowLastColumn="0" w:lastRowFirstColumn="0" w:lastRowLastColumn="0"/>
+        </w:trPr>
+        <w:tc>
+          <w:tcPr>
+            <w:cnfStyle w:val="001000000000" w:firstRow="0" w:lastRow="0" w:firstColumn="1" w:lastColumn="0" w:oddVBand="0" w:evenVBand="0" w:oddHBand="0" w:evenHBand="0" w:firstRowFirstColumn="0" w:firstRowLastColumn="0" w:lastRowFirstColumn="0" w:lastRowLastColumn="0"/>
+            <w:tcW w:w="1386" w:type="dxa"/>
+          </w:tcPr>
+          <w:p>
+            <w:r>
+              <w:t>Staff</w:t>
+            </w:r>
+          </w:p>
+        </w:tc>
+        <w:tc>
+          <w:tcPr>
+            <w:tcW w:w="1024" w:type="dxa"/>
+          </w:tcPr>
+          <w:p>
+            <w:pPr>
+              <w:cnfStyle w:val="000000100000" w:firstRow="0" w:lastRow="0" w:firstColumn="0" w:lastColumn="0" w:oddVBand="0" w:evenVBand="0" w:oddHBand="1" w:evenHBand="0" w:firstRowFirstColumn="0" w:firstRowLastColumn="0" w:lastRowFirstColumn="0" w:lastRowLastColumn="0"/>
+            </w:pPr>
+            <w:r>
+              <w:t>FR-009</w:t>
+            </w:r>
+          </w:p>
+        </w:tc>
+        <w:tc>
+          <w:tcPr>
+            <w:tcW w:w="3226" w:type="dxa"/>
+          </w:tcPr>
+          <w:p>
+            <w:pPr>
+              <w:cnfStyle w:val="000000100000" w:firstRow="0" w:lastRow="0" w:firstColumn="0" w:lastColumn="0" w:oddVBand="0" w:evenVBand="0" w:oddHBand="1" w:evenHBand="0" w:firstRowFirstColumn="0" w:firstRowLastColumn="0" w:lastRowFirstColumn="0" w:lastRowLastColumn="0"/>
+            </w:pPr>
+            <w:r>
+              <w:t>View full request details</w:t>
+            </w:r>
+          </w:p>
+        </w:tc>
+        <w:tc>
+          <w:tcPr>
+            <w:tcW w:w="1369" w:type="dxa"/>
+          </w:tcPr>
+          <w:p>
+            <w:pPr>
+              <w:cnfStyle w:val="000000100000" w:firstRow="0" w:lastRow="0" w:firstColumn="0" w:lastColumn="0" w:oddVBand="0" w:evenVBand="0" w:oddHBand="1" w:evenHBand="0" w:firstRowFirstColumn="0" w:firstRowLastColumn="0" w:lastRowFirstColumn="0" w:lastRowLastColumn="0"/>
+            </w:pPr>
+            <w:r>
+              <w:t>See FR-00</w:t>
+            </w:r>
+            <w:r>
+              <w:t>9</w:t>
+            </w:r>
+            <w:r>
+              <w:t xml:space="preserve"> AC</w:t>
+            </w:r>
+          </w:p>
+        </w:tc>
+        <w:tc>
+          <w:tcPr>
+            <w:tcW w:w="946" w:type="dxa"/>
+          </w:tcPr>
+          <w:p>
+            <w:pPr>
+              <w:cnfStyle w:val="000000100000" w:firstRow="0" w:lastRow="0" w:firstColumn="0" w:lastColumn="0" w:oddVBand="0" w:evenVBand="0" w:oddHBand="1" w:evenHBand="0" w:firstRowFirstColumn="0" w:firstRowLastColumn="0" w:lastRowFirstColumn="0" w:lastRowLastColumn="0"/>
+            </w:pPr>
+            <w:r>
+              <w:t>Pending M2</w:t>
+            </w:r>
+          </w:p>
+        </w:tc>
+        <w:tc>
+          <w:tcPr>
+            <w:tcW w:w="1075" w:type="dxa"/>
+          </w:tcPr>
+          <w:p>
+            <w:pPr>
+              <w:cnfStyle w:val="000000100000" w:firstRow="0" w:lastRow="0" w:firstColumn="0" w:lastColumn="0" w:oddVBand="0" w:evenVBand="0" w:oddHBand="1" w:evenHBand="0" w:firstRowFirstColumn="0" w:firstRowLastColumn="0" w:lastRowFirstColumn="0" w:lastRowLastColumn="0"/>
+            </w:pPr>
+            <w:r>
+              <w:t>Pending M3</w:t>
+            </w:r>
+          </w:p>
+        </w:tc>
+      </w:tr>
+      <w:tr>
+        <w:tc>
+          <w:tcPr>
+            <w:cnfStyle w:val="001000000000" w:firstRow="0" w:lastRow="0" w:firstColumn="1" w:lastColumn="0" w:oddVBand="0" w:evenVBand="0" w:oddHBand="0" w:evenHBand="0" w:firstRowFirstColumn="0" w:firstRowLastColumn="0" w:lastRowFirstColumn="0" w:lastRowLastColumn="0"/>
+            <w:tcW w:w="1386" w:type="dxa"/>
+          </w:tcPr>
+          <w:p>
+            <w:r>
+              <w:t>Staff</w:t>
+            </w:r>
+          </w:p>
+        </w:tc>
+        <w:tc>
+          <w:tcPr>
+            <w:tcW w:w="1024" w:type="dxa"/>
+          </w:tcPr>
+          <w:p>
+            <w:pPr>
+              <w:cnfStyle w:val="000000000000" w:firstRow="0" w:lastRow="0" w:firstColumn="0" w:lastColumn="0" w:oddVBand="0" w:evenVBand="0" w:oddHBand="0" w:evenHBand="0" w:firstRowFirstColumn="0" w:firstRowLastColumn="0" w:lastRowFirstColumn="0" w:lastRowLastColumn="0"/>
+            </w:pPr>
+            <w:r>
+              <w:t>FR-010</w:t>
+            </w:r>
+          </w:p>
+        </w:tc>
+        <w:tc>
+          <w:tcPr>
+            <w:tcW w:w="3226" w:type="dxa"/>
+          </w:tcPr>
+          <w:p>
+            <w:pPr>
+              <w:cnfStyle w:val="000000000000" w:firstRow="0" w:lastRow="0" w:firstColumn="0" w:lastColumn="0" w:oddVBand="0" w:evenVBand="0" w:oddHBand="0" w:evenHBand="0" w:firstRowFirstColumn="0" w:firstRowLastColumn="0" w:lastRowFirstColumn="0" w:lastRowLastColumn="0"/>
+            </w:pPr>
+            <w:r>
+              <w:t>Assign/accept request</w:t>
+            </w:r>
+          </w:p>
+        </w:tc>
+        <w:tc>
+          <w:tcPr>
+            <w:tcW w:w="1369" w:type="dxa"/>
+          </w:tcPr>
+          <w:p>
+            <w:pPr>
+              <w:cnfStyle w:val="000000000000" w:firstRow="0" w:lastRow="0" w:firstColumn="0" w:lastColumn="0" w:oddVBand="0" w:evenVBand="0" w:oddHBand="0" w:evenHBand="0" w:firstRowFirstColumn="0" w:firstRowLastColumn="0" w:lastRowFirstColumn="0" w:lastRowLastColumn="0"/>
+            </w:pPr>
+            <w:r>
+              <w:t>See FR-0</w:t>
+            </w:r>
+            <w:r>
+              <w:t>10</w:t>
+            </w:r>
+            <w:r>
+              <w:t xml:space="preserve"> AC</w:t>
+            </w:r>
+          </w:p>
+        </w:tc>
+        <w:tc>
+          <w:tcPr>
+            <w:tcW w:w="946" w:type="dxa"/>
+          </w:tcPr>
+          <w:p>
+            <w:pPr>
+              <w:cnfStyle w:val="000000000000" w:firstRow="0" w:lastRow="0" w:firstColumn="0" w:lastColumn="0" w:oddVBand="0" w:evenVBand="0" w:oddHBand="0" w:evenHBand="0" w:firstRowFirstColumn="0" w:firstRowLastColumn="0" w:lastRowFirstColumn="0" w:lastRowLastColumn="0"/>
+            </w:pPr>
+            <w:r>
+              <w:t>Pending M2</w:t>
+            </w:r>
+          </w:p>
+        </w:tc>
+        <w:tc>
+          <w:tcPr>
+            <w:tcW w:w="1075" w:type="dxa"/>
+          </w:tcPr>
+          <w:p>
+            <w:pPr>
+              <w:cnfStyle w:val="000000000000" w:firstRow="0" w:lastRow="0" w:firstColumn="0" w:lastColumn="0" w:oddVBand="0" w:evenVBand="0" w:oddHBand="0" w:evenHBand="0" w:firstRowFirstColumn="0" w:firstRowLastColumn="0" w:lastRowFirstColumn="0" w:lastRowLastColumn="0"/>
+            </w:pPr>
+            <w:r>
+              <w:t>Pending M3</w:t>
+            </w:r>
+          </w:p>
+        </w:tc>
+      </w:tr>
+      <w:tr>
+        <w:trPr>
+          <w:cnfStyle w:val="000000100000" w:firstRow="0" w:lastRow="0" w:firstColumn="0" w:lastColumn="0" w:oddVBand="0" w:evenVBand="0" w:oddHBand="1" w:evenHBand="0" w:firstRowFirstColumn="0" w:firstRowLastColumn="0" w:lastRowFirstColumn="0" w:lastRowLastColumn="0"/>
+        </w:trPr>
+        <w:tc>
+          <w:tcPr>
+            <w:cnfStyle w:val="001000000000" w:firstRow="0" w:lastRow="0" w:firstColumn="1" w:lastColumn="0" w:oddVBand="0" w:evenVBand="0" w:oddHBand="0" w:evenHBand="0" w:firstRowFirstColumn="0" w:firstRowLastColumn="0" w:lastRowFirstColumn="0" w:lastRowLastColumn="0"/>
+            <w:tcW w:w="1386" w:type="dxa"/>
+          </w:tcPr>
+          <w:p>
+            <w:r>
+              <w:t>Staff</w:t>
+            </w:r>
+          </w:p>
+        </w:tc>
+        <w:tc>
+          <w:tcPr>
+            <w:tcW w:w="1024" w:type="dxa"/>
+          </w:tcPr>
+          <w:p>
+            <w:pPr>
+              <w:cnfStyle w:val="000000100000" w:firstRow="0" w:lastRow="0" w:firstColumn="0" w:lastColumn="0" w:oddVBand="0" w:evenVBand="0" w:oddHBand="1" w:evenHBand="0" w:firstRowFirstColumn="0" w:firstRowLastColumn="0" w:lastRowFirstColumn="0" w:lastRowLastColumn="0"/>
+            </w:pPr>
+            <w:r>
+              <w:t>FR-011</w:t>
+            </w:r>
+          </w:p>
+        </w:tc>
+        <w:tc>
+          <w:tcPr>
+            <w:tcW w:w="3226" w:type="dxa"/>
+          </w:tcPr>
+          <w:p>
+            <w:pPr>
+              <w:cnfStyle w:val="000000100000" w:firstRow="0" w:lastRow="0" w:firstColumn="0" w:lastColumn="0" w:oddVBand="0" w:evenVBand="0" w:oddHBand="1" w:evenHBand="0" w:firstRowFirstColumn="0" w:firstRowLastColumn="0" w:lastRowFirstColumn="0" w:lastRowLastColumn="0"/>
+            </w:pPr>
+            <w:r>
+              <w:t>Controlled status transitions</w:t>
+            </w:r>
+          </w:p>
+        </w:tc>
+        <w:tc>
+          <w:tcPr>
+            <w:tcW w:w="1369" w:type="dxa"/>
+          </w:tcPr>
+          <w:p>
+            <w:pPr>
+              <w:cnfStyle w:val="000000100000" w:firstRow="0" w:lastRow="0" w:firstColumn="0" w:lastColumn="0" w:oddVBand="0" w:evenVBand="0" w:oddHBand="1" w:evenHBand="0" w:firstRowFirstColumn="0" w:firstRowLastColumn="0" w:lastRowFirstColumn="0" w:lastRowLastColumn="0"/>
+            </w:pPr>
+            <w:r>
+              <w:t>See FR-0</w:t>
+            </w:r>
+            <w:r>
+              <w:t>11</w:t>
+            </w:r>
+            <w:r>
+              <w:t xml:space="preserve"> AC</w:t>
+            </w:r>
+          </w:p>
+        </w:tc>
+        <w:tc>
+          <w:tcPr>
+            <w:tcW w:w="946" w:type="dxa"/>
+          </w:tcPr>
+          <w:p>
+            <w:pPr>
+              <w:cnfStyle w:val="000000100000" w:firstRow="0" w:lastRow="0" w:firstColumn="0" w:lastColumn="0" w:oddVBand="0" w:evenVBand="0" w:oddHBand="1" w:evenHBand="0" w:firstRowFirstColumn="0" w:firstRowLastColumn="0" w:lastRowFirstColumn="0" w:lastRowLastColumn="0"/>
+            </w:pPr>
+            <w:r>
+              <w:t>Pending M2</w:t>
+            </w:r>
+          </w:p>
+        </w:tc>
+        <w:tc>
+          <w:tcPr>
+            <w:tcW w:w="1075" w:type="dxa"/>
+          </w:tcPr>
+          <w:p>
+            <w:pPr>
+              <w:cnfStyle w:val="000000100000" w:firstRow="0" w:lastRow="0" w:firstColumn="0" w:lastColumn="0" w:oddVBand="0" w:evenVBand="0" w:oddHBand="1" w:evenHBand="0" w:firstRowFirstColumn="0" w:firstRowLastColumn="0" w:lastRowFirstColumn="0" w:lastRowLastColumn="0"/>
+            </w:pPr>
+            <w:r>
+              <w:t>Pending M3</w:t>
+            </w:r>
+          </w:p>
+        </w:tc>
+      </w:tr>
+      <w:tr>
+        <w:tc>
+          <w:tcPr>
+            <w:cnfStyle w:val="001000000000" w:firstRow="0" w:lastRow="0" w:firstColumn="1" w:lastColumn="0" w:oddVBand="0" w:evenVBand="0" w:oddHBand="0" w:evenHBand="0" w:firstRowFirstColumn="0" w:firstRowLastColumn="0" w:lastRowFirstColumn="0" w:lastRowLastColumn="0"/>
+            <w:tcW w:w="1386" w:type="dxa"/>
+          </w:tcPr>
+          <w:p>
+            <w:r>
+              <w:t>Staff</w:t>
+            </w:r>
+          </w:p>
+        </w:tc>
+        <w:tc>
+          <w:tcPr>
+            <w:tcW w:w="1024" w:type="dxa"/>
+          </w:tcPr>
+          <w:p>
+            <w:pPr>
+              <w:cnfStyle w:val="000000000000" w:firstRow="0" w:lastRow="0" w:firstColumn="0" w:lastColumn="0" w:oddVBand="0" w:evenVBand="0" w:oddHBand="0" w:evenHBand="0" w:firstRowFirstColumn="0" w:firstRowLastColumn="0" w:lastRowFirstColumn="0" w:lastRowLastColumn="0"/>
+            </w:pPr>
+            <w:r>
+              <w:t>FR-012</w:t>
+            </w:r>
+          </w:p>
+        </w:tc>
+        <w:tc>
+          <w:tcPr>
+            <w:tcW w:w="3226" w:type="dxa"/>
+          </w:tcPr>
+          <w:p>
+            <w:pPr>
+              <w:cnfStyle w:val="000000000000" w:firstRow="0" w:lastRow="0" w:firstColumn="0" w:lastColumn="0" w:oddVBand="0" w:evenVBand="0" w:oddHBand="0" w:evenHBand="0" w:firstRowFirstColumn="0" w:firstRowLastColumn="0" w:lastRowFirstColumn="0" w:lastRowLastColumn="0"/>
+            </w:pPr>
+            <w:r>
+              <w:t>Record</w:t>
+            </w:r>
+            <w:r>
+              <w:t xml:space="preserve"> actions/comments</w:t>
+            </w:r>
+          </w:p>
+        </w:tc>
+        <w:tc>
+          <w:tcPr>
+            <w:tcW w:w="1369" w:type="dxa"/>
+          </w:tcPr>
+          <w:p>
+            <w:pPr>
+              <w:cnfStyle w:val="000000000000" w:firstRow="0" w:lastRow="0" w:firstColumn="0" w:lastColumn="0" w:oddVBand="0" w:evenVBand="0" w:oddHBand="0" w:evenHBand="0" w:firstRowFirstColumn="0" w:firstRowLastColumn="0" w:lastRowFirstColumn="0" w:lastRowLastColumn="0"/>
+            </w:pPr>
+            <w:r>
+              <w:t>See FR-0</w:t>
+            </w:r>
+            <w:r>
+              <w:t>12</w:t>
+            </w:r>
+            <w:r>
+              <w:t xml:space="preserve"> AC</w:t>
+            </w:r>
+          </w:p>
+        </w:tc>
+        <w:tc>
+          <w:tcPr>
+            <w:tcW w:w="946" w:type="dxa"/>
+          </w:tcPr>
+          <w:p>
+            <w:pPr>
+              <w:cnfStyle w:val="000000000000" w:firstRow="0" w:lastRow="0" w:firstColumn="0" w:lastColumn="0" w:oddVBand="0" w:evenVBand="0" w:oddHBand="0" w:evenHBand="0" w:firstRowFirstColumn="0" w:firstRowLastColumn="0" w:lastRowFirstColumn="0" w:lastRowLastColumn="0"/>
+            </w:pPr>
+            <w:r>
+              <w:t>Pending M2</w:t>
+            </w:r>
+          </w:p>
+        </w:tc>
+        <w:tc>
+          <w:tcPr>
+            <w:tcW w:w="1075" w:type="dxa"/>
+          </w:tcPr>
+          <w:p>
+            <w:pPr>
+              <w:cnfStyle w:val="000000000000" w:firstRow="0" w:lastRow="0" w:firstColumn="0" w:lastColumn="0" w:oddVBand="0" w:evenVBand="0" w:oddHBand="0" w:evenHBand="0" w:firstRowFirstColumn="0" w:firstRowLastColumn="0" w:lastRowFirstColumn="0" w:lastRowLastColumn="0"/>
+            </w:pPr>
+            <w:r>
+              <w:t>Pending M3</w:t>
+            </w:r>
+          </w:p>
+        </w:tc>
+      </w:tr>
+      <w:tr>
+        <w:trPr>
+          <w:cnfStyle w:val="000000100000" w:firstRow="0" w:lastRow="0" w:firstColumn="0" w:lastColumn="0" w:oddVBand="0" w:evenVBand="0" w:oddHBand="1" w:evenHBand="0" w:firstRowFirstColumn="0" w:firstRowLastColumn="0" w:lastRowFirstColumn="0" w:lastRowLastColumn="0"/>
+        </w:trPr>
+        <w:tc>
+          <w:tcPr>
+            <w:cnfStyle w:val="001000000000" w:firstRow="0" w:lastRow="0" w:firstColumn="1" w:lastColumn="0" w:oddVBand="0" w:evenVBand="0" w:oddHBand="0" w:evenHBand="0" w:firstRowFirstColumn="0" w:firstRowLastColumn="0" w:lastRowFirstColumn="0" w:lastRowLastColumn="0"/>
+            <w:tcW w:w="1386" w:type="dxa"/>
+          </w:tcPr>
+          <w:p>
+            <w:r>
+              <w:lastRenderedPageBreak/>
+              <w:t>Staff</w:t>
+            </w:r>
+          </w:p>
+        </w:tc>
+        <w:tc>
+          <w:tcPr>
+            <w:tcW w:w="1024" w:type="dxa"/>
+          </w:tcPr>
+          <w:p>
+            <w:pPr>
+              <w:cnfStyle w:val="000000100000" w:firstRow="0" w:lastRow="0" w:firstColumn="0" w:lastColumn="0" w:oddVBand="0" w:evenVBand="0" w:oddHBand="1" w:evenHBand="0" w:firstRowFirstColumn="0" w:firstRowLastColumn="0" w:lastRowFirstColumn="0" w:lastRowLastColumn="0"/>
+            </w:pPr>
+            <w:r>
+              <w:t>FR-013</w:t>
+            </w:r>
+          </w:p>
+        </w:tc>
+        <w:tc>
+          <w:tcPr>
+            <w:tcW w:w="3226" w:type="dxa"/>
+          </w:tcPr>
+          <w:p>
+            <w:pPr>
+              <w:cnfStyle w:val="000000100000" w:firstRow="0" w:lastRow="0" w:firstColumn="0" w:lastColumn="0" w:oddVBand="0" w:evenVBand="0" w:oddHBand="1" w:evenHBand="0" w:firstRowFirstColumn="0" w:firstRowLastColumn="0" w:lastRowFirstColumn="0" w:lastRowLastColumn="0"/>
+            </w:pPr>
+            <w:r>
+              <w:t>Resolve/close request</w:t>
+            </w:r>
+          </w:p>
+        </w:tc>
+        <w:tc>
+          <w:tcPr>
+            <w:tcW w:w="1369" w:type="dxa"/>
+          </w:tcPr>
+          <w:p>
+            <w:pPr>
+              <w:cnfStyle w:val="000000100000" w:firstRow="0" w:lastRow="0" w:firstColumn="0" w:lastColumn="0" w:oddVBand="0" w:evenVBand="0" w:oddHBand="1" w:evenHBand="0" w:firstRowFirstColumn="0" w:firstRowLastColumn="0" w:lastRowFirstColumn="0" w:lastRowLastColumn="0"/>
+            </w:pPr>
+            <w:r>
+              <w:t>See FR-0</w:t>
+            </w:r>
+            <w:r>
+              <w:t>13</w:t>
+            </w:r>
+            <w:r>
+              <w:t xml:space="preserve"> AC</w:t>
+            </w:r>
+          </w:p>
+        </w:tc>
+        <w:tc>
+          <w:tcPr>
+            <w:tcW w:w="946" w:type="dxa"/>
+          </w:tcPr>
+          <w:p>
+            <w:pPr>
+              <w:cnfStyle w:val="000000100000" w:firstRow="0" w:lastRow="0" w:firstColumn="0" w:lastColumn="0" w:oddVBand="0" w:evenVBand="0" w:oddHBand="1" w:evenHBand="0" w:firstRowFirstColumn="0" w:firstRowLastColumn="0" w:lastRowFirstColumn="0" w:lastRowLastColumn="0"/>
+            </w:pPr>
+            <w:r>
+              <w:t>Pending M2</w:t>
+            </w:r>
+          </w:p>
+        </w:tc>
+        <w:tc>
+          <w:tcPr>
+            <w:tcW w:w="1075" w:type="dxa"/>
+          </w:tcPr>
+          <w:p>
+            <w:pPr>
+              <w:cnfStyle w:val="000000100000" w:firstRow="0" w:lastRow="0" w:firstColumn="0" w:lastColumn="0" w:oddVBand="0" w:evenVBand="0" w:oddHBand="1" w:evenHBand="0" w:firstRowFirstColumn="0" w:firstRowLastColumn="0" w:lastRowFirstColumn="0" w:lastRowLastColumn="0"/>
+            </w:pPr>
+            <w:r>
+              <w:t>Pending M3</w:t>
+            </w:r>
+          </w:p>
+        </w:tc>
+      </w:tr>
+      <w:tr>
+        <w:tc>
+          <w:tcPr>
+            <w:cnfStyle w:val="001000000000" w:firstRow="0" w:lastRow="0" w:firstColumn="1" w:lastColumn="0" w:oddVBand="0" w:evenVBand="0" w:oddHBand="0" w:evenHBand="0" w:firstRowFirstColumn="0" w:firstRowLastColumn="0" w:lastRowFirstColumn="0" w:lastRowLastColumn="0"/>
+            <w:tcW w:w="1386" w:type="dxa"/>
+          </w:tcPr>
+          <w:p>
+            <w:r>
+              <w:t>Manager</w:t>
+            </w:r>
+          </w:p>
+        </w:tc>
+        <w:tc>
+          <w:tcPr>
+            <w:tcW w:w="1024" w:type="dxa"/>
+          </w:tcPr>
+          <w:p>
+            <w:pPr>
+              <w:cnfStyle w:val="000000000000" w:firstRow="0" w:lastRow="0" w:firstColumn="0" w:lastColumn="0" w:oddVBand="0" w:evenVBand="0" w:oddHBand="0" w:evenHBand="0" w:firstRowFirstColumn="0" w:firstRowLastColumn="0" w:lastRowFirstColumn="0" w:lastRowLastColumn="0"/>
+            </w:pPr>
+            <w:r>
+              <w:t>FR-014</w:t>
+            </w:r>
+          </w:p>
+        </w:tc>
+        <w:tc>
+          <w:tcPr>
+            <w:tcW w:w="3226" w:type="dxa"/>
+          </w:tcPr>
+          <w:p>
+            <w:pPr>
+              <w:cnfStyle w:val="000000000000" w:firstRow="0" w:lastRow="0" w:firstColumn="0" w:lastColumn="0" w:oddVBand="0" w:evenVBand="0" w:oddHBand="0" w:evenHBand="0" w:firstRowFirstColumn="0" w:firstRowLastColumn="0" w:lastRowFirstColumn="0" w:lastRowLastColumn="0"/>
+            </w:pPr>
+            <w:r>
+              <w:t>Aggregate activity view</w:t>
+            </w:r>
+          </w:p>
+        </w:tc>
+        <w:tc>
+          <w:tcPr>
+            <w:tcW w:w="1369" w:type="dxa"/>
+          </w:tcPr>
+          <w:p>
+            <w:pPr>
+              <w:cnfStyle w:val="000000000000" w:firstRow="0" w:lastRow="0" w:firstColumn="0" w:lastColumn="0" w:oddVBand="0" w:evenVBand="0" w:oddHBand="0" w:evenHBand="0" w:firstRowFirstColumn="0" w:firstRowLastColumn="0" w:lastRowFirstColumn="0" w:lastRowLastColumn="0"/>
+            </w:pPr>
+            <w:r>
+              <w:t>See FR-0</w:t>
+            </w:r>
+            <w:r>
+              <w:t>14</w:t>
+            </w:r>
+            <w:r>
+              <w:t xml:space="preserve"> AC</w:t>
+            </w:r>
+          </w:p>
+        </w:tc>
+        <w:tc>
+          <w:tcPr>
+            <w:tcW w:w="946" w:type="dxa"/>
+          </w:tcPr>
+          <w:p>
+            <w:pPr>
+              <w:cnfStyle w:val="000000000000" w:firstRow="0" w:lastRow="0" w:firstColumn="0" w:lastColumn="0" w:oddVBand="0" w:evenVBand="0" w:oddHBand="0" w:evenHBand="0" w:firstRowFirstColumn="0" w:firstRowLastColumn="0" w:lastRowFirstColumn="0" w:lastRowLastColumn="0"/>
+            </w:pPr>
+            <w:r>
+              <w:t>Pending M2</w:t>
+            </w:r>
+          </w:p>
+        </w:tc>
+        <w:tc>
+          <w:tcPr>
+            <w:tcW w:w="1075" w:type="dxa"/>
+          </w:tcPr>
+          <w:p>
+            <w:pPr>
+              <w:cnfStyle w:val="000000000000" w:firstRow="0" w:lastRow="0" w:firstColumn="0" w:lastColumn="0" w:oddVBand="0" w:evenVBand="0" w:oddHBand="0" w:evenHBand="0" w:firstRowFirstColumn="0" w:firstRowLastColumn="0" w:lastRowFirstColumn="0" w:lastRowLastColumn="0"/>
+            </w:pPr>
+            <w:r>
+              <w:t>Pending M3</w:t>
+            </w:r>
+          </w:p>
+        </w:tc>
+      </w:tr>
+      <w:tr>
+        <w:trPr>
+          <w:cnfStyle w:val="000000100000" w:firstRow="0" w:lastRow="0" w:firstColumn="0" w:lastColumn="0" w:oddVBand="0" w:evenVBand="0" w:oddHBand="1" w:evenHBand="0" w:firstRowFirstColumn="0" w:firstRowLastColumn="0" w:lastRowFirstColumn="0" w:lastRowLastColumn="0"/>
+        </w:trPr>
+        <w:tc>
+          <w:tcPr>
+            <w:cnfStyle w:val="001000000000" w:firstRow="0" w:lastRow="0" w:firstColumn="1" w:lastColumn="0" w:oddVBand="0" w:evenVBand="0" w:oddHBand="0" w:evenHBand="0" w:firstRowFirstColumn="0" w:firstRowLastColumn="0" w:lastRowFirstColumn="0" w:lastRowLastColumn="0"/>
+            <w:tcW w:w="1386" w:type="dxa"/>
+          </w:tcPr>
+          <w:p>
+            <w:r>
+              <w:t xml:space="preserve">Manager </w:t>
+            </w:r>
+          </w:p>
+        </w:tc>
+        <w:tc>
+          <w:tcPr>
+            <w:tcW w:w="1024" w:type="dxa"/>
+          </w:tcPr>
+          <w:p>
+            <w:pPr>
+              <w:cnfStyle w:val="000000100000" w:firstRow="0" w:lastRow="0" w:firstColumn="0" w:lastColumn="0" w:oddVBand="0" w:evenVBand="0" w:oddHBand="1" w:evenHBand="0" w:firstRowFirstColumn="0" w:firstRowLastColumn="0" w:lastRowFirstColumn="0" w:lastRowLastColumn="0"/>
+            </w:pPr>
+            <w:r>
+              <w:t>FR-015</w:t>
+            </w:r>
+          </w:p>
+        </w:tc>
+        <w:tc>
+          <w:tcPr>
+            <w:tcW w:w="3226" w:type="dxa"/>
+          </w:tcPr>
+          <w:p>
+            <w:pPr>
+              <w:cnfStyle w:val="000000100000" w:firstRow="0" w:lastRow="0" w:firstColumn="0" w:lastColumn="0" w:oddVBand="0" w:evenVBand="0" w:oddHBand="1" w:evenHBand="0" w:firstRowFirstColumn="0" w:firstRowLastColumn="0" w:lastRowFirstColumn="0" w:lastRowLastColumn="0"/>
+            </w:pPr>
+            <w:r>
+              <w:t>Overdue request flagging</w:t>
+            </w:r>
+          </w:p>
+        </w:tc>
+        <w:tc>
+          <w:tcPr>
+            <w:tcW w:w="1369" w:type="dxa"/>
+          </w:tcPr>
+          <w:p>
+            <w:pPr>
+              <w:cnfStyle w:val="000000100000" w:firstRow="0" w:lastRow="0" w:firstColumn="0" w:lastColumn="0" w:oddVBand="0" w:evenVBand="0" w:oddHBand="1" w:evenHBand="0" w:firstRowFirstColumn="0" w:firstRowLastColumn="0" w:lastRowFirstColumn="0" w:lastRowLastColumn="0"/>
+            </w:pPr>
+            <w:r>
+              <w:t>See FR-0</w:t>
+            </w:r>
+            <w:r>
+              <w:t>15</w:t>
+            </w:r>
+            <w:r>
+              <w:t xml:space="preserve"> AC</w:t>
+            </w:r>
+          </w:p>
+        </w:tc>
+        <w:tc>
+          <w:tcPr>
+            <w:tcW w:w="946" w:type="dxa"/>
+          </w:tcPr>
+          <w:p>
+            <w:pPr>
+              <w:cnfStyle w:val="000000100000" w:firstRow="0" w:lastRow="0" w:firstColumn="0" w:lastColumn="0" w:oddVBand="0" w:evenVBand="0" w:oddHBand="1" w:evenHBand="0" w:firstRowFirstColumn="0" w:firstRowLastColumn="0" w:lastRowFirstColumn="0" w:lastRowLastColumn="0"/>
+            </w:pPr>
+            <w:r>
+              <w:t>Pending M2</w:t>
+            </w:r>
+          </w:p>
+        </w:tc>
+        <w:tc>
+          <w:tcPr>
+            <w:tcW w:w="1075" w:type="dxa"/>
+          </w:tcPr>
+          <w:p>
+            <w:pPr>
+              <w:cnfStyle w:val="000000100000" w:firstRow="0" w:lastRow="0" w:firstColumn="0" w:lastColumn="0" w:oddVBand="0" w:evenVBand="0" w:oddHBand="1" w:evenHBand="0" w:firstRowFirstColumn="0" w:firstRowLastColumn="0" w:lastRowFirstColumn="0" w:lastRowLastColumn="0"/>
+            </w:pPr>
+            <w:r>
+              <w:t>Pending M3</w:t>
+            </w:r>
+          </w:p>
+        </w:tc>
+      </w:tr>
+      <w:tr>
+        <w:tc>
+          <w:tcPr>
+            <w:cnfStyle w:val="001000000000" w:firstRow="0" w:lastRow="0" w:firstColumn="1" w:lastColumn="0" w:oddVBand="0" w:evenVBand="0" w:oddHBand="0" w:evenHBand="0" w:firstRowFirstColumn="0" w:firstRowLastColumn="0" w:lastRowFirstColumn="0" w:lastRowLastColumn="0"/>
+            <w:tcW w:w="1386" w:type="dxa"/>
+          </w:tcPr>
+          <w:p>
+            <w:r>
+              <w:t>Manager</w:t>
+            </w:r>
+          </w:p>
+        </w:tc>
+        <w:tc>
+          <w:tcPr>
+            <w:tcW w:w="1024" w:type="dxa"/>
+          </w:tcPr>
+          <w:p>
+            <w:pPr>
+              <w:cnfStyle w:val="000000000000" w:firstRow="0" w:lastRow="0" w:firstColumn="0" w:lastColumn="0" w:oddVBand="0" w:evenVBand="0" w:oddHBand="0" w:evenHBand="0" w:firstRowFirstColumn="0" w:firstRowLastColumn="0" w:lastRowFirstColumn="0" w:lastRowLastColumn="0"/>
+            </w:pPr>
+            <w:r>
+              <w:t>FR-016</w:t>
+            </w:r>
+          </w:p>
+        </w:tc>
+        <w:tc>
+          <w:tcPr>
+            <w:tcW w:w="3226" w:type="dxa"/>
+          </w:tcPr>
+          <w:p>
+            <w:pPr>
+              <w:cnfStyle w:val="000000000000" w:firstRow="0" w:lastRow="0" w:firstColumn="0" w:lastColumn="0" w:oddVBand="0" w:evenVBand="0" w:oddHBand="0" w:evenHBand="0" w:firstRowFirstColumn="0" w:firstRowLastColumn="0" w:lastRowFirstColumn="0" w:lastRowLastColumn="0"/>
+            </w:pPr>
+            <w:r>
+              <w:t xml:space="preserve">Filter/group by </w:t>
+            </w:r>
+            <w:r>
+              <w:t>dimension</w:t>
+            </w:r>
+          </w:p>
+        </w:tc>
+        <w:tc>
+          <w:tcPr>
+            <w:tcW w:w="1369" w:type="dxa"/>
+          </w:tcPr>
+          <w:p>
+            <w:pPr>
+              <w:cnfStyle w:val="000000000000" w:firstRow="0" w:lastRow="0" w:firstColumn="0" w:lastColumn="0" w:oddVBand="0" w:evenVBand="0" w:oddHBand="0" w:evenHBand="0" w:firstRowFirstColumn="0" w:firstRowLastColumn="0" w:lastRowFirstColumn="0" w:lastRowLastColumn="0"/>
+            </w:pPr>
+            <w:r>
+              <w:t>See FR-0</w:t>
+            </w:r>
+            <w:r>
+              <w:t>16</w:t>
+            </w:r>
+            <w:r>
+              <w:t xml:space="preserve"> AC</w:t>
+            </w:r>
+          </w:p>
+        </w:tc>
+        <w:tc>
+          <w:tcPr>
+            <w:tcW w:w="946" w:type="dxa"/>
+          </w:tcPr>
+          <w:p>
+            <w:pPr>
+              <w:cnfStyle w:val="000000000000" w:firstRow="0" w:lastRow="0" w:firstColumn="0" w:lastColumn="0" w:oddVBand="0" w:evenVBand="0" w:oddHBand="0" w:evenHBand="0" w:firstRowFirstColumn="0" w:firstRowLastColumn="0" w:lastRowFirstColumn="0" w:lastRowLastColumn="0"/>
+            </w:pPr>
+            <w:r>
+              <w:t>Pending M2</w:t>
+            </w:r>
+          </w:p>
+        </w:tc>
+        <w:tc>
+          <w:tcPr>
+            <w:tcW w:w="1075" w:type="dxa"/>
+          </w:tcPr>
+          <w:p>
+            <w:pPr>
+              <w:cnfStyle w:val="000000000000" w:firstRow="0" w:lastRow="0" w:firstColumn="0" w:lastColumn="0" w:oddVBand="0" w:evenVBand="0" w:oddHBand="0" w:evenHBand="0" w:firstRowFirstColumn="0" w:firstRowLastColumn="0" w:lastRowFirstColumn="0" w:lastRowLastColumn="0"/>
+            </w:pPr>
+            <w:r>
+              <w:t>Pending M3</w:t>
+            </w:r>
+          </w:p>
+        </w:tc>
+      </w:tr>
+      <w:tr>
+        <w:trPr>
+          <w:cnfStyle w:val="000000100000" w:firstRow="0" w:lastRow="0" w:firstColumn="0" w:lastColumn="0" w:oddVBand="0" w:evenVBand="0" w:oddHBand="1" w:evenHBand="0" w:firstRowFirstColumn="0" w:firstRowLastColumn="0" w:lastRowFirstColumn="0" w:lastRowLastColumn="0"/>
+        </w:trPr>
+        <w:tc>
+          <w:tcPr>
+            <w:cnfStyle w:val="001000000000" w:firstRow="0" w:lastRow="0" w:firstColumn="1" w:lastColumn="0" w:oddVBand="0" w:evenVBand="0" w:oddHBand="0" w:evenHBand="0" w:firstRowFirstColumn="0" w:firstRowLastColumn="0" w:lastRowFirstColumn="0" w:lastRowLastColumn="0"/>
+            <w:tcW w:w="1386" w:type="dxa"/>
+          </w:tcPr>
+          <w:p>
+            <w:r>
+              <w:t>Manager</w:t>
+            </w:r>
+          </w:p>
+        </w:tc>
+        <w:tc>
+          <w:tcPr>
+            <w:tcW w:w="1024" w:type="dxa"/>
+          </w:tcPr>
+          <w:p>
+            <w:pPr>
+              <w:cnfStyle w:val="000000100000" w:firstRow="0" w:lastRow="0" w:firstColumn="0" w:lastColumn="0" w:oddVBand="0" w:evenVBand="0" w:oddHBand="1" w:evenHBand="0" w:firstRowFirstColumn="0" w:firstRowLastColumn="0" w:lastRowFirstColumn="0" w:lastRowLastColumn="0"/>
+            </w:pPr>
+            <w:r>
+              <w:t>FR-017</w:t>
+            </w:r>
+          </w:p>
+        </w:tc>
+        <w:tc>
+          <w:tcPr>
+            <w:tcW w:w="3226" w:type="dxa"/>
+          </w:tcPr>
+          <w:p>
+            <w:pPr>
+              <w:cnfStyle w:val="000000100000" w:firstRow="0" w:lastRow="0" w:firstColumn="0" w:lastColumn="0" w:oddVBand="0" w:evenVBand="0" w:oddHBand="1" w:evenHBand="0" w:firstRowFirstColumn="0" w:firstRowLastColumn="0" w:lastRowFirstColumn="0" w:lastRowLastColumn="0"/>
+            </w:pPr>
+            <w:r>
+              <w:t>Accountability/performance info</w:t>
+            </w:r>
+          </w:p>
+        </w:tc>
+        <w:tc>
+          <w:tcPr>
+            <w:tcW w:w="1369" w:type="dxa"/>
+          </w:tcPr>
+          <w:p>
+            <w:pPr>
+              <w:cnfStyle w:val="000000100000" w:firstRow="0" w:lastRow="0" w:firstColumn="0" w:lastColumn="0" w:oddVBand="0" w:evenVBand="0" w:oddHBand="1" w:evenHBand="0" w:firstRowFirstColumn="0" w:firstRowLastColumn="0" w:lastRowFirstColumn="0" w:lastRowLastColumn="0"/>
+            </w:pPr>
+            <w:r>
+              <w:t>See FR-0</w:t>
+            </w:r>
+            <w:r>
+              <w:t>17</w:t>
+            </w:r>
+            <w:r>
+              <w:t xml:space="preserve"> AC</w:t>
+            </w:r>
+          </w:p>
+        </w:tc>
+        <w:tc>
+          <w:tcPr>
+            <w:tcW w:w="946" w:type="dxa"/>
+          </w:tcPr>
+          <w:p>
+            <w:pPr>
+              <w:cnfStyle w:val="000000100000" w:firstRow="0" w:lastRow="0" w:firstColumn="0" w:lastColumn="0" w:oddVBand="0" w:evenVBand="0" w:oddHBand="1" w:evenHBand="0" w:firstRowFirstColumn="0" w:firstRowLastColumn="0" w:lastRowFirstColumn="0" w:lastRowLastColumn="0"/>
+            </w:pPr>
+            <w:r>
+              <w:t>Pending M2</w:t>
+            </w:r>
+          </w:p>
+        </w:tc>
+        <w:tc>
+          <w:tcPr>
+            <w:tcW w:w="1075" w:type="dxa"/>
+          </w:tcPr>
+          <w:p>
+            <w:pPr>
+              <w:cnfStyle w:val="000000100000" w:firstRow="0" w:lastRow="0" w:firstColumn="0" w:lastColumn="0" w:oddVBand="0" w:evenVBand="0" w:oddHBand="1" w:evenHBand="0" w:firstRowFirstColumn="0" w:firstRowLastColumn="0" w:lastRowFirstColumn="0" w:lastRowLastColumn="0"/>
+            </w:pPr>
+            <w:r>
+              <w:t>Pending M3</w:t>
+            </w:r>
+          </w:p>
+        </w:tc>
+      </w:tr>
+      <w:tr>
+        <w:tc>
+          <w:tcPr>
+            <w:cnfStyle w:val="001000000000" w:firstRow="0" w:lastRow="0" w:firstColumn="1" w:lastColumn="0" w:oddVBand="0" w:evenVBand="0" w:oddHBand="0" w:evenHBand="0" w:firstRowFirstColumn="0" w:firstRowLastColumn="0" w:lastRowFirstColumn="0" w:lastRowLastColumn="0"/>
+            <w:tcW w:w="1386" w:type="dxa"/>
+          </w:tcPr>
+          <w:p>
+            <w:r>
+              <w:t>Constraints</w:t>
+            </w:r>
+          </w:p>
+        </w:tc>
+        <w:tc>
+          <w:tcPr>
+            <w:tcW w:w="1024" w:type="dxa"/>
+          </w:tcPr>
+          <w:p>
+            <w:pPr>
+              <w:cnfStyle w:val="000000000000" w:firstRow="0" w:lastRow="0" w:firstColumn="0" w:lastColumn="0" w:oddVBand="0" w:evenVBand="0" w:oddHBand="0" w:evenHBand="0" w:firstRowFirstColumn="0" w:firstRowLastColumn="0" w:lastRowFirstColumn="0" w:lastRowLastColumn="0"/>
+            </w:pPr>
+            <w:r>
+              <w:t>NFR-001-&gt;008</w:t>
+            </w:r>
+          </w:p>
+        </w:tc>
+        <w:tc>
+          <w:tcPr>
+            <w:tcW w:w="3226" w:type="dxa"/>
+          </w:tcPr>
+          <w:p>
+            <w:pPr>
+              <w:cnfStyle w:val="000000000000" w:firstRow="0" w:lastRow="0" w:firstColumn="0" w:lastColumn="0" w:oddVBand="0" w:evenVBand="0" w:oddHBand="0" w:evenHBand="0" w:firstRowFirstColumn="0" w:firstRowLastColumn="0" w:lastRowFirstColumn="0" w:lastRowLastColumn="0"/>
+            </w:pPr>
+            <w:r>
+              <w:t>Non-functional quality attributes</w:t>
+            </w:r>
+          </w:p>
+        </w:tc>
+        <w:tc>
+          <w:tcPr>
+            <w:tcW w:w="1369" w:type="dxa"/>
+          </w:tcPr>
+          <w:p>
+            <w:pPr>
+              <w:cnfStyle w:val="000000000000" w:firstRow="0" w:lastRow="0" w:firstColumn="0" w:lastColumn="0" w:oddVBand="0" w:evenVBand="0" w:oddHBand="0" w:evenHBand="0" w:firstRowFirstColumn="0" w:firstRowLastColumn="0" w:lastRowFirstColumn="0" w:lastRowLastColumn="0"/>
+            </w:pPr>
+            <w:r>
+              <w:t xml:space="preserve">See NFR </w:t>
+            </w:r>
+            <w:r>
+              <w:t>AC</w:t>
+            </w:r>
+          </w:p>
+        </w:tc>
+        <w:tc>
+          <w:tcPr>
+            <w:tcW w:w="946" w:type="dxa"/>
+          </w:tcPr>
+          <w:p>
+            <w:pPr>
+              <w:cnfStyle w:val="000000000000" w:firstRow="0" w:lastRow="0" w:firstColumn="0" w:lastColumn="0" w:oddVBand="0" w:evenVBand="0" w:oddHBand="0" w:evenHBand="0" w:firstRowFirstColumn="0" w:firstRowLastColumn="0" w:lastRowFirstColumn="0" w:lastRowLastColumn="0"/>
+            </w:pPr>
+            <w:r>
+              <w:t>Pending M2</w:t>
+            </w:r>
+          </w:p>
+        </w:tc>
+        <w:tc>
+          <w:tcPr>
+            <w:tcW w:w="1075" w:type="dxa"/>
+          </w:tcPr>
+          <w:p>
+            <w:pPr>
+              <w:cnfStyle w:val="000000000000" w:firstRow="0" w:lastRow="0" w:firstColumn="0" w:lastColumn="0" w:oddVBand="0" w:evenVBand="0" w:oddHBand="0" w:evenHBand="0" w:firstRowFirstColumn="0" w:firstRowLastColumn="0" w:lastRowFirstColumn="0" w:lastRowLastColumn="0"/>
+            </w:pPr>
+            <w:r>
+              <w:t>Pending M3</w:t>
+            </w:r>
+          </w:p>
+        </w:tc>
+      </w:tr>
+    </w:tbl>
+    <w:p/>
+    <w:p>
+      <w:pPr>
+        <w:pStyle w:val="Heading2"/>
+      </w:pPr>
+      <w:r>
+        <w:t>Example of an end-to-end trace</w:t>
+      </w:r>
+      <w:r>
+        <w:t>:</w:t>
+      </w:r>
+    </w:p>
+    <w:p>
+      <w:r>
+        <w:t>FR-001</w:t>
+      </w:r>
+      <w:r>
+        <w:t xml:space="preserve"> (Make a new service request):</w:t>
+      </w:r>
+    </w:p>
+    <w:p>
+      <w:pPr>
+        <w:pStyle w:val="ListParagraph"/>
+        <w:numPr>
+          <w:ilvl w:val="0"/>
+          <w:numId w:val="1"/>
+        </w:numPr>
+      </w:pPr>
+      <w:r>
+        <w:t>Source: Business need: The organi</w:t>
+      </w:r>
+      <w:r>
+        <w:t xml:space="preserve">sation </w:t>
+      </w:r>
+      <w:r>
+        <w:t>wants</w:t>
+      </w:r>
+      <w:r>
+        <w:t xml:space="preserve"> a dependable method of submitting requests</w:t>
+      </w:r>
+      <w:r>
+        <w:t>.</w:t>
+      </w:r>
+    </w:p>
+    <w:p>
+      <w:pPr>
+        <w:pStyle w:val="ListParagraph"/>
+        <w:numPr>
+          <w:ilvl w:val="0"/>
+          <w:numId w:val="1"/>
+        </w:numPr>
+      </w:pPr>
+      <w:r>
+        <w:t>Stakeholder: The main user of this feature, as determined by the stakeholder ana</w:t>
+      </w:r>
+      <w:r>
+        <w:t xml:space="preserve">lysis, is the </w:t>
+      </w:r>
+      <w:r>
+        <w:t>requester (</w:t>
+      </w:r>
+      <w:r>
+        <w:t>member of the community).</w:t>
+      </w:r>
+    </w:p>
+    <w:p>
+      <w:pPr>
+        <w:pStyle w:val="ListParagraph"/>
+        <w:numPr>
+          <w:ilvl w:val="0"/>
+          <w:numId w:val="1"/>
+        </w:numPr>
+      </w:pPr>
+      <w:r>
+        <w:t xml:space="preserve">Requirement: </w:t>
+      </w:r>
+      <w:r>
+        <w:t>FR-001</w:t>
+      </w:r>
+      <w:r>
+        <w:t xml:space="preserve"> prioritised as “Must”</w:t>
+      </w:r>
+      <w:r>
+        <w:t xml:space="preserve"> meaning everything below (see FR table) depends on it, without it the platform has no entry point</w:t>
+      </w:r>
+      <w:r>
+        <w:t>.</w:t>
+      </w:r>
+    </w:p>
+    <w:p>
+      <w:pPr>
+        <w:pStyle w:val="ListParagraph"/>
+        <w:numPr>
+          <w:ilvl w:val="0"/>
+          <w:numId w:val="1"/>
+        </w:numPr>
+      </w:pPr>
+      <w:r>
+        <w:t xml:space="preserve">Acceptance criteria: “Submitted” is the first </w:t>
+      </w:r>
+      <w:r>
+        <w:t>status,</w:t>
+      </w:r>
+      <w:r>
+        <w:t xml:space="preserve"> a unique reference number is generated</w:t>
+      </w:r>
+      <w:r>
+        <w:t xml:space="preserve"> and mandatory fields are enforced.</w:t>
+      </w:r>
+    </w:p>
+    <w:p>
+      <w:pPr>
+        <w:pStyle w:val="ListParagraph"/>
+        <w:numPr>
+          <w:ilvl w:val="0"/>
+          <w:numId w:val="1"/>
+        </w:numPr>
+      </w:pPr>
+      <w:r>
+        <w:t xml:space="preserve">Current M1 evidence: FR-001 is linked in the RTM </w:t>
+      </w:r>
+      <w:r>
+        <w:t>and recorder as a task or issue in the repository backlog</w:t>
+      </w:r>
+      <w:r>
+        <w:t>.</w:t>
+      </w:r>
+    </w:p>
+    <w:p>
+      <w:pPr>
+        <w:pStyle w:val="ListParagraph"/>
+        <w:numPr>
+          <w:ilvl w:val="0"/>
+          <w:numId w:val="1"/>
+        </w:numPr>
+      </w:pPr>
+      <w:r>
+        <w:t>Later additions: Include M2- data model/UI design for the submission form</w:t>
+      </w:r>
+      <w:r>
+        <w:t>. M3- implementation PR and automated test demonstration</w:t>
+      </w:r>
+      <w:r>
+        <w:t>. M4- proof that the feature functions in the deployed environment.</w:t>
+      </w:r>
+    </w:p>
     <w:p>
       <w:pPr>
         <w:pStyle w:val="Heading1"/>
       </w:pPr>
       <w:r>
+        <w:lastRenderedPageBreak/>
         <w:t>Initial risk register</w:t>
       </w:r>
     </w:p>
@@ -845,6 +4464,175 @@
     </w:sectPr>
   </w:body>
 </w:document>
+</file>
+
+<file path=word/endnotes.xml><?xml version="1.0" encoding="utf-8"?>
+<w:endnotes xmlns:wpc="http://schemas.microsoft.com/office/word/2010/wordprocessingCanvas" xmlns:cx="http://schemas.microsoft.com/office/drawing/2014/chartex" xmlns:cx1="http://schemas.microsoft.com/office/drawing/2015/9/8/chartex" xmlns:cx2="http://schemas.microsoft.com/office/drawing/2015/10/21/chartex" xmlns:cx3="http://schemas.microsoft.com/office/drawing/2016/5/9/chartex" xmlns:cx4="http://schemas.microsoft.com/office/drawing/2016/5/10/chartex" xmlns:cx5="http://schemas.microsoft.com/office/drawing/2016/5/11/chartex" xmlns:cx6="http://schemas.microsoft.com/office/drawing/2016/5/12/chartex" xmlns:cx7="http://schemas.microsoft.com/office/drawing/2016/5/13/chartex" xmlns:cx8="http://schemas.microsoft.com/office/drawing/2016/5/14/chartex" xmlns:mc="http://schemas.openxmlformats.org/markup-compatibility/2006" xmlns:aink="http://schemas.microsoft.com/office/drawing/2016/ink" xmlns:am3d="http://schemas.microsoft.com/office/drawing/2017/model3d" xmlns:o="urn:schemas-microsoft-com:office:office" xmlns:oel="http://schemas.microsoft.com/office/2019/extlst" xmlns:r="http://schemas.openxmlformats.org/officeDocument/2006/relationships" xmlns:m="http://schemas.openxmlformats.org/officeDocument/2006/math" xmlns:v="urn:schemas-microsoft-com:vml" xmlns:wp14="http://schemas.microsoft.com/office/word/2010/wordprocessingDrawing" xmlns:wp="http://schemas.openxmlformats.org/drawingml/2006/wordprocessingDrawing" xmlns:w10="urn:schemas-microsoft-com:office:word" xmlns:w="http://schemas.openxmlformats.org/wordprocessingml/2006/main" xmlns:w14="http://schemas.microsoft.com/office/word/2010/wordml" xmlns:w15="http://schemas.microsoft.com/office/word/2012/wordml" xmlns:w16cex="http://schemas.microsoft.com/office/word/2018/wordml/cex" xmlns:w16cid="http://schemas.microsoft.com/office/word/2016/wordml/cid" xmlns:w16="http://schemas.microsoft.com/office/word/2018/wordml" xmlns:w16du="http://schemas.microsoft.com/office/word/2023/wordml/word16du" xmlns:w16sdtdh="http://schemas.microsoft.com/office/word/2020/wordml/sdtdatahash" xmlns:w16sdtfl="http://schemas.microsoft.com/office/word/2024/wordml/sdtformatlock" xmlns:w16se="http://schemas.microsoft.com/office/word/2015/wordml/symex" xmlns:wpg="http://schemas.microsoft.com/office/word/2010/wordprocessingGroup" xmlns:wpi="http://schemas.microsoft.com/office/word/2010/wordprocessingInk" xmlns:wne="http://schemas.microsoft.com/office/word/2006/wordml" xmlns:wps="http://schemas.microsoft.com/office/word/2010/wordprocessingShape" mc:Ignorable="w14 w15 w16se w16cid w16 w16cex w16sdtdh w16sdtfl w16du wp14">
+  <w:endnote w:type="separator" w:id="-1">
+    <w:p>
+      <w:pPr>
+        <w:spacing w:after="0" w:line="240" w:lineRule="auto"/>
+      </w:pPr>
+      <w:r>
+        <w:separator/>
+      </w:r>
+    </w:p>
+  </w:endnote>
+  <w:endnote w:type="continuationSeparator" w:id="0">
+    <w:p>
+      <w:pPr>
+        <w:spacing w:after="0" w:line="240" w:lineRule="auto"/>
+      </w:pPr>
+      <w:r>
+        <w:continuationSeparator/>
+      </w:r>
+    </w:p>
+  </w:endnote>
+</w:endnotes>
+</file>
+
+<file path=word/footnotes.xml><?xml version="1.0" encoding="utf-8"?>
+<w:footnotes xmlns:wpc="http://schemas.microsoft.com/office/word/2010/wordprocessingCanvas" xmlns:cx="http://schemas.microsoft.com/office/drawing/2014/chartex" xmlns:cx1="http://schemas.microsoft.com/office/drawing/2015/9/8/chartex" xmlns:cx2="http://schemas.microsoft.com/office/drawing/2015/10/21/chartex" xmlns:cx3="http://schemas.microsoft.com/office/drawing/2016/5/9/chartex" xmlns:cx4="http://schemas.microsoft.com/office/drawing/2016/5/10/chartex" xmlns:cx5="http://schemas.microsoft.com/office/drawing/2016/5/11/chartex" xmlns:cx6="http://schemas.microsoft.com/office/drawing/2016/5/12/chartex" xmlns:cx7="http://schemas.microsoft.com/office/drawing/2016/5/13/chartex" xmlns:cx8="http://schemas.microsoft.com/office/drawing/2016/5/14/chartex" xmlns:mc="http://schemas.openxmlformats.org/markup-compatibility/2006" xmlns:aink="http://schemas.microsoft.com/office/drawing/2016/ink" xmlns:am3d="http://schemas.microsoft.com/office/drawing/2017/model3d" xmlns:o="urn:schemas-microsoft-com:office:office" xmlns:oel="http://schemas.microsoft.com/office/2019/extlst" xmlns:r="http://schemas.openxmlformats.org/officeDocument/2006/relationships" xmlns:m="http://schemas.openxmlformats.org/officeDocument/2006/math" xmlns:v="urn:schemas-microsoft-com:vml" xmlns:wp14="http://schemas.microsoft.com/office/word/2010/wordprocessingDrawing" xmlns:wp="http://schemas.openxmlformats.org/drawingml/2006/wordprocessingDrawing" xmlns:w10="urn:schemas-microsoft-com:office:word" xmlns:w="http://schemas.openxmlformats.org/wordprocessingml/2006/main" xmlns:w14="http://schemas.microsoft.com/office/word/2010/wordml" xmlns:w15="http://schemas.microsoft.com/office/word/2012/wordml" xmlns:w16cex="http://schemas.microsoft.com/office/word/2018/wordml/cex" xmlns:w16cid="http://schemas.microsoft.com/office/word/2016/wordml/cid" xmlns:w16="http://schemas.microsoft.com/office/word/2018/wordml" xmlns:w16du="http://schemas.microsoft.com/office/word/2023/wordml/word16du" xmlns:w16sdtdh="http://schemas.microsoft.com/office/word/2020/wordml/sdtdatahash" xmlns:w16sdtfl="http://schemas.microsoft.com/office/word/2024/wordml/sdtformatlock" xmlns:w16se="http://schemas.microsoft.com/office/word/2015/wordml/symex" xmlns:wpg="http://schemas.microsoft.com/office/word/2010/wordprocessingGroup" xmlns:wpi="http://schemas.microsoft.com/office/word/2010/wordprocessingInk" xmlns:wne="http://schemas.microsoft.com/office/word/2006/wordml" xmlns:wps="http://schemas.microsoft.com/office/word/2010/wordprocessingShape" mc:Ignorable="w14 w15 w16se w16cid w16 w16cex w16sdtdh w16sdtfl w16du wp14">
+  <w:footnote w:type="separator" w:id="-1">
+    <w:p>
+      <w:pPr>
+        <w:spacing w:after="0" w:line="240" w:lineRule="auto"/>
+      </w:pPr>
+      <w:r>
+        <w:separator/>
+      </w:r>
+    </w:p>
+  </w:footnote>
+  <w:footnote w:type="continuationSeparator" w:id="0">
+    <w:p>
+      <w:pPr>
+        <w:spacing w:after="0" w:line="240" w:lineRule="auto"/>
+      </w:pPr>
+      <w:r>
+        <w:continuationSeparator/>
+      </w:r>
+    </w:p>
+  </w:footnote>
+  <w:footnote w:id="1">
+    <w:p>
+      <w:pPr>
+        <w:pStyle w:val="FootnoteText"/>
+        <w:rPr>
+          <w:lang w:val="en-US"/>
+        </w:rPr>
+      </w:pPr>
+      <w:r>
+        <w:rPr>
+          <w:rStyle w:val="FootnoteReference"/>
+        </w:rPr>
+        <w:footnoteRef/>
+      </w:r>
+      <w:r>
+        <w:t xml:space="preserve"> </w:t>
+      </w:r>
+      <w:r>
+        <w:rPr>
+          <w:lang w:val="en-US"/>
+        </w:rPr>
+        <w:t>New member of the development team.</w:t>
+      </w:r>
+    </w:p>
+  </w:footnote>
+</w:footnotes>
+</file>
+
+<file path=word/numbering.xml><?xml version="1.0" encoding="utf-8"?>
+<w:numbering xmlns:wpc="http://schemas.microsoft.com/office/word/2010/wordprocessingCanvas" xmlns:cx="http://schemas.microsoft.com/office/drawing/2014/chartex" xmlns:cx1="http://schemas.microsoft.com/office/drawing/2015/9/8/chartex" xmlns:cx2="http://schemas.microsoft.com/office/drawing/2015/10/21/chartex" xmlns:cx3="http://schemas.microsoft.com/office/drawing/2016/5/9/chartex" xmlns:cx4="http://schemas.microsoft.com/office/drawing/2016/5/10/chartex" xmlns:cx5="http://schemas.microsoft.com/office/drawing/2016/5/11/chartex" xmlns:cx6="http://schemas.microsoft.com/office/drawing/2016/5/12/chartex" xmlns:cx7="http://schemas.microsoft.com/office/drawing/2016/5/13/chartex" xmlns:cx8="http://schemas.microsoft.com/office/drawing/2016/5/14/chartex" xmlns:mc="http://schemas.openxmlformats.org/markup-compatibility/2006" xmlns:aink="http://schemas.microsoft.com/office/drawing/2016/ink" xmlns:am3d="http://schemas.microsoft.com/office/drawing/2017/model3d" xmlns:o="urn:schemas-microsoft-com:office:office" xmlns:oel="http://schemas.microsoft.com/office/2019/extlst" xmlns:r="http://schemas.openxmlformats.org/officeDocument/2006/relationships" xmlns:m="http://schemas.openxmlformats.org/officeDocument/2006/math" xmlns:v="urn:schemas-microsoft-com:vml" xmlns:wp14="http://schemas.microsoft.com/office/word/2010/wordprocessingDrawing" xmlns:wp="http://schemas.openxmlformats.org/drawingml/2006/wordprocessingDrawing" xmlns:w10="urn:schemas-microsoft-com:office:word" xmlns:w="http://schemas.openxmlformats.org/wordprocessingml/2006/main" xmlns:w14="http://schemas.microsoft.com/office/word/2010/wordml" xmlns:w15="http://schemas.microsoft.com/office/word/2012/wordml" xmlns:w16cex="http://schemas.microsoft.com/office/word/2018/wordml/cex" xmlns:w16cid="http://schemas.microsoft.com/office/word/2016/wordml/cid" xmlns:w16="http://schemas.microsoft.com/office/word/2018/wordml" xmlns:w16du="http://schemas.microsoft.com/office/word/2023/wordml/word16du" xmlns:w16sdtdh="http://schemas.microsoft.com/office/word/2020/wordml/sdtdatahash" xmlns:w16sdtfl="http://schemas.microsoft.com/office/word/2024/wordml/sdtformatlock" xmlns:w16se="http://schemas.microsoft.com/office/word/2015/wordml/symex" xmlns:wpg="http://schemas.microsoft.com/office/word/2010/wordprocessingGroup" xmlns:wpi="http://schemas.microsoft.com/office/word/2010/wordprocessingInk" xmlns:wne="http://schemas.microsoft.com/office/word/2006/wordml" xmlns:wps="http://schemas.microsoft.com/office/word/2010/wordprocessingShape" mc:Ignorable="w14 w15 w16se w16cid w16 w16cex w16sdtdh w16sdtfl w16du wp14">
+  <w:abstractNum w:abstractNumId="0" w15:restartNumberingAfterBreak="0">
+    <w:nsid w:val="661A3109"/>
+    <w:multiLevelType w:val="hybridMultilevel"/>
+    <w:tmpl w:val="B94292DC"/>
+    <w:lvl w:ilvl="0" w:tplc="0409000F">
+      <w:start w:val="1"/>
+      <w:numFmt w:val="decimal"/>
+      <w:lvlText w:val="%1."/>
+      <w:lvlJc w:val="left"/>
+      <w:pPr>
+        <w:ind w:left="768" w:hanging="360"/>
+      </w:pPr>
+    </w:lvl>
+    <w:lvl w:ilvl="1" w:tplc="04090019" w:tentative="1">
+      <w:start w:val="1"/>
+      <w:numFmt w:val="lowerLetter"/>
+      <w:lvlText w:val="%2."/>
+      <w:lvlJc w:val="left"/>
+      <w:pPr>
+        <w:ind w:left="1488" w:hanging="360"/>
+      </w:pPr>
+    </w:lvl>
+    <w:lvl w:ilvl="2" w:tplc="0409001B" w:tentative="1">
+      <w:start w:val="1"/>
+      <w:numFmt w:val="lowerRoman"/>
+      <w:lvlText w:val="%3."/>
+      <w:lvlJc w:val="right"/>
+      <w:pPr>
+        <w:ind w:left="2208" w:hanging="180"/>
+      </w:pPr>
+    </w:lvl>
+    <w:lvl w:ilvl="3" w:tplc="0409000F" w:tentative="1">
+      <w:start w:val="1"/>
+      <w:numFmt w:val="decimal"/>
+      <w:lvlText w:val="%4."/>
+      <w:lvlJc w:val="left"/>
+      <w:pPr>
+        <w:ind w:left="2928" w:hanging="360"/>
+      </w:pPr>
+    </w:lvl>
+    <w:lvl w:ilvl="4" w:tplc="04090019" w:tentative="1">
+      <w:start w:val="1"/>
+      <w:numFmt w:val="lowerLetter"/>
+      <w:lvlText w:val="%5."/>
+      <w:lvlJc w:val="left"/>
+      <w:pPr>
+        <w:ind w:left="3648" w:hanging="360"/>
+      </w:pPr>
+    </w:lvl>
+    <w:lvl w:ilvl="5" w:tplc="0409001B" w:tentative="1">
+      <w:start w:val="1"/>
+      <w:numFmt w:val="lowerRoman"/>
+      <w:lvlText w:val="%6."/>
+      <w:lvlJc w:val="right"/>
+      <w:pPr>
+        <w:ind w:left="4368" w:hanging="180"/>
+      </w:pPr>
+    </w:lvl>
+    <w:lvl w:ilvl="6" w:tplc="0409000F" w:tentative="1">
+      <w:start w:val="1"/>
+      <w:numFmt w:val="decimal"/>
+      <w:lvlText w:val="%7."/>
+      <w:lvlJc w:val="left"/>
+      <w:pPr>
+        <w:ind w:left="5088" w:hanging="360"/>
+      </w:pPr>
+    </w:lvl>
+    <w:lvl w:ilvl="7" w:tplc="04090019" w:tentative="1">
+      <w:start w:val="1"/>
+      <w:numFmt w:val="lowerLetter"/>
+      <w:lvlText w:val="%8."/>
+      <w:lvlJc w:val="left"/>
+      <w:pPr>
+        <w:ind w:left="5808" w:hanging="360"/>
+      </w:pPr>
+    </w:lvl>
+    <w:lvl w:ilvl="8" w:tplc="0409001B" w:tentative="1">
+      <w:start w:val="1"/>
+      <w:numFmt w:val="lowerRoman"/>
+      <w:lvlText w:val="%9."/>
+      <w:lvlJc w:val="right"/>
+      <w:pPr>
+        <w:ind w:left="6528" w:hanging="180"/>
+      </w:pPr>
+    </w:lvl>
+  </w:abstractNum>
+  <w:num w:numId="1" w16cid:durableId="1611619726">
+    <w:abstractNumId w:val="0"/>
+  </w:num>
+</w:numbering>
 </file>
 
 <file path=word/styles.xml><?xml version="1.0" encoding="utf-8"?>
@@ -1247,7 +5035,7 @@
   <w:style w:type="paragraph" w:default="1" w:styleId="Normal">
     <w:name w:val="Normal"/>
     <w:qFormat/>
-    <w:rsid w:val="00F047F6"/>
+    <w:rsid w:val="0019184D"/>
   </w:style>
   <w:style w:type="paragraph" w:styleId="Heading1">
     <w:name w:val="heading 1"/>
@@ -1276,7 +5064,6 @@
     <w:next w:val="Normal"/>
     <w:link w:val="Heading2Char"/>
     <w:uiPriority w:val="9"/>
-    <w:semiHidden/>
     <w:unhideWhenUsed/>
     <w:qFormat/>
     <w:rsid w:val="00F047F6"/>
@@ -1451,7 +5238,6 @@
   <w:style w:type="character" w:default="1" w:styleId="DefaultParagraphFont">
     <w:name w:val="Default Paragraph Font"/>
     <w:uiPriority w:val="1"/>
-    <w:semiHidden/>
     <w:unhideWhenUsed/>
   </w:style>
   <w:style w:type="table" w:default="1" w:styleId="TableNormal">
@@ -1493,7 +5279,6 @@
     <w:basedOn w:val="DefaultParagraphFont"/>
     <w:link w:val="Heading2"/>
     <w:uiPriority w:val="9"/>
-    <w:semiHidden/>
     <w:rsid w:val="00F047F6"/>
     <w:rPr>
       <w:rFonts w:asciiTheme="majorHAnsi" w:eastAsiaTheme="majorEastAsia" w:hAnsiTheme="majorHAnsi" w:cstheme="majorBidi"/>
@@ -1853,6 +5638,275 @@
       <w:u w:val="single"/>
     </w:rPr>
   </w:style>
+  <w:style w:type="table" w:styleId="TableGrid">
+    <w:name w:val="Table Grid"/>
+    <w:basedOn w:val="TableNormal"/>
+    <w:uiPriority w:val="39"/>
+    <w:rsid w:val="00AA54D9"/>
+    <w:pPr>
+      <w:spacing w:after="0" w:line="240" w:lineRule="auto"/>
+    </w:pPr>
+    <w:tblPr>
+      <w:tblBorders>
+        <w:top w:val="single" w:sz="4" w:space="0" w:color="auto"/>
+        <w:left w:val="single" w:sz="4" w:space="0" w:color="auto"/>
+        <w:bottom w:val="single" w:sz="4" w:space="0" w:color="auto"/>
+        <w:right w:val="single" w:sz="4" w:space="0" w:color="auto"/>
+        <w:insideH w:val="single" w:sz="4" w:space="0" w:color="auto"/>
+        <w:insideV w:val="single" w:sz="4" w:space="0" w:color="auto"/>
+      </w:tblBorders>
+    </w:tblPr>
+  </w:style>
+  <w:style w:type="table" w:styleId="GridTable2">
+    <w:name w:val="Grid Table 2"/>
+    <w:basedOn w:val="TableNormal"/>
+    <w:uiPriority w:val="47"/>
+    <w:rsid w:val="00AA54D9"/>
+    <w:pPr>
+      <w:spacing w:after="0" w:line="240" w:lineRule="auto"/>
+    </w:pPr>
+    <w:tblPr>
+      <w:tblStyleRowBandSize w:val="1"/>
+      <w:tblStyleColBandSize w:val="1"/>
+      <w:tblBorders>
+        <w:top w:val="single" w:sz="2" w:space="0" w:color="666666" w:themeColor="text1" w:themeTint="99"/>
+        <w:bottom w:val="single" w:sz="2" w:space="0" w:color="666666" w:themeColor="text1" w:themeTint="99"/>
+        <w:insideH w:val="single" w:sz="2" w:space="0" w:color="666666" w:themeColor="text1" w:themeTint="99"/>
+        <w:insideV w:val="single" w:sz="2" w:space="0" w:color="666666" w:themeColor="text1" w:themeTint="99"/>
+      </w:tblBorders>
+    </w:tblPr>
+    <w:tblStylePr w:type="firstRow">
+      <w:rPr>
+        <w:b/>
+        <w:bCs/>
+      </w:rPr>
+      <w:tblPr/>
+      <w:tcPr>
+        <w:tcBorders>
+          <w:top w:val="nil"/>
+          <w:bottom w:val="single" w:sz="12" w:space="0" w:color="666666" w:themeColor="text1" w:themeTint="99"/>
+          <w:insideH w:val="nil"/>
+          <w:insideV w:val="nil"/>
+        </w:tcBorders>
+        <w:shd w:val="clear" w:color="auto" w:fill="FFFFFF" w:themeFill="background1"/>
+      </w:tcPr>
+    </w:tblStylePr>
+    <w:tblStylePr w:type="lastRow">
+      <w:rPr>
+        <w:b/>
+        <w:bCs/>
+      </w:rPr>
+      <w:tblPr/>
+      <w:tcPr>
+        <w:tcBorders>
+          <w:top w:val="double" w:sz="2" w:space="0" w:color="666666" w:themeColor="text1" w:themeTint="99"/>
+          <w:bottom w:val="nil"/>
+          <w:insideH w:val="nil"/>
+          <w:insideV w:val="nil"/>
+        </w:tcBorders>
+        <w:shd w:val="clear" w:color="auto" w:fill="FFFFFF" w:themeFill="background1"/>
+      </w:tcPr>
+    </w:tblStylePr>
+    <w:tblStylePr w:type="firstCol">
+      <w:rPr>
+        <w:b/>
+        <w:bCs/>
+      </w:rPr>
+    </w:tblStylePr>
+    <w:tblStylePr w:type="lastCol">
+      <w:rPr>
+        <w:b/>
+        <w:bCs/>
+      </w:rPr>
+    </w:tblStylePr>
+    <w:tblStylePr w:type="band1Vert">
+      <w:tblPr/>
+      <w:tcPr>
+        <w:shd w:val="clear" w:color="auto" w:fill="CCCCCC" w:themeFill="text1" w:themeFillTint="33"/>
+      </w:tcPr>
+    </w:tblStylePr>
+    <w:tblStylePr w:type="band1Horz">
+      <w:tblPr/>
+      <w:tcPr>
+        <w:shd w:val="clear" w:color="auto" w:fill="CCCCCC" w:themeFill="text1" w:themeFillTint="33"/>
+      </w:tcPr>
+    </w:tblStylePr>
+  </w:style>
+  <w:style w:type="paragraph" w:styleId="FootnoteText">
+    <w:name w:val="footnote text"/>
+    <w:basedOn w:val="Normal"/>
+    <w:link w:val="FootnoteTextChar"/>
+    <w:uiPriority w:val="99"/>
+    <w:semiHidden/>
+    <w:unhideWhenUsed/>
+    <w:rsid w:val="00927213"/>
+    <w:pPr>
+      <w:spacing w:after="0" w:line="240" w:lineRule="auto"/>
+    </w:pPr>
+    <w:rPr>
+      <w:sz w:val="20"/>
+      <w:szCs w:val="20"/>
+    </w:rPr>
+  </w:style>
+  <w:style w:type="character" w:customStyle="1" w:styleId="FootnoteTextChar">
+    <w:name w:val="Footnote Text Char"/>
+    <w:basedOn w:val="DefaultParagraphFont"/>
+    <w:link w:val="FootnoteText"/>
+    <w:uiPriority w:val="99"/>
+    <w:semiHidden/>
+    <w:rsid w:val="00927213"/>
+    <w:rPr>
+      <w:sz w:val="20"/>
+      <w:szCs w:val="20"/>
+    </w:rPr>
+  </w:style>
+  <w:style w:type="character" w:styleId="FootnoteReference">
+    <w:name w:val="footnote reference"/>
+    <w:basedOn w:val="DefaultParagraphFont"/>
+    <w:uiPriority w:val="99"/>
+    <w:semiHidden/>
+    <w:unhideWhenUsed/>
+    <w:rsid w:val="00927213"/>
+    <w:rPr>
+      <w:vertAlign w:val="superscript"/>
+    </w:rPr>
+  </w:style>
+  <w:style w:type="table" w:styleId="GridTable3">
+    <w:name w:val="Grid Table 3"/>
+    <w:basedOn w:val="TableNormal"/>
+    <w:uiPriority w:val="48"/>
+    <w:rsid w:val="0090029B"/>
+    <w:pPr>
+      <w:spacing w:after="0" w:line="240" w:lineRule="auto"/>
+    </w:pPr>
+    <w:tblPr>
+      <w:tblStyleRowBandSize w:val="1"/>
+      <w:tblStyleColBandSize w:val="1"/>
+      <w:tblBorders>
+        <w:top w:val="single" w:sz="4" w:space="0" w:color="666666" w:themeColor="text1" w:themeTint="99"/>
+        <w:left w:val="single" w:sz="4" w:space="0" w:color="666666" w:themeColor="text1" w:themeTint="99"/>
+        <w:bottom w:val="single" w:sz="4" w:space="0" w:color="666666" w:themeColor="text1" w:themeTint="99"/>
+        <w:right w:val="single" w:sz="4" w:space="0" w:color="666666" w:themeColor="text1" w:themeTint="99"/>
+        <w:insideH w:val="single" w:sz="4" w:space="0" w:color="666666" w:themeColor="text1" w:themeTint="99"/>
+        <w:insideV w:val="single" w:sz="4" w:space="0" w:color="666666" w:themeColor="text1" w:themeTint="99"/>
+      </w:tblBorders>
+    </w:tblPr>
+    <w:tblStylePr w:type="firstRow">
+      <w:rPr>
+        <w:b/>
+        <w:bCs/>
+      </w:rPr>
+      <w:tblPr/>
+      <w:tcPr>
+        <w:tcBorders>
+          <w:top w:val="nil"/>
+          <w:left w:val="nil"/>
+          <w:right w:val="nil"/>
+          <w:insideH w:val="nil"/>
+          <w:insideV w:val="nil"/>
+        </w:tcBorders>
+        <w:shd w:val="clear" w:color="auto" w:fill="FFFFFF" w:themeFill="background1"/>
+      </w:tcPr>
+    </w:tblStylePr>
+    <w:tblStylePr w:type="lastRow">
+      <w:rPr>
+        <w:b/>
+        <w:bCs/>
+      </w:rPr>
+      <w:tblPr/>
+      <w:tcPr>
+        <w:tcBorders>
+          <w:left w:val="nil"/>
+          <w:bottom w:val="nil"/>
+          <w:right w:val="nil"/>
+          <w:insideH w:val="nil"/>
+          <w:insideV w:val="nil"/>
+        </w:tcBorders>
+        <w:shd w:val="clear" w:color="auto" w:fill="FFFFFF" w:themeFill="background1"/>
+      </w:tcPr>
+    </w:tblStylePr>
+    <w:tblStylePr w:type="firstCol">
+      <w:pPr>
+        <w:jc w:val="right"/>
+      </w:pPr>
+      <w:rPr>
+        <w:i/>
+        <w:iCs/>
+      </w:rPr>
+      <w:tblPr/>
+      <w:tcPr>
+        <w:tcBorders>
+          <w:top w:val="nil"/>
+          <w:left w:val="nil"/>
+          <w:bottom w:val="nil"/>
+          <w:insideH w:val="nil"/>
+          <w:insideV w:val="nil"/>
+        </w:tcBorders>
+        <w:shd w:val="clear" w:color="auto" w:fill="FFFFFF" w:themeFill="background1"/>
+      </w:tcPr>
+    </w:tblStylePr>
+    <w:tblStylePr w:type="lastCol">
+      <w:rPr>
+        <w:i/>
+        <w:iCs/>
+      </w:rPr>
+      <w:tblPr/>
+      <w:tcPr>
+        <w:tcBorders>
+          <w:top w:val="nil"/>
+          <w:bottom w:val="nil"/>
+          <w:right w:val="nil"/>
+          <w:insideH w:val="nil"/>
+          <w:insideV w:val="nil"/>
+        </w:tcBorders>
+        <w:shd w:val="clear" w:color="auto" w:fill="FFFFFF" w:themeFill="background1"/>
+      </w:tcPr>
+    </w:tblStylePr>
+    <w:tblStylePr w:type="band1Vert">
+      <w:tblPr/>
+      <w:tcPr>
+        <w:shd w:val="clear" w:color="auto" w:fill="CCCCCC" w:themeFill="text1" w:themeFillTint="33"/>
+      </w:tcPr>
+    </w:tblStylePr>
+    <w:tblStylePr w:type="band1Horz">
+      <w:tblPr/>
+      <w:tcPr>
+        <w:shd w:val="clear" w:color="auto" w:fill="CCCCCC" w:themeFill="text1" w:themeFillTint="33"/>
+      </w:tcPr>
+    </w:tblStylePr>
+    <w:tblStylePr w:type="neCell">
+      <w:tblPr/>
+      <w:tcPr>
+        <w:tcBorders>
+          <w:bottom w:val="single" w:sz="4" w:space="0" w:color="666666" w:themeColor="text1" w:themeTint="99"/>
+        </w:tcBorders>
+      </w:tcPr>
+    </w:tblStylePr>
+    <w:tblStylePr w:type="nwCell">
+      <w:tblPr/>
+      <w:tcPr>
+        <w:tcBorders>
+          <w:bottom w:val="single" w:sz="4" w:space="0" w:color="666666" w:themeColor="text1" w:themeTint="99"/>
+        </w:tcBorders>
+      </w:tcPr>
+    </w:tblStylePr>
+    <w:tblStylePr w:type="seCell">
+      <w:tblPr/>
+      <w:tcPr>
+        <w:tcBorders>
+          <w:top w:val="single" w:sz="4" w:space="0" w:color="666666" w:themeColor="text1" w:themeTint="99"/>
+        </w:tcBorders>
+      </w:tcPr>
+    </w:tblStylePr>
+    <w:tblStylePr w:type="swCell">
+      <w:tblPr/>
+      <w:tcPr>
+        <w:tcBorders>
+          <w:top w:val="single" w:sz="4" w:space="0" w:color="666666" w:themeColor="text1" w:themeTint="99"/>
+        </w:tcBorders>
+      </w:tcPr>
+    </w:tblStylePr>
+  </w:style>
 </w:styles>
 </file>
 
@@ -1929,18 +5983,18 @@
 
 <file path=word/glossary/fontTable.xml><?xml version="1.0" encoding="utf-8"?>
 <w:fonts xmlns:mc="http://schemas.openxmlformats.org/markup-compatibility/2006" xmlns:r="http://schemas.openxmlformats.org/officeDocument/2006/relationships" xmlns:w="http://schemas.openxmlformats.org/wordprocessingml/2006/main" xmlns:w14="http://schemas.microsoft.com/office/word/2010/wordml" xmlns:w15="http://schemas.microsoft.com/office/word/2012/wordml" xmlns:w16cex="http://schemas.microsoft.com/office/word/2018/wordml/cex" xmlns:w16cid="http://schemas.microsoft.com/office/word/2016/wordml/cid" xmlns:w16="http://schemas.microsoft.com/office/word/2018/wordml" xmlns:w16du="http://schemas.microsoft.com/office/word/2023/wordml/word16du" xmlns:w16sdtdh="http://schemas.microsoft.com/office/word/2020/wordml/sdtdatahash" xmlns:w16sdtfl="http://schemas.microsoft.com/office/word/2024/wordml/sdtformatlock" xmlns:w16se="http://schemas.microsoft.com/office/word/2015/wordml/symex" mc:Ignorable="w14 w15 w16se w16cid w16 w16cex w16sdtdh w16sdtfl w16du">
-  <w:font w:name="Aptos">
-    <w:charset w:val="00"/>
-    <w:family w:val="swiss"/>
-    <w:pitch w:val="variable"/>
-    <w:sig w:usb0="20000287" w:usb1="00000003" w:usb2="00000000" w:usb3="00000000" w:csb0="0000019F" w:csb1="00000000"/>
-  </w:font>
   <w:font w:name="Times New Roman">
     <w:panose1 w:val="02020603050405020304"/>
     <w:charset w:val="00"/>
     <w:family w:val="roman"/>
     <w:pitch w:val="variable"/>
     <w:sig w:usb0="E0002EFF" w:usb1="C000785B" w:usb2="00000009" w:usb3="00000000" w:csb0="000001FF" w:csb1="00000000"/>
+  </w:font>
+  <w:font w:name="Aptos">
+    <w:charset w:val="00"/>
+    <w:family w:val="swiss"/>
+    <w:pitch w:val="variable"/>
+    <w:sig w:usb0="20000287" w:usb1="00000003" w:usb2="00000000" w:usb3="00000000" w:csb0="0000019F" w:csb1="00000000"/>
   </w:font>
   <w:font w:name="Aptos Display">
     <w:charset w:val="00"/>
@@ -1967,11 +6021,15 @@
   </w:compat>
   <w:rsids>
     <w:rsidRoot w:val="006C106A"/>
+    <w:rsid w:val="00652EBA"/>
+    <w:rsid w:val="006B0995"/>
     <w:rsid w:val="006B59FC"/>
     <w:rsid w:val="006C106A"/>
     <w:rsid w:val="00B13C9E"/>
+    <w:rsid w:val="00BB3F3C"/>
     <w:rsid w:val="00E3330B"/>
     <w:rsid w:val="00ED1F7E"/>
+    <w:rsid w:val="00F11FC7"/>
   </w:rsids>
   <m:mathPr>
     <m:mathFont m:val="Cambria Math"/>

--- a/SEN_381_Project_Miletone_1.docx
+++ b/SEN_381_Project_Miletone_1.docx
@@ -2609,6 +2609,961 @@
         <w:t>Acceptance criteria:</w:t>
       </w:r>
     </w:p>
+    <w:tbl>
+      <w:tblPr>
+        <w:tblStyle w:val="GridTable2"/>
+        <w:tblW w:w="0" w:type="auto"/>
+        <w:tblLook w:val="04A0" w:firstRow="1" w:lastRow="0" w:firstColumn="1" w:lastColumn="0" w:noHBand="0" w:noVBand="1"/>
+      </w:tblPr>
+      <w:tblGrid>
+        <w:gridCol w:w="988"/>
+        <w:gridCol w:w="8028"/>
+      </w:tblGrid>
+      <w:tr>
+        <w:trPr>
+          <w:cnfStyle w:val="100000000000" w:firstRow="1" w:lastRow="0" w:firstColumn="0" w:lastColumn="0" w:oddVBand="0" w:evenVBand="0" w:oddHBand="0" w:evenHBand="0" w:firstRowFirstColumn="0" w:firstRowLastColumn="0" w:lastRowFirstColumn="0" w:lastRowLastColumn="0"/>
+        </w:trPr>
+        <w:tc>
+          <w:tcPr>
+            <w:cnfStyle w:val="001000000000" w:firstRow="0" w:lastRow="0" w:firstColumn="1" w:lastColumn="0" w:oddVBand="0" w:evenVBand="0" w:oddHBand="0" w:evenHBand="0" w:firstRowFirstColumn="0" w:firstRowLastColumn="0" w:lastRowFirstColumn="0" w:lastRowLastColumn="0"/>
+            <w:tcW w:w="988" w:type="dxa"/>
+          </w:tcPr>
+          <w:p>
+            <w:r>
+              <w:t>ID</w:t>
+            </w:r>
+          </w:p>
+        </w:tc>
+        <w:tc>
+          <w:tcPr>
+            <w:tcW w:w="8028" w:type="dxa"/>
+          </w:tcPr>
+          <w:p>
+            <w:pPr>
+              <w:cnfStyle w:val="100000000000" w:firstRow="1" w:lastRow="0" w:firstColumn="0" w:lastColumn="0" w:oddVBand="0" w:evenVBand="0" w:oddHBand="0" w:evenHBand="0" w:firstRowFirstColumn="0" w:firstRowLastColumn="0" w:lastRowFirstColumn="0" w:lastRowLastColumn="0"/>
+            </w:pPr>
+            <w:r>
+              <w:t>Acceptance Criteria</w:t>
+            </w:r>
+          </w:p>
+        </w:tc>
+      </w:tr>
+      <w:tr>
+        <w:trPr>
+          <w:cnfStyle w:val="000000100000" w:firstRow="0" w:lastRow="0" w:firstColumn="0" w:lastColumn="0" w:oddVBand="0" w:evenVBand="0" w:oddHBand="1" w:evenHBand="0" w:firstRowFirstColumn="0" w:firstRowLastColumn="0" w:lastRowFirstColumn="0" w:lastRowLastColumn="0"/>
+        </w:trPr>
+        <w:tc>
+          <w:tcPr>
+            <w:cnfStyle w:val="001000000000" w:firstRow="0" w:lastRow="0" w:firstColumn="1" w:lastColumn="0" w:oddVBand="0" w:evenVBand="0" w:oddHBand="0" w:evenHBand="0" w:firstRowFirstColumn="0" w:firstRowLastColumn="0" w:lastRowFirstColumn="0" w:lastRowLastColumn="0"/>
+            <w:tcW w:w="988" w:type="dxa"/>
+          </w:tcPr>
+          <w:p>
+            <w:r>
+              <w:t>FR-001</w:t>
+            </w:r>
+          </w:p>
+        </w:tc>
+        <w:tc>
+          <w:tcPr>
+            <w:tcW w:w="8028" w:type="dxa"/>
+          </w:tcPr>
+          <w:p>
+            <w:pPr>
+              <w:cnfStyle w:val="000000100000" w:firstRow="0" w:lastRow="0" w:firstColumn="0" w:lastColumn="0" w:oddVBand="0" w:evenVBand="0" w:oddHBand="1" w:evenHBand="0" w:firstRowFirstColumn="0" w:firstRowLastColumn="0" w:lastRowFirstColumn="0" w:lastRowLastColumn="0"/>
+            </w:pPr>
+            <w:r>
+              <w:t>A new request is created with a un</w:t>
+            </w:r>
+            <w:r>
+              <w:t>ique reference number and an initial status of “Submitted” when a requester who is logged in completes all the req</w:t>
+            </w:r>
+            <w:r>
+              <w:t xml:space="preserve">uired information and presses submit. Submission is blocked with a </w:t>
+            </w:r>
+            <w:r>
+              <w:t>field</w:t>
+            </w:r>
+            <w:r>
+              <w:t xml:space="preserve">-level </w:t>
+            </w:r>
+            <w:r>
+              <w:t>error</w:t>
+            </w:r>
+            <w:r>
+              <w:t xml:space="preserve"> message</w:t>
+            </w:r>
+            <w:r>
+              <w:t xml:space="preserve"> when required fields are missing.</w:t>
+            </w:r>
+          </w:p>
+        </w:tc>
+      </w:tr>
+      <w:tr>
+        <w:tc>
+          <w:tcPr>
+            <w:cnfStyle w:val="001000000000" w:firstRow="0" w:lastRow="0" w:firstColumn="1" w:lastColumn="0" w:oddVBand="0" w:evenVBand="0" w:oddHBand="0" w:evenHBand="0" w:firstRowFirstColumn="0" w:firstRowLastColumn="0" w:lastRowFirstColumn="0" w:lastRowLastColumn="0"/>
+            <w:tcW w:w="988" w:type="dxa"/>
+          </w:tcPr>
+          <w:p>
+            <w:r>
+              <w:t>FR-002</w:t>
+            </w:r>
+          </w:p>
+        </w:tc>
+        <w:tc>
+          <w:tcPr>
+            <w:tcW w:w="8028" w:type="dxa"/>
+          </w:tcPr>
+          <w:p>
+            <w:pPr>
+              <w:cnfStyle w:val="000000000000" w:firstRow="0" w:lastRow="0" w:firstColumn="0" w:lastColumn="0" w:oddVBand="0" w:evenVBand="0" w:oddHBand="0" w:evenHBand="0" w:firstRowFirstColumn="0" w:firstRowLastColumn="0" w:lastRowFirstColumn="0" w:lastRowLastColumn="0"/>
+            </w:pPr>
+            <w:r>
+              <w:t>A request cannot be submitted without selecting a category from the approved list because the category field is a constrained selector rather than free text.</w:t>
+            </w:r>
+          </w:p>
+        </w:tc>
+      </w:tr>
+      <w:tr>
+        <w:trPr>
+          <w:cnfStyle w:val="000000100000" w:firstRow="0" w:lastRow="0" w:firstColumn="0" w:lastColumn="0" w:oddVBand="0" w:evenVBand="0" w:oddHBand="1" w:evenHBand="0" w:firstRowFirstColumn="0" w:firstRowLastColumn="0" w:lastRowFirstColumn="0" w:lastRowLastColumn="0"/>
+        </w:trPr>
+        <w:tc>
+          <w:tcPr>
+            <w:cnfStyle w:val="001000000000" w:firstRow="0" w:lastRow="0" w:firstColumn="1" w:lastColumn="0" w:oddVBand="0" w:evenVBand="0" w:oddHBand="0" w:evenHBand="0" w:firstRowFirstColumn="0" w:firstRowLastColumn="0" w:lastRowFirstColumn="0" w:lastRowLastColumn="0"/>
+            <w:tcW w:w="988" w:type="dxa"/>
+          </w:tcPr>
+          <w:p>
+            <w:r>
+              <w:t>FR-003</w:t>
+            </w:r>
+          </w:p>
+        </w:tc>
+        <w:tc>
+          <w:tcPr>
+            <w:tcW w:w="8028" w:type="dxa"/>
+          </w:tcPr>
+          <w:p>
+            <w:pPr>
+              <w:cnfStyle w:val="000000100000" w:firstRow="0" w:lastRow="0" w:firstColumn="0" w:lastColumn="0" w:oddVBand="0" w:evenVBand="0" w:oddHBand="1" w:evenHBand="0" w:firstRowFirstColumn="0" w:firstRowLastColumn="0" w:lastRowFirstColumn="0" w:lastRowLastColumn="0"/>
+            </w:pPr>
+            <w:r>
+              <w:t xml:space="preserve">The </w:t>
+            </w:r>
+            <w:r>
+              <w:t>status</w:t>
+            </w:r>
+            <w:r>
+              <w:t xml:space="preserve"> is shown when a requester reads a particular request</w:t>
+            </w:r>
+            <w:r>
+              <w:t xml:space="preserve"> they own and it corresponds to the most recent status noted by staff.</w:t>
+            </w:r>
+          </w:p>
+        </w:tc>
+      </w:tr>
+      <w:tr>
+        <w:tc>
+          <w:tcPr>
+            <w:cnfStyle w:val="001000000000" w:firstRow="0" w:lastRow="0" w:firstColumn="1" w:lastColumn="0" w:oddVBand="0" w:evenVBand="0" w:oddHBand="0" w:evenHBand="0" w:firstRowFirstColumn="0" w:firstRowLastColumn="0" w:lastRowFirstColumn="0" w:lastRowLastColumn="0"/>
+            <w:tcW w:w="988" w:type="dxa"/>
+          </w:tcPr>
+          <w:p>
+            <w:r>
+              <w:t>FR-004</w:t>
+            </w:r>
+          </w:p>
+        </w:tc>
+        <w:tc>
+          <w:tcPr>
+            <w:tcW w:w="8028" w:type="dxa"/>
+          </w:tcPr>
+          <w:p>
+            <w:pPr>
+              <w:cnfStyle w:val="000000000000" w:firstRow="0" w:lastRow="0" w:firstColumn="0" w:lastColumn="0" w:oddVBand="0" w:evenVBand="0" w:oddHBand="0" w:evenHBand="0" w:firstRowFirstColumn="0" w:firstRowLastColumn="0" w:lastRowFirstColumn="0" w:lastRowLastColumn="0"/>
+            </w:pPr>
+            <w:r>
+              <w:t xml:space="preserve">When a requester logs in, a list of all their own requests, each with a reference number, category, submission date and </w:t>
+            </w:r>
+            <w:r>
+              <w:t>status</w:t>
+            </w:r>
+            <w:r>
+              <w:t xml:space="preserve"> is displayed</w:t>
+            </w:r>
+            <w:r>
+              <w:t>, requests from other requesters are not.</w:t>
+            </w:r>
+          </w:p>
+        </w:tc>
+      </w:tr>
+      <w:tr>
+        <w:trPr>
+          <w:cnfStyle w:val="000000100000" w:firstRow="0" w:lastRow="0" w:firstColumn="0" w:lastColumn="0" w:oddVBand="0" w:evenVBand="0" w:oddHBand="1" w:evenHBand="0" w:firstRowFirstColumn="0" w:firstRowLastColumn="0" w:lastRowFirstColumn="0" w:lastRowLastColumn="0"/>
+        </w:trPr>
+        <w:tc>
+          <w:tcPr>
+            <w:cnfStyle w:val="001000000000" w:firstRow="0" w:lastRow="0" w:firstColumn="1" w:lastColumn="0" w:oddVBand="0" w:evenVBand="0" w:oddHBand="0" w:evenHBand="0" w:firstRowFirstColumn="0" w:firstRowLastColumn="0" w:lastRowFirstColumn="0" w:lastRowLastColumn="0"/>
+            <w:tcW w:w="988" w:type="dxa"/>
+          </w:tcPr>
+          <w:p>
+            <w:r>
+              <w:t>FR-005</w:t>
+            </w:r>
+          </w:p>
+        </w:tc>
+        <w:tc>
+          <w:tcPr>
+            <w:tcW w:w="8028" w:type="dxa"/>
+          </w:tcPr>
+          <w:p>
+            <w:pPr>
+              <w:cnfStyle w:val="000000100000" w:firstRow="0" w:lastRow="0" w:firstColumn="0" w:lastColumn="0" w:oddVBand="0" w:evenVBand="0" w:oddHBand="1" w:evenHBand="0" w:firstRowFirstColumn="0" w:firstRowLastColumn="0" w:lastRowFirstColumn="0" w:lastRowLastColumn="0"/>
+            </w:pPr>
+            <w:r>
+              <w:t xml:space="preserve">When a </w:t>
+            </w:r>
+            <w:r>
+              <w:t>staff</w:t>
+            </w:r>
+            <w:r>
+              <w:t xml:space="preserve"> member modifies the status of a request, the requester can see the change </w:t>
+            </w:r>
+            <w:r>
+              <w:t>within a predetermined window of time, and the feedback details they changed.</w:t>
+            </w:r>
+          </w:p>
+        </w:tc>
+      </w:tr>
+      <w:tr>
+        <w:tc>
+          <w:tcPr>
+            <w:cnfStyle w:val="001000000000" w:firstRow="0" w:lastRow="0" w:firstColumn="1" w:lastColumn="0" w:oddVBand="0" w:evenVBand="0" w:oddHBand="0" w:evenHBand="0" w:firstRowFirstColumn="0" w:firstRowLastColumn="0" w:lastRowFirstColumn="0" w:lastRowLastColumn="0"/>
+            <w:tcW w:w="988" w:type="dxa"/>
+          </w:tcPr>
+          <w:p>
+            <w:r>
+              <w:t>FR-006</w:t>
+            </w:r>
+          </w:p>
+        </w:tc>
+        <w:tc>
+          <w:tcPr>
+            <w:tcW w:w="8028" w:type="dxa"/>
+          </w:tcPr>
+          <w:p>
+            <w:pPr>
+              <w:cnfStyle w:val="000000000000" w:firstRow="0" w:lastRow="0" w:firstColumn="0" w:lastColumn="0" w:oddVBand="0" w:evenVBand="0" w:oddHBand="0" w:evenHBand="0" w:firstRowFirstColumn="0" w:firstRowLastColumn="0" w:lastRowFirstColumn="0" w:lastRowLastColumn="0"/>
+            </w:pPr>
+            <w:r>
+              <w:t>When a user without staff privileges tries to access management or staff views or actions, access is refused</w:t>
+            </w:r>
+            <w:r>
+              <w:t>. Only request and actions relevant to that role are accessible if the staff login is genuine.</w:t>
+            </w:r>
+          </w:p>
+        </w:tc>
+      </w:tr>
+      <w:tr>
+        <w:trPr>
+          <w:cnfStyle w:val="000000100000" w:firstRow="0" w:lastRow="0" w:firstColumn="0" w:lastColumn="0" w:oddVBand="0" w:evenVBand="0" w:oddHBand="1" w:evenHBand="0" w:firstRowFirstColumn="0" w:firstRowLastColumn="0" w:lastRowFirstColumn="0" w:lastRowLastColumn="0"/>
+        </w:trPr>
+        <w:tc>
+          <w:tcPr>
+            <w:cnfStyle w:val="001000000000" w:firstRow="0" w:lastRow="0" w:firstColumn="1" w:lastColumn="0" w:oddVBand="0" w:evenVBand="0" w:oddHBand="0" w:evenHBand="0" w:firstRowFirstColumn="0" w:firstRowLastColumn="0" w:lastRowFirstColumn="0" w:lastRowLastColumn="0"/>
+            <w:tcW w:w="988" w:type="dxa"/>
+          </w:tcPr>
+          <w:p>
+            <w:r>
+              <w:t>FR-007</w:t>
+            </w:r>
+          </w:p>
+        </w:tc>
+        <w:tc>
+          <w:tcPr>
+            <w:tcW w:w="8028" w:type="dxa"/>
+          </w:tcPr>
+          <w:p>
+            <w:pPr>
+              <w:cnfStyle w:val="000000100000" w:firstRow="0" w:lastRow="0" w:firstColumn="0" w:lastColumn="0" w:oddVBand="0" w:evenVBand="0" w:oddHBand="1" w:evenHBand="0" w:firstRowFirstColumn="0" w:firstRowLastColumn="0" w:lastRowFirstColumn="0" w:lastRowLastColumn="0"/>
+            </w:pPr>
+            <w:r>
+              <w:t xml:space="preserve">When a staff member logs </w:t>
+            </w:r>
+            <w:r>
+              <w:t>in,</w:t>
+            </w:r>
+            <w:r>
+              <w:t xml:space="preserve"> they can see a list of </w:t>
+            </w:r>
+            <w:r>
+              <w:t>requests</w:t>
+            </w:r>
+            <w:r>
+              <w:t xml:space="preserve"> that are</w:t>
+            </w:r>
+            <w:r>
+              <w:t xml:space="preserve"> relevant to their role or </w:t>
+            </w:r>
+            <w:r>
+              <w:t xml:space="preserve">queue, </w:t>
+            </w:r>
+            <w:r>
+              <w:t>leaving out</w:t>
+            </w:r>
+            <w:r>
+              <w:t xml:space="preserve"> requests that are not authorised.</w:t>
+            </w:r>
+          </w:p>
+        </w:tc>
+      </w:tr>
+      <w:tr>
+        <w:tc>
+          <w:tcPr>
+            <w:cnfStyle w:val="001000000000" w:firstRow="0" w:lastRow="0" w:firstColumn="1" w:lastColumn="0" w:oddVBand="0" w:evenVBand="0" w:oddHBand="0" w:evenHBand="0" w:firstRowFirstColumn="0" w:firstRowLastColumn="0" w:lastRowFirstColumn="0" w:lastRowLastColumn="0"/>
+            <w:tcW w:w="988" w:type="dxa"/>
+          </w:tcPr>
+          <w:p>
+            <w:r>
+              <w:t>FR-008</w:t>
+            </w:r>
+          </w:p>
+        </w:tc>
+        <w:tc>
+          <w:tcPr>
+            <w:tcW w:w="8028" w:type="dxa"/>
+          </w:tcPr>
+          <w:p>
+            <w:pPr>
+              <w:cnfStyle w:val="000000000000" w:firstRow="0" w:lastRow="0" w:firstColumn="0" w:lastColumn="0" w:oddVBand="0" w:evenVBand="0" w:oddHBand="0" w:evenHBand="0" w:firstRowFirstColumn="0" w:firstRowLastColumn="0" w:lastRowFirstColumn="0" w:lastRowLastColumn="0"/>
+            </w:pPr>
+            <w:r>
+              <w:t>Only requests that match are shown when a staff member applies a filter.</w:t>
+            </w:r>
+          </w:p>
+        </w:tc>
+      </w:tr>
+      <w:tr>
+        <w:trPr>
+          <w:cnfStyle w:val="000000100000" w:firstRow="0" w:lastRow="0" w:firstColumn="0" w:lastColumn="0" w:oddVBand="0" w:evenVBand="0" w:oddHBand="1" w:evenHBand="0" w:firstRowFirstColumn="0" w:firstRowLastColumn="0" w:lastRowFirstColumn="0" w:lastRowLastColumn="0"/>
+        </w:trPr>
+        <w:tc>
+          <w:tcPr>
+            <w:cnfStyle w:val="001000000000" w:firstRow="0" w:lastRow="0" w:firstColumn="1" w:lastColumn="0" w:oddVBand="0" w:evenVBand="0" w:oddHBand="0" w:evenHBand="0" w:firstRowFirstColumn="0" w:firstRowLastColumn="0" w:lastRowFirstColumn="0" w:lastRowLastColumn="0"/>
+            <w:tcW w:w="988" w:type="dxa"/>
+          </w:tcPr>
+          <w:p>
+            <w:r>
+              <w:t>FR-009</w:t>
+            </w:r>
+          </w:p>
+        </w:tc>
+        <w:tc>
+          <w:tcPr>
+            <w:tcW w:w="8028" w:type="dxa"/>
+          </w:tcPr>
+          <w:p>
+            <w:pPr>
+              <w:cnfStyle w:val="000000100000" w:firstRow="0" w:lastRow="0" w:firstColumn="0" w:lastColumn="0" w:oddVBand="0" w:evenVBand="0" w:oddHBand="1" w:evenHBand="0" w:firstRowFirstColumn="0" w:firstRowLastColumn="0" w:lastRowFirstColumn="0" w:lastRowLastColumn="0"/>
+            </w:pPr>
+            <w:r>
+              <w:t>All submitted fields an</w:t>
+            </w:r>
+            <w:r>
+              <w:t>d</w:t>
+            </w:r>
+            <w:r>
+              <w:t xml:space="preserve"> a chronological action/ status history are</w:t>
+            </w:r>
+            <w:r>
+              <w:t xml:space="preserve"> shown when a staff member opens a request.</w:t>
+            </w:r>
+          </w:p>
+        </w:tc>
+      </w:tr>
+      <w:tr>
+        <w:tc>
+          <w:tcPr>
+            <w:cnfStyle w:val="001000000000" w:firstRow="0" w:lastRow="0" w:firstColumn="1" w:lastColumn="0" w:oddVBand="0" w:evenVBand="0" w:oddHBand="0" w:evenHBand="0" w:firstRowFirstColumn="0" w:firstRowLastColumn="0" w:lastRowFirstColumn="0" w:lastRowLastColumn="0"/>
+            <w:tcW w:w="988" w:type="dxa"/>
+          </w:tcPr>
+          <w:p>
+            <w:r>
+              <w:t>FR-010</w:t>
+            </w:r>
+          </w:p>
+        </w:tc>
+        <w:tc>
+          <w:tcPr>
+            <w:tcW w:w="8028" w:type="dxa"/>
+          </w:tcPr>
+          <w:p>
+            <w:pPr>
+              <w:cnfStyle w:val="000000000000" w:firstRow="0" w:lastRow="0" w:firstColumn="0" w:lastColumn="0" w:oddVBand="0" w:evenVBand="0" w:oddHBand="0" w:evenHBand="0" w:firstRowFirstColumn="0" w:firstRowLastColumn="0" w:lastRowFirstColumn="0" w:lastRowLastColumn="0"/>
+            </w:pPr>
+            <w:r>
+              <w:t xml:space="preserve">When a staff member assigns or accepts an unassigned request, the </w:t>
+            </w:r>
+            <w:r>
+              <w:t>action is</w:t>
+            </w:r>
+            <w:r>
+              <w:t xml:space="preserve"> timestamped and assigned to that staff member</w:t>
+            </w:r>
+            <w:r>
+              <w:t>, and the request’s “owner” filed is updated.</w:t>
+            </w:r>
+          </w:p>
+        </w:tc>
+      </w:tr>
+      <w:tr>
+        <w:trPr>
+          <w:cnfStyle w:val="000000100000" w:firstRow="0" w:lastRow="0" w:firstColumn="0" w:lastColumn="0" w:oddVBand="0" w:evenVBand="0" w:oddHBand="1" w:evenHBand="0" w:firstRowFirstColumn="0" w:firstRowLastColumn="0" w:lastRowFirstColumn="0" w:lastRowLastColumn="0"/>
+        </w:trPr>
+        <w:tc>
+          <w:tcPr>
+            <w:cnfStyle w:val="001000000000" w:firstRow="0" w:lastRow="0" w:firstColumn="1" w:lastColumn="0" w:oddVBand="0" w:evenVBand="0" w:oddHBand="0" w:evenHBand="0" w:firstRowFirstColumn="0" w:firstRowLastColumn="0" w:lastRowFirstColumn="0" w:lastRowLastColumn="0"/>
+            <w:tcW w:w="988" w:type="dxa"/>
+          </w:tcPr>
+          <w:p>
+            <w:r>
+              <w:t>FR-011</w:t>
+            </w:r>
+          </w:p>
+        </w:tc>
+        <w:tc>
+          <w:tcPr>
+            <w:tcW w:w="8028" w:type="dxa"/>
+          </w:tcPr>
+          <w:p>
+            <w:pPr>
+              <w:cnfStyle w:val="000000100000" w:firstRow="0" w:lastRow="0" w:firstColumn="0" w:lastColumn="0" w:oddVBand="0" w:evenVBand="0" w:oddHBand="1" w:evenHBand="0" w:firstRowFirstColumn="0" w:firstRowLastColumn="0" w:lastRowFirstColumn="0" w:lastRowLastColumn="0"/>
+            </w:pPr>
+            <w:r>
+              <w:t>When a</w:t>
+            </w:r>
+            <w:r>
+              <w:t xml:space="preserve"> staff member </w:t>
+            </w:r>
+            <w:r>
+              <w:t>tries</w:t>
+            </w:r>
+            <w:r>
+              <w:t xml:space="preserve"> and invalid transaction given a request in a specific status, the system stops them</w:t>
+            </w:r>
+            <w:r>
+              <w:t>, legitimate transactions are successful and are recorded with a timestamp and staff ID.</w:t>
+            </w:r>
+          </w:p>
+        </w:tc>
+      </w:tr>
+      <w:tr>
+        <w:tc>
+          <w:tcPr>
+            <w:cnfStyle w:val="001000000000" w:firstRow="0" w:lastRow="0" w:firstColumn="1" w:lastColumn="0" w:oddVBand="0" w:evenVBand="0" w:oddHBand="0" w:evenHBand="0" w:firstRowFirstColumn="0" w:firstRowLastColumn="0" w:lastRowFirstColumn="0" w:lastRowLastColumn="0"/>
+            <w:tcW w:w="988" w:type="dxa"/>
+          </w:tcPr>
+          <w:p>
+            <w:r>
+              <w:t>FR-012</w:t>
+            </w:r>
+          </w:p>
+        </w:tc>
+        <w:tc>
+          <w:tcPr>
+            <w:tcW w:w="8028" w:type="dxa"/>
+          </w:tcPr>
+          <w:p>
+            <w:pPr>
+              <w:cnfStyle w:val="000000000000" w:firstRow="0" w:lastRow="0" w:firstColumn="0" w:lastColumn="0" w:oddVBand="0" w:evenVBand="0" w:oddHBand="0" w:evenHBand="0" w:firstRowFirstColumn="0" w:firstRowLastColumn="0" w:lastRowFirstColumn="0" w:lastRowLastColumn="0"/>
+            </w:pPr>
+            <w:r>
+              <w:t xml:space="preserve">When a staff member adds a </w:t>
+            </w:r>
+            <w:r>
+              <w:t>comment</w:t>
+            </w:r>
+            <w:r>
+              <w:t xml:space="preserve"> or resolution note, it is recor</w:t>
+            </w:r>
+            <w:r>
+              <w:t>ded, timestamped, assigned to that staff member and displayed in the history of the request.</w:t>
+            </w:r>
+          </w:p>
+        </w:tc>
+      </w:tr>
+      <w:tr>
+        <w:trPr>
+          <w:cnfStyle w:val="000000100000" w:firstRow="0" w:lastRow="0" w:firstColumn="0" w:lastColumn="0" w:oddVBand="0" w:evenVBand="0" w:oddHBand="1" w:evenHBand="0" w:firstRowFirstColumn="0" w:firstRowLastColumn="0" w:lastRowFirstColumn="0" w:lastRowLastColumn="0"/>
+        </w:trPr>
+        <w:tc>
+          <w:tcPr>
+            <w:cnfStyle w:val="001000000000" w:firstRow="0" w:lastRow="0" w:firstColumn="1" w:lastColumn="0" w:oddVBand="0" w:evenVBand="0" w:oddHBand="0" w:evenHBand="0" w:firstRowFirstColumn="0" w:firstRowLastColumn="0" w:lastRowFirstColumn="0" w:lastRowLastColumn="0"/>
+            <w:tcW w:w="988" w:type="dxa"/>
+          </w:tcPr>
+          <w:p>
+            <w:r>
+              <w:lastRenderedPageBreak/>
+              <w:t>FR-013</w:t>
+            </w:r>
+          </w:p>
+        </w:tc>
+        <w:tc>
+          <w:tcPr>
+            <w:tcW w:w="8028" w:type="dxa"/>
+          </w:tcPr>
+          <w:p>
+            <w:pPr>
+              <w:cnfStyle w:val="000000100000" w:firstRow="0" w:lastRow="0" w:firstColumn="0" w:lastColumn="0" w:oddVBand="0" w:evenVBand="0" w:oddHBand="1" w:evenHBand="0" w:firstRowFirstColumn="0" w:firstRowLastColumn="0" w:lastRowFirstColumn="0" w:lastRowLastColumn="0"/>
+            </w:pPr>
+            <w:r>
+              <w:t xml:space="preserve">When a staff member </w:t>
+            </w:r>
+            <w:r>
+              <w:t>marks</w:t>
+            </w:r>
+            <w:r>
+              <w:t xml:space="preserve"> a request as “Resolved” or “Closed”, the system update</w:t>
+            </w:r>
+            <w:r>
+              <w:t xml:space="preserve">d appropriately, the change is recorded and the requester can </w:t>
+            </w:r>
+            <w:r>
+              <w:t>view</w:t>
+            </w:r>
+            <w:r>
+              <w:t xml:space="preserve"> the updated status (see FR-005).</w:t>
+            </w:r>
+          </w:p>
+        </w:tc>
+      </w:tr>
+      <w:tr>
+        <w:tc>
+          <w:tcPr>
+            <w:cnfStyle w:val="001000000000" w:firstRow="0" w:lastRow="0" w:firstColumn="1" w:lastColumn="0" w:oddVBand="0" w:evenVBand="0" w:oddHBand="0" w:evenHBand="0" w:firstRowFirstColumn="0" w:firstRowLastColumn="0" w:lastRowFirstColumn="0" w:lastRowLastColumn="0"/>
+            <w:tcW w:w="988" w:type="dxa"/>
+          </w:tcPr>
+          <w:p>
+            <w:r>
+              <w:t>FR-014</w:t>
+            </w:r>
+          </w:p>
+        </w:tc>
+        <w:tc>
+          <w:tcPr>
+            <w:tcW w:w="8028" w:type="dxa"/>
+          </w:tcPr>
+          <w:p>
+            <w:pPr>
+              <w:cnfStyle w:val="000000000000" w:firstRow="0" w:lastRow="0" w:firstColumn="0" w:lastColumn="0" w:oddVBand="0" w:evenVBand="0" w:oddHBand="0" w:evenHBand="0" w:firstRowFirstColumn="0" w:firstRowLastColumn="0" w:lastRowFirstColumn="0" w:lastRowLastColumn="0"/>
+            </w:pPr>
+            <w:r>
+              <w:t xml:space="preserve">Counts of requests by status are shown </w:t>
+            </w:r>
+            <w:r>
+              <w:t>and match the underlying request data when a manager examines the oversight dashboard ore report.</w:t>
+            </w:r>
+          </w:p>
+        </w:tc>
+      </w:tr>
+      <w:tr>
+        <w:trPr>
+          <w:cnfStyle w:val="000000100000" w:firstRow="0" w:lastRow="0" w:firstColumn="0" w:lastColumn="0" w:oddVBand="0" w:evenVBand="0" w:oddHBand="1" w:evenHBand="0" w:firstRowFirstColumn="0" w:firstRowLastColumn="0" w:lastRowFirstColumn="0" w:lastRowLastColumn="0"/>
+        </w:trPr>
+        <w:tc>
+          <w:tcPr>
+            <w:cnfStyle w:val="001000000000" w:firstRow="0" w:lastRow="0" w:firstColumn="1" w:lastColumn="0" w:oddVBand="0" w:evenVBand="0" w:oddHBand="0" w:evenHBand="0" w:firstRowFirstColumn="0" w:firstRowLastColumn="0" w:lastRowFirstColumn="0" w:lastRowLastColumn="0"/>
+            <w:tcW w:w="988" w:type="dxa"/>
+          </w:tcPr>
+          <w:p>
+            <w:r>
+              <w:t>FR-015</w:t>
+            </w:r>
+          </w:p>
+        </w:tc>
+        <w:tc>
+          <w:tcPr>
+            <w:tcW w:w="8028" w:type="dxa"/>
+          </w:tcPr>
+          <w:p>
+            <w:pPr>
+              <w:cnfStyle w:val="000000100000" w:firstRow="0" w:lastRow="0" w:firstColumn="0" w:lastColumn="0" w:oddVBand="0" w:evenVBand="0" w:oddHBand="1" w:evenHBand="0" w:firstRowFirstColumn="0" w:firstRowLastColumn="0" w:lastRowFirstColumn="0" w:lastRowLastColumn="0"/>
+            </w:pPr>
+            <w:r>
+              <w:t xml:space="preserve">A request is marked as “overdue” in the </w:t>
+            </w:r>
+            <w:r>
+              <w:t>management view</w:t>
+            </w:r>
+            <w:r>
+              <w:t xml:space="preserve"> if it has stayed in an open status for longer than the specified time</w:t>
+            </w:r>
+            <w:r>
+              <w:t>frame.</w:t>
+            </w:r>
+          </w:p>
+        </w:tc>
+      </w:tr>
+      <w:tr>
+        <w:tc>
+          <w:tcPr>
+            <w:cnfStyle w:val="001000000000" w:firstRow="0" w:lastRow="0" w:firstColumn="1" w:lastColumn="0" w:oddVBand="0" w:evenVBand="0" w:oddHBand="0" w:evenHBand="0" w:firstRowFirstColumn="0" w:firstRowLastColumn="0" w:lastRowFirstColumn="0" w:lastRowLastColumn="0"/>
+            <w:tcW w:w="988" w:type="dxa"/>
+          </w:tcPr>
+          <w:p>
+            <w:r>
+              <w:t>FR-01</w:t>
+            </w:r>
+            <w:r>
+              <w:t>6</w:t>
+            </w:r>
+          </w:p>
+        </w:tc>
+        <w:tc>
+          <w:tcPr>
+            <w:tcW w:w="8028" w:type="dxa"/>
+          </w:tcPr>
+          <w:p>
+            <w:pPr>
+              <w:cnfStyle w:val="000000000000" w:firstRow="0" w:lastRow="0" w:firstColumn="0" w:lastColumn="0" w:oddVBand="0" w:evenVBand="0" w:oddHBand="0" w:evenHBand="0" w:firstRowFirstColumn="0" w:firstRowLastColumn="0" w:lastRowFirstColumn="0" w:lastRowLastColumn="0"/>
+            </w:pPr>
+            <w:r>
+              <w:t>The view only displays requests that match that dimension with accurate counts if a manager applies a grouping or filter.</w:t>
+            </w:r>
+          </w:p>
+        </w:tc>
+      </w:tr>
+      <w:tr>
+        <w:trPr>
+          <w:cnfStyle w:val="000000100000" w:firstRow="0" w:lastRow="0" w:firstColumn="0" w:lastColumn="0" w:oddVBand="0" w:evenVBand="0" w:oddHBand="1" w:evenHBand="0" w:firstRowFirstColumn="0" w:firstRowLastColumn="0" w:lastRowFirstColumn="0" w:lastRowLastColumn="0"/>
+        </w:trPr>
+        <w:tc>
+          <w:tcPr>
+            <w:cnfStyle w:val="001000000000" w:firstRow="0" w:lastRow="0" w:firstColumn="1" w:lastColumn="0" w:oddVBand="0" w:evenVBand="0" w:oddHBand="0" w:evenHBand="0" w:firstRowFirstColumn="0" w:firstRowLastColumn="0" w:lastRowFirstColumn="0" w:lastRowLastColumn="0"/>
+            <w:tcW w:w="988" w:type="dxa"/>
+          </w:tcPr>
+          <w:p>
+            <w:r>
+              <w:t>FR-017</w:t>
+            </w:r>
+          </w:p>
+        </w:tc>
+        <w:tc>
+          <w:tcPr>
+            <w:tcW w:w="8028" w:type="dxa"/>
+          </w:tcPr>
+          <w:p>
+            <w:pPr>
+              <w:cnfStyle w:val="000000100000" w:firstRow="0" w:lastRow="0" w:firstColumn="0" w:lastColumn="0" w:oddVBand="0" w:evenVBand="0" w:oddHBand="1" w:evenHBand="0" w:firstRowFirstColumn="0" w:firstRowLastColumn="0" w:lastRowFirstColumn="0" w:lastRowLastColumn="0"/>
+            </w:pPr>
+            <w:r>
+              <w:t>The</w:t>
+            </w:r>
+            <w:r>
+              <w:t xml:space="preserve"> responding</w:t>
+            </w:r>
+            <w:r>
+              <w:t xml:space="preserve"> staff member</w:t>
+            </w:r>
+            <w:r>
+              <w:t xml:space="preserve"> </w:t>
+            </w:r>
+            <w:r>
+              <w:t>and</w:t>
+            </w:r>
+            <w:r>
+              <w:t xml:space="preserve"> timestamps for significant status changes are visible and exportable when a manager </w:t>
+            </w:r>
+            <w:r>
+              <w:t>reviews a request or report.</w:t>
+            </w:r>
+            <w:r>
+              <w:t xml:space="preserve"> </w:t>
+            </w:r>
+          </w:p>
+        </w:tc>
+      </w:tr>
+      <w:tr>
+        <w:tc>
+          <w:tcPr>
+            <w:cnfStyle w:val="001000000000" w:firstRow="0" w:lastRow="0" w:firstColumn="1" w:lastColumn="0" w:oddVBand="0" w:evenVBand="0" w:oddHBand="0" w:evenHBand="0" w:firstRowFirstColumn="0" w:firstRowLastColumn="0" w:lastRowFirstColumn="0" w:lastRowLastColumn="0"/>
+            <w:tcW w:w="988" w:type="dxa"/>
+          </w:tcPr>
+          <w:p>
+            <w:r>
+              <w:t>NFR-001</w:t>
+            </w:r>
+          </w:p>
+        </w:tc>
+        <w:tc>
+          <w:tcPr>
+            <w:tcW w:w="8028" w:type="dxa"/>
+          </w:tcPr>
+          <w:p>
+            <w:pPr>
+              <w:cnfStyle w:val="000000000000" w:firstRow="0" w:lastRow="0" w:firstColumn="0" w:lastColumn="0" w:oddVBand="0" w:evenVBand="0" w:oddHBand="0" w:evenHBand="0" w:firstRowFirstColumn="0" w:firstRowLastColumn="0" w:lastRowFirstColumn="0" w:lastRowLastColumn="0"/>
+            </w:pPr>
+            <w:r>
+              <w:t xml:space="preserve">A first-time user completes and sends a legitimate request on their own during a usability </w:t>
+            </w:r>
+            <w:r>
+              <w:t>test,</w:t>
+            </w:r>
+            <w:r>
+              <w:t xml:space="preserve"> and they </w:t>
+            </w:r>
+            <w:r>
+              <w:t>can</w:t>
+            </w:r>
+            <w:r>
+              <w:t xml:space="preserve"> </w:t>
+            </w:r>
+            <w:r>
+              <w:t>describe what happens next.</w:t>
+            </w:r>
+          </w:p>
+        </w:tc>
+      </w:tr>
+      <w:tr>
+        <w:trPr>
+          <w:cnfStyle w:val="000000100000" w:firstRow="0" w:lastRow="0" w:firstColumn="0" w:lastColumn="0" w:oddVBand="0" w:evenVBand="0" w:oddHBand="1" w:evenHBand="0" w:firstRowFirstColumn="0" w:firstRowLastColumn="0" w:lastRowFirstColumn="0" w:lastRowLastColumn="0"/>
+        </w:trPr>
+        <w:tc>
+          <w:tcPr>
+            <w:cnfStyle w:val="001000000000" w:firstRow="0" w:lastRow="0" w:firstColumn="1" w:lastColumn="0" w:oddVBand="0" w:evenVBand="0" w:oddHBand="0" w:evenHBand="0" w:firstRowFirstColumn="0" w:firstRowLastColumn="0" w:lastRowFirstColumn="0" w:lastRowLastColumn="0"/>
+            <w:tcW w:w="988" w:type="dxa"/>
+          </w:tcPr>
+          <w:p>
+            <w:r>
+              <w:t>NFR-002</w:t>
+            </w:r>
+          </w:p>
+        </w:tc>
+        <w:tc>
+          <w:tcPr>
+            <w:tcW w:w="8028" w:type="dxa"/>
+          </w:tcPr>
+          <w:p>
+            <w:pPr>
+              <w:cnfStyle w:val="000000100000" w:firstRow="0" w:lastRow="0" w:firstColumn="0" w:lastColumn="0" w:oddVBand="0" w:evenVBand="0" w:oddHBand="1" w:evenHBand="0" w:firstRowFirstColumn="0" w:firstRowLastColumn="0" w:lastRowFirstColumn="0" w:lastRowLastColumn="0"/>
+            </w:pPr>
+            <w:r>
+              <w:t>Throughout multiple test runs</w:t>
+            </w:r>
+            <w:r>
+              <w:t>, the measured page-load/ query time for a staff request list remains within the predetermined threshold, the th</w:t>
+            </w:r>
+            <w:r>
+              <w:t>reshold and test conditions are recorded.</w:t>
+            </w:r>
+          </w:p>
+        </w:tc>
+      </w:tr>
+      <w:tr>
+        <w:tc>
+          <w:tcPr>
+            <w:cnfStyle w:val="001000000000" w:firstRow="0" w:lastRow="0" w:firstColumn="1" w:lastColumn="0" w:oddVBand="0" w:evenVBand="0" w:oddHBand="0" w:evenHBand="0" w:firstRowFirstColumn="0" w:firstRowLastColumn="0" w:lastRowFirstColumn="0" w:lastRowLastColumn="0"/>
+            <w:tcW w:w="988" w:type="dxa"/>
+          </w:tcPr>
+          <w:p>
+            <w:r>
+              <w:t>NFR-003</w:t>
+            </w:r>
+          </w:p>
+        </w:tc>
+        <w:tc>
+          <w:tcPr>
+            <w:tcW w:w="8028" w:type="dxa"/>
+          </w:tcPr>
+          <w:p>
+            <w:pPr>
+              <w:cnfStyle w:val="000000000000" w:firstRow="0" w:lastRow="0" w:firstColumn="0" w:lastColumn="0" w:oddVBand="0" w:evenVBand="0" w:oddHBand="0" w:evenHBand="0" w:firstRowFirstColumn="0" w:firstRowLastColumn="0" w:lastRowFirstColumn="0" w:lastRowLastColumn="0"/>
+            </w:pPr>
+            <w:r>
+              <w:t>Passwords are not kept in plaintext</w:t>
+            </w:r>
+            <w:r>
+              <w:t>, the repository scan reveals no committed credentials, secure login are used.</w:t>
+            </w:r>
+          </w:p>
+        </w:tc>
+      </w:tr>
+      <w:tr>
+        <w:trPr>
+          <w:cnfStyle w:val="000000100000" w:firstRow="0" w:lastRow="0" w:firstColumn="0" w:lastColumn="0" w:oddVBand="0" w:evenVBand="0" w:oddHBand="1" w:evenHBand="0" w:firstRowFirstColumn="0" w:firstRowLastColumn="0" w:lastRowFirstColumn="0" w:lastRowLastColumn="0"/>
+        </w:trPr>
+        <w:tc>
+          <w:tcPr>
+            <w:cnfStyle w:val="001000000000" w:firstRow="0" w:lastRow="0" w:firstColumn="1" w:lastColumn="0" w:oddVBand="0" w:evenVBand="0" w:oddHBand="0" w:evenHBand="0" w:firstRowFirstColumn="0" w:firstRowLastColumn="0" w:lastRowFirstColumn="0" w:lastRowLastColumn="0"/>
+            <w:tcW w:w="988" w:type="dxa"/>
+          </w:tcPr>
+          <w:p>
+            <w:r>
+              <w:t>NFR-004</w:t>
+            </w:r>
+          </w:p>
+        </w:tc>
+        <w:tc>
+          <w:tcPr>
+            <w:tcW w:w="8028" w:type="dxa"/>
+          </w:tcPr>
+          <w:p>
+            <w:pPr>
+              <w:cnfStyle w:val="000000100000" w:firstRow="0" w:lastRow="0" w:firstColumn="0" w:lastColumn="0" w:oddVBand="0" w:evenVBand="0" w:oddHBand="1" w:evenHBand="0" w:firstRowFirstColumn="0" w:firstRowLastColumn="0" w:lastRowFirstColumn="0" w:lastRowLastColumn="0"/>
+            </w:pPr>
+            <w:r>
+              <w:t>The uptime/availability strategy is recorded and every outage that occurs during demo or testing phase is noted along with the reason.</w:t>
+            </w:r>
+          </w:p>
+        </w:tc>
+      </w:tr>
+      <w:tr>
+        <w:tc>
+          <w:tcPr>
+            <w:cnfStyle w:val="001000000000" w:firstRow="0" w:lastRow="0" w:firstColumn="1" w:lastColumn="0" w:oddVBand="0" w:evenVBand="0" w:oddHBand="0" w:evenHBand="0" w:firstRowFirstColumn="0" w:firstRowLastColumn="0" w:lastRowFirstColumn="0" w:lastRowLastColumn="0"/>
+            <w:tcW w:w="988" w:type="dxa"/>
+          </w:tcPr>
+          <w:p>
+            <w:r>
+              <w:t>NFR-005</w:t>
+            </w:r>
+          </w:p>
+        </w:tc>
+        <w:tc>
+          <w:tcPr>
+            <w:tcW w:w="8028" w:type="dxa"/>
+          </w:tcPr>
+          <w:p>
+            <w:pPr>
+              <w:cnfStyle w:val="000000000000" w:firstRow="0" w:lastRow="0" w:firstColumn="0" w:lastColumn="0" w:oddVBand="0" w:evenVBand="0" w:oddHBand="0" w:evenHBand="0" w:firstRowFirstColumn="0" w:firstRowLastColumn="0" w:lastRowFirstColumn="0" w:lastRowLastColumn="0"/>
+            </w:pPr>
+            <w:r>
+              <w:t xml:space="preserve">There is no UI path to update previous history </w:t>
+            </w:r>
+            <w:r>
+              <w:t>entities</w:t>
+            </w:r>
+            <w:r>
+              <w:t xml:space="preserve">, instead viewing a request’s history displays and </w:t>
+            </w:r>
+            <w:r>
+              <w:t>unchangeable, timestamped, attributed log of all status changes and actions.</w:t>
+            </w:r>
+          </w:p>
+        </w:tc>
+      </w:tr>
+      <w:tr>
+        <w:trPr>
+          <w:cnfStyle w:val="000000100000" w:firstRow="0" w:lastRow="0" w:firstColumn="0" w:lastColumn="0" w:oddVBand="0" w:evenVBand="0" w:oddHBand="1" w:evenHBand="0" w:firstRowFirstColumn="0" w:firstRowLastColumn="0" w:lastRowFirstColumn="0" w:lastRowLastColumn="0"/>
+        </w:trPr>
+        <w:tc>
+          <w:tcPr>
+            <w:cnfStyle w:val="001000000000" w:firstRow="0" w:lastRow="0" w:firstColumn="1" w:lastColumn="0" w:oddVBand="0" w:evenVBand="0" w:oddHBand="0" w:evenHBand="0" w:firstRowFirstColumn="0" w:firstRowLastColumn="0" w:lastRowFirstColumn="0" w:lastRowLastColumn="0"/>
+            <w:tcW w:w="988" w:type="dxa"/>
+          </w:tcPr>
+          <w:p>
+            <w:r>
+              <w:t>NFR-006</w:t>
+            </w:r>
+          </w:p>
+        </w:tc>
+        <w:tc>
+          <w:tcPr>
+            <w:tcW w:w="8028" w:type="dxa"/>
+          </w:tcPr>
+          <w:p>
+            <w:pPr>
+              <w:cnfStyle w:val="000000100000" w:firstRow="0" w:lastRow="0" w:firstColumn="0" w:lastColumn="0" w:oddVBand="0" w:evenVBand="0" w:oddHBand="1" w:evenHBand="0" w:firstRowFirstColumn="0" w:firstRowLastColumn="0" w:lastRowFirstColumn="0" w:lastRowLastColumn="0"/>
+            </w:pPr>
+            <w:r>
+              <w:t>Within a predetermined amount of time, a walkthrough by someone other than the original creators finds th</w:t>
+            </w:r>
+            <w:r>
+              <w:t>e three areas</w:t>
+            </w:r>
+            <w:r>
+              <w:t xml:space="preserve"> (</w:t>
+            </w:r>
+            <w:r>
+              <w:t xml:space="preserve">see NFR-006’s </w:t>
+            </w:r>
+            <w:r>
+              <w:t>requirement</w:t>
+            </w:r>
+            <w:r>
+              <w:t xml:space="preserve"> in NFR table</w:t>
+            </w:r>
+            <w:r>
+              <w:t>) using just the repository structure and documents.</w:t>
+            </w:r>
+          </w:p>
+        </w:tc>
+      </w:tr>
+      <w:tr>
+        <w:tc>
+          <w:tcPr>
+            <w:cnfStyle w:val="001000000000" w:firstRow="0" w:lastRow="0" w:firstColumn="1" w:lastColumn="0" w:oddVBand="0" w:evenVBand="0" w:oddHBand="0" w:evenHBand="0" w:firstRowFirstColumn="0" w:firstRowLastColumn="0" w:lastRowFirstColumn="0" w:lastRowLastColumn="0"/>
+            <w:tcW w:w="988" w:type="dxa"/>
+          </w:tcPr>
+          <w:p>
+            <w:r>
+              <w:t>NFR-007</w:t>
+            </w:r>
+          </w:p>
+        </w:tc>
+        <w:tc>
+          <w:tcPr>
+            <w:tcW w:w="8028" w:type="dxa"/>
+          </w:tcPr>
+          <w:p>
+            <w:pPr>
+              <w:cnfStyle w:val="000000000000" w:firstRow="0" w:lastRow="0" w:firstColumn="0" w:lastColumn="0" w:oddVBand="0" w:evenVBand="0" w:oddHBand="0" w:evenHBand="0" w:firstRowFirstColumn="0" w:firstRowLastColumn="0" w:lastRowFirstColumn="0" w:lastRowLastColumn="0"/>
+            </w:pPr>
+            <w:r>
+              <w:t>A simple load test with a larger dataset in a later milestone verifies that th</w:t>
+            </w:r>
+            <w:r>
+              <w:t>ere are no fixed-size assumptions after reviewing the schema and queries</w:t>
+            </w:r>
+            <w:r>
+              <w:t>.</w:t>
+            </w:r>
+          </w:p>
+        </w:tc>
+      </w:tr>
+      <w:tr>
+        <w:trPr>
+          <w:cnfStyle w:val="000000100000" w:firstRow="0" w:lastRow="0" w:firstColumn="0" w:lastColumn="0" w:oddVBand="0" w:evenVBand="0" w:oddHBand="1" w:evenHBand="0" w:firstRowFirstColumn="0" w:firstRowLastColumn="0" w:lastRowFirstColumn="0" w:lastRowLastColumn="0"/>
+        </w:trPr>
+        <w:tc>
+          <w:tcPr>
+            <w:cnfStyle w:val="001000000000" w:firstRow="0" w:lastRow="0" w:firstColumn="1" w:lastColumn="0" w:oddVBand="0" w:evenVBand="0" w:oddHBand="0" w:evenHBand="0" w:firstRowFirstColumn="0" w:firstRowLastColumn="0" w:lastRowFirstColumn="0" w:lastRowLastColumn="0"/>
+            <w:tcW w:w="988" w:type="dxa"/>
+          </w:tcPr>
+          <w:p>
+            <w:r>
+              <w:t>NFR-008</w:t>
+            </w:r>
+          </w:p>
+        </w:tc>
+        <w:tc>
+          <w:tcPr>
+            <w:tcW w:w="8028" w:type="dxa"/>
+          </w:tcPr>
+          <w:p>
+            <w:pPr>
+              <w:cnfStyle w:val="000000100000" w:firstRow="0" w:lastRow="0" w:firstColumn="0" w:lastColumn="0" w:oddVBand="0" w:evenVBand="0" w:oddHBand="1" w:evenHBand="0" w:firstRowFirstColumn="0" w:firstRowLastColumn="0" w:lastRowFirstColumn="0" w:lastRowLastColumn="0"/>
+            </w:pPr>
+            <w:r>
+              <w:t>At no point in the user interface or API answers are other re</w:t>
+            </w:r>
+            <w:r>
+              <w:t>questers or unauthenticated users able to see or access a requester’s contact information.</w:t>
+            </w:r>
+          </w:p>
+        </w:tc>
+      </w:tr>
+    </w:tbl>
     <w:p/>
     <w:p>
       <w:pPr>
@@ -2855,13 +3810,7 @@
               <w:cnfStyle w:val="000000000000" w:firstRow="0" w:lastRow="0" w:firstColumn="0" w:lastColumn="0" w:oddVBand="0" w:evenVBand="0" w:oddHBand="0" w:evenHBand="0" w:firstRowFirstColumn="0" w:firstRowLastColumn="0" w:lastRowFirstColumn="0" w:lastRowLastColumn="0"/>
             </w:pPr>
             <w:r>
-              <w:t>See FR-00</w:t>
-            </w:r>
-            <w:r>
-              <w:t>2</w:t>
-            </w:r>
-            <w:r>
-              <w:t xml:space="preserve"> AC</w:t>
+              <w:t>See FR-002 AC</w:t>
             </w:r>
           </w:p>
         </w:tc>
@@ -2903,6 +3852,7 @@
           </w:tcPr>
           <w:p>
             <w:r>
+              <w:lastRenderedPageBreak/>
               <w:t>Requester</w:t>
             </w:r>
           </w:p>
@@ -2945,13 +3895,7 @@
               <w:cnfStyle w:val="000000100000" w:firstRow="0" w:lastRow="0" w:firstColumn="0" w:lastColumn="0" w:oddVBand="0" w:evenVBand="0" w:oddHBand="1" w:evenHBand="0" w:firstRowFirstColumn="0" w:firstRowLastColumn="0" w:lastRowFirstColumn="0" w:lastRowLastColumn="0"/>
             </w:pPr>
             <w:r>
-              <w:t>See FR-00</w:t>
-            </w:r>
-            <w:r>
-              <w:t>3</w:t>
-            </w:r>
-            <w:r>
-              <w:t xml:space="preserve"> AC</w:t>
+              <w:t>See FR-003 AC</w:t>
             </w:r>
           </w:p>
         </w:tc>
@@ -3029,13 +3973,7 @@
               <w:cnfStyle w:val="000000000000" w:firstRow="0" w:lastRow="0" w:firstColumn="0" w:lastColumn="0" w:oddVBand="0" w:evenVBand="0" w:oddHBand="0" w:evenHBand="0" w:firstRowFirstColumn="0" w:firstRowLastColumn="0" w:lastRowFirstColumn="0" w:lastRowLastColumn="0"/>
             </w:pPr>
             <w:r>
-              <w:t>See FR-00</w:t>
-            </w:r>
-            <w:r>
-              <w:t>4</w:t>
-            </w:r>
-            <w:r>
-              <w:t xml:space="preserve"> AC</w:t>
+              <w:t>See FR-004 AC</w:t>
             </w:r>
           </w:p>
         </w:tc>
@@ -3116,13 +4054,7 @@
               <w:cnfStyle w:val="000000100000" w:firstRow="0" w:lastRow="0" w:firstColumn="0" w:lastColumn="0" w:oddVBand="0" w:evenVBand="0" w:oddHBand="1" w:evenHBand="0" w:firstRowFirstColumn="0" w:firstRowLastColumn="0" w:lastRowFirstColumn="0" w:lastRowLastColumn="0"/>
             </w:pPr>
             <w:r>
-              <w:t>See FR-00</w:t>
-            </w:r>
-            <w:r>
-              <w:t>5</w:t>
-            </w:r>
-            <w:r>
-              <w:t xml:space="preserve"> AC</w:t>
+              <w:t>See FR-005 AC</w:t>
             </w:r>
           </w:p>
         </w:tc>
@@ -3200,13 +4132,7 @@
               <w:cnfStyle w:val="000000000000" w:firstRow="0" w:lastRow="0" w:firstColumn="0" w:lastColumn="0" w:oddVBand="0" w:evenVBand="0" w:oddHBand="0" w:evenHBand="0" w:firstRowFirstColumn="0" w:firstRowLastColumn="0" w:lastRowFirstColumn="0" w:lastRowLastColumn="0"/>
             </w:pPr>
             <w:r>
-              <w:t>See FR-00</w:t>
-            </w:r>
-            <w:r>
-              <w:t>6</w:t>
-            </w:r>
-            <w:r>
-              <w:t xml:space="preserve"> AC</w:t>
+              <w:t>See FR-006 AC</w:t>
             </w:r>
           </w:p>
         </w:tc>
@@ -3287,13 +4213,7 @@
               <w:cnfStyle w:val="000000100000" w:firstRow="0" w:lastRow="0" w:firstColumn="0" w:lastColumn="0" w:oddVBand="0" w:evenVBand="0" w:oddHBand="1" w:evenHBand="0" w:firstRowFirstColumn="0" w:firstRowLastColumn="0" w:lastRowFirstColumn="0" w:lastRowLastColumn="0"/>
             </w:pPr>
             <w:r>
-              <w:t>See FR-00</w:t>
-            </w:r>
-            <w:r>
-              <w:t>7</w:t>
-            </w:r>
-            <w:r>
-              <w:t xml:space="preserve"> AC</w:t>
+              <w:t>See FR-007 AC</w:t>
             </w:r>
           </w:p>
         </w:tc>
@@ -3764,7 +4684,6 @@
           </w:tcPr>
           <w:p>
             <w:r>
-              <w:lastRenderedPageBreak/>
               <w:t>Staff</w:t>
             </w:r>
           </w:p>
@@ -4387,6 +5306,7 @@
         </w:numPr>
       </w:pPr>
       <w:r>
+        <w:lastRenderedPageBreak/>
         <w:t xml:space="preserve">Current M1 evidence: FR-001 is linked in the RTM </w:t>
       </w:r>
       <w:r>
@@ -4419,7 +5339,6 @@
         <w:pStyle w:val="Heading1"/>
       </w:pPr>
       <w:r>
-        <w:lastRenderedPageBreak/>
         <w:t>Initial risk register</w:t>
       </w:r>
     </w:p>
@@ -5238,6 +6157,7 @@
   <w:style w:type="character" w:default="1" w:styleId="DefaultParagraphFont">
     <w:name w:val="Default Paragraph Font"/>
     <w:uiPriority w:val="1"/>
+    <w:semiHidden/>
     <w:unhideWhenUsed/>
   </w:style>
   <w:style w:type="table" w:default="1" w:styleId="TableNormal">
@@ -5983,18 +6903,18 @@
 
 <file path=word/glossary/fontTable.xml><?xml version="1.0" encoding="utf-8"?>
 <w:fonts xmlns:mc="http://schemas.openxmlformats.org/markup-compatibility/2006" xmlns:r="http://schemas.openxmlformats.org/officeDocument/2006/relationships" xmlns:w="http://schemas.openxmlformats.org/wordprocessingml/2006/main" xmlns:w14="http://schemas.microsoft.com/office/word/2010/wordml" xmlns:w15="http://schemas.microsoft.com/office/word/2012/wordml" xmlns:w16cex="http://schemas.microsoft.com/office/word/2018/wordml/cex" xmlns:w16cid="http://schemas.microsoft.com/office/word/2016/wordml/cid" xmlns:w16="http://schemas.microsoft.com/office/word/2018/wordml" xmlns:w16du="http://schemas.microsoft.com/office/word/2023/wordml/word16du" xmlns:w16sdtdh="http://schemas.microsoft.com/office/word/2020/wordml/sdtdatahash" xmlns:w16sdtfl="http://schemas.microsoft.com/office/word/2024/wordml/sdtformatlock" xmlns:w16se="http://schemas.microsoft.com/office/word/2015/wordml/symex" mc:Ignorable="w14 w15 w16se w16cid w16 w16cex w16sdtdh w16sdtfl w16du">
+  <w:font w:name="Aptos">
+    <w:charset w:val="00"/>
+    <w:family w:val="swiss"/>
+    <w:pitch w:val="variable"/>
+    <w:sig w:usb0="20000287" w:usb1="00000003" w:usb2="00000000" w:usb3="00000000" w:csb0="0000019F" w:csb1="00000000"/>
+  </w:font>
   <w:font w:name="Times New Roman">
     <w:panose1 w:val="02020603050405020304"/>
     <w:charset w:val="00"/>
     <w:family w:val="roman"/>
     <w:pitch w:val="variable"/>
     <w:sig w:usb0="E0002EFF" w:usb1="C000785B" w:usb2="00000009" w:usb3="00000000" w:csb0="000001FF" w:csb1="00000000"/>
-  </w:font>
-  <w:font w:name="Aptos">
-    <w:charset w:val="00"/>
-    <w:family w:val="swiss"/>
-    <w:pitch w:val="variable"/>
-    <w:sig w:usb0="20000287" w:usb1="00000003" w:usb2="00000000" w:usb3="00000000" w:csb0="0000019F" w:csb1="00000000"/>
   </w:font>
   <w:font w:name="Aptos Display">
     <w:charset w:val="00"/>
@@ -6021,10 +6941,12 @@
   </w:compat>
   <w:rsids>
     <w:rsidRoot w:val="006C106A"/>
+    <w:rsid w:val="004415FB"/>
     <w:rsid w:val="00652EBA"/>
     <w:rsid w:val="006B0995"/>
     <w:rsid w:val="006B59FC"/>
     <w:rsid w:val="006C106A"/>
+    <w:rsid w:val="00A06FF3"/>
     <w:rsid w:val="00B13C9E"/>
     <w:rsid w:val="00BB3F3C"/>
     <w:rsid w:val="00E3330B"/>

--- a/SEN_381_Project_Miletone_1.docx
+++ b/SEN_381_Project_Miletone_1.docx
@@ -651,19 +651,7 @@
                               <w:rPr>
                                 <w:rStyle w:val="Hyperlink"/>
                               </w:rPr>
-                              <w:t>Git</w:t>
-                            </w:r>
-                            <w:r>
-                              <w:rPr>
-                                <w:rStyle w:val="Hyperlink"/>
-                              </w:rPr>
-                              <w:t>H</w:t>
-                            </w:r>
-                            <w:r>
-                              <w:rPr>
-                                <w:rStyle w:val="Hyperlink"/>
-                              </w:rPr>
-                              <w:t>ub Repo</w:t>
+                              <w:t>GitHub Repo</w:t>
                             </w:r>
                           </w:hyperlink>
                         </w:p>
@@ -715,17 +703,1044 @@
           </w:r>
         </w:p>
         <w:p>
-          <w:fldSimple w:instr=" TOC \o &quot;1-3&quot; \h \z \u ">
-            <w:r>
-              <w:rPr>
-                <w:b/>
-                <w:bCs/>
-                <w:noProof/>
-                <w:lang w:val="en-US"/>
-              </w:rPr>
-              <w:t>No table of contents entries found.</w:t>
-            </w:r>
-          </w:fldSimple>
+          <w:pPr>
+            <w:pStyle w:val="TOC1"/>
+            <w:tabs>
+              <w:tab w:val="right" w:leader="dot" w:pos="9016"/>
+            </w:tabs>
+            <w:rPr>
+              <w:noProof/>
+            </w:rPr>
+          </w:pPr>
+          <w:r>
+            <w:fldChar w:fldCharType="begin"/>
+          </w:r>
+          <w:r>
+            <w:instrText xml:space="preserve"> TOC \o "1-3" \h \z \u </w:instrText>
+          </w:r>
+          <w:r>
+            <w:fldChar w:fldCharType="separate"/>
+          </w:r>
+          <w:hyperlink w:anchor="_Toc239857434" w:history="1">
+            <w:r>
+              <w:rPr>
+                <w:rStyle w:val="Hyperlink"/>
+                <w:noProof/>
+              </w:rPr>
+              <w:t>Problem &amp; business need</w:t>
+            </w:r>
+            <w:r>
+              <w:rPr>
+                <w:noProof/>
+                <w:webHidden/>
+              </w:rPr>
+              <w:tab/>
+            </w:r>
+            <w:r>
+              <w:rPr>
+                <w:noProof/>
+                <w:webHidden/>
+              </w:rPr>
+              <w:fldChar w:fldCharType="begin"/>
+            </w:r>
+            <w:r>
+              <w:rPr>
+                <w:noProof/>
+                <w:webHidden/>
+              </w:rPr>
+              <w:instrText xml:space="preserve"> PAGEREF _Toc239857434 \h </w:instrText>
+            </w:r>
+            <w:r>
+              <w:rPr>
+                <w:noProof/>
+                <w:webHidden/>
+              </w:rPr>
+            </w:r>
+            <w:r>
+              <w:rPr>
+                <w:noProof/>
+                <w:webHidden/>
+              </w:rPr>
+              <w:fldChar w:fldCharType="separate"/>
+            </w:r>
+            <w:r>
+              <w:rPr>
+                <w:noProof/>
+                <w:webHidden/>
+              </w:rPr>
+              <w:t>3</w:t>
+            </w:r>
+            <w:r>
+              <w:rPr>
+                <w:noProof/>
+                <w:webHidden/>
+              </w:rPr>
+              <w:fldChar w:fldCharType="end"/>
+            </w:r>
+          </w:hyperlink>
+        </w:p>
+        <w:p>
+          <w:pPr>
+            <w:pStyle w:val="TOC1"/>
+            <w:tabs>
+              <w:tab w:val="right" w:leader="dot" w:pos="9016"/>
+            </w:tabs>
+            <w:rPr>
+              <w:noProof/>
+            </w:rPr>
+          </w:pPr>
+          <w:hyperlink w:anchor="_Toc239857435" w:history="1">
+            <w:r>
+              <w:rPr>
+                <w:rStyle w:val="Hyperlink"/>
+                <w:noProof/>
+              </w:rPr>
+              <w:t>Stakeholder analysis</w:t>
+            </w:r>
+            <w:r>
+              <w:rPr>
+                <w:noProof/>
+                <w:webHidden/>
+              </w:rPr>
+              <w:tab/>
+            </w:r>
+            <w:r>
+              <w:rPr>
+                <w:noProof/>
+                <w:webHidden/>
+              </w:rPr>
+              <w:fldChar w:fldCharType="begin"/>
+            </w:r>
+            <w:r>
+              <w:rPr>
+                <w:noProof/>
+                <w:webHidden/>
+              </w:rPr>
+              <w:instrText xml:space="preserve"> PAGEREF _Toc239857435 \h </w:instrText>
+            </w:r>
+            <w:r>
+              <w:rPr>
+                <w:noProof/>
+                <w:webHidden/>
+              </w:rPr>
+            </w:r>
+            <w:r>
+              <w:rPr>
+                <w:noProof/>
+                <w:webHidden/>
+              </w:rPr>
+              <w:fldChar w:fldCharType="separate"/>
+            </w:r>
+            <w:r>
+              <w:rPr>
+                <w:noProof/>
+                <w:webHidden/>
+              </w:rPr>
+              <w:t>3</w:t>
+            </w:r>
+            <w:r>
+              <w:rPr>
+                <w:noProof/>
+                <w:webHidden/>
+              </w:rPr>
+              <w:fldChar w:fldCharType="end"/>
+            </w:r>
+          </w:hyperlink>
+        </w:p>
+        <w:p>
+          <w:pPr>
+            <w:pStyle w:val="TOC1"/>
+            <w:tabs>
+              <w:tab w:val="right" w:leader="dot" w:pos="9016"/>
+            </w:tabs>
+            <w:rPr>
+              <w:noProof/>
+            </w:rPr>
+          </w:pPr>
+          <w:hyperlink w:anchor="_Toc239857436" w:history="1">
+            <w:r>
+              <w:rPr>
+                <w:rStyle w:val="Hyperlink"/>
+                <w:noProof/>
+              </w:rPr>
+              <w:t>Scope baseline</w:t>
+            </w:r>
+            <w:r>
+              <w:rPr>
+                <w:noProof/>
+                <w:webHidden/>
+              </w:rPr>
+              <w:tab/>
+            </w:r>
+            <w:r>
+              <w:rPr>
+                <w:noProof/>
+                <w:webHidden/>
+              </w:rPr>
+              <w:fldChar w:fldCharType="begin"/>
+            </w:r>
+            <w:r>
+              <w:rPr>
+                <w:noProof/>
+                <w:webHidden/>
+              </w:rPr>
+              <w:instrText xml:space="preserve"> PAGEREF _Toc239857436 \h </w:instrText>
+            </w:r>
+            <w:r>
+              <w:rPr>
+                <w:noProof/>
+                <w:webHidden/>
+              </w:rPr>
+            </w:r>
+            <w:r>
+              <w:rPr>
+                <w:noProof/>
+                <w:webHidden/>
+              </w:rPr>
+              <w:fldChar w:fldCharType="separate"/>
+            </w:r>
+            <w:r>
+              <w:rPr>
+                <w:noProof/>
+                <w:webHidden/>
+              </w:rPr>
+              <w:t>3</w:t>
+            </w:r>
+            <w:r>
+              <w:rPr>
+                <w:noProof/>
+                <w:webHidden/>
+              </w:rPr>
+              <w:fldChar w:fldCharType="end"/>
+            </w:r>
+          </w:hyperlink>
+        </w:p>
+        <w:p>
+          <w:pPr>
+            <w:pStyle w:val="TOC1"/>
+            <w:tabs>
+              <w:tab w:val="right" w:leader="dot" w:pos="9016"/>
+            </w:tabs>
+            <w:rPr>
+              <w:noProof/>
+            </w:rPr>
+          </w:pPr>
+          <w:hyperlink w:anchor="_Toc239857437" w:history="1">
+            <w:r>
+              <w:rPr>
+                <w:rStyle w:val="Hyperlink"/>
+                <w:noProof/>
+              </w:rPr>
+              <w:t>Requirements &amp; acceptance criteria</w:t>
+            </w:r>
+            <w:r>
+              <w:rPr>
+                <w:noProof/>
+                <w:webHidden/>
+              </w:rPr>
+              <w:tab/>
+            </w:r>
+            <w:r>
+              <w:rPr>
+                <w:noProof/>
+                <w:webHidden/>
+              </w:rPr>
+              <w:fldChar w:fldCharType="begin"/>
+            </w:r>
+            <w:r>
+              <w:rPr>
+                <w:noProof/>
+                <w:webHidden/>
+              </w:rPr>
+              <w:instrText xml:space="preserve"> PAGEREF _Toc239857437 \h </w:instrText>
+            </w:r>
+            <w:r>
+              <w:rPr>
+                <w:noProof/>
+                <w:webHidden/>
+              </w:rPr>
+            </w:r>
+            <w:r>
+              <w:rPr>
+                <w:noProof/>
+                <w:webHidden/>
+              </w:rPr>
+              <w:fldChar w:fldCharType="separate"/>
+            </w:r>
+            <w:r>
+              <w:rPr>
+                <w:noProof/>
+                <w:webHidden/>
+              </w:rPr>
+              <w:t>3</w:t>
+            </w:r>
+            <w:r>
+              <w:rPr>
+                <w:noProof/>
+                <w:webHidden/>
+              </w:rPr>
+              <w:fldChar w:fldCharType="end"/>
+            </w:r>
+          </w:hyperlink>
+        </w:p>
+        <w:p>
+          <w:pPr>
+            <w:pStyle w:val="TOC2"/>
+            <w:tabs>
+              <w:tab w:val="right" w:leader="dot" w:pos="9016"/>
+            </w:tabs>
+            <w:rPr>
+              <w:noProof/>
+            </w:rPr>
+          </w:pPr>
+          <w:hyperlink w:anchor="_Toc239857438" w:history="1">
+            <w:r>
+              <w:rPr>
+                <w:rStyle w:val="Hyperlink"/>
+                <w:noProof/>
+              </w:rPr>
+              <w:t>Functional Requirements (FRs)</w:t>
+            </w:r>
+            <w:r>
+              <w:rPr>
+                <w:noProof/>
+                <w:webHidden/>
+              </w:rPr>
+              <w:tab/>
+            </w:r>
+            <w:r>
+              <w:rPr>
+                <w:noProof/>
+                <w:webHidden/>
+              </w:rPr>
+              <w:fldChar w:fldCharType="begin"/>
+            </w:r>
+            <w:r>
+              <w:rPr>
+                <w:noProof/>
+                <w:webHidden/>
+              </w:rPr>
+              <w:instrText xml:space="preserve"> PAGEREF _Toc239857438 \h </w:instrText>
+            </w:r>
+            <w:r>
+              <w:rPr>
+                <w:noProof/>
+                <w:webHidden/>
+              </w:rPr>
+            </w:r>
+            <w:r>
+              <w:rPr>
+                <w:noProof/>
+                <w:webHidden/>
+              </w:rPr>
+              <w:fldChar w:fldCharType="separate"/>
+            </w:r>
+            <w:r>
+              <w:rPr>
+                <w:noProof/>
+                <w:webHidden/>
+              </w:rPr>
+              <w:t>3</w:t>
+            </w:r>
+            <w:r>
+              <w:rPr>
+                <w:noProof/>
+                <w:webHidden/>
+              </w:rPr>
+              <w:fldChar w:fldCharType="end"/>
+            </w:r>
+          </w:hyperlink>
+        </w:p>
+        <w:p>
+          <w:pPr>
+            <w:pStyle w:val="TOC2"/>
+            <w:tabs>
+              <w:tab w:val="right" w:leader="dot" w:pos="9016"/>
+            </w:tabs>
+            <w:rPr>
+              <w:noProof/>
+            </w:rPr>
+          </w:pPr>
+          <w:hyperlink w:anchor="_Toc239857439" w:history="1">
+            <w:r>
+              <w:rPr>
+                <w:rStyle w:val="Hyperlink"/>
+                <w:noProof/>
+              </w:rPr>
+              <w:t>Non-Functional Requirements (NFRs):</w:t>
+            </w:r>
+            <w:r>
+              <w:rPr>
+                <w:noProof/>
+                <w:webHidden/>
+              </w:rPr>
+              <w:tab/>
+            </w:r>
+            <w:r>
+              <w:rPr>
+                <w:noProof/>
+                <w:webHidden/>
+              </w:rPr>
+              <w:fldChar w:fldCharType="begin"/>
+            </w:r>
+            <w:r>
+              <w:rPr>
+                <w:noProof/>
+                <w:webHidden/>
+              </w:rPr>
+              <w:instrText xml:space="preserve"> PAGEREF _Toc239857439 \h </w:instrText>
+            </w:r>
+            <w:r>
+              <w:rPr>
+                <w:noProof/>
+                <w:webHidden/>
+              </w:rPr>
+            </w:r>
+            <w:r>
+              <w:rPr>
+                <w:noProof/>
+                <w:webHidden/>
+              </w:rPr>
+              <w:fldChar w:fldCharType="separate"/>
+            </w:r>
+            <w:r>
+              <w:rPr>
+                <w:noProof/>
+                <w:webHidden/>
+              </w:rPr>
+              <w:t>5</w:t>
+            </w:r>
+            <w:r>
+              <w:rPr>
+                <w:noProof/>
+                <w:webHidden/>
+              </w:rPr>
+              <w:fldChar w:fldCharType="end"/>
+            </w:r>
+          </w:hyperlink>
+        </w:p>
+        <w:p>
+          <w:pPr>
+            <w:pStyle w:val="TOC2"/>
+            <w:tabs>
+              <w:tab w:val="right" w:leader="dot" w:pos="9016"/>
+            </w:tabs>
+            <w:rPr>
+              <w:noProof/>
+            </w:rPr>
+          </w:pPr>
+          <w:hyperlink w:anchor="_Toc239857440" w:history="1">
+            <w:r>
+              <w:rPr>
+                <w:rStyle w:val="Hyperlink"/>
+                <w:noProof/>
+              </w:rPr>
+              <w:t>Acceptance criteria:</w:t>
+            </w:r>
+            <w:r>
+              <w:rPr>
+                <w:noProof/>
+                <w:webHidden/>
+              </w:rPr>
+              <w:tab/>
+            </w:r>
+            <w:r>
+              <w:rPr>
+                <w:noProof/>
+                <w:webHidden/>
+              </w:rPr>
+              <w:fldChar w:fldCharType="begin"/>
+            </w:r>
+            <w:r>
+              <w:rPr>
+                <w:noProof/>
+                <w:webHidden/>
+              </w:rPr>
+              <w:instrText xml:space="preserve"> PAGEREF _Toc239857440 \h </w:instrText>
+            </w:r>
+            <w:r>
+              <w:rPr>
+                <w:noProof/>
+                <w:webHidden/>
+              </w:rPr>
+            </w:r>
+            <w:r>
+              <w:rPr>
+                <w:noProof/>
+                <w:webHidden/>
+              </w:rPr>
+              <w:fldChar w:fldCharType="separate"/>
+            </w:r>
+            <w:r>
+              <w:rPr>
+                <w:noProof/>
+                <w:webHidden/>
+              </w:rPr>
+              <w:t>8</w:t>
+            </w:r>
+            <w:r>
+              <w:rPr>
+                <w:noProof/>
+                <w:webHidden/>
+              </w:rPr>
+              <w:fldChar w:fldCharType="end"/>
+            </w:r>
+          </w:hyperlink>
+        </w:p>
+        <w:p>
+          <w:pPr>
+            <w:pStyle w:val="TOC1"/>
+            <w:tabs>
+              <w:tab w:val="right" w:leader="dot" w:pos="9016"/>
+            </w:tabs>
+            <w:rPr>
+              <w:noProof/>
+            </w:rPr>
+          </w:pPr>
+          <w:hyperlink w:anchor="_Toc239857441" w:history="1">
+            <w:r>
+              <w:rPr>
+                <w:rStyle w:val="Hyperlink"/>
+                <w:noProof/>
+              </w:rPr>
+              <w:t>Constraints</w:t>
+            </w:r>
+            <w:r>
+              <w:rPr>
+                <w:noProof/>
+                <w:webHidden/>
+              </w:rPr>
+              <w:tab/>
+            </w:r>
+            <w:r>
+              <w:rPr>
+                <w:noProof/>
+                <w:webHidden/>
+              </w:rPr>
+              <w:fldChar w:fldCharType="begin"/>
+            </w:r>
+            <w:r>
+              <w:rPr>
+                <w:noProof/>
+                <w:webHidden/>
+              </w:rPr>
+              <w:instrText xml:space="preserve"> PAGEREF _Toc239857441 \h </w:instrText>
+            </w:r>
+            <w:r>
+              <w:rPr>
+                <w:noProof/>
+                <w:webHidden/>
+              </w:rPr>
+            </w:r>
+            <w:r>
+              <w:rPr>
+                <w:noProof/>
+                <w:webHidden/>
+              </w:rPr>
+              <w:fldChar w:fldCharType="separate"/>
+            </w:r>
+            <w:r>
+              <w:rPr>
+                <w:noProof/>
+                <w:webHidden/>
+              </w:rPr>
+              <w:t>9</w:t>
+            </w:r>
+            <w:r>
+              <w:rPr>
+                <w:noProof/>
+                <w:webHidden/>
+              </w:rPr>
+              <w:fldChar w:fldCharType="end"/>
+            </w:r>
+          </w:hyperlink>
+        </w:p>
+        <w:p>
+          <w:pPr>
+            <w:pStyle w:val="TOC1"/>
+            <w:tabs>
+              <w:tab w:val="right" w:leader="dot" w:pos="9016"/>
+            </w:tabs>
+            <w:rPr>
+              <w:noProof/>
+            </w:rPr>
+          </w:pPr>
+          <w:hyperlink w:anchor="_Toc239857442" w:history="1">
+            <w:r>
+              <w:rPr>
+                <w:rStyle w:val="Hyperlink"/>
+                <w:noProof/>
+              </w:rPr>
+              <w:t>Initial RTM</w:t>
+            </w:r>
+            <w:r>
+              <w:rPr>
+                <w:noProof/>
+                <w:webHidden/>
+              </w:rPr>
+              <w:tab/>
+            </w:r>
+            <w:r>
+              <w:rPr>
+                <w:noProof/>
+                <w:webHidden/>
+              </w:rPr>
+              <w:fldChar w:fldCharType="begin"/>
+            </w:r>
+            <w:r>
+              <w:rPr>
+                <w:noProof/>
+                <w:webHidden/>
+              </w:rPr>
+              <w:instrText xml:space="preserve"> PAGEREF _Toc239857442 \h </w:instrText>
+            </w:r>
+            <w:r>
+              <w:rPr>
+                <w:noProof/>
+                <w:webHidden/>
+              </w:rPr>
+            </w:r>
+            <w:r>
+              <w:rPr>
+                <w:noProof/>
+                <w:webHidden/>
+              </w:rPr>
+              <w:fldChar w:fldCharType="separate"/>
+            </w:r>
+            <w:r>
+              <w:rPr>
+                <w:noProof/>
+                <w:webHidden/>
+              </w:rPr>
+              <w:t>9</w:t>
+            </w:r>
+            <w:r>
+              <w:rPr>
+                <w:noProof/>
+                <w:webHidden/>
+              </w:rPr>
+              <w:fldChar w:fldCharType="end"/>
+            </w:r>
+          </w:hyperlink>
+        </w:p>
+        <w:p>
+          <w:pPr>
+            <w:pStyle w:val="TOC2"/>
+            <w:tabs>
+              <w:tab w:val="right" w:leader="dot" w:pos="9016"/>
+            </w:tabs>
+            <w:rPr>
+              <w:noProof/>
+            </w:rPr>
+          </w:pPr>
+          <w:hyperlink w:anchor="_Toc239857443" w:history="1">
+            <w:r>
+              <w:rPr>
+                <w:rStyle w:val="Hyperlink"/>
+                <w:noProof/>
+              </w:rPr>
+              <w:t>Example of an end-to-end trace:</w:t>
+            </w:r>
+            <w:r>
+              <w:rPr>
+                <w:noProof/>
+                <w:webHidden/>
+              </w:rPr>
+              <w:tab/>
+            </w:r>
+            <w:r>
+              <w:rPr>
+                <w:noProof/>
+                <w:webHidden/>
+              </w:rPr>
+              <w:fldChar w:fldCharType="begin"/>
+            </w:r>
+            <w:r>
+              <w:rPr>
+                <w:noProof/>
+                <w:webHidden/>
+              </w:rPr>
+              <w:instrText xml:space="preserve"> PAGEREF _Toc239857443 \h </w:instrText>
+            </w:r>
+            <w:r>
+              <w:rPr>
+                <w:noProof/>
+                <w:webHidden/>
+              </w:rPr>
+            </w:r>
+            <w:r>
+              <w:rPr>
+                <w:noProof/>
+                <w:webHidden/>
+              </w:rPr>
+              <w:fldChar w:fldCharType="separate"/>
+            </w:r>
+            <w:r>
+              <w:rPr>
+                <w:noProof/>
+                <w:webHidden/>
+              </w:rPr>
+              <w:t>10</w:t>
+            </w:r>
+            <w:r>
+              <w:rPr>
+                <w:noProof/>
+                <w:webHidden/>
+              </w:rPr>
+              <w:fldChar w:fldCharType="end"/>
+            </w:r>
+          </w:hyperlink>
+        </w:p>
+        <w:p>
+          <w:pPr>
+            <w:pStyle w:val="TOC1"/>
+            <w:tabs>
+              <w:tab w:val="right" w:leader="dot" w:pos="9016"/>
+            </w:tabs>
+            <w:rPr>
+              <w:noProof/>
+            </w:rPr>
+          </w:pPr>
+          <w:hyperlink w:anchor="_Toc239857444" w:history="1">
+            <w:r>
+              <w:rPr>
+                <w:rStyle w:val="Hyperlink"/>
+                <w:noProof/>
+              </w:rPr>
+              <w:t>Initial risk register</w:t>
+            </w:r>
+            <w:r>
+              <w:rPr>
+                <w:noProof/>
+                <w:webHidden/>
+              </w:rPr>
+              <w:tab/>
+            </w:r>
+            <w:r>
+              <w:rPr>
+                <w:noProof/>
+                <w:webHidden/>
+              </w:rPr>
+              <w:fldChar w:fldCharType="begin"/>
+            </w:r>
+            <w:r>
+              <w:rPr>
+                <w:noProof/>
+                <w:webHidden/>
+              </w:rPr>
+              <w:instrText xml:space="preserve"> PAGEREF _Toc239857444 \h </w:instrText>
+            </w:r>
+            <w:r>
+              <w:rPr>
+                <w:noProof/>
+                <w:webHidden/>
+              </w:rPr>
+            </w:r>
+            <w:r>
+              <w:rPr>
+                <w:noProof/>
+                <w:webHidden/>
+              </w:rPr>
+              <w:fldChar w:fldCharType="separate"/>
+            </w:r>
+            <w:r>
+              <w:rPr>
+                <w:noProof/>
+                <w:webHidden/>
+              </w:rPr>
+              <w:t>11</w:t>
+            </w:r>
+            <w:r>
+              <w:rPr>
+                <w:noProof/>
+                <w:webHidden/>
+              </w:rPr>
+              <w:fldChar w:fldCharType="end"/>
+            </w:r>
+          </w:hyperlink>
+        </w:p>
+        <w:p>
+          <w:pPr>
+            <w:pStyle w:val="TOC1"/>
+            <w:tabs>
+              <w:tab w:val="right" w:leader="dot" w:pos="9016"/>
+            </w:tabs>
+            <w:rPr>
+              <w:noProof/>
+            </w:rPr>
+          </w:pPr>
+          <w:hyperlink w:anchor="_Toc239857445" w:history="1">
+            <w:r>
+              <w:rPr>
+                <w:rStyle w:val="Hyperlink"/>
+                <w:noProof/>
+              </w:rPr>
+              <w:t>Forward engineering Considerations</w:t>
+            </w:r>
+            <w:r>
+              <w:rPr>
+                <w:noProof/>
+                <w:webHidden/>
+              </w:rPr>
+              <w:tab/>
+            </w:r>
+            <w:r>
+              <w:rPr>
+                <w:noProof/>
+                <w:webHidden/>
+              </w:rPr>
+              <w:fldChar w:fldCharType="begin"/>
+            </w:r>
+            <w:r>
+              <w:rPr>
+                <w:noProof/>
+                <w:webHidden/>
+              </w:rPr>
+              <w:instrText xml:space="preserve"> PAGEREF _Toc239857445 \h </w:instrText>
+            </w:r>
+            <w:r>
+              <w:rPr>
+                <w:noProof/>
+                <w:webHidden/>
+              </w:rPr>
+            </w:r>
+            <w:r>
+              <w:rPr>
+                <w:noProof/>
+                <w:webHidden/>
+              </w:rPr>
+              <w:fldChar w:fldCharType="separate"/>
+            </w:r>
+            <w:r>
+              <w:rPr>
+                <w:noProof/>
+                <w:webHidden/>
+              </w:rPr>
+              <w:t>11</w:t>
+            </w:r>
+            <w:r>
+              <w:rPr>
+                <w:noProof/>
+                <w:webHidden/>
+              </w:rPr>
+              <w:fldChar w:fldCharType="end"/>
+            </w:r>
+          </w:hyperlink>
+        </w:p>
+        <w:p>
+          <w:pPr>
+            <w:pStyle w:val="TOC1"/>
+            <w:tabs>
+              <w:tab w:val="right" w:leader="dot" w:pos="9016"/>
+            </w:tabs>
+            <w:rPr>
+              <w:noProof/>
+            </w:rPr>
+          </w:pPr>
+          <w:hyperlink w:anchor="_Toc239857446" w:history="1">
+            <w:r>
+              <w:rPr>
+                <w:rStyle w:val="Hyperlink"/>
+                <w:noProof/>
+              </w:rPr>
+              <w:t>Engineering decision log</w:t>
+            </w:r>
+            <w:r>
+              <w:rPr>
+                <w:noProof/>
+                <w:webHidden/>
+              </w:rPr>
+              <w:tab/>
+            </w:r>
+            <w:r>
+              <w:rPr>
+                <w:noProof/>
+                <w:webHidden/>
+              </w:rPr>
+              <w:fldChar w:fldCharType="begin"/>
+            </w:r>
+            <w:r>
+              <w:rPr>
+                <w:noProof/>
+                <w:webHidden/>
+              </w:rPr>
+              <w:instrText xml:space="preserve"> PAGEREF _Toc239857446 \h </w:instrText>
+            </w:r>
+            <w:r>
+              <w:rPr>
+                <w:noProof/>
+                <w:webHidden/>
+              </w:rPr>
+            </w:r>
+            <w:r>
+              <w:rPr>
+                <w:noProof/>
+                <w:webHidden/>
+              </w:rPr>
+              <w:fldChar w:fldCharType="separate"/>
+            </w:r>
+            <w:r>
+              <w:rPr>
+                <w:noProof/>
+                <w:webHidden/>
+              </w:rPr>
+              <w:t>11</w:t>
+            </w:r>
+            <w:r>
+              <w:rPr>
+                <w:noProof/>
+                <w:webHidden/>
+              </w:rPr>
+              <w:fldChar w:fldCharType="end"/>
+            </w:r>
+          </w:hyperlink>
+        </w:p>
+        <w:p>
+          <w:pPr>
+            <w:pStyle w:val="TOC1"/>
+            <w:tabs>
+              <w:tab w:val="right" w:leader="dot" w:pos="9016"/>
+            </w:tabs>
+            <w:rPr>
+              <w:noProof/>
+            </w:rPr>
+          </w:pPr>
+          <w:hyperlink w:anchor="_Toc239857447" w:history="1">
+            <w:r>
+              <w:rPr>
+                <w:rStyle w:val="Hyperlink"/>
+                <w:noProof/>
+              </w:rPr>
+              <w:t>AI usage Register</w:t>
+            </w:r>
+            <w:r>
+              <w:rPr>
+                <w:noProof/>
+                <w:webHidden/>
+              </w:rPr>
+              <w:tab/>
+            </w:r>
+            <w:r>
+              <w:rPr>
+                <w:noProof/>
+                <w:webHidden/>
+              </w:rPr>
+              <w:fldChar w:fldCharType="begin"/>
+            </w:r>
+            <w:r>
+              <w:rPr>
+                <w:noProof/>
+                <w:webHidden/>
+              </w:rPr>
+              <w:instrText xml:space="preserve"> PAGEREF _Toc239857447 \h </w:instrText>
+            </w:r>
+            <w:r>
+              <w:rPr>
+                <w:noProof/>
+                <w:webHidden/>
+              </w:rPr>
+            </w:r>
+            <w:r>
+              <w:rPr>
+                <w:noProof/>
+                <w:webHidden/>
+              </w:rPr>
+              <w:fldChar w:fldCharType="separate"/>
+            </w:r>
+            <w:r>
+              <w:rPr>
+                <w:noProof/>
+                <w:webHidden/>
+              </w:rPr>
+              <w:t>11</w:t>
+            </w:r>
+            <w:r>
+              <w:rPr>
+                <w:noProof/>
+                <w:webHidden/>
+              </w:rPr>
+              <w:fldChar w:fldCharType="end"/>
+            </w:r>
+          </w:hyperlink>
+        </w:p>
+        <w:p>
+          <w:pPr>
+            <w:pStyle w:val="TOC1"/>
+            <w:tabs>
+              <w:tab w:val="right" w:leader="dot" w:pos="9016"/>
+            </w:tabs>
+            <w:rPr>
+              <w:noProof/>
+            </w:rPr>
+          </w:pPr>
+          <w:hyperlink w:anchor="_Toc239857448" w:history="1">
+            <w:r>
+              <w:rPr>
+                <w:rStyle w:val="Hyperlink"/>
+                <w:noProof/>
+              </w:rPr>
+              <w:t>Sign off</w:t>
+            </w:r>
+            <w:r>
+              <w:rPr>
+                <w:noProof/>
+                <w:webHidden/>
+              </w:rPr>
+              <w:tab/>
+            </w:r>
+            <w:r>
+              <w:rPr>
+                <w:noProof/>
+                <w:webHidden/>
+              </w:rPr>
+              <w:fldChar w:fldCharType="begin"/>
+            </w:r>
+            <w:r>
+              <w:rPr>
+                <w:noProof/>
+                <w:webHidden/>
+              </w:rPr>
+              <w:instrText xml:space="preserve"> PAGEREF _Toc239857448 \h </w:instrText>
+            </w:r>
+            <w:r>
+              <w:rPr>
+                <w:noProof/>
+                <w:webHidden/>
+              </w:rPr>
+            </w:r>
+            <w:r>
+              <w:rPr>
+                <w:noProof/>
+                <w:webHidden/>
+              </w:rPr>
+              <w:fldChar w:fldCharType="separate"/>
+            </w:r>
+            <w:r>
+              <w:rPr>
+                <w:noProof/>
+                <w:webHidden/>
+              </w:rPr>
+              <w:t>11</w:t>
+            </w:r>
+            <w:r>
+              <w:rPr>
+                <w:noProof/>
+                <w:webHidden/>
+              </w:rPr>
+              <w:fldChar w:fldCharType="end"/>
+            </w:r>
+          </w:hyperlink>
+        </w:p>
+        <w:p>
+          <w:r>
+            <w:rPr>
+              <w:b/>
+              <w:bCs/>
+              <w:noProof/>
+              <w:lang w:val="en-US"/>
+            </w:rPr>
+            <w:fldChar w:fldCharType="end"/>
+          </w:r>
         </w:p>
       </w:sdtContent>
     </w:sdt>
@@ -739,45 +1754,58 @@
       <w:pPr>
         <w:pStyle w:val="Heading1"/>
       </w:pPr>
+      <w:bookmarkStart w:id="0" w:name="_Toc239857434"/>
       <w:r>
         <w:lastRenderedPageBreak/>
         <w:t>Problem &amp; business need</w:t>
+      </w:r>
+      <w:bookmarkEnd w:id="0"/>
+    </w:p>
+    <w:p>
+      <w:pPr>
+        <w:pStyle w:val="Heading1"/>
+      </w:pPr>
+      <w:bookmarkStart w:id="1" w:name="_Toc239857435"/>
+      <w:r>
+        <w:t>Stakeholder analysis</w:t>
+      </w:r>
+      <w:bookmarkEnd w:id="1"/>
+      <w:r>
+        <w:t xml:space="preserve"> </w:t>
       </w:r>
     </w:p>
     <w:p>
       <w:pPr>
         <w:pStyle w:val="Heading1"/>
       </w:pPr>
+      <w:bookmarkStart w:id="2" w:name="_Toc239857436"/>
       <w:r>
-        <w:t xml:space="preserve">Stakeholder analysis </w:t>
+        <w:t>Scope baseline</w:t>
       </w:r>
+      <w:bookmarkEnd w:id="2"/>
     </w:p>
     <w:p>
       <w:pPr>
         <w:pStyle w:val="Heading1"/>
       </w:pPr>
-      <w:r>
-        <w:t>Scope baseline</w:t>
-      </w:r>
-    </w:p>
-    <w:p>
-      <w:pPr>
-        <w:pStyle w:val="Heading1"/>
-      </w:pPr>
+      <w:bookmarkStart w:id="3" w:name="_Toc239857437"/>
       <w:r>
         <w:t>Requirements &amp; acceptance criteria</w:t>
       </w:r>
+      <w:bookmarkEnd w:id="3"/>
     </w:p>
     <w:p>
       <w:pPr>
         <w:pStyle w:val="Heading2"/>
       </w:pPr>
+      <w:bookmarkStart w:id="4" w:name="_Toc239857438"/>
       <w:r>
         <w:t>Functional</w:t>
       </w:r>
       <w:r>
         <w:t xml:space="preserve"> Requirements (FRs)</w:t>
       </w:r>
+      <w:bookmarkEnd w:id="4"/>
     </w:p>
     <w:p>
       <w:r>
@@ -1822,8 +2850,13 @@
             <w:pPr>
               <w:cnfStyle w:val="000000100000" w:firstRow="0" w:lastRow="0" w:firstColumn="0" w:lastColumn="0" w:oddVBand="0" w:evenVBand="0" w:oddHBand="1" w:evenHBand="0" w:firstRowFirstColumn="0" w:firstRowLastColumn="0" w:lastRowFirstColumn="0" w:lastRowLastColumn="0"/>
             </w:pPr>
-            <w:r>
-              <w:t>In order to facilitate accountability and service-performance analysis, the system should give managers sufficient request-level and aggregated data.</w:t>
+            <w:proofErr w:type="gramStart"/>
+            <w:r>
+              <w:t>In order to</w:t>
+            </w:r>
+            <w:proofErr w:type="gramEnd"/>
+            <w:r>
+              <w:t xml:space="preserve"> facilitate accountability and service-performance analysis, the system should give managers sufficient request-level and aggregated data.</w:t>
             </w:r>
           </w:p>
         </w:tc>
@@ -1860,9 +2893,11 @@
       <w:pPr>
         <w:pStyle w:val="Heading2"/>
       </w:pPr>
+      <w:bookmarkStart w:id="5" w:name="_Toc239857439"/>
       <w:r>
         <w:t>Non-Functional Requirements (NFRs):</w:t>
       </w:r>
+      <w:bookmarkEnd w:id="5"/>
     </w:p>
     <w:p>
       <w:r>
@@ -2605,9 +3640,11 @@
       <w:pPr>
         <w:pStyle w:val="Heading2"/>
       </w:pPr>
+      <w:bookmarkStart w:id="6" w:name="_Toc239857440"/>
       <w:r>
         <w:t>Acceptance criteria:</w:t>
       </w:r>
+      <w:bookmarkEnd w:id="6"/>
     </w:p>
     <w:tbl>
       <w:tblPr>
@@ -3356,6 +4393,12 @@
             <w:r>
               <w:t>reshold and test conditions are recorded.</w:t>
             </w:r>
+            <w:r>
+              <w:rPr>
+                <w:rStyle w:val="FootnoteReference"/>
+              </w:rPr>
+              <w:footnoteReference w:id="2"/>
+            </w:r>
           </w:p>
         </w:tc>
       </w:tr>
@@ -3569,17 +4612,21 @@
       <w:pPr>
         <w:pStyle w:val="Heading1"/>
       </w:pPr>
+      <w:bookmarkStart w:id="7" w:name="_Toc239857441"/>
       <w:r>
         <w:t>Constraints</w:t>
       </w:r>
+      <w:bookmarkEnd w:id="7"/>
     </w:p>
     <w:p>
       <w:pPr>
         <w:pStyle w:val="Heading1"/>
       </w:pPr>
+      <w:bookmarkStart w:id="8" w:name="_Toc239857442"/>
       <w:r>
         <w:t>Initial RTM</w:t>
       </w:r>
+      <w:bookmarkEnd w:id="8"/>
     </w:p>
     <w:tbl>
       <w:tblPr>
@@ -3771,6 +4818,7 @@
           </w:tcPr>
           <w:p>
             <w:r>
+              <w:lastRenderedPageBreak/>
               <w:t>Requester</w:t>
             </w:r>
           </w:p>
@@ -3852,7 +4900,6 @@
           </w:tcPr>
           <w:p>
             <w:r>
-              <w:lastRenderedPageBreak/>
               <w:t>Requester</w:t>
             </w:r>
           </w:p>
@@ -5192,12 +6239,14 @@
       <w:pPr>
         <w:pStyle w:val="Heading2"/>
       </w:pPr>
+      <w:bookmarkStart w:id="9" w:name="_Toc239857443"/>
       <w:r>
         <w:t>Example of an end-to-end trace</w:t>
       </w:r>
       <w:r>
         <w:t>:</w:t>
       </w:r>
+      <w:bookmarkEnd w:id="9"/>
     </w:p>
     <w:p>
       <w:r>
@@ -5285,6 +6334,7 @@
         </w:numPr>
       </w:pPr>
       <w:r>
+        <w:lastRenderedPageBreak/>
         <w:t xml:space="preserve">Acceptance criteria: “Submitted” is the first </w:t>
       </w:r>
       <w:r>
@@ -5306,7 +6356,6 @@
         </w:numPr>
       </w:pPr>
       <w:r>
-        <w:lastRenderedPageBreak/>
         <w:t xml:space="preserve">Current M1 evidence: FR-001 is linked in the RTM </w:t>
       </w:r>
       <w:r>
@@ -5338,41 +6387,893 @@
       <w:pPr>
         <w:pStyle w:val="Heading1"/>
       </w:pPr>
+      <w:bookmarkStart w:id="10" w:name="_Toc239857444"/>
       <w:r>
         <w:t>Initial risk register</w:t>
       </w:r>
+      <w:bookmarkEnd w:id="10"/>
     </w:p>
     <w:p>
       <w:pPr>
         <w:pStyle w:val="Heading1"/>
       </w:pPr>
+      <w:bookmarkStart w:id="11" w:name="_Toc239857445"/>
       <w:r>
         <w:t>Forward engineering Considerations</w:t>
       </w:r>
+      <w:bookmarkEnd w:id="11"/>
     </w:p>
     <w:p>
       <w:pPr>
         <w:pStyle w:val="Heading1"/>
       </w:pPr>
+      <w:bookmarkStart w:id="12" w:name="_Toc239857446"/>
       <w:r>
         <w:t>Engineering decision log</w:t>
       </w:r>
+      <w:bookmarkEnd w:id="12"/>
     </w:p>
+    <w:tbl>
+      <w:tblPr>
+        <w:tblStyle w:val="GridTable2"/>
+        <w:tblW w:w="0" w:type="auto"/>
+        <w:tblLook w:val="04A0" w:firstRow="1" w:lastRow="0" w:firstColumn="1" w:lastColumn="0" w:noHBand="0" w:noVBand="1"/>
+      </w:tblPr>
+      <w:tblGrid>
+        <w:gridCol w:w="2127"/>
+        <w:gridCol w:w="6889"/>
+      </w:tblGrid>
+      <w:tr>
+        <w:trPr>
+          <w:cnfStyle w:val="100000000000" w:firstRow="1" w:lastRow="0" w:firstColumn="0" w:lastColumn="0" w:oddVBand="0" w:evenVBand="0" w:oddHBand="0" w:evenHBand="0" w:firstRowFirstColumn="0" w:firstRowLastColumn="0" w:lastRowFirstColumn="0" w:lastRowLastColumn="0"/>
+        </w:trPr>
+        <w:tc>
+          <w:tcPr>
+            <w:cnfStyle w:val="001000000000" w:firstRow="0" w:lastRow="0" w:firstColumn="1" w:lastColumn="0" w:oddVBand="0" w:evenVBand="0" w:oddHBand="0" w:evenHBand="0" w:firstRowFirstColumn="0" w:firstRowLastColumn="0" w:lastRowFirstColumn="0" w:lastRowLastColumn="0"/>
+            <w:tcW w:w="2127" w:type="dxa"/>
+          </w:tcPr>
+          <w:p>
+            <w:pPr>
+              <w:rPr>
+                <w:b w:val="0"/>
+                <w:bCs w:val="0"/>
+              </w:rPr>
+            </w:pPr>
+            <w:bookmarkStart w:id="13" w:name="_Toc239857447"/>
+            <w:r>
+              <w:rPr>
+                <w:b w:val="0"/>
+                <w:bCs w:val="0"/>
+              </w:rPr>
+              <w:t>ID</w:t>
+            </w:r>
+          </w:p>
+        </w:tc>
+        <w:tc>
+          <w:tcPr>
+            <w:tcW w:w="6889" w:type="dxa"/>
+          </w:tcPr>
+          <w:p>
+            <w:pPr>
+              <w:cnfStyle w:val="100000000000" w:firstRow="1" w:lastRow="0" w:firstColumn="0" w:lastColumn="0" w:oddVBand="0" w:evenVBand="0" w:oddHBand="0" w:evenHBand="0" w:firstRowFirstColumn="0" w:firstRowLastColumn="0" w:lastRowFirstColumn="0" w:lastRowLastColumn="0"/>
+            </w:pPr>
+            <w:r>
+              <w:t>DEC-001</w:t>
+            </w:r>
+          </w:p>
+        </w:tc>
+      </w:tr>
+      <w:tr>
+        <w:trPr>
+          <w:cnfStyle w:val="000000100000" w:firstRow="0" w:lastRow="0" w:firstColumn="0" w:lastColumn="0" w:oddVBand="0" w:evenVBand="0" w:oddHBand="1" w:evenHBand="0" w:firstRowFirstColumn="0" w:firstRowLastColumn="0" w:lastRowFirstColumn="0" w:lastRowLastColumn="0"/>
+        </w:trPr>
+        <w:tc>
+          <w:tcPr>
+            <w:cnfStyle w:val="001000000000" w:firstRow="0" w:lastRow="0" w:firstColumn="1" w:lastColumn="0" w:oddVBand="0" w:evenVBand="0" w:oddHBand="0" w:evenHBand="0" w:firstRowFirstColumn="0" w:firstRowLastColumn="0" w:lastRowFirstColumn="0" w:lastRowLastColumn="0"/>
+            <w:tcW w:w="2127" w:type="dxa"/>
+          </w:tcPr>
+          <w:p>
+            <w:pPr>
+              <w:rPr>
+                <w:b w:val="0"/>
+                <w:bCs w:val="0"/>
+              </w:rPr>
+            </w:pPr>
+            <w:r>
+              <w:rPr>
+                <w:b w:val="0"/>
+                <w:bCs w:val="0"/>
+              </w:rPr>
+              <w:t>Context</w:t>
+            </w:r>
+          </w:p>
+        </w:tc>
+        <w:tc>
+          <w:tcPr>
+            <w:tcW w:w="6889" w:type="dxa"/>
+          </w:tcPr>
+          <w:p>
+            <w:pPr>
+              <w:cnfStyle w:val="000000100000" w:firstRow="0" w:lastRow="0" w:firstColumn="0" w:lastColumn="0" w:oddVBand="0" w:evenVBand="0" w:oddHBand="1" w:evenHBand="0" w:firstRowFirstColumn="0" w:firstRowLastColumn="0" w:lastRowFirstColumn="0" w:lastRowLastColumn="0"/>
+            </w:pPr>
+            <w:r>
+              <w:t xml:space="preserve">A quantifiable criterion was required for NFR-002, although the precise figure depends on hosting and infrastructure decisions that have not yet been decided (out of scope for M1). </w:t>
+            </w:r>
+          </w:p>
+        </w:tc>
+      </w:tr>
+      <w:tr>
+        <w:tc>
+          <w:tcPr>
+            <w:cnfStyle w:val="001000000000" w:firstRow="0" w:lastRow="0" w:firstColumn="1" w:lastColumn="0" w:oddVBand="0" w:evenVBand="0" w:oddHBand="0" w:evenHBand="0" w:firstRowFirstColumn="0" w:firstRowLastColumn="0" w:lastRowFirstColumn="0" w:lastRowLastColumn="0"/>
+            <w:tcW w:w="2127" w:type="dxa"/>
+          </w:tcPr>
+          <w:p>
+            <w:pPr>
+              <w:rPr>
+                <w:b w:val="0"/>
+                <w:bCs w:val="0"/>
+              </w:rPr>
+            </w:pPr>
+            <w:r>
+              <w:rPr>
+                <w:b w:val="0"/>
+                <w:bCs w:val="0"/>
+              </w:rPr>
+              <w:t>Constraints</w:t>
+            </w:r>
+          </w:p>
+        </w:tc>
+        <w:tc>
+          <w:tcPr>
+            <w:tcW w:w="6889" w:type="dxa"/>
+          </w:tcPr>
+          <w:p>
+            <w:pPr>
+              <w:cnfStyle w:val="000000000000" w:firstRow="0" w:lastRow="0" w:firstColumn="0" w:lastColumn="0" w:oddVBand="0" w:evenVBand="0" w:oddHBand="0" w:evenHBand="0" w:firstRowFirstColumn="0" w:firstRowLastColumn="0" w:lastRowFirstColumn="0" w:lastRowLastColumn="0"/>
+            </w:pPr>
+            <w:r>
+              <w:t xml:space="preserve">Technology-stack or architecture decisions are </w:t>
+            </w:r>
+            <w:r>
+              <w:t>expressly</w:t>
+            </w:r>
+            <w:r>
+              <w:t xml:space="preserve"> prohibited under M1, </w:t>
+            </w:r>
+            <w:r>
+              <w:t>although section 15 in the Mile</w:t>
+            </w:r>
+            <w:r>
+              <w:t>stone 1 document mandates that NFRs eventually be quantifiable and supported by evidence.</w:t>
+            </w:r>
+          </w:p>
+        </w:tc>
+      </w:tr>
+      <w:tr>
+        <w:trPr>
+          <w:cnfStyle w:val="000000100000" w:firstRow="0" w:lastRow="0" w:firstColumn="0" w:lastColumn="0" w:oddVBand="0" w:evenVBand="0" w:oddHBand="1" w:evenHBand="0" w:firstRowFirstColumn="0" w:firstRowLastColumn="0" w:lastRowFirstColumn="0" w:lastRowLastColumn="0"/>
+        </w:trPr>
+        <w:tc>
+          <w:tcPr>
+            <w:cnfStyle w:val="001000000000" w:firstRow="0" w:lastRow="0" w:firstColumn="1" w:lastColumn="0" w:oddVBand="0" w:evenVBand="0" w:oddHBand="0" w:evenHBand="0" w:firstRowFirstColumn="0" w:firstRowLastColumn="0" w:lastRowFirstColumn="0" w:lastRowLastColumn="0"/>
+            <w:tcW w:w="2127" w:type="dxa"/>
+          </w:tcPr>
+          <w:p>
+            <w:pPr>
+              <w:rPr>
+                <w:b w:val="0"/>
+                <w:bCs w:val="0"/>
+              </w:rPr>
+            </w:pPr>
+            <w:r>
+              <w:rPr>
+                <w:b w:val="0"/>
+                <w:bCs w:val="0"/>
+              </w:rPr>
+              <w:t>Alternatives</w:t>
+            </w:r>
+          </w:p>
+        </w:tc>
+        <w:tc>
+          <w:tcPr>
+            <w:tcW w:w="6889" w:type="dxa"/>
+          </w:tcPr>
+          <w:p>
+            <w:pPr>
+              <w:pStyle w:val="ListParagraph"/>
+              <w:numPr>
+                <w:ilvl w:val="0"/>
+                <w:numId w:val="2"/>
+              </w:numPr>
+              <w:cnfStyle w:val="000000100000" w:firstRow="0" w:lastRow="0" w:firstColumn="0" w:lastColumn="0" w:oddVBand="0" w:evenVBand="0" w:oddHBand="1" w:evenHBand="0" w:firstRowFirstColumn="0" w:firstRowLastColumn="0" w:lastRowFirstColumn="0" w:lastRowLastColumn="0"/>
+            </w:pPr>
+            <w:r>
+              <w:t>Select a random number at this point of the project.</w:t>
+            </w:r>
+          </w:p>
+          <w:p>
+            <w:pPr>
+              <w:pStyle w:val="ListParagraph"/>
+              <w:numPr>
+                <w:ilvl w:val="0"/>
+                <w:numId w:val="2"/>
+              </w:numPr>
+              <w:cnfStyle w:val="000000100000" w:firstRow="0" w:lastRow="0" w:firstColumn="0" w:lastColumn="0" w:oddVBand="0" w:evenVBand="0" w:oddHBand="1" w:evenHBand="0" w:firstRowFirstColumn="0" w:firstRowLastColumn="0" w:lastRowFirstColumn="0" w:lastRowLastColumn="0"/>
+            </w:pPr>
+            <w:r>
+              <w:t>Wait until M2 to measure the NFR.</w:t>
+            </w:r>
+          </w:p>
+          <w:p>
+            <w:pPr>
+              <w:pStyle w:val="ListParagraph"/>
+              <w:numPr>
+                <w:ilvl w:val="0"/>
+                <w:numId w:val="2"/>
+              </w:numPr>
+              <w:cnfStyle w:val="000000100000" w:firstRow="0" w:lastRow="0" w:firstColumn="0" w:lastColumn="0" w:oddVBand="0" w:evenVBand="0" w:oddHBand="1" w:evenHBand="0" w:firstRowFirstColumn="0" w:firstRowLastColumn="0" w:lastRowFirstColumn="0" w:lastRowLastColumn="0"/>
+            </w:pPr>
+            <w:r>
+              <w:t xml:space="preserve">Establish a temporary placeholder threshold </w:t>
+            </w:r>
+            <w:r>
+              <w:t>with a clear label.</w:t>
+            </w:r>
+          </w:p>
+        </w:tc>
+      </w:tr>
+      <w:tr>
+        <w:tc>
+          <w:tcPr>
+            <w:cnfStyle w:val="001000000000" w:firstRow="0" w:lastRow="0" w:firstColumn="1" w:lastColumn="0" w:oddVBand="0" w:evenVBand="0" w:oddHBand="0" w:evenHBand="0" w:firstRowFirstColumn="0" w:firstRowLastColumn="0" w:lastRowFirstColumn="0" w:lastRowLastColumn="0"/>
+            <w:tcW w:w="2127" w:type="dxa"/>
+          </w:tcPr>
+          <w:p>
+            <w:pPr>
+              <w:rPr>
+                <w:b w:val="0"/>
+                <w:bCs w:val="0"/>
+              </w:rPr>
+            </w:pPr>
+            <w:r>
+              <w:rPr>
+                <w:b w:val="0"/>
+                <w:bCs w:val="0"/>
+              </w:rPr>
+              <w:t>Decision</w:t>
+            </w:r>
+          </w:p>
+        </w:tc>
+        <w:tc>
+          <w:tcPr>
+            <w:tcW w:w="6889" w:type="dxa"/>
+          </w:tcPr>
+          <w:p>
+            <w:pPr>
+              <w:cnfStyle w:val="000000000000" w:firstRow="0" w:lastRow="0" w:firstColumn="0" w:lastColumn="0" w:oddVBand="0" w:evenVBand="0" w:oddHBand="0" w:evenHBand="0" w:firstRowFirstColumn="0" w:firstRowLastColumn="0" w:lastRowFirstColumn="0" w:lastRowLastColumn="0"/>
+            </w:pPr>
+            <w:r>
+              <w:t>Instead of leaving it unmeasurable, set a temporary placeh</w:t>
+            </w:r>
+            <w:r>
+              <w:t>older (&lt;= 2 seconds for up to 200 requests), clearly marked as subject to adjustment once hosting/architecture is selected.</w:t>
+            </w:r>
+          </w:p>
+        </w:tc>
+      </w:tr>
+      <w:tr>
+        <w:trPr>
+          <w:cnfStyle w:val="000000100000" w:firstRow="0" w:lastRow="0" w:firstColumn="0" w:lastColumn="0" w:oddVBand="0" w:evenVBand="0" w:oddHBand="1" w:evenHBand="0" w:firstRowFirstColumn="0" w:firstRowLastColumn="0" w:lastRowFirstColumn="0" w:lastRowLastColumn="0"/>
+        </w:trPr>
+        <w:tc>
+          <w:tcPr>
+            <w:cnfStyle w:val="001000000000" w:firstRow="0" w:lastRow="0" w:firstColumn="1" w:lastColumn="0" w:oddVBand="0" w:evenVBand="0" w:oddHBand="0" w:evenHBand="0" w:firstRowFirstColumn="0" w:firstRowLastColumn="0" w:lastRowFirstColumn="0" w:lastRowLastColumn="0"/>
+            <w:tcW w:w="2127" w:type="dxa"/>
+          </w:tcPr>
+          <w:p>
+            <w:pPr>
+              <w:rPr>
+                <w:b w:val="0"/>
+                <w:bCs w:val="0"/>
+              </w:rPr>
+            </w:pPr>
+            <w:r>
+              <w:rPr>
+                <w:b w:val="0"/>
+                <w:bCs w:val="0"/>
+              </w:rPr>
+              <w:t>Rational</w:t>
+            </w:r>
+          </w:p>
+        </w:tc>
+        <w:tc>
+          <w:tcPr>
+            <w:tcW w:w="6889" w:type="dxa"/>
+          </w:tcPr>
+          <w:p>
+            <w:pPr>
+              <w:cnfStyle w:val="000000100000" w:firstRow="0" w:lastRow="0" w:firstColumn="0" w:lastColumn="0" w:oddVBand="0" w:evenVBand="0" w:oddHBand="1" w:evenHBand="0" w:firstRowFirstColumn="0" w:firstRowLastColumn="0" w:lastRowFirstColumn="0" w:lastRowLastColumn="0"/>
+            </w:pPr>
+            <w:r>
+              <w:t xml:space="preserve">A marked </w:t>
+            </w:r>
+            <w:r>
+              <w:t>placeholder</w:t>
+            </w:r>
+            <w:r>
+              <w:t xml:space="preserve"> maintains testability while truthfully indicating the number </w:t>
+            </w:r>
+            <w:r>
+              <w:t xml:space="preserve">is </w:t>
+            </w:r>
+            <w:r>
+              <w:t>not final</w:t>
+            </w:r>
+            <w:r>
+              <w:t>, an NFR with zero measurable target</w:t>
+            </w:r>
+            <w:r>
+              <w:t>s is not testable at all.</w:t>
+            </w:r>
+          </w:p>
+        </w:tc>
+      </w:tr>
+      <w:tr>
+        <w:tc>
+          <w:tcPr>
+            <w:cnfStyle w:val="001000000000" w:firstRow="0" w:lastRow="0" w:firstColumn="1" w:lastColumn="0" w:oddVBand="0" w:evenVBand="0" w:oddHBand="0" w:evenHBand="0" w:firstRowFirstColumn="0" w:firstRowLastColumn="0" w:lastRowFirstColumn="0" w:lastRowLastColumn="0"/>
+            <w:tcW w:w="2127" w:type="dxa"/>
+          </w:tcPr>
+          <w:p>
+            <w:pPr>
+              <w:rPr>
+                <w:b w:val="0"/>
+                <w:bCs w:val="0"/>
+              </w:rPr>
+            </w:pPr>
+            <w:r>
+              <w:rPr>
+                <w:b w:val="0"/>
+                <w:bCs w:val="0"/>
+              </w:rPr>
+              <w:t>Trade-offs</w:t>
+            </w:r>
+          </w:p>
+        </w:tc>
+        <w:tc>
+          <w:tcPr>
+            <w:tcW w:w="6889" w:type="dxa"/>
+          </w:tcPr>
+          <w:p>
+            <w:pPr>
+              <w:cnfStyle w:val="000000000000" w:firstRow="0" w:lastRow="0" w:firstColumn="0" w:lastColumn="0" w:oddVBand="0" w:evenVBand="0" w:oddHBand="0" w:evenHBand="0" w:firstRowFirstColumn="0" w:firstRowLastColumn="0" w:lastRowFirstColumn="0" w:lastRowLastColumn="0"/>
+            </w:pPr>
+            <w:r>
+              <w:t>Be</w:t>
+            </w:r>
+            <w:r>
+              <w:t>nefit: The NFR is still used in the RTM and defence at the time.</w:t>
+            </w:r>
+          </w:p>
+          <w:p>
+            <w:pPr>
+              <w:cnfStyle w:val="000000000000" w:firstRow="0" w:lastRow="0" w:firstColumn="0" w:lastColumn="0" w:oddVBand="0" w:evenVBand="0" w:oddHBand="0" w:evenHBand="0" w:firstRowFirstColumn="0" w:firstRowLastColumn="0" w:lastRowFirstColumn="0" w:lastRowLastColumn="0"/>
+            </w:pPr>
+            <w:r>
+              <w:t>Risk: The</w:t>
+            </w:r>
+            <w:r>
+              <w:t>re is a chance that the placeholder number will be mistakenly regarded as final if it in not reviewed.</w:t>
+            </w:r>
+          </w:p>
+        </w:tc>
+      </w:tr>
+      <w:tr>
+        <w:trPr>
+          <w:cnfStyle w:val="000000100000" w:firstRow="0" w:lastRow="0" w:firstColumn="0" w:lastColumn="0" w:oddVBand="0" w:evenVBand="0" w:oddHBand="1" w:evenHBand="0" w:firstRowFirstColumn="0" w:firstRowLastColumn="0" w:lastRowFirstColumn="0" w:lastRowLastColumn="0"/>
+        </w:trPr>
+        <w:tc>
+          <w:tcPr>
+            <w:cnfStyle w:val="001000000000" w:firstRow="0" w:lastRow="0" w:firstColumn="1" w:lastColumn="0" w:oddVBand="0" w:evenVBand="0" w:oddHBand="0" w:evenHBand="0" w:firstRowFirstColumn="0" w:firstRowLastColumn="0" w:lastRowFirstColumn="0" w:lastRowLastColumn="0"/>
+            <w:tcW w:w="2127" w:type="dxa"/>
+          </w:tcPr>
+          <w:p>
+            <w:pPr>
+              <w:rPr>
+                <w:b w:val="0"/>
+                <w:bCs w:val="0"/>
+              </w:rPr>
+            </w:pPr>
+            <w:r>
+              <w:rPr>
+                <w:b w:val="0"/>
+                <w:bCs w:val="0"/>
+              </w:rPr>
+              <w:t>Risks</w:t>
+            </w:r>
+          </w:p>
+        </w:tc>
+        <w:tc>
+          <w:tcPr>
+            <w:tcW w:w="6889" w:type="dxa"/>
+          </w:tcPr>
+          <w:p>
+            <w:pPr>
+              <w:cnfStyle w:val="000000100000" w:firstRow="0" w:lastRow="0" w:firstColumn="0" w:lastColumn="0" w:oddVBand="0" w:evenVBand="0" w:oddHBand="1" w:evenHBand="0" w:firstRowFirstColumn="0" w:firstRowLastColumn="0" w:lastRowFirstColumn="0" w:lastRowLastColumn="0"/>
+            </w:pPr>
+            <w:r>
+              <w:t xml:space="preserve">The acceptance criteria may become untestable against the actual environment </w:t>
+            </w:r>
+            <w:r>
+              <w:t>if the team neglects to check the figure after deciding on the M2 architecture and hosting.</w:t>
+            </w:r>
+          </w:p>
+        </w:tc>
+      </w:tr>
+      <w:tr>
+        <w:tc>
+          <w:tcPr>
+            <w:cnfStyle w:val="001000000000" w:firstRow="0" w:lastRow="0" w:firstColumn="1" w:lastColumn="0" w:oddVBand="0" w:evenVBand="0" w:oddHBand="0" w:evenHBand="0" w:firstRowFirstColumn="0" w:firstRowLastColumn="0" w:lastRowFirstColumn="0" w:lastRowLastColumn="0"/>
+            <w:tcW w:w="2127" w:type="dxa"/>
+          </w:tcPr>
+          <w:p>
+            <w:pPr>
+              <w:rPr>
+                <w:b w:val="0"/>
+                <w:bCs w:val="0"/>
+              </w:rPr>
+            </w:pPr>
+            <w:r>
+              <w:rPr>
+                <w:b w:val="0"/>
+                <w:bCs w:val="0"/>
+              </w:rPr>
+              <w:t>Evidence</w:t>
+            </w:r>
+          </w:p>
+        </w:tc>
+        <w:tc>
+          <w:tcPr>
+            <w:tcW w:w="6889" w:type="dxa"/>
+          </w:tcPr>
+          <w:p>
+            <w:pPr>
+              <w:cnfStyle w:val="000000000000" w:firstRow="0" w:lastRow="0" w:firstColumn="0" w:lastColumn="0" w:oddVBand="0" w:evenVBand="0" w:oddHBand="0" w:evenHBand="0" w:firstRowFirstColumn="0" w:firstRowLastColumn="0" w:lastRowFirstColumn="0" w:lastRowLastColumn="0"/>
+            </w:pPr>
+            <w:r>
+              <w:t>PED v1.0’s NFR-002 row</w:t>
+            </w:r>
+            <w:r>
+              <w:t xml:space="preserve"> in the NFR table and acceptance criteria table, this de</w:t>
+            </w:r>
+            <w:r>
+              <w:t>cision log item serves as the deferral’s record.</w:t>
+            </w:r>
+          </w:p>
+        </w:tc>
+      </w:tr>
+      <w:tr>
+        <w:trPr>
+          <w:cnfStyle w:val="000000100000" w:firstRow="0" w:lastRow="0" w:firstColumn="0" w:lastColumn="0" w:oddVBand="0" w:evenVBand="0" w:oddHBand="1" w:evenHBand="0" w:firstRowFirstColumn="0" w:firstRowLastColumn="0" w:lastRowFirstColumn="0" w:lastRowLastColumn="0"/>
+        </w:trPr>
+        <w:tc>
+          <w:tcPr>
+            <w:cnfStyle w:val="001000000000" w:firstRow="0" w:lastRow="0" w:firstColumn="1" w:lastColumn="0" w:oddVBand="0" w:evenVBand="0" w:oddHBand="0" w:evenHBand="0" w:firstRowFirstColumn="0" w:firstRowLastColumn="0" w:lastRowFirstColumn="0" w:lastRowLastColumn="0"/>
+            <w:tcW w:w="2127" w:type="dxa"/>
+          </w:tcPr>
+          <w:p>
+            <w:pPr>
+              <w:rPr>
+                <w:b w:val="0"/>
+                <w:bCs w:val="0"/>
+              </w:rPr>
+            </w:pPr>
+            <w:r>
+              <w:rPr>
+                <w:b w:val="0"/>
+                <w:bCs w:val="0"/>
+              </w:rPr>
+              <w:t>Later consequence</w:t>
+            </w:r>
+          </w:p>
+        </w:tc>
+        <w:tc>
+          <w:tcPr>
+            <w:tcW w:w="6889" w:type="dxa"/>
+          </w:tcPr>
+          <w:p>
+            <w:pPr>
+              <w:cnfStyle w:val="000000100000" w:firstRow="0" w:lastRow="0" w:firstColumn="0" w:lastColumn="0" w:oddVBand="0" w:evenVBand="0" w:oddHBand="1" w:evenHBand="0" w:firstRowFirstColumn="0" w:firstRowLastColumn="0" w:lastRowFirstColumn="0" w:lastRowLastColumn="0"/>
+            </w:pPr>
+            <w:r>
+              <w:t xml:space="preserve">Once hosting has been selected, note the actual threshold and verify if 2 seconds/200 requests </w:t>
+            </w:r>
+            <w:proofErr w:type="gramStart"/>
+            <w:r>
+              <w:t>was</w:t>
+            </w:r>
+            <w:proofErr w:type="gramEnd"/>
+            <w:r>
+              <w:t xml:space="preserve"> reasonable.</w:t>
+            </w:r>
+          </w:p>
+        </w:tc>
+      </w:tr>
+    </w:tbl>
     <w:p>
       <w:pPr>
         <w:pStyle w:val="Heading1"/>
       </w:pPr>
       <w:r>
+        <w:lastRenderedPageBreak/>
         <w:t>AI usage Register</w:t>
       </w:r>
+      <w:bookmarkEnd w:id="13"/>
     </w:p>
+    <w:tbl>
+      <w:tblPr>
+        <w:tblStyle w:val="GridTable2"/>
+        <w:tblW w:w="0" w:type="auto"/>
+        <w:tblLook w:val="04A0" w:firstRow="1" w:lastRow="0" w:firstColumn="1" w:lastColumn="0" w:noHBand="0" w:noVBand="1"/>
+      </w:tblPr>
+      <w:tblGrid>
+        <w:gridCol w:w="1013"/>
+        <w:gridCol w:w="1539"/>
+        <w:gridCol w:w="1459"/>
+        <w:gridCol w:w="1355"/>
+        <w:gridCol w:w="1667"/>
+        <w:gridCol w:w="1993"/>
+      </w:tblGrid>
+      <w:tr>
+        <w:trPr>
+          <w:cnfStyle w:val="100000000000" w:firstRow="1" w:lastRow="0" w:firstColumn="0" w:lastColumn="0" w:oddVBand="0" w:evenVBand="0" w:oddHBand="0" w:evenHBand="0" w:firstRowFirstColumn="0" w:firstRowLastColumn="0" w:lastRowFirstColumn="0" w:lastRowLastColumn="0"/>
+        </w:trPr>
+        <w:tc>
+          <w:tcPr>
+            <w:cnfStyle w:val="001000000000" w:firstRow="0" w:lastRow="0" w:firstColumn="1" w:lastColumn="0" w:oddVBand="0" w:evenVBand="0" w:oddHBand="0" w:evenHBand="0" w:firstRowFirstColumn="0" w:firstRowLastColumn="0" w:lastRowFirstColumn="0" w:lastRowLastColumn="0"/>
+            <w:tcW w:w="991" w:type="dxa"/>
+          </w:tcPr>
+          <w:p>
+            <w:r>
+              <w:t xml:space="preserve">Student </w:t>
+            </w:r>
+          </w:p>
+        </w:tc>
+        <w:tc>
+          <w:tcPr>
+            <w:tcW w:w="1578" w:type="dxa"/>
+          </w:tcPr>
+          <w:p>
+            <w:pPr>
+              <w:cnfStyle w:val="100000000000" w:firstRow="1" w:lastRow="0" w:firstColumn="0" w:lastColumn="0" w:oddVBand="0" w:evenVBand="0" w:oddHBand="0" w:evenHBand="0" w:firstRowFirstColumn="0" w:firstRowLastColumn="0" w:lastRowFirstColumn="0" w:lastRowLastColumn="0"/>
+            </w:pPr>
+            <w:r>
+              <w:t>Tool</w:t>
+            </w:r>
+          </w:p>
+        </w:tc>
+        <w:tc>
+          <w:tcPr>
+            <w:tcW w:w="1495" w:type="dxa"/>
+          </w:tcPr>
+          <w:p>
+            <w:pPr>
+              <w:cnfStyle w:val="100000000000" w:firstRow="1" w:lastRow="0" w:firstColumn="0" w:lastColumn="0" w:oddVBand="0" w:evenVBand="0" w:oddHBand="0" w:evenHBand="0" w:firstRowFirstColumn="0" w:firstRowLastColumn="0" w:lastRowFirstColumn="0" w:lastRowLastColumn="0"/>
+            </w:pPr>
+            <w:r>
+              <w:t xml:space="preserve">Purpose </w:t>
+            </w:r>
+          </w:p>
+        </w:tc>
+        <w:tc>
+          <w:tcPr>
+            <w:tcW w:w="1388" w:type="dxa"/>
+          </w:tcPr>
+          <w:p>
+            <w:pPr>
+              <w:cnfStyle w:val="100000000000" w:firstRow="1" w:lastRow="0" w:firstColumn="0" w:lastColumn="0" w:oddVBand="0" w:evenVBand="0" w:oddHBand="0" w:evenHBand="0" w:firstRowFirstColumn="0" w:firstRowLastColumn="0" w:lastRowFirstColumn="0" w:lastRowLastColumn="0"/>
+            </w:pPr>
+            <w:r>
+              <w:t>Output used</w:t>
+            </w:r>
+          </w:p>
+        </w:tc>
+        <w:tc>
+          <w:tcPr>
+            <w:tcW w:w="1622" w:type="dxa"/>
+          </w:tcPr>
+          <w:p>
+            <w:pPr>
+              <w:cnfStyle w:val="100000000000" w:firstRow="1" w:lastRow="0" w:firstColumn="0" w:lastColumn="0" w:oddVBand="0" w:evenVBand="0" w:oddHBand="0" w:evenHBand="0" w:firstRowFirstColumn="0" w:firstRowLastColumn="0" w:lastRowFirstColumn="0" w:lastRowLastColumn="0"/>
+            </w:pPr>
+            <w:r>
+              <w:t>How independently verified</w:t>
+            </w:r>
+          </w:p>
+        </w:tc>
+        <w:tc>
+          <w:tcPr>
+            <w:tcW w:w="1942" w:type="dxa"/>
+          </w:tcPr>
+          <w:p>
+            <w:pPr>
+              <w:cnfStyle w:val="100000000000" w:firstRow="1" w:lastRow="0" w:firstColumn="0" w:lastColumn="0" w:oddVBand="0" w:evenVBand="0" w:oddHBand="0" w:evenHBand="0" w:firstRowFirstColumn="0" w:firstRowLastColumn="0" w:lastRowFirstColumn="0" w:lastRowLastColumn="0"/>
+            </w:pPr>
+            <w:r>
+              <w:t>What was changed/rejected</w:t>
+            </w:r>
+          </w:p>
+        </w:tc>
+      </w:tr>
+      <w:tr>
+        <w:trPr>
+          <w:cnfStyle w:val="000000100000" w:firstRow="0" w:lastRow="0" w:firstColumn="0" w:lastColumn="0" w:oddVBand="0" w:evenVBand="0" w:oddHBand="1" w:evenHBand="0" w:firstRowFirstColumn="0" w:firstRowLastColumn="0" w:lastRowFirstColumn="0" w:lastRowLastColumn="0"/>
+        </w:trPr>
+        <w:tc>
+          <w:tcPr>
+            <w:cnfStyle w:val="001000000000" w:firstRow="0" w:lastRow="0" w:firstColumn="1" w:lastColumn="0" w:oddVBand="0" w:evenVBand="0" w:oddHBand="0" w:evenHBand="0" w:firstRowFirstColumn="0" w:firstRowLastColumn="0" w:lastRowFirstColumn="0" w:lastRowLastColumn="0"/>
+            <w:tcW w:w="991" w:type="dxa"/>
+          </w:tcPr>
+          <w:p>
+            <w:r>
+              <w:t>Freerk</w:t>
+            </w:r>
+          </w:p>
+        </w:tc>
+        <w:tc>
+          <w:tcPr>
+            <w:tcW w:w="1578" w:type="dxa"/>
+          </w:tcPr>
+          <w:p>
+            <w:pPr>
+              <w:cnfStyle w:val="000000100000" w:firstRow="0" w:lastRow="0" w:firstColumn="0" w:lastColumn="0" w:oddVBand="0" w:evenVBand="0" w:oddHBand="1" w:evenHBand="0" w:firstRowFirstColumn="0" w:firstRowLastColumn="0" w:lastRowFirstColumn="0" w:lastRowLastColumn="0"/>
+            </w:pPr>
+            <w:r>
+              <w:t>Claude (Anthropic) — brainstorming &amp; structuring assistance</w:t>
+            </w:r>
+          </w:p>
+          <w:p>
+            <w:pPr>
+              <w:cnfStyle w:val="000000100000" w:firstRow="0" w:lastRow="0" w:firstColumn="0" w:lastColumn="0" w:oddVBand="0" w:evenVBand="0" w:oddHBand="1" w:evenHBand="0" w:firstRowFirstColumn="0" w:firstRowLastColumn="0" w:lastRowFirstColumn="0" w:lastRowLastColumn="0"/>
+            </w:pPr>
+          </w:p>
+          <w:p>
+            <w:pPr>
+              <w:cnfStyle w:val="000000100000" w:firstRow="0" w:lastRow="0" w:firstColumn="0" w:lastColumn="0" w:oddVBand="0" w:evenVBand="0" w:oddHBand="1" w:evenHBand="0" w:firstRowFirstColumn="0" w:firstRowLastColumn="0" w:lastRowFirstColumn="0" w:lastRowLastColumn="0"/>
+            </w:pPr>
+            <w:proofErr w:type="spellStart"/>
+            <w:r>
+              <w:t>QuillBot</w:t>
+            </w:r>
+            <w:proofErr w:type="spellEnd"/>
+            <w:r>
+              <w:t xml:space="preserve"> Paraphraser</w:t>
+            </w:r>
+          </w:p>
+        </w:tc>
+        <w:tc>
+          <w:tcPr>
+            <w:tcW w:w="1495" w:type="dxa"/>
+          </w:tcPr>
+          <w:p>
+            <w:pPr>
+              <w:cnfStyle w:val="000000100000" w:firstRow="0" w:lastRow="0" w:firstColumn="0" w:lastColumn="0" w:oddVBand="0" w:evenVBand="0" w:oddHBand="1" w:evenHBand="0" w:firstRowFirstColumn="0" w:firstRowLastColumn="0" w:lastRowFirstColumn="0" w:lastRowLastColumn="0"/>
+            </w:pPr>
+            <w:r>
+              <w:t xml:space="preserve">Claude: </w:t>
+            </w:r>
+            <w:r>
+              <w:t xml:space="preserve">Used to generate a list of candidate real-world </w:t>
+            </w:r>
+            <w:r>
+              <w:t>technology-stack approaches.</w:t>
+            </w:r>
+          </w:p>
+          <w:p>
+            <w:pPr>
+              <w:cnfStyle w:val="000000100000" w:firstRow="0" w:lastRow="0" w:firstColumn="0" w:lastColumn="0" w:oddVBand="0" w:evenVBand="0" w:oddHBand="1" w:evenHBand="0" w:firstRowFirstColumn="0" w:firstRowLastColumn="0" w:lastRowFirstColumn="0" w:lastRowLastColumn="0"/>
+            </w:pPr>
+          </w:p>
+          <w:p>
+            <w:pPr>
+              <w:cnfStyle w:val="000000100000" w:firstRow="0" w:lastRow="0" w:firstColumn="0" w:lastColumn="0" w:oddVBand="0" w:evenVBand="0" w:oddHBand="1" w:evenHBand="0" w:firstRowFirstColumn="0" w:firstRowLastColumn="0" w:lastRowFirstColumn="0" w:lastRowLastColumn="0"/>
+            </w:pPr>
+            <w:proofErr w:type="spellStart"/>
+            <w:r>
+              <w:t>QuillBot</w:t>
+            </w:r>
+            <w:proofErr w:type="spellEnd"/>
+            <w:r>
+              <w:t xml:space="preserve"> Paraphraser: Used to assist with paraphrasing</w:t>
+            </w:r>
+          </w:p>
+        </w:tc>
+        <w:tc>
+          <w:tcPr>
+            <w:tcW w:w="1388" w:type="dxa"/>
+          </w:tcPr>
+          <w:p>
+            <w:pPr>
+              <w:cnfStyle w:val="000000100000" w:firstRow="0" w:lastRow="0" w:firstColumn="0" w:lastColumn="0" w:oddVBand="0" w:evenVBand="0" w:oddHBand="1" w:evenHBand="0" w:firstRowFirstColumn="0" w:firstRowLastColumn="0" w:lastRowFirstColumn="0" w:lastRowLastColumn="0"/>
+            </w:pPr>
+            <w:r>
+              <w:t>Partially — example list and structural suggestions used as a starting point; no AI-generated prose used in the final answer</w:t>
+            </w:r>
+          </w:p>
+        </w:tc>
+        <w:tc>
+          <w:tcPr>
+            <w:tcW w:w="1622" w:type="dxa"/>
+          </w:tcPr>
+          <w:p>
+            <w:pPr>
+              <w:cnfStyle w:val="000000100000" w:firstRow="0" w:lastRow="0" w:firstColumn="0" w:lastColumn="0" w:oddVBand="0" w:evenVBand="0" w:oddHBand="1" w:evenHBand="0" w:firstRowFirstColumn="0" w:firstRowLastColumn="0" w:lastRowFirstColumn="0" w:lastRowLastColumn="0"/>
+            </w:pPr>
+            <w:r>
+              <w:t>Each FR/NFR was checked against the Master Brief Section 3 and 4 to confirm</w:t>
+            </w:r>
+          </w:p>
+        </w:tc>
+        <w:tc>
+          <w:tcPr>
+            <w:tcW w:w="1942" w:type="dxa"/>
+          </w:tcPr>
+          <w:p>
+            <w:pPr>
+              <w:cnfStyle w:val="000000100000" w:firstRow="0" w:lastRow="0" w:firstColumn="0" w:lastColumn="0" w:oddVBand="0" w:evenVBand="0" w:oddHBand="1" w:evenHBand="0" w:firstRowFirstColumn="0" w:firstRowLastColumn="0" w:lastRowFirstColumn="0" w:lastRowLastColumn="0"/>
+            </w:pPr>
+            <w:r>
+              <w:t xml:space="preserve">Rejected AI-suggested wording/analysis; wrote the actual explanation, and </w:t>
+            </w:r>
+            <w:proofErr w:type="spellStart"/>
+            <w:r>
+              <w:t>Decision→trade-off→consequence</w:t>
+            </w:r>
+            <w:proofErr w:type="spellEnd"/>
+            <w:r>
+              <w:t xml:space="preserve"> framing myself</w:t>
+            </w:r>
+          </w:p>
+          <w:p>
+            <w:pPr>
+              <w:cnfStyle w:val="000000100000" w:firstRow="0" w:lastRow="0" w:firstColumn="0" w:lastColumn="0" w:oddVBand="0" w:evenVBand="0" w:oddHBand="1" w:evenHBand="0" w:firstRowFirstColumn="0" w:firstRowLastColumn="0" w:lastRowFirstColumn="0" w:lastRowLastColumn="0"/>
+            </w:pPr>
+          </w:p>
+        </w:tc>
+      </w:tr>
+      <w:tr>
+        <w:tc>
+          <w:tcPr>
+            <w:cnfStyle w:val="001000000000" w:firstRow="0" w:lastRow="0" w:firstColumn="1" w:lastColumn="0" w:oddVBand="0" w:evenVBand="0" w:oddHBand="0" w:evenHBand="0" w:firstRowFirstColumn="0" w:firstRowLastColumn="0" w:lastRowFirstColumn="0" w:lastRowLastColumn="0"/>
+            <w:tcW w:w="991" w:type="dxa"/>
+          </w:tcPr>
+          <w:p/>
+        </w:tc>
+        <w:tc>
+          <w:tcPr>
+            <w:tcW w:w="1578" w:type="dxa"/>
+          </w:tcPr>
+          <w:p>
+            <w:pPr>
+              <w:cnfStyle w:val="000000000000" w:firstRow="0" w:lastRow="0" w:firstColumn="0" w:lastColumn="0" w:oddVBand="0" w:evenVBand="0" w:oddHBand="0" w:evenHBand="0" w:firstRowFirstColumn="0" w:firstRowLastColumn="0" w:lastRowFirstColumn="0" w:lastRowLastColumn="0"/>
+            </w:pPr>
+          </w:p>
+        </w:tc>
+        <w:tc>
+          <w:tcPr>
+            <w:tcW w:w="1495" w:type="dxa"/>
+          </w:tcPr>
+          <w:p>
+            <w:pPr>
+              <w:cnfStyle w:val="000000000000" w:firstRow="0" w:lastRow="0" w:firstColumn="0" w:lastColumn="0" w:oddVBand="0" w:evenVBand="0" w:oddHBand="0" w:evenHBand="0" w:firstRowFirstColumn="0" w:firstRowLastColumn="0" w:lastRowFirstColumn="0" w:lastRowLastColumn="0"/>
+            </w:pPr>
+          </w:p>
+        </w:tc>
+        <w:tc>
+          <w:tcPr>
+            <w:tcW w:w="1388" w:type="dxa"/>
+          </w:tcPr>
+          <w:p>
+            <w:pPr>
+              <w:cnfStyle w:val="000000000000" w:firstRow="0" w:lastRow="0" w:firstColumn="0" w:lastColumn="0" w:oddVBand="0" w:evenVBand="0" w:oddHBand="0" w:evenHBand="0" w:firstRowFirstColumn="0" w:firstRowLastColumn="0" w:lastRowFirstColumn="0" w:lastRowLastColumn="0"/>
+            </w:pPr>
+          </w:p>
+        </w:tc>
+        <w:tc>
+          <w:tcPr>
+            <w:tcW w:w="1622" w:type="dxa"/>
+          </w:tcPr>
+          <w:p>
+            <w:pPr>
+              <w:cnfStyle w:val="000000000000" w:firstRow="0" w:lastRow="0" w:firstColumn="0" w:lastColumn="0" w:oddVBand="0" w:evenVBand="0" w:oddHBand="0" w:evenHBand="0" w:firstRowFirstColumn="0" w:firstRowLastColumn="0" w:lastRowFirstColumn="0" w:lastRowLastColumn="0"/>
+            </w:pPr>
+          </w:p>
+        </w:tc>
+        <w:tc>
+          <w:tcPr>
+            <w:tcW w:w="1942" w:type="dxa"/>
+          </w:tcPr>
+          <w:p>
+            <w:pPr>
+              <w:cnfStyle w:val="000000000000" w:firstRow="0" w:lastRow="0" w:firstColumn="0" w:lastColumn="0" w:oddVBand="0" w:evenVBand="0" w:oddHBand="0" w:evenHBand="0" w:firstRowFirstColumn="0" w:firstRowLastColumn="0" w:lastRowFirstColumn="0" w:lastRowLastColumn="0"/>
+            </w:pPr>
+          </w:p>
+        </w:tc>
+      </w:tr>
+      <w:tr>
+        <w:trPr>
+          <w:cnfStyle w:val="000000100000" w:firstRow="0" w:lastRow="0" w:firstColumn="0" w:lastColumn="0" w:oddVBand="0" w:evenVBand="0" w:oddHBand="1" w:evenHBand="0" w:firstRowFirstColumn="0" w:firstRowLastColumn="0" w:lastRowFirstColumn="0" w:lastRowLastColumn="0"/>
+        </w:trPr>
+        <w:tc>
+          <w:tcPr>
+            <w:cnfStyle w:val="001000000000" w:firstRow="0" w:lastRow="0" w:firstColumn="1" w:lastColumn="0" w:oddVBand="0" w:evenVBand="0" w:oddHBand="0" w:evenHBand="0" w:firstRowFirstColumn="0" w:firstRowLastColumn="0" w:lastRowFirstColumn="0" w:lastRowLastColumn="0"/>
+            <w:tcW w:w="991" w:type="dxa"/>
+          </w:tcPr>
+          <w:p/>
+        </w:tc>
+        <w:tc>
+          <w:tcPr>
+            <w:tcW w:w="1578" w:type="dxa"/>
+          </w:tcPr>
+          <w:p>
+            <w:pPr>
+              <w:cnfStyle w:val="000000100000" w:firstRow="0" w:lastRow="0" w:firstColumn="0" w:lastColumn="0" w:oddVBand="0" w:evenVBand="0" w:oddHBand="1" w:evenHBand="0" w:firstRowFirstColumn="0" w:firstRowLastColumn="0" w:lastRowFirstColumn="0" w:lastRowLastColumn="0"/>
+            </w:pPr>
+          </w:p>
+        </w:tc>
+        <w:tc>
+          <w:tcPr>
+            <w:tcW w:w="1495" w:type="dxa"/>
+          </w:tcPr>
+          <w:p>
+            <w:pPr>
+              <w:cnfStyle w:val="000000100000" w:firstRow="0" w:lastRow="0" w:firstColumn="0" w:lastColumn="0" w:oddVBand="0" w:evenVBand="0" w:oddHBand="1" w:evenHBand="0" w:firstRowFirstColumn="0" w:firstRowLastColumn="0" w:lastRowFirstColumn="0" w:lastRowLastColumn="0"/>
+            </w:pPr>
+          </w:p>
+        </w:tc>
+        <w:tc>
+          <w:tcPr>
+            <w:tcW w:w="1388" w:type="dxa"/>
+          </w:tcPr>
+          <w:p>
+            <w:pPr>
+              <w:cnfStyle w:val="000000100000" w:firstRow="0" w:lastRow="0" w:firstColumn="0" w:lastColumn="0" w:oddVBand="0" w:evenVBand="0" w:oddHBand="1" w:evenHBand="0" w:firstRowFirstColumn="0" w:firstRowLastColumn="0" w:lastRowFirstColumn="0" w:lastRowLastColumn="0"/>
+            </w:pPr>
+          </w:p>
+        </w:tc>
+        <w:tc>
+          <w:tcPr>
+            <w:tcW w:w="1622" w:type="dxa"/>
+          </w:tcPr>
+          <w:p>
+            <w:pPr>
+              <w:cnfStyle w:val="000000100000" w:firstRow="0" w:lastRow="0" w:firstColumn="0" w:lastColumn="0" w:oddVBand="0" w:evenVBand="0" w:oddHBand="1" w:evenHBand="0" w:firstRowFirstColumn="0" w:firstRowLastColumn="0" w:lastRowFirstColumn="0" w:lastRowLastColumn="0"/>
+            </w:pPr>
+          </w:p>
+        </w:tc>
+        <w:tc>
+          <w:tcPr>
+            <w:tcW w:w="1942" w:type="dxa"/>
+          </w:tcPr>
+          <w:p>
+            <w:pPr>
+              <w:cnfStyle w:val="000000100000" w:firstRow="0" w:lastRow="0" w:firstColumn="0" w:lastColumn="0" w:oddVBand="0" w:evenVBand="0" w:oddHBand="1" w:evenHBand="0" w:firstRowFirstColumn="0" w:firstRowLastColumn="0" w:lastRowFirstColumn="0" w:lastRowLastColumn="0"/>
+            </w:pPr>
+          </w:p>
+        </w:tc>
+      </w:tr>
+    </w:tbl>
+    <w:p/>
     <w:p>
       <w:pPr>
         <w:pStyle w:val="Heading1"/>
       </w:pPr>
+      <w:bookmarkStart w:id="14" w:name="_Toc239857448"/>
       <w:r>
         <w:t>Sign off</w:t>
       </w:r>
+      <w:bookmarkEnd w:id="14"/>
     </w:p>
     <w:p/>
     <w:sectPr>
@@ -5457,12 +7358,132 @@
       </w:r>
     </w:p>
   </w:footnote>
+  <w:footnote w:id="2">
+    <w:p>
+      <w:pPr>
+        <w:pStyle w:val="FootnoteText"/>
+        <w:rPr>
+          <w:lang w:val="en-US"/>
+        </w:rPr>
+      </w:pPr>
+      <w:r>
+        <w:rPr>
+          <w:rStyle w:val="FootnoteReference"/>
+        </w:rPr>
+        <w:footnoteRef/>
+      </w:r>
+      <w:r>
+        <w:t xml:space="preserve"> </w:t>
+      </w:r>
+      <w:r>
+        <w:rPr>
+          <w:lang w:val="en-US"/>
+        </w:rPr>
+        <w:t xml:space="preserve">Subject to </w:t>
+      </w:r>
+      <w:r>
+        <w:rPr>
+          <w:lang w:val="en-US"/>
+        </w:rPr>
+        <w:t>change once hosting/architecture is selected in later milestones.</w:t>
+      </w:r>
+    </w:p>
+  </w:footnote>
 </w:footnotes>
 </file>
 
 <file path=word/numbering.xml><?xml version="1.0" encoding="utf-8"?>
 <w:numbering xmlns:wpc="http://schemas.microsoft.com/office/word/2010/wordprocessingCanvas" xmlns:cx="http://schemas.microsoft.com/office/drawing/2014/chartex" xmlns:cx1="http://schemas.microsoft.com/office/drawing/2015/9/8/chartex" xmlns:cx2="http://schemas.microsoft.com/office/drawing/2015/10/21/chartex" xmlns:cx3="http://schemas.microsoft.com/office/drawing/2016/5/9/chartex" xmlns:cx4="http://schemas.microsoft.com/office/drawing/2016/5/10/chartex" xmlns:cx5="http://schemas.microsoft.com/office/drawing/2016/5/11/chartex" xmlns:cx6="http://schemas.microsoft.com/office/drawing/2016/5/12/chartex" xmlns:cx7="http://schemas.microsoft.com/office/drawing/2016/5/13/chartex" xmlns:cx8="http://schemas.microsoft.com/office/drawing/2016/5/14/chartex" xmlns:mc="http://schemas.openxmlformats.org/markup-compatibility/2006" xmlns:aink="http://schemas.microsoft.com/office/drawing/2016/ink" xmlns:am3d="http://schemas.microsoft.com/office/drawing/2017/model3d" xmlns:o="urn:schemas-microsoft-com:office:office" xmlns:oel="http://schemas.microsoft.com/office/2019/extlst" xmlns:r="http://schemas.openxmlformats.org/officeDocument/2006/relationships" xmlns:m="http://schemas.openxmlformats.org/officeDocument/2006/math" xmlns:v="urn:schemas-microsoft-com:vml" xmlns:wp14="http://schemas.microsoft.com/office/word/2010/wordprocessingDrawing" xmlns:wp="http://schemas.openxmlformats.org/drawingml/2006/wordprocessingDrawing" xmlns:w10="urn:schemas-microsoft-com:office:word" xmlns:w="http://schemas.openxmlformats.org/wordprocessingml/2006/main" xmlns:w14="http://schemas.microsoft.com/office/word/2010/wordml" xmlns:w15="http://schemas.microsoft.com/office/word/2012/wordml" xmlns:w16cex="http://schemas.microsoft.com/office/word/2018/wordml/cex" xmlns:w16cid="http://schemas.microsoft.com/office/word/2016/wordml/cid" xmlns:w16="http://schemas.microsoft.com/office/word/2018/wordml" xmlns:w16du="http://schemas.microsoft.com/office/word/2023/wordml/word16du" xmlns:w16sdtdh="http://schemas.microsoft.com/office/word/2020/wordml/sdtdatahash" xmlns:w16sdtfl="http://schemas.microsoft.com/office/word/2024/wordml/sdtformatlock" xmlns:w16se="http://schemas.microsoft.com/office/word/2015/wordml/symex" xmlns:wpg="http://schemas.microsoft.com/office/word/2010/wordprocessingGroup" xmlns:wpi="http://schemas.microsoft.com/office/word/2010/wordprocessingInk" xmlns:wne="http://schemas.microsoft.com/office/word/2006/wordml" xmlns:wps="http://schemas.microsoft.com/office/word/2010/wordprocessingShape" mc:Ignorable="w14 w15 w16se w16cid w16 w16cex w16sdtdh w16sdtfl w16du wp14">
   <w:abstractNum w:abstractNumId="0" w15:restartNumberingAfterBreak="0">
+    <w:nsid w:val="0F986699"/>
+    <w:multiLevelType w:val="hybridMultilevel"/>
+    <w:tmpl w:val="0772EB48"/>
+    <w:lvl w:ilvl="0" w:tplc="E2EE5FEA">
+      <w:start w:val="1"/>
+      <w:numFmt w:val="decimal"/>
+      <w:lvlText w:val="(%1)"/>
+      <w:lvlJc w:val="left"/>
+      <w:pPr>
+        <w:ind w:left="720" w:hanging="360"/>
+      </w:pPr>
+      <w:rPr>
+        <w:rFonts w:hint="default"/>
+      </w:rPr>
+    </w:lvl>
+    <w:lvl w:ilvl="1" w:tplc="04090019" w:tentative="1">
+      <w:start w:val="1"/>
+      <w:numFmt w:val="lowerLetter"/>
+      <w:lvlText w:val="%2."/>
+      <w:lvlJc w:val="left"/>
+      <w:pPr>
+        <w:ind w:left="1440" w:hanging="360"/>
+      </w:pPr>
+    </w:lvl>
+    <w:lvl w:ilvl="2" w:tplc="0409001B" w:tentative="1">
+      <w:start w:val="1"/>
+      <w:numFmt w:val="lowerRoman"/>
+      <w:lvlText w:val="%3."/>
+      <w:lvlJc w:val="right"/>
+      <w:pPr>
+        <w:ind w:left="2160" w:hanging="180"/>
+      </w:pPr>
+    </w:lvl>
+    <w:lvl w:ilvl="3" w:tplc="0409000F" w:tentative="1">
+      <w:start w:val="1"/>
+      <w:numFmt w:val="decimal"/>
+      <w:lvlText w:val="%4."/>
+      <w:lvlJc w:val="left"/>
+      <w:pPr>
+        <w:ind w:left="2880" w:hanging="360"/>
+      </w:pPr>
+    </w:lvl>
+    <w:lvl w:ilvl="4" w:tplc="04090019" w:tentative="1">
+      <w:start w:val="1"/>
+      <w:numFmt w:val="lowerLetter"/>
+      <w:lvlText w:val="%5."/>
+      <w:lvlJc w:val="left"/>
+      <w:pPr>
+        <w:ind w:left="3600" w:hanging="360"/>
+      </w:pPr>
+    </w:lvl>
+    <w:lvl w:ilvl="5" w:tplc="0409001B" w:tentative="1">
+      <w:start w:val="1"/>
+      <w:numFmt w:val="lowerRoman"/>
+      <w:lvlText w:val="%6."/>
+      <w:lvlJc w:val="right"/>
+      <w:pPr>
+        <w:ind w:left="4320" w:hanging="180"/>
+      </w:pPr>
+    </w:lvl>
+    <w:lvl w:ilvl="6" w:tplc="0409000F" w:tentative="1">
+      <w:start w:val="1"/>
+      <w:numFmt w:val="decimal"/>
+      <w:lvlText w:val="%7."/>
+      <w:lvlJc w:val="left"/>
+      <w:pPr>
+        <w:ind w:left="5040" w:hanging="360"/>
+      </w:pPr>
+    </w:lvl>
+    <w:lvl w:ilvl="7" w:tplc="04090019" w:tentative="1">
+      <w:start w:val="1"/>
+      <w:numFmt w:val="lowerLetter"/>
+      <w:lvlText w:val="%8."/>
+      <w:lvlJc w:val="left"/>
+      <w:pPr>
+        <w:ind w:left="5760" w:hanging="360"/>
+      </w:pPr>
+    </w:lvl>
+    <w:lvl w:ilvl="8" w:tplc="0409001B" w:tentative="1">
+      <w:start w:val="1"/>
+      <w:numFmt w:val="lowerRoman"/>
+      <w:lvlText w:val="%9."/>
+      <w:lvlJc w:val="right"/>
+      <w:pPr>
+        <w:ind w:left="6480" w:hanging="180"/>
+      </w:pPr>
+    </w:lvl>
+  </w:abstractNum>
+  <w:abstractNum w:abstractNumId="1" w15:restartNumberingAfterBreak="0">
     <w:nsid w:val="661A3109"/>
     <w:multiLevelType w:val="hybridMultilevel"/>
     <w:tmpl w:val="B94292DC"/>
@@ -5549,6 +7570,9 @@
     </w:lvl>
   </w:abstractNum>
   <w:num w:numId="1" w16cid:durableId="1611619726">
+    <w:abstractNumId w:val="1"/>
+  </w:num>
+  <w:num w:numId="2" w16cid:durableId="8144362">
     <w:abstractNumId w:val="0"/>
   </w:num>
 </w:numbering>
@@ -6827,6 +8851,31 @@
       </w:tcPr>
     </w:tblStylePr>
   </w:style>
+  <w:style w:type="paragraph" w:styleId="TOC1">
+    <w:name w:val="toc 1"/>
+    <w:basedOn w:val="Normal"/>
+    <w:next w:val="Normal"/>
+    <w:autoRedefine/>
+    <w:uiPriority w:val="39"/>
+    <w:unhideWhenUsed/>
+    <w:rsid w:val="006A233B"/>
+    <w:pPr>
+      <w:spacing w:after="100"/>
+    </w:pPr>
+  </w:style>
+  <w:style w:type="paragraph" w:styleId="TOC2">
+    <w:name w:val="toc 2"/>
+    <w:basedOn w:val="Normal"/>
+    <w:next w:val="Normal"/>
+    <w:autoRedefine/>
+    <w:uiPriority w:val="39"/>
+    <w:unhideWhenUsed/>
+    <w:rsid w:val="006A233B"/>
+    <w:pPr>
+      <w:spacing w:after="100"/>
+      <w:ind w:left="240"/>
+    </w:pPr>
+  </w:style>
 </w:styles>
 </file>
 
@@ -6903,18 +8952,18 @@
 
 <file path=word/glossary/fontTable.xml><?xml version="1.0" encoding="utf-8"?>
 <w:fonts xmlns:mc="http://schemas.openxmlformats.org/markup-compatibility/2006" xmlns:r="http://schemas.openxmlformats.org/officeDocument/2006/relationships" xmlns:w="http://schemas.openxmlformats.org/wordprocessingml/2006/main" xmlns:w14="http://schemas.microsoft.com/office/word/2010/wordml" xmlns:w15="http://schemas.microsoft.com/office/word/2012/wordml" xmlns:w16cex="http://schemas.microsoft.com/office/word/2018/wordml/cex" xmlns:w16cid="http://schemas.microsoft.com/office/word/2016/wordml/cid" xmlns:w16="http://schemas.microsoft.com/office/word/2018/wordml" xmlns:w16du="http://schemas.microsoft.com/office/word/2023/wordml/word16du" xmlns:w16sdtdh="http://schemas.microsoft.com/office/word/2020/wordml/sdtdatahash" xmlns:w16sdtfl="http://schemas.microsoft.com/office/word/2024/wordml/sdtformatlock" xmlns:w16se="http://schemas.microsoft.com/office/word/2015/wordml/symex" mc:Ignorable="w14 w15 w16se w16cid w16 w16cex w16sdtdh w16sdtfl w16du">
-  <w:font w:name="Aptos">
-    <w:charset w:val="00"/>
-    <w:family w:val="swiss"/>
-    <w:pitch w:val="variable"/>
-    <w:sig w:usb0="20000287" w:usb1="00000003" w:usb2="00000000" w:usb3="00000000" w:csb0="0000019F" w:csb1="00000000"/>
-  </w:font>
   <w:font w:name="Times New Roman">
     <w:panose1 w:val="02020603050405020304"/>
     <w:charset w:val="00"/>
     <w:family w:val="roman"/>
     <w:pitch w:val="variable"/>
     <w:sig w:usb0="E0002EFF" w:usb1="C000785B" w:usb2="00000009" w:usb3="00000000" w:csb0="000001FF" w:csb1="00000000"/>
+  </w:font>
+  <w:font w:name="Aptos">
+    <w:charset w:val="00"/>
+    <w:family w:val="swiss"/>
+    <w:pitch w:val="variable"/>
+    <w:sig w:usb0="20000287" w:usb1="00000003" w:usb2="00000000" w:usb3="00000000" w:csb0="0000019F" w:csb1="00000000"/>
   </w:font>
   <w:font w:name="Aptos Display">
     <w:charset w:val="00"/>
@@ -6948,7 +8997,9 @@
     <w:rsid w:val="006C106A"/>
     <w:rsid w:val="00A06FF3"/>
     <w:rsid w:val="00B13C9E"/>
+    <w:rsid w:val="00B26BF1"/>
     <w:rsid w:val="00BB3F3C"/>
+    <w:rsid w:val="00CE7E5B"/>
     <w:rsid w:val="00E3330B"/>
     <w:rsid w:val="00ED1F7E"/>
     <w:rsid w:val="00F11FC7"/>

--- a/SEN_381_Project_Miletone_1.docx
+++ b/SEN_381_Project_Miletone_1.docx
@@ -3434,13 +3434,7 @@
     </w:p>
     <w:p>
       <w:r>
-        <w:t xml:space="preserve">The team must prefer free or low-cost services where </w:t>
-      </w:r>
-      <w:r>
-        <w:t>practical and</w:t>
-      </w:r>
-      <w:r>
-        <w:t xml:space="preserve"> must identify the limitations of those services rather than assume "free" carries </w:t>
+        <w:t xml:space="preserve">The team must prefer free or low-cost services where practical and must identify the limitations of those services rather than assume "free" carries </w:t>
       </w:r>
       <w:r>
         <w:t xml:space="preserve">and </w:t>
@@ -3566,6 +3560,173 @@
       <w:bookmarkEnd w:id="22"/>
     </w:p>
     <w:p>
+      <w:r>
+        <w:t xml:space="preserve">Decision ID: </w:t>
+      </w:r>
+      <w:r>
+        <w:t>DEC-001</w:t>
+      </w:r>
+    </w:p>
+    <w:p>
+      <w:r>
+        <w:t>Context:</w:t>
+      </w:r>
+      <w:r>
+        <w:t xml:space="preserve"> </w:t>
+      </w:r>
+      <w:r>
+        <w:t xml:space="preserve">The team needed to decide how </w:t>
+      </w:r>
+      <w:r>
+        <w:t>r</w:t>
+      </w:r>
+      <w:r>
+        <w:t xml:space="preserve">equesters would be notified when their request status changes, </w:t>
+      </w:r>
+      <w:r>
+        <w:t>to</w:t>
+      </w:r>
+      <w:r>
+        <w:t xml:space="preserve"> satisfy the </w:t>
+      </w:r>
+      <w:r>
+        <w:t>r</w:t>
+      </w:r>
+      <w:r>
+        <w:t>equester need for visibility without overloading Staff with manual update work.</w:t>
+      </w:r>
+    </w:p>
+    <w:p>
+      <w:r>
+        <w:t xml:space="preserve">Constraints: </w:t>
+      </w:r>
+      <w:r>
+        <w:t>Cost/Resources constraint (prefer free/low-cost services)</w:t>
+      </w:r>
+      <w:r>
+        <w:t xml:space="preserve">, </w:t>
+      </w:r>
+      <w:r>
+        <w:t>Scope constraint (avoid unjustified feature complexity)</w:t>
+      </w:r>
+    </w:p>
+    <w:p>
+      <w:r>
+        <w:t xml:space="preserve">Alternatives: </w:t>
+      </w:r>
+      <w:r>
+        <w:t>(1) SMS notifications via a third-party gateway (e.g. Twilio)</w:t>
+      </w:r>
+      <w:r>
+        <w:t xml:space="preserve">, </w:t>
+      </w:r>
+      <w:r>
+        <w:t xml:space="preserve">(2) In-app + email notifications </w:t>
+      </w:r>
+      <w:r>
+        <w:t>only</w:t>
+      </w:r>
+      <w:r>
+        <w:t xml:space="preserve">, </w:t>
+      </w:r>
+      <w:r>
+        <w:t>(</w:t>
+      </w:r>
+      <w:r>
+        <w:t xml:space="preserve">3) No automated </w:t>
+      </w:r>
+      <w:r>
+        <w:t>notification</w:t>
+      </w:r>
+      <w:r>
+        <w:t xml:space="preserve">, </w:t>
+      </w:r>
+      <w:r>
+        <w:t>requester</w:t>
+      </w:r>
+      <w:r>
+        <w:t xml:space="preserve"> must manually check status</w:t>
+      </w:r>
+      <w:r>
+        <w:t>.</w:t>
+      </w:r>
+    </w:p>
+    <w:p>
+      <w:r>
+        <w:t xml:space="preserve">Decision: </w:t>
+      </w:r>
+      <w:r>
+        <w:t>Use in-app and email notifications only</w:t>
+      </w:r>
+      <w:r>
+        <w:t>,</w:t>
+      </w:r>
+      <w:r>
+        <w:t xml:space="preserve"> SMS notifications excluded from scope</w:t>
+      </w:r>
+      <w:r>
+        <w:t>.</w:t>
+      </w:r>
+    </w:p>
+    <w:p>
+      <w:r>
+        <w:t xml:space="preserve">Rationale: </w:t>
+      </w:r>
+      <w:r>
+        <w:t>SMS requires a paid gateway service, which conflicts with the project's cost constraint of preferring free-tier services. Email and in-app notification satisfy the same underlying stakeholder need confirmation that a request wasn't lost without introducing a recurring operational cost or an external paid dependency. Option 3 (no automated notification) was rejected because it fails to address the core business problem of poor requester visibility identified in the problem statement.</w:t>
+      </w:r>
+    </w:p>
+    <w:p>
+      <w:r>
+        <w:t xml:space="preserve">Trade-offs: </w:t>
+      </w:r>
+      <w:r>
+        <w:t>Requesters without regular access to email/the platform may experience slower awareness of status changes compared to SMS. This is accepted as a reasonable trade-off given the cost constraint.</w:t>
+      </w:r>
+    </w:p>
+    <w:p>
+      <w:r>
+        <w:t xml:space="preserve">Risks: </w:t>
+      </w:r>
+      <w:r>
+        <w:t>Requesters who don't check email/app promptly may perceive the system as unresponsive even when status updates are occurring correctly.</w:t>
+      </w:r>
+    </w:p>
+    <w:p>
+      <w:r>
+        <w:t xml:space="preserve">Evidence: </w:t>
+      </w:r>
+      <w:r>
+        <w:t>Cost/Resources constraint (PED Constraints)</w:t>
+      </w:r>
+      <w:r>
+        <w:t xml:space="preserve">, </w:t>
+      </w:r>
+      <w:r>
+        <w:t>Scope Baseline exclusion (PED Scope, Out of Scope)</w:t>
+      </w:r>
+      <w:r>
+        <w:t xml:space="preserve">, </w:t>
+      </w:r>
+      <w:r>
+        <w:t>Stakeholder need — Requester "know it wasn't lost" (Stakeholder Analysis)</w:t>
+      </w:r>
+      <w:r>
+        <w:t>.</w:t>
+      </w:r>
+    </w:p>
+    <w:p>
+      <w:r>
+        <w:lastRenderedPageBreak/>
+        <w:t>Later consequences: T</w:t>
+      </w:r>
+      <w:r>
+        <w:t>o be revisited at M2 when notification implementation approach is selected, and at M4 if operational cost/usage evidence suggests SMS should be reconsidered.</w:t>
+      </w:r>
+    </w:p>
+    <w:p/>
+    <w:p/>
+    <w:p>
       <w:pPr>
         <w:pStyle w:val="Heading1"/>
       </w:pPr>
@@ -3574,6 +3735,11 @@
         <w:t>AI usage Register</w:t>
       </w:r>
       <w:bookmarkEnd w:id="23"/>
+    </w:p>
+    <w:p>
+      <w:r>
+        <w:t>Regardt Osler: Used Claude AI to help with formatting and structure.</w:t>
+      </w:r>
     </w:p>
     <w:p>
       <w:pPr>
@@ -5548,6 +5714,7 @@
   </w:compat>
   <w:rsids>
     <w:rsidRoot w:val="006C106A"/>
+    <w:rsid w:val="005840FD"/>
     <w:rsid w:val="005A1859"/>
     <w:rsid w:val="006B59FC"/>
     <w:rsid w:val="006C106A"/>

--- a/SEN_381_Project_Miletone_1.docx
+++ b/SEN_381_Project_Miletone_1.docx
@@ -164,6 +164,7 @@
             <w:dataBinding w:prefixMappings="xmlns:ns0='http://purl.org/dc/elements/1.1/' xmlns:ns1='http://schemas.openxmlformats.org/package/2006/metadata/core-properties' " w:xpath="/ns1:coreProperties[1]/ns0:subject[1]" w:storeItemID="{6C3C8BC8-F283-45AE-878A-BAB7291924A1}"/>
             <w:text/>
           </w:sdtPr>
+          <w:sdtEndPr/>
           <w:sdtContent>
             <w:p>
               <w:pPr>
@@ -326,6 +327,7 @@
                                     <w:calendar w:val="gregorian"/>
                                   </w:date>
                                 </w:sdtPr>
+                                <w:sdtEndPr/>
                                 <w:sdtContent>
                                   <w:p>
                                     <w:pPr>
@@ -372,6 +374,7 @@
                                     <w:dataBinding w:prefixMappings="xmlns:ns0='http://schemas.openxmlformats.org/officeDocument/2006/extended-properties' " w:xpath="/ns0:Properties[1]/ns0:Company[1]" w:storeItemID="{6668398D-A668-4E3E-A5EB-62B293D839F1}"/>
                                     <w:text/>
                                   </w:sdtPr>
+                                  <w:sdtEndPr/>
                                   <w:sdtContent>
                                     <w:r>
                                       <w:rPr>
@@ -403,6 +406,7 @@
                                     <w:dataBinding w:prefixMappings="xmlns:ns0='http://schemas.microsoft.com/office/2006/coverPageProps' " w:xpath="/ns0:CoverPageProperties[1]/ns0:CompanyAddress[1]" w:storeItemID="{55AF091B-3C7A-41E3-B477-F2FDAA23CFDA}"/>
                                     <w:text/>
                                   </w:sdtPr>
+                                  <w:sdtEndPr/>
                                   <w:sdtContent>
                                     <w:r>
                                       <w:rPr>
@@ -515,6 +519,7 @@
                               <w:calendar w:val="gregorian"/>
                             </w:date>
                           </w:sdtPr>
+                          <w:sdtEndPr/>
                           <w:sdtContent>
                             <w:p>
                               <w:pPr>
@@ -561,6 +566,7 @@
                               <w:dataBinding w:prefixMappings="xmlns:ns0='http://schemas.openxmlformats.org/officeDocument/2006/extended-properties' " w:xpath="/ns0:Properties[1]/ns0:Company[1]" w:storeItemID="{6668398D-A668-4E3E-A5EB-62B293D839F1}"/>
                               <w:text/>
                             </w:sdtPr>
+                            <w:sdtEndPr/>
                             <w:sdtContent>
                               <w:r>
                                 <w:rPr>
@@ -592,6 +598,7 @@
                               <w:dataBinding w:prefixMappings="xmlns:ns0='http://schemas.microsoft.com/office/2006/coverPageProps' " w:xpath="/ns0:CoverPageProperties[1]/ns0:CompanyAddress[1]" w:storeItemID="{55AF091B-3C7A-41E3-B477-F2FDAA23CFDA}"/>
                               <w:text/>
                             </w:sdtPr>
+                            <w:sdtEndPr/>
                             <w:sdtContent>
                               <w:r>
                                 <w:rPr>
@@ -709,7 +716,9 @@
               <w:tab w:val="right" w:leader="dot" w:pos="9016"/>
             </w:tabs>
             <w:rPr>
+              <w:rFonts w:eastAsiaTheme="minorEastAsia"/>
               <w:noProof/>
+              <w:lang w:eastAsia="en-ZA"/>
             </w:rPr>
           </w:pPr>
           <w:r>
@@ -721,13 +730,13 @@
           <w:r>
             <w:fldChar w:fldCharType="separate"/>
           </w:r>
-          <w:hyperlink w:anchor="_Toc239857434" w:history="1">
+          <w:hyperlink w:anchor="_Toc239864835" w:history="1">
             <w:r>
               <w:rPr>
                 <w:rStyle w:val="Hyperlink"/>
                 <w:noProof/>
               </w:rPr>
-              <w:t>Problem &amp; business need</w:t>
+              <w:t>Problem Statement &amp; business need</w:t>
             </w:r>
             <w:r>
               <w:rPr>
@@ -748,7 +757,7 @@
                 <w:noProof/>
                 <w:webHidden/>
               </w:rPr>
-              <w:instrText xml:space="preserve"> PAGEREF _Toc239857434 \h </w:instrText>
+              <w:instrText xml:space="preserve"> PAGEREF _Toc239864835 \h </w:instrText>
             </w:r>
             <w:r>
               <w:rPr>
@@ -786,10 +795,12 @@
               <w:tab w:val="right" w:leader="dot" w:pos="9016"/>
             </w:tabs>
             <w:rPr>
+              <w:rFonts w:eastAsiaTheme="minorEastAsia"/>
               <w:noProof/>
+              <w:lang w:eastAsia="en-ZA"/>
             </w:rPr>
           </w:pPr>
-          <w:hyperlink w:anchor="_Toc239857435" w:history="1">
+          <w:hyperlink w:anchor="_Toc239864836" w:history="1">
             <w:r>
               <w:rPr>
                 <w:rStyle w:val="Hyperlink"/>
@@ -816,7 +827,7 @@
                 <w:noProof/>
                 <w:webHidden/>
               </w:rPr>
-              <w:instrText xml:space="preserve"> PAGEREF _Toc239857435 \h </w:instrText>
+              <w:instrText xml:space="preserve"> PAGEREF _Toc239864836 \h </w:instrText>
             </w:r>
             <w:r>
               <w:rPr>
@@ -854,10 +865,12 @@
               <w:tab w:val="right" w:leader="dot" w:pos="9016"/>
             </w:tabs>
             <w:rPr>
+              <w:rFonts w:eastAsiaTheme="minorEastAsia"/>
               <w:noProof/>
+              <w:lang w:eastAsia="en-ZA"/>
             </w:rPr>
           </w:pPr>
-          <w:hyperlink w:anchor="_Toc239857436" w:history="1">
+          <w:hyperlink w:anchor="_Toc239864837" w:history="1">
             <w:r>
               <w:rPr>
                 <w:rStyle w:val="Hyperlink"/>
@@ -884,7 +897,7 @@
                 <w:noProof/>
                 <w:webHidden/>
               </w:rPr>
-              <w:instrText xml:space="preserve"> PAGEREF _Toc239857436 \h </w:instrText>
+              <w:instrText xml:space="preserve"> PAGEREF _Toc239864837 \h </w:instrText>
             </w:r>
             <w:r>
               <w:rPr>
@@ -905,6 +918,566 @@
                 <w:webHidden/>
               </w:rPr>
               <w:t>3</w:t>
+            </w:r>
+            <w:r>
+              <w:rPr>
+                <w:noProof/>
+                <w:webHidden/>
+              </w:rPr>
+              <w:fldChar w:fldCharType="end"/>
+            </w:r>
+          </w:hyperlink>
+        </w:p>
+        <w:p>
+          <w:pPr>
+            <w:pStyle w:val="TOC2"/>
+            <w:tabs>
+              <w:tab w:val="right" w:leader="dot" w:pos="9016"/>
+            </w:tabs>
+            <w:rPr>
+              <w:rFonts w:eastAsiaTheme="minorEastAsia"/>
+              <w:noProof/>
+              <w:lang w:eastAsia="en-ZA"/>
+            </w:rPr>
+          </w:pPr>
+          <w:hyperlink w:anchor="_Toc239864838" w:history="1">
+            <w:r>
+              <w:rPr>
+                <w:rStyle w:val="Hyperlink"/>
+                <w:noProof/>
+              </w:rPr>
+              <w:t>In scope</w:t>
+            </w:r>
+            <w:r>
+              <w:rPr>
+                <w:noProof/>
+                <w:webHidden/>
+              </w:rPr>
+              <w:tab/>
+            </w:r>
+            <w:r>
+              <w:rPr>
+                <w:noProof/>
+                <w:webHidden/>
+              </w:rPr>
+              <w:fldChar w:fldCharType="begin"/>
+            </w:r>
+            <w:r>
+              <w:rPr>
+                <w:noProof/>
+                <w:webHidden/>
+              </w:rPr>
+              <w:instrText xml:space="preserve"> PAGEREF _Toc239864838 \h </w:instrText>
+            </w:r>
+            <w:r>
+              <w:rPr>
+                <w:noProof/>
+                <w:webHidden/>
+              </w:rPr>
+            </w:r>
+            <w:r>
+              <w:rPr>
+                <w:noProof/>
+                <w:webHidden/>
+              </w:rPr>
+              <w:fldChar w:fldCharType="separate"/>
+            </w:r>
+            <w:r>
+              <w:rPr>
+                <w:noProof/>
+                <w:webHidden/>
+              </w:rPr>
+              <w:t>3</w:t>
+            </w:r>
+            <w:r>
+              <w:rPr>
+                <w:noProof/>
+                <w:webHidden/>
+              </w:rPr>
+              <w:fldChar w:fldCharType="end"/>
+            </w:r>
+          </w:hyperlink>
+        </w:p>
+        <w:p>
+          <w:pPr>
+            <w:pStyle w:val="TOC3"/>
+            <w:tabs>
+              <w:tab w:val="right" w:leader="dot" w:pos="9016"/>
+            </w:tabs>
+            <w:rPr>
+              <w:rFonts w:eastAsiaTheme="minorEastAsia"/>
+              <w:noProof/>
+              <w:lang w:eastAsia="en-ZA"/>
+            </w:rPr>
+          </w:pPr>
+          <w:hyperlink w:anchor="_Toc239864839" w:history="1">
+            <w:r>
+              <w:rPr>
+                <w:rStyle w:val="Hyperlink"/>
+                <w:noProof/>
+              </w:rPr>
+              <w:t>Request submission &amp; tracking</w:t>
+            </w:r>
+            <w:r>
+              <w:rPr>
+                <w:noProof/>
+                <w:webHidden/>
+              </w:rPr>
+              <w:tab/>
+            </w:r>
+            <w:r>
+              <w:rPr>
+                <w:noProof/>
+                <w:webHidden/>
+              </w:rPr>
+              <w:fldChar w:fldCharType="begin"/>
+            </w:r>
+            <w:r>
+              <w:rPr>
+                <w:noProof/>
+                <w:webHidden/>
+              </w:rPr>
+              <w:instrText xml:space="preserve"> PAGEREF _Toc239864839 \h </w:instrText>
+            </w:r>
+            <w:r>
+              <w:rPr>
+                <w:noProof/>
+                <w:webHidden/>
+              </w:rPr>
+            </w:r>
+            <w:r>
+              <w:rPr>
+                <w:noProof/>
+                <w:webHidden/>
+              </w:rPr>
+              <w:fldChar w:fldCharType="separate"/>
+            </w:r>
+            <w:r>
+              <w:rPr>
+                <w:noProof/>
+                <w:webHidden/>
+              </w:rPr>
+              <w:t>3</w:t>
+            </w:r>
+            <w:r>
+              <w:rPr>
+                <w:noProof/>
+                <w:webHidden/>
+              </w:rPr>
+              <w:fldChar w:fldCharType="end"/>
+            </w:r>
+          </w:hyperlink>
+        </w:p>
+        <w:p>
+          <w:pPr>
+            <w:pStyle w:val="TOC3"/>
+            <w:tabs>
+              <w:tab w:val="right" w:leader="dot" w:pos="9016"/>
+            </w:tabs>
+            <w:rPr>
+              <w:rFonts w:eastAsiaTheme="minorEastAsia"/>
+              <w:noProof/>
+              <w:lang w:eastAsia="en-ZA"/>
+            </w:rPr>
+          </w:pPr>
+          <w:hyperlink w:anchor="_Toc239864840" w:history="1">
+            <w:r>
+              <w:rPr>
+                <w:rStyle w:val="Hyperlink"/>
+                <w:noProof/>
+              </w:rPr>
+              <w:t>Staff assignment and status management</w:t>
+            </w:r>
+            <w:r>
+              <w:rPr>
+                <w:noProof/>
+                <w:webHidden/>
+              </w:rPr>
+              <w:tab/>
+            </w:r>
+            <w:r>
+              <w:rPr>
+                <w:noProof/>
+                <w:webHidden/>
+              </w:rPr>
+              <w:fldChar w:fldCharType="begin"/>
+            </w:r>
+            <w:r>
+              <w:rPr>
+                <w:noProof/>
+                <w:webHidden/>
+              </w:rPr>
+              <w:instrText xml:space="preserve"> PAGEREF _Toc239864840 \h </w:instrText>
+            </w:r>
+            <w:r>
+              <w:rPr>
+                <w:noProof/>
+                <w:webHidden/>
+              </w:rPr>
+            </w:r>
+            <w:r>
+              <w:rPr>
+                <w:noProof/>
+                <w:webHidden/>
+              </w:rPr>
+              <w:fldChar w:fldCharType="separate"/>
+            </w:r>
+            <w:r>
+              <w:rPr>
+                <w:noProof/>
+                <w:webHidden/>
+              </w:rPr>
+              <w:t>4</w:t>
+            </w:r>
+            <w:r>
+              <w:rPr>
+                <w:noProof/>
+                <w:webHidden/>
+              </w:rPr>
+              <w:fldChar w:fldCharType="end"/>
+            </w:r>
+          </w:hyperlink>
+        </w:p>
+        <w:p>
+          <w:pPr>
+            <w:pStyle w:val="TOC3"/>
+            <w:tabs>
+              <w:tab w:val="right" w:leader="dot" w:pos="9016"/>
+            </w:tabs>
+            <w:rPr>
+              <w:rFonts w:eastAsiaTheme="minorEastAsia"/>
+              <w:noProof/>
+              <w:lang w:eastAsia="en-ZA"/>
+            </w:rPr>
+          </w:pPr>
+          <w:hyperlink w:anchor="_Toc239864841" w:history="1">
+            <w:r>
+              <w:rPr>
+                <w:rStyle w:val="Hyperlink"/>
+                <w:noProof/>
+              </w:rPr>
+              <w:t>Management reporting &amp; oversight</w:t>
+            </w:r>
+            <w:r>
+              <w:rPr>
+                <w:noProof/>
+                <w:webHidden/>
+              </w:rPr>
+              <w:tab/>
+            </w:r>
+            <w:r>
+              <w:rPr>
+                <w:noProof/>
+                <w:webHidden/>
+              </w:rPr>
+              <w:fldChar w:fldCharType="begin"/>
+            </w:r>
+            <w:r>
+              <w:rPr>
+                <w:noProof/>
+                <w:webHidden/>
+              </w:rPr>
+              <w:instrText xml:space="preserve"> PAGEREF _Toc239864841 \h </w:instrText>
+            </w:r>
+            <w:r>
+              <w:rPr>
+                <w:noProof/>
+                <w:webHidden/>
+              </w:rPr>
+            </w:r>
+            <w:r>
+              <w:rPr>
+                <w:noProof/>
+                <w:webHidden/>
+              </w:rPr>
+              <w:fldChar w:fldCharType="separate"/>
+            </w:r>
+            <w:r>
+              <w:rPr>
+                <w:noProof/>
+                <w:webHidden/>
+              </w:rPr>
+              <w:t>4</w:t>
+            </w:r>
+            <w:r>
+              <w:rPr>
+                <w:noProof/>
+                <w:webHidden/>
+              </w:rPr>
+              <w:fldChar w:fldCharType="end"/>
+            </w:r>
+          </w:hyperlink>
+        </w:p>
+        <w:p>
+          <w:pPr>
+            <w:pStyle w:val="TOC3"/>
+            <w:tabs>
+              <w:tab w:val="right" w:leader="dot" w:pos="9016"/>
+            </w:tabs>
+            <w:rPr>
+              <w:rFonts w:eastAsiaTheme="minorEastAsia"/>
+              <w:noProof/>
+              <w:lang w:eastAsia="en-ZA"/>
+            </w:rPr>
+          </w:pPr>
+          <w:hyperlink w:anchor="_Toc239864842" w:history="1">
+            <w:r>
+              <w:rPr>
+                <w:rStyle w:val="Hyperlink"/>
+                <w:noProof/>
+              </w:rPr>
+              <w:t>Access control</w:t>
+            </w:r>
+            <w:r>
+              <w:rPr>
+                <w:noProof/>
+                <w:webHidden/>
+              </w:rPr>
+              <w:tab/>
+            </w:r>
+            <w:r>
+              <w:rPr>
+                <w:noProof/>
+                <w:webHidden/>
+              </w:rPr>
+              <w:fldChar w:fldCharType="begin"/>
+            </w:r>
+            <w:r>
+              <w:rPr>
+                <w:noProof/>
+                <w:webHidden/>
+              </w:rPr>
+              <w:instrText xml:space="preserve"> PAGEREF _Toc239864842 \h </w:instrText>
+            </w:r>
+            <w:r>
+              <w:rPr>
+                <w:noProof/>
+                <w:webHidden/>
+              </w:rPr>
+            </w:r>
+            <w:r>
+              <w:rPr>
+                <w:noProof/>
+                <w:webHidden/>
+              </w:rPr>
+              <w:fldChar w:fldCharType="separate"/>
+            </w:r>
+            <w:r>
+              <w:rPr>
+                <w:noProof/>
+                <w:webHidden/>
+              </w:rPr>
+              <w:t>4</w:t>
+            </w:r>
+            <w:r>
+              <w:rPr>
+                <w:noProof/>
+                <w:webHidden/>
+              </w:rPr>
+              <w:fldChar w:fldCharType="end"/>
+            </w:r>
+          </w:hyperlink>
+        </w:p>
+        <w:p>
+          <w:pPr>
+            <w:pStyle w:val="TOC2"/>
+            <w:tabs>
+              <w:tab w:val="right" w:leader="dot" w:pos="9016"/>
+            </w:tabs>
+            <w:rPr>
+              <w:rFonts w:eastAsiaTheme="minorEastAsia"/>
+              <w:noProof/>
+              <w:lang w:eastAsia="en-ZA"/>
+            </w:rPr>
+          </w:pPr>
+          <w:hyperlink w:anchor="_Toc239864843" w:history="1">
+            <w:r>
+              <w:rPr>
+                <w:rStyle w:val="Hyperlink"/>
+                <w:noProof/>
+              </w:rPr>
+              <w:t>Out of scope</w:t>
+            </w:r>
+            <w:r>
+              <w:rPr>
+                <w:noProof/>
+                <w:webHidden/>
+              </w:rPr>
+              <w:tab/>
+            </w:r>
+            <w:r>
+              <w:rPr>
+                <w:noProof/>
+                <w:webHidden/>
+              </w:rPr>
+              <w:fldChar w:fldCharType="begin"/>
+            </w:r>
+            <w:r>
+              <w:rPr>
+                <w:noProof/>
+                <w:webHidden/>
+              </w:rPr>
+              <w:instrText xml:space="preserve"> PAGEREF _Toc239864843 \h </w:instrText>
+            </w:r>
+            <w:r>
+              <w:rPr>
+                <w:noProof/>
+                <w:webHidden/>
+              </w:rPr>
+            </w:r>
+            <w:r>
+              <w:rPr>
+                <w:noProof/>
+                <w:webHidden/>
+              </w:rPr>
+              <w:fldChar w:fldCharType="separate"/>
+            </w:r>
+            <w:r>
+              <w:rPr>
+                <w:noProof/>
+                <w:webHidden/>
+              </w:rPr>
+              <w:t>4</w:t>
+            </w:r>
+            <w:r>
+              <w:rPr>
+                <w:noProof/>
+                <w:webHidden/>
+              </w:rPr>
+              <w:fldChar w:fldCharType="end"/>
+            </w:r>
+          </w:hyperlink>
+        </w:p>
+        <w:p>
+          <w:pPr>
+            <w:pStyle w:val="TOC2"/>
+            <w:tabs>
+              <w:tab w:val="right" w:leader="dot" w:pos="9016"/>
+            </w:tabs>
+            <w:rPr>
+              <w:rFonts w:eastAsiaTheme="minorEastAsia"/>
+              <w:noProof/>
+              <w:lang w:eastAsia="en-ZA"/>
+            </w:rPr>
+          </w:pPr>
+          <w:hyperlink w:anchor="_Toc239864844" w:history="1">
+            <w:r>
+              <w:rPr>
+                <w:rStyle w:val="Hyperlink"/>
+                <w:noProof/>
+              </w:rPr>
+              <w:t>Deferred / future scope</w:t>
+            </w:r>
+            <w:r>
+              <w:rPr>
+                <w:noProof/>
+                <w:webHidden/>
+              </w:rPr>
+              <w:tab/>
+            </w:r>
+            <w:r>
+              <w:rPr>
+                <w:noProof/>
+                <w:webHidden/>
+              </w:rPr>
+              <w:fldChar w:fldCharType="begin"/>
+            </w:r>
+            <w:r>
+              <w:rPr>
+                <w:noProof/>
+                <w:webHidden/>
+              </w:rPr>
+              <w:instrText xml:space="preserve"> PAGEREF _Toc239864844 \h </w:instrText>
+            </w:r>
+            <w:r>
+              <w:rPr>
+                <w:noProof/>
+                <w:webHidden/>
+              </w:rPr>
+            </w:r>
+            <w:r>
+              <w:rPr>
+                <w:noProof/>
+                <w:webHidden/>
+              </w:rPr>
+              <w:fldChar w:fldCharType="separate"/>
+            </w:r>
+            <w:r>
+              <w:rPr>
+                <w:noProof/>
+                <w:webHidden/>
+              </w:rPr>
+              <w:t>4</w:t>
+            </w:r>
+            <w:r>
+              <w:rPr>
+                <w:noProof/>
+                <w:webHidden/>
+              </w:rPr>
+              <w:fldChar w:fldCharType="end"/>
+            </w:r>
+          </w:hyperlink>
+        </w:p>
+        <w:p>
+          <w:pPr>
+            <w:pStyle w:val="TOC2"/>
+            <w:tabs>
+              <w:tab w:val="right" w:leader="dot" w:pos="9016"/>
+            </w:tabs>
+            <w:rPr>
+              <w:rFonts w:eastAsiaTheme="minorEastAsia"/>
+              <w:noProof/>
+              <w:lang w:eastAsia="en-ZA"/>
+            </w:rPr>
+          </w:pPr>
+          <w:hyperlink w:anchor="_Toc239864845" w:history="1">
+            <w:r>
+              <w:rPr>
+                <w:rStyle w:val="Hyperlink"/>
+                <w:noProof/>
+              </w:rPr>
+              <w:t>Exclusion defence</w:t>
+            </w:r>
+            <w:r>
+              <w:rPr>
+                <w:noProof/>
+                <w:webHidden/>
+              </w:rPr>
+              <w:tab/>
+            </w:r>
+            <w:r>
+              <w:rPr>
+                <w:noProof/>
+                <w:webHidden/>
+              </w:rPr>
+              <w:fldChar w:fldCharType="begin"/>
+            </w:r>
+            <w:r>
+              <w:rPr>
+                <w:noProof/>
+                <w:webHidden/>
+              </w:rPr>
+              <w:instrText xml:space="preserve"> PAGEREF _Toc239864845 \h </w:instrText>
+            </w:r>
+            <w:r>
+              <w:rPr>
+                <w:noProof/>
+                <w:webHidden/>
+              </w:rPr>
+            </w:r>
+            <w:r>
+              <w:rPr>
+                <w:noProof/>
+                <w:webHidden/>
+              </w:rPr>
+              <w:fldChar w:fldCharType="separate"/>
+            </w:r>
+            <w:r>
+              <w:rPr>
+                <w:noProof/>
+                <w:webHidden/>
+              </w:rPr>
+              <w:t>4</w:t>
             </w:r>
             <w:r>
               <w:rPr>
@@ -922,10 +1495,12 @@
               <w:tab w:val="right" w:leader="dot" w:pos="9016"/>
             </w:tabs>
             <w:rPr>
+              <w:rFonts w:eastAsiaTheme="minorEastAsia"/>
               <w:noProof/>
+              <w:lang w:eastAsia="en-ZA"/>
             </w:rPr>
           </w:pPr>
-          <w:hyperlink w:anchor="_Toc239857437" w:history="1">
+          <w:hyperlink w:anchor="_Toc239864846" w:history="1">
             <w:r>
               <w:rPr>
                 <w:rStyle w:val="Hyperlink"/>
@@ -952,7 +1527,7 @@
                 <w:noProof/>
                 <w:webHidden/>
               </w:rPr>
-              <w:instrText xml:space="preserve"> PAGEREF _Toc239857437 \h </w:instrText>
+              <w:instrText xml:space="preserve"> PAGEREF _Toc239864846 \h </w:instrText>
             </w:r>
             <w:r>
               <w:rPr>
@@ -972,7 +1547,77 @@
                 <w:noProof/>
                 <w:webHidden/>
               </w:rPr>
-              <w:t>3</w:t>
+              <w:t>5</w:t>
+            </w:r>
+            <w:r>
+              <w:rPr>
+                <w:noProof/>
+                <w:webHidden/>
+              </w:rPr>
+              <w:fldChar w:fldCharType="end"/>
+            </w:r>
+          </w:hyperlink>
+        </w:p>
+        <w:p>
+          <w:pPr>
+            <w:pStyle w:val="TOC1"/>
+            <w:tabs>
+              <w:tab w:val="right" w:leader="dot" w:pos="9016"/>
+            </w:tabs>
+            <w:rPr>
+              <w:rFonts w:eastAsiaTheme="minorEastAsia"/>
+              <w:noProof/>
+              <w:lang w:eastAsia="en-ZA"/>
+            </w:rPr>
+          </w:pPr>
+          <w:hyperlink w:anchor="_Toc239864847" w:history="1">
+            <w:r>
+              <w:rPr>
+                <w:rStyle w:val="Hyperlink"/>
+                <w:noProof/>
+              </w:rPr>
+              <w:t>Constraints</w:t>
+            </w:r>
+            <w:r>
+              <w:rPr>
+                <w:noProof/>
+                <w:webHidden/>
+              </w:rPr>
+              <w:tab/>
+            </w:r>
+            <w:r>
+              <w:rPr>
+                <w:noProof/>
+                <w:webHidden/>
+              </w:rPr>
+              <w:fldChar w:fldCharType="begin"/>
+            </w:r>
+            <w:r>
+              <w:rPr>
+                <w:noProof/>
+                <w:webHidden/>
+              </w:rPr>
+              <w:instrText xml:space="preserve"> PAGEREF _Toc239864847 \h </w:instrText>
+            </w:r>
+            <w:r>
+              <w:rPr>
+                <w:noProof/>
+                <w:webHidden/>
+              </w:rPr>
+            </w:r>
+            <w:r>
+              <w:rPr>
+                <w:noProof/>
+                <w:webHidden/>
+              </w:rPr>
+              <w:fldChar w:fldCharType="separate"/>
+            </w:r>
+            <w:r>
+              <w:rPr>
+                <w:noProof/>
+                <w:webHidden/>
+              </w:rPr>
+              <w:t>5</w:t>
             </w:r>
             <w:r>
               <w:rPr>
@@ -990,16 +1635,18 @@
               <w:tab w:val="right" w:leader="dot" w:pos="9016"/>
             </w:tabs>
             <w:rPr>
+              <w:rFonts w:eastAsiaTheme="minorEastAsia"/>
               <w:noProof/>
+              <w:lang w:eastAsia="en-ZA"/>
             </w:rPr>
           </w:pPr>
-          <w:hyperlink w:anchor="_Toc239857438" w:history="1">
+          <w:hyperlink w:anchor="_Toc239864848" w:history="1">
             <w:r>
               <w:rPr>
                 <w:rStyle w:val="Hyperlink"/>
                 <w:noProof/>
               </w:rPr>
-              <w:t>Functional Requirements (FRs)</w:t>
+              <w:t>Scope constraint</w:t>
             </w:r>
             <w:r>
               <w:rPr>
@@ -1020,7 +1667,7 @@
                 <w:noProof/>
                 <w:webHidden/>
               </w:rPr>
-              <w:instrText xml:space="preserve"> PAGEREF _Toc239857438 \h </w:instrText>
+              <w:instrText xml:space="preserve"> PAGEREF _Toc239864848 \h </w:instrText>
             </w:r>
             <w:r>
               <w:rPr>
@@ -1040,7 +1687,7 @@
                 <w:noProof/>
                 <w:webHidden/>
               </w:rPr>
-              <w:t>3</w:t>
+              <w:t>5</w:t>
             </w:r>
             <w:r>
               <w:rPr>
@@ -1058,16 +1705,18 @@
               <w:tab w:val="right" w:leader="dot" w:pos="9016"/>
             </w:tabs>
             <w:rPr>
+              <w:rFonts w:eastAsiaTheme="minorEastAsia"/>
               <w:noProof/>
+              <w:lang w:eastAsia="en-ZA"/>
             </w:rPr>
           </w:pPr>
-          <w:hyperlink w:anchor="_Toc239857439" w:history="1">
+          <w:hyperlink w:anchor="_Toc239864849" w:history="1">
             <w:r>
               <w:rPr>
                 <w:rStyle w:val="Hyperlink"/>
                 <w:noProof/>
               </w:rPr>
-              <w:t>Non-Functional Requirements (NFRs):</w:t>
+              <w:t>Schedule constraint</w:t>
             </w:r>
             <w:r>
               <w:rPr>
@@ -1088,7 +1737,7 @@
                 <w:noProof/>
                 <w:webHidden/>
               </w:rPr>
-              <w:instrText xml:space="preserve"> PAGEREF _Toc239857439 \h </w:instrText>
+              <w:instrText xml:space="preserve"> PAGEREF _Toc239864849 \h </w:instrText>
             </w:r>
             <w:r>
               <w:rPr>
@@ -1126,16 +1775,18 @@
               <w:tab w:val="right" w:leader="dot" w:pos="9016"/>
             </w:tabs>
             <w:rPr>
+              <w:rFonts w:eastAsiaTheme="minorEastAsia"/>
               <w:noProof/>
+              <w:lang w:eastAsia="en-ZA"/>
             </w:rPr>
           </w:pPr>
-          <w:hyperlink w:anchor="_Toc239857440" w:history="1">
+          <w:hyperlink w:anchor="_Toc239864850" w:history="1">
             <w:r>
               <w:rPr>
                 <w:rStyle w:val="Hyperlink"/>
                 <w:noProof/>
               </w:rPr>
-              <w:t>Acceptance criteria:</w:t>
+              <w:t>Cost/Resources constraint</w:t>
             </w:r>
             <w:r>
               <w:rPr>
@@ -1156,7 +1807,7 @@
                 <w:noProof/>
                 <w:webHidden/>
               </w:rPr>
-              <w:instrText xml:space="preserve"> PAGEREF _Toc239857440 \h </w:instrText>
+              <w:instrText xml:space="preserve"> PAGEREF _Toc239864850 \h </w:instrText>
             </w:r>
             <w:r>
               <w:rPr>
@@ -1176,7 +1827,217 @@
                 <w:noProof/>
                 <w:webHidden/>
               </w:rPr>
-              <w:t>8</w:t>
+              <w:t>5</w:t>
+            </w:r>
+            <w:r>
+              <w:rPr>
+                <w:noProof/>
+                <w:webHidden/>
+              </w:rPr>
+              <w:fldChar w:fldCharType="end"/>
+            </w:r>
+          </w:hyperlink>
+        </w:p>
+        <w:p>
+          <w:pPr>
+            <w:pStyle w:val="TOC2"/>
+            <w:tabs>
+              <w:tab w:val="right" w:leader="dot" w:pos="9016"/>
+            </w:tabs>
+            <w:rPr>
+              <w:rFonts w:eastAsiaTheme="minorEastAsia"/>
+              <w:noProof/>
+              <w:lang w:eastAsia="en-ZA"/>
+            </w:rPr>
+          </w:pPr>
+          <w:hyperlink w:anchor="_Toc239864851" w:history="1">
+            <w:r>
+              <w:rPr>
+                <w:rStyle w:val="Hyperlink"/>
+                <w:noProof/>
+              </w:rPr>
+              <w:t>Quality constraint</w:t>
+            </w:r>
+            <w:r>
+              <w:rPr>
+                <w:noProof/>
+                <w:webHidden/>
+              </w:rPr>
+              <w:tab/>
+            </w:r>
+            <w:r>
+              <w:rPr>
+                <w:noProof/>
+                <w:webHidden/>
+              </w:rPr>
+              <w:fldChar w:fldCharType="begin"/>
+            </w:r>
+            <w:r>
+              <w:rPr>
+                <w:noProof/>
+                <w:webHidden/>
+              </w:rPr>
+              <w:instrText xml:space="preserve"> PAGEREF _Toc239864851 \h </w:instrText>
+            </w:r>
+            <w:r>
+              <w:rPr>
+                <w:noProof/>
+                <w:webHidden/>
+              </w:rPr>
+            </w:r>
+            <w:r>
+              <w:rPr>
+                <w:noProof/>
+                <w:webHidden/>
+              </w:rPr>
+              <w:fldChar w:fldCharType="separate"/>
+            </w:r>
+            <w:r>
+              <w:rPr>
+                <w:noProof/>
+                <w:webHidden/>
+              </w:rPr>
+              <w:t>5</w:t>
+            </w:r>
+            <w:r>
+              <w:rPr>
+                <w:noProof/>
+                <w:webHidden/>
+              </w:rPr>
+              <w:fldChar w:fldCharType="end"/>
+            </w:r>
+          </w:hyperlink>
+        </w:p>
+        <w:p>
+          <w:pPr>
+            <w:pStyle w:val="TOC2"/>
+            <w:tabs>
+              <w:tab w:val="right" w:leader="dot" w:pos="9016"/>
+            </w:tabs>
+            <w:rPr>
+              <w:rFonts w:eastAsiaTheme="minorEastAsia"/>
+              <w:noProof/>
+              <w:lang w:eastAsia="en-ZA"/>
+            </w:rPr>
+          </w:pPr>
+          <w:hyperlink w:anchor="_Toc239864852" w:history="1">
+            <w:r>
+              <w:rPr>
+                <w:rStyle w:val="Hyperlink"/>
+                <w:noProof/>
+              </w:rPr>
+              <w:t>Security Constraint</w:t>
+            </w:r>
+            <w:r>
+              <w:rPr>
+                <w:noProof/>
+                <w:webHidden/>
+              </w:rPr>
+              <w:tab/>
+            </w:r>
+            <w:r>
+              <w:rPr>
+                <w:noProof/>
+                <w:webHidden/>
+              </w:rPr>
+              <w:fldChar w:fldCharType="begin"/>
+            </w:r>
+            <w:r>
+              <w:rPr>
+                <w:noProof/>
+                <w:webHidden/>
+              </w:rPr>
+              <w:instrText xml:space="preserve"> PAGEREF _Toc239864852 \h </w:instrText>
+            </w:r>
+            <w:r>
+              <w:rPr>
+                <w:noProof/>
+                <w:webHidden/>
+              </w:rPr>
+            </w:r>
+            <w:r>
+              <w:rPr>
+                <w:noProof/>
+                <w:webHidden/>
+              </w:rPr>
+              <w:fldChar w:fldCharType="separate"/>
+            </w:r>
+            <w:r>
+              <w:rPr>
+                <w:noProof/>
+                <w:webHidden/>
+              </w:rPr>
+              <w:t>5</w:t>
+            </w:r>
+            <w:r>
+              <w:rPr>
+                <w:noProof/>
+                <w:webHidden/>
+              </w:rPr>
+              <w:fldChar w:fldCharType="end"/>
+            </w:r>
+          </w:hyperlink>
+        </w:p>
+        <w:p>
+          <w:pPr>
+            <w:pStyle w:val="TOC2"/>
+            <w:tabs>
+              <w:tab w:val="right" w:leader="dot" w:pos="9016"/>
+            </w:tabs>
+            <w:rPr>
+              <w:rFonts w:eastAsiaTheme="minorEastAsia"/>
+              <w:noProof/>
+              <w:lang w:eastAsia="en-ZA"/>
+            </w:rPr>
+          </w:pPr>
+          <w:hyperlink w:anchor="_Toc239864853" w:history="1">
+            <w:r>
+              <w:rPr>
+                <w:rStyle w:val="Hyperlink"/>
+                <w:noProof/>
+              </w:rPr>
+              <w:t>Trade-off</w:t>
+            </w:r>
+            <w:r>
+              <w:rPr>
+                <w:noProof/>
+                <w:webHidden/>
+              </w:rPr>
+              <w:tab/>
+            </w:r>
+            <w:r>
+              <w:rPr>
+                <w:noProof/>
+                <w:webHidden/>
+              </w:rPr>
+              <w:fldChar w:fldCharType="begin"/>
+            </w:r>
+            <w:r>
+              <w:rPr>
+                <w:noProof/>
+                <w:webHidden/>
+              </w:rPr>
+              <w:instrText xml:space="preserve"> PAGEREF _Toc239864853 \h </w:instrText>
+            </w:r>
+            <w:r>
+              <w:rPr>
+                <w:noProof/>
+                <w:webHidden/>
+              </w:rPr>
+            </w:r>
+            <w:r>
+              <w:rPr>
+                <w:noProof/>
+                <w:webHidden/>
+              </w:rPr>
+              <w:fldChar w:fldCharType="separate"/>
+            </w:r>
+            <w:r>
+              <w:rPr>
+                <w:noProof/>
+                <w:webHidden/>
+              </w:rPr>
+              <w:t>5</w:t>
             </w:r>
             <w:r>
               <w:rPr>
@@ -1194,16 +2055,18 @@
               <w:tab w:val="right" w:leader="dot" w:pos="9016"/>
             </w:tabs>
             <w:rPr>
+              <w:rFonts w:eastAsiaTheme="minorEastAsia"/>
               <w:noProof/>
+              <w:lang w:eastAsia="en-ZA"/>
             </w:rPr>
           </w:pPr>
-          <w:hyperlink w:anchor="_Toc239857441" w:history="1">
+          <w:hyperlink w:anchor="_Toc239864854" w:history="1">
             <w:r>
               <w:rPr>
                 <w:rStyle w:val="Hyperlink"/>
                 <w:noProof/>
               </w:rPr>
-              <w:t>Constraints</w:t>
+              <w:t>Initial RTM</w:t>
             </w:r>
             <w:r>
               <w:rPr>
@@ -1224,7 +2087,7 @@
                 <w:noProof/>
                 <w:webHidden/>
               </w:rPr>
-              <w:instrText xml:space="preserve"> PAGEREF _Toc239857441 \h </w:instrText>
+              <w:instrText xml:space="preserve"> PAGEREF _Toc239864854 \h </w:instrText>
             </w:r>
             <w:r>
               <w:rPr>
@@ -1244,7 +2107,7 @@
                 <w:noProof/>
                 <w:webHidden/>
               </w:rPr>
-              <w:t>9</w:t>
+              <w:t>6</w:t>
             </w:r>
             <w:r>
               <w:rPr>
@@ -1262,16 +2125,18 @@
               <w:tab w:val="right" w:leader="dot" w:pos="9016"/>
             </w:tabs>
             <w:rPr>
+              <w:rFonts w:eastAsiaTheme="minorEastAsia"/>
               <w:noProof/>
+              <w:lang w:eastAsia="en-ZA"/>
             </w:rPr>
           </w:pPr>
-          <w:hyperlink w:anchor="_Toc239857442" w:history="1">
+          <w:hyperlink w:anchor="_Toc239864855" w:history="1">
             <w:r>
               <w:rPr>
                 <w:rStyle w:val="Hyperlink"/>
                 <w:noProof/>
               </w:rPr>
-              <w:t>Initial RTM</w:t>
+              <w:t>Initial risk register</w:t>
             </w:r>
             <w:r>
               <w:rPr>
@@ -1292,7 +2157,7 @@
                 <w:noProof/>
                 <w:webHidden/>
               </w:rPr>
-              <w:instrText xml:space="preserve"> PAGEREF _Toc239857442 \h </w:instrText>
+              <w:instrText xml:space="preserve"> PAGEREF _Toc239864855 \h </w:instrText>
             </w:r>
             <w:r>
               <w:rPr>
@@ -1312,75 +2177,7 @@
                 <w:noProof/>
                 <w:webHidden/>
               </w:rPr>
-              <w:t>9</w:t>
-            </w:r>
-            <w:r>
-              <w:rPr>
-                <w:noProof/>
-                <w:webHidden/>
-              </w:rPr>
-              <w:fldChar w:fldCharType="end"/>
-            </w:r>
-          </w:hyperlink>
-        </w:p>
-        <w:p>
-          <w:pPr>
-            <w:pStyle w:val="TOC2"/>
-            <w:tabs>
-              <w:tab w:val="right" w:leader="dot" w:pos="9016"/>
-            </w:tabs>
-            <w:rPr>
-              <w:noProof/>
-            </w:rPr>
-          </w:pPr>
-          <w:hyperlink w:anchor="_Toc239857443" w:history="1">
-            <w:r>
-              <w:rPr>
-                <w:rStyle w:val="Hyperlink"/>
-                <w:noProof/>
-              </w:rPr>
-              <w:t>Example of an end-to-end trace:</w:t>
-            </w:r>
-            <w:r>
-              <w:rPr>
-                <w:noProof/>
-                <w:webHidden/>
-              </w:rPr>
-              <w:tab/>
-            </w:r>
-            <w:r>
-              <w:rPr>
-                <w:noProof/>
-                <w:webHidden/>
-              </w:rPr>
-              <w:fldChar w:fldCharType="begin"/>
-            </w:r>
-            <w:r>
-              <w:rPr>
-                <w:noProof/>
-                <w:webHidden/>
-              </w:rPr>
-              <w:instrText xml:space="preserve"> PAGEREF _Toc239857443 \h </w:instrText>
-            </w:r>
-            <w:r>
-              <w:rPr>
-                <w:noProof/>
-                <w:webHidden/>
-              </w:rPr>
-            </w:r>
-            <w:r>
-              <w:rPr>
-                <w:noProof/>
-                <w:webHidden/>
-              </w:rPr>
-              <w:fldChar w:fldCharType="separate"/>
-            </w:r>
-            <w:r>
-              <w:rPr>
-                <w:noProof/>
-                <w:webHidden/>
-              </w:rPr>
-              <w:t>10</w:t>
+              <w:t>6</w:t>
             </w:r>
             <w:r>
               <w:rPr>
@@ -1398,16 +2195,18 @@
               <w:tab w:val="right" w:leader="dot" w:pos="9016"/>
             </w:tabs>
             <w:rPr>
+              <w:rFonts w:eastAsiaTheme="minorEastAsia"/>
               <w:noProof/>
+              <w:lang w:eastAsia="en-ZA"/>
             </w:rPr>
           </w:pPr>
-          <w:hyperlink w:anchor="_Toc239857444" w:history="1">
+          <w:hyperlink w:anchor="_Toc239864856" w:history="1">
             <w:r>
               <w:rPr>
                 <w:rStyle w:val="Hyperlink"/>
                 <w:noProof/>
               </w:rPr>
-              <w:t>Initial risk register</w:t>
+              <w:t>Forward engineering considerations</w:t>
             </w:r>
             <w:r>
               <w:rPr>
@@ -1428,7 +2227,7 @@
                 <w:noProof/>
                 <w:webHidden/>
               </w:rPr>
-              <w:instrText xml:space="preserve"> PAGEREF _Toc239857444 \h </w:instrText>
+              <w:instrText xml:space="preserve"> PAGEREF _Toc239864856 \h </w:instrText>
             </w:r>
             <w:r>
               <w:rPr>
@@ -1448,7 +2247,7 @@
                 <w:noProof/>
                 <w:webHidden/>
               </w:rPr>
-              <w:t>11</w:t>
+              <w:t>6</w:t>
             </w:r>
             <w:r>
               <w:rPr>
@@ -1466,16 +2265,18 @@
               <w:tab w:val="right" w:leader="dot" w:pos="9016"/>
             </w:tabs>
             <w:rPr>
+              <w:rFonts w:eastAsiaTheme="minorEastAsia"/>
               <w:noProof/>
+              <w:lang w:eastAsia="en-ZA"/>
             </w:rPr>
           </w:pPr>
-          <w:hyperlink w:anchor="_Toc239857445" w:history="1">
+          <w:hyperlink w:anchor="_Toc239864857" w:history="1">
             <w:r>
               <w:rPr>
                 <w:rStyle w:val="Hyperlink"/>
                 <w:noProof/>
               </w:rPr>
-              <w:t>Forward engineering Considerations</w:t>
+              <w:t>Engineering decision log</w:t>
             </w:r>
             <w:r>
               <w:rPr>
@@ -1496,7 +2297,7 @@
                 <w:noProof/>
                 <w:webHidden/>
               </w:rPr>
-              <w:instrText xml:space="preserve"> PAGEREF _Toc239857445 \h </w:instrText>
+              <w:instrText xml:space="preserve"> PAGEREF _Toc239864857 \h </w:instrText>
             </w:r>
             <w:r>
               <w:rPr>
@@ -1516,7 +2317,7 @@
                 <w:noProof/>
                 <w:webHidden/>
               </w:rPr>
-              <w:t>11</w:t>
+              <w:t>6</w:t>
             </w:r>
             <w:r>
               <w:rPr>
@@ -1534,16 +2335,18 @@
               <w:tab w:val="right" w:leader="dot" w:pos="9016"/>
             </w:tabs>
             <w:rPr>
+              <w:rFonts w:eastAsiaTheme="minorEastAsia"/>
               <w:noProof/>
+              <w:lang w:eastAsia="en-ZA"/>
             </w:rPr>
           </w:pPr>
-          <w:hyperlink w:anchor="_Toc239857446" w:history="1">
+          <w:hyperlink w:anchor="_Toc239864858" w:history="1">
             <w:r>
               <w:rPr>
                 <w:rStyle w:val="Hyperlink"/>
                 <w:noProof/>
               </w:rPr>
-              <w:t>Engineering decision log</w:t>
+              <w:t>AI usage Register</w:t>
             </w:r>
             <w:r>
               <w:rPr>
@@ -1564,7 +2367,7 @@
                 <w:noProof/>
                 <w:webHidden/>
               </w:rPr>
-              <w:instrText xml:space="preserve"> PAGEREF _Toc239857446 \h </w:instrText>
+              <w:instrText xml:space="preserve"> PAGEREF _Toc239864858 \h </w:instrText>
             </w:r>
             <w:r>
               <w:rPr>
@@ -1584,7 +2387,7 @@
                 <w:noProof/>
                 <w:webHidden/>
               </w:rPr>
-              <w:t>11</w:t>
+              <w:t>6</w:t>
             </w:r>
             <w:r>
               <w:rPr>
@@ -1602,16 +2405,18 @@
               <w:tab w:val="right" w:leader="dot" w:pos="9016"/>
             </w:tabs>
             <w:rPr>
+              <w:rFonts w:eastAsiaTheme="minorEastAsia"/>
               <w:noProof/>
+              <w:lang w:eastAsia="en-ZA"/>
             </w:rPr>
           </w:pPr>
-          <w:hyperlink w:anchor="_Toc239857447" w:history="1">
+          <w:hyperlink w:anchor="_Toc239864859" w:history="1">
             <w:r>
               <w:rPr>
                 <w:rStyle w:val="Hyperlink"/>
                 <w:noProof/>
               </w:rPr>
-              <w:t>AI usage Register</w:t>
+              <w:t>Sign off</w:t>
             </w:r>
             <w:r>
               <w:rPr>
@@ -1632,7 +2437,7 @@
                 <w:noProof/>
                 <w:webHidden/>
               </w:rPr>
-              <w:instrText xml:space="preserve"> PAGEREF _Toc239857447 \h </w:instrText>
+              <w:instrText xml:space="preserve"> PAGEREF _Toc239864859 \h </w:instrText>
             </w:r>
             <w:r>
               <w:rPr>
@@ -1652,75 +2457,7 @@
                 <w:noProof/>
                 <w:webHidden/>
               </w:rPr>
-              <w:t>11</w:t>
-            </w:r>
-            <w:r>
-              <w:rPr>
-                <w:noProof/>
-                <w:webHidden/>
-              </w:rPr>
-              <w:fldChar w:fldCharType="end"/>
-            </w:r>
-          </w:hyperlink>
-        </w:p>
-        <w:p>
-          <w:pPr>
-            <w:pStyle w:val="TOC1"/>
-            <w:tabs>
-              <w:tab w:val="right" w:leader="dot" w:pos="9016"/>
-            </w:tabs>
-            <w:rPr>
-              <w:noProof/>
-            </w:rPr>
-          </w:pPr>
-          <w:hyperlink w:anchor="_Toc239857448" w:history="1">
-            <w:r>
-              <w:rPr>
-                <w:rStyle w:val="Hyperlink"/>
-                <w:noProof/>
-              </w:rPr>
-              <w:t>Sign off</w:t>
-            </w:r>
-            <w:r>
-              <w:rPr>
-                <w:noProof/>
-                <w:webHidden/>
-              </w:rPr>
-              <w:tab/>
-            </w:r>
-            <w:r>
-              <w:rPr>
-                <w:noProof/>
-                <w:webHidden/>
-              </w:rPr>
-              <w:fldChar w:fldCharType="begin"/>
-            </w:r>
-            <w:r>
-              <w:rPr>
-                <w:noProof/>
-                <w:webHidden/>
-              </w:rPr>
-              <w:instrText xml:space="preserve"> PAGEREF _Toc239857448 \h </w:instrText>
-            </w:r>
-            <w:r>
-              <w:rPr>
-                <w:noProof/>
-                <w:webHidden/>
-              </w:rPr>
-            </w:r>
-            <w:r>
-              <w:rPr>
-                <w:noProof/>
-                <w:webHidden/>
-              </w:rPr>
-              <w:fldChar w:fldCharType="separate"/>
-            </w:r>
-            <w:r>
-              <w:rPr>
-                <w:noProof/>
-                <w:webHidden/>
-              </w:rPr>
-              <w:t>11</w:t>
+              <w:t>6</w:t>
             </w:r>
             <w:r>
               <w:rPr>
@@ -1754,31 +2491,447 @@
       <w:pPr>
         <w:pStyle w:val="Heading1"/>
       </w:pPr>
-      <w:bookmarkStart w:id="0" w:name="_Toc239857434"/>
+      <w:bookmarkStart w:id="0" w:name="_Toc239864835"/>
       <w:r>
         <w:lastRenderedPageBreak/>
-        <w:t>Problem &amp; business need</w:t>
+        <w:t>Problem</w:t>
+      </w:r>
+      <w:r>
+        <w:t xml:space="preserve"> Statement</w:t>
+      </w:r>
+      <w:r>
+        <w:t xml:space="preserve"> &amp; business need</w:t>
       </w:r>
       <w:bookmarkEnd w:id="0"/>
     </w:p>
     <w:p>
-      <w:pPr>
-        <w:pStyle w:val="Heading1"/>
-      </w:pPr>
-      <w:bookmarkStart w:id="1" w:name="_Toc239857435"/>
-      <w:r>
-        <w:t>Stakeholder analysis</w:t>
-      </w:r>
-      <w:bookmarkEnd w:id="1"/>
-      <w:r>
-        <w:t xml:space="preserve"> </w:t>
+      <w:r>
+        <w:t xml:space="preserve">The current problem is that various types of service requests are currently handled using different un-optimal methods, this causes many problems, including but not limited to lost or duplicated records. </w:t>
+      </w:r>
+      <w:r>
+        <w:t>Thus,</w:t>
+      </w:r>
+      <w:r>
+        <w:t xml:space="preserve"> a significant need for a functioning system</w:t>
+      </w:r>
+      <w:r>
+        <w:t xml:space="preserve"> exists</w:t>
+      </w:r>
+      <w:r>
+        <w:t>.</w:t>
       </w:r>
     </w:p>
     <w:p>
+      <w:r>
+        <w:t xml:space="preserve"> The organisation needs a managed digital platform that provides a </w:t>
+      </w:r>
+      <w:r>
+        <w:t xml:space="preserve">reliable, traceable and usable way to submit, manage, monitor and report on </w:t>
+      </w:r>
+      <w:r>
+        <w:t xml:space="preserve">various </w:t>
+      </w:r>
+      <w:r>
+        <w:t xml:space="preserve">service requests. The solution must </w:t>
+      </w:r>
+      <w:r>
+        <w:t>increase</w:t>
+      </w:r>
+      <w:r>
+        <w:t xml:space="preserve"> visibility and accountability </w:t>
+      </w:r>
+      <w:r>
+        <w:t xml:space="preserve">whilst maintaining a </w:t>
+      </w:r>
+      <w:r>
+        <w:t xml:space="preserve">sustainable technical, operational </w:t>
+      </w:r>
+      <w:r>
+        <w:t xml:space="preserve">and </w:t>
+      </w:r>
+      <w:r>
+        <w:t xml:space="preserve">financial </w:t>
+      </w:r>
+      <w:r>
+        <w:t>impact.</w:t>
+      </w:r>
+    </w:p>
+    <w:p>
       <w:pPr>
         <w:pStyle w:val="Heading1"/>
       </w:pPr>
-      <w:bookmarkStart w:id="2" w:name="_Toc239857436"/>
+      <w:bookmarkStart w:id="1" w:name="_Toc239864836"/>
+      <w:r>
+        <w:t>Stakeholder analysis</w:t>
+      </w:r>
+      <w:bookmarkEnd w:id="1"/>
+      <w:r>
+        <w:t xml:space="preserve"> </w:t>
+      </w:r>
+    </w:p>
+    <w:p>
+      <w:r>
+        <w:t xml:space="preserve">From the scenario we can identify </w:t>
+      </w:r>
+      <w:r>
+        <w:t xml:space="preserve">3 </w:t>
+      </w:r>
+      <w:r>
+        <w:t>stakeholders namely requesters, staff &amp; management.</w:t>
+      </w:r>
+    </w:p>
+    <w:tbl>
+      <w:tblPr>
+        <w:tblStyle w:val="GridTable5Dark-Accent1"/>
+        <w:tblW w:w="11624" w:type="dxa"/>
+        <w:tblInd w:w="-1281" w:type="dxa"/>
+        <w:tblLook w:val="04A0" w:firstRow="1" w:lastRow="0" w:firstColumn="1" w:lastColumn="0" w:noHBand="0" w:noVBand="1"/>
+      </w:tblPr>
+      <w:tblGrid>
+        <w:gridCol w:w="1575"/>
+        <w:gridCol w:w="3557"/>
+        <w:gridCol w:w="1255"/>
+        <w:gridCol w:w="1069"/>
+        <w:gridCol w:w="4168"/>
+      </w:tblGrid>
+      <w:tr>
+        <w:trPr>
+          <w:cnfStyle w:val="100000000000" w:firstRow="1" w:lastRow="0" w:firstColumn="0" w:lastColumn="0" w:oddVBand="0" w:evenVBand="0" w:oddHBand="0" w:evenHBand="0" w:firstRowFirstColumn="0" w:firstRowLastColumn="0" w:lastRowFirstColumn="0" w:lastRowLastColumn="0"/>
+        </w:trPr>
+        <w:tc>
+          <w:tcPr>
+            <w:cnfStyle w:val="001000000000" w:firstRow="0" w:lastRow="0" w:firstColumn="1" w:lastColumn="0" w:oddVBand="0" w:evenVBand="0" w:oddHBand="0" w:evenHBand="0" w:firstRowFirstColumn="0" w:firstRowLastColumn="0" w:lastRowFirstColumn="0" w:lastRowLastColumn="0"/>
+            <w:tcW w:w="1575" w:type="dxa"/>
+          </w:tcPr>
+          <w:p>
+            <w:pPr>
+              <w:rPr>
+                <w:color w:val="auto"/>
+              </w:rPr>
+            </w:pPr>
+            <w:r>
+              <w:t>Stakeholder</w:t>
+            </w:r>
+          </w:p>
+        </w:tc>
+        <w:tc>
+          <w:tcPr>
+            <w:tcW w:w="3558" w:type="dxa"/>
+          </w:tcPr>
+          <w:p>
+            <w:pPr>
+              <w:cnfStyle w:val="100000000000" w:firstRow="1" w:lastRow="0" w:firstColumn="0" w:lastColumn="0" w:oddVBand="0" w:evenVBand="0" w:oddHBand="0" w:evenHBand="0" w:firstRowFirstColumn="0" w:firstRowLastColumn="0" w:lastRowFirstColumn="0" w:lastRowLastColumn="0"/>
+            </w:pPr>
+            <w:r>
+              <w:t>Needs</w:t>
+            </w:r>
+          </w:p>
+        </w:tc>
+        <w:tc>
+          <w:tcPr>
+            <w:tcW w:w="1255" w:type="dxa"/>
+          </w:tcPr>
+          <w:p>
+            <w:pPr>
+              <w:cnfStyle w:val="100000000000" w:firstRow="1" w:lastRow="0" w:firstColumn="0" w:lastColumn="0" w:oddVBand="0" w:evenVBand="0" w:oddHBand="0" w:evenHBand="0" w:firstRowFirstColumn="0" w:firstRowLastColumn="0" w:lastRowFirstColumn="0" w:lastRowLastColumn="0"/>
+            </w:pPr>
+            <w:r>
+              <w:t>Influence</w:t>
+            </w:r>
+          </w:p>
+        </w:tc>
+        <w:tc>
+          <w:tcPr>
+            <w:tcW w:w="1066" w:type="dxa"/>
+          </w:tcPr>
+          <w:p>
+            <w:pPr>
+              <w:cnfStyle w:val="100000000000" w:firstRow="1" w:lastRow="0" w:firstColumn="0" w:lastColumn="0" w:oddVBand="0" w:evenVBand="0" w:oddHBand="0" w:evenHBand="0" w:firstRowFirstColumn="0" w:firstRowLastColumn="0" w:lastRowFirstColumn="0" w:lastRowLastColumn="0"/>
+            </w:pPr>
+            <w:r>
+              <w:t>Interest</w:t>
+            </w:r>
+          </w:p>
+        </w:tc>
+        <w:tc>
+          <w:tcPr>
+            <w:tcW w:w="4170" w:type="dxa"/>
+          </w:tcPr>
+          <w:p>
+            <w:pPr>
+              <w:cnfStyle w:val="100000000000" w:firstRow="1" w:lastRow="0" w:firstColumn="0" w:lastColumn="0" w:oddVBand="0" w:evenVBand="0" w:oddHBand="0" w:evenHBand="0" w:firstRowFirstColumn="0" w:firstRowLastColumn="0" w:lastRowFirstColumn="0" w:lastRowLastColumn="0"/>
+            </w:pPr>
+            <w:r>
+              <w:t>Conflicts</w:t>
+            </w:r>
+          </w:p>
+        </w:tc>
+      </w:tr>
+      <w:tr>
+        <w:trPr>
+          <w:cnfStyle w:val="000000100000" w:firstRow="0" w:lastRow="0" w:firstColumn="0" w:lastColumn="0" w:oddVBand="0" w:evenVBand="0" w:oddHBand="1" w:evenHBand="0" w:firstRowFirstColumn="0" w:firstRowLastColumn="0" w:lastRowFirstColumn="0" w:lastRowLastColumn="0"/>
+        </w:trPr>
+        <w:tc>
+          <w:tcPr>
+            <w:cnfStyle w:val="001000000000" w:firstRow="0" w:lastRow="0" w:firstColumn="1" w:lastColumn="0" w:oddVBand="0" w:evenVBand="0" w:oddHBand="0" w:evenHBand="0" w:firstRowFirstColumn="0" w:firstRowLastColumn="0" w:lastRowFirstColumn="0" w:lastRowLastColumn="0"/>
+            <w:tcW w:w="1575" w:type="dxa"/>
+          </w:tcPr>
+          <w:p>
+            <w:pPr>
+              <w:rPr>
+                <w:b w:val="0"/>
+                <w:bCs w:val="0"/>
+              </w:rPr>
+            </w:pPr>
+            <w:r>
+              <w:rPr>
+                <w:b w:val="0"/>
+                <w:bCs w:val="0"/>
+              </w:rPr>
+              <w:t>Requester</w:t>
+            </w:r>
+          </w:p>
+        </w:tc>
+        <w:tc>
+          <w:tcPr>
+            <w:tcW w:w="3558" w:type="dxa"/>
+            <w:vAlign w:val="center"/>
+          </w:tcPr>
+          <w:p>
+            <w:pPr>
+              <w:jc w:val="center"/>
+              <w:cnfStyle w:val="000000100000" w:firstRow="0" w:lastRow="0" w:firstColumn="0" w:lastColumn="0" w:oddVBand="0" w:evenVBand="0" w:oddHBand="1" w:evenHBand="0" w:firstRowFirstColumn="0" w:firstRowLastColumn="0" w:lastRowFirstColumn="0" w:lastRowLastColumn="0"/>
+            </w:pPr>
+            <w:r>
+              <w:t>Submit a request easily and get status updates.</w:t>
+            </w:r>
+          </w:p>
+        </w:tc>
+        <w:tc>
+          <w:tcPr>
+            <w:tcW w:w="1255" w:type="dxa"/>
+            <w:vAlign w:val="center"/>
+          </w:tcPr>
+          <w:p>
+            <w:pPr>
+              <w:jc w:val="center"/>
+              <w:cnfStyle w:val="000000100000" w:firstRow="0" w:lastRow="0" w:firstColumn="0" w:lastColumn="0" w:oddVBand="0" w:evenVBand="0" w:oddHBand="1" w:evenHBand="0" w:firstRowFirstColumn="0" w:firstRowLastColumn="0" w:lastRowFirstColumn="0" w:lastRowLastColumn="0"/>
+            </w:pPr>
+            <w:r>
+              <w:t>Low</w:t>
+            </w:r>
+          </w:p>
+        </w:tc>
+        <w:tc>
+          <w:tcPr>
+            <w:tcW w:w="1066" w:type="dxa"/>
+            <w:vAlign w:val="center"/>
+          </w:tcPr>
+          <w:p>
+            <w:pPr>
+              <w:jc w:val="center"/>
+              <w:cnfStyle w:val="000000100000" w:firstRow="0" w:lastRow="0" w:firstColumn="0" w:lastColumn="0" w:oddVBand="0" w:evenVBand="0" w:oddHBand="1" w:evenHBand="0" w:firstRowFirstColumn="0" w:firstRowLastColumn="0" w:lastRowFirstColumn="0" w:lastRowLastColumn="0"/>
+            </w:pPr>
+            <w:r>
+              <w:t>High</w:t>
+            </w:r>
+          </w:p>
+        </w:tc>
+        <w:tc>
+          <w:tcPr>
+            <w:tcW w:w="4170" w:type="dxa"/>
+            <w:vAlign w:val="center"/>
+          </w:tcPr>
+          <w:p>
+            <w:pPr>
+              <w:jc w:val="center"/>
+              <w:cnfStyle w:val="000000100000" w:firstRow="0" w:lastRow="0" w:firstColumn="0" w:lastColumn="0" w:oddVBand="0" w:evenVBand="0" w:oddHBand="1" w:evenHBand="0" w:firstRowFirstColumn="0" w:firstRowLastColumn="0" w:lastRowFirstColumn="0" w:lastRowLastColumn="0"/>
+            </w:pPr>
+            <w:r>
+              <w:t>Frequent updates conflicts with staff’s need to avoid update overhead</w:t>
+            </w:r>
+          </w:p>
+        </w:tc>
+      </w:tr>
+      <w:tr>
+        <w:tc>
+          <w:tcPr>
+            <w:cnfStyle w:val="001000000000" w:firstRow="0" w:lastRow="0" w:firstColumn="1" w:lastColumn="0" w:oddVBand="0" w:evenVBand="0" w:oddHBand="0" w:evenHBand="0" w:firstRowFirstColumn="0" w:firstRowLastColumn="0" w:lastRowFirstColumn="0" w:lastRowLastColumn="0"/>
+            <w:tcW w:w="1575" w:type="dxa"/>
+          </w:tcPr>
+          <w:p>
+            <w:pPr>
+              <w:rPr>
+                <w:b w:val="0"/>
+                <w:bCs w:val="0"/>
+              </w:rPr>
+            </w:pPr>
+            <w:r>
+              <w:rPr>
+                <w:b w:val="0"/>
+                <w:bCs w:val="0"/>
+              </w:rPr>
+              <w:t>Staff</w:t>
+            </w:r>
+          </w:p>
+        </w:tc>
+        <w:tc>
+          <w:tcPr>
+            <w:tcW w:w="3558" w:type="dxa"/>
+            <w:vAlign w:val="center"/>
+          </w:tcPr>
+          <w:p>
+            <w:pPr>
+              <w:jc w:val="center"/>
+              <w:cnfStyle w:val="000000000000" w:firstRow="0" w:lastRow="0" w:firstColumn="0" w:lastColumn="0" w:oddVBand="0" w:evenVBand="0" w:oddHBand="0" w:evenHBand="0" w:firstRowFirstColumn="0" w:firstRowLastColumn="0" w:lastRowFirstColumn="0" w:lastRowLastColumn="0"/>
+            </w:pPr>
+            <w:r>
+              <w:t>Fast acknowledgment, possible escalation path, discretion for sensitive reports,</w:t>
+            </w:r>
+          </w:p>
+          <w:p>
+            <w:pPr>
+              <w:jc w:val="center"/>
+              <w:cnfStyle w:val="000000000000" w:firstRow="0" w:lastRow="0" w:firstColumn="0" w:lastColumn="0" w:oddVBand="0" w:evenVBand="0" w:oddHBand="0" w:evenHBand="0" w:firstRowFirstColumn="0" w:firstRowLastColumn="0" w:lastRowFirstColumn="0" w:lastRowLastColumn="0"/>
+            </w:pPr>
+            <w:r>
+              <w:t xml:space="preserve">clear work assignment, </w:t>
+            </w:r>
+          </w:p>
+        </w:tc>
+        <w:tc>
+          <w:tcPr>
+            <w:tcW w:w="1255" w:type="dxa"/>
+            <w:vAlign w:val="center"/>
+          </w:tcPr>
+          <w:p>
+            <w:pPr>
+              <w:jc w:val="center"/>
+              <w:cnfStyle w:val="000000000000" w:firstRow="0" w:lastRow="0" w:firstColumn="0" w:lastColumn="0" w:oddVBand="0" w:evenVBand="0" w:oddHBand="0" w:evenHBand="0" w:firstRowFirstColumn="0" w:firstRowLastColumn="0" w:lastRowFirstColumn="0" w:lastRowLastColumn="0"/>
+            </w:pPr>
+            <w:r>
+              <w:t>Medium</w:t>
+            </w:r>
+          </w:p>
+        </w:tc>
+        <w:tc>
+          <w:tcPr>
+            <w:tcW w:w="1066" w:type="dxa"/>
+            <w:vAlign w:val="center"/>
+          </w:tcPr>
+          <w:p>
+            <w:pPr>
+              <w:jc w:val="center"/>
+              <w:cnfStyle w:val="000000000000" w:firstRow="0" w:lastRow="0" w:firstColumn="0" w:lastColumn="0" w:oddVBand="0" w:evenVBand="0" w:oddHBand="0" w:evenHBand="0" w:firstRowFirstColumn="0" w:firstRowLastColumn="0" w:lastRowFirstColumn="0" w:lastRowLastColumn="0"/>
+            </w:pPr>
+            <w:r>
+              <w:t>High</w:t>
+            </w:r>
+          </w:p>
+        </w:tc>
+        <w:tc>
+          <w:tcPr>
+            <w:tcW w:w="4170" w:type="dxa"/>
+            <w:vAlign w:val="center"/>
+          </w:tcPr>
+          <w:p>
+            <w:pPr>
+              <w:jc w:val="center"/>
+              <w:cnfStyle w:val="000000000000" w:firstRow="0" w:lastRow="0" w:firstColumn="0" w:lastColumn="0" w:oddVBand="0" w:evenVBand="0" w:oddHBand="0" w:evenHBand="0" w:firstRowFirstColumn="0" w:firstRowLastColumn="0" w:lastRowFirstColumn="0" w:lastRowLastColumn="0"/>
+            </w:pPr>
+            <w:r>
+              <w:t>Wants minimal mandatory fields, conflicts with managers need for granular reporting</w:t>
+            </w:r>
+          </w:p>
+        </w:tc>
+      </w:tr>
+      <w:tr>
+        <w:trPr>
+          <w:cnfStyle w:val="000000100000" w:firstRow="0" w:lastRow="0" w:firstColumn="0" w:lastColumn="0" w:oddVBand="0" w:evenVBand="0" w:oddHBand="1" w:evenHBand="0" w:firstRowFirstColumn="0" w:firstRowLastColumn="0" w:lastRowFirstColumn="0" w:lastRowLastColumn="0"/>
+        </w:trPr>
+        <w:tc>
+          <w:tcPr>
+            <w:cnfStyle w:val="001000000000" w:firstRow="0" w:lastRow="0" w:firstColumn="1" w:lastColumn="0" w:oddVBand="0" w:evenVBand="0" w:oddHBand="0" w:evenHBand="0" w:firstRowFirstColumn="0" w:firstRowLastColumn="0" w:lastRowFirstColumn="0" w:lastRowLastColumn="0"/>
+            <w:tcW w:w="1575" w:type="dxa"/>
+          </w:tcPr>
+          <w:p>
+            <w:r>
+              <w:rPr>
+                <w:b w:val="0"/>
+                <w:bCs w:val="0"/>
+              </w:rPr>
+              <w:t>Management</w:t>
+            </w:r>
+          </w:p>
+        </w:tc>
+        <w:tc>
+          <w:tcPr>
+            <w:tcW w:w="3558" w:type="dxa"/>
+            <w:vAlign w:val="center"/>
+          </w:tcPr>
+          <w:p>
+            <w:pPr>
+              <w:jc w:val="center"/>
+              <w:cnfStyle w:val="000000100000" w:firstRow="0" w:lastRow="0" w:firstColumn="0" w:lastColumn="0" w:oddVBand="0" w:evenVBand="0" w:oddHBand="1" w:evenHBand="0" w:firstRowFirstColumn="0" w:firstRowLastColumn="0" w:lastRowFirstColumn="0" w:lastRowLastColumn="0"/>
+            </w:pPr>
+            <w:r>
+              <w:t xml:space="preserve">Reliable, auditable, information on work </w:t>
+            </w:r>
+          </w:p>
+        </w:tc>
+        <w:tc>
+          <w:tcPr>
+            <w:tcW w:w="1255" w:type="dxa"/>
+            <w:vAlign w:val="center"/>
+          </w:tcPr>
+          <w:p>
+            <w:pPr>
+              <w:jc w:val="center"/>
+              <w:cnfStyle w:val="000000100000" w:firstRow="0" w:lastRow="0" w:firstColumn="0" w:lastColumn="0" w:oddVBand="0" w:evenVBand="0" w:oddHBand="1" w:evenHBand="0" w:firstRowFirstColumn="0" w:firstRowLastColumn="0" w:lastRowFirstColumn="0" w:lastRowLastColumn="0"/>
+            </w:pPr>
+            <w:r>
+              <w:t>High</w:t>
+            </w:r>
+          </w:p>
+        </w:tc>
+        <w:tc>
+          <w:tcPr>
+            <w:tcW w:w="1066" w:type="dxa"/>
+            <w:vAlign w:val="center"/>
+          </w:tcPr>
+          <w:p>
+            <w:pPr>
+              <w:jc w:val="center"/>
+              <w:cnfStyle w:val="000000100000" w:firstRow="0" w:lastRow="0" w:firstColumn="0" w:lastColumn="0" w:oddVBand="0" w:evenVBand="0" w:oddHBand="1" w:evenHBand="0" w:firstRowFirstColumn="0" w:firstRowLastColumn="0" w:lastRowFirstColumn="0" w:lastRowLastColumn="0"/>
+            </w:pPr>
+            <w:r>
+              <w:t>Medium</w:t>
+            </w:r>
+          </w:p>
+        </w:tc>
+        <w:tc>
+          <w:tcPr>
+            <w:tcW w:w="4170" w:type="dxa"/>
+            <w:vAlign w:val="center"/>
+          </w:tcPr>
+          <w:p>
+            <w:pPr>
+              <w:jc w:val="center"/>
+              <w:cnfStyle w:val="000000100000" w:firstRow="0" w:lastRow="0" w:firstColumn="0" w:lastColumn="0" w:oddVBand="0" w:evenVBand="0" w:oddHBand="1" w:evenHBand="0" w:firstRowFirstColumn="0" w:firstRowLastColumn="0" w:lastRowFirstColumn="0" w:lastRowLastColumn="0"/>
+            </w:pPr>
+            <w:r>
+              <w:t>Wants detailed reporting, conflicts with Staff’s need for lightweight logging</w:t>
+            </w:r>
+          </w:p>
+        </w:tc>
+      </w:tr>
+    </w:tbl>
+    <w:p/>
+    <w:p>
+      <w:pPr>
+        <w:pStyle w:val="Heading1"/>
+      </w:pPr>
+      <w:bookmarkStart w:id="2" w:name="_Toc239864837"/>
       <w:r>
         <w:t>Scope baseline</w:t>
       </w:r>
@@ -1786,107 +2939,458 @@
     </w:p>
     <w:p>
       <w:pPr>
-        <w:pStyle w:val="Heading1"/>
-      </w:pPr>
-      <w:bookmarkStart w:id="3" w:name="_Toc239857437"/>
-      <w:r>
-        <w:t>Requirements &amp; acceptance criteria</w:t>
+        <w:pStyle w:val="Heading2"/>
+      </w:pPr>
+      <w:bookmarkStart w:id="3" w:name="_Toc239864838"/>
+      <w:r>
+        <w:t xml:space="preserve">In </w:t>
+      </w:r>
+      <w:r>
+        <w:t>s</w:t>
+      </w:r>
+      <w:r>
+        <w:t>cope</w:t>
       </w:r>
       <w:bookmarkEnd w:id="3"/>
     </w:p>
     <w:p>
       <w:pPr>
-        <w:pStyle w:val="Heading2"/>
-      </w:pPr>
-      <w:bookmarkStart w:id="4" w:name="_Toc239857438"/>
-      <w:r>
-        <w:t>Functional</w:t>
-      </w:r>
-      <w:r>
-        <w:t xml:space="preserve"> Requirements (FRs)</w:t>
+        <w:pStyle w:val="Heading3"/>
+      </w:pPr>
+      <w:bookmarkStart w:id="4" w:name="_Toc239864839"/>
+      <w:r>
+        <w:t>Request submission &amp; tracking</w:t>
       </w:r>
       <w:bookmarkEnd w:id="4"/>
+      <w:r>
+        <w:t xml:space="preserve"> </w:t>
+      </w:r>
     </w:p>
     <w:p>
-      <w:r>
-        <w:t xml:space="preserve">Each </w:t>
-      </w:r>
-      <w:r>
-        <w:t xml:space="preserve">FR below maps to exactly one of the three capability groups in the </w:t>
-      </w:r>
-      <w:r>
-        <w:t>SEN381 Master Brief document under section 3</w:t>
-      </w:r>
-      <w:r>
-        <w:t xml:space="preserve"> namely Requester, Staff and Management</w:t>
-      </w:r>
-      <w:r>
-        <w:t xml:space="preserve"> and a </w:t>
-      </w:r>
-      <w:r>
-        <w:t xml:space="preserve">cross-cutting access control requirement. This </w:t>
-      </w:r>
-      <w:r>
-        <w:t xml:space="preserve">access control requirement exists because sections 4 and 16 of the same master brief document </w:t>
-      </w:r>
-      <w:r>
-        <w:t>treats security as a lifecycle-wide constraint and not just as an afterthought</w:t>
-      </w:r>
-      <w:r>
-        <w:t xml:space="preserve"> and because a request-management platform handling </w:t>
-      </w:r>
-      <w:r>
-        <w:t>potentially</w:t>
-      </w:r>
-      <w:r>
-        <w:t xml:space="preserve"> sensitive information </w:t>
-      </w:r>
-      <w:r>
-        <w:t>cannot be meaningfully evaluated without knowing who is allowed to view</w:t>
-      </w:r>
-      <w:r>
-        <w:t xml:space="preserve"> or act on each FR below.</w:t>
+      <w:pPr>
+        <w:pStyle w:val="ListParagraph"/>
+        <w:numPr>
+          <w:ilvl w:val="0"/>
+          <w:numId w:val="1"/>
+        </w:numPr>
+      </w:pPr>
+      <w:r>
+        <w:t xml:space="preserve">Requesters can submit a new service request with category, description, and relevant details </w:t>
       </w:r>
     </w:p>
     <w:p>
-      <w:r>
-        <w:t>The question, “Does the platform lose its core value proposition without this?”</w:t>
-      </w:r>
-      <w:r>
-        <w:t xml:space="preserve"> was used to determine priorities. </w:t>
-      </w:r>
-      <w:r>
-        <w:t>It is necessary for a requester, staff or manager</w:t>
-      </w:r>
-      <w:r>
-        <w:t xml:space="preserve"> to have everything they need to finish the basic request lifecycle namely submit -</w:t>
-      </w:r>
-      <w:r>
-        <w:t>-</w:t>
-      </w:r>
-      <w:r>
-        <w:t>&gt;</w:t>
-      </w:r>
-      <w:r>
-        <w:t xml:space="preserve"> assign --&gt; action --&gt; resolve --&gt; report. Filtering, over</w:t>
-      </w:r>
-      <w:r>
-        <w:t>due flagging and grouping are examples of convenience features that enhance</w:t>
-      </w:r>
-      <w:r>
-        <w:t xml:space="preserve"> the experience but are not </w:t>
-      </w:r>
-      <w:r>
-        <w:t>essential</w:t>
-      </w:r>
-      <w:r>
-        <w:t xml:space="preserve">. The team could still </w:t>
-      </w:r>
-      <w:r>
-        <w:t xml:space="preserve">present a functional platform without these, but they provide significant </w:t>
-      </w:r>
-      <w:r>
-        <w:t>stakeholder value at a low cost.</w:t>
+      <w:pPr>
+        <w:pStyle w:val="ListParagraph"/>
+        <w:numPr>
+          <w:ilvl w:val="0"/>
+          <w:numId w:val="1"/>
+        </w:numPr>
+      </w:pPr>
+      <w:r>
+        <w:t xml:space="preserve">Requesters can categorise a request using a controlled (fixed) category list </w:t>
+      </w:r>
+    </w:p>
+    <w:p>
+      <w:pPr>
+        <w:pStyle w:val="ListParagraph"/>
+        <w:numPr>
+          <w:ilvl w:val="0"/>
+          <w:numId w:val="1"/>
+        </w:numPr>
+      </w:pPr>
+      <w:r>
+        <w:t xml:space="preserve">Requesters can view status of their own submitted requests </w:t>
+      </w:r>
+    </w:p>
+    <w:p>
+      <w:pPr>
+        <w:pStyle w:val="ListParagraph"/>
+        <w:numPr>
+          <w:ilvl w:val="0"/>
+          <w:numId w:val="1"/>
+        </w:numPr>
+      </w:pPr>
+      <w:r>
+        <w:t xml:space="preserve">Requesters can view a history/list of their previously submitted requests </w:t>
+      </w:r>
+    </w:p>
+    <w:p>
+      <w:pPr>
+        <w:pStyle w:val="ListParagraph"/>
+        <w:numPr>
+          <w:ilvl w:val="0"/>
+          <w:numId w:val="1"/>
+        </w:numPr>
+      </w:pPr>
+      <w:r>
+        <w:t>Requesters receive automated notification when a request is accepted, rejected, updated, or completed (in-app/email — not SMS)</w:t>
+      </w:r>
+    </w:p>
+    <w:p>
+      <w:pPr>
+        <w:pStyle w:val="Heading3"/>
+      </w:pPr>
+      <w:bookmarkStart w:id="5" w:name="_Toc239864840"/>
+      <w:r>
+        <w:lastRenderedPageBreak/>
+        <w:t>Staff assignment and status management</w:t>
+      </w:r>
+      <w:bookmarkEnd w:id="5"/>
+    </w:p>
+    <w:p>
+      <w:pPr>
+        <w:pStyle w:val="ListParagraph"/>
+        <w:numPr>
+          <w:ilvl w:val="0"/>
+          <w:numId w:val="2"/>
+        </w:numPr>
+      </w:pPr>
+      <w:r>
+        <w:t xml:space="preserve">Staff can view requests relevant to their authorised role </w:t>
+      </w:r>
+    </w:p>
+    <w:p>
+      <w:pPr>
+        <w:pStyle w:val="ListParagraph"/>
+        <w:numPr>
+          <w:ilvl w:val="0"/>
+          <w:numId w:val="2"/>
+        </w:numPr>
+      </w:pPr>
+      <w:r>
+        <w:t xml:space="preserve">Staff can search, filter, and sort requests (by status, category, date, etc.) </w:t>
+      </w:r>
+    </w:p>
+    <w:p>
+      <w:pPr>
+        <w:pStyle w:val="ListParagraph"/>
+        <w:numPr>
+          <w:ilvl w:val="0"/>
+          <w:numId w:val="2"/>
+        </w:numPr>
+      </w:pPr>
+      <w:r>
+        <w:t xml:space="preserve">Staff can view full request details </w:t>
+      </w:r>
+    </w:p>
+    <w:p>
+      <w:pPr>
+        <w:pStyle w:val="ListParagraph"/>
+        <w:numPr>
+          <w:ilvl w:val="0"/>
+          <w:numId w:val="2"/>
+        </w:numPr>
+      </w:pPr>
+      <w:r>
+        <w:t xml:space="preserve">Staff can assign or accept responsibility for a request </w:t>
+      </w:r>
+    </w:p>
+    <w:p>
+      <w:pPr>
+        <w:pStyle w:val="ListParagraph"/>
+        <w:numPr>
+          <w:ilvl w:val="0"/>
+          <w:numId w:val="2"/>
+        </w:numPr>
+      </w:pPr>
+      <w:r>
+        <w:t xml:space="preserve">Staff can update request status through defined, controlled transitions (e.g. New → Assigned → In Progress → Resolved → Closed) </w:t>
+      </w:r>
+    </w:p>
+    <w:p>
+      <w:pPr>
+        <w:pStyle w:val="ListParagraph"/>
+        <w:numPr>
+          <w:ilvl w:val="0"/>
+          <w:numId w:val="2"/>
+        </w:numPr>
+      </w:pPr>
+      <w:r>
+        <w:t xml:space="preserve">Staff can record comments/actions/resolution notes against a request </w:t>
+      </w:r>
+    </w:p>
+    <w:p>
+      <w:pPr>
+        <w:pStyle w:val="ListParagraph"/>
+        <w:numPr>
+          <w:ilvl w:val="0"/>
+          <w:numId w:val="2"/>
+        </w:numPr>
+      </w:pPr>
+      <w:r>
+        <w:t>Staff can resolve or close requests where authorised</w:t>
+      </w:r>
+    </w:p>
+    <w:p>
+      <w:pPr>
+        <w:pStyle w:val="Heading3"/>
+      </w:pPr>
+      <w:bookmarkStart w:id="6" w:name="_Toc239864841"/>
+      <w:r>
+        <w:t>Management reporting &amp; oversight</w:t>
+      </w:r>
+      <w:bookmarkEnd w:id="6"/>
+    </w:p>
+    <w:p>
+      <w:pPr>
+        <w:pStyle w:val="ListParagraph"/>
+        <w:numPr>
+          <w:ilvl w:val="0"/>
+          <w:numId w:val="3"/>
+        </w:numPr>
+      </w:pPr>
+      <w:r>
+        <w:t xml:space="preserve">Management can view service activity summaries (open/overdue/resolved/closed counts) </w:t>
+      </w:r>
+    </w:p>
+    <w:p>
+      <w:pPr>
+        <w:pStyle w:val="ListParagraph"/>
+        <w:numPr>
+          <w:ilvl w:val="0"/>
+          <w:numId w:val="3"/>
+        </w:numPr>
+      </w:pPr>
+      <w:r>
+        <w:t xml:space="preserve">Management can filter/view requests by category, status, and other basic dimensions </w:t>
+      </w:r>
+    </w:p>
+    <w:p>
+      <w:pPr>
+        <w:pStyle w:val="ListParagraph"/>
+        <w:numPr>
+          <w:ilvl w:val="0"/>
+          <w:numId w:val="3"/>
+        </w:numPr>
+      </w:pPr>
+      <w:r>
+        <w:t>Management has access to enough information to support basic accountability and performance review</w:t>
+      </w:r>
+    </w:p>
+    <w:p>
+      <w:pPr>
+        <w:pStyle w:val="Heading3"/>
+      </w:pPr>
+      <w:bookmarkStart w:id="7" w:name="_Toc239864842"/>
+      <w:r>
+        <w:t xml:space="preserve">Access </w:t>
+      </w:r>
+      <w:r>
+        <w:t>c</w:t>
+      </w:r>
+      <w:r>
+        <w:t>ontrol</w:t>
+      </w:r>
+      <w:bookmarkEnd w:id="7"/>
+    </w:p>
+    <w:p>
+      <w:pPr>
+        <w:pStyle w:val="ListParagraph"/>
+        <w:numPr>
+          <w:ilvl w:val="0"/>
+          <w:numId w:val="4"/>
+        </w:numPr>
+      </w:pPr>
+      <w:r>
+        <w:t xml:space="preserve">Basic </w:t>
+      </w:r>
+      <w:r>
+        <w:t>role-based</w:t>
+      </w:r>
+      <w:r>
+        <w:t xml:space="preserve"> access control</w:t>
+      </w:r>
+      <w:r>
+        <w:t xml:space="preserve"> separating Requester/Staff/Management views</w:t>
+      </w:r>
+    </w:p>
+    <w:p>
+      <w:pPr>
+        <w:pStyle w:val="Heading2"/>
+      </w:pPr>
+      <w:bookmarkStart w:id="8" w:name="_Toc239864843"/>
+      <w:r>
+        <w:t>Out of scope</w:t>
+      </w:r>
+      <w:bookmarkEnd w:id="8"/>
+    </w:p>
+    <w:p>
+      <w:pPr>
+        <w:pStyle w:val="ListParagraph"/>
+        <w:numPr>
+          <w:ilvl w:val="0"/>
+          <w:numId w:val="4"/>
+        </w:numPr>
+      </w:pPr>
+      <w:r>
+        <w:t>SMS/push notifications-</w:t>
+      </w:r>
+      <w:r>
+        <w:t xml:space="preserve"> excluded on cost grounds</w:t>
+      </w:r>
+      <w:r>
+        <w:t xml:space="preserve"> (requires a paid SMS gateway)</w:t>
+      </w:r>
+    </w:p>
+    <w:p>
+      <w:pPr>
+        <w:pStyle w:val="ListParagraph"/>
+        <w:numPr>
+          <w:ilvl w:val="0"/>
+          <w:numId w:val="4"/>
+        </w:numPr>
+      </w:pPr>
+      <w:r>
+        <w:t>Native mobile application</w:t>
+      </w:r>
+      <w:r>
+        <w:t xml:space="preserve">- </w:t>
+      </w:r>
+      <w:r>
+        <w:t>excluded on schedule and team-capability grounds</w:t>
+      </w:r>
+    </w:p>
+    <w:p>
+      <w:pPr>
+        <w:pStyle w:val="ListParagraph"/>
+        <w:numPr>
+          <w:ilvl w:val="0"/>
+          <w:numId w:val="4"/>
+        </w:numPr>
+      </w:pPr>
+      <w:r>
+        <w:t>Multi-language support</w:t>
+      </w:r>
+      <w:r>
+        <w:t xml:space="preserve">- </w:t>
+      </w:r>
+      <w:r>
+        <w:t>excluded on</w:t>
+      </w:r>
+      <w:r>
+        <w:t xml:space="preserve"> schedule </w:t>
+      </w:r>
+      <w:r>
+        <w:t>grounds</w:t>
+      </w:r>
+    </w:p>
+    <w:p>
+      <w:pPr>
+        <w:pStyle w:val="ListParagraph"/>
+        <w:numPr>
+          <w:ilvl w:val="0"/>
+          <w:numId w:val="4"/>
+        </w:numPr>
+      </w:pPr>
+      <w:r>
+        <w:t>Advanced analytics/BI dashboards — excluded as beyond core business need for this project</w:t>
+      </w:r>
+      <w:r>
+        <w:t>.</w:t>
+      </w:r>
+    </w:p>
+    <w:p>
+      <w:pPr>
+        <w:pStyle w:val="Heading2"/>
+      </w:pPr>
+      <w:bookmarkStart w:id="9" w:name="_Toc239864844"/>
+      <w:r>
+        <w:t>Deferred / future scope</w:t>
+      </w:r>
+      <w:bookmarkEnd w:id="9"/>
+    </w:p>
+    <w:p>
+      <w:pPr>
+        <w:pStyle w:val="ListParagraph"/>
+        <w:numPr>
+          <w:ilvl w:val="0"/>
+          <w:numId w:val="5"/>
+        </w:numPr>
+      </w:pPr>
+      <w:r>
+        <w:t>SLA-based auto-escalation of overdue requests</w:t>
+      </w:r>
+    </w:p>
+    <w:p>
+      <w:pPr>
+        <w:pStyle w:val="ListParagraph"/>
+        <w:numPr>
+          <w:ilvl w:val="0"/>
+          <w:numId w:val="5"/>
+        </w:numPr>
+      </w:pPr>
+      <w:r>
+        <w:t>Integration with external helpdesk systems</w:t>
+      </w:r>
+    </w:p>
+    <w:p>
+      <w:pPr>
+        <w:pStyle w:val="ListParagraph"/>
+        <w:numPr>
+          <w:ilvl w:val="0"/>
+          <w:numId w:val="5"/>
+        </w:numPr>
+      </w:pPr>
+      <w:r>
+        <w:t>Fine-grained, configurable category managemen</w:t>
+      </w:r>
+      <w:r>
+        <w:t>t</w:t>
+      </w:r>
+    </w:p>
+    <w:p>
+      <w:pPr>
+        <w:pStyle w:val="Heading2"/>
+      </w:pPr>
+      <w:bookmarkStart w:id="10" w:name="_Toc239864845"/>
+      <w:r>
+        <w:t>Exclusion defence</w:t>
+      </w:r>
+      <w:bookmarkEnd w:id="10"/>
+    </w:p>
+    <w:p>
+      <w:r>
+        <w:t>SMS notifications were excluded because they require a paid gateway service to run, this directly conflicts with the constraint that free tools must be used</w:t>
+      </w:r>
+      <w:r>
+        <w:t xml:space="preserve"> to create the system. An in-app and email notification must satisfy the same underlying requester need</w:t>
+      </w:r>
+      <w:r>
+        <w:t xml:space="preserve"> </w:t>
+      </w:r>
+      <w:r>
+        <w:t>“I know my request was not lost”, without introducing a recurring cost or an external service dependency.</w:t>
+      </w:r>
+    </w:p>
+    <w:p>
+      <w:pPr>
+        <w:pStyle w:val="Heading1"/>
+      </w:pPr>
+      <w:bookmarkStart w:id="11" w:name="_Toc239864846"/>
+      <w:r>
+        <w:lastRenderedPageBreak/>
+        <w:t>Requirements &amp; acceptance criteria</w:t>
+      </w:r>
+      <w:bookmarkEnd w:id="11"/>
+    </w:p>
+    <w:p>
+      <w:pPr>
+        <w:pStyle w:val="Heading2"/>
+      </w:pPr>
+      <w:bookmarkStart w:id="12" w:name="_Toc239857438"/>
+      <w:r>
+        <w:t>Functional Requirements (FRs)</w:t>
+      </w:r>
+      <w:bookmarkEnd w:id="12"/>
+    </w:p>
+    <w:p>
+      <w:r>
+        <w:t>Each FR below maps to exactly one of the three capability groups in the SEN381 Master Brief document under section 3 namely Requester, Staff and Management and a cross-cutting access control requirement. This access control requirement exists because sections 4 and 16 of the same master brief document treats security as a lifecycle-wide constraint and not just as an afterthought and because a request-management platform handling potentially sensitive information cannot be meaningfully evaluated without knowing who is allowed to view or act on each FR below.</w:t>
+      </w:r>
+    </w:p>
+    <w:p>
+      <w:r>
+        <w:t>The question, “Does the platform lose its core value proposition without this?” was used to determine priorities. It is necessary for a requester, staff or manager to have everything they need to finish the basic request lifecycle namely submit --&gt; assign --&gt; action --&gt; resolve --&gt; report. Filtering, overdue flagging and grouping are examples of convenience features that enhance the experience but are not essential. The team could still present a functional platform without these, but they provide significant stakeholder value at a low cost.</w:t>
       </w:r>
     </w:p>
     <w:tbl>
@@ -2074,7 +3578,6 @@
           </w:tcPr>
           <w:p>
             <w:r>
-              <w:lastRenderedPageBreak/>
               <w:t>FR-003</w:t>
             </w:r>
           </w:p>
@@ -2182,6 +3685,7 @@
           </w:tcPr>
           <w:p>
             <w:r>
+              <w:lastRenderedPageBreak/>
               <w:t>FR-005</w:t>
             </w:r>
           </w:p>
@@ -2461,11 +3965,7 @@
               <w:cnfStyle w:val="000000000000" w:firstRow="0" w:lastRow="0" w:firstColumn="0" w:lastColumn="0" w:oddVBand="0" w:evenVBand="0" w:oddHBand="0" w:evenHBand="0" w:firstRowFirstColumn="0" w:firstRowLastColumn="0" w:lastRowFirstColumn="0" w:lastRowLastColumn="0"/>
             </w:pPr>
             <w:r>
-              <w:t xml:space="preserve">The system will should enable staff to either take responsibility for a request or allocate it to </w:t>
-            </w:r>
-            <w:r>
-              <w:lastRenderedPageBreak/>
-              <w:t>themselves or another permitted staff member.</w:t>
+              <w:t>The system will should enable staff to either take responsibility for a request or allocate it to themselves or another permitted staff member.</w:t>
             </w:r>
           </w:p>
         </w:tc>
@@ -2478,7 +3978,6 @@
               <w:cnfStyle w:val="000000000000" w:firstRow="0" w:lastRow="0" w:firstColumn="0" w:lastColumn="0" w:oddVBand="0" w:evenVBand="0" w:oddHBand="0" w:evenHBand="0" w:firstRowFirstColumn="0" w:firstRowLastColumn="0" w:lastRowFirstColumn="0" w:lastRowLastColumn="0"/>
             </w:pPr>
             <w:r>
-              <w:lastRenderedPageBreak/>
               <w:t>Staff</w:t>
             </w:r>
           </w:p>
@@ -2573,7 +4072,11 @@
               <w:cnfStyle w:val="000000000000" w:firstRow="0" w:lastRow="0" w:firstColumn="0" w:lastColumn="0" w:oddVBand="0" w:evenVBand="0" w:oddHBand="0" w:evenHBand="0" w:firstRowFirstColumn="0" w:firstRowLastColumn="0" w:lastRowFirstColumn="0" w:lastRowLastColumn="0"/>
             </w:pPr>
             <w:r>
-              <w:t>Staff members should be able to document actions, remarks or resolution notes in response to a request using the system.</w:t>
+              <w:t xml:space="preserve">Staff members should be able to document </w:t>
+            </w:r>
+            <w:r>
+              <w:lastRenderedPageBreak/>
+              <w:t>actions, remarks or resolution notes in response to a request using the system.</w:t>
             </w:r>
           </w:p>
         </w:tc>
@@ -2586,6 +4089,7 @@
               <w:cnfStyle w:val="000000000000" w:firstRow="0" w:lastRow="0" w:firstColumn="0" w:lastColumn="0" w:oddVBand="0" w:evenVBand="0" w:oddHBand="0" w:evenHBand="0" w:firstRowFirstColumn="0" w:firstRowLastColumn="0" w:lastRowFirstColumn="0" w:lastRowLastColumn="0"/>
             </w:pPr>
             <w:r>
+              <w:lastRenderedPageBreak/>
               <w:t>Staff</w:t>
             </w:r>
           </w:p>
@@ -2680,10 +4184,7 @@
               <w:cnfStyle w:val="000000000000" w:firstRow="0" w:lastRow="0" w:firstColumn="0" w:lastColumn="0" w:oddVBand="0" w:evenVBand="0" w:oddHBand="0" w:evenHBand="0" w:firstRowFirstColumn="0" w:firstRowLastColumn="0" w:lastRowFirstColumn="0" w:lastRowLastColumn="0"/>
             </w:pPr>
             <w:r>
-              <w:t>Managers should be able to view aggregate servi</w:t>
-            </w:r>
-            <w:r>
-              <w:t>ce activity data across requests.</w:t>
+              <w:t>Managers should be able to view aggregate service activity data across requests.</w:t>
             </w:r>
           </w:p>
         </w:tc>
@@ -2790,13 +4291,7 @@
               <w:cnfStyle w:val="000000000000" w:firstRow="0" w:lastRow="0" w:firstColumn="0" w:lastColumn="0" w:oddVBand="0" w:evenVBand="0" w:oddHBand="0" w:evenHBand="0" w:firstRowFirstColumn="0" w:firstRowLastColumn="0" w:lastRowFirstColumn="0" w:lastRowLastColumn="0"/>
             </w:pPr>
             <w:r>
-              <w:t>Managers should be able to view requests filtere</w:t>
-            </w:r>
-            <w:r>
-              <w:t xml:space="preserve">d or aggregated by category, status or other appropriate </w:t>
-            </w:r>
-            <w:r>
-              <w:t>parameters.</w:t>
+              <w:t>Managers should be able to view requests filtered or aggregated by category, status or other appropriate parameters.</w:t>
             </w:r>
           </w:p>
         </w:tc>
@@ -2893,60 +4388,20 @@
       <w:pPr>
         <w:pStyle w:val="Heading2"/>
       </w:pPr>
-      <w:bookmarkStart w:id="5" w:name="_Toc239857439"/>
+      <w:bookmarkStart w:id="13" w:name="_Toc239857439"/>
       <w:r>
         <w:t>Non-Functional Requirements (NFRs):</w:t>
       </w:r>
-      <w:bookmarkEnd w:id="5"/>
+      <w:bookmarkEnd w:id="13"/>
     </w:p>
     <w:p>
       <w:r>
-        <w:t xml:space="preserve">Even though this milestone is not yet permitted to make </w:t>
-      </w:r>
-      <w:r>
-        <w:t xml:space="preserve">architectural and construction decisions, milestones 1 discreetly begins </w:t>
-      </w:r>
-      <w:r>
-        <w:t xml:space="preserve">to restrict those decisions in NFRs (section 5, </w:t>
-      </w:r>
-      <w:r>
-        <w:lastRenderedPageBreak/>
-        <w:t xml:space="preserve">Explicit Milestone 1 </w:t>
-      </w:r>
-      <w:r>
-        <w:t>Boundaries, Master Brief document). Each o</w:t>
-      </w:r>
-      <w:r>
-        <w:t xml:space="preserve">f </w:t>
-      </w:r>
-      <w:r>
-        <w:t xml:space="preserve">the NFRs listed below can be traced either directly </w:t>
-      </w:r>
-      <w:r>
-        <w:t xml:space="preserve">to a specific pain point in the business requirements or </w:t>
-      </w:r>
-      <w:r>
-        <w:t xml:space="preserve">to an explicit restriction in the Master Brief (section 4). </w:t>
+        <w:t xml:space="preserve">Even though this milestone is not yet permitted to make architectural and construction decisions, milestones 1 discreetly begins to restrict those decisions in NFRs (section 5, Explicit Milestone 1 Boundaries, Master Brief document). Each of the NFRs listed below can be traced either directly to a specific pain point in the business requirements or to an explicit restriction in the Master Brief (section 4). </w:t>
       </w:r>
     </w:p>
     <w:p>
       <w:r>
-        <w:t>All</w:t>
-      </w:r>
-      <w:r>
-        <w:t xml:space="preserve"> the NFRs in</w:t>
-      </w:r>
-      <w:r>
-        <w:t xml:space="preserve"> this section are constructed so that they may eventually be prove</w:t>
-      </w:r>
-      <w:r>
-        <w:t>n</w:t>
-      </w:r>
-      <w:r>
-        <w:t xml:space="preserve"> true or false using evi</w:t>
-      </w:r>
-      <w:r>
-        <w:t>dence rather than claims.</w:t>
+        <w:t>All the NFRs in this section are constructed so that they may eventually be proven true or false using evidence rather than claims.</w:t>
       </w:r>
     </w:p>
     <w:tbl>
@@ -3041,6 +4496,7 @@
           </w:tcPr>
           <w:p>
             <w:r>
+              <w:lastRenderedPageBreak/>
               <w:t>NFR-001</w:t>
             </w:r>
           </w:p>
@@ -3067,10 +4523,7 @@
               <w:cnfStyle w:val="000000100000" w:firstRow="0" w:lastRow="0" w:firstColumn="0" w:lastColumn="0" w:oddVBand="0" w:evenVBand="0" w:oddHBand="1" w:evenHBand="0" w:firstRowFirstColumn="0" w:firstRowLastColumn="0" w:lastRowFirstColumn="0" w:lastRowLastColumn="0"/>
             </w:pPr>
             <w:r>
-              <w:t>A valid service request can be submitted by a first-time requester withou</w:t>
-            </w:r>
-            <w:r>
-              <w:t>t outside assistance.</w:t>
+              <w:t>A valid service request can be submitted by a first-time requester without outside assistance.</w:t>
             </w:r>
           </w:p>
         </w:tc>
@@ -3135,10 +4588,7 @@
               <w:cnfStyle w:val="000000000000" w:firstRow="0" w:lastRow="0" w:firstColumn="0" w:lastColumn="0" w:oddVBand="0" w:evenVBand="0" w:oddHBand="0" w:evenHBand="0" w:firstRowFirstColumn="0" w:firstRowLastColumn="0" w:lastRowFirstColumn="0" w:lastRowLastColumn="0"/>
             </w:pPr>
             <w:r>
-              <w:t xml:space="preserve">Under typica demand, the request list view must return results to staff within a </w:t>
-            </w:r>
-            <w:r>
-              <w:t>predetermined response time.</w:t>
+              <w:t>Under typica demand, the request list view must return results to staff within a predetermined response time.</w:t>
             </w:r>
           </w:p>
         </w:tc>
@@ -3206,19 +4656,7 @@
               <w:cnfStyle w:val="000000100000" w:firstRow="0" w:lastRow="0" w:firstColumn="0" w:lastColumn="0" w:oddVBand="0" w:evenVBand="0" w:oddHBand="1" w:evenHBand="0" w:firstRowFirstColumn="0" w:firstRowLastColumn="0" w:lastRowFirstColumn="0" w:lastRowLastColumn="0"/>
             </w:pPr>
             <w:r>
-              <w:t>No se</w:t>
-            </w:r>
-            <w:r>
-              <w:t xml:space="preserve">nsitive information is kept in the repository, all request </w:t>
-            </w:r>
-            <w:r>
-              <w:t>data</w:t>
-            </w:r>
-            <w:r>
-              <w:t xml:space="preserve"> in transit and</w:t>
-            </w:r>
-            <w:r>
-              <w:t xml:space="preserve"> saved credentials must be secured using industry-standard techniques.</w:t>
+              <w:t>No sensitive information is kept in the repository, all request data in transit and saved credentials must be secured using industry-standard techniques.</w:t>
             </w:r>
           </w:p>
         </w:tc>
@@ -3283,17 +4721,7 @@
               <w:cnfStyle w:val="000000000000" w:firstRow="0" w:lastRow="0" w:firstColumn="0" w:lastColumn="0" w:oddVBand="0" w:evenVBand="0" w:oddHBand="0" w:evenHBand="0" w:firstRowFirstColumn="0" w:firstRowLastColumn="0" w:lastRowFirstColumn="0" w:lastRowLastColumn="0"/>
             </w:pPr>
             <w:r>
-              <w:t>Requesters</w:t>
-            </w:r>
-            <w:r>
-              <w:t xml:space="preserve"> and staff should be able to access the system during </w:t>
-            </w:r>
-            <w:r>
-              <w:t xml:space="preserve">scheduled business hours and aby </w:t>
-            </w:r>
-            <w:r>
-              <w:lastRenderedPageBreak/>
-              <w:t>scheduled outages should be announced.</w:t>
+              <w:t>Requesters and staff should be able to access the system during scheduled business hours and aby scheduled outages should be announced.</w:t>
             </w:r>
           </w:p>
         </w:tc>
@@ -3306,7 +4734,6 @@
               <w:cnfStyle w:val="000000000000" w:firstRow="0" w:lastRow="0" w:firstColumn="0" w:lastColumn="0" w:oddVBand="0" w:evenVBand="0" w:oddHBand="0" w:evenHBand="0" w:firstRowFirstColumn="0" w:firstRowLastColumn="0" w:lastRowFirstColumn="0" w:lastRowLastColumn="0"/>
             </w:pPr>
             <w:r>
-              <w:lastRenderedPageBreak/>
               <w:t>Business need</w:t>
             </w:r>
           </w:p>
@@ -3362,16 +4789,11 @@
               <w:cnfStyle w:val="000000100000" w:firstRow="0" w:lastRow="0" w:firstColumn="0" w:lastColumn="0" w:oddVBand="0" w:evenVBand="0" w:oddHBand="1" w:evenHBand="0" w:firstRowFirstColumn="0" w:firstRowLastColumn="0" w:lastRowFirstColumn="0" w:lastRowLastColumn="0"/>
             </w:pPr>
             <w:r>
-              <w:t xml:space="preserve">Every staff action and status change on a request must be recorded, along with </w:t>
-            </w:r>
-            <w:r>
-              <w:t>the</w:t>
-            </w:r>
-            <w:r>
-              <w:t xml:space="preserve"> person who made the change and when</w:t>
-            </w:r>
-            <w:r>
-              <w:t>. This history must not be able to be edited.</w:t>
+              <w:t xml:space="preserve">Every staff action and status change on a request must be </w:t>
+            </w:r>
+            <w:r>
+              <w:lastRenderedPageBreak/>
+              <w:t>recorded, along with the person who made the change and when. This history must not be able to be edited.</w:t>
             </w:r>
           </w:p>
         </w:tc>
@@ -3384,6 +4806,7 @@
               <w:cnfStyle w:val="000000100000" w:firstRow="0" w:lastRow="0" w:firstColumn="0" w:lastColumn="0" w:oddVBand="0" w:evenVBand="0" w:oddHBand="1" w:evenHBand="0" w:firstRowFirstColumn="0" w:firstRowLastColumn="0" w:lastRowFirstColumn="0" w:lastRowLastColumn="0"/>
             </w:pPr>
             <w:r>
+              <w:lastRenderedPageBreak/>
               <w:t>Traceability/ business need</w:t>
             </w:r>
           </w:p>
@@ -3436,13 +4859,7 @@
               <w:cnfStyle w:val="000000000000" w:firstRow="0" w:lastRow="0" w:firstColumn="0" w:lastColumn="0" w:oddVBand="0" w:evenVBand="0" w:oddHBand="0" w:evenHBand="0" w:firstRowFirstColumn="0" w:firstRowLastColumn="0" w:lastRowFirstColumn="0" w:lastRowLastColumn="0"/>
             </w:pPr>
             <w:r>
-              <w:t>For</w:t>
-            </w:r>
-            <w:r>
-              <w:t xml:space="preserve"> a new </w:t>
-            </w:r>
-            <w:r>
-              <w:t>team member</w:t>
+              <w:t>For a new team member</w:t>
             </w:r>
             <w:r>
               <w:rPr>
@@ -3451,22 +4868,7 @@
               <w:footnoteReference w:id="1"/>
             </w:r>
             <w:r>
-              <w:t xml:space="preserve"> </w:t>
-            </w:r>
-            <w:r>
-              <w:t>to find the re</w:t>
-            </w:r>
-            <w:r>
-              <w:t>quest-submission, staff-</w:t>
-            </w:r>
-            <w:r>
-              <w:t>action and</w:t>
-            </w:r>
-            <w:r>
-              <w:t xml:space="preserve"> reporting logic within a reasonable review</w:t>
-            </w:r>
-            <w:r>
-              <w:t>, the codebase must adhere to a consistent, defined structure.</w:t>
+              <w:t xml:space="preserve"> to find the request-submission, staff-action and reporting logic within a reasonable review, the codebase must adhere to a consistent, defined structure.</w:t>
             </w:r>
           </w:p>
         </w:tc>
@@ -3534,10 +4936,7 @@
               <w:cnfStyle w:val="000000100000" w:firstRow="0" w:lastRow="0" w:firstColumn="0" w:lastColumn="0" w:oddVBand="0" w:evenVBand="0" w:oddHBand="1" w:evenHBand="0" w:firstRowFirstColumn="0" w:firstRowLastColumn="0" w:lastRowFirstColumn="0" w:lastRowLastColumn="0"/>
             </w:pPr>
             <w:r>
-              <w:t>As the volume of requests exceed the initial testing dataset, the data model and queries must be made to continue to be functional</w:t>
-            </w:r>
-            <w:r>
-              <w:t>.</w:t>
+              <w:t>As the volume of requests exceed the initial testing dataset, the data model and queries must be made to continue to be functional.</w:t>
             </w:r>
           </w:p>
         </w:tc>
@@ -3576,7 +4975,6 @@
           </w:tcPr>
           <w:p>
             <w:r>
-              <w:lastRenderedPageBreak/>
               <w:t>NFR-008</w:t>
             </w:r>
           </w:p>
@@ -3640,11 +5038,12 @@
       <w:pPr>
         <w:pStyle w:val="Heading2"/>
       </w:pPr>
-      <w:bookmarkStart w:id="6" w:name="_Toc239857440"/>
-      <w:r>
+      <w:bookmarkStart w:id="14" w:name="_Toc239857440"/>
+      <w:r>
+        <w:lastRenderedPageBreak/>
         <w:t>Acceptance criteria:</w:t>
       </w:r>
-      <w:bookmarkEnd w:id="6"/>
+      <w:bookmarkEnd w:id="14"/>
     </w:p>
     <w:tbl>
       <w:tblPr>
@@ -3709,28 +5108,7 @@
               <w:cnfStyle w:val="000000100000" w:firstRow="0" w:lastRow="0" w:firstColumn="0" w:lastColumn="0" w:oddVBand="0" w:evenVBand="0" w:oddHBand="1" w:evenHBand="0" w:firstRowFirstColumn="0" w:firstRowLastColumn="0" w:lastRowFirstColumn="0" w:lastRowLastColumn="0"/>
             </w:pPr>
             <w:r>
-              <w:t>A new request is created with a un</w:t>
-            </w:r>
-            <w:r>
-              <w:t>ique reference number and an initial status of “Submitted” when a requester who is logged in completes all the req</w:t>
-            </w:r>
-            <w:r>
-              <w:t xml:space="preserve">uired information and presses submit. Submission is blocked with a </w:t>
-            </w:r>
-            <w:r>
-              <w:t>field</w:t>
-            </w:r>
-            <w:r>
-              <w:t xml:space="preserve">-level </w:t>
-            </w:r>
-            <w:r>
-              <w:t>error</w:t>
-            </w:r>
-            <w:r>
-              <w:t xml:space="preserve"> message</w:t>
-            </w:r>
-            <w:r>
-              <w:t xml:space="preserve"> when required fields are missing.</w:t>
+              <w:t>A new request is created with a unique reference number and an initial status of “Submitted” when a requester who is logged in completes all the required information and presses submit. Submission is blocked with a field-level error message when required fields are missing.</w:t>
             </w:r>
           </w:p>
         </w:tc>
@@ -3785,16 +5163,7 @@
               <w:cnfStyle w:val="000000100000" w:firstRow="0" w:lastRow="0" w:firstColumn="0" w:lastColumn="0" w:oddVBand="0" w:evenVBand="0" w:oddHBand="1" w:evenHBand="0" w:firstRowFirstColumn="0" w:firstRowLastColumn="0" w:lastRowFirstColumn="0" w:lastRowLastColumn="0"/>
             </w:pPr>
             <w:r>
-              <w:t xml:space="preserve">The </w:t>
-            </w:r>
-            <w:r>
-              <w:t>status</w:t>
-            </w:r>
-            <w:r>
-              <w:t xml:space="preserve"> is shown when a requester reads a particular request</w:t>
-            </w:r>
-            <w:r>
-              <w:t xml:space="preserve"> they own and it corresponds to the most recent status noted by staff.</w:t>
+              <w:t>The status is shown when a requester reads a particular request they own and it corresponds to the most recent status noted by staff.</w:t>
             </w:r>
           </w:p>
         </w:tc>
@@ -3820,16 +5189,7 @@
               <w:cnfStyle w:val="000000000000" w:firstRow="0" w:lastRow="0" w:firstColumn="0" w:lastColumn="0" w:oddVBand="0" w:evenVBand="0" w:oddHBand="0" w:evenHBand="0" w:firstRowFirstColumn="0" w:firstRowLastColumn="0" w:lastRowFirstColumn="0" w:lastRowLastColumn="0"/>
             </w:pPr>
             <w:r>
-              <w:t xml:space="preserve">When a requester logs in, a list of all their own requests, each with a reference number, category, submission date and </w:t>
-            </w:r>
-            <w:r>
-              <w:t>status</w:t>
-            </w:r>
-            <w:r>
-              <w:t xml:space="preserve"> is displayed</w:t>
-            </w:r>
-            <w:r>
-              <w:t>, requests from other requesters are not.</w:t>
+              <w:t>When a requester logs in, a list of all their own requests, each with a reference number, category, submission date and status is displayed, requests from other requesters are not.</w:t>
             </w:r>
           </w:p>
         </w:tc>
@@ -3858,16 +5218,7 @@
               <w:cnfStyle w:val="000000100000" w:firstRow="0" w:lastRow="0" w:firstColumn="0" w:lastColumn="0" w:oddVBand="0" w:evenVBand="0" w:oddHBand="1" w:evenHBand="0" w:firstRowFirstColumn="0" w:firstRowLastColumn="0" w:lastRowFirstColumn="0" w:lastRowLastColumn="0"/>
             </w:pPr>
             <w:r>
-              <w:t xml:space="preserve">When a </w:t>
-            </w:r>
-            <w:r>
-              <w:t>staff</w:t>
-            </w:r>
-            <w:r>
-              <w:t xml:space="preserve"> member modifies the status of a request, the requester can see the change </w:t>
-            </w:r>
-            <w:r>
-              <w:t>within a predetermined window of time, and the feedback details they changed.</w:t>
+              <w:t>When a staff member modifies the status of a request, the requester can see the change within a predetermined window of time, and the feedback details they changed.</w:t>
             </w:r>
           </w:p>
         </w:tc>
@@ -3893,10 +5244,7 @@
               <w:cnfStyle w:val="000000000000" w:firstRow="0" w:lastRow="0" w:firstColumn="0" w:lastColumn="0" w:oddVBand="0" w:evenVBand="0" w:oddHBand="0" w:evenHBand="0" w:firstRowFirstColumn="0" w:firstRowLastColumn="0" w:lastRowFirstColumn="0" w:lastRowLastColumn="0"/>
             </w:pPr>
             <w:r>
-              <w:t>When a user without staff privileges tries to access management or staff views or actions, access is refused</w:t>
-            </w:r>
-            <w:r>
-              <w:t>. Only request and actions relevant to that role are accessible if the staff login is genuine.</w:t>
+              <w:t>When a user without staff privileges tries to access management or staff views or actions, access is refused. Only request and actions relevant to that role are accessible if the staff login is genuine.</w:t>
             </w:r>
           </w:p>
         </w:tc>
@@ -3925,31 +5273,7 @@
               <w:cnfStyle w:val="000000100000" w:firstRow="0" w:lastRow="0" w:firstColumn="0" w:lastColumn="0" w:oddVBand="0" w:evenVBand="0" w:oddHBand="1" w:evenHBand="0" w:firstRowFirstColumn="0" w:firstRowLastColumn="0" w:lastRowFirstColumn="0" w:lastRowLastColumn="0"/>
             </w:pPr>
             <w:r>
-              <w:t xml:space="preserve">When a staff member logs </w:t>
-            </w:r>
-            <w:r>
-              <w:t>in,</w:t>
-            </w:r>
-            <w:r>
-              <w:t xml:space="preserve"> they can see a list of </w:t>
-            </w:r>
-            <w:r>
-              <w:t>requests</w:t>
-            </w:r>
-            <w:r>
-              <w:t xml:space="preserve"> that are</w:t>
-            </w:r>
-            <w:r>
-              <w:t xml:space="preserve"> relevant to their role or </w:t>
-            </w:r>
-            <w:r>
-              <w:t xml:space="preserve">queue, </w:t>
-            </w:r>
-            <w:r>
-              <w:t>leaving out</w:t>
-            </w:r>
-            <w:r>
-              <w:t xml:space="preserve"> requests that are not authorised.</w:t>
+              <w:t>When a staff member logs in, they can see a list of requests that are relevant to their role or queue, leaving out requests that are not authorised.</w:t>
             </w:r>
           </w:p>
         </w:tc>
@@ -4004,16 +5328,7 @@
               <w:cnfStyle w:val="000000100000" w:firstRow="0" w:lastRow="0" w:firstColumn="0" w:lastColumn="0" w:oddVBand="0" w:evenVBand="0" w:oddHBand="1" w:evenHBand="0" w:firstRowFirstColumn="0" w:firstRowLastColumn="0" w:lastRowFirstColumn="0" w:lastRowLastColumn="0"/>
             </w:pPr>
             <w:r>
-              <w:t>All submitted fields an</w:t>
-            </w:r>
-            <w:r>
-              <w:t>d</w:t>
-            </w:r>
-            <w:r>
-              <w:t xml:space="preserve"> a chronological action/ status history are</w:t>
-            </w:r>
-            <w:r>
-              <w:t xml:space="preserve"> shown when a staff member opens a request.</w:t>
+              <w:t>All submitted fields and a chronological action/ status history are shown when a staff member opens a request.</w:t>
             </w:r>
           </w:p>
         </w:tc>
@@ -4039,16 +5354,7 @@
               <w:cnfStyle w:val="000000000000" w:firstRow="0" w:lastRow="0" w:firstColumn="0" w:lastColumn="0" w:oddVBand="0" w:evenVBand="0" w:oddHBand="0" w:evenHBand="0" w:firstRowFirstColumn="0" w:firstRowLastColumn="0" w:lastRowFirstColumn="0" w:lastRowLastColumn="0"/>
             </w:pPr>
             <w:r>
-              <w:t xml:space="preserve">When a staff member assigns or accepts an unassigned request, the </w:t>
-            </w:r>
-            <w:r>
-              <w:t>action is</w:t>
-            </w:r>
-            <w:r>
-              <w:t xml:space="preserve"> timestamped and assigned to that staff member</w:t>
-            </w:r>
-            <w:r>
-              <w:t>, and the request’s “owner” filed is updated.</w:t>
+              <w:t>When a staff member assigns or accepts an unassigned request, the action is timestamped and assigned to that staff member, and the request’s “owner” filed is updated.</w:t>
             </w:r>
           </w:p>
         </w:tc>
@@ -4077,19 +5383,7 @@
               <w:cnfStyle w:val="000000100000" w:firstRow="0" w:lastRow="0" w:firstColumn="0" w:lastColumn="0" w:oddVBand="0" w:evenVBand="0" w:oddHBand="1" w:evenHBand="0" w:firstRowFirstColumn="0" w:firstRowLastColumn="0" w:lastRowFirstColumn="0" w:lastRowLastColumn="0"/>
             </w:pPr>
             <w:r>
-              <w:t>When a</w:t>
-            </w:r>
-            <w:r>
-              <w:t xml:space="preserve"> staff member </w:t>
-            </w:r>
-            <w:r>
-              <w:t>tries</w:t>
-            </w:r>
-            <w:r>
-              <w:t xml:space="preserve"> and invalid transaction given a request in a specific status, the system stops them</w:t>
-            </w:r>
-            <w:r>
-              <w:t>, legitimate transactions are successful and are recorded with a timestamp and staff ID.</w:t>
+              <w:t>When a staff member tries and invalid transaction given a request in a specific status, the system stops them, legitimate transactions are successful and are recorded with a timestamp and staff ID.</w:t>
             </w:r>
           </w:p>
         </w:tc>
@@ -4115,16 +5409,7 @@
               <w:cnfStyle w:val="000000000000" w:firstRow="0" w:lastRow="0" w:firstColumn="0" w:lastColumn="0" w:oddVBand="0" w:evenVBand="0" w:oddHBand="0" w:evenHBand="0" w:firstRowFirstColumn="0" w:firstRowLastColumn="0" w:lastRowFirstColumn="0" w:lastRowLastColumn="0"/>
             </w:pPr>
             <w:r>
-              <w:t xml:space="preserve">When a staff member adds a </w:t>
-            </w:r>
-            <w:r>
-              <w:t>comment</w:t>
-            </w:r>
-            <w:r>
-              <w:t xml:space="preserve"> or resolution note, it is recor</w:t>
-            </w:r>
-            <w:r>
-              <w:t>ded, timestamped, assigned to that staff member and displayed in the history of the request.</w:t>
+              <w:t>When a staff member adds a comment or resolution note, it is recorded, timestamped, assigned to that staff member and displayed in the history of the request.</w:t>
             </w:r>
           </w:p>
         </w:tc>
@@ -4140,7 +5425,6 @@
           </w:tcPr>
           <w:p>
             <w:r>
-              <w:lastRenderedPageBreak/>
               <w:t>FR-013</w:t>
             </w:r>
           </w:p>
@@ -4154,22 +5438,7 @@
               <w:cnfStyle w:val="000000100000" w:firstRow="0" w:lastRow="0" w:firstColumn="0" w:lastColumn="0" w:oddVBand="0" w:evenVBand="0" w:oddHBand="1" w:evenHBand="0" w:firstRowFirstColumn="0" w:firstRowLastColumn="0" w:lastRowFirstColumn="0" w:lastRowLastColumn="0"/>
             </w:pPr>
             <w:r>
-              <w:t xml:space="preserve">When a staff member </w:t>
-            </w:r>
-            <w:r>
-              <w:t>marks</w:t>
-            </w:r>
-            <w:r>
-              <w:t xml:space="preserve"> a request as “Resolved” or “Closed”, the system update</w:t>
-            </w:r>
-            <w:r>
-              <w:t xml:space="preserve">d appropriately, the change is recorded and the requester can </w:t>
-            </w:r>
-            <w:r>
-              <w:t>view</w:t>
-            </w:r>
-            <w:r>
-              <w:t xml:space="preserve"> the updated status (see FR-005).</w:t>
+              <w:t>When a staff member marks a request as “Resolved” or “Closed”, the system updated appropriately, the change is recorded and the requester can view the updated status (see FR-005).</w:t>
             </w:r>
           </w:p>
         </w:tc>
@@ -4195,10 +5464,7 @@
               <w:cnfStyle w:val="000000000000" w:firstRow="0" w:lastRow="0" w:firstColumn="0" w:lastColumn="0" w:oddVBand="0" w:evenVBand="0" w:oddHBand="0" w:evenHBand="0" w:firstRowFirstColumn="0" w:firstRowLastColumn="0" w:lastRowFirstColumn="0" w:lastRowLastColumn="0"/>
             </w:pPr>
             <w:r>
-              <w:t xml:space="preserve">Counts of requests by status are shown </w:t>
-            </w:r>
-            <w:r>
-              <w:t>and match the underlying request data when a manager examines the oversight dashboard ore report.</w:t>
+              <w:t>Counts of requests by status are shown and match the underlying request data when a manager examines the oversight dashboard ore report.</w:t>
             </w:r>
           </w:p>
         </w:tc>
@@ -4227,16 +5493,7 @@
               <w:cnfStyle w:val="000000100000" w:firstRow="0" w:lastRow="0" w:firstColumn="0" w:lastColumn="0" w:oddVBand="0" w:evenVBand="0" w:oddHBand="1" w:evenHBand="0" w:firstRowFirstColumn="0" w:firstRowLastColumn="0" w:lastRowFirstColumn="0" w:lastRowLastColumn="0"/>
             </w:pPr>
             <w:r>
-              <w:t xml:space="preserve">A request is marked as “overdue” in the </w:t>
-            </w:r>
-            <w:r>
-              <w:t>management view</w:t>
-            </w:r>
-            <w:r>
-              <w:t xml:space="preserve"> if it has stayed in an open status for longer than the specified time</w:t>
-            </w:r>
-            <w:r>
-              <w:t>frame.</w:t>
+              <w:t>A request is marked as “overdue” in the management view if it has stayed in an open status for longer than the specified timeframe.</w:t>
             </w:r>
           </w:p>
         </w:tc>
@@ -4249,10 +5506,7 @@
           </w:tcPr>
           <w:p>
             <w:r>
-              <w:t>FR-01</w:t>
-            </w:r>
-            <w:r>
-              <w:t>6</w:t>
+              <w:t>FR-016</w:t>
             </w:r>
           </w:p>
         </w:tc>
@@ -4294,28 +5548,7 @@
               <w:cnfStyle w:val="000000100000" w:firstRow="0" w:lastRow="0" w:firstColumn="0" w:lastColumn="0" w:oddVBand="0" w:evenVBand="0" w:oddHBand="1" w:evenHBand="0" w:firstRowFirstColumn="0" w:firstRowLastColumn="0" w:lastRowFirstColumn="0" w:lastRowLastColumn="0"/>
             </w:pPr>
             <w:r>
-              <w:t>The</w:t>
-            </w:r>
-            <w:r>
-              <w:t xml:space="preserve"> responding</w:t>
-            </w:r>
-            <w:r>
-              <w:t xml:space="preserve"> staff member</w:t>
-            </w:r>
-            <w:r>
-              <w:t xml:space="preserve"> </w:t>
-            </w:r>
-            <w:r>
-              <w:t>and</w:t>
-            </w:r>
-            <w:r>
-              <w:t xml:space="preserve"> timestamps for significant status changes are visible and exportable when a manager </w:t>
-            </w:r>
-            <w:r>
-              <w:t>reviews a request or report.</w:t>
-            </w:r>
-            <w:r>
-              <w:t xml:space="preserve"> </w:t>
+              <w:t xml:space="preserve">The responding staff member and timestamps for significant status changes are visible and exportable when a manager reviews a request or report. </w:t>
             </w:r>
           </w:p>
         </w:tc>
@@ -4328,6 +5561,7 @@
           </w:tcPr>
           <w:p>
             <w:r>
+              <w:lastRenderedPageBreak/>
               <w:t>NFR-001</w:t>
             </w:r>
           </w:p>
@@ -4341,22 +5575,7 @@
               <w:cnfStyle w:val="000000000000" w:firstRow="0" w:lastRow="0" w:firstColumn="0" w:lastColumn="0" w:oddVBand="0" w:evenVBand="0" w:oddHBand="0" w:evenHBand="0" w:firstRowFirstColumn="0" w:firstRowLastColumn="0" w:lastRowFirstColumn="0" w:lastRowLastColumn="0"/>
             </w:pPr>
             <w:r>
-              <w:t xml:space="preserve">A first-time user completes and sends a legitimate request on their own during a usability </w:t>
-            </w:r>
-            <w:r>
-              <w:t>test,</w:t>
-            </w:r>
-            <w:r>
-              <w:t xml:space="preserve"> and they </w:t>
-            </w:r>
-            <w:r>
-              <w:t>can</w:t>
-            </w:r>
-            <w:r>
-              <w:t xml:space="preserve"> </w:t>
-            </w:r>
-            <w:r>
-              <w:t>describe what happens next.</w:t>
+              <w:t>A first-time user completes and sends a legitimate request on their own during a usability test, and they can describe what happens next.</w:t>
             </w:r>
           </w:p>
         </w:tc>
@@ -4385,13 +5604,7 @@
               <w:cnfStyle w:val="000000100000" w:firstRow="0" w:lastRow="0" w:firstColumn="0" w:lastColumn="0" w:oddVBand="0" w:evenVBand="0" w:oddHBand="1" w:evenHBand="0" w:firstRowFirstColumn="0" w:firstRowLastColumn="0" w:lastRowFirstColumn="0" w:lastRowLastColumn="0"/>
             </w:pPr>
             <w:r>
-              <w:t>Throughout multiple test runs</w:t>
-            </w:r>
-            <w:r>
-              <w:t>, the measured page-load/ query time for a staff request list remains within the predetermined threshold, the th</w:t>
-            </w:r>
-            <w:r>
-              <w:t>reshold and test conditions are recorded.</w:t>
+              <w:t>Throughout multiple test runs, the measured page-load/ query time for a staff request list remains within the predetermined threshold, the threshold and test conditions are recorded.</w:t>
             </w:r>
             <w:r>
               <w:rPr>
@@ -4423,10 +5636,7 @@
               <w:cnfStyle w:val="000000000000" w:firstRow="0" w:lastRow="0" w:firstColumn="0" w:lastColumn="0" w:oddVBand="0" w:evenVBand="0" w:oddHBand="0" w:evenHBand="0" w:firstRowFirstColumn="0" w:firstRowLastColumn="0" w:lastRowFirstColumn="0" w:lastRowLastColumn="0"/>
             </w:pPr>
             <w:r>
-              <w:t>Passwords are not kept in plaintext</w:t>
-            </w:r>
-            <w:r>
-              <w:t>, the repository scan reveals no committed credentials, secure login are used.</w:t>
+              <w:t>Passwords are not kept in plaintext, the repository scan reveals no committed credentials, secure login are used.</w:t>
             </w:r>
           </w:p>
         </w:tc>
@@ -4481,16 +5691,7 @@
               <w:cnfStyle w:val="000000000000" w:firstRow="0" w:lastRow="0" w:firstColumn="0" w:lastColumn="0" w:oddVBand="0" w:evenVBand="0" w:oddHBand="0" w:evenHBand="0" w:firstRowFirstColumn="0" w:firstRowLastColumn="0" w:lastRowFirstColumn="0" w:lastRowLastColumn="0"/>
             </w:pPr>
             <w:r>
-              <w:t xml:space="preserve">There is no UI path to update previous history </w:t>
-            </w:r>
-            <w:r>
-              <w:t>entities</w:t>
-            </w:r>
-            <w:r>
-              <w:t xml:space="preserve">, instead viewing a request’s history displays and </w:t>
-            </w:r>
-            <w:r>
-              <w:t>unchangeable, timestamped, attributed log of all status changes and actions.</w:t>
+              <w:t>There is no UI path to update previous history entities, instead viewing a request’s history displays and unchangeable, timestamped, attributed log of all status changes and actions.</w:t>
             </w:r>
           </w:p>
         </w:tc>
@@ -4519,25 +5720,7 @@
               <w:cnfStyle w:val="000000100000" w:firstRow="0" w:lastRow="0" w:firstColumn="0" w:lastColumn="0" w:oddVBand="0" w:evenVBand="0" w:oddHBand="1" w:evenHBand="0" w:firstRowFirstColumn="0" w:firstRowLastColumn="0" w:lastRowFirstColumn="0" w:lastRowLastColumn="0"/>
             </w:pPr>
             <w:r>
-              <w:t>Within a predetermined amount of time, a walkthrough by someone other than the original creators finds th</w:t>
-            </w:r>
-            <w:r>
-              <w:t>e three areas</w:t>
-            </w:r>
-            <w:r>
-              <w:t xml:space="preserve"> (</w:t>
-            </w:r>
-            <w:r>
-              <w:t xml:space="preserve">see NFR-006’s </w:t>
-            </w:r>
-            <w:r>
-              <w:t>requirement</w:t>
-            </w:r>
-            <w:r>
-              <w:t xml:space="preserve"> in NFR table</w:t>
-            </w:r>
-            <w:r>
-              <w:t>) using just the repository structure and documents.</w:t>
+              <w:t>Within a predetermined amount of time, a walkthrough by someone other than the original creators finds the three areas (see NFR-006’s requirement in NFR table) using just the repository structure and documents.</w:t>
             </w:r>
           </w:p>
         </w:tc>
@@ -4563,13 +5746,7 @@
               <w:cnfStyle w:val="000000000000" w:firstRow="0" w:lastRow="0" w:firstColumn="0" w:lastColumn="0" w:oddVBand="0" w:evenVBand="0" w:oddHBand="0" w:evenHBand="0" w:firstRowFirstColumn="0" w:firstRowLastColumn="0" w:lastRowFirstColumn="0" w:lastRowLastColumn="0"/>
             </w:pPr>
             <w:r>
-              <w:t>A simple load test with a larger dataset in a later milestone verifies that th</w:t>
-            </w:r>
-            <w:r>
-              <w:t>ere are no fixed-size assumptions after reviewing the schema and queries</w:t>
-            </w:r>
-            <w:r>
-              <w:t>.</w:t>
+              <w:t>A simple load test with a larger dataset in a later milestone verifies that there are no fixed-size assumptions after reviewing the schema and queries.</w:t>
             </w:r>
           </w:p>
         </w:tc>
@@ -4598,10 +5775,7 @@
               <w:cnfStyle w:val="000000100000" w:firstRow="0" w:lastRow="0" w:firstColumn="0" w:lastColumn="0" w:oddVBand="0" w:evenVBand="0" w:oddHBand="1" w:evenHBand="0" w:firstRowFirstColumn="0" w:firstRowLastColumn="0" w:lastRowFirstColumn="0" w:lastRowLastColumn="0"/>
             </w:pPr>
             <w:r>
-              <w:t>At no point in the user interface or API answers are other re</w:t>
-            </w:r>
-            <w:r>
-              <w:t>questers or unauthenticated users able to see or access a requester’s contact information.</w:t>
+              <w:t>At no point in the user interface or API answers are other requesters or unauthenticated users able to see or access a requester’s contact information.</w:t>
             </w:r>
           </w:p>
         </w:tc>
@@ -4610,23 +5784,159 @@
     <w:p/>
     <w:p>
       <w:pPr>
-        <w:pStyle w:val="Heading1"/>
-      </w:pPr>
-      <w:bookmarkStart w:id="7" w:name="_Toc239857441"/>
-      <w:r>
-        <w:t>Constraints</w:t>
-      </w:r>
-      <w:bookmarkEnd w:id="7"/>
+        <w:pStyle w:val="Heading2"/>
+      </w:pPr>
     </w:p>
     <w:p>
       <w:pPr>
         <w:pStyle w:val="Heading1"/>
       </w:pPr>
-      <w:bookmarkStart w:id="8" w:name="_Toc239857442"/>
+      <w:bookmarkStart w:id="15" w:name="_Toc239864847"/>
+      <w:r>
+        <w:t>Constraints</w:t>
+      </w:r>
+      <w:bookmarkEnd w:id="15"/>
+    </w:p>
+    <w:p>
+      <w:pPr>
+        <w:pStyle w:val="Heading2"/>
+      </w:pPr>
+      <w:bookmarkStart w:id="16" w:name="_Toc239864848"/>
+      <w:r>
+        <w:t>Scope constraint</w:t>
+      </w:r>
+      <w:bookmarkEnd w:id="16"/>
+    </w:p>
+    <w:p>
+      <w:r>
+        <w:t>Scope must be baselined and controlled once agreed. Any feature proposed after baseline must go through a formal change-request and impact-analysis process, not be silently added to work in progress.</w:t>
+      </w:r>
+    </w:p>
+    <w:p/>
+    <w:p>
+      <w:pPr>
+        <w:pStyle w:val="Heading2"/>
+      </w:pPr>
+      <w:bookmarkStart w:id="17" w:name="_Toc239864849"/>
+      <w:r>
+        <w:t>Schedule constraint</w:t>
+      </w:r>
+      <w:bookmarkEnd w:id="17"/>
+    </w:p>
+    <w:p>
+      <w:r>
+        <w:t xml:space="preserve">The project must progress through </w:t>
+      </w:r>
+      <w:r>
+        <w:t>4</w:t>
+      </w:r>
+      <w:r>
+        <w:t xml:space="preserve"> fixed milestones, each with its own presentation/defence date, with no flexibility to shift work across milestones after the fact.</w:t>
+      </w:r>
+    </w:p>
+    <w:p>
+      <w:pPr>
+        <w:pStyle w:val="Heading2"/>
+      </w:pPr>
+      <w:bookmarkStart w:id="18" w:name="_Toc239864850"/>
+      <w:r>
+        <w:t>Cost/Resources constraint</w:t>
+      </w:r>
+      <w:bookmarkEnd w:id="18"/>
+      <w:r>
+        <w:t xml:space="preserve"> </w:t>
+      </w:r>
+    </w:p>
+    <w:p>
+      <w:r>
+        <w:t xml:space="preserve">The team must prefer free or low-cost services where practical and must identify the limitations of those services rather than assume "free" carries </w:t>
+      </w:r>
+      <w:r>
+        <w:t xml:space="preserve">and </w:t>
+      </w:r>
+      <w:r>
+        <w:t>no trade-off.</w:t>
+      </w:r>
+    </w:p>
+    <w:p>
+      <w:pPr>
+        <w:pStyle w:val="Heading2"/>
+      </w:pPr>
+      <w:bookmarkStart w:id="19" w:name="_Toc239864851"/>
+      <w:r>
+        <w:lastRenderedPageBreak/>
+        <w:t>Quality constraint</w:t>
+      </w:r>
+      <w:bookmarkEnd w:id="19"/>
+    </w:p>
+    <w:p>
+      <w:r>
+        <w:t>Quality attributes must be defined early and later supported by measurable evidence, not asserted after implementation.</w:t>
+      </w:r>
+    </w:p>
+    <w:p>
+      <w:pPr>
+        <w:pStyle w:val="Heading2"/>
+      </w:pPr>
+      <w:bookmarkStart w:id="20" w:name="_Toc239864852"/>
+      <w:r>
+        <w:t>Security Constraint</w:t>
+      </w:r>
+      <w:bookmarkEnd w:id="20"/>
+    </w:p>
+    <w:p>
+      <w:r>
+        <w:t>Security is a lifecycle-wide responsibility. Security-relevant decisions such as which stakeholders can see which requests must be identified at the foundation stage, before architecture or technology choices are made.</w:t>
+      </w:r>
+    </w:p>
+    <w:p>
+      <w:pPr>
+        <w:pStyle w:val="Heading2"/>
+      </w:pPr>
+      <w:bookmarkStart w:id="21" w:name="_Toc239864853"/>
+      <w:r>
+        <w:t>Trade-off</w:t>
+      </w:r>
+      <w:bookmarkEnd w:id="21"/>
+    </w:p>
+    <w:p>
+      <w:r>
+        <w:t xml:space="preserve">Preferring free-tier hosting limits which security protections are available by default most free tiers don't include a </w:t>
+      </w:r>
+      <w:r>
+        <w:t>w</w:t>
+      </w:r>
+      <w:r>
+        <w:t xml:space="preserve">eb </w:t>
+      </w:r>
+      <w:r>
+        <w:t>a</w:t>
+      </w:r>
+      <w:r>
+        <w:t xml:space="preserve">pplication </w:t>
+      </w:r>
+      <w:r>
+        <w:t>f</w:t>
+      </w:r>
+      <w:r>
+        <w:t>irewall or advanced traffic protection</w:t>
+      </w:r>
+      <w:r>
+        <w:t xml:space="preserve"> services</w:t>
+      </w:r>
+      <w:r>
+        <w:t>. This pushes security responsibility from the infrastructure layer to the application layer. We've recorded the reduced infrastructure-level protection as a residual risk rather than assuming the free tier is safe by default.</w:t>
+      </w:r>
+    </w:p>
+    <w:p>
+      <w:pPr>
+        <w:pStyle w:val="Heading1"/>
+      </w:pPr>
+      <w:bookmarkStart w:id="22" w:name="_Toc239864854"/>
       <w:r>
         <w:t>Initial RTM</w:t>
       </w:r>
-      <w:bookmarkEnd w:id="8"/>
+      <w:bookmarkEnd w:id="22"/>
     </w:p>
     <w:tbl>
       <w:tblPr>
@@ -4653,10 +5963,7 @@
           </w:tcPr>
           <w:p>
             <w:r>
-              <w:t>So</w:t>
-            </w:r>
-            <w:r>
-              <w:t>urce/ Stakeholder</w:t>
+              <w:t>Source/ Stakeholder</w:t>
             </w:r>
           </w:p>
         </w:tc>
@@ -4695,10 +6002,7 @@
               <w:cnfStyle w:val="100000000000" w:firstRow="1" w:lastRow="0" w:firstColumn="0" w:lastColumn="0" w:oddVBand="0" w:evenVBand="0" w:oddHBand="0" w:evenHBand="0" w:firstRowFirstColumn="0" w:firstRowLastColumn="0" w:lastRowFirstColumn="0" w:lastRowLastColumn="0"/>
             </w:pPr>
             <w:r>
-              <w:t>Acceptance Criteria</w:t>
-            </w:r>
-            <w:r>
-              <w:t xml:space="preserve"> (AC)</w:t>
+              <w:t>Acceptance Criteria (AC)</w:t>
             </w:r>
           </w:p>
         </w:tc>
@@ -4818,7 +6122,6 @@
           </w:tcPr>
           <w:p>
             <w:r>
-              <w:lastRenderedPageBreak/>
               <w:t>Requester</w:t>
             </w:r>
           </w:p>
@@ -4926,10 +6229,7 @@
               <w:cnfStyle w:val="000000100000" w:firstRow="0" w:lastRow="0" w:firstColumn="0" w:lastColumn="0" w:oddVBand="0" w:evenVBand="0" w:oddHBand="1" w:evenHBand="0" w:firstRowFirstColumn="0" w:firstRowLastColumn="0" w:lastRowFirstColumn="0" w:lastRowLastColumn="0"/>
             </w:pPr>
             <w:r>
-              <w:t xml:space="preserve">View </w:t>
-            </w:r>
-            <w:r>
-              <w:t>own request status</w:t>
+              <w:t>View own request status</w:t>
             </w:r>
           </w:p>
         </w:tc>
@@ -5338,13 +6638,7 @@
               <w:cnfStyle w:val="000000000000" w:firstRow="0" w:lastRow="0" w:firstColumn="0" w:lastColumn="0" w:oddVBand="0" w:evenVBand="0" w:oddHBand="0" w:evenHBand="0" w:firstRowFirstColumn="0" w:firstRowLastColumn="0" w:lastRowFirstColumn="0" w:lastRowLastColumn="0"/>
             </w:pPr>
             <w:r>
-              <w:t>See FR-00</w:t>
-            </w:r>
-            <w:r>
-              <w:t>8</w:t>
-            </w:r>
-            <w:r>
-              <w:t xml:space="preserve"> AC</w:t>
+              <w:t>See FR-008 AC</w:t>
             </w:r>
           </w:p>
         </w:tc>
@@ -5425,13 +6719,7 @@
               <w:cnfStyle w:val="000000100000" w:firstRow="0" w:lastRow="0" w:firstColumn="0" w:lastColumn="0" w:oddVBand="0" w:evenVBand="0" w:oddHBand="1" w:evenHBand="0" w:firstRowFirstColumn="0" w:firstRowLastColumn="0" w:lastRowFirstColumn="0" w:lastRowLastColumn="0"/>
             </w:pPr>
             <w:r>
-              <w:t>See FR-00</w:t>
-            </w:r>
-            <w:r>
-              <w:t>9</w:t>
-            </w:r>
-            <w:r>
-              <w:t xml:space="preserve"> AC</w:t>
+              <w:t>See FR-009 AC</w:t>
             </w:r>
           </w:p>
         </w:tc>
@@ -5509,13 +6797,7 @@
               <w:cnfStyle w:val="000000000000" w:firstRow="0" w:lastRow="0" w:firstColumn="0" w:lastColumn="0" w:oddVBand="0" w:evenVBand="0" w:oddHBand="0" w:evenHBand="0" w:firstRowFirstColumn="0" w:firstRowLastColumn="0" w:lastRowFirstColumn="0" w:lastRowLastColumn="0"/>
             </w:pPr>
             <w:r>
-              <w:t>See FR-0</w:t>
-            </w:r>
-            <w:r>
-              <w:t>10</w:t>
-            </w:r>
-            <w:r>
-              <w:t xml:space="preserve"> AC</w:t>
+              <w:t>See FR-010 AC</w:t>
             </w:r>
           </w:p>
         </w:tc>
@@ -5596,13 +6878,7 @@
               <w:cnfStyle w:val="000000100000" w:firstRow="0" w:lastRow="0" w:firstColumn="0" w:lastColumn="0" w:oddVBand="0" w:evenVBand="0" w:oddHBand="1" w:evenHBand="0" w:firstRowFirstColumn="0" w:firstRowLastColumn="0" w:lastRowFirstColumn="0" w:lastRowLastColumn="0"/>
             </w:pPr>
             <w:r>
-              <w:t>See FR-0</w:t>
-            </w:r>
-            <w:r>
-              <w:t>11</w:t>
-            </w:r>
-            <w:r>
-              <w:t xml:space="preserve"> AC</w:t>
+              <w:t>See FR-011 AC</w:t>
             </w:r>
           </w:p>
         </w:tc>
@@ -5641,6 +6917,7 @@
           </w:tcPr>
           <w:p>
             <w:r>
+              <w:lastRenderedPageBreak/>
               <w:t>Staff</w:t>
             </w:r>
           </w:p>
@@ -5667,10 +6944,7 @@
               <w:cnfStyle w:val="000000000000" w:firstRow="0" w:lastRow="0" w:firstColumn="0" w:lastColumn="0" w:oddVBand="0" w:evenVBand="0" w:oddHBand="0" w:evenHBand="0" w:firstRowFirstColumn="0" w:firstRowLastColumn="0" w:lastRowFirstColumn="0" w:lastRowLastColumn="0"/>
             </w:pPr>
             <w:r>
-              <w:t>Record</w:t>
-            </w:r>
-            <w:r>
-              <w:t xml:space="preserve"> actions/comments</w:t>
+              <w:t>Record actions/comments</w:t>
             </w:r>
           </w:p>
         </w:tc>
@@ -5683,13 +6957,7 @@
               <w:cnfStyle w:val="000000000000" w:firstRow="0" w:lastRow="0" w:firstColumn="0" w:lastColumn="0" w:oddVBand="0" w:evenVBand="0" w:oddHBand="0" w:evenHBand="0" w:firstRowFirstColumn="0" w:firstRowLastColumn="0" w:lastRowFirstColumn="0" w:lastRowLastColumn="0"/>
             </w:pPr>
             <w:r>
-              <w:t>See FR-0</w:t>
-            </w:r>
-            <w:r>
-              <w:t>12</w:t>
-            </w:r>
-            <w:r>
-              <w:t xml:space="preserve"> AC</w:t>
+              <w:t>See FR-012 AC</w:t>
             </w:r>
           </w:p>
         </w:tc>
@@ -5770,13 +7038,7 @@
               <w:cnfStyle w:val="000000100000" w:firstRow="0" w:lastRow="0" w:firstColumn="0" w:lastColumn="0" w:oddVBand="0" w:evenVBand="0" w:oddHBand="1" w:evenHBand="0" w:firstRowFirstColumn="0" w:firstRowLastColumn="0" w:lastRowFirstColumn="0" w:lastRowLastColumn="0"/>
             </w:pPr>
             <w:r>
-              <w:t>See FR-0</w:t>
-            </w:r>
-            <w:r>
-              <w:t>13</w:t>
-            </w:r>
-            <w:r>
-              <w:t xml:space="preserve"> AC</w:t>
+              <w:t>See FR-013 AC</w:t>
             </w:r>
           </w:p>
         </w:tc>
@@ -5854,13 +7116,7 @@
               <w:cnfStyle w:val="000000000000" w:firstRow="0" w:lastRow="0" w:firstColumn="0" w:lastColumn="0" w:oddVBand="0" w:evenVBand="0" w:oddHBand="0" w:evenHBand="0" w:firstRowFirstColumn="0" w:firstRowLastColumn="0" w:lastRowFirstColumn="0" w:lastRowLastColumn="0"/>
             </w:pPr>
             <w:r>
-              <w:t>See FR-0</w:t>
-            </w:r>
-            <w:r>
-              <w:t>14</w:t>
-            </w:r>
-            <w:r>
-              <w:t xml:space="preserve"> AC</w:t>
+              <w:t>See FR-014 AC</w:t>
             </w:r>
           </w:p>
         </w:tc>
@@ -5941,13 +7197,7 @@
               <w:cnfStyle w:val="000000100000" w:firstRow="0" w:lastRow="0" w:firstColumn="0" w:lastColumn="0" w:oddVBand="0" w:evenVBand="0" w:oddHBand="1" w:evenHBand="0" w:firstRowFirstColumn="0" w:firstRowLastColumn="0" w:lastRowFirstColumn="0" w:lastRowLastColumn="0"/>
             </w:pPr>
             <w:r>
-              <w:t>See FR-0</w:t>
-            </w:r>
-            <w:r>
-              <w:t>15</w:t>
-            </w:r>
-            <w:r>
-              <w:t xml:space="preserve"> AC</w:t>
+              <w:t>See FR-015 AC</w:t>
             </w:r>
           </w:p>
         </w:tc>
@@ -6012,10 +7262,7 @@
               <w:cnfStyle w:val="000000000000" w:firstRow="0" w:lastRow="0" w:firstColumn="0" w:lastColumn="0" w:oddVBand="0" w:evenVBand="0" w:oddHBand="0" w:evenHBand="0" w:firstRowFirstColumn="0" w:firstRowLastColumn="0" w:lastRowFirstColumn="0" w:lastRowLastColumn="0"/>
             </w:pPr>
             <w:r>
-              <w:t xml:space="preserve">Filter/group by </w:t>
-            </w:r>
-            <w:r>
-              <w:t>dimension</w:t>
+              <w:t>Filter/group by dimension</w:t>
             </w:r>
           </w:p>
         </w:tc>
@@ -6028,13 +7275,7 @@
               <w:cnfStyle w:val="000000000000" w:firstRow="0" w:lastRow="0" w:firstColumn="0" w:lastColumn="0" w:oddVBand="0" w:evenVBand="0" w:oddHBand="0" w:evenHBand="0" w:firstRowFirstColumn="0" w:firstRowLastColumn="0" w:lastRowFirstColumn="0" w:lastRowLastColumn="0"/>
             </w:pPr>
             <w:r>
-              <w:t>See FR-0</w:t>
-            </w:r>
-            <w:r>
-              <w:t>16</w:t>
-            </w:r>
-            <w:r>
-              <w:t xml:space="preserve"> AC</w:t>
+              <w:t>See FR-016 AC</w:t>
             </w:r>
           </w:p>
         </w:tc>
@@ -6115,13 +7356,7 @@
               <w:cnfStyle w:val="000000100000" w:firstRow="0" w:lastRow="0" w:firstColumn="0" w:lastColumn="0" w:oddVBand="0" w:evenVBand="0" w:oddHBand="1" w:evenHBand="0" w:firstRowFirstColumn="0" w:firstRowLastColumn="0" w:lastRowFirstColumn="0" w:lastRowLastColumn="0"/>
             </w:pPr>
             <w:r>
-              <w:t>See FR-0</w:t>
-            </w:r>
-            <w:r>
-              <w:t>17</w:t>
-            </w:r>
-            <w:r>
-              <w:t xml:space="preserve"> AC</w:t>
+              <w:t>See FR-017 AC</w:t>
             </w:r>
           </w:p>
         </w:tc>
@@ -6199,10 +7434,7 @@
               <w:cnfStyle w:val="000000000000" w:firstRow="0" w:lastRow="0" w:firstColumn="0" w:lastColumn="0" w:oddVBand="0" w:evenVBand="0" w:oddHBand="0" w:evenHBand="0" w:firstRowFirstColumn="0" w:firstRowLastColumn="0" w:lastRowFirstColumn="0" w:lastRowLastColumn="0"/>
             </w:pPr>
             <w:r>
-              <w:t xml:space="preserve">See NFR </w:t>
-            </w:r>
-            <w:r>
-              <w:t>AC</w:t>
+              <w:t>See NFR AC</w:t>
             </w:r>
           </w:p>
         </w:tc>
@@ -6239,21 +7471,15 @@
       <w:pPr>
         <w:pStyle w:val="Heading2"/>
       </w:pPr>
-      <w:bookmarkStart w:id="9" w:name="_Toc239857443"/>
-      <w:r>
-        <w:t>Example of an end-to-end trace</w:t>
-      </w:r>
-      <w:r>
-        <w:t>:</w:t>
-      </w:r>
-      <w:bookmarkEnd w:id="9"/>
+      <w:bookmarkStart w:id="23" w:name="_Toc239857443"/>
+      <w:r>
+        <w:t>Example of an end-to-end trace:</w:t>
+      </w:r>
+      <w:bookmarkEnd w:id="23"/>
     </w:p>
     <w:p>
       <w:r>
-        <w:t>FR-001</w:t>
-      </w:r>
-      <w:r>
-        <w:t xml:space="preserve"> (Make a new service request):</w:t>
+        <w:t>FR-001 (Make a new service request):</w:t>
       </w:r>
     </w:p>
     <w:p>
@@ -6261,23 +7487,11 @@
         <w:pStyle w:val="ListParagraph"/>
         <w:numPr>
           <w:ilvl w:val="0"/>
-          <w:numId w:val="1"/>
+          <w:numId w:val="6"/>
         </w:numPr>
       </w:pPr>
       <w:r>
-        <w:t>Source: Business need: The organi</w:t>
-      </w:r>
-      <w:r>
-        <w:t xml:space="preserve">sation </w:t>
-      </w:r>
-      <w:r>
-        <w:t>wants</w:t>
-      </w:r>
-      <w:r>
-        <w:t xml:space="preserve"> a dependable method of submitting requests</w:t>
-      </w:r>
-      <w:r>
-        <w:t>.</w:t>
+        <w:t>Source: Business need: The organisation wants a dependable method of submitting requests.</w:t>
       </w:r>
     </w:p>
     <w:p>
@@ -6285,20 +7499,11 @@
         <w:pStyle w:val="ListParagraph"/>
         <w:numPr>
           <w:ilvl w:val="0"/>
-          <w:numId w:val="1"/>
+          <w:numId w:val="6"/>
         </w:numPr>
       </w:pPr>
       <w:r>
-        <w:t>Stakeholder: The main user of this feature, as determined by the stakeholder ana</w:t>
-      </w:r>
-      <w:r>
-        <w:t xml:space="preserve">lysis, is the </w:t>
-      </w:r>
-      <w:r>
-        <w:t>requester (</w:t>
-      </w:r>
-      <w:r>
-        <w:t>member of the community).</w:t>
+        <w:t>Stakeholder: The main user of this feature, as determined by the stakeholder analysis, is the requester (member of the community).</w:t>
       </w:r>
     </w:p>
     <w:p>
@@ -6306,23 +7511,11 @@
         <w:pStyle w:val="ListParagraph"/>
         <w:numPr>
           <w:ilvl w:val="0"/>
-          <w:numId w:val="1"/>
+          <w:numId w:val="6"/>
         </w:numPr>
       </w:pPr>
       <w:r>
-        <w:t xml:space="preserve">Requirement: </w:t>
-      </w:r>
-      <w:r>
-        <w:t>FR-001</w:t>
-      </w:r>
-      <w:r>
-        <w:t xml:space="preserve"> prioritised as “Must”</w:t>
-      </w:r>
-      <w:r>
-        <w:t xml:space="preserve"> meaning everything below (see FR table) depends on it, without it the platform has no entry point</w:t>
-      </w:r>
-      <w:r>
-        <w:t>.</w:t>
+        <w:t>Requirement: FR-001 prioritised as “Must” meaning everything below (see FR table) depends on it, without it the platform has no entry point.</w:t>
       </w:r>
     </w:p>
     <w:p>
@@ -6330,21 +7523,11 @@
         <w:pStyle w:val="ListParagraph"/>
         <w:numPr>
           <w:ilvl w:val="0"/>
-          <w:numId w:val="1"/>
+          <w:numId w:val="6"/>
         </w:numPr>
       </w:pPr>
       <w:r>
-        <w:lastRenderedPageBreak/>
-        <w:t xml:space="preserve">Acceptance criteria: “Submitted” is the first </w:t>
-      </w:r>
-      <w:r>
-        <w:t>status,</w:t>
-      </w:r>
-      <w:r>
-        <w:t xml:space="preserve"> a unique reference number is generated</w:t>
-      </w:r>
-      <w:r>
-        <w:t xml:space="preserve"> and mandatory fields are enforced.</w:t>
+        <w:t>Acceptance criteria: “Submitted” is the first status, a unique reference number is generated and mandatory fields are enforced.</w:t>
       </w:r>
     </w:p>
     <w:p>
@@ -6352,17 +7535,11 @@
         <w:pStyle w:val="ListParagraph"/>
         <w:numPr>
           <w:ilvl w:val="0"/>
-          <w:numId w:val="1"/>
+          <w:numId w:val="6"/>
         </w:numPr>
       </w:pPr>
       <w:r>
-        <w:t xml:space="preserve">Current M1 evidence: FR-001 is linked in the RTM </w:t>
-      </w:r>
-      <w:r>
-        <w:t>and recorder as a task or issue in the repository backlog</w:t>
-      </w:r>
-      <w:r>
-        <w:t>.</w:t>
+        <w:t>Current M1 evidence: FR-001 is linked in the RTM and recorder as a task or issue in the repository backlog.</w:t>
       </w:r>
     </w:p>
     <w:p>
@@ -6370,910 +7547,372 @@
         <w:pStyle w:val="ListParagraph"/>
         <w:numPr>
           <w:ilvl w:val="0"/>
-          <w:numId w:val="1"/>
+          <w:numId w:val="6"/>
         </w:numPr>
       </w:pPr>
       <w:r>
-        <w:t>Later additions: Include M2- data model/UI design for the submission form</w:t>
-      </w:r>
-      <w:r>
-        <w:t>. M3- implementation PR and automated test demonstration</w:t>
-      </w:r>
-      <w:r>
-        <w:t>. M4- proof that the feature functions in the deployed environment.</w:t>
-      </w:r>
+        <w:t>Later additions: Include M2- data model/UI design for the submission form. M3- implementation PR and automated test demonstration. M4- proof that the feature functions in the deployed environment.</w:t>
+      </w:r>
+    </w:p>
+    <w:p/>
+    <w:p>
+      <w:pPr>
+        <w:pStyle w:val="Heading1"/>
+      </w:pPr>
+      <w:bookmarkStart w:id="24" w:name="_Toc239864855"/>
+      <w:r>
+        <w:t>Initial risk register</w:t>
+      </w:r>
+      <w:bookmarkEnd w:id="24"/>
     </w:p>
     <w:p>
       <w:pPr>
         <w:pStyle w:val="Heading1"/>
       </w:pPr>
-      <w:bookmarkStart w:id="10" w:name="_Toc239857444"/>
-      <w:r>
-        <w:t>Initial risk register</w:t>
-      </w:r>
-      <w:bookmarkEnd w:id="10"/>
+      <w:bookmarkStart w:id="25" w:name="_Toc239864856"/>
+      <w:r>
+        <w:t xml:space="preserve">Forward engineering </w:t>
+      </w:r>
+      <w:r>
+        <w:t>c</w:t>
+      </w:r>
+      <w:r>
+        <w:t>onsiderations</w:t>
+      </w:r>
+      <w:bookmarkEnd w:id="25"/>
     </w:p>
     <w:p>
       <w:pPr>
         <w:pStyle w:val="Heading1"/>
       </w:pPr>
-      <w:bookmarkStart w:id="11" w:name="_Toc239857445"/>
-      <w:r>
-        <w:t>Forward engineering Considerations</w:t>
-      </w:r>
-      <w:bookmarkEnd w:id="11"/>
+      <w:bookmarkStart w:id="26" w:name="_Toc239864857"/>
+      <w:r>
+        <w:t>Engineering decision log</w:t>
+      </w:r>
+      <w:bookmarkEnd w:id="26"/>
     </w:p>
     <w:p>
-      <w:pPr>
-        <w:pStyle w:val="Heading1"/>
-      </w:pPr>
-      <w:bookmarkStart w:id="12" w:name="_Toc239857446"/>
-      <w:r>
-        <w:t>Engineering decision log</w:t>
-      </w:r>
-      <w:bookmarkEnd w:id="12"/>
+      <w:r>
+        <w:t xml:space="preserve">Decision ID: </w:t>
+      </w:r>
+      <w:r>
+        <w:t>DEC-001</w:t>
+      </w:r>
     </w:p>
-    <w:tbl>
-      <w:tblPr>
-        <w:tblStyle w:val="GridTable2"/>
-        <w:tblW w:w="0" w:type="auto"/>
-        <w:tblLook w:val="04A0" w:firstRow="1" w:lastRow="0" w:firstColumn="1" w:lastColumn="0" w:noHBand="0" w:noVBand="1"/>
-      </w:tblPr>
-      <w:tblGrid>
-        <w:gridCol w:w="2127"/>
-        <w:gridCol w:w="6889"/>
-      </w:tblGrid>
-      <w:tr>
-        <w:trPr>
-          <w:cnfStyle w:val="100000000000" w:firstRow="1" w:lastRow="0" w:firstColumn="0" w:lastColumn="0" w:oddVBand="0" w:evenVBand="0" w:oddHBand="0" w:evenHBand="0" w:firstRowFirstColumn="0" w:firstRowLastColumn="0" w:lastRowFirstColumn="0" w:lastRowLastColumn="0"/>
-        </w:trPr>
-        <w:tc>
-          <w:tcPr>
-            <w:cnfStyle w:val="001000000000" w:firstRow="0" w:lastRow="0" w:firstColumn="1" w:lastColumn="0" w:oddVBand="0" w:evenVBand="0" w:oddHBand="0" w:evenHBand="0" w:firstRowFirstColumn="0" w:firstRowLastColumn="0" w:lastRowFirstColumn="0" w:lastRowLastColumn="0"/>
-            <w:tcW w:w="2127" w:type="dxa"/>
-          </w:tcPr>
-          <w:p>
-            <w:pPr>
-              <w:rPr>
-                <w:b w:val="0"/>
-                <w:bCs w:val="0"/>
-              </w:rPr>
-            </w:pPr>
-            <w:bookmarkStart w:id="13" w:name="_Toc239857447"/>
-            <w:r>
-              <w:rPr>
-                <w:b w:val="0"/>
-                <w:bCs w:val="0"/>
-              </w:rPr>
-              <w:t>ID</w:t>
-            </w:r>
-          </w:p>
-        </w:tc>
-        <w:tc>
-          <w:tcPr>
-            <w:tcW w:w="6889" w:type="dxa"/>
-          </w:tcPr>
-          <w:p>
-            <w:pPr>
-              <w:cnfStyle w:val="100000000000" w:firstRow="1" w:lastRow="0" w:firstColumn="0" w:lastColumn="0" w:oddVBand="0" w:evenVBand="0" w:oddHBand="0" w:evenHBand="0" w:firstRowFirstColumn="0" w:firstRowLastColumn="0" w:lastRowFirstColumn="0" w:lastRowLastColumn="0"/>
-            </w:pPr>
-            <w:r>
-              <w:t>DEC-001</w:t>
-            </w:r>
-          </w:p>
-        </w:tc>
-      </w:tr>
-      <w:tr>
-        <w:trPr>
-          <w:cnfStyle w:val="000000100000" w:firstRow="0" w:lastRow="0" w:firstColumn="0" w:lastColumn="0" w:oddVBand="0" w:evenVBand="0" w:oddHBand="1" w:evenHBand="0" w:firstRowFirstColumn="0" w:firstRowLastColumn="0" w:lastRowFirstColumn="0" w:lastRowLastColumn="0"/>
-        </w:trPr>
-        <w:tc>
-          <w:tcPr>
-            <w:cnfStyle w:val="001000000000" w:firstRow="0" w:lastRow="0" w:firstColumn="1" w:lastColumn="0" w:oddVBand="0" w:evenVBand="0" w:oddHBand="0" w:evenHBand="0" w:firstRowFirstColumn="0" w:firstRowLastColumn="0" w:lastRowFirstColumn="0" w:lastRowLastColumn="0"/>
-            <w:tcW w:w="2127" w:type="dxa"/>
-          </w:tcPr>
-          <w:p>
-            <w:pPr>
-              <w:rPr>
-                <w:b w:val="0"/>
-                <w:bCs w:val="0"/>
-              </w:rPr>
-            </w:pPr>
-            <w:r>
-              <w:rPr>
-                <w:b w:val="0"/>
-                <w:bCs w:val="0"/>
-              </w:rPr>
-              <w:t>Context</w:t>
-            </w:r>
-          </w:p>
-        </w:tc>
-        <w:tc>
-          <w:tcPr>
-            <w:tcW w:w="6889" w:type="dxa"/>
-          </w:tcPr>
-          <w:p>
-            <w:pPr>
-              <w:cnfStyle w:val="000000100000" w:firstRow="0" w:lastRow="0" w:firstColumn="0" w:lastColumn="0" w:oddVBand="0" w:evenVBand="0" w:oddHBand="1" w:evenHBand="0" w:firstRowFirstColumn="0" w:firstRowLastColumn="0" w:lastRowFirstColumn="0" w:lastRowLastColumn="0"/>
-            </w:pPr>
-            <w:r>
-              <w:t xml:space="preserve">A quantifiable criterion was required for NFR-002, although the precise figure depends on hosting and infrastructure decisions that have not yet been decided (out of scope for M1). </w:t>
-            </w:r>
-          </w:p>
-        </w:tc>
-      </w:tr>
-      <w:tr>
-        <w:tc>
-          <w:tcPr>
-            <w:cnfStyle w:val="001000000000" w:firstRow="0" w:lastRow="0" w:firstColumn="1" w:lastColumn="0" w:oddVBand="0" w:evenVBand="0" w:oddHBand="0" w:evenHBand="0" w:firstRowFirstColumn="0" w:firstRowLastColumn="0" w:lastRowFirstColumn="0" w:lastRowLastColumn="0"/>
-            <w:tcW w:w="2127" w:type="dxa"/>
-          </w:tcPr>
-          <w:p>
-            <w:pPr>
-              <w:rPr>
-                <w:b w:val="0"/>
-                <w:bCs w:val="0"/>
-              </w:rPr>
-            </w:pPr>
-            <w:r>
-              <w:rPr>
-                <w:b w:val="0"/>
-                <w:bCs w:val="0"/>
-              </w:rPr>
-              <w:t>Constraints</w:t>
-            </w:r>
-          </w:p>
-        </w:tc>
-        <w:tc>
-          <w:tcPr>
-            <w:tcW w:w="6889" w:type="dxa"/>
-          </w:tcPr>
-          <w:p>
-            <w:pPr>
-              <w:cnfStyle w:val="000000000000" w:firstRow="0" w:lastRow="0" w:firstColumn="0" w:lastColumn="0" w:oddVBand="0" w:evenVBand="0" w:oddHBand="0" w:evenHBand="0" w:firstRowFirstColumn="0" w:firstRowLastColumn="0" w:lastRowFirstColumn="0" w:lastRowLastColumn="0"/>
-            </w:pPr>
-            <w:r>
-              <w:t xml:space="preserve">Technology-stack or architecture decisions are </w:t>
-            </w:r>
-            <w:r>
-              <w:t>expressly</w:t>
-            </w:r>
-            <w:r>
-              <w:t xml:space="preserve"> prohibited under M1, </w:t>
-            </w:r>
-            <w:r>
-              <w:t>although section 15 in the Mile</w:t>
-            </w:r>
-            <w:r>
-              <w:t>stone 1 document mandates that NFRs eventually be quantifiable and supported by evidence.</w:t>
-            </w:r>
-          </w:p>
-        </w:tc>
-      </w:tr>
-      <w:tr>
-        <w:trPr>
-          <w:cnfStyle w:val="000000100000" w:firstRow="0" w:lastRow="0" w:firstColumn="0" w:lastColumn="0" w:oddVBand="0" w:evenVBand="0" w:oddHBand="1" w:evenHBand="0" w:firstRowFirstColumn="0" w:firstRowLastColumn="0" w:lastRowFirstColumn="0" w:lastRowLastColumn="0"/>
-        </w:trPr>
-        <w:tc>
-          <w:tcPr>
-            <w:cnfStyle w:val="001000000000" w:firstRow="0" w:lastRow="0" w:firstColumn="1" w:lastColumn="0" w:oddVBand="0" w:evenVBand="0" w:oddHBand="0" w:evenHBand="0" w:firstRowFirstColumn="0" w:firstRowLastColumn="0" w:lastRowFirstColumn="0" w:lastRowLastColumn="0"/>
-            <w:tcW w:w="2127" w:type="dxa"/>
-          </w:tcPr>
-          <w:p>
-            <w:pPr>
-              <w:rPr>
-                <w:b w:val="0"/>
-                <w:bCs w:val="0"/>
-              </w:rPr>
-            </w:pPr>
-            <w:r>
-              <w:rPr>
-                <w:b w:val="0"/>
-                <w:bCs w:val="0"/>
-              </w:rPr>
-              <w:t>Alternatives</w:t>
-            </w:r>
-          </w:p>
-        </w:tc>
-        <w:tc>
-          <w:tcPr>
-            <w:tcW w:w="6889" w:type="dxa"/>
-          </w:tcPr>
-          <w:p>
-            <w:pPr>
-              <w:pStyle w:val="ListParagraph"/>
-              <w:numPr>
-                <w:ilvl w:val="0"/>
-                <w:numId w:val="2"/>
-              </w:numPr>
-              <w:cnfStyle w:val="000000100000" w:firstRow="0" w:lastRow="0" w:firstColumn="0" w:lastColumn="0" w:oddVBand="0" w:evenVBand="0" w:oddHBand="1" w:evenHBand="0" w:firstRowFirstColumn="0" w:firstRowLastColumn="0" w:lastRowFirstColumn="0" w:lastRowLastColumn="0"/>
-            </w:pPr>
-            <w:r>
-              <w:t>Select a random number at this point of the project.</w:t>
-            </w:r>
-          </w:p>
-          <w:p>
-            <w:pPr>
-              <w:pStyle w:val="ListParagraph"/>
-              <w:numPr>
-                <w:ilvl w:val="0"/>
-                <w:numId w:val="2"/>
-              </w:numPr>
-              <w:cnfStyle w:val="000000100000" w:firstRow="0" w:lastRow="0" w:firstColumn="0" w:lastColumn="0" w:oddVBand="0" w:evenVBand="0" w:oddHBand="1" w:evenHBand="0" w:firstRowFirstColumn="0" w:firstRowLastColumn="0" w:lastRowFirstColumn="0" w:lastRowLastColumn="0"/>
-            </w:pPr>
-            <w:r>
-              <w:t>Wait until M2 to measure the NFR.</w:t>
-            </w:r>
-          </w:p>
-          <w:p>
-            <w:pPr>
-              <w:pStyle w:val="ListParagraph"/>
-              <w:numPr>
-                <w:ilvl w:val="0"/>
-                <w:numId w:val="2"/>
-              </w:numPr>
-              <w:cnfStyle w:val="000000100000" w:firstRow="0" w:lastRow="0" w:firstColumn="0" w:lastColumn="0" w:oddVBand="0" w:evenVBand="0" w:oddHBand="1" w:evenHBand="0" w:firstRowFirstColumn="0" w:firstRowLastColumn="0" w:lastRowFirstColumn="0" w:lastRowLastColumn="0"/>
-            </w:pPr>
-            <w:r>
-              <w:t xml:space="preserve">Establish a temporary placeholder threshold </w:t>
-            </w:r>
-            <w:r>
-              <w:t>with a clear label.</w:t>
-            </w:r>
-          </w:p>
-        </w:tc>
-      </w:tr>
-      <w:tr>
-        <w:tc>
-          <w:tcPr>
-            <w:cnfStyle w:val="001000000000" w:firstRow="0" w:lastRow="0" w:firstColumn="1" w:lastColumn="0" w:oddVBand="0" w:evenVBand="0" w:oddHBand="0" w:evenHBand="0" w:firstRowFirstColumn="0" w:firstRowLastColumn="0" w:lastRowFirstColumn="0" w:lastRowLastColumn="0"/>
-            <w:tcW w:w="2127" w:type="dxa"/>
-          </w:tcPr>
-          <w:p>
-            <w:pPr>
-              <w:rPr>
-                <w:b w:val="0"/>
-                <w:bCs w:val="0"/>
-              </w:rPr>
-            </w:pPr>
-            <w:r>
-              <w:rPr>
-                <w:b w:val="0"/>
-                <w:bCs w:val="0"/>
-              </w:rPr>
-              <w:t>Decision</w:t>
-            </w:r>
-          </w:p>
-        </w:tc>
-        <w:tc>
-          <w:tcPr>
-            <w:tcW w:w="6889" w:type="dxa"/>
-          </w:tcPr>
-          <w:p>
-            <w:pPr>
-              <w:cnfStyle w:val="000000000000" w:firstRow="0" w:lastRow="0" w:firstColumn="0" w:lastColumn="0" w:oddVBand="0" w:evenVBand="0" w:oddHBand="0" w:evenHBand="0" w:firstRowFirstColumn="0" w:firstRowLastColumn="0" w:lastRowFirstColumn="0" w:lastRowLastColumn="0"/>
-            </w:pPr>
-            <w:r>
-              <w:t>Instead of leaving it unmeasurable, set a temporary placeh</w:t>
-            </w:r>
-            <w:r>
-              <w:t>older (&lt;= 2 seconds for up to 200 requests), clearly marked as subject to adjustment once hosting/architecture is selected.</w:t>
-            </w:r>
-          </w:p>
-        </w:tc>
-      </w:tr>
-      <w:tr>
-        <w:trPr>
-          <w:cnfStyle w:val="000000100000" w:firstRow="0" w:lastRow="0" w:firstColumn="0" w:lastColumn="0" w:oddVBand="0" w:evenVBand="0" w:oddHBand="1" w:evenHBand="0" w:firstRowFirstColumn="0" w:firstRowLastColumn="0" w:lastRowFirstColumn="0" w:lastRowLastColumn="0"/>
-        </w:trPr>
-        <w:tc>
-          <w:tcPr>
-            <w:cnfStyle w:val="001000000000" w:firstRow="0" w:lastRow="0" w:firstColumn="1" w:lastColumn="0" w:oddVBand="0" w:evenVBand="0" w:oddHBand="0" w:evenHBand="0" w:firstRowFirstColumn="0" w:firstRowLastColumn="0" w:lastRowFirstColumn="0" w:lastRowLastColumn="0"/>
-            <w:tcW w:w="2127" w:type="dxa"/>
-          </w:tcPr>
-          <w:p>
-            <w:pPr>
-              <w:rPr>
-                <w:b w:val="0"/>
-                <w:bCs w:val="0"/>
-              </w:rPr>
-            </w:pPr>
-            <w:r>
-              <w:rPr>
-                <w:b w:val="0"/>
-                <w:bCs w:val="0"/>
-              </w:rPr>
-              <w:t>Rational</w:t>
-            </w:r>
-          </w:p>
-        </w:tc>
-        <w:tc>
-          <w:tcPr>
-            <w:tcW w:w="6889" w:type="dxa"/>
-          </w:tcPr>
-          <w:p>
-            <w:pPr>
-              <w:cnfStyle w:val="000000100000" w:firstRow="0" w:lastRow="0" w:firstColumn="0" w:lastColumn="0" w:oddVBand="0" w:evenVBand="0" w:oddHBand="1" w:evenHBand="0" w:firstRowFirstColumn="0" w:firstRowLastColumn="0" w:lastRowFirstColumn="0" w:lastRowLastColumn="0"/>
-            </w:pPr>
-            <w:r>
-              <w:t xml:space="preserve">A marked </w:t>
-            </w:r>
-            <w:r>
-              <w:t>placeholder</w:t>
-            </w:r>
-            <w:r>
-              <w:t xml:space="preserve"> maintains testability while truthfully indicating the number </w:t>
-            </w:r>
-            <w:r>
-              <w:t xml:space="preserve">is </w:t>
-            </w:r>
-            <w:r>
-              <w:t>not final</w:t>
-            </w:r>
-            <w:r>
-              <w:t>, an NFR with zero measurable target</w:t>
-            </w:r>
-            <w:r>
-              <w:t>s is not testable at all.</w:t>
-            </w:r>
-          </w:p>
-        </w:tc>
-      </w:tr>
-      <w:tr>
-        <w:tc>
-          <w:tcPr>
-            <w:cnfStyle w:val="001000000000" w:firstRow="0" w:lastRow="0" w:firstColumn="1" w:lastColumn="0" w:oddVBand="0" w:evenVBand="0" w:oddHBand="0" w:evenHBand="0" w:firstRowFirstColumn="0" w:firstRowLastColumn="0" w:lastRowFirstColumn="0" w:lastRowLastColumn="0"/>
-            <w:tcW w:w="2127" w:type="dxa"/>
-          </w:tcPr>
-          <w:p>
-            <w:pPr>
-              <w:rPr>
-                <w:b w:val="0"/>
-                <w:bCs w:val="0"/>
-              </w:rPr>
-            </w:pPr>
-            <w:r>
-              <w:rPr>
-                <w:b w:val="0"/>
-                <w:bCs w:val="0"/>
-              </w:rPr>
-              <w:t>Trade-offs</w:t>
-            </w:r>
-          </w:p>
-        </w:tc>
-        <w:tc>
-          <w:tcPr>
-            <w:tcW w:w="6889" w:type="dxa"/>
-          </w:tcPr>
-          <w:p>
-            <w:pPr>
-              <w:cnfStyle w:val="000000000000" w:firstRow="0" w:lastRow="0" w:firstColumn="0" w:lastColumn="0" w:oddVBand="0" w:evenVBand="0" w:oddHBand="0" w:evenHBand="0" w:firstRowFirstColumn="0" w:firstRowLastColumn="0" w:lastRowFirstColumn="0" w:lastRowLastColumn="0"/>
-            </w:pPr>
-            <w:r>
-              <w:t>Be</w:t>
-            </w:r>
-            <w:r>
-              <w:t>nefit: The NFR is still used in the RTM and defence at the time.</w:t>
-            </w:r>
-          </w:p>
-          <w:p>
-            <w:pPr>
-              <w:cnfStyle w:val="000000000000" w:firstRow="0" w:lastRow="0" w:firstColumn="0" w:lastColumn="0" w:oddVBand="0" w:evenVBand="0" w:oddHBand="0" w:evenHBand="0" w:firstRowFirstColumn="0" w:firstRowLastColumn="0" w:lastRowFirstColumn="0" w:lastRowLastColumn="0"/>
-            </w:pPr>
-            <w:r>
-              <w:t>Risk: The</w:t>
-            </w:r>
-            <w:r>
-              <w:t>re is a chance that the placeholder number will be mistakenly regarded as final if it in not reviewed.</w:t>
-            </w:r>
-          </w:p>
-        </w:tc>
-      </w:tr>
-      <w:tr>
-        <w:trPr>
-          <w:cnfStyle w:val="000000100000" w:firstRow="0" w:lastRow="0" w:firstColumn="0" w:lastColumn="0" w:oddVBand="0" w:evenVBand="0" w:oddHBand="1" w:evenHBand="0" w:firstRowFirstColumn="0" w:firstRowLastColumn="0" w:lastRowFirstColumn="0" w:lastRowLastColumn="0"/>
-        </w:trPr>
-        <w:tc>
-          <w:tcPr>
-            <w:cnfStyle w:val="001000000000" w:firstRow="0" w:lastRow="0" w:firstColumn="1" w:lastColumn="0" w:oddVBand="0" w:evenVBand="0" w:oddHBand="0" w:evenHBand="0" w:firstRowFirstColumn="0" w:firstRowLastColumn="0" w:lastRowFirstColumn="0" w:lastRowLastColumn="0"/>
-            <w:tcW w:w="2127" w:type="dxa"/>
-          </w:tcPr>
-          <w:p>
-            <w:pPr>
-              <w:rPr>
-                <w:b w:val="0"/>
-                <w:bCs w:val="0"/>
-              </w:rPr>
-            </w:pPr>
-            <w:r>
-              <w:rPr>
-                <w:b w:val="0"/>
-                <w:bCs w:val="0"/>
-              </w:rPr>
-              <w:t>Risks</w:t>
-            </w:r>
-          </w:p>
-        </w:tc>
-        <w:tc>
-          <w:tcPr>
-            <w:tcW w:w="6889" w:type="dxa"/>
-          </w:tcPr>
-          <w:p>
-            <w:pPr>
-              <w:cnfStyle w:val="000000100000" w:firstRow="0" w:lastRow="0" w:firstColumn="0" w:lastColumn="0" w:oddVBand="0" w:evenVBand="0" w:oddHBand="1" w:evenHBand="0" w:firstRowFirstColumn="0" w:firstRowLastColumn="0" w:lastRowFirstColumn="0" w:lastRowLastColumn="0"/>
-            </w:pPr>
-            <w:r>
-              <w:t xml:space="preserve">The acceptance criteria may become untestable against the actual environment </w:t>
-            </w:r>
-            <w:r>
-              <w:t>if the team neglects to check the figure after deciding on the M2 architecture and hosting.</w:t>
-            </w:r>
-          </w:p>
-        </w:tc>
-      </w:tr>
-      <w:tr>
-        <w:tc>
-          <w:tcPr>
-            <w:cnfStyle w:val="001000000000" w:firstRow="0" w:lastRow="0" w:firstColumn="1" w:lastColumn="0" w:oddVBand="0" w:evenVBand="0" w:oddHBand="0" w:evenHBand="0" w:firstRowFirstColumn="0" w:firstRowLastColumn="0" w:lastRowFirstColumn="0" w:lastRowLastColumn="0"/>
-            <w:tcW w:w="2127" w:type="dxa"/>
-          </w:tcPr>
-          <w:p>
-            <w:pPr>
-              <w:rPr>
-                <w:b w:val="0"/>
-                <w:bCs w:val="0"/>
-              </w:rPr>
-            </w:pPr>
-            <w:r>
-              <w:rPr>
-                <w:b w:val="0"/>
-                <w:bCs w:val="0"/>
-              </w:rPr>
-              <w:t>Evidence</w:t>
-            </w:r>
-          </w:p>
-        </w:tc>
-        <w:tc>
-          <w:tcPr>
-            <w:tcW w:w="6889" w:type="dxa"/>
-          </w:tcPr>
-          <w:p>
-            <w:pPr>
-              <w:cnfStyle w:val="000000000000" w:firstRow="0" w:lastRow="0" w:firstColumn="0" w:lastColumn="0" w:oddVBand="0" w:evenVBand="0" w:oddHBand="0" w:evenHBand="0" w:firstRowFirstColumn="0" w:firstRowLastColumn="0" w:lastRowFirstColumn="0" w:lastRowLastColumn="0"/>
-            </w:pPr>
-            <w:r>
-              <w:t>PED v1.0’s NFR-002 row</w:t>
-            </w:r>
-            <w:r>
-              <w:t xml:space="preserve"> in the NFR table and acceptance criteria table, this de</w:t>
-            </w:r>
-            <w:r>
-              <w:t>cision log item serves as the deferral’s record.</w:t>
-            </w:r>
-          </w:p>
-        </w:tc>
-      </w:tr>
-      <w:tr>
-        <w:trPr>
-          <w:cnfStyle w:val="000000100000" w:firstRow="0" w:lastRow="0" w:firstColumn="0" w:lastColumn="0" w:oddVBand="0" w:evenVBand="0" w:oddHBand="1" w:evenHBand="0" w:firstRowFirstColumn="0" w:firstRowLastColumn="0" w:lastRowFirstColumn="0" w:lastRowLastColumn="0"/>
-        </w:trPr>
-        <w:tc>
-          <w:tcPr>
-            <w:cnfStyle w:val="001000000000" w:firstRow="0" w:lastRow="0" w:firstColumn="1" w:lastColumn="0" w:oddVBand="0" w:evenVBand="0" w:oddHBand="0" w:evenHBand="0" w:firstRowFirstColumn="0" w:firstRowLastColumn="0" w:lastRowFirstColumn="0" w:lastRowLastColumn="0"/>
-            <w:tcW w:w="2127" w:type="dxa"/>
-          </w:tcPr>
-          <w:p>
-            <w:pPr>
-              <w:rPr>
-                <w:b w:val="0"/>
-                <w:bCs w:val="0"/>
-              </w:rPr>
-            </w:pPr>
-            <w:r>
-              <w:rPr>
-                <w:b w:val="0"/>
-                <w:bCs w:val="0"/>
-              </w:rPr>
-              <w:t>Later consequence</w:t>
-            </w:r>
-          </w:p>
-        </w:tc>
-        <w:tc>
-          <w:tcPr>
-            <w:tcW w:w="6889" w:type="dxa"/>
-          </w:tcPr>
-          <w:p>
-            <w:pPr>
-              <w:cnfStyle w:val="000000100000" w:firstRow="0" w:lastRow="0" w:firstColumn="0" w:lastColumn="0" w:oddVBand="0" w:evenVBand="0" w:oddHBand="1" w:evenHBand="0" w:firstRowFirstColumn="0" w:firstRowLastColumn="0" w:lastRowFirstColumn="0" w:lastRowLastColumn="0"/>
-            </w:pPr>
-            <w:r>
-              <w:t xml:space="preserve">Once hosting has been selected, note the actual threshold and verify if 2 seconds/200 requests </w:t>
-            </w:r>
-            <w:proofErr w:type="gramStart"/>
-            <w:r>
-              <w:t>was</w:t>
-            </w:r>
-            <w:proofErr w:type="gramEnd"/>
-            <w:r>
-              <w:t xml:space="preserve"> reasonable.</w:t>
-            </w:r>
-          </w:p>
-        </w:tc>
-      </w:tr>
-    </w:tbl>
     <w:p>
-      <w:pPr>
-        <w:pStyle w:val="Heading1"/>
-      </w:pPr>
       <w:r>
         <w:lastRenderedPageBreak/>
-        <w:t>AI usage Register</w:t>
-      </w:r>
-      <w:bookmarkEnd w:id="13"/>
+        <w:t>Context:</w:t>
+      </w:r>
+      <w:r>
+        <w:t xml:space="preserve"> The team needed to decide how </w:t>
+      </w:r>
+      <w:r>
+        <w:t>r</w:t>
+      </w:r>
+      <w:r>
+        <w:t xml:space="preserve">equesters would be notified when their request status changes, to satisfy the </w:t>
+      </w:r>
+      <w:r>
+        <w:t>r</w:t>
+      </w:r>
+      <w:r>
+        <w:t>equester need for visibility without overloading Staff with manual update work.</w:t>
+      </w:r>
     </w:p>
-    <w:tbl>
-      <w:tblPr>
-        <w:tblStyle w:val="GridTable2"/>
-        <w:tblW w:w="0" w:type="auto"/>
-        <w:tblLook w:val="04A0" w:firstRow="1" w:lastRow="0" w:firstColumn="1" w:lastColumn="0" w:noHBand="0" w:noVBand="1"/>
-      </w:tblPr>
-      <w:tblGrid>
-        <w:gridCol w:w="1013"/>
-        <w:gridCol w:w="1539"/>
-        <w:gridCol w:w="1459"/>
-        <w:gridCol w:w="1355"/>
-        <w:gridCol w:w="1667"/>
-        <w:gridCol w:w="1993"/>
-      </w:tblGrid>
-      <w:tr>
-        <w:trPr>
-          <w:cnfStyle w:val="100000000000" w:firstRow="1" w:lastRow="0" w:firstColumn="0" w:lastColumn="0" w:oddVBand="0" w:evenVBand="0" w:oddHBand="0" w:evenHBand="0" w:firstRowFirstColumn="0" w:firstRowLastColumn="0" w:lastRowFirstColumn="0" w:lastRowLastColumn="0"/>
-        </w:trPr>
-        <w:tc>
-          <w:tcPr>
-            <w:cnfStyle w:val="001000000000" w:firstRow="0" w:lastRow="0" w:firstColumn="1" w:lastColumn="0" w:oddVBand="0" w:evenVBand="0" w:oddHBand="0" w:evenHBand="0" w:firstRowFirstColumn="0" w:firstRowLastColumn="0" w:lastRowFirstColumn="0" w:lastRowLastColumn="0"/>
-            <w:tcW w:w="991" w:type="dxa"/>
-          </w:tcPr>
-          <w:p>
-            <w:r>
-              <w:t xml:space="preserve">Student </w:t>
-            </w:r>
-          </w:p>
-        </w:tc>
-        <w:tc>
-          <w:tcPr>
-            <w:tcW w:w="1578" w:type="dxa"/>
-          </w:tcPr>
-          <w:p>
-            <w:pPr>
-              <w:cnfStyle w:val="100000000000" w:firstRow="1" w:lastRow="0" w:firstColumn="0" w:lastColumn="0" w:oddVBand="0" w:evenVBand="0" w:oddHBand="0" w:evenHBand="0" w:firstRowFirstColumn="0" w:firstRowLastColumn="0" w:lastRowFirstColumn="0" w:lastRowLastColumn="0"/>
-            </w:pPr>
-            <w:r>
-              <w:t>Tool</w:t>
-            </w:r>
-          </w:p>
-        </w:tc>
-        <w:tc>
-          <w:tcPr>
-            <w:tcW w:w="1495" w:type="dxa"/>
-          </w:tcPr>
-          <w:p>
-            <w:pPr>
-              <w:cnfStyle w:val="100000000000" w:firstRow="1" w:lastRow="0" w:firstColumn="0" w:lastColumn="0" w:oddVBand="0" w:evenVBand="0" w:oddHBand="0" w:evenHBand="0" w:firstRowFirstColumn="0" w:firstRowLastColumn="0" w:lastRowFirstColumn="0" w:lastRowLastColumn="0"/>
-            </w:pPr>
-            <w:r>
-              <w:t xml:space="preserve">Purpose </w:t>
-            </w:r>
-          </w:p>
-        </w:tc>
-        <w:tc>
-          <w:tcPr>
-            <w:tcW w:w="1388" w:type="dxa"/>
-          </w:tcPr>
-          <w:p>
-            <w:pPr>
-              <w:cnfStyle w:val="100000000000" w:firstRow="1" w:lastRow="0" w:firstColumn="0" w:lastColumn="0" w:oddVBand="0" w:evenVBand="0" w:oddHBand="0" w:evenHBand="0" w:firstRowFirstColumn="0" w:firstRowLastColumn="0" w:lastRowFirstColumn="0" w:lastRowLastColumn="0"/>
-            </w:pPr>
-            <w:r>
-              <w:t>Output used</w:t>
-            </w:r>
-          </w:p>
-        </w:tc>
-        <w:tc>
-          <w:tcPr>
-            <w:tcW w:w="1622" w:type="dxa"/>
-          </w:tcPr>
-          <w:p>
-            <w:pPr>
-              <w:cnfStyle w:val="100000000000" w:firstRow="1" w:lastRow="0" w:firstColumn="0" w:lastColumn="0" w:oddVBand="0" w:evenVBand="0" w:oddHBand="0" w:evenHBand="0" w:firstRowFirstColumn="0" w:firstRowLastColumn="0" w:lastRowFirstColumn="0" w:lastRowLastColumn="0"/>
-            </w:pPr>
-            <w:r>
-              <w:t>How independently verified</w:t>
-            </w:r>
-          </w:p>
-        </w:tc>
-        <w:tc>
-          <w:tcPr>
-            <w:tcW w:w="1942" w:type="dxa"/>
-          </w:tcPr>
-          <w:p>
-            <w:pPr>
-              <w:cnfStyle w:val="100000000000" w:firstRow="1" w:lastRow="0" w:firstColumn="0" w:lastColumn="0" w:oddVBand="0" w:evenVBand="0" w:oddHBand="0" w:evenHBand="0" w:firstRowFirstColumn="0" w:firstRowLastColumn="0" w:lastRowFirstColumn="0" w:lastRowLastColumn="0"/>
-            </w:pPr>
-            <w:r>
-              <w:t>What was changed/rejected</w:t>
-            </w:r>
-          </w:p>
-        </w:tc>
-      </w:tr>
-      <w:tr>
-        <w:trPr>
-          <w:cnfStyle w:val="000000100000" w:firstRow="0" w:lastRow="0" w:firstColumn="0" w:lastColumn="0" w:oddVBand="0" w:evenVBand="0" w:oddHBand="1" w:evenHBand="0" w:firstRowFirstColumn="0" w:firstRowLastColumn="0" w:lastRowFirstColumn="0" w:lastRowLastColumn="0"/>
-        </w:trPr>
-        <w:tc>
-          <w:tcPr>
-            <w:cnfStyle w:val="001000000000" w:firstRow="0" w:lastRow="0" w:firstColumn="1" w:lastColumn="0" w:oddVBand="0" w:evenVBand="0" w:oddHBand="0" w:evenHBand="0" w:firstRowFirstColumn="0" w:firstRowLastColumn="0" w:lastRowFirstColumn="0" w:lastRowLastColumn="0"/>
-            <w:tcW w:w="991" w:type="dxa"/>
-          </w:tcPr>
-          <w:p>
-            <w:r>
-              <w:t>Freerk</w:t>
-            </w:r>
-          </w:p>
-        </w:tc>
-        <w:tc>
-          <w:tcPr>
-            <w:tcW w:w="1578" w:type="dxa"/>
-          </w:tcPr>
-          <w:p>
-            <w:pPr>
-              <w:cnfStyle w:val="000000100000" w:firstRow="0" w:lastRow="0" w:firstColumn="0" w:lastColumn="0" w:oddVBand="0" w:evenVBand="0" w:oddHBand="1" w:evenHBand="0" w:firstRowFirstColumn="0" w:firstRowLastColumn="0" w:lastRowFirstColumn="0" w:lastRowLastColumn="0"/>
-            </w:pPr>
-            <w:r>
-              <w:t>Claude (Anthropic) — brainstorming &amp; structuring assistance</w:t>
-            </w:r>
-          </w:p>
-          <w:p>
-            <w:pPr>
-              <w:cnfStyle w:val="000000100000" w:firstRow="0" w:lastRow="0" w:firstColumn="0" w:lastColumn="0" w:oddVBand="0" w:evenVBand="0" w:oddHBand="1" w:evenHBand="0" w:firstRowFirstColumn="0" w:firstRowLastColumn="0" w:lastRowFirstColumn="0" w:lastRowLastColumn="0"/>
-            </w:pPr>
-          </w:p>
-          <w:p>
-            <w:pPr>
-              <w:cnfStyle w:val="000000100000" w:firstRow="0" w:lastRow="0" w:firstColumn="0" w:lastColumn="0" w:oddVBand="0" w:evenVBand="0" w:oddHBand="1" w:evenHBand="0" w:firstRowFirstColumn="0" w:firstRowLastColumn="0" w:lastRowFirstColumn="0" w:lastRowLastColumn="0"/>
-            </w:pPr>
-            <w:proofErr w:type="spellStart"/>
-            <w:r>
-              <w:t>QuillBot</w:t>
-            </w:r>
-            <w:proofErr w:type="spellEnd"/>
-            <w:r>
-              <w:t xml:space="preserve"> Paraphraser</w:t>
-            </w:r>
-          </w:p>
-        </w:tc>
-        <w:tc>
-          <w:tcPr>
-            <w:tcW w:w="1495" w:type="dxa"/>
-          </w:tcPr>
-          <w:p>
-            <w:pPr>
-              <w:cnfStyle w:val="000000100000" w:firstRow="0" w:lastRow="0" w:firstColumn="0" w:lastColumn="0" w:oddVBand="0" w:evenVBand="0" w:oddHBand="1" w:evenHBand="0" w:firstRowFirstColumn="0" w:firstRowLastColumn="0" w:lastRowFirstColumn="0" w:lastRowLastColumn="0"/>
-            </w:pPr>
-            <w:r>
-              <w:t xml:space="preserve">Claude: </w:t>
-            </w:r>
-            <w:r>
-              <w:t xml:space="preserve">Used to generate a list of candidate real-world </w:t>
-            </w:r>
-            <w:r>
-              <w:t>technology-stack approaches.</w:t>
-            </w:r>
-          </w:p>
-          <w:p>
-            <w:pPr>
-              <w:cnfStyle w:val="000000100000" w:firstRow="0" w:lastRow="0" w:firstColumn="0" w:lastColumn="0" w:oddVBand="0" w:evenVBand="0" w:oddHBand="1" w:evenHBand="0" w:firstRowFirstColumn="0" w:firstRowLastColumn="0" w:lastRowFirstColumn="0" w:lastRowLastColumn="0"/>
-            </w:pPr>
-          </w:p>
-          <w:p>
-            <w:pPr>
-              <w:cnfStyle w:val="000000100000" w:firstRow="0" w:lastRow="0" w:firstColumn="0" w:lastColumn="0" w:oddVBand="0" w:evenVBand="0" w:oddHBand="1" w:evenHBand="0" w:firstRowFirstColumn="0" w:firstRowLastColumn="0" w:lastRowFirstColumn="0" w:lastRowLastColumn="0"/>
-            </w:pPr>
-            <w:proofErr w:type="spellStart"/>
-            <w:r>
-              <w:t>QuillBot</w:t>
-            </w:r>
-            <w:proofErr w:type="spellEnd"/>
-            <w:r>
-              <w:t xml:space="preserve"> Paraphraser: Used to assist with paraphrasing</w:t>
-            </w:r>
-          </w:p>
-        </w:tc>
-        <w:tc>
-          <w:tcPr>
-            <w:tcW w:w="1388" w:type="dxa"/>
-          </w:tcPr>
-          <w:p>
-            <w:pPr>
-              <w:cnfStyle w:val="000000100000" w:firstRow="0" w:lastRow="0" w:firstColumn="0" w:lastColumn="0" w:oddVBand="0" w:evenVBand="0" w:oddHBand="1" w:evenHBand="0" w:firstRowFirstColumn="0" w:firstRowLastColumn="0" w:lastRowFirstColumn="0" w:lastRowLastColumn="0"/>
-            </w:pPr>
-            <w:r>
-              <w:t>Partially — example list and structural suggestions used as a starting point; no AI-generated prose used in the final answer</w:t>
-            </w:r>
-          </w:p>
-        </w:tc>
-        <w:tc>
-          <w:tcPr>
-            <w:tcW w:w="1622" w:type="dxa"/>
-          </w:tcPr>
-          <w:p>
-            <w:pPr>
-              <w:cnfStyle w:val="000000100000" w:firstRow="0" w:lastRow="0" w:firstColumn="0" w:lastColumn="0" w:oddVBand="0" w:evenVBand="0" w:oddHBand="1" w:evenHBand="0" w:firstRowFirstColumn="0" w:firstRowLastColumn="0" w:lastRowFirstColumn="0" w:lastRowLastColumn="0"/>
-            </w:pPr>
-            <w:r>
-              <w:t>Each FR/NFR was checked against the Master Brief Section 3 and 4 to confirm</w:t>
-            </w:r>
-          </w:p>
-        </w:tc>
-        <w:tc>
-          <w:tcPr>
-            <w:tcW w:w="1942" w:type="dxa"/>
-          </w:tcPr>
-          <w:p>
-            <w:pPr>
-              <w:cnfStyle w:val="000000100000" w:firstRow="0" w:lastRow="0" w:firstColumn="0" w:lastColumn="0" w:oddVBand="0" w:evenVBand="0" w:oddHBand="1" w:evenHBand="0" w:firstRowFirstColumn="0" w:firstRowLastColumn="0" w:lastRowFirstColumn="0" w:lastRowLastColumn="0"/>
-            </w:pPr>
-            <w:r>
-              <w:t xml:space="preserve">Rejected AI-suggested wording/analysis; wrote the actual explanation, and </w:t>
-            </w:r>
-            <w:proofErr w:type="spellStart"/>
-            <w:r>
-              <w:t>Decision→trade-off→consequence</w:t>
-            </w:r>
-            <w:proofErr w:type="spellEnd"/>
-            <w:r>
-              <w:t xml:space="preserve"> framing myself</w:t>
-            </w:r>
-          </w:p>
-          <w:p>
-            <w:pPr>
-              <w:cnfStyle w:val="000000100000" w:firstRow="0" w:lastRow="0" w:firstColumn="0" w:lastColumn="0" w:oddVBand="0" w:evenVBand="0" w:oddHBand="1" w:evenHBand="0" w:firstRowFirstColumn="0" w:firstRowLastColumn="0" w:lastRowFirstColumn="0" w:lastRowLastColumn="0"/>
-            </w:pPr>
-          </w:p>
-        </w:tc>
-      </w:tr>
-      <w:tr>
-        <w:tc>
-          <w:tcPr>
-            <w:cnfStyle w:val="001000000000" w:firstRow="0" w:lastRow="0" w:firstColumn="1" w:lastColumn="0" w:oddVBand="0" w:evenVBand="0" w:oddHBand="0" w:evenHBand="0" w:firstRowFirstColumn="0" w:firstRowLastColumn="0" w:lastRowFirstColumn="0" w:lastRowLastColumn="0"/>
-            <w:tcW w:w="991" w:type="dxa"/>
-          </w:tcPr>
-          <w:p/>
-        </w:tc>
-        <w:tc>
-          <w:tcPr>
-            <w:tcW w:w="1578" w:type="dxa"/>
-          </w:tcPr>
-          <w:p>
-            <w:pPr>
-              <w:cnfStyle w:val="000000000000" w:firstRow="0" w:lastRow="0" w:firstColumn="0" w:lastColumn="0" w:oddVBand="0" w:evenVBand="0" w:oddHBand="0" w:evenHBand="0" w:firstRowFirstColumn="0" w:firstRowLastColumn="0" w:lastRowFirstColumn="0" w:lastRowLastColumn="0"/>
-            </w:pPr>
-          </w:p>
-        </w:tc>
-        <w:tc>
-          <w:tcPr>
-            <w:tcW w:w="1495" w:type="dxa"/>
-          </w:tcPr>
-          <w:p>
-            <w:pPr>
-              <w:cnfStyle w:val="000000000000" w:firstRow="0" w:lastRow="0" w:firstColumn="0" w:lastColumn="0" w:oddVBand="0" w:evenVBand="0" w:oddHBand="0" w:evenHBand="0" w:firstRowFirstColumn="0" w:firstRowLastColumn="0" w:lastRowFirstColumn="0" w:lastRowLastColumn="0"/>
-            </w:pPr>
-          </w:p>
-        </w:tc>
-        <w:tc>
-          <w:tcPr>
-            <w:tcW w:w="1388" w:type="dxa"/>
-          </w:tcPr>
-          <w:p>
-            <w:pPr>
-              <w:cnfStyle w:val="000000000000" w:firstRow="0" w:lastRow="0" w:firstColumn="0" w:lastColumn="0" w:oddVBand="0" w:evenVBand="0" w:oddHBand="0" w:evenHBand="0" w:firstRowFirstColumn="0" w:firstRowLastColumn="0" w:lastRowFirstColumn="0" w:lastRowLastColumn="0"/>
-            </w:pPr>
-          </w:p>
-        </w:tc>
-        <w:tc>
-          <w:tcPr>
-            <w:tcW w:w="1622" w:type="dxa"/>
-          </w:tcPr>
-          <w:p>
-            <w:pPr>
-              <w:cnfStyle w:val="000000000000" w:firstRow="0" w:lastRow="0" w:firstColumn="0" w:lastColumn="0" w:oddVBand="0" w:evenVBand="0" w:oddHBand="0" w:evenHBand="0" w:firstRowFirstColumn="0" w:firstRowLastColumn="0" w:lastRowFirstColumn="0" w:lastRowLastColumn="0"/>
-            </w:pPr>
-          </w:p>
-        </w:tc>
-        <w:tc>
-          <w:tcPr>
-            <w:tcW w:w="1942" w:type="dxa"/>
-          </w:tcPr>
-          <w:p>
-            <w:pPr>
-              <w:cnfStyle w:val="000000000000" w:firstRow="0" w:lastRow="0" w:firstColumn="0" w:lastColumn="0" w:oddVBand="0" w:evenVBand="0" w:oddHBand="0" w:evenHBand="0" w:firstRowFirstColumn="0" w:firstRowLastColumn="0" w:lastRowFirstColumn="0" w:lastRowLastColumn="0"/>
-            </w:pPr>
-          </w:p>
-        </w:tc>
-      </w:tr>
-      <w:tr>
-        <w:trPr>
-          <w:cnfStyle w:val="000000100000" w:firstRow="0" w:lastRow="0" w:firstColumn="0" w:lastColumn="0" w:oddVBand="0" w:evenVBand="0" w:oddHBand="1" w:evenHBand="0" w:firstRowFirstColumn="0" w:firstRowLastColumn="0" w:lastRowFirstColumn="0" w:lastRowLastColumn="0"/>
-        </w:trPr>
-        <w:tc>
-          <w:tcPr>
-            <w:cnfStyle w:val="001000000000" w:firstRow="0" w:lastRow="0" w:firstColumn="1" w:lastColumn="0" w:oddVBand="0" w:evenVBand="0" w:oddHBand="0" w:evenHBand="0" w:firstRowFirstColumn="0" w:firstRowLastColumn="0" w:lastRowFirstColumn="0" w:lastRowLastColumn="0"/>
-            <w:tcW w:w="991" w:type="dxa"/>
-          </w:tcPr>
-          <w:p/>
-        </w:tc>
-        <w:tc>
-          <w:tcPr>
-            <w:tcW w:w="1578" w:type="dxa"/>
-          </w:tcPr>
-          <w:p>
-            <w:pPr>
-              <w:cnfStyle w:val="000000100000" w:firstRow="0" w:lastRow="0" w:firstColumn="0" w:lastColumn="0" w:oddVBand="0" w:evenVBand="0" w:oddHBand="1" w:evenHBand="0" w:firstRowFirstColumn="0" w:firstRowLastColumn="0" w:lastRowFirstColumn="0" w:lastRowLastColumn="0"/>
-            </w:pPr>
-          </w:p>
-        </w:tc>
-        <w:tc>
-          <w:tcPr>
-            <w:tcW w:w="1495" w:type="dxa"/>
-          </w:tcPr>
-          <w:p>
-            <w:pPr>
-              <w:cnfStyle w:val="000000100000" w:firstRow="0" w:lastRow="0" w:firstColumn="0" w:lastColumn="0" w:oddVBand="0" w:evenVBand="0" w:oddHBand="1" w:evenHBand="0" w:firstRowFirstColumn="0" w:firstRowLastColumn="0" w:lastRowFirstColumn="0" w:lastRowLastColumn="0"/>
-            </w:pPr>
-          </w:p>
-        </w:tc>
-        <w:tc>
-          <w:tcPr>
-            <w:tcW w:w="1388" w:type="dxa"/>
-          </w:tcPr>
-          <w:p>
-            <w:pPr>
-              <w:cnfStyle w:val="000000100000" w:firstRow="0" w:lastRow="0" w:firstColumn="0" w:lastColumn="0" w:oddVBand="0" w:evenVBand="0" w:oddHBand="1" w:evenHBand="0" w:firstRowFirstColumn="0" w:firstRowLastColumn="0" w:lastRowFirstColumn="0" w:lastRowLastColumn="0"/>
-            </w:pPr>
-          </w:p>
-        </w:tc>
-        <w:tc>
-          <w:tcPr>
-            <w:tcW w:w="1622" w:type="dxa"/>
-          </w:tcPr>
-          <w:p>
-            <w:pPr>
-              <w:cnfStyle w:val="000000100000" w:firstRow="0" w:lastRow="0" w:firstColumn="0" w:lastColumn="0" w:oddVBand="0" w:evenVBand="0" w:oddHBand="1" w:evenHBand="0" w:firstRowFirstColumn="0" w:firstRowLastColumn="0" w:lastRowFirstColumn="0" w:lastRowLastColumn="0"/>
-            </w:pPr>
-          </w:p>
-        </w:tc>
-        <w:tc>
-          <w:tcPr>
-            <w:tcW w:w="1942" w:type="dxa"/>
-          </w:tcPr>
-          <w:p>
-            <w:pPr>
-              <w:cnfStyle w:val="000000100000" w:firstRow="0" w:lastRow="0" w:firstColumn="0" w:lastColumn="0" w:oddVBand="0" w:evenVBand="0" w:oddHBand="1" w:evenHBand="0" w:firstRowFirstColumn="0" w:firstRowLastColumn="0" w:lastRowFirstColumn="0" w:lastRowLastColumn="0"/>
-            </w:pPr>
-          </w:p>
-        </w:tc>
-      </w:tr>
-    </w:tbl>
+    <w:p>
+      <w:r>
+        <w:t xml:space="preserve">Constraints: </w:t>
+      </w:r>
+      <w:r>
+        <w:t>Cost/Resources constraint (prefer free/low-cost services)</w:t>
+      </w:r>
+      <w:r>
+        <w:t xml:space="preserve">, </w:t>
+      </w:r>
+      <w:r>
+        <w:t>Scope constraint (avoid unjustified feature complexity)</w:t>
+      </w:r>
+    </w:p>
+    <w:p>
+      <w:r>
+        <w:t xml:space="preserve">Alternatives: </w:t>
+      </w:r>
+      <w:r>
+        <w:t>(1) SMS notifications via a third-party gateway (e.g. Twilio)</w:t>
+      </w:r>
+      <w:r>
+        <w:t xml:space="preserve">, </w:t>
+      </w:r>
+      <w:r>
+        <w:t>(2) In-app + email notifications only</w:t>
+      </w:r>
+      <w:r>
+        <w:t xml:space="preserve">, </w:t>
+      </w:r>
+      <w:r>
+        <w:t>(3) No automated notification</w:t>
+      </w:r>
+      <w:r>
+        <w:t xml:space="preserve">, </w:t>
+      </w:r>
+      <w:r>
+        <w:t>requester must manually check status</w:t>
+      </w:r>
+      <w:r>
+        <w:t>.</w:t>
+      </w:r>
+    </w:p>
+    <w:p>
+      <w:r>
+        <w:t xml:space="preserve">Decision: </w:t>
+      </w:r>
+      <w:r>
+        <w:t>Use in-app and email notifications only</w:t>
+      </w:r>
+      <w:r>
+        <w:t>,</w:t>
+      </w:r>
+      <w:r>
+        <w:t xml:space="preserve"> SMS notifications excluded from scope</w:t>
+      </w:r>
+      <w:r>
+        <w:t>.</w:t>
+      </w:r>
+    </w:p>
+    <w:p>
+      <w:r>
+        <w:t xml:space="preserve">Rationale: </w:t>
+      </w:r>
+      <w:r>
+        <w:t>SMS requires a paid gateway service, which conflicts with the project's cost constraint of preferring free-tier services. Email and in-app notification satisfy the same underlying stakeholder need confirmation that a request wasn't lost without introducing a recurring operational cost or an external paid dependency. Option 3 (no automated notification) was rejected because it fails to address the core business problem of poor requester visibility identified in the problem statement.</w:t>
+      </w:r>
+    </w:p>
+    <w:p>
+      <w:r>
+        <w:t xml:space="preserve">Trade-offs: </w:t>
+      </w:r>
+      <w:r>
+        <w:t>Requesters without regular access to email/the platform may experience slower awareness of status changes compared to SMS. This is accepted as a reasonable trade-off given the cost constraint.</w:t>
+      </w:r>
+    </w:p>
+    <w:p>
+      <w:r>
+        <w:t xml:space="preserve">Risks: </w:t>
+      </w:r>
+      <w:r>
+        <w:t>Requesters who don't check email/app promptly may perceive the system as unresponsive even when status updates are occurring correctly.</w:t>
+      </w:r>
+    </w:p>
+    <w:p>
+      <w:r>
+        <w:t xml:space="preserve">Evidence: </w:t>
+      </w:r>
+      <w:r>
+        <w:t>Cost/Resources constraint (PED Constraints)</w:t>
+      </w:r>
+      <w:r>
+        <w:t xml:space="preserve">, </w:t>
+      </w:r>
+      <w:r>
+        <w:t>Scope Baseline exclusion (PED Scope, Out of Scope)</w:t>
+      </w:r>
+      <w:r>
+        <w:t xml:space="preserve">, </w:t>
+      </w:r>
+      <w:r>
+        <w:t>Stakeholder need — Requester "know it wasn't lost" (Stakeholder Analysis)</w:t>
+      </w:r>
+      <w:r>
+        <w:t>.</w:t>
+      </w:r>
+    </w:p>
+    <w:p>
+      <w:r>
+        <w:t>Later consequences: T</w:t>
+      </w:r>
+      <w:r>
+        <w:t>o be revisited at M2 when notification implementation approach is selected, and at M4 if operational cost/usage evidence suggests SMS should be reconsidered.</w:t>
+      </w:r>
+    </w:p>
+    <w:p>
+      <w:r>
+        <w:t xml:space="preserve">Decision ID: </w:t>
+      </w:r>
+      <w:r>
+        <w:t>DEC-00</w:t>
+      </w:r>
+      <w:r>
+        <w:t>2</w:t>
+      </w:r>
+    </w:p>
+    <w:p>
+      <w:r>
+        <w:t>Context:</w:t>
+      </w:r>
+      <w:r>
+        <w:t xml:space="preserve"> </w:t>
+      </w:r>
+      <w:r>
+        <w:t>A quantifiable criterion was required for NFR-002, although the precise figure depends on hosting and infrastructure decisions that have not yet been decided (out of scope for M1).</w:t>
+      </w:r>
+    </w:p>
+    <w:p>
+      <w:r>
+        <w:t xml:space="preserve">Constraints: Technology-stack or architecture decisions are expressly prohibited under M1, although section 15 in the Milestone 1 document mandates that NFRs eventually be quantifiable and supported by </w:t>
+      </w:r>
+      <w:r>
+        <w:t xml:space="preserve">evidence. </w:t>
+      </w:r>
+    </w:p>
+    <w:p>
+      <w:pPr>
+        <w:cnfStyle w:val="000000100000" w:firstRow="0" w:lastRow="0" w:firstColumn="0" w:lastColumn="0" w:oddVBand="0" w:evenVBand="0" w:oddHBand="1" w:evenHBand="0" w:firstRowFirstColumn="0" w:firstRowLastColumn="0" w:lastRowFirstColumn="0" w:lastRowLastColumn="0"/>
+      </w:pPr>
+      <w:r>
+        <w:t>Alternatives</w:t>
+      </w:r>
+      <w:r>
+        <w:t>:</w:t>
+      </w:r>
+      <w:r>
+        <w:t xml:space="preserve">  </w:t>
+      </w:r>
+    </w:p>
+    <w:p>
+      <w:pPr>
+        <w:pStyle w:val="ListParagraph"/>
+        <w:numPr>
+          <w:ilvl w:val="0"/>
+          <w:numId w:val="7"/>
+        </w:numPr>
+        <w:cnfStyle w:val="000000100000" w:firstRow="0" w:lastRow="0" w:firstColumn="0" w:lastColumn="0" w:oddVBand="0" w:evenVBand="0" w:oddHBand="1" w:evenHBand="0" w:firstRowFirstColumn="0" w:firstRowLastColumn="0" w:lastRowFirstColumn="0" w:lastRowLastColumn="0"/>
+      </w:pPr>
+      <w:r>
+        <w:lastRenderedPageBreak/>
+        <w:t xml:space="preserve"> Select a random number at this point of the project.</w:t>
+      </w:r>
+    </w:p>
+    <w:p>
+      <w:pPr>
+        <w:pStyle w:val="ListParagraph"/>
+        <w:numPr>
+          <w:ilvl w:val="0"/>
+          <w:numId w:val="7"/>
+        </w:numPr>
+        <w:cnfStyle w:val="000000100000" w:firstRow="0" w:lastRow="0" w:firstColumn="0" w:lastColumn="0" w:oddVBand="0" w:evenVBand="0" w:oddHBand="1" w:evenHBand="0" w:firstRowFirstColumn="0" w:firstRowLastColumn="0" w:lastRowFirstColumn="0" w:lastRowLastColumn="0"/>
+      </w:pPr>
+      <w:r>
+        <w:t>Wait until M2 to measure the NFR.</w:t>
+      </w:r>
+    </w:p>
+    <w:p>
+      <w:pPr>
+        <w:pStyle w:val="ListParagraph"/>
+        <w:numPr>
+          <w:ilvl w:val="0"/>
+          <w:numId w:val="7"/>
+        </w:numPr>
+        <w:cnfStyle w:val="000000100000" w:firstRow="0" w:lastRow="0" w:firstColumn="0" w:lastColumn="0" w:oddVBand="0" w:evenVBand="0" w:oddHBand="1" w:evenHBand="0" w:firstRowFirstColumn="0" w:firstRowLastColumn="0" w:lastRowFirstColumn="0" w:lastRowLastColumn="0"/>
+      </w:pPr>
+      <w:r>
+        <w:t>Establish a temporary placeholder threshold with a clear label.</w:t>
+      </w:r>
+    </w:p>
+    <w:p>
+      <w:r>
+        <w:t>Decision: Instead of leaving it unmeasurable, set a temporary placeholder (&lt;= 2 seconds for up to 200 requests), clearly marked as subject to adjustment once hosting/architecture is selected.</w:t>
+      </w:r>
+    </w:p>
+    <w:p>
+      <w:pPr>
+        <w:cnfStyle w:val="000000100000" w:firstRow="0" w:lastRow="0" w:firstColumn="0" w:lastColumn="0" w:oddVBand="0" w:evenVBand="0" w:oddHBand="1" w:evenHBand="0" w:firstRowFirstColumn="0" w:firstRowLastColumn="0" w:lastRowFirstColumn="0" w:lastRowLastColumn="0"/>
+      </w:pPr>
+      <w:r>
+        <w:t>Rationale: A marked placeholder maintains testability while truthfully indicating the number is not final, an NFR with zero measurable targets is not testable at all.</w:t>
+      </w:r>
+    </w:p>
+    <w:p>
+      <w:r>
+        <w:t>Trade-offs:</w:t>
+      </w:r>
+    </w:p>
+    <w:p>
+      <w:r>
+        <w:t>Benefit: The NFR is still used in the RTM and defence at the time.</w:t>
+      </w:r>
+    </w:p>
+    <w:p>
+      <w:r>
+        <w:t xml:space="preserve">Risk: There is a chance that the placeholder number will be mistakenly regarded as final if it </w:t>
+      </w:r>
+      <w:r>
+        <w:t>is</w:t>
+      </w:r>
+      <w:r>
+        <w:t xml:space="preserve"> not reviewed.</w:t>
+      </w:r>
+    </w:p>
+    <w:p>
+      <w:r>
+        <w:t>Risks: The acceptance criteria may become untestable against the actual environment if the team neglects to check the figure after deciding on the M2 architecture and hosting.</w:t>
+      </w:r>
+    </w:p>
+    <w:p>
+      <w:r>
+        <w:t>Evidence: PED v1.0’s NFR-002 row in the NFR table and acceptance criteria table, this decision log item serves as the deferral’s record.</w:t>
+      </w:r>
+    </w:p>
+    <w:p>
+      <w:r>
+        <w:t>Later consequences: Once hosting has been selected, note the actual threshold and verify if 2 seconds/200 requests was reasonable.</w:t>
+      </w:r>
+    </w:p>
     <w:p/>
     <w:p>
       <w:pPr>
         <w:pStyle w:val="Heading1"/>
       </w:pPr>
-      <w:bookmarkStart w:id="14" w:name="_Toc239857448"/>
+      <w:bookmarkStart w:id="27" w:name="_Toc239864858"/>
+      <w:r>
+        <w:t>AI usage Register</w:t>
+      </w:r>
+      <w:bookmarkEnd w:id="27"/>
+    </w:p>
+    <w:p>
+      <w:proofErr w:type="spellStart"/>
+      <w:r>
+        <w:t>Regardt</w:t>
+      </w:r>
+      <w:proofErr w:type="spellEnd"/>
+      <w:r>
+        <w:t xml:space="preserve"> Osler: Used Claude AI to help with formatting and structure.</w:t>
+      </w:r>
+    </w:p>
+    <w:p>
+      <w:r>
+        <w:t>F</w:t>
+      </w:r>
+      <w:r>
+        <w:t>r</w:t>
+      </w:r>
+      <w:r>
+        <w:t>eerk van den Bos</w:t>
+      </w:r>
+      <w:r>
+        <w:t>: Used Claude AI to help with formatting and structure.</w:t>
+      </w:r>
+    </w:p>
+    <w:p/>
+    <w:p>
+      <w:pPr>
+        <w:pStyle w:val="Heading1"/>
+      </w:pPr>
+      <w:bookmarkStart w:id="28" w:name="_Toc239864859"/>
       <w:r>
         <w:t>Sign off</w:t>
       </w:r>
-      <w:bookmarkEnd w:id="14"/>
+      <w:bookmarkEnd w:id="28"/>
     </w:p>
     <w:p/>
     <w:sectPr>
@@ -7379,13 +8018,7 @@
         <w:rPr>
           <w:lang w:val="en-US"/>
         </w:rPr>
-        <w:t xml:space="preserve">Subject to </w:t>
-      </w:r>
-      <w:r>
-        <w:rPr>
-          <w:lang w:val="en-US"/>
-        </w:rPr>
-        <w:t>change once hosting/architecture is selected in later milestones.</w:t>
+        <w:t>Subject to change once hosting/architecture is selected in later milestones.</w:t>
       </w:r>
     </w:p>
   </w:footnote>
@@ -7395,10 +8028,236 @@
 <file path=word/numbering.xml><?xml version="1.0" encoding="utf-8"?>
 <w:numbering xmlns:wpc="http://schemas.microsoft.com/office/word/2010/wordprocessingCanvas" xmlns:cx="http://schemas.microsoft.com/office/drawing/2014/chartex" xmlns:cx1="http://schemas.microsoft.com/office/drawing/2015/9/8/chartex" xmlns:cx2="http://schemas.microsoft.com/office/drawing/2015/10/21/chartex" xmlns:cx3="http://schemas.microsoft.com/office/drawing/2016/5/9/chartex" xmlns:cx4="http://schemas.microsoft.com/office/drawing/2016/5/10/chartex" xmlns:cx5="http://schemas.microsoft.com/office/drawing/2016/5/11/chartex" xmlns:cx6="http://schemas.microsoft.com/office/drawing/2016/5/12/chartex" xmlns:cx7="http://schemas.microsoft.com/office/drawing/2016/5/13/chartex" xmlns:cx8="http://schemas.microsoft.com/office/drawing/2016/5/14/chartex" xmlns:mc="http://schemas.openxmlformats.org/markup-compatibility/2006" xmlns:aink="http://schemas.microsoft.com/office/drawing/2016/ink" xmlns:am3d="http://schemas.microsoft.com/office/drawing/2017/model3d" xmlns:o="urn:schemas-microsoft-com:office:office" xmlns:oel="http://schemas.microsoft.com/office/2019/extlst" xmlns:r="http://schemas.openxmlformats.org/officeDocument/2006/relationships" xmlns:m="http://schemas.openxmlformats.org/officeDocument/2006/math" xmlns:v="urn:schemas-microsoft-com:vml" xmlns:wp14="http://schemas.microsoft.com/office/word/2010/wordprocessingDrawing" xmlns:wp="http://schemas.openxmlformats.org/drawingml/2006/wordprocessingDrawing" xmlns:w10="urn:schemas-microsoft-com:office:word" xmlns:w="http://schemas.openxmlformats.org/wordprocessingml/2006/main" xmlns:w14="http://schemas.microsoft.com/office/word/2010/wordml" xmlns:w15="http://schemas.microsoft.com/office/word/2012/wordml" xmlns:w16cex="http://schemas.microsoft.com/office/word/2018/wordml/cex" xmlns:w16cid="http://schemas.microsoft.com/office/word/2016/wordml/cid" xmlns:w16="http://schemas.microsoft.com/office/word/2018/wordml" xmlns:w16du="http://schemas.microsoft.com/office/word/2023/wordml/word16du" xmlns:w16sdtdh="http://schemas.microsoft.com/office/word/2020/wordml/sdtdatahash" xmlns:w16sdtfl="http://schemas.microsoft.com/office/word/2024/wordml/sdtformatlock" xmlns:w16se="http://schemas.microsoft.com/office/word/2015/wordml/symex" xmlns:wpg="http://schemas.microsoft.com/office/word/2010/wordprocessingGroup" xmlns:wpi="http://schemas.microsoft.com/office/word/2010/wordprocessingInk" xmlns:wne="http://schemas.microsoft.com/office/word/2006/wordml" xmlns:wps="http://schemas.microsoft.com/office/word/2010/wordprocessingShape" mc:Ignorable="w14 w15 w16se w16cid w16 w16cex w16sdtdh w16sdtfl w16du wp14">
   <w:abstractNum w:abstractNumId="0" w15:restartNumberingAfterBreak="0">
+    <w:nsid w:val="059436B9"/>
+    <w:multiLevelType w:val="hybridMultilevel"/>
+    <w:tmpl w:val="2B468E6C"/>
+    <w:lvl w:ilvl="0" w:tplc="1C090001">
+      <w:start w:val="1"/>
+      <w:numFmt w:val="bullet"/>
+      <w:lvlText w:val=""/>
+      <w:lvlJc w:val="left"/>
+      <w:pPr>
+        <w:ind w:left="720" w:hanging="360"/>
+      </w:pPr>
+      <w:rPr>
+        <w:rFonts w:ascii="Symbol" w:hAnsi="Symbol" w:hint="default"/>
+      </w:rPr>
+    </w:lvl>
+    <w:lvl w:ilvl="1" w:tplc="1C090003" w:tentative="1">
+      <w:start w:val="1"/>
+      <w:numFmt w:val="bullet"/>
+      <w:lvlText w:val="o"/>
+      <w:lvlJc w:val="left"/>
+      <w:pPr>
+        <w:ind w:left="1440" w:hanging="360"/>
+      </w:pPr>
+      <w:rPr>
+        <w:rFonts w:ascii="Courier New" w:hAnsi="Courier New" w:cs="Courier New" w:hint="default"/>
+      </w:rPr>
+    </w:lvl>
+    <w:lvl w:ilvl="2" w:tplc="1C090005" w:tentative="1">
+      <w:start w:val="1"/>
+      <w:numFmt w:val="bullet"/>
+      <w:lvlText w:val=""/>
+      <w:lvlJc w:val="left"/>
+      <w:pPr>
+        <w:ind w:left="2160" w:hanging="360"/>
+      </w:pPr>
+      <w:rPr>
+        <w:rFonts w:ascii="Wingdings" w:hAnsi="Wingdings" w:hint="default"/>
+      </w:rPr>
+    </w:lvl>
+    <w:lvl w:ilvl="3" w:tplc="1C090001" w:tentative="1">
+      <w:start w:val="1"/>
+      <w:numFmt w:val="bullet"/>
+      <w:lvlText w:val=""/>
+      <w:lvlJc w:val="left"/>
+      <w:pPr>
+        <w:ind w:left="2880" w:hanging="360"/>
+      </w:pPr>
+      <w:rPr>
+        <w:rFonts w:ascii="Symbol" w:hAnsi="Symbol" w:hint="default"/>
+      </w:rPr>
+    </w:lvl>
+    <w:lvl w:ilvl="4" w:tplc="1C090003" w:tentative="1">
+      <w:start w:val="1"/>
+      <w:numFmt w:val="bullet"/>
+      <w:lvlText w:val="o"/>
+      <w:lvlJc w:val="left"/>
+      <w:pPr>
+        <w:ind w:left="3600" w:hanging="360"/>
+      </w:pPr>
+      <w:rPr>
+        <w:rFonts w:ascii="Courier New" w:hAnsi="Courier New" w:cs="Courier New" w:hint="default"/>
+      </w:rPr>
+    </w:lvl>
+    <w:lvl w:ilvl="5" w:tplc="1C090005" w:tentative="1">
+      <w:start w:val="1"/>
+      <w:numFmt w:val="bullet"/>
+      <w:lvlText w:val=""/>
+      <w:lvlJc w:val="left"/>
+      <w:pPr>
+        <w:ind w:left="4320" w:hanging="360"/>
+      </w:pPr>
+      <w:rPr>
+        <w:rFonts w:ascii="Wingdings" w:hAnsi="Wingdings" w:hint="default"/>
+      </w:rPr>
+    </w:lvl>
+    <w:lvl w:ilvl="6" w:tplc="1C090001" w:tentative="1">
+      <w:start w:val="1"/>
+      <w:numFmt w:val="bullet"/>
+      <w:lvlText w:val=""/>
+      <w:lvlJc w:val="left"/>
+      <w:pPr>
+        <w:ind w:left="5040" w:hanging="360"/>
+      </w:pPr>
+      <w:rPr>
+        <w:rFonts w:ascii="Symbol" w:hAnsi="Symbol" w:hint="default"/>
+      </w:rPr>
+    </w:lvl>
+    <w:lvl w:ilvl="7" w:tplc="1C090003" w:tentative="1">
+      <w:start w:val="1"/>
+      <w:numFmt w:val="bullet"/>
+      <w:lvlText w:val="o"/>
+      <w:lvlJc w:val="left"/>
+      <w:pPr>
+        <w:ind w:left="5760" w:hanging="360"/>
+      </w:pPr>
+      <w:rPr>
+        <w:rFonts w:ascii="Courier New" w:hAnsi="Courier New" w:cs="Courier New" w:hint="default"/>
+      </w:rPr>
+    </w:lvl>
+    <w:lvl w:ilvl="8" w:tplc="1C090005" w:tentative="1">
+      <w:start w:val="1"/>
+      <w:numFmt w:val="bullet"/>
+      <w:lvlText w:val=""/>
+      <w:lvlJc w:val="left"/>
+      <w:pPr>
+        <w:ind w:left="6480" w:hanging="360"/>
+      </w:pPr>
+      <w:rPr>
+        <w:rFonts w:ascii="Wingdings" w:hAnsi="Wingdings" w:hint="default"/>
+      </w:rPr>
+    </w:lvl>
+  </w:abstractNum>
+  <w:abstractNum w:abstractNumId="1" w15:restartNumberingAfterBreak="0">
+    <w:nsid w:val="060C1851"/>
+    <w:multiLevelType w:val="hybridMultilevel"/>
+    <w:tmpl w:val="FF90DB8C"/>
+    <w:lvl w:ilvl="0" w:tplc="1C090001">
+      <w:start w:val="1"/>
+      <w:numFmt w:val="bullet"/>
+      <w:lvlText w:val=""/>
+      <w:lvlJc w:val="left"/>
+      <w:pPr>
+        <w:ind w:left="720" w:hanging="360"/>
+      </w:pPr>
+      <w:rPr>
+        <w:rFonts w:ascii="Symbol" w:hAnsi="Symbol" w:hint="default"/>
+      </w:rPr>
+    </w:lvl>
+    <w:lvl w:ilvl="1" w:tplc="1C090003" w:tentative="1">
+      <w:start w:val="1"/>
+      <w:numFmt w:val="bullet"/>
+      <w:lvlText w:val="o"/>
+      <w:lvlJc w:val="left"/>
+      <w:pPr>
+        <w:ind w:left="1440" w:hanging="360"/>
+      </w:pPr>
+      <w:rPr>
+        <w:rFonts w:ascii="Courier New" w:hAnsi="Courier New" w:cs="Courier New" w:hint="default"/>
+      </w:rPr>
+    </w:lvl>
+    <w:lvl w:ilvl="2" w:tplc="1C090005" w:tentative="1">
+      <w:start w:val="1"/>
+      <w:numFmt w:val="bullet"/>
+      <w:lvlText w:val=""/>
+      <w:lvlJc w:val="left"/>
+      <w:pPr>
+        <w:ind w:left="2160" w:hanging="360"/>
+      </w:pPr>
+      <w:rPr>
+        <w:rFonts w:ascii="Wingdings" w:hAnsi="Wingdings" w:hint="default"/>
+      </w:rPr>
+    </w:lvl>
+    <w:lvl w:ilvl="3" w:tplc="1C090001" w:tentative="1">
+      <w:start w:val="1"/>
+      <w:numFmt w:val="bullet"/>
+      <w:lvlText w:val=""/>
+      <w:lvlJc w:val="left"/>
+      <w:pPr>
+        <w:ind w:left="2880" w:hanging="360"/>
+      </w:pPr>
+      <w:rPr>
+        <w:rFonts w:ascii="Symbol" w:hAnsi="Symbol" w:hint="default"/>
+      </w:rPr>
+    </w:lvl>
+    <w:lvl w:ilvl="4" w:tplc="1C090003" w:tentative="1">
+      <w:start w:val="1"/>
+      <w:numFmt w:val="bullet"/>
+      <w:lvlText w:val="o"/>
+      <w:lvlJc w:val="left"/>
+      <w:pPr>
+        <w:ind w:left="3600" w:hanging="360"/>
+      </w:pPr>
+      <w:rPr>
+        <w:rFonts w:ascii="Courier New" w:hAnsi="Courier New" w:cs="Courier New" w:hint="default"/>
+      </w:rPr>
+    </w:lvl>
+    <w:lvl w:ilvl="5" w:tplc="1C090005" w:tentative="1">
+      <w:start w:val="1"/>
+      <w:numFmt w:val="bullet"/>
+      <w:lvlText w:val=""/>
+      <w:lvlJc w:val="left"/>
+      <w:pPr>
+        <w:ind w:left="4320" w:hanging="360"/>
+      </w:pPr>
+      <w:rPr>
+        <w:rFonts w:ascii="Wingdings" w:hAnsi="Wingdings" w:hint="default"/>
+      </w:rPr>
+    </w:lvl>
+    <w:lvl w:ilvl="6" w:tplc="1C090001" w:tentative="1">
+      <w:start w:val="1"/>
+      <w:numFmt w:val="bullet"/>
+      <w:lvlText w:val=""/>
+      <w:lvlJc w:val="left"/>
+      <w:pPr>
+        <w:ind w:left="5040" w:hanging="360"/>
+      </w:pPr>
+      <w:rPr>
+        <w:rFonts w:ascii="Symbol" w:hAnsi="Symbol" w:hint="default"/>
+      </w:rPr>
+    </w:lvl>
+    <w:lvl w:ilvl="7" w:tplc="1C090003" w:tentative="1">
+      <w:start w:val="1"/>
+      <w:numFmt w:val="bullet"/>
+      <w:lvlText w:val="o"/>
+      <w:lvlJc w:val="left"/>
+      <w:pPr>
+        <w:ind w:left="5760" w:hanging="360"/>
+      </w:pPr>
+      <w:rPr>
+        <w:rFonts w:ascii="Courier New" w:hAnsi="Courier New" w:cs="Courier New" w:hint="default"/>
+      </w:rPr>
+    </w:lvl>
+    <w:lvl w:ilvl="8" w:tplc="1C090005" w:tentative="1">
+      <w:start w:val="1"/>
+      <w:numFmt w:val="bullet"/>
+      <w:lvlText w:val=""/>
+      <w:lvlJc w:val="left"/>
+      <w:pPr>
+        <w:ind w:left="6480" w:hanging="360"/>
+      </w:pPr>
+      <w:rPr>
+        <w:rFonts w:ascii="Wingdings" w:hAnsi="Wingdings" w:hint="default"/>
+      </w:rPr>
+    </w:lvl>
+  </w:abstractNum>
+  <w:abstractNum w:abstractNumId="2" w15:restartNumberingAfterBreak="0">
     <w:nsid w:val="0F986699"/>
     <w:multiLevelType w:val="hybridMultilevel"/>
-    <w:tmpl w:val="0772EB48"/>
-    <w:lvl w:ilvl="0" w:tplc="E2EE5FEA">
+    <w:tmpl w:val="078E11F6"/>
+    <w:lvl w:ilvl="0" w:tplc="4A36609A">
       <w:start w:val="1"/>
       <w:numFmt w:val="decimal"/>
       <w:lvlText w:val="(%1)"/>
@@ -7407,7 +8266,7 @@
         <w:ind w:left="720" w:hanging="360"/>
       </w:pPr>
       <w:rPr>
-        <w:rFonts w:hint="default"/>
+        <w:rFonts w:asciiTheme="minorHAnsi" w:eastAsiaTheme="minorHAnsi" w:hAnsiTheme="minorHAnsi" w:cstheme="minorBidi"/>
       </w:rPr>
     </w:lvl>
     <w:lvl w:ilvl="1" w:tplc="04090019" w:tentative="1">
@@ -7483,7 +8342,346 @@
       </w:pPr>
     </w:lvl>
   </w:abstractNum>
-  <w:abstractNum w:abstractNumId="1" w15:restartNumberingAfterBreak="0">
+  <w:abstractNum w:abstractNumId="3" w15:restartNumberingAfterBreak="0">
+    <w:nsid w:val="41A35558"/>
+    <w:multiLevelType w:val="hybridMultilevel"/>
+    <w:tmpl w:val="2236CD08"/>
+    <w:lvl w:ilvl="0" w:tplc="1C090001">
+      <w:start w:val="1"/>
+      <w:numFmt w:val="bullet"/>
+      <w:lvlText w:val=""/>
+      <w:lvlJc w:val="left"/>
+      <w:pPr>
+        <w:ind w:left="720" w:hanging="360"/>
+      </w:pPr>
+      <w:rPr>
+        <w:rFonts w:ascii="Symbol" w:hAnsi="Symbol" w:hint="default"/>
+      </w:rPr>
+    </w:lvl>
+    <w:lvl w:ilvl="1" w:tplc="1C090003" w:tentative="1">
+      <w:start w:val="1"/>
+      <w:numFmt w:val="bullet"/>
+      <w:lvlText w:val="o"/>
+      <w:lvlJc w:val="left"/>
+      <w:pPr>
+        <w:ind w:left="1440" w:hanging="360"/>
+      </w:pPr>
+      <w:rPr>
+        <w:rFonts w:ascii="Courier New" w:hAnsi="Courier New" w:cs="Courier New" w:hint="default"/>
+      </w:rPr>
+    </w:lvl>
+    <w:lvl w:ilvl="2" w:tplc="1C090005" w:tentative="1">
+      <w:start w:val="1"/>
+      <w:numFmt w:val="bullet"/>
+      <w:lvlText w:val=""/>
+      <w:lvlJc w:val="left"/>
+      <w:pPr>
+        <w:ind w:left="2160" w:hanging="360"/>
+      </w:pPr>
+      <w:rPr>
+        <w:rFonts w:ascii="Wingdings" w:hAnsi="Wingdings" w:hint="default"/>
+      </w:rPr>
+    </w:lvl>
+    <w:lvl w:ilvl="3" w:tplc="1C090001" w:tentative="1">
+      <w:start w:val="1"/>
+      <w:numFmt w:val="bullet"/>
+      <w:lvlText w:val=""/>
+      <w:lvlJc w:val="left"/>
+      <w:pPr>
+        <w:ind w:left="2880" w:hanging="360"/>
+      </w:pPr>
+      <w:rPr>
+        <w:rFonts w:ascii="Symbol" w:hAnsi="Symbol" w:hint="default"/>
+      </w:rPr>
+    </w:lvl>
+    <w:lvl w:ilvl="4" w:tplc="1C090003" w:tentative="1">
+      <w:start w:val="1"/>
+      <w:numFmt w:val="bullet"/>
+      <w:lvlText w:val="o"/>
+      <w:lvlJc w:val="left"/>
+      <w:pPr>
+        <w:ind w:left="3600" w:hanging="360"/>
+      </w:pPr>
+      <w:rPr>
+        <w:rFonts w:ascii="Courier New" w:hAnsi="Courier New" w:cs="Courier New" w:hint="default"/>
+      </w:rPr>
+    </w:lvl>
+    <w:lvl w:ilvl="5" w:tplc="1C090005" w:tentative="1">
+      <w:start w:val="1"/>
+      <w:numFmt w:val="bullet"/>
+      <w:lvlText w:val=""/>
+      <w:lvlJc w:val="left"/>
+      <w:pPr>
+        <w:ind w:left="4320" w:hanging="360"/>
+      </w:pPr>
+      <w:rPr>
+        <w:rFonts w:ascii="Wingdings" w:hAnsi="Wingdings" w:hint="default"/>
+      </w:rPr>
+    </w:lvl>
+    <w:lvl w:ilvl="6" w:tplc="1C090001" w:tentative="1">
+      <w:start w:val="1"/>
+      <w:numFmt w:val="bullet"/>
+      <w:lvlText w:val=""/>
+      <w:lvlJc w:val="left"/>
+      <w:pPr>
+        <w:ind w:left="5040" w:hanging="360"/>
+      </w:pPr>
+      <w:rPr>
+        <w:rFonts w:ascii="Symbol" w:hAnsi="Symbol" w:hint="default"/>
+      </w:rPr>
+    </w:lvl>
+    <w:lvl w:ilvl="7" w:tplc="1C090003" w:tentative="1">
+      <w:start w:val="1"/>
+      <w:numFmt w:val="bullet"/>
+      <w:lvlText w:val="o"/>
+      <w:lvlJc w:val="left"/>
+      <w:pPr>
+        <w:ind w:left="5760" w:hanging="360"/>
+      </w:pPr>
+      <w:rPr>
+        <w:rFonts w:ascii="Courier New" w:hAnsi="Courier New" w:cs="Courier New" w:hint="default"/>
+      </w:rPr>
+    </w:lvl>
+    <w:lvl w:ilvl="8" w:tplc="1C090005" w:tentative="1">
+      <w:start w:val="1"/>
+      <w:numFmt w:val="bullet"/>
+      <w:lvlText w:val=""/>
+      <w:lvlJc w:val="left"/>
+      <w:pPr>
+        <w:ind w:left="6480" w:hanging="360"/>
+      </w:pPr>
+      <w:rPr>
+        <w:rFonts w:ascii="Wingdings" w:hAnsi="Wingdings" w:hint="default"/>
+      </w:rPr>
+    </w:lvl>
+  </w:abstractNum>
+  <w:abstractNum w:abstractNumId="4" w15:restartNumberingAfterBreak="0">
+    <w:nsid w:val="4B9A1FBD"/>
+    <w:multiLevelType w:val="hybridMultilevel"/>
+    <w:tmpl w:val="B1385A02"/>
+    <w:lvl w:ilvl="0" w:tplc="1C090001">
+      <w:start w:val="1"/>
+      <w:numFmt w:val="bullet"/>
+      <w:lvlText w:val=""/>
+      <w:lvlJc w:val="left"/>
+      <w:pPr>
+        <w:ind w:left="720" w:hanging="360"/>
+      </w:pPr>
+      <w:rPr>
+        <w:rFonts w:ascii="Symbol" w:hAnsi="Symbol" w:hint="default"/>
+      </w:rPr>
+    </w:lvl>
+    <w:lvl w:ilvl="1" w:tplc="1C090003" w:tentative="1">
+      <w:start w:val="1"/>
+      <w:numFmt w:val="bullet"/>
+      <w:lvlText w:val="o"/>
+      <w:lvlJc w:val="left"/>
+      <w:pPr>
+        <w:ind w:left="1440" w:hanging="360"/>
+      </w:pPr>
+      <w:rPr>
+        <w:rFonts w:ascii="Courier New" w:hAnsi="Courier New" w:cs="Courier New" w:hint="default"/>
+      </w:rPr>
+    </w:lvl>
+    <w:lvl w:ilvl="2" w:tplc="1C090005" w:tentative="1">
+      <w:start w:val="1"/>
+      <w:numFmt w:val="bullet"/>
+      <w:lvlText w:val=""/>
+      <w:lvlJc w:val="left"/>
+      <w:pPr>
+        <w:ind w:left="2160" w:hanging="360"/>
+      </w:pPr>
+      <w:rPr>
+        <w:rFonts w:ascii="Wingdings" w:hAnsi="Wingdings" w:hint="default"/>
+      </w:rPr>
+    </w:lvl>
+    <w:lvl w:ilvl="3" w:tplc="1C090001" w:tentative="1">
+      <w:start w:val="1"/>
+      <w:numFmt w:val="bullet"/>
+      <w:lvlText w:val=""/>
+      <w:lvlJc w:val="left"/>
+      <w:pPr>
+        <w:ind w:left="2880" w:hanging="360"/>
+      </w:pPr>
+      <w:rPr>
+        <w:rFonts w:ascii="Symbol" w:hAnsi="Symbol" w:hint="default"/>
+      </w:rPr>
+    </w:lvl>
+    <w:lvl w:ilvl="4" w:tplc="1C090003" w:tentative="1">
+      <w:start w:val="1"/>
+      <w:numFmt w:val="bullet"/>
+      <w:lvlText w:val="o"/>
+      <w:lvlJc w:val="left"/>
+      <w:pPr>
+        <w:ind w:left="3600" w:hanging="360"/>
+      </w:pPr>
+      <w:rPr>
+        <w:rFonts w:ascii="Courier New" w:hAnsi="Courier New" w:cs="Courier New" w:hint="default"/>
+      </w:rPr>
+    </w:lvl>
+    <w:lvl w:ilvl="5" w:tplc="1C090005" w:tentative="1">
+      <w:start w:val="1"/>
+      <w:numFmt w:val="bullet"/>
+      <w:lvlText w:val=""/>
+      <w:lvlJc w:val="left"/>
+      <w:pPr>
+        <w:ind w:left="4320" w:hanging="360"/>
+      </w:pPr>
+      <w:rPr>
+        <w:rFonts w:ascii="Wingdings" w:hAnsi="Wingdings" w:hint="default"/>
+      </w:rPr>
+    </w:lvl>
+    <w:lvl w:ilvl="6" w:tplc="1C090001" w:tentative="1">
+      <w:start w:val="1"/>
+      <w:numFmt w:val="bullet"/>
+      <w:lvlText w:val=""/>
+      <w:lvlJc w:val="left"/>
+      <w:pPr>
+        <w:ind w:left="5040" w:hanging="360"/>
+      </w:pPr>
+      <w:rPr>
+        <w:rFonts w:ascii="Symbol" w:hAnsi="Symbol" w:hint="default"/>
+      </w:rPr>
+    </w:lvl>
+    <w:lvl w:ilvl="7" w:tplc="1C090003" w:tentative="1">
+      <w:start w:val="1"/>
+      <w:numFmt w:val="bullet"/>
+      <w:lvlText w:val="o"/>
+      <w:lvlJc w:val="left"/>
+      <w:pPr>
+        <w:ind w:left="5760" w:hanging="360"/>
+      </w:pPr>
+      <w:rPr>
+        <w:rFonts w:ascii="Courier New" w:hAnsi="Courier New" w:cs="Courier New" w:hint="default"/>
+      </w:rPr>
+    </w:lvl>
+    <w:lvl w:ilvl="8" w:tplc="1C090005" w:tentative="1">
+      <w:start w:val="1"/>
+      <w:numFmt w:val="bullet"/>
+      <w:lvlText w:val=""/>
+      <w:lvlJc w:val="left"/>
+      <w:pPr>
+        <w:ind w:left="6480" w:hanging="360"/>
+      </w:pPr>
+      <w:rPr>
+        <w:rFonts w:ascii="Wingdings" w:hAnsi="Wingdings" w:hint="default"/>
+      </w:rPr>
+    </w:lvl>
+  </w:abstractNum>
+  <w:abstractNum w:abstractNumId="5" w15:restartNumberingAfterBreak="0">
+    <w:nsid w:val="5E885775"/>
+    <w:multiLevelType w:val="hybridMultilevel"/>
+    <w:tmpl w:val="DA522202"/>
+    <w:lvl w:ilvl="0" w:tplc="1C090001">
+      <w:start w:val="1"/>
+      <w:numFmt w:val="bullet"/>
+      <w:lvlText w:val=""/>
+      <w:lvlJc w:val="left"/>
+      <w:pPr>
+        <w:ind w:left="720" w:hanging="360"/>
+      </w:pPr>
+      <w:rPr>
+        <w:rFonts w:ascii="Symbol" w:hAnsi="Symbol" w:hint="default"/>
+      </w:rPr>
+    </w:lvl>
+    <w:lvl w:ilvl="1" w:tplc="1C090003" w:tentative="1">
+      <w:start w:val="1"/>
+      <w:numFmt w:val="bullet"/>
+      <w:lvlText w:val="o"/>
+      <w:lvlJc w:val="left"/>
+      <w:pPr>
+        <w:ind w:left="1440" w:hanging="360"/>
+      </w:pPr>
+      <w:rPr>
+        <w:rFonts w:ascii="Courier New" w:hAnsi="Courier New" w:cs="Courier New" w:hint="default"/>
+      </w:rPr>
+    </w:lvl>
+    <w:lvl w:ilvl="2" w:tplc="1C090005" w:tentative="1">
+      <w:start w:val="1"/>
+      <w:numFmt w:val="bullet"/>
+      <w:lvlText w:val=""/>
+      <w:lvlJc w:val="left"/>
+      <w:pPr>
+        <w:ind w:left="2160" w:hanging="360"/>
+      </w:pPr>
+      <w:rPr>
+        <w:rFonts w:ascii="Wingdings" w:hAnsi="Wingdings" w:hint="default"/>
+      </w:rPr>
+    </w:lvl>
+    <w:lvl w:ilvl="3" w:tplc="1C090001" w:tentative="1">
+      <w:start w:val="1"/>
+      <w:numFmt w:val="bullet"/>
+      <w:lvlText w:val=""/>
+      <w:lvlJc w:val="left"/>
+      <w:pPr>
+        <w:ind w:left="2880" w:hanging="360"/>
+      </w:pPr>
+      <w:rPr>
+        <w:rFonts w:ascii="Symbol" w:hAnsi="Symbol" w:hint="default"/>
+      </w:rPr>
+    </w:lvl>
+    <w:lvl w:ilvl="4" w:tplc="1C090003" w:tentative="1">
+      <w:start w:val="1"/>
+      <w:numFmt w:val="bullet"/>
+      <w:lvlText w:val="o"/>
+      <w:lvlJc w:val="left"/>
+      <w:pPr>
+        <w:ind w:left="3600" w:hanging="360"/>
+      </w:pPr>
+      <w:rPr>
+        <w:rFonts w:ascii="Courier New" w:hAnsi="Courier New" w:cs="Courier New" w:hint="default"/>
+      </w:rPr>
+    </w:lvl>
+    <w:lvl w:ilvl="5" w:tplc="1C090005" w:tentative="1">
+      <w:start w:val="1"/>
+      <w:numFmt w:val="bullet"/>
+      <w:lvlText w:val=""/>
+      <w:lvlJc w:val="left"/>
+      <w:pPr>
+        <w:ind w:left="4320" w:hanging="360"/>
+      </w:pPr>
+      <w:rPr>
+        <w:rFonts w:ascii="Wingdings" w:hAnsi="Wingdings" w:hint="default"/>
+      </w:rPr>
+    </w:lvl>
+    <w:lvl w:ilvl="6" w:tplc="1C090001" w:tentative="1">
+      <w:start w:val="1"/>
+      <w:numFmt w:val="bullet"/>
+      <w:lvlText w:val=""/>
+      <w:lvlJc w:val="left"/>
+      <w:pPr>
+        <w:ind w:left="5040" w:hanging="360"/>
+      </w:pPr>
+      <w:rPr>
+        <w:rFonts w:ascii="Symbol" w:hAnsi="Symbol" w:hint="default"/>
+      </w:rPr>
+    </w:lvl>
+    <w:lvl w:ilvl="7" w:tplc="1C090003" w:tentative="1">
+      <w:start w:val="1"/>
+      <w:numFmt w:val="bullet"/>
+      <w:lvlText w:val="o"/>
+      <w:lvlJc w:val="left"/>
+      <w:pPr>
+        <w:ind w:left="5760" w:hanging="360"/>
+      </w:pPr>
+      <w:rPr>
+        <w:rFonts w:ascii="Courier New" w:hAnsi="Courier New" w:cs="Courier New" w:hint="default"/>
+      </w:rPr>
+    </w:lvl>
+    <w:lvl w:ilvl="8" w:tplc="1C090005" w:tentative="1">
+      <w:start w:val="1"/>
+      <w:numFmt w:val="bullet"/>
+      <w:lvlText w:val=""/>
+      <w:lvlJc w:val="left"/>
+      <w:pPr>
+        <w:ind w:left="6480" w:hanging="360"/>
+      </w:pPr>
+      <w:rPr>
+        <w:rFonts w:ascii="Wingdings" w:hAnsi="Wingdings" w:hint="default"/>
+      </w:rPr>
+    </w:lvl>
+  </w:abstractNum>
+  <w:abstractNum w:abstractNumId="6" w15:restartNumberingAfterBreak="0">
     <w:nsid w:val="661A3109"/>
     <w:multiLevelType w:val="hybridMultilevel"/>
     <w:tmpl w:val="B94292DC"/>
@@ -7569,11 +8767,26 @@
       </w:pPr>
     </w:lvl>
   </w:abstractNum>
-  <w:num w:numId="1" w16cid:durableId="1611619726">
+  <w:num w:numId="1" w16cid:durableId="1491748717">
+    <w:abstractNumId w:val="5"/>
+  </w:num>
+  <w:num w:numId="2" w16cid:durableId="1686512588">
+    <w:abstractNumId w:val="0"/>
+  </w:num>
+  <w:num w:numId="3" w16cid:durableId="1984196783">
+    <w:abstractNumId w:val="4"/>
+  </w:num>
+  <w:num w:numId="4" w16cid:durableId="1869219452">
     <w:abstractNumId w:val="1"/>
   </w:num>
-  <w:num w:numId="2" w16cid:durableId="8144362">
-    <w:abstractNumId w:val="0"/>
+  <w:num w:numId="5" w16cid:durableId="1641300317">
+    <w:abstractNumId w:val="3"/>
+  </w:num>
+  <w:num w:numId="6" w16cid:durableId="1611619726">
+    <w:abstractNumId w:val="6"/>
+  </w:num>
+  <w:num w:numId="7" w16cid:durableId="8144362">
+    <w:abstractNumId w:val="2"/>
   </w:num>
 </w:numbering>
 </file>
@@ -7978,7 +9191,7 @@
   <w:style w:type="paragraph" w:default="1" w:styleId="Normal">
     <w:name w:val="Normal"/>
     <w:qFormat/>
-    <w:rsid w:val="0019184D"/>
+    <w:rsid w:val="00F047F6"/>
   </w:style>
   <w:style w:type="paragraph" w:styleId="Heading1">
     <w:name w:val="heading 1"/>
@@ -8029,7 +9242,6 @@
     <w:next w:val="Normal"/>
     <w:link w:val="Heading3Char"/>
     <w:uiPriority w:val="9"/>
-    <w:semiHidden/>
     <w:unhideWhenUsed/>
     <w:qFormat/>
     <w:rsid w:val="00F047F6"/>
@@ -8236,7 +9448,6 @@
     <w:basedOn w:val="DefaultParagraphFont"/>
     <w:link w:val="Heading3"/>
     <w:uiPriority w:val="9"/>
-    <w:semiHidden/>
     <w:rsid w:val="00F047F6"/>
     <w:rPr>
       <w:rFonts w:eastAsiaTheme="majorEastAsia" w:cstheme="majorBidi"/>
@@ -8582,11 +9793,23 @@
       <w:u w:val="single"/>
     </w:rPr>
   </w:style>
+  <w:style w:type="paragraph" w:styleId="TOC1">
+    <w:name w:val="toc 1"/>
+    <w:basedOn w:val="Normal"/>
+    <w:next w:val="Normal"/>
+    <w:autoRedefine/>
+    <w:uiPriority w:val="39"/>
+    <w:unhideWhenUsed/>
+    <w:rsid w:val="00980240"/>
+    <w:pPr>
+      <w:spacing w:after="100"/>
+    </w:pPr>
+  </w:style>
   <w:style w:type="table" w:styleId="TableGrid">
     <w:name w:val="Table Grid"/>
     <w:basedOn w:val="TableNormal"/>
     <w:uiPriority w:val="39"/>
-    <w:rsid w:val="00AA54D9"/>
+    <w:rsid w:val="003F58A1"/>
     <w:pPr>
       <w:spacing w:after="0" w:line="240" w:lineRule="auto"/>
     </w:pPr>
@@ -8601,11 +9824,211 @@
       </w:tblBorders>
     </w:tblPr>
   </w:style>
+  <w:style w:type="table" w:styleId="GridTable1Light-Accent1">
+    <w:name w:val="Grid Table 1 Light Accent 1"/>
+    <w:basedOn w:val="TableNormal"/>
+    <w:uiPriority w:val="46"/>
+    <w:rsid w:val="003F58A1"/>
+    <w:pPr>
+      <w:spacing w:after="0" w:line="240" w:lineRule="auto"/>
+    </w:pPr>
+    <w:tblPr>
+      <w:tblStyleRowBandSize w:val="1"/>
+      <w:tblStyleColBandSize w:val="1"/>
+      <w:tblBorders>
+        <w:top w:val="single" w:sz="4" w:space="0" w:color="83CAEB" w:themeColor="accent1" w:themeTint="66"/>
+        <w:left w:val="single" w:sz="4" w:space="0" w:color="83CAEB" w:themeColor="accent1" w:themeTint="66"/>
+        <w:bottom w:val="single" w:sz="4" w:space="0" w:color="83CAEB" w:themeColor="accent1" w:themeTint="66"/>
+        <w:right w:val="single" w:sz="4" w:space="0" w:color="83CAEB" w:themeColor="accent1" w:themeTint="66"/>
+        <w:insideH w:val="single" w:sz="4" w:space="0" w:color="83CAEB" w:themeColor="accent1" w:themeTint="66"/>
+        <w:insideV w:val="single" w:sz="4" w:space="0" w:color="83CAEB" w:themeColor="accent1" w:themeTint="66"/>
+      </w:tblBorders>
+    </w:tblPr>
+    <w:tblStylePr w:type="firstRow">
+      <w:rPr>
+        <w:b/>
+        <w:bCs/>
+      </w:rPr>
+      <w:tblPr/>
+      <w:tcPr>
+        <w:tcBorders>
+          <w:bottom w:val="single" w:sz="12" w:space="0" w:color="45B0E1" w:themeColor="accent1" w:themeTint="99"/>
+        </w:tcBorders>
+      </w:tcPr>
+    </w:tblStylePr>
+    <w:tblStylePr w:type="lastRow">
+      <w:rPr>
+        <w:b/>
+        <w:bCs/>
+      </w:rPr>
+      <w:tblPr/>
+      <w:tcPr>
+        <w:tcBorders>
+          <w:top w:val="double" w:sz="2" w:space="0" w:color="45B0E1" w:themeColor="accent1" w:themeTint="99"/>
+        </w:tcBorders>
+      </w:tcPr>
+    </w:tblStylePr>
+    <w:tblStylePr w:type="firstCol">
+      <w:rPr>
+        <w:b/>
+        <w:bCs/>
+      </w:rPr>
+    </w:tblStylePr>
+    <w:tblStylePr w:type="lastCol">
+      <w:rPr>
+        <w:b/>
+        <w:bCs/>
+      </w:rPr>
+    </w:tblStylePr>
+  </w:style>
+  <w:style w:type="table" w:styleId="GridTable5Dark-Accent1">
+    <w:name w:val="Grid Table 5 Dark Accent 1"/>
+    <w:basedOn w:val="TableNormal"/>
+    <w:uiPriority w:val="50"/>
+    <w:rsid w:val="003F58A1"/>
+    <w:pPr>
+      <w:spacing w:after="0" w:line="240" w:lineRule="auto"/>
+    </w:pPr>
+    <w:tblPr>
+      <w:tblStyleRowBandSize w:val="1"/>
+      <w:tblStyleColBandSize w:val="1"/>
+      <w:tblBorders>
+        <w:top w:val="single" w:sz="4" w:space="0" w:color="FFFFFF" w:themeColor="background1"/>
+        <w:left w:val="single" w:sz="4" w:space="0" w:color="FFFFFF" w:themeColor="background1"/>
+        <w:bottom w:val="single" w:sz="4" w:space="0" w:color="FFFFFF" w:themeColor="background1"/>
+        <w:right w:val="single" w:sz="4" w:space="0" w:color="FFFFFF" w:themeColor="background1"/>
+        <w:insideH w:val="single" w:sz="4" w:space="0" w:color="FFFFFF" w:themeColor="background1"/>
+        <w:insideV w:val="single" w:sz="4" w:space="0" w:color="FFFFFF" w:themeColor="background1"/>
+      </w:tblBorders>
+    </w:tblPr>
+    <w:tcPr>
+      <w:shd w:val="clear" w:color="auto" w:fill="C1E4F5" w:themeFill="accent1" w:themeFillTint="33"/>
+    </w:tcPr>
+    <w:tblStylePr w:type="firstRow">
+      <w:rPr>
+        <w:b/>
+        <w:bCs/>
+        <w:color w:val="FFFFFF" w:themeColor="background1"/>
+      </w:rPr>
+      <w:tblPr/>
+      <w:tcPr>
+        <w:tcBorders>
+          <w:top w:val="single" w:sz="4" w:space="0" w:color="FFFFFF" w:themeColor="background1"/>
+          <w:left w:val="single" w:sz="4" w:space="0" w:color="FFFFFF" w:themeColor="background1"/>
+          <w:right w:val="single" w:sz="4" w:space="0" w:color="FFFFFF" w:themeColor="background1"/>
+          <w:insideH w:val="nil"/>
+          <w:insideV w:val="nil"/>
+        </w:tcBorders>
+        <w:shd w:val="clear" w:color="auto" w:fill="156082" w:themeFill="accent1"/>
+      </w:tcPr>
+    </w:tblStylePr>
+    <w:tblStylePr w:type="lastRow">
+      <w:rPr>
+        <w:b/>
+        <w:bCs/>
+        <w:color w:val="FFFFFF" w:themeColor="background1"/>
+      </w:rPr>
+      <w:tblPr/>
+      <w:tcPr>
+        <w:tcBorders>
+          <w:left w:val="single" w:sz="4" w:space="0" w:color="FFFFFF" w:themeColor="background1"/>
+          <w:bottom w:val="single" w:sz="4" w:space="0" w:color="FFFFFF" w:themeColor="background1"/>
+          <w:right w:val="single" w:sz="4" w:space="0" w:color="FFFFFF" w:themeColor="background1"/>
+          <w:insideH w:val="nil"/>
+          <w:insideV w:val="nil"/>
+        </w:tcBorders>
+        <w:shd w:val="clear" w:color="auto" w:fill="156082" w:themeFill="accent1"/>
+      </w:tcPr>
+    </w:tblStylePr>
+    <w:tblStylePr w:type="firstCol">
+      <w:rPr>
+        <w:b/>
+        <w:bCs/>
+        <w:color w:val="FFFFFF" w:themeColor="background1"/>
+      </w:rPr>
+      <w:tblPr/>
+      <w:tcPr>
+        <w:tcBorders>
+          <w:top w:val="single" w:sz="4" w:space="0" w:color="FFFFFF" w:themeColor="background1"/>
+          <w:left w:val="single" w:sz="4" w:space="0" w:color="FFFFFF" w:themeColor="background1"/>
+          <w:bottom w:val="single" w:sz="4" w:space="0" w:color="FFFFFF" w:themeColor="background1"/>
+          <w:insideV w:val="nil"/>
+        </w:tcBorders>
+        <w:shd w:val="clear" w:color="auto" w:fill="156082" w:themeFill="accent1"/>
+      </w:tcPr>
+    </w:tblStylePr>
+    <w:tblStylePr w:type="lastCol">
+      <w:rPr>
+        <w:b/>
+        <w:bCs/>
+        <w:color w:val="FFFFFF" w:themeColor="background1"/>
+      </w:rPr>
+      <w:tblPr/>
+      <w:tcPr>
+        <w:tcBorders>
+          <w:top w:val="single" w:sz="4" w:space="0" w:color="FFFFFF" w:themeColor="background1"/>
+          <w:bottom w:val="single" w:sz="4" w:space="0" w:color="FFFFFF" w:themeColor="background1"/>
+          <w:right w:val="single" w:sz="4" w:space="0" w:color="FFFFFF" w:themeColor="background1"/>
+          <w:insideV w:val="nil"/>
+        </w:tcBorders>
+        <w:shd w:val="clear" w:color="auto" w:fill="156082" w:themeFill="accent1"/>
+      </w:tcPr>
+    </w:tblStylePr>
+    <w:tblStylePr w:type="band1Vert">
+      <w:tblPr/>
+      <w:tcPr>
+        <w:shd w:val="clear" w:color="auto" w:fill="83CAEB" w:themeFill="accent1" w:themeFillTint="66"/>
+      </w:tcPr>
+    </w:tblStylePr>
+    <w:tblStylePr w:type="band1Horz">
+      <w:tblPr/>
+      <w:tcPr>
+        <w:shd w:val="clear" w:color="auto" w:fill="83CAEB" w:themeFill="accent1" w:themeFillTint="66"/>
+      </w:tcPr>
+    </w:tblStylePr>
+  </w:style>
+  <w:style w:type="paragraph" w:styleId="NormalWeb">
+    <w:name w:val="Normal (Web)"/>
+    <w:basedOn w:val="Normal"/>
+    <w:uiPriority w:val="99"/>
+    <w:semiHidden/>
+    <w:unhideWhenUsed/>
+    <w:rsid w:val="00632B20"/>
+    <w:rPr>
+      <w:rFonts w:ascii="Times New Roman" w:hAnsi="Times New Roman" w:cs="Times New Roman"/>
+    </w:rPr>
+  </w:style>
+  <w:style w:type="paragraph" w:styleId="TOC2">
+    <w:name w:val="toc 2"/>
+    <w:basedOn w:val="Normal"/>
+    <w:next w:val="Normal"/>
+    <w:autoRedefine/>
+    <w:uiPriority w:val="39"/>
+    <w:unhideWhenUsed/>
+    <w:rsid w:val="00415E9E"/>
+    <w:pPr>
+      <w:spacing w:after="100"/>
+      <w:ind w:left="240"/>
+    </w:pPr>
+  </w:style>
+  <w:style w:type="paragraph" w:styleId="TOC3">
+    <w:name w:val="toc 3"/>
+    <w:basedOn w:val="Normal"/>
+    <w:next w:val="Normal"/>
+    <w:autoRedefine/>
+    <w:uiPriority w:val="39"/>
+    <w:unhideWhenUsed/>
+    <w:rsid w:val="00415E9E"/>
+    <w:pPr>
+      <w:spacing w:after="100"/>
+      <w:ind w:left="480"/>
+    </w:pPr>
+  </w:style>
   <w:style w:type="table" w:styleId="GridTable2">
     <w:name w:val="Grid Table 2"/>
     <w:basedOn w:val="TableNormal"/>
     <w:uiPriority w:val="47"/>
-    <w:rsid w:val="00AA54D9"/>
+    <w:rsid w:val="004B6324"/>
     <w:pPr>
       <w:spacing w:after="0" w:line="240" w:lineRule="auto"/>
     </w:pPr>
@@ -8683,7 +10106,7 @@
     <w:uiPriority w:val="99"/>
     <w:semiHidden/>
     <w:unhideWhenUsed/>
-    <w:rsid w:val="00927213"/>
+    <w:rsid w:val="004B6324"/>
     <w:pPr>
       <w:spacing w:after="0" w:line="240" w:lineRule="auto"/>
     </w:pPr>
@@ -8698,7 +10121,7 @@
     <w:link w:val="FootnoteText"/>
     <w:uiPriority w:val="99"/>
     <w:semiHidden/>
-    <w:rsid w:val="00927213"/>
+    <w:rsid w:val="004B6324"/>
     <w:rPr>
       <w:sz w:val="20"/>
       <w:szCs w:val="20"/>
@@ -8710,171 +10133,10 @@
     <w:uiPriority w:val="99"/>
     <w:semiHidden/>
     <w:unhideWhenUsed/>
-    <w:rsid w:val="00927213"/>
+    <w:rsid w:val="004B6324"/>
     <w:rPr>
       <w:vertAlign w:val="superscript"/>
     </w:rPr>
-  </w:style>
-  <w:style w:type="table" w:styleId="GridTable3">
-    <w:name w:val="Grid Table 3"/>
-    <w:basedOn w:val="TableNormal"/>
-    <w:uiPriority w:val="48"/>
-    <w:rsid w:val="0090029B"/>
-    <w:pPr>
-      <w:spacing w:after="0" w:line="240" w:lineRule="auto"/>
-    </w:pPr>
-    <w:tblPr>
-      <w:tblStyleRowBandSize w:val="1"/>
-      <w:tblStyleColBandSize w:val="1"/>
-      <w:tblBorders>
-        <w:top w:val="single" w:sz="4" w:space="0" w:color="666666" w:themeColor="text1" w:themeTint="99"/>
-        <w:left w:val="single" w:sz="4" w:space="0" w:color="666666" w:themeColor="text1" w:themeTint="99"/>
-        <w:bottom w:val="single" w:sz="4" w:space="0" w:color="666666" w:themeColor="text1" w:themeTint="99"/>
-        <w:right w:val="single" w:sz="4" w:space="0" w:color="666666" w:themeColor="text1" w:themeTint="99"/>
-        <w:insideH w:val="single" w:sz="4" w:space="0" w:color="666666" w:themeColor="text1" w:themeTint="99"/>
-        <w:insideV w:val="single" w:sz="4" w:space="0" w:color="666666" w:themeColor="text1" w:themeTint="99"/>
-      </w:tblBorders>
-    </w:tblPr>
-    <w:tblStylePr w:type="firstRow">
-      <w:rPr>
-        <w:b/>
-        <w:bCs/>
-      </w:rPr>
-      <w:tblPr/>
-      <w:tcPr>
-        <w:tcBorders>
-          <w:top w:val="nil"/>
-          <w:left w:val="nil"/>
-          <w:right w:val="nil"/>
-          <w:insideH w:val="nil"/>
-          <w:insideV w:val="nil"/>
-        </w:tcBorders>
-        <w:shd w:val="clear" w:color="auto" w:fill="FFFFFF" w:themeFill="background1"/>
-      </w:tcPr>
-    </w:tblStylePr>
-    <w:tblStylePr w:type="lastRow">
-      <w:rPr>
-        <w:b/>
-        <w:bCs/>
-      </w:rPr>
-      <w:tblPr/>
-      <w:tcPr>
-        <w:tcBorders>
-          <w:left w:val="nil"/>
-          <w:bottom w:val="nil"/>
-          <w:right w:val="nil"/>
-          <w:insideH w:val="nil"/>
-          <w:insideV w:val="nil"/>
-        </w:tcBorders>
-        <w:shd w:val="clear" w:color="auto" w:fill="FFFFFF" w:themeFill="background1"/>
-      </w:tcPr>
-    </w:tblStylePr>
-    <w:tblStylePr w:type="firstCol">
-      <w:pPr>
-        <w:jc w:val="right"/>
-      </w:pPr>
-      <w:rPr>
-        <w:i/>
-        <w:iCs/>
-      </w:rPr>
-      <w:tblPr/>
-      <w:tcPr>
-        <w:tcBorders>
-          <w:top w:val="nil"/>
-          <w:left w:val="nil"/>
-          <w:bottom w:val="nil"/>
-          <w:insideH w:val="nil"/>
-          <w:insideV w:val="nil"/>
-        </w:tcBorders>
-        <w:shd w:val="clear" w:color="auto" w:fill="FFFFFF" w:themeFill="background1"/>
-      </w:tcPr>
-    </w:tblStylePr>
-    <w:tblStylePr w:type="lastCol">
-      <w:rPr>
-        <w:i/>
-        <w:iCs/>
-      </w:rPr>
-      <w:tblPr/>
-      <w:tcPr>
-        <w:tcBorders>
-          <w:top w:val="nil"/>
-          <w:bottom w:val="nil"/>
-          <w:right w:val="nil"/>
-          <w:insideH w:val="nil"/>
-          <w:insideV w:val="nil"/>
-        </w:tcBorders>
-        <w:shd w:val="clear" w:color="auto" w:fill="FFFFFF" w:themeFill="background1"/>
-      </w:tcPr>
-    </w:tblStylePr>
-    <w:tblStylePr w:type="band1Vert">
-      <w:tblPr/>
-      <w:tcPr>
-        <w:shd w:val="clear" w:color="auto" w:fill="CCCCCC" w:themeFill="text1" w:themeFillTint="33"/>
-      </w:tcPr>
-    </w:tblStylePr>
-    <w:tblStylePr w:type="band1Horz">
-      <w:tblPr/>
-      <w:tcPr>
-        <w:shd w:val="clear" w:color="auto" w:fill="CCCCCC" w:themeFill="text1" w:themeFillTint="33"/>
-      </w:tcPr>
-    </w:tblStylePr>
-    <w:tblStylePr w:type="neCell">
-      <w:tblPr/>
-      <w:tcPr>
-        <w:tcBorders>
-          <w:bottom w:val="single" w:sz="4" w:space="0" w:color="666666" w:themeColor="text1" w:themeTint="99"/>
-        </w:tcBorders>
-      </w:tcPr>
-    </w:tblStylePr>
-    <w:tblStylePr w:type="nwCell">
-      <w:tblPr/>
-      <w:tcPr>
-        <w:tcBorders>
-          <w:bottom w:val="single" w:sz="4" w:space="0" w:color="666666" w:themeColor="text1" w:themeTint="99"/>
-        </w:tcBorders>
-      </w:tcPr>
-    </w:tblStylePr>
-    <w:tblStylePr w:type="seCell">
-      <w:tblPr/>
-      <w:tcPr>
-        <w:tcBorders>
-          <w:top w:val="single" w:sz="4" w:space="0" w:color="666666" w:themeColor="text1" w:themeTint="99"/>
-        </w:tcBorders>
-      </w:tcPr>
-    </w:tblStylePr>
-    <w:tblStylePr w:type="swCell">
-      <w:tblPr/>
-      <w:tcPr>
-        <w:tcBorders>
-          <w:top w:val="single" w:sz="4" w:space="0" w:color="666666" w:themeColor="text1" w:themeTint="99"/>
-        </w:tcBorders>
-      </w:tcPr>
-    </w:tblStylePr>
-  </w:style>
-  <w:style w:type="paragraph" w:styleId="TOC1">
-    <w:name w:val="toc 1"/>
-    <w:basedOn w:val="Normal"/>
-    <w:next w:val="Normal"/>
-    <w:autoRedefine/>
-    <w:uiPriority w:val="39"/>
-    <w:unhideWhenUsed/>
-    <w:rsid w:val="006A233B"/>
-    <w:pPr>
-      <w:spacing w:after="100"/>
-    </w:pPr>
-  </w:style>
-  <w:style w:type="paragraph" w:styleId="TOC2">
-    <w:name w:val="toc 2"/>
-    <w:basedOn w:val="Normal"/>
-    <w:next w:val="Normal"/>
-    <w:autoRedefine/>
-    <w:uiPriority w:val="39"/>
-    <w:unhideWhenUsed/>
-    <w:rsid w:val="006A233B"/>
-    <w:pPr>
-      <w:spacing w:after="100"/>
-      <w:ind w:left="240"/>
-    </w:pPr>
   </w:style>
 </w:styles>
 </file>
@@ -8952,12 +10214,33 @@
 
 <file path=word/glossary/fontTable.xml><?xml version="1.0" encoding="utf-8"?>
 <w:fonts xmlns:mc="http://schemas.openxmlformats.org/markup-compatibility/2006" xmlns:r="http://schemas.openxmlformats.org/officeDocument/2006/relationships" xmlns:w="http://schemas.openxmlformats.org/wordprocessingml/2006/main" xmlns:w14="http://schemas.microsoft.com/office/word/2010/wordml" xmlns:w15="http://schemas.microsoft.com/office/word/2012/wordml" xmlns:w16cex="http://schemas.microsoft.com/office/word/2018/wordml/cex" xmlns:w16cid="http://schemas.microsoft.com/office/word/2016/wordml/cid" xmlns:w16="http://schemas.microsoft.com/office/word/2018/wordml" xmlns:w16du="http://schemas.microsoft.com/office/word/2023/wordml/word16du" xmlns:w16sdtdh="http://schemas.microsoft.com/office/word/2020/wordml/sdtdatahash" xmlns:w16sdtfl="http://schemas.microsoft.com/office/word/2024/wordml/sdtformatlock" xmlns:w16se="http://schemas.microsoft.com/office/word/2015/wordml/symex" mc:Ignorable="w14 w15 w16se w16cid w16 w16cex w16sdtdh w16sdtfl w16du">
+  <w:font w:name="Symbol">
+    <w:panose1 w:val="05050102010706020507"/>
+    <w:charset w:val="02"/>
+    <w:family w:val="roman"/>
+    <w:pitch w:val="variable"/>
+    <w:sig w:usb0="00000000" w:usb1="10000000" w:usb2="00000000" w:usb3="00000000" w:csb0="80000000" w:csb1="00000000"/>
+  </w:font>
   <w:font w:name="Times New Roman">
     <w:panose1 w:val="02020603050405020304"/>
     <w:charset w:val="00"/>
     <w:family w:val="roman"/>
     <w:pitch w:val="variable"/>
     <w:sig w:usb0="E0002EFF" w:usb1="C000785B" w:usb2="00000009" w:usb3="00000000" w:csb0="000001FF" w:csb1="00000000"/>
+  </w:font>
+  <w:font w:name="Courier New">
+    <w:panose1 w:val="02070309020205020404"/>
+    <w:charset w:val="00"/>
+    <w:family w:val="modern"/>
+    <w:pitch w:val="fixed"/>
+    <w:sig w:usb0="E0002EFF" w:usb1="C0007843" w:usb2="00000009" w:usb3="00000000" w:csb0="000001FF" w:csb1="00000000"/>
+  </w:font>
+  <w:font w:name="Wingdings">
+    <w:panose1 w:val="05000000000000000000"/>
+    <w:charset w:val="02"/>
+    <w:family w:val="auto"/>
+    <w:pitch w:val="variable"/>
+    <w:sig w:usb0="00000000" w:usb1="10000000" w:usb2="00000000" w:usb3="00000000" w:csb0="80000000" w:csb1="00000000"/>
   </w:font>
   <w:font w:name="Aptos">
     <w:charset w:val="00"/>
@@ -8990,19 +10273,18 @@
   </w:compat>
   <w:rsids>
     <w:rsidRoot w:val="006C106A"/>
-    <w:rsid w:val="004415FB"/>
-    <w:rsid w:val="00652EBA"/>
-    <w:rsid w:val="006B0995"/>
+    <w:rsid w:val="000E4AB9"/>
+    <w:rsid w:val="005840FD"/>
+    <w:rsid w:val="005A1859"/>
     <w:rsid w:val="006B59FC"/>
     <w:rsid w:val="006C106A"/>
-    <w:rsid w:val="00A06FF3"/>
+    <w:rsid w:val="006F10D2"/>
+    <w:rsid w:val="00AA09B9"/>
     <w:rsid w:val="00B13C9E"/>
-    <w:rsid w:val="00B26BF1"/>
-    <w:rsid w:val="00BB3F3C"/>
-    <w:rsid w:val="00CE7E5B"/>
+    <w:rsid w:val="00DA3901"/>
+    <w:rsid w:val="00E045FA"/>
     <w:rsid w:val="00E3330B"/>
     <w:rsid w:val="00ED1F7E"/>
-    <w:rsid w:val="00F11FC7"/>
   </w:rsids>
   <m:mathPr>
     <m:mathFont m:val="Cambria Math"/>

--- a/SEN_381_Project_Miletone_1.docx
+++ b/SEN_381_Project_Miletone_1.docx
@@ -164,7 +164,6 @@
             <w:dataBinding w:prefixMappings="xmlns:ns0='http://purl.org/dc/elements/1.1/' xmlns:ns1='http://schemas.openxmlformats.org/package/2006/metadata/core-properties' " w:xpath="/ns1:coreProperties[1]/ns0:subject[1]" w:storeItemID="{6C3C8BC8-F283-45AE-878A-BAB7291924A1}"/>
             <w:text/>
           </w:sdtPr>
-          <w:sdtEndPr/>
           <w:sdtContent>
             <w:p>
               <w:pPr>
@@ -327,7 +326,6 @@
                                     <w:calendar w:val="gregorian"/>
                                   </w:date>
                                 </w:sdtPr>
-                                <w:sdtEndPr/>
                                 <w:sdtContent>
                                   <w:p>
                                     <w:pPr>
@@ -374,7 +372,6 @@
                                     <w:dataBinding w:prefixMappings="xmlns:ns0='http://schemas.openxmlformats.org/officeDocument/2006/extended-properties' " w:xpath="/ns0:Properties[1]/ns0:Company[1]" w:storeItemID="{6668398D-A668-4E3E-A5EB-62B293D839F1}"/>
                                     <w:text/>
                                   </w:sdtPr>
-                                  <w:sdtEndPr/>
                                   <w:sdtContent>
                                     <w:r>
                                       <w:rPr>
@@ -406,7 +403,6 @@
                                     <w:dataBinding w:prefixMappings="xmlns:ns0='http://schemas.microsoft.com/office/2006/coverPageProps' " w:xpath="/ns0:CoverPageProperties[1]/ns0:CompanyAddress[1]" w:storeItemID="{55AF091B-3C7A-41E3-B477-F2FDAA23CFDA}"/>
                                     <w:text/>
                                   </w:sdtPr>
-                                  <w:sdtEndPr/>
                                   <w:sdtContent>
                                     <w:r>
                                       <w:rPr>
@@ -718,7 +714,7 @@
             <w:rPr>
               <w:rFonts w:eastAsiaTheme="minorEastAsia"/>
               <w:noProof/>
-              <w:lang w:eastAsia="en-ZA"/>
+              <w:lang w:val="en-US"/>
             </w:rPr>
           </w:pPr>
           <w:r>
@@ -730,7 +726,7 @@
           <w:r>
             <w:fldChar w:fldCharType="separate"/>
           </w:r>
-          <w:hyperlink w:anchor="_Toc239864835" w:history="1">
+          <w:hyperlink w:anchor="_Toc239871818" w:history="1">
             <w:r>
               <w:rPr>
                 <w:rStyle w:val="Hyperlink"/>
@@ -757,7 +753,7 @@
                 <w:noProof/>
                 <w:webHidden/>
               </w:rPr>
-              <w:instrText xml:space="preserve"> PAGEREF _Toc239864835 \h </w:instrText>
+              <w:instrText xml:space="preserve"> PAGEREF _Toc239871818 \h </w:instrText>
             </w:r>
             <w:r>
               <w:rPr>
@@ -777,7 +773,7 @@
                 <w:noProof/>
                 <w:webHidden/>
               </w:rPr>
-              <w:t>3</w:t>
+              <w:t>4</w:t>
             </w:r>
             <w:r>
               <w:rPr>
@@ -797,10 +793,10 @@
             <w:rPr>
               <w:rFonts w:eastAsiaTheme="minorEastAsia"/>
               <w:noProof/>
-              <w:lang w:eastAsia="en-ZA"/>
+              <w:lang w:val="en-US"/>
             </w:rPr>
           </w:pPr>
-          <w:hyperlink w:anchor="_Toc239864836" w:history="1">
+          <w:hyperlink w:anchor="_Toc239871819" w:history="1">
             <w:r>
               <w:rPr>
                 <w:rStyle w:val="Hyperlink"/>
@@ -827,7 +823,7 @@
                 <w:noProof/>
                 <w:webHidden/>
               </w:rPr>
-              <w:instrText xml:space="preserve"> PAGEREF _Toc239864836 \h </w:instrText>
+              <w:instrText xml:space="preserve"> PAGEREF _Toc239871819 \h </w:instrText>
             </w:r>
             <w:r>
               <w:rPr>
@@ -847,7 +843,7 @@
                 <w:noProof/>
                 <w:webHidden/>
               </w:rPr>
-              <w:t>3</w:t>
+              <w:t>4</w:t>
             </w:r>
             <w:r>
               <w:rPr>
@@ -867,10 +863,10 @@
             <w:rPr>
               <w:rFonts w:eastAsiaTheme="minorEastAsia"/>
               <w:noProof/>
-              <w:lang w:eastAsia="en-ZA"/>
+              <w:lang w:val="en-US"/>
             </w:rPr>
           </w:pPr>
-          <w:hyperlink w:anchor="_Toc239864837" w:history="1">
+          <w:hyperlink w:anchor="_Toc239871820" w:history="1">
             <w:r>
               <w:rPr>
                 <w:rStyle w:val="Hyperlink"/>
@@ -897,7 +893,7 @@
                 <w:noProof/>
                 <w:webHidden/>
               </w:rPr>
-              <w:instrText xml:space="preserve"> PAGEREF _Toc239864837 \h </w:instrText>
+              <w:instrText xml:space="preserve"> PAGEREF _Toc239871820 \h </w:instrText>
             </w:r>
             <w:r>
               <w:rPr>
@@ -917,7 +913,7 @@
                 <w:noProof/>
                 <w:webHidden/>
               </w:rPr>
-              <w:t>3</w:t>
+              <w:t>4</w:t>
             </w:r>
             <w:r>
               <w:rPr>
@@ -937,10 +933,10 @@
             <w:rPr>
               <w:rFonts w:eastAsiaTheme="minorEastAsia"/>
               <w:noProof/>
-              <w:lang w:eastAsia="en-ZA"/>
+              <w:lang w:val="en-US"/>
             </w:rPr>
           </w:pPr>
-          <w:hyperlink w:anchor="_Toc239864838" w:history="1">
+          <w:hyperlink w:anchor="_Toc239871821" w:history="1">
             <w:r>
               <w:rPr>
                 <w:rStyle w:val="Hyperlink"/>
@@ -967,7 +963,7 @@
                 <w:noProof/>
                 <w:webHidden/>
               </w:rPr>
-              <w:instrText xml:space="preserve"> PAGEREF _Toc239864838 \h </w:instrText>
+              <w:instrText xml:space="preserve"> PAGEREF _Toc239871821 \h </w:instrText>
             </w:r>
             <w:r>
               <w:rPr>
@@ -987,7 +983,7 @@
                 <w:noProof/>
                 <w:webHidden/>
               </w:rPr>
-              <w:t>3</w:t>
+              <w:t>4</w:t>
             </w:r>
             <w:r>
               <w:rPr>
@@ -1007,10 +1003,10 @@
             <w:rPr>
               <w:rFonts w:eastAsiaTheme="minorEastAsia"/>
               <w:noProof/>
-              <w:lang w:eastAsia="en-ZA"/>
+              <w:lang w:val="en-US"/>
             </w:rPr>
           </w:pPr>
-          <w:hyperlink w:anchor="_Toc239864839" w:history="1">
+          <w:hyperlink w:anchor="_Toc239871822" w:history="1">
             <w:r>
               <w:rPr>
                 <w:rStyle w:val="Hyperlink"/>
@@ -1037,7 +1033,7 @@
                 <w:noProof/>
                 <w:webHidden/>
               </w:rPr>
-              <w:instrText xml:space="preserve"> PAGEREF _Toc239864839 \h </w:instrText>
+              <w:instrText xml:space="preserve"> PAGEREF _Toc239871822 \h </w:instrText>
             </w:r>
             <w:r>
               <w:rPr>
@@ -1057,7 +1053,7 @@
                 <w:noProof/>
                 <w:webHidden/>
               </w:rPr>
-              <w:t>3</w:t>
+              <w:t>4</w:t>
             </w:r>
             <w:r>
               <w:rPr>
@@ -1077,10 +1073,10 @@
             <w:rPr>
               <w:rFonts w:eastAsiaTheme="minorEastAsia"/>
               <w:noProof/>
-              <w:lang w:eastAsia="en-ZA"/>
+              <w:lang w:val="en-US"/>
             </w:rPr>
           </w:pPr>
-          <w:hyperlink w:anchor="_Toc239864840" w:history="1">
+          <w:hyperlink w:anchor="_Toc239871823" w:history="1">
             <w:r>
               <w:rPr>
                 <w:rStyle w:val="Hyperlink"/>
@@ -1107,7 +1103,7 @@
                 <w:noProof/>
                 <w:webHidden/>
               </w:rPr>
-              <w:instrText xml:space="preserve"> PAGEREF _Toc239864840 \h </w:instrText>
+              <w:instrText xml:space="preserve"> PAGEREF _Toc239871823 \h </w:instrText>
             </w:r>
             <w:r>
               <w:rPr>
@@ -1127,7 +1123,7 @@
                 <w:noProof/>
                 <w:webHidden/>
               </w:rPr>
-              <w:t>4</w:t>
+              <w:t>5</w:t>
             </w:r>
             <w:r>
               <w:rPr>
@@ -1147,10 +1143,10 @@
             <w:rPr>
               <w:rFonts w:eastAsiaTheme="minorEastAsia"/>
               <w:noProof/>
-              <w:lang w:eastAsia="en-ZA"/>
+              <w:lang w:val="en-US"/>
             </w:rPr>
           </w:pPr>
-          <w:hyperlink w:anchor="_Toc239864841" w:history="1">
+          <w:hyperlink w:anchor="_Toc239871824" w:history="1">
             <w:r>
               <w:rPr>
                 <w:rStyle w:val="Hyperlink"/>
@@ -1177,7 +1173,7 @@
                 <w:noProof/>
                 <w:webHidden/>
               </w:rPr>
-              <w:instrText xml:space="preserve"> PAGEREF _Toc239864841 \h </w:instrText>
+              <w:instrText xml:space="preserve"> PAGEREF _Toc239871824 \h </w:instrText>
             </w:r>
             <w:r>
               <w:rPr>
@@ -1197,7 +1193,7 @@
                 <w:noProof/>
                 <w:webHidden/>
               </w:rPr>
-              <w:t>4</w:t>
+              <w:t>5</w:t>
             </w:r>
             <w:r>
               <w:rPr>
@@ -1217,10 +1213,10 @@
             <w:rPr>
               <w:rFonts w:eastAsiaTheme="minorEastAsia"/>
               <w:noProof/>
-              <w:lang w:eastAsia="en-ZA"/>
+              <w:lang w:val="en-US"/>
             </w:rPr>
           </w:pPr>
-          <w:hyperlink w:anchor="_Toc239864842" w:history="1">
+          <w:hyperlink w:anchor="_Toc239871825" w:history="1">
             <w:r>
               <w:rPr>
                 <w:rStyle w:val="Hyperlink"/>
@@ -1247,7 +1243,7 @@
                 <w:noProof/>
                 <w:webHidden/>
               </w:rPr>
-              <w:instrText xml:space="preserve"> PAGEREF _Toc239864842 \h </w:instrText>
+              <w:instrText xml:space="preserve"> PAGEREF _Toc239871825 \h </w:instrText>
             </w:r>
             <w:r>
               <w:rPr>
@@ -1267,7 +1263,7 @@
                 <w:noProof/>
                 <w:webHidden/>
               </w:rPr>
-              <w:t>4</w:t>
+              <w:t>5</w:t>
             </w:r>
             <w:r>
               <w:rPr>
@@ -1287,10 +1283,10 @@
             <w:rPr>
               <w:rFonts w:eastAsiaTheme="minorEastAsia"/>
               <w:noProof/>
-              <w:lang w:eastAsia="en-ZA"/>
+              <w:lang w:val="en-US"/>
             </w:rPr>
           </w:pPr>
-          <w:hyperlink w:anchor="_Toc239864843" w:history="1">
+          <w:hyperlink w:anchor="_Toc239871826" w:history="1">
             <w:r>
               <w:rPr>
                 <w:rStyle w:val="Hyperlink"/>
@@ -1317,7 +1313,7 @@
                 <w:noProof/>
                 <w:webHidden/>
               </w:rPr>
-              <w:instrText xml:space="preserve"> PAGEREF _Toc239864843 \h </w:instrText>
+              <w:instrText xml:space="preserve"> PAGEREF _Toc239871826 \h </w:instrText>
             </w:r>
             <w:r>
               <w:rPr>
@@ -1337,7 +1333,7 @@
                 <w:noProof/>
                 <w:webHidden/>
               </w:rPr>
-              <w:t>4</w:t>
+              <w:t>5</w:t>
             </w:r>
             <w:r>
               <w:rPr>
@@ -1357,10 +1353,10 @@
             <w:rPr>
               <w:rFonts w:eastAsiaTheme="minorEastAsia"/>
               <w:noProof/>
-              <w:lang w:eastAsia="en-ZA"/>
+              <w:lang w:val="en-US"/>
             </w:rPr>
           </w:pPr>
-          <w:hyperlink w:anchor="_Toc239864844" w:history="1">
+          <w:hyperlink w:anchor="_Toc239871827" w:history="1">
             <w:r>
               <w:rPr>
                 <w:rStyle w:val="Hyperlink"/>
@@ -1387,7 +1383,7 @@
                 <w:noProof/>
                 <w:webHidden/>
               </w:rPr>
-              <w:instrText xml:space="preserve"> PAGEREF _Toc239864844 \h </w:instrText>
+              <w:instrText xml:space="preserve"> PAGEREF _Toc239871827 \h </w:instrText>
             </w:r>
             <w:r>
               <w:rPr>
@@ -1407,7 +1403,7 @@
                 <w:noProof/>
                 <w:webHidden/>
               </w:rPr>
-              <w:t>4</w:t>
+              <w:t>5</w:t>
             </w:r>
             <w:r>
               <w:rPr>
@@ -1427,10 +1423,10 @@
             <w:rPr>
               <w:rFonts w:eastAsiaTheme="minorEastAsia"/>
               <w:noProof/>
-              <w:lang w:eastAsia="en-ZA"/>
+              <w:lang w:val="en-US"/>
             </w:rPr>
           </w:pPr>
-          <w:hyperlink w:anchor="_Toc239864845" w:history="1">
+          <w:hyperlink w:anchor="_Toc239871828" w:history="1">
             <w:r>
               <w:rPr>
                 <w:rStyle w:val="Hyperlink"/>
@@ -1457,7 +1453,7 @@
                 <w:noProof/>
                 <w:webHidden/>
               </w:rPr>
-              <w:instrText xml:space="preserve"> PAGEREF _Toc239864845 \h </w:instrText>
+              <w:instrText xml:space="preserve"> PAGEREF _Toc239871828 \h </w:instrText>
             </w:r>
             <w:r>
               <w:rPr>
@@ -1477,7 +1473,7 @@
                 <w:noProof/>
                 <w:webHidden/>
               </w:rPr>
-              <w:t>4</w:t>
+              <w:t>5</w:t>
             </w:r>
             <w:r>
               <w:rPr>
@@ -1497,10 +1493,10 @@
             <w:rPr>
               <w:rFonts w:eastAsiaTheme="minorEastAsia"/>
               <w:noProof/>
-              <w:lang w:eastAsia="en-ZA"/>
+              <w:lang w:val="en-US"/>
             </w:rPr>
           </w:pPr>
-          <w:hyperlink w:anchor="_Toc239864846" w:history="1">
+          <w:hyperlink w:anchor="_Toc239871829" w:history="1">
             <w:r>
               <w:rPr>
                 <w:rStyle w:val="Hyperlink"/>
@@ -1527,7 +1523,7 @@
                 <w:noProof/>
                 <w:webHidden/>
               </w:rPr>
-              <w:instrText xml:space="preserve"> PAGEREF _Toc239864846 \h </w:instrText>
+              <w:instrText xml:space="preserve"> PAGEREF _Toc239871829 \h </w:instrText>
             </w:r>
             <w:r>
               <w:rPr>
@@ -1547,7 +1543,217 @@
                 <w:noProof/>
                 <w:webHidden/>
               </w:rPr>
-              <w:t>5</w:t>
+              <w:t>6</w:t>
+            </w:r>
+            <w:r>
+              <w:rPr>
+                <w:noProof/>
+                <w:webHidden/>
+              </w:rPr>
+              <w:fldChar w:fldCharType="end"/>
+            </w:r>
+          </w:hyperlink>
+        </w:p>
+        <w:p>
+          <w:pPr>
+            <w:pStyle w:val="TOC2"/>
+            <w:tabs>
+              <w:tab w:val="right" w:leader="dot" w:pos="9016"/>
+            </w:tabs>
+            <w:rPr>
+              <w:rFonts w:eastAsiaTheme="minorEastAsia"/>
+              <w:noProof/>
+              <w:lang w:val="en-US"/>
+            </w:rPr>
+          </w:pPr>
+          <w:hyperlink w:anchor="_Toc239871830" w:history="1">
+            <w:r>
+              <w:rPr>
+                <w:rStyle w:val="Hyperlink"/>
+                <w:noProof/>
+              </w:rPr>
+              <w:t>Functional Requirements (FRs)</w:t>
+            </w:r>
+            <w:r>
+              <w:rPr>
+                <w:noProof/>
+                <w:webHidden/>
+              </w:rPr>
+              <w:tab/>
+            </w:r>
+            <w:r>
+              <w:rPr>
+                <w:noProof/>
+                <w:webHidden/>
+              </w:rPr>
+              <w:fldChar w:fldCharType="begin"/>
+            </w:r>
+            <w:r>
+              <w:rPr>
+                <w:noProof/>
+                <w:webHidden/>
+              </w:rPr>
+              <w:instrText xml:space="preserve"> PAGEREF _Toc239871830 \h </w:instrText>
+            </w:r>
+            <w:r>
+              <w:rPr>
+                <w:noProof/>
+                <w:webHidden/>
+              </w:rPr>
+            </w:r>
+            <w:r>
+              <w:rPr>
+                <w:noProof/>
+                <w:webHidden/>
+              </w:rPr>
+              <w:fldChar w:fldCharType="separate"/>
+            </w:r>
+            <w:r>
+              <w:rPr>
+                <w:noProof/>
+                <w:webHidden/>
+              </w:rPr>
+              <w:t>6</w:t>
+            </w:r>
+            <w:r>
+              <w:rPr>
+                <w:noProof/>
+                <w:webHidden/>
+              </w:rPr>
+              <w:fldChar w:fldCharType="end"/>
+            </w:r>
+          </w:hyperlink>
+        </w:p>
+        <w:p>
+          <w:pPr>
+            <w:pStyle w:val="TOC2"/>
+            <w:tabs>
+              <w:tab w:val="right" w:leader="dot" w:pos="9016"/>
+            </w:tabs>
+            <w:rPr>
+              <w:rFonts w:eastAsiaTheme="minorEastAsia"/>
+              <w:noProof/>
+              <w:lang w:val="en-US"/>
+            </w:rPr>
+          </w:pPr>
+          <w:hyperlink w:anchor="_Toc239871831" w:history="1">
+            <w:r>
+              <w:rPr>
+                <w:rStyle w:val="Hyperlink"/>
+                <w:noProof/>
+              </w:rPr>
+              <w:t>Non-Functional Requirements (NFRs):</w:t>
+            </w:r>
+            <w:r>
+              <w:rPr>
+                <w:noProof/>
+                <w:webHidden/>
+              </w:rPr>
+              <w:tab/>
+            </w:r>
+            <w:r>
+              <w:rPr>
+                <w:noProof/>
+                <w:webHidden/>
+              </w:rPr>
+              <w:fldChar w:fldCharType="begin"/>
+            </w:r>
+            <w:r>
+              <w:rPr>
+                <w:noProof/>
+                <w:webHidden/>
+              </w:rPr>
+              <w:instrText xml:space="preserve"> PAGEREF _Toc239871831 \h </w:instrText>
+            </w:r>
+            <w:r>
+              <w:rPr>
+                <w:noProof/>
+                <w:webHidden/>
+              </w:rPr>
+            </w:r>
+            <w:r>
+              <w:rPr>
+                <w:noProof/>
+                <w:webHidden/>
+              </w:rPr>
+              <w:fldChar w:fldCharType="separate"/>
+            </w:r>
+            <w:r>
+              <w:rPr>
+                <w:noProof/>
+                <w:webHidden/>
+              </w:rPr>
+              <w:t>8</w:t>
+            </w:r>
+            <w:r>
+              <w:rPr>
+                <w:noProof/>
+                <w:webHidden/>
+              </w:rPr>
+              <w:fldChar w:fldCharType="end"/>
+            </w:r>
+          </w:hyperlink>
+        </w:p>
+        <w:p>
+          <w:pPr>
+            <w:pStyle w:val="TOC2"/>
+            <w:tabs>
+              <w:tab w:val="right" w:leader="dot" w:pos="9016"/>
+            </w:tabs>
+            <w:rPr>
+              <w:rFonts w:eastAsiaTheme="minorEastAsia"/>
+              <w:noProof/>
+              <w:lang w:val="en-US"/>
+            </w:rPr>
+          </w:pPr>
+          <w:hyperlink w:anchor="_Toc239871832" w:history="1">
+            <w:r>
+              <w:rPr>
+                <w:rStyle w:val="Hyperlink"/>
+                <w:noProof/>
+              </w:rPr>
+              <w:t>Acceptance criteria:</w:t>
+            </w:r>
+            <w:r>
+              <w:rPr>
+                <w:noProof/>
+                <w:webHidden/>
+              </w:rPr>
+              <w:tab/>
+            </w:r>
+            <w:r>
+              <w:rPr>
+                <w:noProof/>
+                <w:webHidden/>
+              </w:rPr>
+              <w:fldChar w:fldCharType="begin"/>
+            </w:r>
+            <w:r>
+              <w:rPr>
+                <w:noProof/>
+                <w:webHidden/>
+              </w:rPr>
+              <w:instrText xml:space="preserve"> PAGEREF _Toc239871832 \h </w:instrText>
+            </w:r>
+            <w:r>
+              <w:rPr>
+                <w:noProof/>
+                <w:webHidden/>
+              </w:rPr>
+            </w:r>
+            <w:r>
+              <w:rPr>
+                <w:noProof/>
+                <w:webHidden/>
+              </w:rPr>
+              <w:fldChar w:fldCharType="separate"/>
+            </w:r>
+            <w:r>
+              <w:rPr>
+                <w:noProof/>
+                <w:webHidden/>
+              </w:rPr>
+              <w:t>11</w:t>
             </w:r>
             <w:r>
               <w:rPr>
@@ -1567,10 +1773,10 @@
             <w:rPr>
               <w:rFonts w:eastAsiaTheme="minorEastAsia"/>
               <w:noProof/>
-              <w:lang w:eastAsia="en-ZA"/>
+              <w:lang w:val="en-US"/>
             </w:rPr>
           </w:pPr>
-          <w:hyperlink w:anchor="_Toc239864847" w:history="1">
+          <w:hyperlink w:anchor="_Toc239871833" w:history="1">
             <w:r>
               <w:rPr>
                 <w:rStyle w:val="Hyperlink"/>
@@ -1597,7 +1803,7 @@
                 <w:noProof/>
                 <w:webHidden/>
               </w:rPr>
-              <w:instrText xml:space="preserve"> PAGEREF _Toc239864847 \h </w:instrText>
+              <w:instrText xml:space="preserve"> PAGEREF _Toc239871833 \h </w:instrText>
             </w:r>
             <w:r>
               <w:rPr>
@@ -1617,7 +1823,7 @@
                 <w:noProof/>
                 <w:webHidden/>
               </w:rPr>
-              <w:t>5</w:t>
+              <w:t>12</w:t>
             </w:r>
             <w:r>
               <w:rPr>
@@ -1637,10 +1843,10 @@
             <w:rPr>
               <w:rFonts w:eastAsiaTheme="minorEastAsia"/>
               <w:noProof/>
-              <w:lang w:eastAsia="en-ZA"/>
+              <w:lang w:val="en-US"/>
             </w:rPr>
           </w:pPr>
-          <w:hyperlink w:anchor="_Toc239864848" w:history="1">
+          <w:hyperlink w:anchor="_Toc239871834" w:history="1">
             <w:r>
               <w:rPr>
                 <w:rStyle w:val="Hyperlink"/>
@@ -1667,7 +1873,7 @@
                 <w:noProof/>
                 <w:webHidden/>
               </w:rPr>
-              <w:instrText xml:space="preserve"> PAGEREF _Toc239864848 \h </w:instrText>
+              <w:instrText xml:space="preserve"> PAGEREF _Toc239871834 \h </w:instrText>
             </w:r>
             <w:r>
               <w:rPr>
@@ -1687,7 +1893,7 @@
                 <w:noProof/>
                 <w:webHidden/>
               </w:rPr>
-              <w:t>5</w:t>
+              <w:t>12</w:t>
             </w:r>
             <w:r>
               <w:rPr>
@@ -1707,10 +1913,10 @@
             <w:rPr>
               <w:rFonts w:eastAsiaTheme="minorEastAsia"/>
               <w:noProof/>
-              <w:lang w:eastAsia="en-ZA"/>
+              <w:lang w:val="en-US"/>
             </w:rPr>
           </w:pPr>
-          <w:hyperlink w:anchor="_Toc239864849" w:history="1">
+          <w:hyperlink w:anchor="_Toc239871835" w:history="1">
             <w:r>
               <w:rPr>
                 <w:rStyle w:val="Hyperlink"/>
@@ -1737,7 +1943,7 @@
                 <w:noProof/>
                 <w:webHidden/>
               </w:rPr>
-              <w:instrText xml:space="preserve"> PAGEREF _Toc239864849 \h </w:instrText>
+              <w:instrText xml:space="preserve"> PAGEREF _Toc239871835 \h </w:instrText>
             </w:r>
             <w:r>
               <w:rPr>
@@ -1757,7 +1963,7 @@
                 <w:noProof/>
                 <w:webHidden/>
               </w:rPr>
-              <w:t>5</w:t>
+              <w:t>12</w:t>
             </w:r>
             <w:r>
               <w:rPr>
@@ -1777,10 +1983,10 @@
             <w:rPr>
               <w:rFonts w:eastAsiaTheme="minorEastAsia"/>
               <w:noProof/>
-              <w:lang w:eastAsia="en-ZA"/>
+              <w:lang w:val="en-US"/>
             </w:rPr>
           </w:pPr>
-          <w:hyperlink w:anchor="_Toc239864850" w:history="1">
+          <w:hyperlink w:anchor="_Toc239871836" w:history="1">
             <w:r>
               <w:rPr>
                 <w:rStyle w:val="Hyperlink"/>
@@ -1807,7 +2013,7 @@
                 <w:noProof/>
                 <w:webHidden/>
               </w:rPr>
-              <w:instrText xml:space="preserve"> PAGEREF _Toc239864850 \h </w:instrText>
+              <w:instrText xml:space="preserve"> PAGEREF _Toc239871836 \h </w:instrText>
             </w:r>
             <w:r>
               <w:rPr>
@@ -1827,7 +2033,7 @@
                 <w:noProof/>
                 <w:webHidden/>
               </w:rPr>
-              <w:t>5</w:t>
+              <w:t>12</w:t>
             </w:r>
             <w:r>
               <w:rPr>
@@ -1847,10 +2053,10 @@
             <w:rPr>
               <w:rFonts w:eastAsiaTheme="minorEastAsia"/>
               <w:noProof/>
-              <w:lang w:eastAsia="en-ZA"/>
+              <w:lang w:val="en-US"/>
             </w:rPr>
           </w:pPr>
-          <w:hyperlink w:anchor="_Toc239864851" w:history="1">
+          <w:hyperlink w:anchor="_Toc239871837" w:history="1">
             <w:r>
               <w:rPr>
                 <w:rStyle w:val="Hyperlink"/>
@@ -1877,7 +2083,7 @@
                 <w:noProof/>
                 <w:webHidden/>
               </w:rPr>
-              <w:instrText xml:space="preserve"> PAGEREF _Toc239864851 \h </w:instrText>
+              <w:instrText xml:space="preserve"> PAGEREF _Toc239871837 \h </w:instrText>
             </w:r>
             <w:r>
               <w:rPr>
@@ -1897,7 +2103,7 @@
                 <w:noProof/>
                 <w:webHidden/>
               </w:rPr>
-              <w:t>5</w:t>
+              <w:t>13</w:t>
             </w:r>
             <w:r>
               <w:rPr>
@@ -1917,10 +2123,10 @@
             <w:rPr>
               <w:rFonts w:eastAsiaTheme="minorEastAsia"/>
               <w:noProof/>
-              <w:lang w:eastAsia="en-ZA"/>
+              <w:lang w:val="en-US"/>
             </w:rPr>
           </w:pPr>
-          <w:hyperlink w:anchor="_Toc239864852" w:history="1">
+          <w:hyperlink w:anchor="_Toc239871838" w:history="1">
             <w:r>
               <w:rPr>
                 <w:rStyle w:val="Hyperlink"/>
@@ -1947,7 +2153,7 @@
                 <w:noProof/>
                 <w:webHidden/>
               </w:rPr>
-              <w:instrText xml:space="preserve"> PAGEREF _Toc239864852 \h </w:instrText>
+              <w:instrText xml:space="preserve"> PAGEREF _Toc239871838 \h </w:instrText>
             </w:r>
             <w:r>
               <w:rPr>
@@ -1967,7 +2173,7 @@
                 <w:noProof/>
                 <w:webHidden/>
               </w:rPr>
-              <w:t>5</w:t>
+              <w:t>13</w:t>
             </w:r>
             <w:r>
               <w:rPr>
@@ -1987,10 +2193,10 @@
             <w:rPr>
               <w:rFonts w:eastAsiaTheme="minorEastAsia"/>
               <w:noProof/>
-              <w:lang w:eastAsia="en-ZA"/>
+              <w:lang w:val="en-US"/>
             </w:rPr>
           </w:pPr>
-          <w:hyperlink w:anchor="_Toc239864853" w:history="1">
+          <w:hyperlink w:anchor="_Toc239871839" w:history="1">
             <w:r>
               <w:rPr>
                 <w:rStyle w:val="Hyperlink"/>
@@ -2017,7 +2223,7 @@
                 <w:noProof/>
                 <w:webHidden/>
               </w:rPr>
-              <w:instrText xml:space="preserve"> PAGEREF _Toc239864853 \h </w:instrText>
+              <w:instrText xml:space="preserve"> PAGEREF _Toc239871839 \h </w:instrText>
             </w:r>
             <w:r>
               <w:rPr>
@@ -2037,7 +2243,7 @@
                 <w:noProof/>
                 <w:webHidden/>
               </w:rPr>
-              <w:t>5</w:t>
+              <w:t>13</w:t>
             </w:r>
             <w:r>
               <w:rPr>
@@ -2057,10 +2263,10 @@
             <w:rPr>
               <w:rFonts w:eastAsiaTheme="minorEastAsia"/>
               <w:noProof/>
-              <w:lang w:eastAsia="en-ZA"/>
+              <w:lang w:val="en-US"/>
             </w:rPr>
           </w:pPr>
-          <w:hyperlink w:anchor="_Toc239864854" w:history="1">
+          <w:hyperlink w:anchor="_Toc239871840" w:history="1">
             <w:r>
               <w:rPr>
                 <w:rStyle w:val="Hyperlink"/>
@@ -2087,7 +2293,7 @@
                 <w:noProof/>
                 <w:webHidden/>
               </w:rPr>
-              <w:instrText xml:space="preserve"> PAGEREF _Toc239864854 \h </w:instrText>
+              <w:instrText xml:space="preserve"> PAGEREF _Toc239871840 \h </w:instrText>
             </w:r>
             <w:r>
               <w:rPr>
@@ -2107,7 +2313,77 @@
                 <w:noProof/>
                 <w:webHidden/>
               </w:rPr>
-              <w:t>6</w:t>
+              <w:t>13</w:t>
+            </w:r>
+            <w:r>
+              <w:rPr>
+                <w:noProof/>
+                <w:webHidden/>
+              </w:rPr>
+              <w:fldChar w:fldCharType="end"/>
+            </w:r>
+          </w:hyperlink>
+        </w:p>
+        <w:p>
+          <w:pPr>
+            <w:pStyle w:val="TOC2"/>
+            <w:tabs>
+              <w:tab w:val="right" w:leader="dot" w:pos="9016"/>
+            </w:tabs>
+            <w:rPr>
+              <w:rFonts w:eastAsiaTheme="minorEastAsia"/>
+              <w:noProof/>
+              <w:lang w:val="en-US"/>
+            </w:rPr>
+          </w:pPr>
+          <w:hyperlink w:anchor="_Toc239871841" w:history="1">
+            <w:r>
+              <w:rPr>
+                <w:rStyle w:val="Hyperlink"/>
+                <w:noProof/>
+              </w:rPr>
+              <w:t>Example of an end-to-end trace:</w:t>
+            </w:r>
+            <w:r>
+              <w:rPr>
+                <w:noProof/>
+                <w:webHidden/>
+              </w:rPr>
+              <w:tab/>
+            </w:r>
+            <w:r>
+              <w:rPr>
+                <w:noProof/>
+                <w:webHidden/>
+              </w:rPr>
+              <w:fldChar w:fldCharType="begin"/>
+            </w:r>
+            <w:r>
+              <w:rPr>
+                <w:noProof/>
+                <w:webHidden/>
+              </w:rPr>
+              <w:instrText xml:space="preserve"> PAGEREF _Toc239871841 \h </w:instrText>
+            </w:r>
+            <w:r>
+              <w:rPr>
+                <w:noProof/>
+                <w:webHidden/>
+              </w:rPr>
+            </w:r>
+            <w:r>
+              <w:rPr>
+                <w:noProof/>
+                <w:webHidden/>
+              </w:rPr>
+              <w:fldChar w:fldCharType="separate"/>
+            </w:r>
+            <w:r>
+              <w:rPr>
+                <w:noProof/>
+                <w:webHidden/>
+              </w:rPr>
+              <w:t>14</w:t>
             </w:r>
             <w:r>
               <w:rPr>
@@ -2127,10 +2403,10 @@
             <w:rPr>
               <w:rFonts w:eastAsiaTheme="minorEastAsia"/>
               <w:noProof/>
-              <w:lang w:eastAsia="en-ZA"/>
+              <w:lang w:val="en-US"/>
             </w:rPr>
           </w:pPr>
-          <w:hyperlink w:anchor="_Toc239864855" w:history="1">
+          <w:hyperlink w:anchor="_Toc239871842" w:history="1">
             <w:r>
               <w:rPr>
                 <w:rStyle w:val="Hyperlink"/>
@@ -2157,7 +2433,7 @@
                 <w:noProof/>
                 <w:webHidden/>
               </w:rPr>
-              <w:instrText xml:space="preserve"> PAGEREF _Toc239864855 \h </w:instrText>
+              <w:instrText xml:space="preserve"> PAGEREF _Toc239871842 \h </w:instrText>
             </w:r>
             <w:r>
               <w:rPr>
@@ -2177,7 +2453,7 @@
                 <w:noProof/>
                 <w:webHidden/>
               </w:rPr>
-              <w:t>6</w:t>
+              <w:t>14</w:t>
             </w:r>
             <w:r>
               <w:rPr>
@@ -2197,10 +2473,10 @@
             <w:rPr>
               <w:rFonts w:eastAsiaTheme="minorEastAsia"/>
               <w:noProof/>
-              <w:lang w:eastAsia="en-ZA"/>
+              <w:lang w:val="en-US"/>
             </w:rPr>
           </w:pPr>
-          <w:hyperlink w:anchor="_Toc239864856" w:history="1">
+          <w:hyperlink w:anchor="_Toc239871843" w:history="1">
             <w:r>
               <w:rPr>
                 <w:rStyle w:val="Hyperlink"/>
@@ -2227,7 +2503,7 @@
                 <w:noProof/>
                 <w:webHidden/>
               </w:rPr>
-              <w:instrText xml:space="preserve"> PAGEREF _Toc239864856 \h </w:instrText>
+              <w:instrText xml:space="preserve"> PAGEREF _Toc239871843 \h </w:instrText>
             </w:r>
             <w:r>
               <w:rPr>
@@ -2247,7 +2523,7 @@
                 <w:noProof/>
                 <w:webHidden/>
               </w:rPr>
-              <w:t>6</w:t>
+              <w:t>14</w:t>
             </w:r>
             <w:r>
               <w:rPr>
@@ -2267,10 +2543,10 @@
             <w:rPr>
               <w:rFonts w:eastAsiaTheme="minorEastAsia"/>
               <w:noProof/>
-              <w:lang w:eastAsia="en-ZA"/>
+              <w:lang w:val="en-US"/>
             </w:rPr>
           </w:pPr>
-          <w:hyperlink w:anchor="_Toc239864857" w:history="1">
+          <w:hyperlink w:anchor="_Toc239871844" w:history="1">
             <w:r>
               <w:rPr>
                 <w:rStyle w:val="Hyperlink"/>
@@ -2297,7 +2573,7 @@
                 <w:noProof/>
                 <w:webHidden/>
               </w:rPr>
-              <w:instrText xml:space="preserve"> PAGEREF _Toc239864857 \h </w:instrText>
+              <w:instrText xml:space="preserve"> PAGEREF _Toc239871844 \h </w:instrText>
             </w:r>
             <w:r>
               <w:rPr>
@@ -2317,7 +2593,7 @@
                 <w:noProof/>
                 <w:webHidden/>
               </w:rPr>
-              <w:t>6</w:t>
+              <w:t>14</w:t>
             </w:r>
             <w:r>
               <w:rPr>
@@ -2337,10 +2613,10 @@
             <w:rPr>
               <w:rFonts w:eastAsiaTheme="minorEastAsia"/>
               <w:noProof/>
-              <w:lang w:eastAsia="en-ZA"/>
+              <w:lang w:val="en-US"/>
             </w:rPr>
           </w:pPr>
-          <w:hyperlink w:anchor="_Toc239864858" w:history="1">
+          <w:hyperlink w:anchor="_Toc239871845" w:history="1">
             <w:r>
               <w:rPr>
                 <w:rStyle w:val="Hyperlink"/>
@@ -2367,7 +2643,7 @@
                 <w:noProof/>
                 <w:webHidden/>
               </w:rPr>
-              <w:instrText xml:space="preserve"> PAGEREF _Toc239864858 \h </w:instrText>
+              <w:instrText xml:space="preserve"> PAGEREF _Toc239871845 \h </w:instrText>
             </w:r>
             <w:r>
               <w:rPr>
@@ -2387,7 +2663,7 @@
                 <w:noProof/>
                 <w:webHidden/>
               </w:rPr>
-              <w:t>6</w:t>
+              <w:t>16</w:t>
             </w:r>
             <w:r>
               <w:rPr>
@@ -2407,10 +2683,10 @@
             <w:rPr>
               <w:rFonts w:eastAsiaTheme="minorEastAsia"/>
               <w:noProof/>
-              <w:lang w:eastAsia="en-ZA"/>
+              <w:lang w:val="en-US"/>
             </w:rPr>
           </w:pPr>
-          <w:hyperlink w:anchor="_Toc239864859" w:history="1">
+          <w:hyperlink w:anchor="_Toc239871846" w:history="1">
             <w:r>
               <w:rPr>
                 <w:rStyle w:val="Hyperlink"/>
@@ -2437,7 +2713,7 @@
                 <w:noProof/>
                 <w:webHidden/>
               </w:rPr>
-              <w:instrText xml:space="preserve"> PAGEREF _Toc239864859 \h </w:instrText>
+              <w:instrText xml:space="preserve"> PAGEREF _Toc239871846 \h </w:instrText>
             </w:r>
             <w:r>
               <w:rPr>
@@ -2457,7 +2733,7 @@
                 <w:noProof/>
                 <w:webHidden/>
               </w:rPr>
-              <w:t>6</w:t>
+              <w:t>16</w:t>
             </w:r>
             <w:r>
               <w:rPr>
@@ -2484,6 +2760,7 @@
     <w:p/>
     <w:p>
       <w:r>
+        <w:lastRenderedPageBreak/>
         <w:br w:type="page"/>
       </w:r>
     </w:p>
@@ -2491,7 +2768,7 @@
       <w:pPr>
         <w:pStyle w:val="Heading1"/>
       </w:pPr>
-      <w:bookmarkStart w:id="0" w:name="_Toc239864835"/>
+      <w:bookmarkStart w:id="0" w:name="_Toc239871818"/>
       <w:r>
         <w:lastRenderedPageBreak/>
         <w:t>Problem</w:t>
@@ -2560,7 +2837,7 @@
       <w:pPr>
         <w:pStyle w:val="Heading1"/>
       </w:pPr>
-      <w:bookmarkStart w:id="1" w:name="_Toc239864836"/>
+      <w:bookmarkStart w:id="1" w:name="_Toc239871819"/>
       <w:r>
         <w:t>Stakeholder analysis</w:t>
       </w:r>
@@ -2931,7 +3208,7 @@
       <w:pPr>
         <w:pStyle w:val="Heading1"/>
       </w:pPr>
-      <w:bookmarkStart w:id="2" w:name="_Toc239864837"/>
+      <w:bookmarkStart w:id="2" w:name="_Toc239871820"/>
       <w:r>
         <w:t>Scope baseline</w:t>
       </w:r>
@@ -2941,7 +3218,7 @@
       <w:pPr>
         <w:pStyle w:val="Heading2"/>
       </w:pPr>
-      <w:bookmarkStart w:id="3" w:name="_Toc239864838"/>
+      <w:bookmarkStart w:id="3" w:name="_Toc239871821"/>
       <w:r>
         <w:t xml:space="preserve">In </w:t>
       </w:r>
@@ -2957,7 +3234,7 @@
       <w:pPr>
         <w:pStyle w:val="Heading3"/>
       </w:pPr>
-      <w:bookmarkStart w:id="4" w:name="_Toc239864839"/>
+      <w:bookmarkStart w:id="4" w:name="_Toc239871822"/>
       <w:r>
         <w:t>Request submission &amp; tracking</w:t>
       </w:r>
@@ -3030,7 +3307,7 @@
       <w:pPr>
         <w:pStyle w:val="Heading3"/>
       </w:pPr>
-      <w:bookmarkStart w:id="5" w:name="_Toc239864840"/>
+      <w:bookmarkStart w:id="5" w:name="_Toc239871823"/>
       <w:r>
         <w:lastRenderedPageBreak/>
         <w:t>Staff assignment and status management</w:t>
@@ -3125,7 +3402,7 @@
       <w:pPr>
         <w:pStyle w:val="Heading3"/>
       </w:pPr>
-      <w:bookmarkStart w:id="6" w:name="_Toc239864841"/>
+      <w:bookmarkStart w:id="6" w:name="_Toc239871824"/>
       <w:r>
         <w:t>Management reporting &amp; oversight</w:t>
       </w:r>
@@ -3171,7 +3448,7 @@
       <w:pPr>
         <w:pStyle w:val="Heading3"/>
       </w:pPr>
-      <w:bookmarkStart w:id="7" w:name="_Toc239864842"/>
+      <w:bookmarkStart w:id="7" w:name="_Toc239871825"/>
       <w:r>
         <w:t xml:space="preserve">Access </w:t>
       </w:r>
@@ -3208,7 +3485,7 @@
       <w:pPr>
         <w:pStyle w:val="Heading2"/>
       </w:pPr>
-      <w:bookmarkStart w:id="8" w:name="_Toc239864843"/>
+      <w:bookmarkStart w:id="8" w:name="_Toc239871826"/>
       <w:r>
         <w:t>Out of scope</w:t>
       </w:r>
@@ -3293,7 +3570,7 @@
       <w:pPr>
         <w:pStyle w:val="Heading2"/>
       </w:pPr>
-      <w:bookmarkStart w:id="9" w:name="_Toc239864844"/>
+      <w:bookmarkStart w:id="9" w:name="_Toc239871827"/>
       <w:r>
         <w:t>Deferred / future scope</w:t>
       </w:r>
@@ -3342,7 +3619,7 @@
       <w:pPr>
         <w:pStyle w:val="Heading2"/>
       </w:pPr>
-      <w:bookmarkStart w:id="10" w:name="_Toc239864845"/>
+      <w:bookmarkStart w:id="10" w:name="_Toc239871828"/>
       <w:r>
         <w:t>Exclusion defence</w:t>
       </w:r>
@@ -3366,7 +3643,7 @@
       <w:pPr>
         <w:pStyle w:val="Heading1"/>
       </w:pPr>
-      <w:bookmarkStart w:id="11" w:name="_Toc239864846"/>
+      <w:bookmarkStart w:id="11" w:name="_Toc239871829"/>
       <w:r>
         <w:lastRenderedPageBreak/>
         <w:t>Requirements &amp; acceptance criteria</w:t>
@@ -3378,10 +3655,12 @@
         <w:pStyle w:val="Heading2"/>
       </w:pPr>
       <w:bookmarkStart w:id="12" w:name="_Toc239857438"/>
+      <w:bookmarkStart w:id="13" w:name="_Toc239871830"/>
       <w:r>
         <w:t>Functional Requirements (FRs)</w:t>
       </w:r>
       <w:bookmarkEnd w:id="12"/>
+      <w:bookmarkEnd w:id="13"/>
     </w:p>
     <w:p>
       <w:r>
@@ -4388,11 +4667,13 @@
       <w:pPr>
         <w:pStyle w:val="Heading2"/>
       </w:pPr>
-      <w:bookmarkStart w:id="13" w:name="_Toc239857439"/>
+      <w:bookmarkStart w:id="14" w:name="_Toc239857439"/>
+      <w:bookmarkStart w:id="15" w:name="_Toc239871831"/>
       <w:r>
         <w:t>Non-Functional Requirements (NFRs):</w:t>
       </w:r>
-      <w:bookmarkEnd w:id="13"/>
+      <w:bookmarkEnd w:id="14"/>
+      <w:bookmarkEnd w:id="15"/>
     </w:p>
     <w:p>
       <w:r>
@@ -5038,12 +5319,14 @@
       <w:pPr>
         <w:pStyle w:val="Heading2"/>
       </w:pPr>
-      <w:bookmarkStart w:id="14" w:name="_Toc239857440"/>
+      <w:bookmarkStart w:id="16" w:name="_Toc239857440"/>
+      <w:bookmarkStart w:id="17" w:name="_Toc239871832"/>
       <w:r>
         <w:lastRenderedPageBreak/>
         <w:t>Acceptance criteria:</w:t>
       </w:r>
-      <w:bookmarkEnd w:id="14"/>
+      <w:bookmarkEnd w:id="16"/>
+      <w:bookmarkEnd w:id="17"/>
     </w:p>
     <w:tbl>
       <w:tblPr>
@@ -5791,21 +6074,21 @@
       <w:pPr>
         <w:pStyle w:val="Heading1"/>
       </w:pPr>
-      <w:bookmarkStart w:id="15" w:name="_Toc239864847"/>
+      <w:bookmarkStart w:id="18" w:name="_Toc239871833"/>
       <w:r>
         <w:t>Constraints</w:t>
       </w:r>
-      <w:bookmarkEnd w:id="15"/>
+      <w:bookmarkEnd w:id="18"/>
     </w:p>
     <w:p>
       <w:pPr>
         <w:pStyle w:val="Heading2"/>
       </w:pPr>
-      <w:bookmarkStart w:id="16" w:name="_Toc239864848"/>
+      <w:bookmarkStart w:id="19" w:name="_Toc239871834"/>
       <w:r>
         <w:t>Scope constraint</w:t>
       </w:r>
-      <w:bookmarkEnd w:id="16"/>
+      <w:bookmarkEnd w:id="19"/>
     </w:p>
     <w:p>
       <w:r>
@@ -5817,126 +6100,126 @@
       <w:pPr>
         <w:pStyle w:val="Heading2"/>
       </w:pPr>
-      <w:bookmarkStart w:id="17" w:name="_Toc239864849"/>
+      <w:bookmarkStart w:id="20" w:name="_Toc239871835"/>
       <w:r>
         <w:t>Schedule constraint</w:t>
-      </w:r>
-      <w:bookmarkEnd w:id="17"/>
-    </w:p>
-    <w:p>
-      <w:r>
-        <w:t xml:space="preserve">The project must progress through </w:t>
-      </w:r>
-      <w:r>
-        <w:t>4</w:t>
-      </w:r>
-      <w:r>
-        <w:t xml:space="preserve"> fixed milestones, each with its own presentation/defence date, with no flexibility to shift work across milestones after the fact.</w:t>
-      </w:r>
-    </w:p>
-    <w:p>
-      <w:pPr>
-        <w:pStyle w:val="Heading2"/>
-      </w:pPr>
-      <w:bookmarkStart w:id="18" w:name="_Toc239864850"/>
-      <w:r>
-        <w:t>Cost/Resources constraint</w:t>
-      </w:r>
-      <w:bookmarkEnd w:id="18"/>
-      <w:r>
-        <w:t xml:space="preserve"> </w:t>
-      </w:r>
-    </w:p>
-    <w:p>
-      <w:r>
-        <w:t xml:space="preserve">The team must prefer free or low-cost services where practical and must identify the limitations of those services rather than assume "free" carries </w:t>
-      </w:r>
-      <w:r>
-        <w:t xml:space="preserve">and </w:t>
-      </w:r>
-      <w:r>
-        <w:t>no trade-off.</w:t>
-      </w:r>
-    </w:p>
-    <w:p>
-      <w:pPr>
-        <w:pStyle w:val="Heading2"/>
-      </w:pPr>
-      <w:bookmarkStart w:id="19" w:name="_Toc239864851"/>
-      <w:r>
-        <w:lastRenderedPageBreak/>
-        <w:t>Quality constraint</w:t>
-      </w:r>
-      <w:bookmarkEnd w:id="19"/>
-    </w:p>
-    <w:p>
-      <w:r>
-        <w:t>Quality attributes must be defined early and later supported by measurable evidence, not asserted after implementation.</w:t>
-      </w:r>
-    </w:p>
-    <w:p>
-      <w:pPr>
-        <w:pStyle w:val="Heading2"/>
-      </w:pPr>
-      <w:bookmarkStart w:id="20" w:name="_Toc239864852"/>
-      <w:r>
-        <w:t>Security Constraint</w:t>
       </w:r>
       <w:bookmarkEnd w:id="20"/>
     </w:p>
     <w:p>
       <w:r>
-        <w:t>Security is a lifecycle-wide responsibility. Security-relevant decisions such as which stakeholders can see which requests must be identified at the foundation stage, before architecture or technology choices are made.</w:t>
+        <w:t xml:space="preserve">The project must progress through </w:t>
+      </w:r>
+      <w:r>
+        <w:t>4</w:t>
+      </w:r>
+      <w:r>
+        <w:t xml:space="preserve"> fixed milestones, each with its own presentation/defence date, with no flexibility to shift work across milestones after the fact.</w:t>
       </w:r>
     </w:p>
     <w:p>
       <w:pPr>
         <w:pStyle w:val="Heading2"/>
       </w:pPr>
-      <w:bookmarkStart w:id="21" w:name="_Toc239864853"/>
-      <w:r>
-        <w:t>Trade-off</w:t>
+      <w:bookmarkStart w:id="21" w:name="_Toc239871836"/>
+      <w:r>
+        <w:t>Cost/Resources constraint</w:t>
       </w:r>
       <w:bookmarkEnd w:id="21"/>
+      <w:r>
+        <w:t xml:space="preserve"> </w:t>
+      </w:r>
     </w:p>
     <w:p>
       <w:r>
-        <w:t xml:space="preserve">Preferring free-tier hosting limits which security protections are available by default most free tiers don't include a </w:t>
-      </w:r>
-      <w:r>
-        <w:t>w</w:t>
-      </w:r>
-      <w:r>
-        <w:t xml:space="preserve">eb </w:t>
-      </w:r>
-      <w:r>
-        <w:t>a</w:t>
-      </w:r>
-      <w:r>
-        <w:t xml:space="preserve">pplication </w:t>
-      </w:r>
-      <w:r>
-        <w:t>f</w:t>
-      </w:r>
-      <w:r>
-        <w:t>irewall or advanced traffic protection</w:t>
-      </w:r>
-      <w:r>
-        <w:t xml:space="preserve"> services</w:t>
-      </w:r>
-      <w:r>
-        <w:t>. This pushes security responsibility from the infrastructure layer to the application layer. We've recorded the reduced infrastructure-level protection as a residual risk rather than assuming the free tier is safe by default.</w:t>
+        <w:t xml:space="preserve">The team must prefer free or low-cost services where practical and must identify the limitations of those services rather than assume "free" carries </w:t>
+      </w:r>
+      <w:r>
+        <w:t xml:space="preserve">and </w:t>
+      </w:r>
+      <w:r>
+        <w:t>no trade-off.</w:t>
       </w:r>
     </w:p>
     <w:p>
       <w:pPr>
+        <w:pStyle w:val="Heading2"/>
+      </w:pPr>
+      <w:bookmarkStart w:id="22" w:name="_Toc239871837"/>
+      <w:r>
+        <w:lastRenderedPageBreak/>
+        <w:t>Quality constraint</w:t>
+      </w:r>
+      <w:bookmarkEnd w:id="22"/>
+    </w:p>
+    <w:p>
+      <w:r>
+        <w:t>Quality attributes must be defined early and later supported by measurable evidence, not asserted after implementation.</w:t>
+      </w:r>
+    </w:p>
+    <w:p>
+      <w:pPr>
+        <w:pStyle w:val="Heading2"/>
+      </w:pPr>
+      <w:bookmarkStart w:id="23" w:name="_Toc239871838"/>
+      <w:r>
+        <w:t>Security Constraint</w:t>
+      </w:r>
+      <w:bookmarkEnd w:id="23"/>
+    </w:p>
+    <w:p>
+      <w:r>
+        <w:t>Security is a lifecycle-wide responsibility. Security-relevant decisions such as which stakeholders can see which requests must be identified at the foundation stage, before architecture or technology choices are made.</w:t>
+      </w:r>
+    </w:p>
+    <w:p>
+      <w:pPr>
+        <w:pStyle w:val="Heading2"/>
+      </w:pPr>
+      <w:bookmarkStart w:id="24" w:name="_Toc239871839"/>
+      <w:r>
+        <w:t>Trade-off</w:t>
+      </w:r>
+      <w:bookmarkEnd w:id="24"/>
+    </w:p>
+    <w:p>
+      <w:r>
+        <w:t xml:space="preserve">Preferring free-tier hosting limits which security protections are available by default most free tiers don't include a </w:t>
+      </w:r>
+      <w:r>
+        <w:t>w</w:t>
+      </w:r>
+      <w:r>
+        <w:t xml:space="preserve">eb </w:t>
+      </w:r>
+      <w:r>
+        <w:t>a</w:t>
+      </w:r>
+      <w:r>
+        <w:t xml:space="preserve">pplication </w:t>
+      </w:r>
+      <w:r>
+        <w:t>f</w:t>
+      </w:r>
+      <w:r>
+        <w:t>irewall or advanced traffic protection</w:t>
+      </w:r>
+      <w:r>
+        <w:t xml:space="preserve"> services</w:t>
+      </w:r>
+      <w:r>
+        <w:t>. This pushes security responsibility from the infrastructure layer to the application layer. We've recorded the reduced infrastructure-level protection as a residual risk rather than assuming the free tier is safe by default.</w:t>
+      </w:r>
+    </w:p>
+    <w:p>
+      <w:pPr>
         <w:pStyle w:val="Heading1"/>
       </w:pPr>
-      <w:bookmarkStart w:id="22" w:name="_Toc239864854"/>
+      <w:bookmarkStart w:id="25" w:name="_Toc239871840"/>
       <w:r>
         <w:t>Initial RTM</w:t>
       </w:r>
-      <w:bookmarkEnd w:id="22"/>
+      <w:bookmarkEnd w:id="25"/>
     </w:p>
     <w:tbl>
       <w:tblPr>
@@ -7471,11 +7754,13 @@
       <w:pPr>
         <w:pStyle w:val="Heading2"/>
       </w:pPr>
-      <w:bookmarkStart w:id="23" w:name="_Toc239857443"/>
+      <w:bookmarkStart w:id="26" w:name="_Toc239857443"/>
+      <w:bookmarkStart w:id="27" w:name="_Toc239871841"/>
       <w:r>
         <w:t>Example of an end-to-end trace:</w:t>
       </w:r>
-      <w:bookmarkEnd w:id="23"/>
+      <w:bookmarkEnd w:id="26"/>
+      <w:bookmarkEnd w:id="27"/>
     </w:p>
     <w:p>
       <w:r>
@@ -7559,17 +7844,17 @@
       <w:pPr>
         <w:pStyle w:val="Heading1"/>
       </w:pPr>
-      <w:bookmarkStart w:id="24" w:name="_Toc239864855"/>
+      <w:bookmarkStart w:id="28" w:name="_Toc239871842"/>
       <w:r>
         <w:t>Initial risk register</w:t>
       </w:r>
-      <w:bookmarkEnd w:id="24"/>
+      <w:bookmarkEnd w:id="28"/>
     </w:p>
     <w:p>
       <w:pPr>
         <w:pStyle w:val="Heading1"/>
       </w:pPr>
-      <w:bookmarkStart w:id="25" w:name="_Toc239864856"/>
+      <w:bookmarkStart w:id="29" w:name="_Toc239871843"/>
       <w:r>
         <w:t xml:space="preserve">Forward engineering </w:t>
       </w:r>
@@ -7579,17 +7864,17 @@
       <w:r>
         <w:t>onsiderations</w:t>
       </w:r>
-      <w:bookmarkEnd w:id="25"/>
+      <w:bookmarkEnd w:id="29"/>
     </w:p>
     <w:p>
       <w:pPr>
         <w:pStyle w:val="Heading1"/>
       </w:pPr>
-      <w:bookmarkStart w:id="26" w:name="_Toc239864857"/>
+      <w:bookmarkStart w:id="30" w:name="_Toc239871844"/>
       <w:r>
         <w:t>Engineering decision log</w:t>
       </w:r>
-      <w:bookmarkEnd w:id="26"/>
+      <w:bookmarkEnd w:id="30"/>
     </w:p>
     <w:p>
       <w:r>
@@ -7759,24 +8044,12 @@
     </w:p>
     <w:p>
       <w:r>
-        <w:t xml:space="preserve">Constraints: Technology-stack or architecture decisions are expressly prohibited under M1, although section 15 in the Milestone 1 document mandates that NFRs eventually be quantifiable and supported by </w:t>
-      </w:r>
-      <w:r>
-        <w:t xml:space="preserve">evidence. </w:t>
+        <w:t xml:space="preserve">Constraints: Technology-stack or architecture decisions are expressly prohibited under M1, although section 15 in the Milestone 1 document mandates that NFRs eventually be quantifiable and supported by evidence. </w:t>
       </w:r>
     </w:p>
     <w:p>
-      <w:pPr>
-        <w:cnfStyle w:val="000000100000" w:firstRow="0" w:lastRow="0" w:firstColumn="0" w:lastColumn="0" w:oddVBand="0" w:evenVBand="0" w:oddHBand="1" w:evenHBand="0" w:firstRowFirstColumn="0" w:firstRowLastColumn="0" w:lastRowFirstColumn="0" w:lastRowLastColumn="0"/>
-      </w:pPr>
-      <w:r>
-        <w:t>Alternatives</w:t>
-      </w:r>
-      <w:r>
-        <w:t>:</w:t>
-      </w:r>
-      <w:r>
-        <w:t xml:space="preserve">  </w:t>
+      <w:r>
+        <w:t xml:space="preserve">Alternatives:  </w:t>
       </w:r>
     </w:p>
     <w:p>
@@ -7786,7 +8059,6 @@
           <w:ilvl w:val="0"/>
           <w:numId w:val="7"/>
         </w:numPr>
-        <w:cnfStyle w:val="000000100000" w:firstRow="0" w:lastRow="0" w:firstColumn="0" w:lastColumn="0" w:oddVBand="0" w:evenVBand="0" w:oddHBand="1" w:evenHBand="0" w:firstRowFirstColumn="0" w:firstRowLastColumn="0" w:lastRowFirstColumn="0" w:lastRowLastColumn="0"/>
       </w:pPr>
       <w:r>
         <w:lastRenderedPageBreak/>
@@ -7800,7 +8072,6 @@
           <w:ilvl w:val="0"/>
           <w:numId w:val="7"/>
         </w:numPr>
-        <w:cnfStyle w:val="000000100000" w:firstRow="0" w:lastRow="0" w:firstColumn="0" w:lastColumn="0" w:oddVBand="0" w:evenVBand="0" w:oddHBand="1" w:evenHBand="0" w:firstRowFirstColumn="0" w:firstRowLastColumn="0" w:lastRowFirstColumn="0" w:lastRowLastColumn="0"/>
       </w:pPr>
       <w:r>
         <w:t>Wait until M2 to measure the NFR.</w:t>
@@ -7813,7 +8084,6 @@
           <w:ilvl w:val="0"/>
           <w:numId w:val="7"/>
         </w:numPr>
-        <w:cnfStyle w:val="000000100000" w:firstRow="0" w:lastRow="0" w:firstColumn="0" w:lastColumn="0" w:oddVBand="0" w:evenVBand="0" w:oddHBand="1" w:evenHBand="0" w:firstRowFirstColumn="0" w:firstRowLastColumn="0" w:lastRowFirstColumn="0" w:lastRowLastColumn="0"/>
       </w:pPr>
       <w:r>
         <w:t>Establish a temporary placeholder threshold with a clear label.</w:t>
@@ -7825,9 +8095,6 @@
       </w:r>
     </w:p>
     <w:p>
-      <w:pPr>
-        <w:cnfStyle w:val="000000100000" w:firstRow="0" w:lastRow="0" w:firstColumn="0" w:lastColumn="0" w:oddVBand="0" w:evenVBand="0" w:oddHBand="1" w:evenHBand="0" w:firstRowFirstColumn="0" w:firstRowLastColumn="0" w:lastRowFirstColumn="0" w:lastRowLastColumn="0"/>
-      </w:pPr>
       <w:r>
         <w:t>Rationale: A marked placeholder maintains testability while truthfully indicating the number is not final, an NFR with zero measurable targets is not testable at all.</w:t>
       </w:r>
@@ -7844,13 +8111,7 @@
     </w:p>
     <w:p>
       <w:r>
-        <w:t xml:space="preserve">Risk: There is a chance that the placeholder number will be mistakenly regarded as final if it </w:t>
-      </w:r>
-      <w:r>
-        <w:t>is</w:t>
-      </w:r>
-      <w:r>
-        <w:t xml:space="preserve"> not reviewed.</w:t>
+        <w:t>Risk: There is a chance that the placeholder number will be mistakenly regarded as final if it is not reviewed.</w:t>
       </w:r>
     </w:p>
     <w:p>
@@ -7873,11 +8134,11 @@
       <w:pPr>
         <w:pStyle w:val="Heading1"/>
       </w:pPr>
-      <w:bookmarkStart w:id="27" w:name="_Toc239864858"/>
+      <w:bookmarkStart w:id="31" w:name="_Toc239871845"/>
       <w:r>
         <w:t>AI usage Register</w:t>
       </w:r>
-      <w:bookmarkEnd w:id="27"/>
+      <w:bookmarkEnd w:id="31"/>
     </w:p>
     <w:p>
       <w:proofErr w:type="spellStart"/>
@@ -7891,16 +8152,7 @@
     </w:p>
     <w:p>
       <w:r>
-        <w:t>F</w:t>
-      </w:r>
-      <w:r>
-        <w:t>r</w:t>
-      </w:r>
-      <w:r>
-        <w:t>eerk van den Bos</w:t>
-      </w:r>
-      <w:r>
-        <w:t>: Used Claude AI to help with formatting and structure.</w:t>
+        <w:t>Freerk van den Bos: Used Claude AI to help with formatting and structure.</w:t>
       </w:r>
     </w:p>
     <w:p/>
@@ -7908,11 +8160,11 @@
       <w:pPr>
         <w:pStyle w:val="Heading1"/>
       </w:pPr>
-      <w:bookmarkStart w:id="28" w:name="_Toc239864859"/>
+      <w:bookmarkStart w:id="32" w:name="_Toc239871846"/>
       <w:r>
         <w:t>Sign off</w:t>
       </w:r>
-      <w:bookmarkEnd w:id="28"/>
+      <w:bookmarkEnd w:id="32"/>
     </w:p>
     <w:p/>
     <w:sectPr>
@@ -10274,6 +10526,7 @@
   <w:rsids>
     <w:rsidRoot w:val="006C106A"/>
     <w:rsid w:val="000E4AB9"/>
+    <w:rsid w:val="002D4CE0"/>
     <w:rsid w:val="005840FD"/>
     <w:rsid w:val="005A1859"/>
     <w:rsid w:val="006B59FC"/>
@@ -10281,6 +10534,7 @@
     <w:rsid w:val="006F10D2"/>
     <w:rsid w:val="00AA09B9"/>
     <w:rsid w:val="00B13C9E"/>
+    <w:rsid w:val="00D50E60"/>
     <w:rsid w:val="00DA3901"/>
     <w:rsid w:val="00E045FA"/>
     <w:rsid w:val="00E3330B"/>

--- a/SEN_381_Project_Miletone_1.docx
+++ b/SEN_381_Project_Miletone_1.docx
@@ -55,7 +55,7 @@
                         <pic:cNvPicPr/>
                       </pic:nvPicPr>
                       <pic:blipFill>
-                        <a:blip r:embed="rId6" cstate="print">
+                        <a:blip r:embed="rId8" cstate="print">
                           <a:duotone>
                             <a:schemeClr val="accent1">
                               <a:shade val="45000"/>
@@ -216,7 +216,7 @@
                         <pic:cNvPicPr/>
                       </pic:nvPicPr>
                       <pic:blipFill>
-                        <a:blip r:embed="rId7" cstate="print">
+                        <a:blip r:embed="rId9" cstate="print">
                           <a:duotone>
                             <a:schemeClr val="accent1">
                               <a:shade val="45000"/>
@@ -457,7 +457,7 @@
                                     <w:color w:val="156082" w:themeColor="accent1"/>
                                   </w:rPr>
                                 </w:pPr>
-                                <w:hyperlink r:id="rId8" w:history="1">
+                                <w:hyperlink r:id="rId10" w:history="1">
                                   <w:r>
                                     <w:rPr>
                                       <w:rStyle w:val="Hyperlink"/>
@@ -646,7 +646,7 @@
                               <w:color w:val="156082" w:themeColor="accent1"/>
                             </w:rPr>
                           </w:pPr>
-                          <w:hyperlink r:id="rId9" w:history="1">
+                          <w:hyperlink r:id="rId11" w:history="1">
                             <w:r>
                               <w:rPr>
                                 <w:rStyle w:val="Hyperlink"/>
@@ -711,7 +711,7 @@
             <w:rPr>
               <w:rFonts w:eastAsiaTheme="minorEastAsia"/>
               <w:noProof/>
-              <w:lang w:eastAsia="en-ZA"/>
+              <w:lang w:val="en-US"/>
             </w:rPr>
           </w:pPr>
           <w:r>
@@ -723,7 +723,7 @@
           <w:r>
             <w:fldChar w:fldCharType="separate"/>
           </w:r>
-          <w:hyperlink w:anchor="_Toc239864835" w:history="1">
+          <w:hyperlink w:anchor="_Toc239873093" w:history="1">
             <w:r>
               <w:rPr>
                 <w:rStyle w:val="Hyperlink"/>
@@ -750,7 +750,7 @@
                 <w:noProof/>
                 <w:webHidden/>
               </w:rPr>
-              <w:instrText xml:space="preserve"> PAGEREF _Toc239864835 \h </w:instrText>
+              <w:instrText xml:space="preserve"> PAGEREF _Toc239873093 \h </w:instrText>
             </w:r>
             <w:r>
               <w:rPr>
@@ -770,7 +770,7 @@
                 <w:noProof/>
                 <w:webHidden/>
               </w:rPr>
-              <w:t>3</w:t>
+              <w:t>4</w:t>
             </w:r>
             <w:r>
               <w:rPr>
@@ -790,10 +790,10 @@
             <w:rPr>
               <w:rFonts w:eastAsiaTheme="minorEastAsia"/>
               <w:noProof/>
-              <w:lang w:eastAsia="en-ZA"/>
+              <w:lang w:val="en-US"/>
             </w:rPr>
           </w:pPr>
-          <w:hyperlink w:anchor="_Toc239864836" w:history="1">
+          <w:hyperlink w:anchor="_Toc239873094" w:history="1">
             <w:r>
               <w:rPr>
                 <w:rStyle w:val="Hyperlink"/>
@@ -820,7 +820,7 @@
                 <w:noProof/>
                 <w:webHidden/>
               </w:rPr>
-              <w:instrText xml:space="preserve"> PAGEREF _Toc239864836 \h </w:instrText>
+              <w:instrText xml:space="preserve"> PAGEREF _Toc239873094 \h </w:instrText>
             </w:r>
             <w:r>
               <w:rPr>
@@ -840,7 +840,7 @@
                 <w:noProof/>
                 <w:webHidden/>
               </w:rPr>
-              <w:t>3</w:t>
+              <w:t>4</w:t>
             </w:r>
             <w:r>
               <w:rPr>
@@ -860,10 +860,10 @@
             <w:rPr>
               <w:rFonts w:eastAsiaTheme="minorEastAsia"/>
               <w:noProof/>
-              <w:lang w:eastAsia="en-ZA"/>
+              <w:lang w:val="en-US"/>
             </w:rPr>
           </w:pPr>
-          <w:hyperlink w:anchor="_Toc239864837" w:history="1">
+          <w:hyperlink w:anchor="_Toc239873095" w:history="1">
             <w:r>
               <w:rPr>
                 <w:rStyle w:val="Hyperlink"/>
@@ -890,7 +890,7 @@
                 <w:noProof/>
                 <w:webHidden/>
               </w:rPr>
-              <w:instrText xml:space="preserve"> PAGEREF _Toc239864837 \h </w:instrText>
+              <w:instrText xml:space="preserve"> PAGEREF _Toc239873095 \h </w:instrText>
             </w:r>
             <w:r>
               <w:rPr>
@@ -910,7 +910,7 @@
                 <w:noProof/>
                 <w:webHidden/>
               </w:rPr>
-              <w:t>3</w:t>
+              <w:t>4</w:t>
             </w:r>
             <w:r>
               <w:rPr>
@@ -930,10 +930,10 @@
             <w:rPr>
               <w:rFonts w:eastAsiaTheme="minorEastAsia"/>
               <w:noProof/>
-              <w:lang w:eastAsia="en-ZA"/>
+              <w:lang w:val="en-US"/>
             </w:rPr>
           </w:pPr>
-          <w:hyperlink w:anchor="_Toc239864838" w:history="1">
+          <w:hyperlink w:anchor="_Toc239873096" w:history="1">
             <w:r>
               <w:rPr>
                 <w:rStyle w:val="Hyperlink"/>
@@ -960,7 +960,7 @@
                 <w:noProof/>
                 <w:webHidden/>
               </w:rPr>
-              <w:instrText xml:space="preserve"> PAGEREF _Toc239864838 \h </w:instrText>
+              <w:instrText xml:space="preserve"> PAGEREF _Toc239873096 \h </w:instrText>
             </w:r>
             <w:r>
               <w:rPr>
@@ -980,7 +980,7 @@
                 <w:noProof/>
                 <w:webHidden/>
               </w:rPr>
-              <w:t>3</w:t>
+              <w:t>4</w:t>
             </w:r>
             <w:r>
               <w:rPr>
@@ -1000,10 +1000,10 @@
             <w:rPr>
               <w:rFonts w:eastAsiaTheme="minorEastAsia"/>
               <w:noProof/>
-              <w:lang w:eastAsia="en-ZA"/>
+              <w:lang w:val="en-US"/>
             </w:rPr>
           </w:pPr>
-          <w:hyperlink w:anchor="_Toc239864839" w:history="1">
+          <w:hyperlink w:anchor="_Toc239873097" w:history="1">
             <w:r>
               <w:rPr>
                 <w:rStyle w:val="Hyperlink"/>
@@ -1030,7 +1030,7 @@
                 <w:noProof/>
                 <w:webHidden/>
               </w:rPr>
-              <w:instrText xml:space="preserve"> PAGEREF _Toc239864839 \h </w:instrText>
+              <w:instrText xml:space="preserve"> PAGEREF _Toc239873097 \h </w:instrText>
             </w:r>
             <w:r>
               <w:rPr>
@@ -1050,7 +1050,7 @@
                 <w:noProof/>
                 <w:webHidden/>
               </w:rPr>
-              <w:t>3</w:t>
+              <w:t>4</w:t>
             </w:r>
             <w:r>
               <w:rPr>
@@ -1070,10 +1070,10 @@
             <w:rPr>
               <w:rFonts w:eastAsiaTheme="minorEastAsia"/>
               <w:noProof/>
-              <w:lang w:eastAsia="en-ZA"/>
+              <w:lang w:val="en-US"/>
             </w:rPr>
           </w:pPr>
-          <w:hyperlink w:anchor="_Toc239864840" w:history="1">
+          <w:hyperlink w:anchor="_Toc239873098" w:history="1">
             <w:r>
               <w:rPr>
                 <w:rStyle w:val="Hyperlink"/>
@@ -1100,7 +1100,7 @@
                 <w:noProof/>
                 <w:webHidden/>
               </w:rPr>
-              <w:instrText xml:space="preserve"> PAGEREF _Toc239864840 \h </w:instrText>
+              <w:instrText xml:space="preserve"> PAGEREF _Toc239873098 \h </w:instrText>
             </w:r>
             <w:r>
               <w:rPr>
@@ -1120,7 +1120,7 @@
                 <w:noProof/>
                 <w:webHidden/>
               </w:rPr>
-              <w:t>4</w:t>
+              <w:t>5</w:t>
             </w:r>
             <w:r>
               <w:rPr>
@@ -1140,10 +1140,10 @@
             <w:rPr>
               <w:rFonts w:eastAsiaTheme="minorEastAsia"/>
               <w:noProof/>
-              <w:lang w:eastAsia="en-ZA"/>
+              <w:lang w:val="en-US"/>
             </w:rPr>
           </w:pPr>
-          <w:hyperlink w:anchor="_Toc239864841" w:history="1">
+          <w:hyperlink w:anchor="_Toc239873099" w:history="1">
             <w:r>
               <w:rPr>
                 <w:rStyle w:val="Hyperlink"/>
@@ -1170,7 +1170,7 @@
                 <w:noProof/>
                 <w:webHidden/>
               </w:rPr>
-              <w:instrText xml:space="preserve"> PAGEREF _Toc239864841 \h </w:instrText>
+              <w:instrText xml:space="preserve"> PAGEREF _Toc239873099 \h </w:instrText>
             </w:r>
             <w:r>
               <w:rPr>
@@ -1190,7 +1190,7 @@
                 <w:noProof/>
                 <w:webHidden/>
               </w:rPr>
-              <w:t>4</w:t>
+              <w:t>5</w:t>
             </w:r>
             <w:r>
               <w:rPr>
@@ -1210,10 +1210,10 @@
             <w:rPr>
               <w:rFonts w:eastAsiaTheme="minorEastAsia"/>
               <w:noProof/>
-              <w:lang w:eastAsia="en-ZA"/>
+              <w:lang w:val="en-US"/>
             </w:rPr>
           </w:pPr>
-          <w:hyperlink w:anchor="_Toc239864842" w:history="1">
+          <w:hyperlink w:anchor="_Toc239873100" w:history="1">
             <w:r>
               <w:rPr>
                 <w:rStyle w:val="Hyperlink"/>
@@ -1240,7 +1240,7 @@
                 <w:noProof/>
                 <w:webHidden/>
               </w:rPr>
-              <w:instrText xml:space="preserve"> PAGEREF _Toc239864842 \h </w:instrText>
+              <w:instrText xml:space="preserve"> PAGEREF _Toc239873100 \h </w:instrText>
             </w:r>
             <w:r>
               <w:rPr>
@@ -1260,7 +1260,7 @@
                 <w:noProof/>
                 <w:webHidden/>
               </w:rPr>
-              <w:t>4</w:t>
+              <w:t>5</w:t>
             </w:r>
             <w:r>
               <w:rPr>
@@ -1280,10 +1280,10 @@
             <w:rPr>
               <w:rFonts w:eastAsiaTheme="minorEastAsia"/>
               <w:noProof/>
-              <w:lang w:eastAsia="en-ZA"/>
+              <w:lang w:val="en-US"/>
             </w:rPr>
           </w:pPr>
-          <w:hyperlink w:anchor="_Toc239864843" w:history="1">
+          <w:hyperlink w:anchor="_Toc239873101" w:history="1">
             <w:r>
               <w:rPr>
                 <w:rStyle w:val="Hyperlink"/>
@@ -1310,7 +1310,7 @@
                 <w:noProof/>
                 <w:webHidden/>
               </w:rPr>
-              <w:instrText xml:space="preserve"> PAGEREF _Toc239864843 \h </w:instrText>
+              <w:instrText xml:space="preserve"> PAGEREF _Toc239873101 \h </w:instrText>
             </w:r>
             <w:r>
               <w:rPr>
@@ -1330,7 +1330,7 @@
                 <w:noProof/>
                 <w:webHidden/>
               </w:rPr>
-              <w:t>4</w:t>
+              <w:t>5</w:t>
             </w:r>
             <w:r>
               <w:rPr>
@@ -1350,10 +1350,10 @@
             <w:rPr>
               <w:rFonts w:eastAsiaTheme="minorEastAsia"/>
               <w:noProof/>
-              <w:lang w:eastAsia="en-ZA"/>
+              <w:lang w:val="en-US"/>
             </w:rPr>
           </w:pPr>
-          <w:hyperlink w:anchor="_Toc239864844" w:history="1">
+          <w:hyperlink w:anchor="_Toc239873102" w:history="1">
             <w:r>
               <w:rPr>
                 <w:rStyle w:val="Hyperlink"/>
@@ -1380,7 +1380,7 @@
                 <w:noProof/>
                 <w:webHidden/>
               </w:rPr>
-              <w:instrText xml:space="preserve"> PAGEREF _Toc239864844 \h </w:instrText>
+              <w:instrText xml:space="preserve"> PAGEREF _Toc239873102 \h </w:instrText>
             </w:r>
             <w:r>
               <w:rPr>
@@ -1400,7 +1400,7 @@
                 <w:noProof/>
                 <w:webHidden/>
               </w:rPr>
-              <w:t>4</w:t>
+              <w:t>5</w:t>
             </w:r>
             <w:r>
               <w:rPr>
@@ -1420,10 +1420,10 @@
             <w:rPr>
               <w:rFonts w:eastAsiaTheme="minorEastAsia"/>
               <w:noProof/>
-              <w:lang w:eastAsia="en-ZA"/>
+              <w:lang w:val="en-US"/>
             </w:rPr>
           </w:pPr>
-          <w:hyperlink w:anchor="_Toc239864845" w:history="1">
+          <w:hyperlink w:anchor="_Toc239873103" w:history="1">
             <w:r>
               <w:rPr>
                 <w:rStyle w:val="Hyperlink"/>
@@ -1450,7 +1450,7 @@
                 <w:noProof/>
                 <w:webHidden/>
               </w:rPr>
-              <w:instrText xml:space="preserve"> PAGEREF _Toc239864845 \h </w:instrText>
+              <w:instrText xml:space="preserve"> PAGEREF _Toc239873103 \h </w:instrText>
             </w:r>
             <w:r>
               <w:rPr>
@@ -1470,7 +1470,7 @@
                 <w:noProof/>
                 <w:webHidden/>
               </w:rPr>
-              <w:t>4</w:t>
+              <w:t>5</w:t>
             </w:r>
             <w:r>
               <w:rPr>
@@ -1490,10 +1490,10 @@
             <w:rPr>
               <w:rFonts w:eastAsiaTheme="minorEastAsia"/>
               <w:noProof/>
-              <w:lang w:eastAsia="en-ZA"/>
+              <w:lang w:val="en-US"/>
             </w:rPr>
           </w:pPr>
-          <w:hyperlink w:anchor="_Toc239864846" w:history="1">
+          <w:hyperlink w:anchor="_Toc239873104" w:history="1">
             <w:r>
               <w:rPr>
                 <w:rStyle w:val="Hyperlink"/>
@@ -1520,7 +1520,7 @@
                 <w:noProof/>
                 <w:webHidden/>
               </w:rPr>
-              <w:instrText xml:space="preserve"> PAGEREF _Toc239864846 \h </w:instrText>
+              <w:instrText xml:space="preserve"> PAGEREF _Toc239873104 \h </w:instrText>
             </w:r>
             <w:r>
               <w:rPr>
@@ -1540,7 +1540,217 @@
                 <w:noProof/>
                 <w:webHidden/>
               </w:rPr>
-              <w:t>5</w:t>
+              <w:t>6</w:t>
+            </w:r>
+            <w:r>
+              <w:rPr>
+                <w:noProof/>
+                <w:webHidden/>
+              </w:rPr>
+              <w:fldChar w:fldCharType="end"/>
+            </w:r>
+          </w:hyperlink>
+        </w:p>
+        <w:p>
+          <w:pPr>
+            <w:pStyle w:val="TOC2"/>
+            <w:tabs>
+              <w:tab w:val="right" w:leader="dot" w:pos="9016"/>
+            </w:tabs>
+            <w:rPr>
+              <w:rFonts w:eastAsiaTheme="minorEastAsia"/>
+              <w:noProof/>
+              <w:lang w:val="en-US"/>
+            </w:rPr>
+          </w:pPr>
+          <w:hyperlink w:anchor="_Toc239873105" w:history="1">
+            <w:r>
+              <w:rPr>
+                <w:rStyle w:val="Hyperlink"/>
+                <w:noProof/>
+              </w:rPr>
+              <w:t>Functional Requirements (FRs)</w:t>
+            </w:r>
+            <w:r>
+              <w:rPr>
+                <w:noProof/>
+                <w:webHidden/>
+              </w:rPr>
+              <w:tab/>
+            </w:r>
+            <w:r>
+              <w:rPr>
+                <w:noProof/>
+                <w:webHidden/>
+              </w:rPr>
+              <w:fldChar w:fldCharType="begin"/>
+            </w:r>
+            <w:r>
+              <w:rPr>
+                <w:noProof/>
+                <w:webHidden/>
+              </w:rPr>
+              <w:instrText xml:space="preserve"> PAGEREF _Toc239873105 \h </w:instrText>
+            </w:r>
+            <w:r>
+              <w:rPr>
+                <w:noProof/>
+                <w:webHidden/>
+              </w:rPr>
+            </w:r>
+            <w:r>
+              <w:rPr>
+                <w:noProof/>
+                <w:webHidden/>
+              </w:rPr>
+              <w:fldChar w:fldCharType="separate"/>
+            </w:r>
+            <w:r>
+              <w:rPr>
+                <w:noProof/>
+                <w:webHidden/>
+              </w:rPr>
+              <w:t>6</w:t>
+            </w:r>
+            <w:r>
+              <w:rPr>
+                <w:noProof/>
+                <w:webHidden/>
+              </w:rPr>
+              <w:fldChar w:fldCharType="end"/>
+            </w:r>
+          </w:hyperlink>
+        </w:p>
+        <w:p>
+          <w:pPr>
+            <w:pStyle w:val="TOC2"/>
+            <w:tabs>
+              <w:tab w:val="right" w:leader="dot" w:pos="9016"/>
+            </w:tabs>
+            <w:rPr>
+              <w:rFonts w:eastAsiaTheme="minorEastAsia"/>
+              <w:noProof/>
+              <w:lang w:val="en-US"/>
+            </w:rPr>
+          </w:pPr>
+          <w:hyperlink w:anchor="_Toc239873106" w:history="1">
+            <w:r>
+              <w:rPr>
+                <w:rStyle w:val="Hyperlink"/>
+                <w:noProof/>
+              </w:rPr>
+              <w:t>Non-Functional Requirements (NFRs):</w:t>
+            </w:r>
+            <w:r>
+              <w:rPr>
+                <w:noProof/>
+                <w:webHidden/>
+              </w:rPr>
+              <w:tab/>
+            </w:r>
+            <w:r>
+              <w:rPr>
+                <w:noProof/>
+                <w:webHidden/>
+              </w:rPr>
+              <w:fldChar w:fldCharType="begin"/>
+            </w:r>
+            <w:r>
+              <w:rPr>
+                <w:noProof/>
+                <w:webHidden/>
+              </w:rPr>
+              <w:instrText xml:space="preserve"> PAGEREF _Toc239873106 \h </w:instrText>
+            </w:r>
+            <w:r>
+              <w:rPr>
+                <w:noProof/>
+                <w:webHidden/>
+              </w:rPr>
+            </w:r>
+            <w:r>
+              <w:rPr>
+                <w:noProof/>
+                <w:webHidden/>
+              </w:rPr>
+              <w:fldChar w:fldCharType="separate"/>
+            </w:r>
+            <w:r>
+              <w:rPr>
+                <w:noProof/>
+                <w:webHidden/>
+              </w:rPr>
+              <w:t>8</w:t>
+            </w:r>
+            <w:r>
+              <w:rPr>
+                <w:noProof/>
+                <w:webHidden/>
+              </w:rPr>
+              <w:fldChar w:fldCharType="end"/>
+            </w:r>
+          </w:hyperlink>
+        </w:p>
+        <w:p>
+          <w:pPr>
+            <w:pStyle w:val="TOC2"/>
+            <w:tabs>
+              <w:tab w:val="right" w:leader="dot" w:pos="9016"/>
+            </w:tabs>
+            <w:rPr>
+              <w:rFonts w:eastAsiaTheme="minorEastAsia"/>
+              <w:noProof/>
+              <w:lang w:val="en-US"/>
+            </w:rPr>
+          </w:pPr>
+          <w:hyperlink w:anchor="_Toc239873107" w:history="1">
+            <w:r>
+              <w:rPr>
+                <w:rStyle w:val="Hyperlink"/>
+                <w:noProof/>
+              </w:rPr>
+              <w:t>Acceptance criteria:</w:t>
+            </w:r>
+            <w:r>
+              <w:rPr>
+                <w:noProof/>
+                <w:webHidden/>
+              </w:rPr>
+              <w:tab/>
+            </w:r>
+            <w:r>
+              <w:rPr>
+                <w:noProof/>
+                <w:webHidden/>
+              </w:rPr>
+              <w:fldChar w:fldCharType="begin"/>
+            </w:r>
+            <w:r>
+              <w:rPr>
+                <w:noProof/>
+                <w:webHidden/>
+              </w:rPr>
+              <w:instrText xml:space="preserve"> PAGEREF _Toc239873107 \h </w:instrText>
+            </w:r>
+            <w:r>
+              <w:rPr>
+                <w:noProof/>
+                <w:webHidden/>
+              </w:rPr>
+            </w:r>
+            <w:r>
+              <w:rPr>
+                <w:noProof/>
+                <w:webHidden/>
+              </w:rPr>
+              <w:fldChar w:fldCharType="separate"/>
+            </w:r>
+            <w:r>
+              <w:rPr>
+                <w:noProof/>
+                <w:webHidden/>
+              </w:rPr>
+              <w:t>11</w:t>
             </w:r>
             <w:r>
               <w:rPr>
@@ -1560,10 +1770,10 @@
             <w:rPr>
               <w:rFonts w:eastAsiaTheme="minorEastAsia"/>
               <w:noProof/>
-              <w:lang w:eastAsia="en-ZA"/>
+              <w:lang w:val="en-US"/>
             </w:rPr>
           </w:pPr>
-          <w:hyperlink w:anchor="_Toc239864847" w:history="1">
+          <w:hyperlink w:anchor="_Toc239873108" w:history="1">
             <w:r>
               <w:rPr>
                 <w:rStyle w:val="Hyperlink"/>
@@ -1590,7 +1800,7 @@
                 <w:noProof/>
                 <w:webHidden/>
               </w:rPr>
-              <w:instrText xml:space="preserve"> PAGEREF _Toc239864847 \h </w:instrText>
+              <w:instrText xml:space="preserve"> PAGEREF _Toc239873108 \h </w:instrText>
             </w:r>
             <w:r>
               <w:rPr>
@@ -1610,7 +1820,7 @@
                 <w:noProof/>
                 <w:webHidden/>
               </w:rPr>
-              <w:t>5</w:t>
+              <w:t>12</w:t>
             </w:r>
             <w:r>
               <w:rPr>
@@ -1630,10 +1840,10 @@
             <w:rPr>
               <w:rFonts w:eastAsiaTheme="minorEastAsia"/>
               <w:noProof/>
-              <w:lang w:eastAsia="en-ZA"/>
+              <w:lang w:val="en-US"/>
             </w:rPr>
           </w:pPr>
-          <w:hyperlink w:anchor="_Toc239864848" w:history="1">
+          <w:hyperlink w:anchor="_Toc239873109" w:history="1">
             <w:r>
               <w:rPr>
                 <w:rStyle w:val="Hyperlink"/>
@@ -1660,7 +1870,7 @@
                 <w:noProof/>
                 <w:webHidden/>
               </w:rPr>
-              <w:instrText xml:space="preserve"> PAGEREF _Toc239864848 \h </w:instrText>
+              <w:instrText xml:space="preserve"> PAGEREF _Toc239873109 \h </w:instrText>
             </w:r>
             <w:r>
               <w:rPr>
@@ -1680,7 +1890,7 @@
                 <w:noProof/>
                 <w:webHidden/>
               </w:rPr>
-              <w:t>5</w:t>
+              <w:t>12</w:t>
             </w:r>
             <w:r>
               <w:rPr>
@@ -1700,10 +1910,10 @@
             <w:rPr>
               <w:rFonts w:eastAsiaTheme="minorEastAsia"/>
               <w:noProof/>
-              <w:lang w:eastAsia="en-ZA"/>
+              <w:lang w:val="en-US"/>
             </w:rPr>
           </w:pPr>
-          <w:hyperlink w:anchor="_Toc239864849" w:history="1">
+          <w:hyperlink w:anchor="_Toc239873110" w:history="1">
             <w:r>
               <w:rPr>
                 <w:rStyle w:val="Hyperlink"/>
@@ -1730,7 +1940,7 @@
                 <w:noProof/>
                 <w:webHidden/>
               </w:rPr>
-              <w:instrText xml:space="preserve"> PAGEREF _Toc239864849 \h </w:instrText>
+              <w:instrText xml:space="preserve"> PAGEREF _Toc239873110 \h </w:instrText>
             </w:r>
             <w:r>
               <w:rPr>
@@ -1750,7 +1960,7 @@
                 <w:noProof/>
                 <w:webHidden/>
               </w:rPr>
-              <w:t>5</w:t>
+              <w:t>12</w:t>
             </w:r>
             <w:r>
               <w:rPr>
@@ -1770,10 +1980,10 @@
             <w:rPr>
               <w:rFonts w:eastAsiaTheme="minorEastAsia"/>
               <w:noProof/>
-              <w:lang w:eastAsia="en-ZA"/>
+              <w:lang w:val="en-US"/>
             </w:rPr>
           </w:pPr>
-          <w:hyperlink w:anchor="_Toc239864850" w:history="1">
+          <w:hyperlink w:anchor="_Toc239873111" w:history="1">
             <w:r>
               <w:rPr>
                 <w:rStyle w:val="Hyperlink"/>
@@ -1800,7 +2010,7 @@
                 <w:noProof/>
                 <w:webHidden/>
               </w:rPr>
-              <w:instrText xml:space="preserve"> PAGEREF _Toc239864850 \h </w:instrText>
+              <w:instrText xml:space="preserve"> PAGEREF _Toc239873111 \h </w:instrText>
             </w:r>
             <w:r>
               <w:rPr>
@@ -1820,7 +2030,7 @@
                 <w:noProof/>
                 <w:webHidden/>
               </w:rPr>
-              <w:t>5</w:t>
+              <w:t>12</w:t>
             </w:r>
             <w:r>
               <w:rPr>
@@ -1840,10 +2050,10 @@
             <w:rPr>
               <w:rFonts w:eastAsiaTheme="minorEastAsia"/>
               <w:noProof/>
-              <w:lang w:eastAsia="en-ZA"/>
+              <w:lang w:val="en-US"/>
             </w:rPr>
           </w:pPr>
-          <w:hyperlink w:anchor="_Toc239864851" w:history="1">
+          <w:hyperlink w:anchor="_Toc239873112" w:history="1">
             <w:r>
               <w:rPr>
                 <w:rStyle w:val="Hyperlink"/>
@@ -1870,7 +2080,7 @@
                 <w:noProof/>
                 <w:webHidden/>
               </w:rPr>
-              <w:instrText xml:space="preserve"> PAGEREF _Toc239864851 \h </w:instrText>
+              <w:instrText xml:space="preserve"> PAGEREF _Toc239873112 \h </w:instrText>
             </w:r>
             <w:r>
               <w:rPr>
@@ -1890,7 +2100,7 @@
                 <w:noProof/>
                 <w:webHidden/>
               </w:rPr>
-              <w:t>5</w:t>
+              <w:t>13</w:t>
             </w:r>
             <w:r>
               <w:rPr>
@@ -1910,10 +2120,10 @@
             <w:rPr>
               <w:rFonts w:eastAsiaTheme="minorEastAsia"/>
               <w:noProof/>
-              <w:lang w:eastAsia="en-ZA"/>
+              <w:lang w:val="en-US"/>
             </w:rPr>
           </w:pPr>
-          <w:hyperlink w:anchor="_Toc239864852" w:history="1">
+          <w:hyperlink w:anchor="_Toc239873113" w:history="1">
             <w:r>
               <w:rPr>
                 <w:rStyle w:val="Hyperlink"/>
@@ -1940,7 +2150,7 @@
                 <w:noProof/>
                 <w:webHidden/>
               </w:rPr>
-              <w:instrText xml:space="preserve"> PAGEREF _Toc239864852 \h </w:instrText>
+              <w:instrText xml:space="preserve"> PAGEREF _Toc239873113 \h </w:instrText>
             </w:r>
             <w:r>
               <w:rPr>
@@ -1960,7 +2170,7 @@
                 <w:noProof/>
                 <w:webHidden/>
               </w:rPr>
-              <w:t>5</w:t>
+              <w:t>13</w:t>
             </w:r>
             <w:r>
               <w:rPr>
@@ -1980,10 +2190,10 @@
             <w:rPr>
               <w:rFonts w:eastAsiaTheme="minorEastAsia"/>
               <w:noProof/>
-              <w:lang w:eastAsia="en-ZA"/>
+              <w:lang w:val="en-US"/>
             </w:rPr>
           </w:pPr>
-          <w:hyperlink w:anchor="_Toc239864853" w:history="1">
+          <w:hyperlink w:anchor="_Toc239873114" w:history="1">
             <w:r>
               <w:rPr>
                 <w:rStyle w:val="Hyperlink"/>
@@ -2010,7 +2220,7 @@
                 <w:noProof/>
                 <w:webHidden/>
               </w:rPr>
-              <w:instrText xml:space="preserve"> PAGEREF _Toc239864853 \h </w:instrText>
+              <w:instrText xml:space="preserve"> PAGEREF _Toc239873114 \h </w:instrText>
             </w:r>
             <w:r>
               <w:rPr>
@@ -2030,7 +2240,7 @@
                 <w:noProof/>
                 <w:webHidden/>
               </w:rPr>
-              <w:t>5</w:t>
+              <w:t>13</w:t>
             </w:r>
             <w:r>
               <w:rPr>
@@ -2050,10 +2260,10 @@
             <w:rPr>
               <w:rFonts w:eastAsiaTheme="minorEastAsia"/>
               <w:noProof/>
-              <w:lang w:eastAsia="en-ZA"/>
+              <w:lang w:val="en-US"/>
             </w:rPr>
           </w:pPr>
-          <w:hyperlink w:anchor="_Toc239864854" w:history="1">
+          <w:hyperlink w:anchor="_Toc239873115" w:history="1">
             <w:r>
               <w:rPr>
                 <w:rStyle w:val="Hyperlink"/>
@@ -2080,7 +2290,7 @@
                 <w:noProof/>
                 <w:webHidden/>
               </w:rPr>
-              <w:instrText xml:space="preserve"> PAGEREF _Toc239864854 \h </w:instrText>
+              <w:instrText xml:space="preserve"> PAGEREF _Toc239873115 \h </w:instrText>
             </w:r>
             <w:r>
               <w:rPr>
@@ -2100,7 +2310,7 @@
                 <w:noProof/>
                 <w:webHidden/>
               </w:rPr>
-              <w:t>6</w:t>
+              <w:t>13</w:t>
             </w:r>
             <w:r>
               <w:rPr>
@@ -2120,16 +2330,16 @@
             <w:rPr>
               <w:rFonts w:eastAsiaTheme="minorEastAsia"/>
               <w:noProof/>
-              <w:lang w:eastAsia="en-ZA"/>
+              <w:lang w:val="en-US"/>
             </w:rPr>
           </w:pPr>
-          <w:hyperlink w:anchor="_Toc239864855" w:history="1">
+          <w:hyperlink w:anchor="_Toc239873116" w:history="1">
             <w:r>
               <w:rPr>
                 <w:rStyle w:val="Hyperlink"/>
                 <w:noProof/>
               </w:rPr>
-              <w:t>Initial risk register</w:t>
+              <w:t>Initial RTM</w:t>
             </w:r>
             <w:r>
               <w:rPr>
@@ -2150,7 +2360,7 @@
                 <w:noProof/>
                 <w:webHidden/>
               </w:rPr>
-              <w:instrText xml:space="preserve"> PAGEREF _Toc239864855 \h </w:instrText>
+              <w:instrText xml:space="preserve"> PAGEREF _Toc239873116 \h </w:instrText>
             </w:r>
             <w:r>
               <w:rPr>
@@ -2170,7 +2380,77 @@
                 <w:noProof/>
                 <w:webHidden/>
               </w:rPr>
-              <w:t>6</w:t>
+              <w:t>13</w:t>
+            </w:r>
+            <w:r>
+              <w:rPr>
+                <w:noProof/>
+                <w:webHidden/>
+              </w:rPr>
+              <w:fldChar w:fldCharType="end"/>
+            </w:r>
+          </w:hyperlink>
+        </w:p>
+        <w:p>
+          <w:pPr>
+            <w:pStyle w:val="TOC2"/>
+            <w:tabs>
+              <w:tab w:val="right" w:leader="dot" w:pos="9016"/>
+            </w:tabs>
+            <w:rPr>
+              <w:rFonts w:eastAsiaTheme="minorEastAsia"/>
+              <w:noProof/>
+              <w:lang w:val="en-US"/>
+            </w:rPr>
+          </w:pPr>
+          <w:hyperlink w:anchor="_Toc239873117" w:history="1">
+            <w:r>
+              <w:rPr>
+                <w:rStyle w:val="Hyperlink"/>
+                <w:noProof/>
+              </w:rPr>
+              <w:t>Example of an end-to-end trace:</w:t>
+            </w:r>
+            <w:r>
+              <w:rPr>
+                <w:noProof/>
+                <w:webHidden/>
+              </w:rPr>
+              <w:tab/>
+            </w:r>
+            <w:r>
+              <w:rPr>
+                <w:noProof/>
+                <w:webHidden/>
+              </w:rPr>
+              <w:fldChar w:fldCharType="begin"/>
+            </w:r>
+            <w:r>
+              <w:rPr>
+                <w:noProof/>
+                <w:webHidden/>
+              </w:rPr>
+              <w:instrText xml:space="preserve"> PAGEREF _Toc239873117 \h </w:instrText>
+            </w:r>
+            <w:r>
+              <w:rPr>
+                <w:noProof/>
+                <w:webHidden/>
+              </w:rPr>
+            </w:r>
+            <w:r>
+              <w:rPr>
+                <w:noProof/>
+                <w:webHidden/>
+              </w:rPr>
+              <w:fldChar w:fldCharType="separate"/>
+            </w:r>
+            <w:r>
+              <w:rPr>
+                <w:noProof/>
+                <w:webHidden/>
+              </w:rPr>
+              <w:t>14</w:t>
             </w:r>
             <w:r>
               <w:rPr>
@@ -2190,16 +2470,16 @@
             <w:rPr>
               <w:rFonts w:eastAsiaTheme="minorEastAsia"/>
               <w:noProof/>
-              <w:lang w:eastAsia="en-ZA"/>
+              <w:lang w:val="en-US"/>
             </w:rPr>
           </w:pPr>
-          <w:hyperlink w:anchor="_Toc239864856" w:history="1">
+          <w:hyperlink w:anchor="_Toc239873118" w:history="1">
             <w:r>
               <w:rPr>
                 <w:rStyle w:val="Hyperlink"/>
                 <w:noProof/>
               </w:rPr>
-              <w:t>Forward engineering considerations</w:t>
+              <w:t>Initial risk register</w:t>
             </w:r>
             <w:r>
               <w:rPr>
@@ -2220,7 +2500,7 @@
                 <w:noProof/>
                 <w:webHidden/>
               </w:rPr>
-              <w:instrText xml:space="preserve"> PAGEREF _Toc239864856 \h </w:instrText>
+              <w:instrText xml:space="preserve"> PAGEREF _Toc239873118 \h </w:instrText>
             </w:r>
             <w:r>
               <w:rPr>
@@ -2240,7 +2520,7 @@
                 <w:noProof/>
                 <w:webHidden/>
               </w:rPr>
-              <w:t>6</w:t>
+              <w:t>15</w:t>
             </w:r>
             <w:r>
               <w:rPr>
@@ -2260,16 +2540,16 @@
             <w:rPr>
               <w:rFonts w:eastAsiaTheme="minorEastAsia"/>
               <w:noProof/>
-              <w:lang w:eastAsia="en-ZA"/>
+              <w:lang w:val="en-US"/>
             </w:rPr>
           </w:pPr>
-          <w:hyperlink w:anchor="_Toc239864857" w:history="1">
+          <w:hyperlink w:anchor="_Toc239873119" w:history="1">
             <w:r>
               <w:rPr>
                 <w:rStyle w:val="Hyperlink"/>
                 <w:noProof/>
               </w:rPr>
-              <w:t>Engineering decision log</w:t>
+              <w:t>Forward engineering considerations</w:t>
             </w:r>
             <w:r>
               <w:rPr>
@@ -2290,7 +2570,7 @@
                 <w:noProof/>
                 <w:webHidden/>
               </w:rPr>
-              <w:instrText xml:space="preserve"> PAGEREF _Toc239864857 \h </w:instrText>
+              <w:instrText xml:space="preserve"> PAGEREF _Toc239873119 \h </w:instrText>
             </w:r>
             <w:r>
               <w:rPr>
@@ -2310,7 +2590,7 @@
                 <w:noProof/>
                 <w:webHidden/>
               </w:rPr>
-              <w:t>6</w:t>
+              <w:t>15</w:t>
             </w:r>
             <w:r>
               <w:rPr>
@@ -2330,16 +2610,16 @@
             <w:rPr>
               <w:rFonts w:eastAsiaTheme="minorEastAsia"/>
               <w:noProof/>
-              <w:lang w:eastAsia="en-ZA"/>
+              <w:lang w:val="en-US"/>
             </w:rPr>
           </w:pPr>
-          <w:hyperlink w:anchor="_Toc239864858" w:history="1">
+          <w:hyperlink w:anchor="_Toc239873120" w:history="1">
             <w:r>
               <w:rPr>
                 <w:rStyle w:val="Hyperlink"/>
                 <w:noProof/>
               </w:rPr>
-              <w:t>AI usage Register</w:t>
+              <w:t>Engineering decision log</w:t>
             </w:r>
             <w:r>
               <w:rPr>
@@ -2360,7 +2640,7 @@
                 <w:noProof/>
                 <w:webHidden/>
               </w:rPr>
-              <w:instrText xml:space="preserve"> PAGEREF _Toc239864858 \h </w:instrText>
+              <w:instrText xml:space="preserve"> PAGEREF _Toc239873120 \h </w:instrText>
             </w:r>
             <w:r>
               <w:rPr>
@@ -2380,7 +2660,7 @@
                 <w:noProof/>
                 <w:webHidden/>
               </w:rPr>
-              <w:t>6</w:t>
+              <w:t>15</w:t>
             </w:r>
             <w:r>
               <w:rPr>
@@ -2400,15 +2680,85 @@
             <w:rPr>
               <w:rFonts w:eastAsiaTheme="minorEastAsia"/>
               <w:noProof/>
-              <w:lang w:eastAsia="en-ZA"/>
+              <w:lang w:val="en-US"/>
             </w:rPr>
           </w:pPr>
-          <w:hyperlink w:anchor="_Toc239864859" w:history="1">
+          <w:hyperlink w:anchor="_Toc239873121" w:history="1">
             <w:r>
               <w:rPr>
                 <w:rStyle w:val="Hyperlink"/>
                 <w:noProof/>
               </w:rPr>
+              <w:t>AI usage Register</w:t>
+            </w:r>
+            <w:r>
+              <w:rPr>
+                <w:noProof/>
+                <w:webHidden/>
+              </w:rPr>
+              <w:tab/>
+            </w:r>
+            <w:r>
+              <w:rPr>
+                <w:noProof/>
+                <w:webHidden/>
+              </w:rPr>
+              <w:fldChar w:fldCharType="begin"/>
+            </w:r>
+            <w:r>
+              <w:rPr>
+                <w:noProof/>
+                <w:webHidden/>
+              </w:rPr>
+              <w:instrText xml:space="preserve"> PAGEREF _Toc239873121 \h </w:instrText>
+            </w:r>
+            <w:r>
+              <w:rPr>
+                <w:noProof/>
+                <w:webHidden/>
+              </w:rPr>
+            </w:r>
+            <w:r>
+              <w:rPr>
+                <w:noProof/>
+                <w:webHidden/>
+              </w:rPr>
+              <w:fldChar w:fldCharType="separate"/>
+            </w:r>
+            <w:r>
+              <w:rPr>
+                <w:noProof/>
+                <w:webHidden/>
+              </w:rPr>
+              <w:t>16</w:t>
+            </w:r>
+            <w:r>
+              <w:rPr>
+                <w:noProof/>
+                <w:webHidden/>
+              </w:rPr>
+              <w:fldChar w:fldCharType="end"/>
+            </w:r>
+          </w:hyperlink>
+        </w:p>
+        <w:p>
+          <w:pPr>
+            <w:pStyle w:val="TOC1"/>
+            <w:tabs>
+              <w:tab w:val="right" w:leader="dot" w:pos="9016"/>
+            </w:tabs>
+            <w:rPr>
+              <w:rFonts w:eastAsiaTheme="minorEastAsia"/>
+              <w:noProof/>
+              <w:lang w:val="en-US"/>
+            </w:rPr>
+          </w:pPr>
+          <w:hyperlink w:anchor="_Toc239873122" w:history="1">
+            <w:r>
+              <w:rPr>
+                <w:rStyle w:val="Hyperlink"/>
+                <w:noProof/>
+              </w:rPr>
               <w:t>Sign off</w:t>
             </w:r>
             <w:r>
@@ -2430,7 +2780,7 @@
                 <w:noProof/>
                 <w:webHidden/>
               </w:rPr>
-              <w:instrText xml:space="preserve"> PAGEREF _Toc239864859 \h </w:instrText>
+              <w:instrText xml:space="preserve"> PAGEREF _Toc239873122 \h </w:instrText>
             </w:r>
             <w:r>
               <w:rPr>
@@ -2450,7 +2800,7 @@
                 <w:noProof/>
                 <w:webHidden/>
               </w:rPr>
-              <w:t>6</w:t>
+              <w:t>17</w:t>
             </w:r>
             <w:r>
               <w:rPr>
@@ -2484,7 +2834,7 @@
       <w:pPr>
         <w:pStyle w:val="Heading1"/>
       </w:pPr>
-      <w:bookmarkStart w:id="0" w:name="_Toc239864835"/>
+      <w:bookmarkStart w:id="0" w:name="_Toc239873093"/>
       <w:r>
         <w:lastRenderedPageBreak/>
         <w:t>Problem</w:t>
@@ -2553,7 +2903,7 @@
       <w:pPr>
         <w:pStyle w:val="Heading1"/>
       </w:pPr>
-      <w:bookmarkStart w:id="1" w:name="_Toc239864836"/>
+      <w:bookmarkStart w:id="1" w:name="_Toc239873094"/>
       <w:r>
         <w:t>Stakeholder analysis</w:t>
       </w:r>
@@ -2924,7 +3274,7 @@
       <w:pPr>
         <w:pStyle w:val="Heading1"/>
       </w:pPr>
-      <w:bookmarkStart w:id="2" w:name="_Toc239864837"/>
+      <w:bookmarkStart w:id="2" w:name="_Toc239873095"/>
       <w:r>
         <w:t>Scope baseline</w:t>
       </w:r>
@@ -2934,7 +3284,7 @@
       <w:pPr>
         <w:pStyle w:val="Heading2"/>
       </w:pPr>
-      <w:bookmarkStart w:id="3" w:name="_Toc239864838"/>
+      <w:bookmarkStart w:id="3" w:name="_Toc239873096"/>
       <w:r>
         <w:t xml:space="preserve">In </w:t>
       </w:r>
@@ -2950,7 +3300,7 @@
       <w:pPr>
         <w:pStyle w:val="Heading3"/>
       </w:pPr>
-      <w:bookmarkStart w:id="4" w:name="_Toc239864839"/>
+      <w:bookmarkStart w:id="4" w:name="_Toc239873097"/>
       <w:r>
         <w:t>Request submission &amp; tracking</w:t>
       </w:r>
@@ -3023,7 +3373,7 @@
       <w:pPr>
         <w:pStyle w:val="Heading3"/>
       </w:pPr>
-      <w:bookmarkStart w:id="5" w:name="_Toc239864840"/>
+      <w:bookmarkStart w:id="5" w:name="_Toc239873098"/>
       <w:r>
         <w:lastRenderedPageBreak/>
         <w:t>Staff assignment and status management</w:t>
@@ -3118,7 +3468,7 @@
       <w:pPr>
         <w:pStyle w:val="Heading3"/>
       </w:pPr>
-      <w:bookmarkStart w:id="6" w:name="_Toc239864841"/>
+      <w:bookmarkStart w:id="6" w:name="_Toc239873099"/>
       <w:r>
         <w:t>Management reporting &amp; oversight</w:t>
       </w:r>
@@ -3164,7 +3514,7 @@
       <w:pPr>
         <w:pStyle w:val="Heading3"/>
       </w:pPr>
-      <w:bookmarkStart w:id="7" w:name="_Toc239864842"/>
+      <w:bookmarkStart w:id="7" w:name="_Toc239873100"/>
       <w:r>
         <w:t xml:space="preserve">Access </w:t>
       </w:r>
@@ -3201,7 +3551,7 @@
       <w:pPr>
         <w:pStyle w:val="Heading2"/>
       </w:pPr>
-      <w:bookmarkStart w:id="8" w:name="_Toc239864843"/>
+      <w:bookmarkStart w:id="8" w:name="_Toc239873101"/>
       <w:r>
         <w:t>Out of scope</w:t>
       </w:r>
@@ -3286,7 +3636,7 @@
       <w:pPr>
         <w:pStyle w:val="Heading2"/>
       </w:pPr>
-      <w:bookmarkStart w:id="9" w:name="_Toc239864844"/>
+      <w:bookmarkStart w:id="9" w:name="_Toc239873102"/>
       <w:r>
         <w:t>Deferred / future scope</w:t>
       </w:r>
@@ -3335,7 +3685,7 @@
       <w:pPr>
         <w:pStyle w:val="Heading2"/>
       </w:pPr>
-      <w:bookmarkStart w:id="10" w:name="_Toc239864845"/>
+      <w:bookmarkStart w:id="10" w:name="_Toc239873103"/>
       <w:r>
         <w:t>Exclusion defence</w:t>
       </w:r>
@@ -3359,369 +3709,4540 @@
       <w:pPr>
         <w:pStyle w:val="Heading1"/>
       </w:pPr>
-      <w:bookmarkStart w:id="11" w:name="_Toc239864846"/>
+      <w:bookmarkStart w:id="11" w:name="_Toc239873104"/>
       <w:r>
         <w:lastRenderedPageBreak/>
         <w:t>Requirements &amp; acceptance criteria</w:t>
       </w:r>
       <w:bookmarkEnd w:id="11"/>
+    </w:p>
+    <w:p>
+      <w:pPr>
+        <w:pStyle w:val="Heading2"/>
+      </w:pPr>
+      <w:bookmarkStart w:id="12" w:name="_Toc239857438"/>
+      <w:bookmarkStart w:id="13" w:name="_Toc239873105"/>
+      <w:r>
+        <w:t>Functional Requirements (FRs)</w:t>
+      </w:r>
+      <w:bookmarkEnd w:id="12"/>
+      <w:bookmarkEnd w:id="13"/>
+    </w:p>
+    <w:p>
+      <w:r>
+        <w:t>Each FR below maps to exactly one of the three capability groups in the SEN381 Master Brief document under section 3 namely Requester, Staff and Management and a cross-cutting access control requirement. This access control requirement exists because sections 4 and 16 of the same master brief document treats security as a lifecycle-wide constraint and not just as an afterthought and because a request-management platform handling potentially sensitive information cannot be meaningfully evaluated without knowing who is allowed to view or act on each FR below.</w:t>
+      </w:r>
+    </w:p>
+    <w:p>
+      <w:r>
+        <w:t>The question, “Does the platform lose its core value proposition without this?” was used to determine priorities. It is necessary for a requester, staff or manager to have everything they need to finish the basic request lifecycle namely submit --&gt; assign --&gt; action --&gt; resolve --&gt; report. Filtering, overdue flagging and grouping are examples of convenience features that enhance the experience but are not essential. The team could still present a functional platform without these, but they provide significant stakeholder value at a low cost.</w:t>
+      </w:r>
+    </w:p>
+    <w:tbl>
+      <w:tblPr>
+        <w:tblStyle w:val="GridTable2"/>
+        <w:tblW w:w="0" w:type="auto"/>
+        <w:tblLook w:val="04A0" w:firstRow="1" w:lastRow="0" w:firstColumn="1" w:lastColumn="0" w:noHBand="0" w:noVBand="1"/>
+      </w:tblPr>
+      <w:tblGrid>
+        <w:gridCol w:w="993"/>
+        <w:gridCol w:w="2613"/>
+        <w:gridCol w:w="1803"/>
+        <w:gridCol w:w="1112"/>
+      </w:tblGrid>
+      <w:tr>
+        <w:trPr>
+          <w:cnfStyle w:val="100000000000" w:firstRow="1" w:lastRow="0" w:firstColumn="0" w:lastColumn="0" w:oddVBand="0" w:evenVBand="0" w:oddHBand="0" w:evenHBand="0" w:firstRowFirstColumn="0" w:firstRowLastColumn="0" w:lastRowFirstColumn="0" w:lastRowLastColumn="0"/>
+        </w:trPr>
+        <w:tc>
+          <w:tcPr>
+            <w:cnfStyle w:val="001000000000" w:firstRow="0" w:lastRow="0" w:firstColumn="1" w:lastColumn="0" w:oddVBand="0" w:evenVBand="0" w:oddHBand="0" w:evenHBand="0" w:firstRowFirstColumn="0" w:firstRowLastColumn="0" w:lastRowFirstColumn="0" w:lastRowLastColumn="0"/>
+            <w:tcW w:w="993" w:type="dxa"/>
+          </w:tcPr>
+          <w:p>
+            <w:r>
+              <w:t>ID</w:t>
+            </w:r>
+          </w:p>
+        </w:tc>
+        <w:tc>
+          <w:tcPr>
+            <w:tcW w:w="2613" w:type="dxa"/>
+          </w:tcPr>
+          <w:p>
+            <w:pPr>
+              <w:cnfStyle w:val="100000000000" w:firstRow="1" w:lastRow="0" w:firstColumn="0" w:lastColumn="0" w:oddVBand="0" w:evenVBand="0" w:oddHBand="0" w:evenHBand="0" w:firstRowFirstColumn="0" w:firstRowLastColumn="0" w:lastRowFirstColumn="0" w:lastRowLastColumn="0"/>
+            </w:pPr>
+            <w:r>
+              <w:t>Requirement</w:t>
+            </w:r>
+          </w:p>
+        </w:tc>
+        <w:tc>
+          <w:tcPr>
+            <w:tcW w:w="1803" w:type="dxa"/>
+          </w:tcPr>
+          <w:p>
+            <w:pPr>
+              <w:cnfStyle w:val="100000000000" w:firstRow="1" w:lastRow="0" w:firstColumn="0" w:lastColumn="0" w:oddVBand="0" w:evenVBand="0" w:oddHBand="0" w:evenHBand="0" w:firstRowFirstColumn="0" w:firstRowLastColumn="0" w:lastRowFirstColumn="0" w:lastRowLastColumn="0"/>
+            </w:pPr>
+            <w:r>
+              <w:t>Source/ Stakeholder</w:t>
+            </w:r>
+          </w:p>
+        </w:tc>
+        <w:tc>
+          <w:tcPr>
+            <w:tcW w:w="1112" w:type="dxa"/>
+          </w:tcPr>
+          <w:p>
+            <w:pPr>
+              <w:cnfStyle w:val="100000000000" w:firstRow="1" w:lastRow="0" w:firstColumn="0" w:lastColumn="0" w:oddVBand="0" w:evenVBand="0" w:oddHBand="0" w:evenHBand="0" w:firstRowFirstColumn="0" w:firstRowLastColumn="0" w:lastRowFirstColumn="0" w:lastRowLastColumn="0"/>
+            </w:pPr>
+            <w:r>
+              <w:t>Priority</w:t>
+            </w:r>
+          </w:p>
+        </w:tc>
+      </w:tr>
+      <w:tr>
+        <w:trPr>
+          <w:cnfStyle w:val="000000100000" w:firstRow="0" w:lastRow="0" w:firstColumn="0" w:lastColumn="0" w:oddVBand="0" w:evenVBand="0" w:oddHBand="1" w:evenHBand="0" w:firstRowFirstColumn="0" w:firstRowLastColumn="0" w:lastRowFirstColumn="0" w:lastRowLastColumn="0"/>
+        </w:trPr>
+        <w:tc>
+          <w:tcPr>
+            <w:cnfStyle w:val="001000000000" w:firstRow="0" w:lastRow="0" w:firstColumn="1" w:lastColumn="0" w:oddVBand="0" w:evenVBand="0" w:oddHBand="0" w:evenHBand="0" w:firstRowFirstColumn="0" w:firstRowLastColumn="0" w:lastRowFirstColumn="0" w:lastRowLastColumn="0"/>
+            <w:tcW w:w="993" w:type="dxa"/>
+          </w:tcPr>
+          <w:p>
+            <w:r>
+              <w:t>FR-001</w:t>
+            </w:r>
+          </w:p>
+        </w:tc>
+        <w:tc>
+          <w:tcPr>
+            <w:tcW w:w="2613" w:type="dxa"/>
+          </w:tcPr>
+          <w:p>
+            <w:pPr>
+              <w:cnfStyle w:val="000000100000" w:firstRow="0" w:lastRow="0" w:firstColumn="0" w:lastColumn="0" w:oddVBand="0" w:evenVBand="0" w:oddHBand="1" w:evenHBand="0" w:firstRowFirstColumn="0" w:firstRowLastColumn="0" w:lastRowFirstColumn="0" w:lastRowLastColumn="0"/>
+            </w:pPr>
+            <w:r>
+              <w:t>When a requester submits a new service, the system must at least record the category, description, location and requester’s contact information.</w:t>
+            </w:r>
+          </w:p>
+        </w:tc>
+        <w:tc>
+          <w:tcPr>
+            <w:tcW w:w="1803" w:type="dxa"/>
+          </w:tcPr>
+          <w:p>
+            <w:pPr>
+              <w:cnfStyle w:val="000000100000" w:firstRow="0" w:lastRow="0" w:firstColumn="0" w:lastColumn="0" w:oddVBand="0" w:evenVBand="0" w:oddHBand="1" w:evenHBand="0" w:firstRowFirstColumn="0" w:firstRowLastColumn="0" w:lastRowFirstColumn="0" w:lastRowLastColumn="0"/>
+            </w:pPr>
+            <w:r>
+              <w:t>Requester</w:t>
+            </w:r>
+          </w:p>
+        </w:tc>
+        <w:tc>
+          <w:tcPr>
+            <w:tcW w:w="1112" w:type="dxa"/>
+          </w:tcPr>
+          <w:p>
+            <w:pPr>
+              <w:cnfStyle w:val="000000100000" w:firstRow="0" w:lastRow="0" w:firstColumn="0" w:lastColumn="0" w:oddVBand="0" w:evenVBand="0" w:oddHBand="1" w:evenHBand="0" w:firstRowFirstColumn="0" w:firstRowLastColumn="0" w:lastRowFirstColumn="0" w:lastRowLastColumn="0"/>
+            </w:pPr>
+            <w:r>
+              <w:t>Must</w:t>
+            </w:r>
+          </w:p>
+        </w:tc>
+      </w:tr>
+      <w:tr>
+        <w:tc>
+          <w:tcPr>
+            <w:cnfStyle w:val="001000000000" w:firstRow="0" w:lastRow="0" w:firstColumn="1" w:lastColumn="0" w:oddVBand="0" w:evenVBand="0" w:oddHBand="0" w:evenHBand="0" w:firstRowFirstColumn="0" w:firstRowLastColumn="0" w:lastRowFirstColumn="0" w:lastRowLastColumn="0"/>
+            <w:tcW w:w="993" w:type="dxa"/>
+          </w:tcPr>
+          <w:p>
+            <w:r>
+              <w:t>FR-002</w:t>
+            </w:r>
+          </w:p>
+        </w:tc>
+        <w:tc>
+          <w:tcPr>
+            <w:tcW w:w="2613" w:type="dxa"/>
+          </w:tcPr>
+          <w:p>
+            <w:pPr>
+              <w:cnfStyle w:val="000000000000" w:firstRow="0" w:lastRow="0" w:firstColumn="0" w:lastColumn="0" w:oddVBand="0" w:evenVBand="0" w:oddHBand="0" w:evenHBand="0" w:firstRowFirstColumn="0" w:firstRowLastColumn="0" w:lastRowFirstColumn="0" w:lastRowLastColumn="0"/>
+            </w:pPr>
+            <w:r>
+              <w:t>The system should require the requester to choose a category from a predetermined, controlled list.</w:t>
+            </w:r>
+          </w:p>
+        </w:tc>
+        <w:tc>
+          <w:tcPr>
+            <w:tcW w:w="1803" w:type="dxa"/>
+          </w:tcPr>
+          <w:p>
+            <w:pPr>
+              <w:cnfStyle w:val="000000000000" w:firstRow="0" w:lastRow="0" w:firstColumn="0" w:lastColumn="0" w:oddVBand="0" w:evenVBand="0" w:oddHBand="0" w:evenHBand="0" w:firstRowFirstColumn="0" w:firstRowLastColumn="0" w:lastRowFirstColumn="0" w:lastRowLastColumn="0"/>
+            </w:pPr>
+            <w:r>
+              <w:t>Requester</w:t>
+            </w:r>
+          </w:p>
+        </w:tc>
+        <w:tc>
+          <w:tcPr>
+            <w:tcW w:w="1112" w:type="dxa"/>
+          </w:tcPr>
+          <w:p>
+            <w:pPr>
+              <w:cnfStyle w:val="000000000000" w:firstRow="0" w:lastRow="0" w:firstColumn="0" w:lastColumn="0" w:oddVBand="0" w:evenVBand="0" w:oddHBand="0" w:evenHBand="0" w:firstRowFirstColumn="0" w:firstRowLastColumn="0" w:lastRowFirstColumn="0" w:lastRowLastColumn="0"/>
+            </w:pPr>
+            <w:r>
+              <w:t>Must</w:t>
+            </w:r>
+          </w:p>
+        </w:tc>
+      </w:tr>
+      <w:tr>
+        <w:trPr>
+          <w:cnfStyle w:val="000000100000" w:firstRow="0" w:lastRow="0" w:firstColumn="0" w:lastColumn="0" w:oddVBand="0" w:evenVBand="0" w:oddHBand="1" w:evenHBand="0" w:firstRowFirstColumn="0" w:firstRowLastColumn="0" w:lastRowFirstColumn="0" w:lastRowLastColumn="0"/>
+        </w:trPr>
+        <w:tc>
+          <w:tcPr>
+            <w:cnfStyle w:val="001000000000" w:firstRow="0" w:lastRow="0" w:firstColumn="1" w:lastColumn="0" w:oddVBand="0" w:evenVBand="0" w:oddHBand="0" w:evenHBand="0" w:firstRowFirstColumn="0" w:firstRowLastColumn="0" w:lastRowFirstColumn="0" w:lastRowLastColumn="0"/>
+            <w:tcW w:w="993" w:type="dxa"/>
+          </w:tcPr>
+          <w:p>
+            <w:r>
+              <w:t>FR-003</w:t>
+            </w:r>
+          </w:p>
+        </w:tc>
+        <w:tc>
+          <w:tcPr>
+            <w:tcW w:w="2613" w:type="dxa"/>
+          </w:tcPr>
+          <w:p>
+            <w:pPr>
+              <w:cnfStyle w:val="000000100000" w:firstRow="0" w:lastRow="0" w:firstColumn="0" w:lastColumn="0" w:oddVBand="0" w:evenVBand="0" w:oddHBand="1" w:evenHBand="0" w:firstRowFirstColumn="0" w:firstRowLastColumn="0" w:lastRowFirstColumn="0" w:lastRowLastColumn="0"/>
+            </w:pPr>
+            <w:r>
+              <w:t>A requester should be able to see the status of every request they have submitted through the system.</w:t>
+            </w:r>
+          </w:p>
+        </w:tc>
+        <w:tc>
+          <w:tcPr>
+            <w:tcW w:w="1803" w:type="dxa"/>
+          </w:tcPr>
+          <w:p>
+            <w:pPr>
+              <w:cnfStyle w:val="000000100000" w:firstRow="0" w:lastRow="0" w:firstColumn="0" w:lastColumn="0" w:oddVBand="0" w:evenVBand="0" w:oddHBand="1" w:evenHBand="0" w:firstRowFirstColumn="0" w:firstRowLastColumn="0" w:lastRowFirstColumn="0" w:lastRowLastColumn="0"/>
+            </w:pPr>
+            <w:r>
+              <w:t>Requester</w:t>
+            </w:r>
+          </w:p>
+        </w:tc>
+        <w:tc>
+          <w:tcPr>
+            <w:tcW w:w="1112" w:type="dxa"/>
+          </w:tcPr>
+          <w:p>
+            <w:pPr>
+              <w:cnfStyle w:val="000000100000" w:firstRow="0" w:lastRow="0" w:firstColumn="0" w:lastColumn="0" w:oddVBand="0" w:evenVBand="0" w:oddHBand="1" w:evenHBand="0" w:firstRowFirstColumn="0" w:firstRowLastColumn="0" w:lastRowFirstColumn="0" w:lastRowLastColumn="0"/>
+            </w:pPr>
+            <w:r>
+              <w:t>Must</w:t>
+            </w:r>
+          </w:p>
+        </w:tc>
+      </w:tr>
+      <w:tr>
+        <w:tc>
+          <w:tcPr>
+            <w:cnfStyle w:val="001000000000" w:firstRow="0" w:lastRow="0" w:firstColumn="1" w:lastColumn="0" w:oddVBand="0" w:evenVBand="0" w:oddHBand="0" w:evenHBand="0" w:firstRowFirstColumn="0" w:firstRowLastColumn="0" w:lastRowFirstColumn="0" w:lastRowLastColumn="0"/>
+            <w:tcW w:w="993" w:type="dxa"/>
+          </w:tcPr>
+          <w:p>
+            <w:r>
+              <w:t>FR-004</w:t>
+            </w:r>
+          </w:p>
+        </w:tc>
+        <w:tc>
+          <w:tcPr>
+            <w:tcW w:w="2613" w:type="dxa"/>
+          </w:tcPr>
+          <w:p>
+            <w:pPr>
+              <w:cnfStyle w:val="000000000000" w:firstRow="0" w:lastRow="0" w:firstColumn="0" w:lastColumn="0" w:oddVBand="0" w:evenVBand="0" w:oddHBand="0" w:evenHBand="0" w:firstRowFirstColumn="0" w:firstRowLastColumn="0" w:lastRowFirstColumn="0" w:lastRowLastColumn="0"/>
+            </w:pPr>
+            <w:r>
+              <w:t>A requester should be able to view a list or history of all the requests they have made in the past.</w:t>
+            </w:r>
+          </w:p>
+        </w:tc>
+        <w:tc>
+          <w:tcPr>
+            <w:tcW w:w="1803" w:type="dxa"/>
+          </w:tcPr>
+          <w:p>
+            <w:pPr>
+              <w:cnfStyle w:val="000000000000" w:firstRow="0" w:lastRow="0" w:firstColumn="0" w:lastColumn="0" w:oddVBand="0" w:evenVBand="0" w:oddHBand="0" w:evenHBand="0" w:firstRowFirstColumn="0" w:firstRowLastColumn="0" w:lastRowFirstColumn="0" w:lastRowLastColumn="0"/>
+            </w:pPr>
+            <w:r>
+              <w:t>Requester</w:t>
+            </w:r>
+          </w:p>
+        </w:tc>
+        <w:tc>
+          <w:tcPr>
+            <w:tcW w:w="1112" w:type="dxa"/>
+          </w:tcPr>
+          <w:p>
+            <w:pPr>
+              <w:cnfStyle w:val="000000000000" w:firstRow="0" w:lastRow="0" w:firstColumn="0" w:lastColumn="0" w:oddVBand="0" w:evenVBand="0" w:oddHBand="0" w:evenHBand="0" w:firstRowFirstColumn="0" w:firstRowLastColumn="0" w:lastRowFirstColumn="0" w:lastRowLastColumn="0"/>
+            </w:pPr>
+            <w:r>
+              <w:t>Must</w:t>
+            </w:r>
+          </w:p>
+        </w:tc>
+      </w:tr>
+      <w:tr>
+        <w:trPr>
+          <w:cnfStyle w:val="000000100000" w:firstRow="0" w:lastRow="0" w:firstColumn="0" w:lastColumn="0" w:oddVBand="0" w:evenVBand="0" w:oddHBand="1" w:evenHBand="0" w:firstRowFirstColumn="0" w:firstRowLastColumn="0" w:lastRowFirstColumn="0" w:lastRowLastColumn="0"/>
+        </w:trPr>
+        <w:tc>
+          <w:tcPr>
+            <w:cnfStyle w:val="001000000000" w:firstRow="0" w:lastRow="0" w:firstColumn="1" w:lastColumn="0" w:oddVBand="0" w:evenVBand="0" w:oddHBand="0" w:evenHBand="0" w:firstRowFirstColumn="0" w:firstRowLastColumn="0" w:lastRowFirstColumn="0" w:lastRowLastColumn="0"/>
+            <w:tcW w:w="993" w:type="dxa"/>
+          </w:tcPr>
+          <w:p>
+            <w:r>
+              <w:lastRenderedPageBreak/>
+              <w:t>FR-005</w:t>
+            </w:r>
+          </w:p>
+        </w:tc>
+        <w:tc>
+          <w:tcPr>
+            <w:tcW w:w="2613" w:type="dxa"/>
+          </w:tcPr>
+          <w:p>
+            <w:pPr>
+              <w:cnfStyle w:val="000000100000" w:firstRow="0" w:lastRow="0" w:firstColumn="0" w:lastColumn="0" w:oddVBand="0" w:evenVBand="0" w:oddHBand="1" w:evenHBand="0" w:firstRowFirstColumn="0" w:firstRowLastColumn="0" w:lastRowFirstColumn="0" w:lastRowLastColumn="0"/>
+            </w:pPr>
+            <w:r>
+              <w:t>When a request is approved, denied, amended or finished the system must alert the requester or provide them with other relevant feedback.</w:t>
+            </w:r>
+          </w:p>
+        </w:tc>
+        <w:tc>
+          <w:tcPr>
+            <w:tcW w:w="1803" w:type="dxa"/>
+          </w:tcPr>
+          <w:p>
+            <w:pPr>
+              <w:cnfStyle w:val="000000100000" w:firstRow="0" w:lastRow="0" w:firstColumn="0" w:lastColumn="0" w:oddVBand="0" w:evenVBand="0" w:oddHBand="1" w:evenHBand="0" w:firstRowFirstColumn="0" w:firstRowLastColumn="0" w:lastRowFirstColumn="0" w:lastRowLastColumn="0"/>
+            </w:pPr>
+            <w:r>
+              <w:t>Requester</w:t>
+            </w:r>
+          </w:p>
+        </w:tc>
+        <w:tc>
+          <w:tcPr>
+            <w:tcW w:w="1112" w:type="dxa"/>
+          </w:tcPr>
+          <w:p>
+            <w:pPr>
+              <w:cnfStyle w:val="000000100000" w:firstRow="0" w:lastRow="0" w:firstColumn="0" w:lastColumn="0" w:oddVBand="0" w:evenVBand="0" w:oddHBand="1" w:evenHBand="0" w:firstRowFirstColumn="0" w:firstRowLastColumn="0" w:lastRowFirstColumn="0" w:lastRowLastColumn="0"/>
+            </w:pPr>
+            <w:r>
+              <w:t>Must</w:t>
+            </w:r>
+          </w:p>
+        </w:tc>
+      </w:tr>
+      <w:tr>
+        <w:tc>
+          <w:tcPr>
+            <w:cnfStyle w:val="001000000000" w:firstRow="0" w:lastRow="0" w:firstColumn="1" w:lastColumn="0" w:oddVBand="0" w:evenVBand="0" w:oddHBand="0" w:evenHBand="0" w:firstRowFirstColumn="0" w:firstRowLastColumn="0" w:lastRowFirstColumn="0" w:lastRowLastColumn="0"/>
+            <w:tcW w:w="993" w:type="dxa"/>
+          </w:tcPr>
+          <w:p>
+            <w:r>
+              <w:t>FR-006</w:t>
+            </w:r>
+          </w:p>
+        </w:tc>
+        <w:tc>
+          <w:tcPr>
+            <w:tcW w:w="2613" w:type="dxa"/>
+          </w:tcPr>
+          <w:p>
+            <w:pPr>
+              <w:cnfStyle w:val="000000000000" w:firstRow="0" w:lastRow="0" w:firstColumn="0" w:lastColumn="0" w:oddVBand="0" w:evenVBand="0" w:oddHBand="0" w:evenHBand="0" w:firstRowFirstColumn="0" w:firstRowLastColumn="0" w:lastRowFirstColumn="0" w:lastRowLastColumn="0"/>
+            </w:pPr>
+            <w:r>
+              <w:t>Only authenticated, authorised users should be able to read and respond to service requests in accordance with their roles.</w:t>
+            </w:r>
+          </w:p>
+        </w:tc>
+        <w:tc>
+          <w:tcPr>
+            <w:tcW w:w="1803" w:type="dxa"/>
+          </w:tcPr>
+          <w:p>
+            <w:pPr>
+              <w:cnfStyle w:val="000000000000" w:firstRow="0" w:lastRow="0" w:firstColumn="0" w:lastColumn="0" w:oddVBand="0" w:evenVBand="0" w:oddHBand="0" w:evenHBand="0" w:firstRowFirstColumn="0" w:firstRowLastColumn="0" w:lastRowFirstColumn="0" w:lastRowLastColumn="0"/>
+            </w:pPr>
+            <w:r>
+              <w:t>Security Constraint</w:t>
+            </w:r>
+          </w:p>
+        </w:tc>
+        <w:tc>
+          <w:tcPr>
+            <w:tcW w:w="1112" w:type="dxa"/>
+          </w:tcPr>
+          <w:p>
+            <w:pPr>
+              <w:cnfStyle w:val="000000000000" w:firstRow="0" w:lastRow="0" w:firstColumn="0" w:lastColumn="0" w:oddVBand="0" w:evenVBand="0" w:oddHBand="0" w:evenHBand="0" w:firstRowFirstColumn="0" w:firstRowLastColumn="0" w:lastRowFirstColumn="0" w:lastRowLastColumn="0"/>
+            </w:pPr>
+            <w:r>
+              <w:t>Must</w:t>
+            </w:r>
+          </w:p>
+        </w:tc>
+      </w:tr>
+      <w:tr>
+        <w:trPr>
+          <w:cnfStyle w:val="000000100000" w:firstRow="0" w:lastRow="0" w:firstColumn="0" w:lastColumn="0" w:oddVBand="0" w:evenVBand="0" w:oddHBand="1" w:evenHBand="0" w:firstRowFirstColumn="0" w:firstRowLastColumn="0" w:lastRowFirstColumn="0" w:lastRowLastColumn="0"/>
+        </w:trPr>
+        <w:tc>
+          <w:tcPr>
+            <w:cnfStyle w:val="001000000000" w:firstRow="0" w:lastRow="0" w:firstColumn="1" w:lastColumn="0" w:oddVBand="0" w:evenVBand="0" w:oddHBand="0" w:evenHBand="0" w:firstRowFirstColumn="0" w:firstRowLastColumn="0" w:lastRowFirstColumn="0" w:lastRowLastColumn="0"/>
+            <w:tcW w:w="993" w:type="dxa"/>
+          </w:tcPr>
+          <w:p>
+            <w:r>
+              <w:t>FR-007</w:t>
+            </w:r>
+          </w:p>
+        </w:tc>
+        <w:tc>
+          <w:tcPr>
+            <w:tcW w:w="2613" w:type="dxa"/>
+          </w:tcPr>
+          <w:p>
+            <w:pPr>
+              <w:cnfStyle w:val="000000100000" w:firstRow="0" w:lastRow="0" w:firstColumn="0" w:lastColumn="0" w:oddVBand="0" w:evenVBand="0" w:oddHBand="1" w:evenHBand="0" w:firstRowFirstColumn="0" w:firstRowLastColumn="0" w:lastRowFirstColumn="0" w:lastRowLastColumn="0"/>
+            </w:pPr>
+            <w:r>
+              <w:t>The system should permit authorised staff to access service requests that are specific to them.</w:t>
+            </w:r>
+          </w:p>
+        </w:tc>
+        <w:tc>
+          <w:tcPr>
+            <w:tcW w:w="1803" w:type="dxa"/>
+          </w:tcPr>
+          <w:p>
+            <w:pPr>
+              <w:cnfStyle w:val="000000100000" w:firstRow="0" w:lastRow="0" w:firstColumn="0" w:lastColumn="0" w:oddVBand="0" w:evenVBand="0" w:oddHBand="1" w:evenHBand="0" w:firstRowFirstColumn="0" w:firstRowLastColumn="0" w:lastRowFirstColumn="0" w:lastRowLastColumn="0"/>
+            </w:pPr>
+            <w:r>
+              <w:t>Staff</w:t>
+            </w:r>
+          </w:p>
+        </w:tc>
+        <w:tc>
+          <w:tcPr>
+            <w:tcW w:w="1112" w:type="dxa"/>
+          </w:tcPr>
+          <w:p>
+            <w:pPr>
+              <w:cnfStyle w:val="000000100000" w:firstRow="0" w:lastRow="0" w:firstColumn="0" w:lastColumn="0" w:oddVBand="0" w:evenVBand="0" w:oddHBand="1" w:evenHBand="0" w:firstRowFirstColumn="0" w:firstRowLastColumn="0" w:lastRowFirstColumn="0" w:lastRowLastColumn="0"/>
+            </w:pPr>
+            <w:r>
+              <w:t>Must</w:t>
+            </w:r>
+          </w:p>
+        </w:tc>
+      </w:tr>
+      <w:tr>
+        <w:tc>
+          <w:tcPr>
+            <w:cnfStyle w:val="001000000000" w:firstRow="0" w:lastRow="0" w:firstColumn="1" w:lastColumn="0" w:oddVBand="0" w:evenVBand="0" w:oddHBand="0" w:evenHBand="0" w:firstRowFirstColumn="0" w:firstRowLastColumn="0" w:lastRowFirstColumn="0" w:lastRowLastColumn="0"/>
+            <w:tcW w:w="993" w:type="dxa"/>
+          </w:tcPr>
+          <w:p>
+            <w:r>
+              <w:t>FR-008</w:t>
+            </w:r>
+          </w:p>
+        </w:tc>
+        <w:tc>
+          <w:tcPr>
+            <w:tcW w:w="2613" w:type="dxa"/>
+          </w:tcPr>
+          <w:p>
+            <w:pPr>
+              <w:cnfStyle w:val="000000000000" w:firstRow="0" w:lastRow="0" w:firstColumn="0" w:lastColumn="0" w:oddVBand="0" w:evenVBand="0" w:oddHBand="0" w:evenHBand="0" w:firstRowFirstColumn="0" w:firstRowLastColumn="0" w:lastRowFirstColumn="0" w:lastRowLastColumn="0"/>
+            </w:pPr>
+            <w:r>
+              <w:t>Staff should be able to search, filter or arrange requests using practical criteria.</w:t>
+            </w:r>
+          </w:p>
+        </w:tc>
+        <w:tc>
+          <w:tcPr>
+            <w:tcW w:w="1803" w:type="dxa"/>
+          </w:tcPr>
+          <w:p>
+            <w:pPr>
+              <w:cnfStyle w:val="000000000000" w:firstRow="0" w:lastRow="0" w:firstColumn="0" w:lastColumn="0" w:oddVBand="0" w:evenVBand="0" w:oddHBand="0" w:evenHBand="0" w:firstRowFirstColumn="0" w:firstRowLastColumn="0" w:lastRowFirstColumn="0" w:lastRowLastColumn="0"/>
+            </w:pPr>
+            <w:r>
+              <w:t>Staff</w:t>
+            </w:r>
+          </w:p>
+        </w:tc>
+        <w:tc>
+          <w:tcPr>
+            <w:tcW w:w="1112" w:type="dxa"/>
+          </w:tcPr>
+          <w:p>
+            <w:pPr>
+              <w:cnfStyle w:val="000000000000" w:firstRow="0" w:lastRow="0" w:firstColumn="0" w:lastColumn="0" w:oddVBand="0" w:evenVBand="0" w:oddHBand="0" w:evenHBand="0" w:firstRowFirstColumn="0" w:firstRowLastColumn="0" w:lastRowFirstColumn="0" w:lastRowLastColumn="0"/>
+            </w:pPr>
+            <w:r>
+              <w:t>Should</w:t>
+            </w:r>
+          </w:p>
+        </w:tc>
+      </w:tr>
+      <w:tr>
+        <w:trPr>
+          <w:cnfStyle w:val="000000100000" w:firstRow="0" w:lastRow="0" w:firstColumn="0" w:lastColumn="0" w:oddVBand="0" w:evenVBand="0" w:oddHBand="1" w:evenHBand="0" w:firstRowFirstColumn="0" w:firstRowLastColumn="0" w:lastRowFirstColumn="0" w:lastRowLastColumn="0"/>
+        </w:trPr>
+        <w:tc>
+          <w:tcPr>
+            <w:cnfStyle w:val="001000000000" w:firstRow="0" w:lastRow="0" w:firstColumn="1" w:lastColumn="0" w:oddVBand="0" w:evenVBand="0" w:oddHBand="0" w:evenHBand="0" w:firstRowFirstColumn="0" w:firstRowLastColumn="0" w:lastRowFirstColumn="0" w:lastRowLastColumn="0"/>
+            <w:tcW w:w="993" w:type="dxa"/>
+          </w:tcPr>
+          <w:p>
+            <w:r>
+              <w:t>FR-009</w:t>
+            </w:r>
+          </w:p>
+        </w:tc>
+        <w:tc>
+          <w:tcPr>
+            <w:tcW w:w="2613" w:type="dxa"/>
+          </w:tcPr>
+          <w:p>
+            <w:pPr>
+              <w:cnfStyle w:val="000000100000" w:firstRow="0" w:lastRow="0" w:firstColumn="0" w:lastColumn="0" w:oddVBand="0" w:evenVBand="0" w:oddHBand="1" w:evenHBand="0" w:firstRowFirstColumn="0" w:firstRowLastColumn="0" w:lastRowFirstColumn="0" w:lastRowLastColumn="0"/>
+            </w:pPr>
+            <w:r>
+              <w:t>The system should enable staff to see every element of a particular request, including the requester’s submitted information and the requester’s action history.</w:t>
+            </w:r>
+          </w:p>
+        </w:tc>
+        <w:tc>
+          <w:tcPr>
+            <w:tcW w:w="1803" w:type="dxa"/>
+          </w:tcPr>
+          <w:p>
+            <w:pPr>
+              <w:cnfStyle w:val="000000100000" w:firstRow="0" w:lastRow="0" w:firstColumn="0" w:lastColumn="0" w:oddVBand="0" w:evenVBand="0" w:oddHBand="1" w:evenHBand="0" w:firstRowFirstColumn="0" w:firstRowLastColumn="0" w:lastRowFirstColumn="0" w:lastRowLastColumn="0"/>
+            </w:pPr>
+            <w:r>
+              <w:t>Staff</w:t>
+            </w:r>
+          </w:p>
+        </w:tc>
+        <w:tc>
+          <w:tcPr>
+            <w:tcW w:w="1112" w:type="dxa"/>
+          </w:tcPr>
+          <w:p>
+            <w:pPr>
+              <w:cnfStyle w:val="000000100000" w:firstRow="0" w:lastRow="0" w:firstColumn="0" w:lastColumn="0" w:oddVBand="0" w:evenVBand="0" w:oddHBand="1" w:evenHBand="0" w:firstRowFirstColumn="0" w:firstRowLastColumn="0" w:lastRowFirstColumn="0" w:lastRowLastColumn="0"/>
+            </w:pPr>
+            <w:r>
+              <w:t>Must</w:t>
+            </w:r>
+          </w:p>
+        </w:tc>
+      </w:tr>
+      <w:tr>
+        <w:tc>
+          <w:tcPr>
+            <w:cnfStyle w:val="001000000000" w:firstRow="0" w:lastRow="0" w:firstColumn="1" w:lastColumn="0" w:oddVBand="0" w:evenVBand="0" w:oddHBand="0" w:evenHBand="0" w:firstRowFirstColumn="0" w:firstRowLastColumn="0" w:lastRowFirstColumn="0" w:lastRowLastColumn="0"/>
+            <w:tcW w:w="993" w:type="dxa"/>
+          </w:tcPr>
+          <w:p>
+            <w:r>
+              <w:t>FR-010</w:t>
+            </w:r>
+          </w:p>
+        </w:tc>
+        <w:tc>
+          <w:tcPr>
+            <w:tcW w:w="2613" w:type="dxa"/>
+          </w:tcPr>
+          <w:p>
+            <w:pPr>
+              <w:cnfStyle w:val="000000000000" w:firstRow="0" w:lastRow="0" w:firstColumn="0" w:lastColumn="0" w:oddVBand="0" w:evenVBand="0" w:oddHBand="0" w:evenHBand="0" w:firstRowFirstColumn="0" w:firstRowLastColumn="0" w:lastRowFirstColumn="0" w:lastRowLastColumn="0"/>
+            </w:pPr>
+            <w:r>
+              <w:t>The system will should enable staff to either take responsibility for a request or allocate it to themselves or another permitted staff member.</w:t>
+            </w:r>
+          </w:p>
+        </w:tc>
+        <w:tc>
+          <w:tcPr>
+            <w:tcW w:w="1803" w:type="dxa"/>
+          </w:tcPr>
+          <w:p>
+            <w:pPr>
+              <w:cnfStyle w:val="000000000000" w:firstRow="0" w:lastRow="0" w:firstColumn="0" w:lastColumn="0" w:oddVBand="0" w:evenVBand="0" w:oddHBand="0" w:evenHBand="0" w:firstRowFirstColumn="0" w:firstRowLastColumn="0" w:lastRowFirstColumn="0" w:lastRowLastColumn="0"/>
+            </w:pPr>
+            <w:r>
+              <w:t>Staff</w:t>
+            </w:r>
+          </w:p>
+        </w:tc>
+        <w:tc>
+          <w:tcPr>
+            <w:tcW w:w="1112" w:type="dxa"/>
+          </w:tcPr>
+          <w:p>
+            <w:pPr>
+              <w:cnfStyle w:val="000000000000" w:firstRow="0" w:lastRow="0" w:firstColumn="0" w:lastColumn="0" w:oddVBand="0" w:evenVBand="0" w:oddHBand="0" w:evenHBand="0" w:firstRowFirstColumn="0" w:firstRowLastColumn="0" w:lastRowFirstColumn="0" w:lastRowLastColumn="0"/>
+            </w:pPr>
+            <w:r>
+              <w:t>Must</w:t>
+            </w:r>
+          </w:p>
+        </w:tc>
+      </w:tr>
+      <w:tr>
+        <w:trPr>
+          <w:cnfStyle w:val="000000100000" w:firstRow="0" w:lastRow="0" w:firstColumn="0" w:lastColumn="0" w:oddVBand="0" w:evenVBand="0" w:oddHBand="1" w:evenHBand="0" w:firstRowFirstColumn="0" w:firstRowLastColumn="0" w:lastRowFirstColumn="0" w:lastRowLastColumn="0"/>
+        </w:trPr>
+        <w:tc>
+          <w:tcPr>
+            <w:cnfStyle w:val="001000000000" w:firstRow="0" w:lastRow="0" w:firstColumn="1" w:lastColumn="0" w:oddVBand="0" w:evenVBand="0" w:oddHBand="0" w:evenHBand="0" w:firstRowFirstColumn="0" w:firstRowLastColumn="0" w:lastRowFirstColumn="0" w:lastRowLastColumn="0"/>
+            <w:tcW w:w="993" w:type="dxa"/>
+          </w:tcPr>
+          <w:p>
+            <w:r>
+              <w:t>FR-011</w:t>
+            </w:r>
+          </w:p>
+        </w:tc>
+        <w:tc>
+          <w:tcPr>
+            <w:tcW w:w="2613" w:type="dxa"/>
+          </w:tcPr>
+          <w:p>
+            <w:pPr>
+              <w:cnfStyle w:val="000000100000" w:firstRow="0" w:lastRow="0" w:firstColumn="0" w:lastColumn="0" w:oddVBand="0" w:evenVBand="0" w:oddHBand="1" w:evenHBand="0" w:firstRowFirstColumn="0" w:firstRowLastColumn="0" w:lastRowFirstColumn="0" w:lastRowLastColumn="0"/>
+            </w:pPr>
+            <w:r>
+              <w:t>Only a limited number of legitimate transactions should let staff change a request’s status.</w:t>
+            </w:r>
+          </w:p>
+        </w:tc>
+        <w:tc>
+          <w:tcPr>
+            <w:tcW w:w="1803" w:type="dxa"/>
+          </w:tcPr>
+          <w:p>
+            <w:pPr>
+              <w:cnfStyle w:val="000000100000" w:firstRow="0" w:lastRow="0" w:firstColumn="0" w:lastColumn="0" w:oddVBand="0" w:evenVBand="0" w:oddHBand="1" w:evenHBand="0" w:firstRowFirstColumn="0" w:firstRowLastColumn="0" w:lastRowFirstColumn="0" w:lastRowLastColumn="0"/>
+            </w:pPr>
+            <w:r>
+              <w:t>Staff</w:t>
+            </w:r>
+          </w:p>
+        </w:tc>
+        <w:tc>
+          <w:tcPr>
+            <w:tcW w:w="1112" w:type="dxa"/>
+          </w:tcPr>
+          <w:p>
+            <w:pPr>
+              <w:cnfStyle w:val="000000100000" w:firstRow="0" w:lastRow="0" w:firstColumn="0" w:lastColumn="0" w:oddVBand="0" w:evenVBand="0" w:oddHBand="1" w:evenHBand="0" w:firstRowFirstColumn="0" w:firstRowLastColumn="0" w:lastRowFirstColumn="0" w:lastRowLastColumn="0"/>
+            </w:pPr>
+            <w:r>
+              <w:t>Must</w:t>
+            </w:r>
+          </w:p>
+        </w:tc>
+      </w:tr>
+      <w:tr>
+        <w:tc>
+          <w:tcPr>
+            <w:cnfStyle w:val="001000000000" w:firstRow="0" w:lastRow="0" w:firstColumn="1" w:lastColumn="0" w:oddVBand="0" w:evenVBand="0" w:oddHBand="0" w:evenHBand="0" w:firstRowFirstColumn="0" w:firstRowLastColumn="0" w:lastRowFirstColumn="0" w:lastRowLastColumn="0"/>
+            <w:tcW w:w="993" w:type="dxa"/>
+          </w:tcPr>
+          <w:p>
+            <w:r>
+              <w:t>FR-012</w:t>
+            </w:r>
+          </w:p>
+        </w:tc>
+        <w:tc>
+          <w:tcPr>
+            <w:tcW w:w="2613" w:type="dxa"/>
+          </w:tcPr>
+          <w:p>
+            <w:pPr>
+              <w:cnfStyle w:val="000000000000" w:firstRow="0" w:lastRow="0" w:firstColumn="0" w:lastColumn="0" w:oddVBand="0" w:evenVBand="0" w:oddHBand="0" w:evenHBand="0" w:firstRowFirstColumn="0" w:firstRowLastColumn="0" w:lastRowFirstColumn="0" w:lastRowLastColumn="0"/>
+            </w:pPr>
+            <w:r>
+              <w:t xml:space="preserve">Staff members should be able to document </w:t>
+            </w:r>
+            <w:r>
+              <w:lastRenderedPageBreak/>
+              <w:t>actions, remarks or resolution notes in response to a request using the system.</w:t>
+            </w:r>
+          </w:p>
+        </w:tc>
+        <w:tc>
+          <w:tcPr>
+            <w:tcW w:w="1803" w:type="dxa"/>
+          </w:tcPr>
+          <w:p>
+            <w:pPr>
+              <w:cnfStyle w:val="000000000000" w:firstRow="0" w:lastRow="0" w:firstColumn="0" w:lastColumn="0" w:oddVBand="0" w:evenVBand="0" w:oddHBand="0" w:evenHBand="0" w:firstRowFirstColumn="0" w:firstRowLastColumn="0" w:lastRowFirstColumn="0" w:lastRowLastColumn="0"/>
+            </w:pPr>
+            <w:r>
+              <w:lastRenderedPageBreak/>
+              <w:t>Staff</w:t>
+            </w:r>
+          </w:p>
+        </w:tc>
+        <w:tc>
+          <w:tcPr>
+            <w:tcW w:w="1112" w:type="dxa"/>
+          </w:tcPr>
+          <w:p>
+            <w:pPr>
+              <w:cnfStyle w:val="000000000000" w:firstRow="0" w:lastRow="0" w:firstColumn="0" w:lastColumn="0" w:oddVBand="0" w:evenVBand="0" w:oddHBand="0" w:evenHBand="0" w:firstRowFirstColumn="0" w:firstRowLastColumn="0" w:lastRowFirstColumn="0" w:lastRowLastColumn="0"/>
+            </w:pPr>
+            <w:r>
+              <w:t>Must</w:t>
+            </w:r>
+          </w:p>
+        </w:tc>
+      </w:tr>
+      <w:tr>
+        <w:trPr>
+          <w:cnfStyle w:val="000000100000" w:firstRow="0" w:lastRow="0" w:firstColumn="0" w:lastColumn="0" w:oddVBand="0" w:evenVBand="0" w:oddHBand="1" w:evenHBand="0" w:firstRowFirstColumn="0" w:firstRowLastColumn="0" w:lastRowFirstColumn="0" w:lastRowLastColumn="0"/>
+        </w:trPr>
+        <w:tc>
+          <w:tcPr>
+            <w:cnfStyle w:val="001000000000" w:firstRow="0" w:lastRow="0" w:firstColumn="1" w:lastColumn="0" w:oddVBand="0" w:evenVBand="0" w:oddHBand="0" w:evenHBand="0" w:firstRowFirstColumn="0" w:firstRowLastColumn="0" w:lastRowFirstColumn="0" w:lastRowLastColumn="0"/>
+            <w:tcW w:w="993" w:type="dxa"/>
+          </w:tcPr>
+          <w:p>
+            <w:r>
+              <w:t>FR-013</w:t>
+            </w:r>
+          </w:p>
+        </w:tc>
+        <w:tc>
+          <w:tcPr>
+            <w:tcW w:w="2613" w:type="dxa"/>
+          </w:tcPr>
+          <w:p>
+            <w:pPr>
+              <w:cnfStyle w:val="000000100000" w:firstRow="0" w:lastRow="0" w:firstColumn="0" w:lastColumn="0" w:oddVBand="0" w:evenVBand="0" w:oddHBand="1" w:evenHBand="0" w:firstRowFirstColumn="0" w:firstRowLastColumn="0" w:lastRowFirstColumn="0" w:lastRowLastColumn="0"/>
+            </w:pPr>
+            <w:r>
+              <w:t>Authorised staff should be able to close or resolve a request through the system.</w:t>
+            </w:r>
+          </w:p>
+        </w:tc>
+        <w:tc>
+          <w:tcPr>
+            <w:tcW w:w="1803" w:type="dxa"/>
+          </w:tcPr>
+          <w:p>
+            <w:pPr>
+              <w:cnfStyle w:val="000000100000" w:firstRow="0" w:lastRow="0" w:firstColumn="0" w:lastColumn="0" w:oddVBand="0" w:evenVBand="0" w:oddHBand="1" w:evenHBand="0" w:firstRowFirstColumn="0" w:firstRowLastColumn="0" w:lastRowFirstColumn="0" w:lastRowLastColumn="0"/>
+            </w:pPr>
+            <w:r>
+              <w:t>Staff</w:t>
+            </w:r>
+          </w:p>
+        </w:tc>
+        <w:tc>
+          <w:tcPr>
+            <w:tcW w:w="1112" w:type="dxa"/>
+          </w:tcPr>
+          <w:p>
+            <w:pPr>
+              <w:cnfStyle w:val="000000100000" w:firstRow="0" w:lastRow="0" w:firstColumn="0" w:lastColumn="0" w:oddVBand="0" w:evenVBand="0" w:oddHBand="1" w:evenHBand="0" w:firstRowFirstColumn="0" w:firstRowLastColumn="0" w:lastRowFirstColumn="0" w:lastRowLastColumn="0"/>
+            </w:pPr>
+            <w:r>
+              <w:t>Must</w:t>
+            </w:r>
+          </w:p>
+        </w:tc>
+      </w:tr>
+      <w:tr>
+        <w:tc>
+          <w:tcPr>
+            <w:cnfStyle w:val="001000000000" w:firstRow="0" w:lastRow="0" w:firstColumn="1" w:lastColumn="0" w:oddVBand="0" w:evenVBand="0" w:oddHBand="0" w:evenHBand="0" w:firstRowFirstColumn="0" w:firstRowLastColumn="0" w:lastRowFirstColumn="0" w:lastRowLastColumn="0"/>
+            <w:tcW w:w="993" w:type="dxa"/>
+          </w:tcPr>
+          <w:p>
+            <w:r>
+              <w:t>FR-014</w:t>
+            </w:r>
+          </w:p>
+        </w:tc>
+        <w:tc>
+          <w:tcPr>
+            <w:tcW w:w="2613" w:type="dxa"/>
+          </w:tcPr>
+          <w:p>
+            <w:pPr>
+              <w:cnfStyle w:val="000000000000" w:firstRow="0" w:lastRow="0" w:firstColumn="0" w:lastColumn="0" w:oddVBand="0" w:evenVBand="0" w:oddHBand="0" w:evenHBand="0" w:firstRowFirstColumn="0" w:firstRowLastColumn="0" w:lastRowFirstColumn="0" w:lastRowLastColumn="0"/>
+            </w:pPr>
+            <w:r>
+              <w:t>Managers should be able to view aggregate service activity data across requests.</w:t>
+            </w:r>
+          </w:p>
+        </w:tc>
+        <w:tc>
+          <w:tcPr>
+            <w:tcW w:w="1803" w:type="dxa"/>
+          </w:tcPr>
+          <w:p>
+            <w:pPr>
+              <w:cnfStyle w:val="000000000000" w:firstRow="0" w:lastRow="0" w:firstColumn="0" w:lastColumn="0" w:oddVBand="0" w:evenVBand="0" w:oddHBand="0" w:evenHBand="0" w:firstRowFirstColumn="0" w:firstRowLastColumn="0" w:lastRowFirstColumn="0" w:lastRowLastColumn="0"/>
+            </w:pPr>
+            <w:r>
+              <w:t>Manager</w:t>
+            </w:r>
+          </w:p>
+        </w:tc>
+        <w:tc>
+          <w:tcPr>
+            <w:tcW w:w="1112" w:type="dxa"/>
+          </w:tcPr>
+          <w:p>
+            <w:pPr>
+              <w:cnfStyle w:val="000000000000" w:firstRow="0" w:lastRow="0" w:firstColumn="0" w:lastColumn="0" w:oddVBand="0" w:evenVBand="0" w:oddHBand="0" w:evenHBand="0" w:firstRowFirstColumn="0" w:firstRowLastColumn="0" w:lastRowFirstColumn="0" w:lastRowLastColumn="0"/>
+            </w:pPr>
+            <w:r>
+              <w:t>Must</w:t>
+            </w:r>
+          </w:p>
+        </w:tc>
+      </w:tr>
+      <w:tr>
+        <w:trPr>
+          <w:cnfStyle w:val="000000100000" w:firstRow="0" w:lastRow="0" w:firstColumn="0" w:lastColumn="0" w:oddVBand="0" w:evenVBand="0" w:oddHBand="1" w:evenHBand="0" w:firstRowFirstColumn="0" w:firstRowLastColumn="0" w:lastRowFirstColumn="0" w:lastRowLastColumn="0"/>
+        </w:trPr>
+        <w:tc>
+          <w:tcPr>
+            <w:cnfStyle w:val="001000000000" w:firstRow="0" w:lastRow="0" w:firstColumn="1" w:lastColumn="0" w:oddVBand="0" w:evenVBand="0" w:oddHBand="0" w:evenHBand="0" w:firstRowFirstColumn="0" w:firstRowLastColumn="0" w:lastRowFirstColumn="0" w:lastRowLastColumn="0"/>
+            <w:tcW w:w="993" w:type="dxa"/>
+          </w:tcPr>
+          <w:p>
+            <w:r>
+              <w:t>FR-015</w:t>
+            </w:r>
+          </w:p>
+        </w:tc>
+        <w:tc>
+          <w:tcPr>
+            <w:tcW w:w="2613" w:type="dxa"/>
+          </w:tcPr>
+          <w:p>
+            <w:pPr>
+              <w:cnfStyle w:val="000000100000" w:firstRow="0" w:lastRow="0" w:firstColumn="0" w:lastColumn="0" w:oddVBand="0" w:evenVBand="0" w:oddHBand="1" w:evenHBand="0" w:firstRowFirstColumn="0" w:firstRowLastColumn="0" w:lastRowFirstColumn="0" w:lastRowLastColumn="0"/>
+            </w:pPr>
+            <w:r>
+              <w:t>Based on a predetermined age/SLA threshold, the system should enable managers to identify past-due requests.</w:t>
+            </w:r>
+          </w:p>
+        </w:tc>
+        <w:tc>
+          <w:tcPr>
+            <w:tcW w:w="1803" w:type="dxa"/>
+          </w:tcPr>
+          <w:p>
+            <w:pPr>
+              <w:cnfStyle w:val="000000100000" w:firstRow="0" w:lastRow="0" w:firstColumn="0" w:lastColumn="0" w:oddVBand="0" w:evenVBand="0" w:oddHBand="1" w:evenHBand="0" w:firstRowFirstColumn="0" w:firstRowLastColumn="0" w:lastRowFirstColumn="0" w:lastRowLastColumn="0"/>
+            </w:pPr>
+            <w:r>
+              <w:t>Manager</w:t>
+            </w:r>
+          </w:p>
+        </w:tc>
+        <w:tc>
+          <w:tcPr>
+            <w:tcW w:w="1112" w:type="dxa"/>
+          </w:tcPr>
+          <w:p>
+            <w:pPr>
+              <w:cnfStyle w:val="000000100000" w:firstRow="0" w:lastRow="0" w:firstColumn="0" w:lastColumn="0" w:oddVBand="0" w:evenVBand="0" w:oddHBand="1" w:evenHBand="0" w:firstRowFirstColumn="0" w:firstRowLastColumn="0" w:lastRowFirstColumn="0" w:lastRowLastColumn="0"/>
+            </w:pPr>
+            <w:r>
+              <w:t>Should</w:t>
+            </w:r>
+          </w:p>
+        </w:tc>
+      </w:tr>
+      <w:tr>
+        <w:tc>
+          <w:tcPr>
+            <w:cnfStyle w:val="001000000000" w:firstRow="0" w:lastRow="0" w:firstColumn="1" w:lastColumn="0" w:oddVBand="0" w:evenVBand="0" w:oddHBand="0" w:evenHBand="0" w:firstRowFirstColumn="0" w:firstRowLastColumn="0" w:lastRowFirstColumn="0" w:lastRowLastColumn="0"/>
+            <w:tcW w:w="993" w:type="dxa"/>
+          </w:tcPr>
+          <w:p>
+            <w:r>
+              <w:t>FR-016</w:t>
+            </w:r>
+          </w:p>
+        </w:tc>
+        <w:tc>
+          <w:tcPr>
+            <w:tcW w:w="2613" w:type="dxa"/>
+          </w:tcPr>
+          <w:p>
+            <w:pPr>
+              <w:cnfStyle w:val="000000000000" w:firstRow="0" w:lastRow="0" w:firstColumn="0" w:lastColumn="0" w:oddVBand="0" w:evenVBand="0" w:oddHBand="0" w:evenHBand="0" w:firstRowFirstColumn="0" w:firstRowLastColumn="0" w:lastRowFirstColumn="0" w:lastRowLastColumn="0"/>
+            </w:pPr>
+            <w:r>
+              <w:t>Managers should be able to view requests filtered or aggregated by category, status or other appropriate parameters.</w:t>
+            </w:r>
+          </w:p>
+        </w:tc>
+        <w:tc>
+          <w:tcPr>
+            <w:tcW w:w="1803" w:type="dxa"/>
+          </w:tcPr>
+          <w:p>
+            <w:pPr>
+              <w:cnfStyle w:val="000000000000" w:firstRow="0" w:lastRow="0" w:firstColumn="0" w:lastColumn="0" w:oddVBand="0" w:evenVBand="0" w:oddHBand="0" w:evenHBand="0" w:firstRowFirstColumn="0" w:firstRowLastColumn="0" w:lastRowFirstColumn="0" w:lastRowLastColumn="0"/>
+            </w:pPr>
+            <w:r>
+              <w:t>Manager</w:t>
+            </w:r>
+          </w:p>
+        </w:tc>
+        <w:tc>
+          <w:tcPr>
+            <w:tcW w:w="1112" w:type="dxa"/>
+          </w:tcPr>
+          <w:p>
+            <w:pPr>
+              <w:cnfStyle w:val="000000000000" w:firstRow="0" w:lastRow="0" w:firstColumn="0" w:lastColumn="0" w:oddVBand="0" w:evenVBand="0" w:oddHBand="0" w:evenHBand="0" w:firstRowFirstColumn="0" w:firstRowLastColumn="0" w:lastRowFirstColumn="0" w:lastRowLastColumn="0"/>
+            </w:pPr>
+            <w:r>
+              <w:t>Should</w:t>
+            </w:r>
+          </w:p>
+        </w:tc>
+      </w:tr>
+      <w:tr>
+        <w:trPr>
+          <w:cnfStyle w:val="000000100000" w:firstRow="0" w:lastRow="0" w:firstColumn="0" w:lastColumn="0" w:oddVBand="0" w:evenVBand="0" w:oddHBand="1" w:evenHBand="0" w:firstRowFirstColumn="0" w:firstRowLastColumn="0" w:lastRowFirstColumn="0" w:lastRowLastColumn="0"/>
+        </w:trPr>
+        <w:tc>
+          <w:tcPr>
+            <w:cnfStyle w:val="001000000000" w:firstRow="0" w:lastRow="0" w:firstColumn="1" w:lastColumn="0" w:oddVBand="0" w:evenVBand="0" w:oddHBand="0" w:evenHBand="0" w:firstRowFirstColumn="0" w:firstRowLastColumn="0" w:lastRowFirstColumn="0" w:lastRowLastColumn="0"/>
+            <w:tcW w:w="993" w:type="dxa"/>
+          </w:tcPr>
+          <w:p>
+            <w:r>
+              <w:t>FR-017</w:t>
+            </w:r>
+          </w:p>
+        </w:tc>
+        <w:tc>
+          <w:tcPr>
+            <w:tcW w:w="2613" w:type="dxa"/>
+          </w:tcPr>
+          <w:p>
+            <w:pPr>
+              <w:cnfStyle w:val="000000100000" w:firstRow="0" w:lastRow="0" w:firstColumn="0" w:lastColumn="0" w:oddVBand="0" w:evenVBand="0" w:oddHBand="1" w:evenHBand="0" w:firstRowFirstColumn="0" w:firstRowLastColumn="0" w:lastRowFirstColumn="0" w:lastRowLastColumn="0"/>
+            </w:pPr>
+            <w:proofErr w:type="gramStart"/>
+            <w:r>
+              <w:t>In order to</w:t>
+            </w:r>
+            <w:proofErr w:type="gramEnd"/>
+            <w:r>
+              <w:t xml:space="preserve"> facilitate accountability and service-performance analysis, the system should give managers sufficient request-level and aggregated data.</w:t>
+            </w:r>
+          </w:p>
+        </w:tc>
+        <w:tc>
+          <w:tcPr>
+            <w:tcW w:w="1803" w:type="dxa"/>
+          </w:tcPr>
+          <w:p>
+            <w:pPr>
+              <w:cnfStyle w:val="000000100000" w:firstRow="0" w:lastRow="0" w:firstColumn="0" w:lastColumn="0" w:oddVBand="0" w:evenVBand="0" w:oddHBand="1" w:evenHBand="0" w:firstRowFirstColumn="0" w:firstRowLastColumn="0" w:lastRowFirstColumn="0" w:lastRowLastColumn="0"/>
+            </w:pPr>
+            <w:r>
+              <w:t>Manager</w:t>
+            </w:r>
+          </w:p>
+        </w:tc>
+        <w:tc>
+          <w:tcPr>
+            <w:tcW w:w="1112" w:type="dxa"/>
+          </w:tcPr>
+          <w:p>
+            <w:pPr>
+              <w:cnfStyle w:val="000000100000" w:firstRow="0" w:lastRow="0" w:firstColumn="0" w:lastColumn="0" w:oddVBand="0" w:evenVBand="0" w:oddHBand="1" w:evenHBand="0" w:firstRowFirstColumn="0" w:firstRowLastColumn="0" w:lastRowFirstColumn="0" w:lastRowLastColumn="0"/>
+            </w:pPr>
+            <w:r>
+              <w:t>Should</w:t>
+            </w:r>
+          </w:p>
+        </w:tc>
+      </w:tr>
+    </w:tbl>
+    <w:p/>
+    <w:p>
+      <w:pPr>
+        <w:pStyle w:val="Heading2"/>
+      </w:pPr>
+      <w:bookmarkStart w:id="14" w:name="_Toc239857439"/>
+      <w:bookmarkStart w:id="15" w:name="_Toc239873106"/>
+      <w:r>
+        <w:t>Non-Functional Requirements (NFRs):</w:t>
+      </w:r>
+      <w:bookmarkEnd w:id="14"/>
+      <w:bookmarkEnd w:id="15"/>
+    </w:p>
+    <w:p>
+      <w:r>
+        <w:t xml:space="preserve">Even though this milestone is not yet permitted to make architectural and construction decisions, milestones 1 discreetly begins to restrict those decisions in NFRs (section 5, Explicit Milestone 1 Boundaries, Master Brief document). Each of the NFRs listed below can be traced either directly to a specific pain point in the business requirements or to an explicit restriction in the Master Brief (section 4). </w:t>
+      </w:r>
+    </w:p>
+    <w:p>
+      <w:r>
+        <w:t>All the NFRs in this section are constructed so that they may eventually be proven true or false using evidence rather than claims.</w:t>
+      </w:r>
+    </w:p>
+    <w:tbl>
+      <w:tblPr>
+        <w:tblStyle w:val="GridTable2"/>
+        <w:tblW w:w="0" w:type="auto"/>
+        <w:tblLook w:val="04A0" w:firstRow="1" w:lastRow="0" w:firstColumn="1" w:lastColumn="0" w:noHBand="0" w:noVBand="1"/>
+      </w:tblPr>
+      <w:tblGrid>
+        <w:gridCol w:w="793"/>
+        <w:gridCol w:w="1742"/>
+        <w:gridCol w:w="1754"/>
+        <w:gridCol w:w="2150"/>
+        <w:gridCol w:w="1024"/>
+      </w:tblGrid>
+      <w:tr>
+        <w:trPr>
+          <w:cnfStyle w:val="100000000000" w:firstRow="1" w:lastRow="0" w:firstColumn="0" w:lastColumn="0" w:oddVBand="0" w:evenVBand="0" w:oddHBand="0" w:evenHBand="0" w:firstRowFirstColumn="0" w:firstRowLastColumn="0" w:lastRowFirstColumn="0" w:lastRowLastColumn="0"/>
+        </w:trPr>
+        <w:tc>
+          <w:tcPr>
+            <w:cnfStyle w:val="001000000000" w:firstRow="0" w:lastRow="0" w:firstColumn="1" w:lastColumn="0" w:oddVBand="0" w:evenVBand="0" w:oddHBand="0" w:evenHBand="0" w:firstRowFirstColumn="0" w:firstRowLastColumn="0" w:lastRowFirstColumn="0" w:lastRowLastColumn="0"/>
+            <w:tcW w:w="793" w:type="dxa"/>
+          </w:tcPr>
+          <w:p>
+            <w:r>
+              <w:t>ID</w:t>
+            </w:r>
+          </w:p>
+        </w:tc>
+        <w:tc>
+          <w:tcPr>
+            <w:tcW w:w="1742" w:type="dxa"/>
+          </w:tcPr>
+          <w:p>
+            <w:pPr>
+              <w:cnfStyle w:val="100000000000" w:firstRow="1" w:lastRow="0" w:firstColumn="0" w:lastColumn="0" w:oddVBand="0" w:evenVBand="0" w:oddHBand="0" w:evenHBand="0" w:firstRowFirstColumn="0" w:firstRowLastColumn="0" w:lastRowFirstColumn="0" w:lastRowLastColumn="0"/>
+            </w:pPr>
+            <w:r>
+              <w:t>Category</w:t>
+            </w:r>
+          </w:p>
+        </w:tc>
+        <w:tc>
+          <w:tcPr>
+            <w:tcW w:w="1637" w:type="dxa"/>
+          </w:tcPr>
+          <w:p>
+            <w:pPr>
+              <w:cnfStyle w:val="100000000000" w:firstRow="1" w:lastRow="0" w:firstColumn="0" w:lastColumn="0" w:oddVBand="0" w:evenVBand="0" w:oddHBand="0" w:evenHBand="0" w:firstRowFirstColumn="0" w:firstRowLastColumn="0" w:lastRowFirstColumn="0" w:lastRowLastColumn="0"/>
+            </w:pPr>
+            <w:r>
+              <w:t>Requirement</w:t>
+            </w:r>
+          </w:p>
+        </w:tc>
+        <w:tc>
+          <w:tcPr>
+            <w:tcW w:w="2150" w:type="dxa"/>
+          </w:tcPr>
+          <w:p>
+            <w:pPr>
+              <w:cnfStyle w:val="100000000000" w:firstRow="1" w:lastRow="0" w:firstColumn="0" w:lastColumn="0" w:oddVBand="0" w:evenVBand="0" w:oddHBand="0" w:evenHBand="0" w:firstRowFirstColumn="0" w:firstRowLastColumn="0" w:lastRowFirstColumn="0" w:lastRowLastColumn="0"/>
+            </w:pPr>
+            <w:r>
+              <w:t>Source/ Stakeholder</w:t>
+            </w:r>
+          </w:p>
+        </w:tc>
+        <w:tc>
+          <w:tcPr>
+            <w:tcW w:w="1024" w:type="dxa"/>
+          </w:tcPr>
+          <w:p>
+            <w:pPr>
+              <w:cnfStyle w:val="100000000000" w:firstRow="1" w:lastRow="0" w:firstColumn="0" w:lastColumn="0" w:oddVBand="0" w:evenVBand="0" w:oddHBand="0" w:evenHBand="0" w:firstRowFirstColumn="0" w:firstRowLastColumn="0" w:lastRowFirstColumn="0" w:lastRowLastColumn="0"/>
+            </w:pPr>
+            <w:r>
+              <w:t>Priority</w:t>
+            </w:r>
+          </w:p>
+        </w:tc>
+      </w:tr>
+      <w:tr>
+        <w:trPr>
+          <w:cnfStyle w:val="000000100000" w:firstRow="0" w:lastRow="0" w:firstColumn="0" w:lastColumn="0" w:oddVBand="0" w:evenVBand="0" w:oddHBand="1" w:evenHBand="0" w:firstRowFirstColumn="0" w:firstRowLastColumn="0" w:lastRowFirstColumn="0" w:lastRowLastColumn="0"/>
+        </w:trPr>
+        <w:tc>
+          <w:tcPr>
+            <w:cnfStyle w:val="001000000000" w:firstRow="0" w:lastRow="0" w:firstColumn="1" w:lastColumn="0" w:oddVBand="0" w:evenVBand="0" w:oddHBand="0" w:evenHBand="0" w:firstRowFirstColumn="0" w:firstRowLastColumn="0" w:lastRowFirstColumn="0" w:lastRowLastColumn="0"/>
+            <w:tcW w:w="793" w:type="dxa"/>
+          </w:tcPr>
+          <w:p>
+            <w:r>
+              <w:lastRenderedPageBreak/>
+              <w:t>NFR-001</w:t>
+            </w:r>
+          </w:p>
+        </w:tc>
+        <w:tc>
+          <w:tcPr>
+            <w:tcW w:w="1742" w:type="dxa"/>
+          </w:tcPr>
+          <w:p>
+            <w:pPr>
+              <w:cnfStyle w:val="000000100000" w:firstRow="0" w:lastRow="0" w:firstColumn="0" w:lastColumn="0" w:oddVBand="0" w:evenVBand="0" w:oddHBand="1" w:evenHBand="0" w:firstRowFirstColumn="0" w:firstRowLastColumn="0" w:lastRowFirstColumn="0" w:lastRowLastColumn="0"/>
+            </w:pPr>
+            <w:r>
+              <w:t>Usability</w:t>
+            </w:r>
+          </w:p>
+        </w:tc>
+        <w:tc>
+          <w:tcPr>
+            <w:tcW w:w="1637" w:type="dxa"/>
+          </w:tcPr>
+          <w:p>
+            <w:pPr>
+              <w:cnfStyle w:val="000000100000" w:firstRow="0" w:lastRow="0" w:firstColumn="0" w:lastColumn="0" w:oddVBand="0" w:evenVBand="0" w:oddHBand="1" w:evenHBand="0" w:firstRowFirstColumn="0" w:firstRowLastColumn="0" w:lastRowFirstColumn="0" w:lastRowLastColumn="0"/>
+            </w:pPr>
+            <w:r>
+              <w:t>A valid service request can be submitted by a first-time requester without outside assistance.</w:t>
+            </w:r>
+          </w:p>
+        </w:tc>
+        <w:tc>
+          <w:tcPr>
+            <w:tcW w:w="2150" w:type="dxa"/>
+          </w:tcPr>
+          <w:p>
+            <w:pPr>
+              <w:cnfStyle w:val="000000100000" w:firstRow="0" w:lastRow="0" w:firstColumn="0" w:lastColumn="0" w:oddVBand="0" w:evenVBand="0" w:oddHBand="1" w:evenHBand="0" w:firstRowFirstColumn="0" w:firstRowLastColumn="0" w:lastRowFirstColumn="0" w:lastRowLastColumn="0"/>
+            </w:pPr>
+            <w:r>
+              <w:t>Requester/ business need</w:t>
+            </w:r>
+          </w:p>
+        </w:tc>
+        <w:tc>
+          <w:tcPr>
+            <w:tcW w:w="1024" w:type="dxa"/>
+          </w:tcPr>
+          <w:p>
+            <w:pPr>
+              <w:cnfStyle w:val="000000100000" w:firstRow="0" w:lastRow="0" w:firstColumn="0" w:lastColumn="0" w:oddVBand="0" w:evenVBand="0" w:oddHBand="1" w:evenHBand="0" w:firstRowFirstColumn="0" w:firstRowLastColumn="0" w:lastRowFirstColumn="0" w:lastRowLastColumn="0"/>
+            </w:pPr>
+            <w:r>
+              <w:t>Must</w:t>
+            </w:r>
+          </w:p>
+        </w:tc>
+      </w:tr>
+      <w:tr>
+        <w:tc>
+          <w:tcPr>
+            <w:cnfStyle w:val="001000000000" w:firstRow="0" w:lastRow="0" w:firstColumn="1" w:lastColumn="0" w:oddVBand="0" w:evenVBand="0" w:oddHBand="0" w:evenHBand="0" w:firstRowFirstColumn="0" w:firstRowLastColumn="0" w:lastRowFirstColumn="0" w:lastRowLastColumn="0"/>
+            <w:tcW w:w="793" w:type="dxa"/>
+          </w:tcPr>
+          <w:p>
+            <w:r>
+              <w:t>NFR-002</w:t>
+            </w:r>
+          </w:p>
+        </w:tc>
+        <w:tc>
+          <w:tcPr>
+            <w:tcW w:w="1742" w:type="dxa"/>
+          </w:tcPr>
+          <w:p>
+            <w:pPr>
+              <w:cnfStyle w:val="000000000000" w:firstRow="0" w:lastRow="0" w:firstColumn="0" w:lastColumn="0" w:oddVBand="0" w:evenVBand="0" w:oddHBand="0" w:evenHBand="0" w:firstRowFirstColumn="0" w:firstRowLastColumn="0" w:lastRowFirstColumn="0" w:lastRowLastColumn="0"/>
+            </w:pPr>
+            <w:r>
+              <w:t>Performance</w:t>
+            </w:r>
+          </w:p>
+        </w:tc>
+        <w:tc>
+          <w:tcPr>
+            <w:tcW w:w="1637" w:type="dxa"/>
+          </w:tcPr>
+          <w:p>
+            <w:pPr>
+              <w:cnfStyle w:val="000000000000" w:firstRow="0" w:lastRow="0" w:firstColumn="0" w:lastColumn="0" w:oddVBand="0" w:evenVBand="0" w:oddHBand="0" w:evenHBand="0" w:firstRowFirstColumn="0" w:firstRowLastColumn="0" w:lastRowFirstColumn="0" w:lastRowLastColumn="0"/>
+            </w:pPr>
+            <w:r>
+              <w:t>Under typica demand, the request list view must return results to staff within a predetermined response time.</w:t>
+            </w:r>
+          </w:p>
+        </w:tc>
+        <w:tc>
+          <w:tcPr>
+            <w:tcW w:w="2150" w:type="dxa"/>
+          </w:tcPr>
+          <w:p>
+            <w:pPr>
+              <w:cnfStyle w:val="000000000000" w:firstRow="0" w:lastRow="0" w:firstColumn="0" w:lastColumn="0" w:oddVBand="0" w:evenVBand="0" w:oddHBand="0" w:evenHBand="0" w:firstRowFirstColumn="0" w:firstRowLastColumn="0" w:lastRowFirstColumn="0" w:lastRowLastColumn="0"/>
+            </w:pPr>
+            <w:r>
+              <w:t>Constraint</w:t>
+            </w:r>
+          </w:p>
+        </w:tc>
+        <w:tc>
+          <w:tcPr>
+            <w:tcW w:w="1024" w:type="dxa"/>
+          </w:tcPr>
+          <w:p>
+            <w:pPr>
+              <w:cnfStyle w:val="000000000000" w:firstRow="0" w:lastRow="0" w:firstColumn="0" w:lastColumn="0" w:oddVBand="0" w:evenVBand="0" w:oddHBand="0" w:evenHBand="0" w:firstRowFirstColumn="0" w:firstRowLastColumn="0" w:lastRowFirstColumn="0" w:lastRowLastColumn="0"/>
+            </w:pPr>
+            <w:r>
+              <w:t>Should</w:t>
+            </w:r>
+          </w:p>
+        </w:tc>
+      </w:tr>
+      <w:tr>
+        <w:trPr>
+          <w:cnfStyle w:val="000000100000" w:firstRow="0" w:lastRow="0" w:firstColumn="0" w:lastColumn="0" w:oddVBand="0" w:evenVBand="0" w:oddHBand="1" w:evenHBand="0" w:firstRowFirstColumn="0" w:firstRowLastColumn="0" w:lastRowFirstColumn="0" w:lastRowLastColumn="0"/>
+        </w:trPr>
+        <w:tc>
+          <w:tcPr>
+            <w:cnfStyle w:val="001000000000" w:firstRow="0" w:lastRow="0" w:firstColumn="1" w:lastColumn="0" w:oddVBand="0" w:evenVBand="0" w:oddHBand="0" w:evenHBand="0" w:firstRowFirstColumn="0" w:firstRowLastColumn="0" w:lastRowFirstColumn="0" w:lastRowLastColumn="0"/>
+            <w:tcW w:w="793" w:type="dxa"/>
+          </w:tcPr>
+          <w:p>
+            <w:r>
+              <w:t>NFR-003</w:t>
+            </w:r>
+          </w:p>
+        </w:tc>
+        <w:tc>
+          <w:tcPr>
+            <w:tcW w:w="1742" w:type="dxa"/>
+          </w:tcPr>
+          <w:p>
+            <w:pPr>
+              <w:cnfStyle w:val="000000100000" w:firstRow="0" w:lastRow="0" w:firstColumn="0" w:lastColumn="0" w:oddVBand="0" w:evenVBand="0" w:oddHBand="1" w:evenHBand="0" w:firstRowFirstColumn="0" w:firstRowLastColumn="0" w:lastRowFirstColumn="0" w:lastRowLastColumn="0"/>
+            </w:pPr>
+            <w:r>
+              <w:t>Security</w:t>
+            </w:r>
+          </w:p>
+        </w:tc>
+        <w:tc>
+          <w:tcPr>
+            <w:tcW w:w="1637" w:type="dxa"/>
+          </w:tcPr>
+          <w:p>
+            <w:pPr>
+              <w:cnfStyle w:val="000000100000" w:firstRow="0" w:lastRow="0" w:firstColumn="0" w:lastColumn="0" w:oddVBand="0" w:evenVBand="0" w:oddHBand="1" w:evenHBand="0" w:firstRowFirstColumn="0" w:firstRowLastColumn="0" w:lastRowFirstColumn="0" w:lastRowLastColumn="0"/>
+            </w:pPr>
+            <w:r>
+              <w:t>No sensitive information is kept in the repository, all request data in transit and saved credentials must be secured using industry-standard techniques.</w:t>
+            </w:r>
+          </w:p>
+        </w:tc>
+        <w:tc>
+          <w:tcPr>
+            <w:tcW w:w="2150" w:type="dxa"/>
+          </w:tcPr>
+          <w:p>
+            <w:pPr>
+              <w:cnfStyle w:val="000000100000" w:firstRow="0" w:lastRow="0" w:firstColumn="0" w:lastColumn="0" w:oddVBand="0" w:evenVBand="0" w:oddHBand="1" w:evenHBand="0" w:firstRowFirstColumn="0" w:firstRowLastColumn="0" w:lastRowFirstColumn="0" w:lastRowLastColumn="0"/>
+            </w:pPr>
+            <w:r>
+              <w:t>Constraint</w:t>
+            </w:r>
+          </w:p>
+        </w:tc>
+        <w:tc>
+          <w:tcPr>
+            <w:tcW w:w="1024" w:type="dxa"/>
+          </w:tcPr>
+          <w:p>
+            <w:pPr>
+              <w:cnfStyle w:val="000000100000" w:firstRow="0" w:lastRow="0" w:firstColumn="0" w:lastColumn="0" w:oddVBand="0" w:evenVBand="0" w:oddHBand="1" w:evenHBand="0" w:firstRowFirstColumn="0" w:firstRowLastColumn="0" w:lastRowFirstColumn="0" w:lastRowLastColumn="0"/>
+            </w:pPr>
+            <w:r>
+              <w:t>Must</w:t>
+            </w:r>
+          </w:p>
+        </w:tc>
+      </w:tr>
+      <w:tr>
+        <w:tc>
+          <w:tcPr>
+            <w:cnfStyle w:val="001000000000" w:firstRow="0" w:lastRow="0" w:firstColumn="1" w:lastColumn="0" w:oddVBand="0" w:evenVBand="0" w:oddHBand="0" w:evenHBand="0" w:firstRowFirstColumn="0" w:firstRowLastColumn="0" w:lastRowFirstColumn="0" w:lastRowLastColumn="0"/>
+            <w:tcW w:w="793" w:type="dxa"/>
+          </w:tcPr>
+          <w:p>
+            <w:r>
+              <w:t>NFR-004</w:t>
+            </w:r>
+          </w:p>
+        </w:tc>
+        <w:tc>
+          <w:tcPr>
+            <w:tcW w:w="1742" w:type="dxa"/>
+          </w:tcPr>
+          <w:p>
+            <w:pPr>
+              <w:cnfStyle w:val="000000000000" w:firstRow="0" w:lastRow="0" w:firstColumn="0" w:lastColumn="0" w:oddVBand="0" w:evenVBand="0" w:oddHBand="0" w:evenHBand="0" w:firstRowFirstColumn="0" w:firstRowLastColumn="0" w:lastRowFirstColumn="0" w:lastRowLastColumn="0"/>
+            </w:pPr>
+            <w:r>
+              <w:t>Availability</w:t>
+            </w:r>
+          </w:p>
+        </w:tc>
+        <w:tc>
+          <w:tcPr>
+            <w:tcW w:w="1637" w:type="dxa"/>
+          </w:tcPr>
+          <w:p>
+            <w:pPr>
+              <w:cnfStyle w:val="000000000000" w:firstRow="0" w:lastRow="0" w:firstColumn="0" w:lastColumn="0" w:oddVBand="0" w:evenVBand="0" w:oddHBand="0" w:evenHBand="0" w:firstRowFirstColumn="0" w:firstRowLastColumn="0" w:lastRowFirstColumn="0" w:lastRowLastColumn="0"/>
+            </w:pPr>
+            <w:r>
+              <w:t>Requesters and staff should be able to access the system during scheduled business hours and aby scheduled outages should be announced.</w:t>
+            </w:r>
+          </w:p>
+        </w:tc>
+        <w:tc>
+          <w:tcPr>
+            <w:tcW w:w="2150" w:type="dxa"/>
+          </w:tcPr>
+          <w:p>
+            <w:pPr>
+              <w:cnfStyle w:val="000000000000" w:firstRow="0" w:lastRow="0" w:firstColumn="0" w:lastColumn="0" w:oddVBand="0" w:evenVBand="0" w:oddHBand="0" w:evenHBand="0" w:firstRowFirstColumn="0" w:firstRowLastColumn="0" w:lastRowFirstColumn="0" w:lastRowLastColumn="0"/>
+            </w:pPr>
+            <w:r>
+              <w:t>Business need</w:t>
+            </w:r>
+          </w:p>
+        </w:tc>
+        <w:tc>
+          <w:tcPr>
+            <w:tcW w:w="1024" w:type="dxa"/>
+          </w:tcPr>
+          <w:p>
+            <w:pPr>
+              <w:cnfStyle w:val="000000000000" w:firstRow="0" w:lastRow="0" w:firstColumn="0" w:lastColumn="0" w:oddVBand="0" w:evenVBand="0" w:oddHBand="0" w:evenHBand="0" w:firstRowFirstColumn="0" w:firstRowLastColumn="0" w:lastRowFirstColumn="0" w:lastRowLastColumn="0"/>
+            </w:pPr>
+            <w:r>
+              <w:t>Should</w:t>
+            </w:r>
+          </w:p>
+        </w:tc>
+      </w:tr>
+      <w:tr>
+        <w:trPr>
+          <w:cnfStyle w:val="000000100000" w:firstRow="0" w:lastRow="0" w:firstColumn="0" w:lastColumn="0" w:oddVBand="0" w:evenVBand="0" w:oddHBand="1" w:evenHBand="0" w:firstRowFirstColumn="0" w:firstRowLastColumn="0" w:lastRowFirstColumn="0" w:lastRowLastColumn="0"/>
+        </w:trPr>
+        <w:tc>
+          <w:tcPr>
+            <w:cnfStyle w:val="001000000000" w:firstRow="0" w:lastRow="0" w:firstColumn="1" w:lastColumn="0" w:oddVBand="0" w:evenVBand="0" w:oddHBand="0" w:evenHBand="0" w:firstRowFirstColumn="0" w:firstRowLastColumn="0" w:lastRowFirstColumn="0" w:lastRowLastColumn="0"/>
+            <w:tcW w:w="793" w:type="dxa"/>
+          </w:tcPr>
+          <w:p>
+            <w:r>
+              <w:t>NFR-005</w:t>
+            </w:r>
+          </w:p>
+        </w:tc>
+        <w:tc>
+          <w:tcPr>
+            <w:tcW w:w="1742" w:type="dxa"/>
+          </w:tcPr>
+          <w:p>
+            <w:pPr>
+              <w:cnfStyle w:val="000000100000" w:firstRow="0" w:lastRow="0" w:firstColumn="0" w:lastColumn="0" w:oddVBand="0" w:evenVBand="0" w:oddHBand="1" w:evenHBand="0" w:firstRowFirstColumn="0" w:firstRowLastColumn="0" w:lastRowFirstColumn="0" w:lastRowLastColumn="0"/>
+            </w:pPr>
+            <w:r>
+              <w:t>Auditability</w:t>
+            </w:r>
+          </w:p>
+        </w:tc>
+        <w:tc>
+          <w:tcPr>
+            <w:tcW w:w="1637" w:type="dxa"/>
+          </w:tcPr>
+          <w:p>
+            <w:pPr>
+              <w:cnfStyle w:val="000000100000" w:firstRow="0" w:lastRow="0" w:firstColumn="0" w:lastColumn="0" w:oddVBand="0" w:evenVBand="0" w:oddHBand="1" w:evenHBand="0" w:firstRowFirstColumn="0" w:firstRowLastColumn="0" w:lastRowFirstColumn="0" w:lastRowLastColumn="0"/>
+            </w:pPr>
+            <w:r>
+              <w:t xml:space="preserve">Every staff action and status change on a request must be </w:t>
+            </w:r>
+            <w:r>
+              <w:lastRenderedPageBreak/>
+              <w:t>recorded, along with the person who made the change and when. This history must not be able to be edited.</w:t>
+            </w:r>
+          </w:p>
+        </w:tc>
+        <w:tc>
+          <w:tcPr>
+            <w:tcW w:w="2150" w:type="dxa"/>
+          </w:tcPr>
+          <w:p>
+            <w:pPr>
+              <w:cnfStyle w:val="000000100000" w:firstRow="0" w:lastRow="0" w:firstColumn="0" w:lastColumn="0" w:oddVBand="0" w:evenVBand="0" w:oddHBand="1" w:evenHBand="0" w:firstRowFirstColumn="0" w:firstRowLastColumn="0" w:lastRowFirstColumn="0" w:lastRowLastColumn="0"/>
+            </w:pPr>
+            <w:r>
+              <w:lastRenderedPageBreak/>
+              <w:t>Traceability/ business need</w:t>
+            </w:r>
+          </w:p>
+        </w:tc>
+        <w:tc>
+          <w:tcPr>
+            <w:tcW w:w="1024" w:type="dxa"/>
+          </w:tcPr>
+          <w:p>
+            <w:pPr>
+              <w:cnfStyle w:val="000000100000" w:firstRow="0" w:lastRow="0" w:firstColumn="0" w:lastColumn="0" w:oddVBand="0" w:evenVBand="0" w:oddHBand="1" w:evenHBand="0" w:firstRowFirstColumn="0" w:firstRowLastColumn="0" w:lastRowFirstColumn="0" w:lastRowLastColumn="0"/>
+            </w:pPr>
+            <w:r>
+              <w:t>Must</w:t>
+            </w:r>
+          </w:p>
+        </w:tc>
+      </w:tr>
+      <w:tr>
+        <w:tc>
+          <w:tcPr>
+            <w:cnfStyle w:val="001000000000" w:firstRow="0" w:lastRow="0" w:firstColumn="1" w:lastColumn="0" w:oddVBand="0" w:evenVBand="0" w:oddHBand="0" w:evenHBand="0" w:firstRowFirstColumn="0" w:firstRowLastColumn="0" w:lastRowFirstColumn="0" w:lastRowLastColumn="0"/>
+            <w:tcW w:w="793" w:type="dxa"/>
+          </w:tcPr>
+          <w:p>
+            <w:r>
+              <w:t>NFR-006</w:t>
+            </w:r>
+          </w:p>
+        </w:tc>
+        <w:tc>
+          <w:tcPr>
+            <w:tcW w:w="1742" w:type="dxa"/>
+          </w:tcPr>
+          <w:p>
+            <w:pPr>
+              <w:cnfStyle w:val="000000000000" w:firstRow="0" w:lastRow="0" w:firstColumn="0" w:lastColumn="0" w:oddVBand="0" w:evenVBand="0" w:oddHBand="0" w:evenHBand="0" w:firstRowFirstColumn="0" w:firstRowLastColumn="0" w:lastRowFirstColumn="0" w:lastRowLastColumn="0"/>
+            </w:pPr>
+            <w:r>
+              <w:t>Maintainability</w:t>
+            </w:r>
+          </w:p>
+        </w:tc>
+        <w:tc>
+          <w:tcPr>
+            <w:tcW w:w="1637" w:type="dxa"/>
+          </w:tcPr>
+          <w:p>
+            <w:pPr>
+              <w:cnfStyle w:val="000000000000" w:firstRow="0" w:lastRow="0" w:firstColumn="0" w:lastColumn="0" w:oddVBand="0" w:evenVBand="0" w:oddHBand="0" w:evenHBand="0" w:firstRowFirstColumn="0" w:firstRowLastColumn="0" w:lastRowFirstColumn="0" w:lastRowLastColumn="0"/>
+            </w:pPr>
+            <w:r>
+              <w:t>For a new team member</w:t>
+            </w:r>
+            <w:r>
+              <w:rPr>
+                <w:rStyle w:val="FootnoteReference"/>
+              </w:rPr>
+              <w:footnoteReference w:id="1"/>
+            </w:r>
+            <w:r>
+              <w:t xml:space="preserve"> to find the request-submission, staff-action and reporting logic within a reasonable review, the codebase must adhere to a consistent, defined structure.</w:t>
+            </w:r>
+          </w:p>
+        </w:tc>
+        <w:tc>
+          <w:tcPr>
+            <w:tcW w:w="2150" w:type="dxa"/>
+          </w:tcPr>
+          <w:p>
+            <w:pPr>
+              <w:cnfStyle w:val="000000000000" w:firstRow="0" w:lastRow="0" w:firstColumn="0" w:lastColumn="0" w:oddVBand="0" w:evenVBand="0" w:oddHBand="0" w:evenHBand="0" w:firstRowFirstColumn="0" w:firstRowLastColumn="0" w:lastRowFirstColumn="0" w:lastRowLastColumn="0"/>
+            </w:pPr>
+            <w:r>
+              <w:t xml:space="preserve"> Constraint</w:t>
+            </w:r>
+          </w:p>
+        </w:tc>
+        <w:tc>
+          <w:tcPr>
+            <w:tcW w:w="1024" w:type="dxa"/>
+          </w:tcPr>
+          <w:p>
+            <w:pPr>
+              <w:cnfStyle w:val="000000000000" w:firstRow="0" w:lastRow="0" w:firstColumn="0" w:lastColumn="0" w:oddVBand="0" w:evenVBand="0" w:oddHBand="0" w:evenHBand="0" w:firstRowFirstColumn="0" w:firstRowLastColumn="0" w:lastRowFirstColumn="0" w:lastRowLastColumn="0"/>
+            </w:pPr>
+            <w:r>
+              <w:t>Could</w:t>
+            </w:r>
+          </w:p>
+        </w:tc>
+      </w:tr>
+      <w:tr>
+        <w:trPr>
+          <w:cnfStyle w:val="000000100000" w:firstRow="0" w:lastRow="0" w:firstColumn="0" w:lastColumn="0" w:oddVBand="0" w:evenVBand="0" w:oddHBand="1" w:evenHBand="0" w:firstRowFirstColumn="0" w:firstRowLastColumn="0" w:lastRowFirstColumn="0" w:lastRowLastColumn="0"/>
+        </w:trPr>
+        <w:tc>
+          <w:tcPr>
+            <w:cnfStyle w:val="001000000000" w:firstRow="0" w:lastRow="0" w:firstColumn="1" w:lastColumn="0" w:oddVBand="0" w:evenVBand="0" w:oddHBand="0" w:evenHBand="0" w:firstRowFirstColumn="0" w:firstRowLastColumn="0" w:lastRowFirstColumn="0" w:lastRowLastColumn="0"/>
+            <w:tcW w:w="793" w:type="dxa"/>
+          </w:tcPr>
+          <w:p>
+            <w:r>
+              <w:t>NFR-007</w:t>
+            </w:r>
+          </w:p>
+        </w:tc>
+        <w:tc>
+          <w:tcPr>
+            <w:tcW w:w="1742" w:type="dxa"/>
+          </w:tcPr>
+          <w:p>
+            <w:pPr>
+              <w:cnfStyle w:val="000000100000" w:firstRow="0" w:lastRow="0" w:firstColumn="0" w:lastColumn="0" w:oddVBand="0" w:evenVBand="0" w:oddHBand="1" w:evenHBand="0" w:firstRowFirstColumn="0" w:firstRowLastColumn="0" w:lastRowFirstColumn="0" w:lastRowLastColumn="0"/>
+            </w:pPr>
+            <w:r>
+              <w:t>Scalability</w:t>
+            </w:r>
+          </w:p>
+        </w:tc>
+        <w:tc>
+          <w:tcPr>
+            <w:tcW w:w="1637" w:type="dxa"/>
+          </w:tcPr>
+          <w:p>
+            <w:pPr>
+              <w:cnfStyle w:val="000000100000" w:firstRow="0" w:lastRow="0" w:firstColumn="0" w:lastColumn="0" w:oddVBand="0" w:evenVBand="0" w:oddHBand="1" w:evenHBand="0" w:firstRowFirstColumn="0" w:firstRowLastColumn="0" w:lastRowFirstColumn="0" w:lastRowLastColumn="0"/>
+            </w:pPr>
+            <w:r>
+              <w:t>As the volume of requests exceed the initial testing dataset, the data model and queries must be made to continue to be functional.</w:t>
+            </w:r>
+          </w:p>
+        </w:tc>
+        <w:tc>
+          <w:tcPr>
+            <w:tcW w:w="2150" w:type="dxa"/>
+          </w:tcPr>
+          <w:p>
+            <w:pPr>
+              <w:cnfStyle w:val="000000100000" w:firstRow="0" w:lastRow="0" w:firstColumn="0" w:lastColumn="0" w:oddVBand="0" w:evenVBand="0" w:oddHBand="1" w:evenHBand="0" w:firstRowFirstColumn="0" w:firstRowLastColumn="0" w:lastRowFirstColumn="0" w:lastRowLastColumn="0"/>
+            </w:pPr>
+            <w:r>
+              <w:t>Constraint/ business need</w:t>
+            </w:r>
+          </w:p>
+        </w:tc>
+        <w:tc>
+          <w:tcPr>
+            <w:tcW w:w="1024" w:type="dxa"/>
+          </w:tcPr>
+          <w:p>
+            <w:pPr>
+              <w:cnfStyle w:val="000000100000" w:firstRow="0" w:lastRow="0" w:firstColumn="0" w:lastColumn="0" w:oddVBand="0" w:evenVBand="0" w:oddHBand="1" w:evenHBand="0" w:firstRowFirstColumn="0" w:firstRowLastColumn="0" w:lastRowFirstColumn="0" w:lastRowLastColumn="0"/>
+            </w:pPr>
+            <w:r>
+              <w:t>Should</w:t>
+            </w:r>
+          </w:p>
+        </w:tc>
+      </w:tr>
+      <w:tr>
+        <w:tc>
+          <w:tcPr>
+            <w:cnfStyle w:val="001000000000" w:firstRow="0" w:lastRow="0" w:firstColumn="1" w:lastColumn="0" w:oddVBand="0" w:evenVBand="0" w:oddHBand="0" w:evenHBand="0" w:firstRowFirstColumn="0" w:firstRowLastColumn="0" w:lastRowFirstColumn="0" w:lastRowLastColumn="0"/>
+            <w:tcW w:w="793" w:type="dxa"/>
+          </w:tcPr>
+          <w:p>
+            <w:r>
+              <w:t>NFR-008</w:t>
+            </w:r>
+          </w:p>
+        </w:tc>
+        <w:tc>
+          <w:tcPr>
+            <w:tcW w:w="1742" w:type="dxa"/>
+          </w:tcPr>
+          <w:p>
+            <w:pPr>
+              <w:cnfStyle w:val="000000000000" w:firstRow="0" w:lastRow="0" w:firstColumn="0" w:lastColumn="0" w:oddVBand="0" w:evenVBand="0" w:oddHBand="0" w:evenHBand="0" w:firstRowFirstColumn="0" w:firstRowLastColumn="0" w:lastRowFirstColumn="0" w:lastRowLastColumn="0"/>
+            </w:pPr>
+            <w:r>
+              <w:t>Compliance/ Data Handling</w:t>
+            </w:r>
+          </w:p>
+        </w:tc>
+        <w:tc>
+          <w:tcPr>
+            <w:tcW w:w="1637" w:type="dxa"/>
+          </w:tcPr>
+          <w:p>
+            <w:pPr>
+              <w:cnfStyle w:val="000000000000" w:firstRow="0" w:lastRow="0" w:firstColumn="0" w:lastColumn="0" w:oddVBand="0" w:evenVBand="0" w:oddHBand="0" w:evenHBand="0" w:firstRowFirstColumn="0" w:firstRowLastColumn="0" w:lastRowFirstColumn="0" w:lastRowLastColumn="0"/>
+            </w:pPr>
+            <w:r>
+              <w:t>In accordance with FR-006, only authorised roles may view private or sensitive requester data.</w:t>
+            </w:r>
+          </w:p>
+        </w:tc>
+        <w:tc>
+          <w:tcPr>
+            <w:tcW w:w="2150" w:type="dxa"/>
+          </w:tcPr>
+          <w:p>
+            <w:pPr>
+              <w:cnfStyle w:val="000000000000" w:firstRow="0" w:lastRow="0" w:firstColumn="0" w:lastColumn="0" w:oddVBand="0" w:evenVBand="0" w:oddHBand="0" w:evenHBand="0" w:firstRowFirstColumn="0" w:firstRowLastColumn="0" w:lastRowFirstColumn="0" w:lastRowLastColumn="0"/>
+            </w:pPr>
+            <w:r>
+              <w:t>Constraint/ business need</w:t>
+            </w:r>
+          </w:p>
+        </w:tc>
+        <w:tc>
+          <w:tcPr>
+            <w:tcW w:w="1024" w:type="dxa"/>
+          </w:tcPr>
+          <w:p>
+            <w:pPr>
+              <w:cnfStyle w:val="000000000000" w:firstRow="0" w:lastRow="0" w:firstColumn="0" w:lastColumn="0" w:oddVBand="0" w:evenVBand="0" w:oddHBand="0" w:evenHBand="0" w:firstRowFirstColumn="0" w:firstRowLastColumn="0" w:lastRowFirstColumn="0" w:lastRowLastColumn="0"/>
+            </w:pPr>
+            <w:r>
+              <w:t>Must</w:t>
+            </w:r>
+          </w:p>
+        </w:tc>
+      </w:tr>
+    </w:tbl>
+    <w:p/>
+    <w:p>
+      <w:pPr>
+        <w:pStyle w:val="Heading2"/>
+      </w:pPr>
+      <w:bookmarkStart w:id="16" w:name="_Toc239857440"/>
+      <w:bookmarkStart w:id="17" w:name="_Toc239873107"/>
+      <w:r>
+        <w:lastRenderedPageBreak/>
+        <w:t>Acceptance criteria:</w:t>
+      </w:r>
+      <w:bookmarkEnd w:id="16"/>
+      <w:bookmarkEnd w:id="17"/>
+    </w:p>
+    <w:tbl>
+      <w:tblPr>
+        <w:tblStyle w:val="GridTable2"/>
+        <w:tblW w:w="0" w:type="auto"/>
+        <w:tblLook w:val="04A0" w:firstRow="1" w:lastRow="0" w:firstColumn="1" w:lastColumn="0" w:noHBand="0" w:noVBand="1"/>
+      </w:tblPr>
+      <w:tblGrid>
+        <w:gridCol w:w="988"/>
+        <w:gridCol w:w="8028"/>
+      </w:tblGrid>
+      <w:tr>
+        <w:trPr>
+          <w:cnfStyle w:val="100000000000" w:firstRow="1" w:lastRow="0" w:firstColumn="0" w:lastColumn="0" w:oddVBand="0" w:evenVBand="0" w:oddHBand="0" w:evenHBand="0" w:firstRowFirstColumn="0" w:firstRowLastColumn="0" w:lastRowFirstColumn="0" w:lastRowLastColumn="0"/>
+        </w:trPr>
+        <w:tc>
+          <w:tcPr>
+            <w:cnfStyle w:val="001000000000" w:firstRow="0" w:lastRow="0" w:firstColumn="1" w:lastColumn="0" w:oddVBand="0" w:evenVBand="0" w:oddHBand="0" w:evenHBand="0" w:firstRowFirstColumn="0" w:firstRowLastColumn="0" w:lastRowFirstColumn="0" w:lastRowLastColumn="0"/>
+            <w:tcW w:w="988" w:type="dxa"/>
+          </w:tcPr>
+          <w:p>
+            <w:r>
+              <w:t>ID</w:t>
+            </w:r>
+          </w:p>
+        </w:tc>
+        <w:tc>
+          <w:tcPr>
+            <w:tcW w:w="8028" w:type="dxa"/>
+          </w:tcPr>
+          <w:p>
+            <w:pPr>
+              <w:cnfStyle w:val="100000000000" w:firstRow="1" w:lastRow="0" w:firstColumn="0" w:lastColumn="0" w:oddVBand="0" w:evenVBand="0" w:oddHBand="0" w:evenHBand="0" w:firstRowFirstColumn="0" w:firstRowLastColumn="0" w:lastRowFirstColumn="0" w:lastRowLastColumn="0"/>
+            </w:pPr>
+            <w:r>
+              <w:t>Acceptance Criteria</w:t>
+            </w:r>
+          </w:p>
+        </w:tc>
+      </w:tr>
+      <w:tr>
+        <w:trPr>
+          <w:cnfStyle w:val="000000100000" w:firstRow="0" w:lastRow="0" w:firstColumn="0" w:lastColumn="0" w:oddVBand="0" w:evenVBand="0" w:oddHBand="1" w:evenHBand="0" w:firstRowFirstColumn="0" w:firstRowLastColumn="0" w:lastRowFirstColumn="0" w:lastRowLastColumn="0"/>
+        </w:trPr>
+        <w:tc>
+          <w:tcPr>
+            <w:cnfStyle w:val="001000000000" w:firstRow="0" w:lastRow="0" w:firstColumn="1" w:lastColumn="0" w:oddVBand="0" w:evenVBand="0" w:oddHBand="0" w:evenHBand="0" w:firstRowFirstColumn="0" w:firstRowLastColumn="0" w:lastRowFirstColumn="0" w:lastRowLastColumn="0"/>
+            <w:tcW w:w="988" w:type="dxa"/>
+          </w:tcPr>
+          <w:p>
+            <w:r>
+              <w:t>FR-001</w:t>
+            </w:r>
+          </w:p>
+        </w:tc>
+        <w:tc>
+          <w:tcPr>
+            <w:tcW w:w="8028" w:type="dxa"/>
+          </w:tcPr>
+          <w:p>
+            <w:pPr>
+              <w:cnfStyle w:val="000000100000" w:firstRow="0" w:lastRow="0" w:firstColumn="0" w:lastColumn="0" w:oddVBand="0" w:evenVBand="0" w:oddHBand="1" w:evenHBand="0" w:firstRowFirstColumn="0" w:firstRowLastColumn="0" w:lastRowFirstColumn="0" w:lastRowLastColumn="0"/>
+            </w:pPr>
+            <w:r>
+              <w:t>A new request is created with a unique reference number and an initial status of “Submitted” when a requester who is logged in completes all the required information and presses submit. Submission is blocked with a field-level error message when required fields are missing.</w:t>
+            </w:r>
+          </w:p>
+        </w:tc>
+      </w:tr>
+      <w:tr>
+        <w:tc>
+          <w:tcPr>
+            <w:cnfStyle w:val="001000000000" w:firstRow="0" w:lastRow="0" w:firstColumn="1" w:lastColumn="0" w:oddVBand="0" w:evenVBand="0" w:oddHBand="0" w:evenHBand="0" w:firstRowFirstColumn="0" w:firstRowLastColumn="0" w:lastRowFirstColumn="0" w:lastRowLastColumn="0"/>
+            <w:tcW w:w="988" w:type="dxa"/>
+          </w:tcPr>
+          <w:p>
+            <w:r>
+              <w:t>FR-002</w:t>
+            </w:r>
+          </w:p>
+        </w:tc>
+        <w:tc>
+          <w:tcPr>
+            <w:tcW w:w="8028" w:type="dxa"/>
+          </w:tcPr>
+          <w:p>
+            <w:pPr>
+              <w:cnfStyle w:val="000000000000" w:firstRow="0" w:lastRow="0" w:firstColumn="0" w:lastColumn="0" w:oddVBand="0" w:evenVBand="0" w:oddHBand="0" w:evenHBand="0" w:firstRowFirstColumn="0" w:firstRowLastColumn="0" w:lastRowFirstColumn="0" w:lastRowLastColumn="0"/>
+            </w:pPr>
+            <w:r>
+              <w:t>A request cannot be submitted without selecting a category from the approved list because the category field is a constrained selector rather than free text.</w:t>
+            </w:r>
+          </w:p>
+        </w:tc>
+      </w:tr>
+      <w:tr>
+        <w:trPr>
+          <w:cnfStyle w:val="000000100000" w:firstRow="0" w:lastRow="0" w:firstColumn="0" w:lastColumn="0" w:oddVBand="0" w:evenVBand="0" w:oddHBand="1" w:evenHBand="0" w:firstRowFirstColumn="0" w:firstRowLastColumn="0" w:lastRowFirstColumn="0" w:lastRowLastColumn="0"/>
+        </w:trPr>
+        <w:tc>
+          <w:tcPr>
+            <w:cnfStyle w:val="001000000000" w:firstRow="0" w:lastRow="0" w:firstColumn="1" w:lastColumn="0" w:oddVBand="0" w:evenVBand="0" w:oddHBand="0" w:evenHBand="0" w:firstRowFirstColumn="0" w:firstRowLastColumn="0" w:lastRowFirstColumn="0" w:lastRowLastColumn="0"/>
+            <w:tcW w:w="988" w:type="dxa"/>
+          </w:tcPr>
+          <w:p>
+            <w:r>
+              <w:t>FR-003</w:t>
+            </w:r>
+          </w:p>
+        </w:tc>
+        <w:tc>
+          <w:tcPr>
+            <w:tcW w:w="8028" w:type="dxa"/>
+          </w:tcPr>
+          <w:p>
+            <w:pPr>
+              <w:cnfStyle w:val="000000100000" w:firstRow="0" w:lastRow="0" w:firstColumn="0" w:lastColumn="0" w:oddVBand="0" w:evenVBand="0" w:oddHBand="1" w:evenHBand="0" w:firstRowFirstColumn="0" w:firstRowLastColumn="0" w:lastRowFirstColumn="0" w:lastRowLastColumn="0"/>
+            </w:pPr>
+            <w:r>
+              <w:t>The status is shown when a requester reads a particular request they own and it corresponds to the most recent status noted by staff.</w:t>
+            </w:r>
+          </w:p>
+        </w:tc>
+      </w:tr>
+      <w:tr>
+        <w:tc>
+          <w:tcPr>
+            <w:cnfStyle w:val="001000000000" w:firstRow="0" w:lastRow="0" w:firstColumn="1" w:lastColumn="0" w:oddVBand="0" w:evenVBand="0" w:oddHBand="0" w:evenHBand="0" w:firstRowFirstColumn="0" w:firstRowLastColumn="0" w:lastRowFirstColumn="0" w:lastRowLastColumn="0"/>
+            <w:tcW w:w="988" w:type="dxa"/>
+          </w:tcPr>
+          <w:p>
+            <w:r>
+              <w:t>FR-004</w:t>
+            </w:r>
+          </w:p>
+        </w:tc>
+        <w:tc>
+          <w:tcPr>
+            <w:tcW w:w="8028" w:type="dxa"/>
+          </w:tcPr>
+          <w:p>
+            <w:pPr>
+              <w:cnfStyle w:val="000000000000" w:firstRow="0" w:lastRow="0" w:firstColumn="0" w:lastColumn="0" w:oddVBand="0" w:evenVBand="0" w:oddHBand="0" w:evenHBand="0" w:firstRowFirstColumn="0" w:firstRowLastColumn="0" w:lastRowFirstColumn="0" w:lastRowLastColumn="0"/>
+            </w:pPr>
+            <w:r>
+              <w:t>When a requester logs in, a list of all their own requests, each with a reference number, category, submission date and status is displayed, requests from other requesters are not.</w:t>
+            </w:r>
+          </w:p>
+        </w:tc>
+      </w:tr>
+      <w:tr>
+        <w:trPr>
+          <w:cnfStyle w:val="000000100000" w:firstRow="0" w:lastRow="0" w:firstColumn="0" w:lastColumn="0" w:oddVBand="0" w:evenVBand="0" w:oddHBand="1" w:evenHBand="0" w:firstRowFirstColumn="0" w:firstRowLastColumn="0" w:lastRowFirstColumn="0" w:lastRowLastColumn="0"/>
+        </w:trPr>
+        <w:tc>
+          <w:tcPr>
+            <w:cnfStyle w:val="001000000000" w:firstRow="0" w:lastRow="0" w:firstColumn="1" w:lastColumn="0" w:oddVBand="0" w:evenVBand="0" w:oddHBand="0" w:evenHBand="0" w:firstRowFirstColumn="0" w:firstRowLastColumn="0" w:lastRowFirstColumn="0" w:lastRowLastColumn="0"/>
+            <w:tcW w:w="988" w:type="dxa"/>
+          </w:tcPr>
+          <w:p>
+            <w:r>
+              <w:t>FR-005</w:t>
+            </w:r>
+          </w:p>
+        </w:tc>
+        <w:tc>
+          <w:tcPr>
+            <w:tcW w:w="8028" w:type="dxa"/>
+          </w:tcPr>
+          <w:p>
+            <w:pPr>
+              <w:cnfStyle w:val="000000100000" w:firstRow="0" w:lastRow="0" w:firstColumn="0" w:lastColumn="0" w:oddVBand="0" w:evenVBand="0" w:oddHBand="1" w:evenHBand="0" w:firstRowFirstColumn="0" w:firstRowLastColumn="0" w:lastRowFirstColumn="0" w:lastRowLastColumn="0"/>
+            </w:pPr>
+            <w:r>
+              <w:t>When a staff member modifies the status of a request, the requester can see the change within a predetermined window of time, and the feedback details they changed.</w:t>
+            </w:r>
+          </w:p>
+        </w:tc>
+      </w:tr>
+      <w:tr>
+        <w:tc>
+          <w:tcPr>
+            <w:cnfStyle w:val="001000000000" w:firstRow="0" w:lastRow="0" w:firstColumn="1" w:lastColumn="0" w:oddVBand="0" w:evenVBand="0" w:oddHBand="0" w:evenHBand="0" w:firstRowFirstColumn="0" w:firstRowLastColumn="0" w:lastRowFirstColumn="0" w:lastRowLastColumn="0"/>
+            <w:tcW w:w="988" w:type="dxa"/>
+          </w:tcPr>
+          <w:p>
+            <w:r>
+              <w:t>FR-006</w:t>
+            </w:r>
+          </w:p>
+        </w:tc>
+        <w:tc>
+          <w:tcPr>
+            <w:tcW w:w="8028" w:type="dxa"/>
+          </w:tcPr>
+          <w:p>
+            <w:pPr>
+              <w:cnfStyle w:val="000000000000" w:firstRow="0" w:lastRow="0" w:firstColumn="0" w:lastColumn="0" w:oddVBand="0" w:evenVBand="0" w:oddHBand="0" w:evenHBand="0" w:firstRowFirstColumn="0" w:firstRowLastColumn="0" w:lastRowFirstColumn="0" w:lastRowLastColumn="0"/>
+            </w:pPr>
+            <w:r>
+              <w:t>When a user without staff privileges tries to access management or staff views or actions, access is refused. Only request and actions relevant to that role are accessible if the staff login is genuine.</w:t>
+            </w:r>
+          </w:p>
+        </w:tc>
+      </w:tr>
+      <w:tr>
+        <w:trPr>
+          <w:cnfStyle w:val="000000100000" w:firstRow="0" w:lastRow="0" w:firstColumn="0" w:lastColumn="0" w:oddVBand="0" w:evenVBand="0" w:oddHBand="1" w:evenHBand="0" w:firstRowFirstColumn="0" w:firstRowLastColumn="0" w:lastRowFirstColumn="0" w:lastRowLastColumn="0"/>
+        </w:trPr>
+        <w:tc>
+          <w:tcPr>
+            <w:cnfStyle w:val="001000000000" w:firstRow="0" w:lastRow="0" w:firstColumn="1" w:lastColumn="0" w:oddVBand="0" w:evenVBand="0" w:oddHBand="0" w:evenHBand="0" w:firstRowFirstColumn="0" w:firstRowLastColumn="0" w:lastRowFirstColumn="0" w:lastRowLastColumn="0"/>
+            <w:tcW w:w="988" w:type="dxa"/>
+          </w:tcPr>
+          <w:p>
+            <w:r>
+              <w:t>FR-007</w:t>
+            </w:r>
+          </w:p>
+        </w:tc>
+        <w:tc>
+          <w:tcPr>
+            <w:tcW w:w="8028" w:type="dxa"/>
+          </w:tcPr>
+          <w:p>
+            <w:pPr>
+              <w:cnfStyle w:val="000000100000" w:firstRow="0" w:lastRow="0" w:firstColumn="0" w:lastColumn="0" w:oddVBand="0" w:evenVBand="0" w:oddHBand="1" w:evenHBand="0" w:firstRowFirstColumn="0" w:firstRowLastColumn="0" w:lastRowFirstColumn="0" w:lastRowLastColumn="0"/>
+            </w:pPr>
+            <w:r>
+              <w:t>When a staff member logs in, they can see a list of requests that are relevant to their role or queue, leaving out requests that are not authorised.</w:t>
+            </w:r>
+          </w:p>
+        </w:tc>
+      </w:tr>
+      <w:tr>
+        <w:tc>
+          <w:tcPr>
+            <w:cnfStyle w:val="001000000000" w:firstRow="0" w:lastRow="0" w:firstColumn="1" w:lastColumn="0" w:oddVBand="0" w:evenVBand="0" w:oddHBand="0" w:evenHBand="0" w:firstRowFirstColumn="0" w:firstRowLastColumn="0" w:lastRowFirstColumn="0" w:lastRowLastColumn="0"/>
+            <w:tcW w:w="988" w:type="dxa"/>
+          </w:tcPr>
+          <w:p>
+            <w:r>
+              <w:t>FR-008</w:t>
+            </w:r>
+          </w:p>
+        </w:tc>
+        <w:tc>
+          <w:tcPr>
+            <w:tcW w:w="8028" w:type="dxa"/>
+          </w:tcPr>
+          <w:p>
+            <w:pPr>
+              <w:cnfStyle w:val="000000000000" w:firstRow="0" w:lastRow="0" w:firstColumn="0" w:lastColumn="0" w:oddVBand="0" w:evenVBand="0" w:oddHBand="0" w:evenHBand="0" w:firstRowFirstColumn="0" w:firstRowLastColumn="0" w:lastRowFirstColumn="0" w:lastRowLastColumn="0"/>
+            </w:pPr>
+            <w:r>
+              <w:t>Only requests that match are shown when a staff member applies a filter.</w:t>
+            </w:r>
+          </w:p>
+        </w:tc>
+      </w:tr>
+      <w:tr>
+        <w:trPr>
+          <w:cnfStyle w:val="000000100000" w:firstRow="0" w:lastRow="0" w:firstColumn="0" w:lastColumn="0" w:oddVBand="0" w:evenVBand="0" w:oddHBand="1" w:evenHBand="0" w:firstRowFirstColumn="0" w:firstRowLastColumn="0" w:lastRowFirstColumn="0" w:lastRowLastColumn="0"/>
+        </w:trPr>
+        <w:tc>
+          <w:tcPr>
+            <w:cnfStyle w:val="001000000000" w:firstRow="0" w:lastRow="0" w:firstColumn="1" w:lastColumn="0" w:oddVBand="0" w:evenVBand="0" w:oddHBand="0" w:evenHBand="0" w:firstRowFirstColumn="0" w:firstRowLastColumn="0" w:lastRowFirstColumn="0" w:lastRowLastColumn="0"/>
+            <w:tcW w:w="988" w:type="dxa"/>
+          </w:tcPr>
+          <w:p>
+            <w:r>
+              <w:t>FR-009</w:t>
+            </w:r>
+          </w:p>
+        </w:tc>
+        <w:tc>
+          <w:tcPr>
+            <w:tcW w:w="8028" w:type="dxa"/>
+          </w:tcPr>
+          <w:p>
+            <w:pPr>
+              <w:cnfStyle w:val="000000100000" w:firstRow="0" w:lastRow="0" w:firstColumn="0" w:lastColumn="0" w:oddVBand="0" w:evenVBand="0" w:oddHBand="1" w:evenHBand="0" w:firstRowFirstColumn="0" w:firstRowLastColumn="0" w:lastRowFirstColumn="0" w:lastRowLastColumn="0"/>
+            </w:pPr>
+            <w:r>
+              <w:t>All submitted fields and a chronological action/ status history are shown when a staff member opens a request.</w:t>
+            </w:r>
+          </w:p>
+        </w:tc>
+      </w:tr>
+      <w:tr>
+        <w:tc>
+          <w:tcPr>
+            <w:cnfStyle w:val="001000000000" w:firstRow="0" w:lastRow="0" w:firstColumn="1" w:lastColumn="0" w:oddVBand="0" w:evenVBand="0" w:oddHBand="0" w:evenHBand="0" w:firstRowFirstColumn="0" w:firstRowLastColumn="0" w:lastRowFirstColumn="0" w:lastRowLastColumn="0"/>
+            <w:tcW w:w="988" w:type="dxa"/>
+          </w:tcPr>
+          <w:p>
+            <w:r>
+              <w:t>FR-010</w:t>
+            </w:r>
+          </w:p>
+        </w:tc>
+        <w:tc>
+          <w:tcPr>
+            <w:tcW w:w="8028" w:type="dxa"/>
+          </w:tcPr>
+          <w:p>
+            <w:pPr>
+              <w:cnfStyle w:val="000000000000" w:firstRow="0" w:lastRow="0" w:firstColumn="0" w:lastColumn="0" w:oddVBand="0" w:evenVBand="0" w:oddHBand="0" w:evenHBand="0" w:firstRowFirstColumn="0" w:firstRowLastColumn="0" w:lastRowFirstColumn="0" w:lastRowLastColumn="0"/>
+            </w:pPr>
+            <w:r>
+              <w:t>When a staff member assigns or accepts an unassigned request, the action is timestamped and assigned to that staff member, and the request’s “owner” filed is updated.</w:t>
+            </w:r>
+          </w:p>
+        </w:tc>
+      </w:tr>
+      <w:tr>
+        <w:trPr>
+          <w:cnfStyle w:val="000000100000" w:firstRow="0" w:lastRow="0" w:firstColumn="0" w:lastColumn="0" w:oddVBand="0" w:evenVBand="0" w:oddHBand="1" w:evenHBand="0" w:firstRowFirstColumn="0" w:firstRowLastColumn="0" w:lastRowFirstColumn="0" w:lastRowLastColumn="0"/>
+        </w:trPr>
+        <w:tc>
+          <w:tcPr>
+            <w:cnfStyle w:val="001000000000" w:firstRow="0" w:lastRow="0" w:firstColumn="1" w:lastColumn="0" w:oddVBand="0" w:evenVBand="0" w:oddHBand="0" w:evenHBand="0" w:firstRowFirstColumn="0" w:firstRowLastColumn="0" w:lastRowFirstColumn="0" w:lastRowLastColumn="0"/>
+            <w:tcW w:w="988" w:type="dxa"/>
+          </w:tcPr>
+          <w:p>
+            <w:r>
+              <w:t>FR-011</w:t>
+            </w:r>
+          </w:p>
+        </w:tc>
+        <w:tc>
+          <w:tcPr>
+            <w:tcW w:w="8028" w:type="dxa"/>
+          </w:tcPr>
+          <w:p>
+            <w:pPr>
+              <w:cnfStyle w:val="000000100000" w:firstRow="0" w:lastRow="0" w:firstColumn="0" w:lastColumn="0" w:oddVBand="0" w:evenVBand="0" w:oddHBand="1" w:evenHBand="0" w:firstRowFirstColumn="0" w:firstRowLastColumn="0" w:lastRowFirstColumn="0" w:lastRowLastColumn="0"/>
+            </w:pPr>
+            <w:r>
+              <w:t>When a staff member tries and invalid transaction given a request in a specific status, the system stops them, legitimate transactions are successful and are recorded with a timestamp and staff ID.</w:t>
+            </w:r>
+          </w:p>
+        </w:tc>
+      </w:tr>
+      <w:tr>
+        <w:tc>
+          <w:tcPr>
+            <w:cnfStyle w:val="001000000000" w:firstRow="0" w:lastRow="0" w:firstColumn="1" w:lastColumn="0" w:oddVBand="0" w:evenVBand="0" w:oddHBand="0" w:evenHBand="0" w:firstRowFirstColumn="0" w:firstRowLastColumn="0" w:lastRowFirstColumn="0" w:lastRowLastColumn="0"/>
+            <w:tcW w:w="988" w:type="dxa"/>
+          </w:tcPr>
+          <w:p>
+            <w:r>
+              <w:t>FR-012</w:t>
+            </w:r>
+          </w:p>
+        </w:tc>
+        <w:tc>
+          <w:tcPr>
+            <w:tcW w:w="8028" w:type="dxa"/>
+          </w:tcPr>
+          <w:p>
+            <w:pPr>
+              <w:cnfStyle w:val="000000000000" w:firstRow="0" w:lastRow="0" w:firstColumn="0" w:lastColumn="0" w:oddVBand="0" w:evenVBand="0" w:oddHBand="0" w:evenHBand="0" w:firstRowFirstColumn="0" w:firstRowLastColumn="0" w:lastRowFirstColumn="0" w:lastRowLastColumn="0"/>
+            </w:pPr>
+            <w:r>
+              <w:t>When a staff member adds a comment or resolution note, it is recorded, timestamped, assigned to that staff member and displayed in the history of the request.</w:t>
+            </w:r>
+          </w:p>
+        </w:tc>
+      </w:tr>
+      <w:tr>
+        <w:trPr>
+          <w:cnfStyle w:val="000000100000" w:firstRow="0" w:lastRow="0" w:firstColumn="0" w:lastColumn="0" w:oddVBand="0" w:evenVBand="0" w:oddHBand="1" w:evenHBand="0" w:firstRowFirstColumn="0" w:firstRowLastColumn="0" w:lastRowFirstColumn="0" w:lastRowLastColumn="0"/>
+        </w:trPr>
+        <w:tc>
+          <w:tcPr>
+            <w:cnfStyle w:val="001000000000" w:firstRow="0" w:lastRow="0" w:firstColumn="1" w:lastColumn="0" w:oddVBand="0" w:evenVBand="0" w:oddHBand="0" w:evenHBand="0" w:firstRowFirstColumn="0" w:firstRowLastColumn="0" w:lastRowFirstColumn="0" w:lastRowLastColumn="0"/>
+            <w:tcW w:w="988" w:type="dxa"/>
+          </w:tcPr>
+          <w:p>
+            <w:r>
+              <w:t>FR-013</w:t>
+            </w:r>
+          </w:p>
+        </w:tc>
+        <w:tc>
+          <w:tcPr>
+            <w:tcW w:w="8028" w:type="dxa"/>
+          </w:tcPr>
+          <w:p>
+            <w:pPr>
+              <w:cnfStyle w:val="000000100000" w:firstRow="0" w:lastRow="0" w:firstColumn="0" w:lastColumn="0" w:oddVBand="0" w:evenVBand="0" w:oddHBand="1" w:evenHBand="0" w:firstRowFirstColumn="0" w:firstRowLastColumn="0" w:lastRowFirstColumn="0" w:lastRowLastColumn="0"/>
+            </w:pPr>
+            <w:r>
+              <w:t>When a staff member marks a request as “Resolved” or “Closed”, the system updated appropriately, the change is recorded and the requester can view the updated status (see FR-005).</w:t>
+            </w:r>
+          </w:p>
+        </w:tc>
+      </w:tr>
+      <w:tr>
+        <w:tc>
+          <w:tcPr>
+            <w:cnfStyle w:val="001000000000" w:firstRow="0" w:lastRow="0" w:firstColumn="1" w:lastColumn="0" w:oddVBand="0" w:evenVBand="0" w:oddHBand="0" w:evenHBand="0" w:firstRowFirstColumn="0" w:firstRowLastColumn="0" w:lastRowFirstColumn="0" w:lastRowLastColumn="0"/>
+            <w:tcW w:w="988" w:type="dxa"/>
+          </w:tcPr>
+          <w:p>
+            <w:r>
+              <w:t>FR-014</w:t>
+            </w:r>
+          </w:p>
+        </w:tc>
+        <w:tc>
+          <w:tcPr>
+            <w:tcW w:w="8028" w:type="dxa"/>
+          </w:tcPr>
+          <w:p>
+            <w:pPr>
+              <w:cnfStyle w:val="000000000000" w:firstRow="0" w:lastRow="0" w:firstColumn="0" w:lastColumn="0" w:oddVBand="0" w:evenVBand="0" w:oddHBand="0" w:evenHBand="0" w:firstRowFirstColumn="0" w:firstRowLastColumn="0" w:lastRowFirstColumn="0" w:lastRowLastColumn="0"/>
+            </w:pPr>
+            <w:r>
+              <w:t>Counts of requests by status are shown and match the underlying request data when a manager examines the oversight dashboard ore report.</w:t>
+            </w:r>
+          </w:p>
+        </w:tc>
+      </w:tr>
+      <w:tr>
+        <w:trPr>
+          <w:cnfStyle w:val="000000100000" w:firstRow="0" w:lastRow="0" w:firstColumn="0" w:lastColumn="0" w:oddVBand="0" w:evenVBand="0" w:oddHBand="1" w:evenHBand="0" w:firstRowFirstColumn="0" w:firstRowLastColumn="0" w:lastRowFirstColumn="0" w:lastRowLastColumn="0"/>
+        </w:trPr>
+        <w:tc>
+          <w:tcPr>
+            <w:cnfStyle w:val="001000000000" w:firstRow="0" w:lastRow="0" w:firstColumn="1" w:lastColumn="0" w:oddVBand="0" w:evenVBand="0" w:oddHBand="0" w:evenHBand="0" w:firstRowFirstColumn="0" w:firstRowLastColumn="0" w:lastRowFirstColumn="0" w:lastRowLastColumn="0"/>
+            <w:tcW w:w="988" w:type="dxa"/>
+          </w:tcPr>
+          <w:p>
+            <w:r>
+              <w:t>FR-015</w:t>
+            </w:r>
+          </w:p>
+        </w:tc>
+        <w:tc>
+          <w:tcPr>
+            <w:tcW w:w="8028" w:type="dxa"/>
+          </w:tcPr>
+          <w:p>
+            <w:pPr>
+              <w:cnfStyle w:val="000000100000" w:firstRow="0" w:lastRow="0" w:firstColumn="0" w:lastColumn="0" w:oddVBand="0" w:evenVBand="0" w:oddHBand="1" w:evenHBand="0" w:firstRowFirstColumn="0" w:firstRowLastColumn="0" w:lastRowFirstColumn="0" w:lastRowLastColumn="0"/>
+            </w:pPr>
+            <w:r>
+              <w:t>A request is marked as “overdue” in the management view if it has stayed in an open status for longer than the specified timeframe.</w:t>
+            </w:r>
+          </w:p>
+        </w:tc>
+      </w:tr>
+      <w:tr>
+        <w:tc>
+          <w:tcPr>
+            <w:cnfStyle w:val="001000000000" w:firstRow="0" w:lastRow="0" w:firstColumn="1" w:lastColumn="0" w:oddVBand="0" w:evenVBand="0" w:oddHBand="0" w:evenHBand="0" w:firstRowFirstColumn="0" w:firstRowLastColumn="0" w:lastRowFirstColumn="0" w:lastRowLastColumn="0"/>
+            <w:tcW w:w="988" w:type="dxa"/>
+          </w:tcPr>
+          <w:p>
+            <w:r>
+              <w:t>FR-016</w:t>
+            </w:r>
+          </w:p>
+        </w:tc>
+        <w:tc>
+          <w:tcPr>
+            <w:tcW w:w="8028" w:type="dxa"/>
+          </w:tcPr>
+          <w:p>
+            <w:pPr>
+              <w:cnfStyle w:val="000000000000" w:firstRow="0" w:lastRow="0" w:firstColumn="0" w:lastColumn="0" w:oddVBand="0" w:evenVBand="0" w:oddHBand="0" w:evenHBand="0" w:firstRowFirstColumn="0" w:firstRowLastColumn="0" w:lastRowFirstColumn="0" w:lastRowLastColumn="0"/>
+            </w:pPr>
+            <w:r>
+              <w:t>The view only displays requests that match that dimension with accurate counts if a manager applies a grouping or filter.</w:t>
+            </w:r>
+          </w:p>
+        </w:tc>
+      </w:tr>
+      <w:tr>
+        <w:trPr>
+          <w:cnfStyle w:val="000000100000" w:firstRow="0" w:lastRow="0" w:firstColumn="0" w:lastColumn="0" w:oddVBand="0" w:evenVBand="0" w:oddHBand="1" w:evenHBand="0" w:firstRowFirstColumn="0" w:firstRowLastColumn="0" w:lastRowFirstColumn="0" w:lastRowLastColumn="0"/>
+        </w:trPr>
+        <w:tc>
+          <w:tcPr>
+            <w:cnfStyle w:val="001000000000" w:firstRow="0" w:lastRow="0" w:firstColumn="1" w:lastColumn="0" w:oddVBand="0" w:evenVBand="0" w:oddHBand="0" w:evenHBand="0" w:firstRowFirstColumn="0" w:firstRowLastColumn="0" w:lastRowFirstColumn="0" w:lastRowLastColumn="0"/>
+            <w:tcW w:w="988" w:type="dxa"/>
+          </w:tcPr>
+          <w:p>
+            <w:r>
+              <w:t>FR-017</w:t>
+            </w:r>
+          </w:p>
+        </w:tc>
+        <w:tc>
+          <w:tcPr>
+            <w:tcW w:w="8028" w:type="dxa"/>
+          </w:tcPr>
+          <w:p>
+            <w:pPr>
+              <w:cnfStyle w:val="000000100000" w:firstRow="0" w:lastRow="0" w:firstColumn="0" w:lastColumn="0" w:oddVBand="0" w:evenVBand="0" w:oddHBand="1" w:evenHBand="0" w:firstRowFirstColumn="0" w:firstRowLastColumn="0" w:lastRowFirstColumn="0" w:lastRowLastColumn="0"/>
+            </w:pPr>
+            <w:r>
+              <w:t xml:space="preserve">The responding staff member and timestamps for significant status changes are visible and exportable when a manager reviews a request or report. </w:t>
+            </w:r>
+          </w:p>
+        </w:tc>
+      </w:tr>
+      <w:tr>
+        <w:tc>
+          <w:tcPr>
+            <w:cnfStyle w:val="001000000000" w:firstRow="0" w:lastRow="0" w:firstColumn="1" w:lastColumn="0" w:oddVBand="0" w:evenVBand="0" w:oddHBand="0" w:evenHBand="0" w:firstRowFirstColumn="0" w:firstRowLastColumn="0" w:lastRowFirstColumn="0" w:lastRowLastColumn="0"/>
+            <w:tcW w:w="988" w:type="dxa"/>
+          </w:tcPr>
+          <w:p>
+            <w:r>
+              <w:lastRenderedPageBreak/>
+              <w:t>NFR-001</w:t>
+            </w:r>
+          </w:p>
+        </w:tc>
+        <w:tc>
+          <w:tcPr>
+            <w:tcW w:w="8028" w:type="dxa"/>
+          </w:tcPr>
+          <w:p>
+            <w:pPr>
+              <w:cnfStyle w:val="000000000000" w:firstRow="0" w:lastRow="0" w:firstColumn="0" w:lastColumn="0" w:oddVBand="0" w:evenVBand="0" w:oddHBand="0" w:evenHBand="0" w:firstRowFirstColumn="0" w:firstRowLastColumn="0" w:lastRowFirstColumn="0" w:lastRowLastColumn="0"/>
+            </w:pPr>
+            <w:r>
+              <w:t>A first-time user completes and sends a legitimate request on their own during a usability test, and they can describe what happens next.</w:t>
+            </w:r>
+          </w:p>
+        </w:tc>
+      </w:tr>
+      <w:tr>
+        <w:trPr>
+          <w:cnfStyle w:val="000000100000" w:firstRow="0" w:lastRow="0" w:firstColumn="0" w:lastColumn="0" w:oddVBand="0" w:evenVBand="0" w:oddHBand="1" w:evenHBand="0" w:firstRowFirstColumn="0" w:firstRowLastColumn="0" w:lastRowFirstColumn="0" w:lastRowLastColumn="0"/>
+        </w:trPr>
+        <w:tc>
+          <w:tcPr>
+            <w:cnfStyle w:val="001000000000" w:firstRow="0" w:lastRow="0" w:firstColumn="1" w:lastColumn="0" w:oddVBand="0" w:evenVBand="0" w:oddHBand="0" w:evenHBand="0" w:firstRowFirstColumn="0" w:firstRowLastColumn="0" w:lastRowFirstColumn="0" w:lastRowLastColumn="0"/>
+            <w:tcW w:w="988" w:type="dxa"/>
+          </w:tcPr>
+          <w:p>
+            <w:r>
+              <w:t>NFR-002</w:t>
+            </w:r>
+          </w:p>
+        </w:tc>
+        <w:tc>
+          <w:tcPr>
+            <w:tcW w:w="8028" w:type="dxa"/>
+          </w:tcPr>
+          <w:p>
+            <w:pPr>
+              <w:cnfStyle w:val="000000100000" w:firstRow="0" w:lastRow="0" w:firstColumn="0" w:lastColumn="0" w:oddVBand="0" w:evenVBand="0" w:oddHBand="1" w:evenHBand="0" w:firstRowFirstColumn="0" w:firstRowLastColumn="0" w:lastRowFirstColumn="0" w:lastRowLastColumn="0"/>
+            </w:pPr>
+            <w:r>
+              <w:t>Throughout multiple test runs, the measured page-load/ query time for a staff request list remains within the predetermined threshold, the threshold and test conditions are recorded.</w:t>
+            </w:r>
+            <w:r>
+              <w:rPr>
+                <w:rStyle w:val="FootnoteReference"/>
+              </w:rPr>
+              <w:footnoteReference w:id="2"/>
+            </w:r>
+          </w:p>
+        </w:tc>
+      </w:tr>
+      <w:tr>
+        <w:tc>
+          <w:tcPr>
+            <w:cnfStyle w:val="001000000000" w:firstRow="0" w:lastRow="0" w:firstColumn="1" w:lastColumn="0" w:oddVBand="0" w:evenVBand="0" w:oddHBand="0" w:evenHBand="0" w:firstRowFirstColumn="0" w:firstRowLastColumn="0" w:lastRowFirstColumn="0" w:lastRowLastColumn="0"/>
+            <w:tcW w:w="988" w:type="dxa"/>
+          </w:tcPr>
+          <w:p>
+            <w:r>
+              <w:t>NFR-003</w:t>
+            </w:r>
+          </w:p>
+        </w:tc>
+        <w:tc>
+          <w:tcPr>
+            <w:tcW w:w="8028" w:type="dxa"/>
+          </w:tcPr>
+          <w:p>
+            <w:pPr>
+              <w:cnfStyle w:val="000000000000" w:firstRow="0" w:lastRow="0" w:firstColumn="0" w:lastColumn="0" w:oddVBand="0" w:evenVBand="0" w:oddHBand="0" w:evenHBand="0" w:firstRowFirstColumn="0" w:firstRowLastColumn="0" w:lastRowFirstColumn="0" w:lastRowLastColumn="0"/>
+            </w:pPr>
+            <w:r>
+              <w:t>Passwords are not kept in plaintext, the repository scan reveals no committed credentials, secure login are used.</w:t>
+            </w:r>
+          </w:p>
+        </w:tc>
+      </w:tr>
+      <w:tr>
+        <w:trPr>
+          <w:cnfStyle w:val="000000100000" w:firstRow="0" w:lastRow="0" w:firstColumn="0" w:lastColumn="0" w:oddVBand="0" w:evenVBand="0" w:oddHBand="1" w:evenHBand="0" w:firstRowFirstColumn="0" w:firstRowLastColumn="0" w:lastRowFirstColumn="0" w:lastRowLastColumn="0"/>
+        </w:trPr>
+        <w:tc>
+          <w:tcPr>
+            <w:cnfStyle w:val="001000000000" w:firstRow="0" w:lastRow="0" w:firstColumn="1" w:lastColumn="0" w:oddVBand="0" w:evenVBand="0" w:oddHBand="0" w:evenHBand="0" w:firstRowFirstColumn="0" w:firstRowLastColumn="0" w:lastRowFirstColumn="0" w:lastRowLastColumn="0"/>
+            <w:tcW w:w="988" w:type="dxa"/>
+          </w:tcPr>
+          <w:p>
+            <w:r>
+              <w:t>NFR-004</w:t>
+            </w:r>
+          </w:p>
+        </w:tc>
+        <w:tc>
+          <w:tcPr>
+            <w:tcW w:w="8028" w:type="dxa"/>
+          </w:tcPr>
+          <w:p>
+            <w:pPr>
+              <w:cnfStyle w:val="000000100000" w:firstRow="0" w:lastRow="0" w:firstColumn="0" w:lastColumn="0" w:oddVBand="0" w:evenVBand="0" w:oddHBand="1" w:evenHBand="0" w:firstRowFirstColumn="0" w:firstRowLastColumn="0" w:lastRowFirstColumn="0" w:lastRowLastColumn="0"/>
+            </w:pPr>
+            <w:r>
+              <w:t>The uptime/availability strategy is recorded and every outage that occurs during demo or testing phase is noted along with the reason.</w:t>
+            </w:r>
+          </w:p>
+        </w:tc>
+      </w:tr>
+      <w:tr>
+        <w:tc>
+          <w:tcPr>
+            <w:cnfStyle w:val="001000000000" w:firstRow="0" w:lastRow="0" w:firstColumn="1" w:lastColumn="0" w:oddVBand="0" w:evenVBand="0" w:oddHBand="0" w:evenHBand="0" w:firstRowFirstColumn="0" w:firstRowLastColumn="0" w:lastRowFirstColumn="0" w:lastRowLastColumn="0"/>
+            <w:tcW w:w="988" w:type="dxa"/>
+          </w:tcPr>
+          <w:p>
+            <w:r>
+              <w:t>NFR-005</w:t>
+            </w:r>
+          </w:p>
+        </w:tc>
+        <w:tc>
+          <w:tcPr>
+            <w:tcW w:w="8028" w:type="dxa"/>
+          </w:tcPr>
+          <w:p>
+            <w:pPr>
+              <w:cnfStyle w:val="000000000000" w:firstRow="0" w:lastRow="0" w:firstColumn="0" w:lastColumn="0" w:oddVBand="0" w:evenVBand="0" w:oddHBand="0" w:evenHBand="0" w:firstRowFirstColumn="0" w:firstRowLastColumn="0" w:lastRowFirstColumn="0" w:lastRowLastColumn="0"/>
+            </w:pPr>
+            <w:r>
+              <w:t>There is no UI path to update previous history entities, instead viewing a request’s history displays and unchangeable, timestamped, attributed log of all status changes and actions.</w:t>
+            </w:r>
+          </w:p>
+        </w:tc>
+      </w:tr>
+      <w:tr>
+        <w:trPr>
+          <w:cnfStyle w:val="000000100000" w:firstRow="0" w:lastRow="0" w:firstColumn="0" w:lastColumn="0" w:oddVBand="0" w:evenVBand="0" w:oddHBand="1" w:evenHBand="0" w:firstRowFirstColumn="0" w:firstRowLastColumn="0" w:lastRowFirstColumn="0" w:lastRowLastColumn="0"/>
+        </w:trPr>
+        <w:tc>
+          <w:tcPr>
+            <w:cnfStyle w:val="001000000000" w:firstRow="0" w:lastRow="0" w:firstColumn="1" w:lastColumn="0" w:oddVBand="0" w:evenVBand="0" w:oddHBand="0" w:evenHBand="0" w:firstRowFirstColumn="0" w:firstRowLastColumn="0" w:lastRowFirstColumn="0" w:lastRowLastColumn="0"/>
+            <w:tcW w:w="988" w:type="dxa"/>
+          </w:tcPr>
+          <w:p>
+            <w:r>
+              <w:t>NFR-006</w:t>
+            </w:r>
+          </w:p>
+        </w:tc>
+        <w:tc>
+          <w:tcPr>
+            <w:tcW w:w="8028" w:type="dxa"/>
+          </w:tcPr>
+          <w:p>
+            <w:pPr>
+              <w:cnfStyle w:val="000000100000" w:firstRow="0" w:lastRow="0" w:firstColumn="0" w:lastColumn="0" w:oddVBand="0" w:evenVBand="0" w:oddHBand="1" w:evenHBand="0" w:firstRowFirstColumn="0" w:firstRowLastColumn="0" w:lastRowFirstColumn="0" w:lastRowLastColumn="0"/>
+            </w:pPr>
+            <w:r>
+              <w:t>Within a predetermined amount of time, a walkthrough by someone other than the original creators finds the three areas (see NFR-006’s requirement in NFR table) using just the repository structure and documents.</w:t>
+            </w:r>
+          </w:p>
+        </w:tc>
+      </w:tr>
+      <w:tr>
+        <w:tc>
+          <w:tcPr>
+            <w:cnfStyle w:val="001000000000" w:firstRow="0" w:lastRow="0" w:firstColumn="1" w:lastColumn="0" w:oddVBand="0" w:evenVBand="0" w:oddHBand="0" w:evenHBand="0" w:firstRowFirstColumn="0" w:firstRowLastColumn="0" w:lastRowFirstColumn="0" w:lastRowLastColumn="0"/>
+            <w:tcW w:w="988" w:type="dxa"/>
+          </w:tcPr>
+          <w:p>
+            <w:r>
+              <w:t>NFR-007</w:t>
+            </w:r>
+          </w:p>
+        </w:tc>
+        <w:tc>
+          <w:tcPr>
+            <w:tcW w:w="8028" w:type="dxa"/>
+          </w:tcPr>
+          <w:p>
+            <w:pPr>
+              <w:cnfStyle w:val="000000000000" w:firstRow="0" w:lastRow="0" w:firstColumn="0" w:lastColumn="0" w:oddVBand="0" w:evenVBand="0" w:oddHBand="0" w:evenHBand="0" w:firstRowFirstColumn="0" w:firstRowLastColumn="0" w:lastRowFirstColumn="0" w:lastRowLastColumn="0"/>
+            </w:pPr>
+            <w:r>
+              <w:t>A simple load test with a larger dataset in a later milestone verifies that there are no fixed-size assumptions after reviewing the schema and queries.</w:t>
+            </w:r>
+          </w:p>
+        </w:tc>
+      </w:tr>
+      <w:tr>
+        <w:trPr>
+          <w:cnfStyle w:val="000000100000" w:firstRow="0" w:lastRow="0" w:firstColumn="0" w:lastColumn="0" w:oddVBand="0" w:evenVBand="0" w:oddHBand="1" w:evenHBand="0" w:firstRowFirstColumn="0" w:firstRowLastColumn="0" w:lastRowFirstColumn="0" w:lastRowLastColumn="0"/>
+        </w:trPr>
+        <w:tc>
+          <w:tcPr>
+            <w:cnfStyle w:val="001000000000" w:firstRow="0" w:lastRow="0" w:firstColumn="1" w:lastColumn="0" w:oddVBand="0" w:evenVBand="0" w:oddHBand="0" w:evenHBand="0" w:firstRowFirstColumn="0" w:firstRowLastColumn="0" w:lastRowFirstColumn="0" w:lastRowLastColumn="0"/>
+            <w:tcW w:w="988" w:type="dxa"/>
+          </w:tcPr>
+          <w:p>
+            <w:r>
+              <w:t>NFR-008</w:t>
+            </w:r>
+          </w:p>
+        </w:tc>
+        <w:tc>
+          <w:tcPr>
+            <w:tcW w:w="8028" w:type="dxa"/>
+          </w:tcPr>
+          <w:p>
+            <w:pPr>
+              <w:cnfStyle w:val="000000100000" w:firstRow="0" w:lastRow="0" w:firstColumn="0" w:lastColumn="0" w:oddVBand="0" w:evenVBand="0" w:oddHBand="1" w:evenHBand="0" w:firstRowFirstColumn="0" w:firstRowLastColumn="0" w:lastRowFirstColumn="0" w:lastRowLastColumn="0"/>
+            </w:pPr>
+            <w:r>
+              <w:t>At no point in the user interface or API answers are other requesters or unauthenticated users able to see or access a requester’s contact information.</w:t>
+            </w:r>
+          </w:p>
+        </w:tc>
+      </w:tr>
+    </w:tbl>
+    <w:p/>
+    <w:p>
+      <w:pPr>
+        <w:pStyle w:val="Heading1"/>
+      </w:pPr>
+      <w:bookmarkStart w:id="18" w:name="_Toc239873108"/>
+      <w:r>
+        <w:t>Constraints</w:t>
+      </w:r>
+      <w:bookmarkEnd w:id="18"/>
+    </w:p>
+    <w:p>
+      <w:pPr>
+        <w:pStyle w:val="Heading2"/>
+      </w:pPr>
+      <w:bookmarkStart w:id="19" w:name="_Toc239873109"/>
+      <w:r>
+        <w:t>Scope constraint</w:t>
+      </w:r>
+      <w:bookmarkEnd w:id="19"/>
+    </w:p>
+    <w:p>
+      <w:r>
+        <w:t>Scope must be baselined and controlled once agreed. Any feature proposed after baseline must go through a formal change-request and impact-analysis process, not be silently added to work in progress.</w:t>
+      </w:r>
     </w:p>
     <w:p/>
     <w:p>
       <w:pPr>
         <w:pStyle w:val="Heading2"/>
       </w:pPr>
+      <w:bookmarkStart w:id="20" w:name="_Toc239873110"/>
+      <w:r>
+        <w:t>Schedule constraint</w:t>
+      </w:r>
+      <w:bookmarkEnd w:id="20"/>
     </w:p>
     <w:p>
-      <w:pPr>
-        <w:pStyle w:val="Heading1"/>
-      </w:pPr>
-      <w:bookmarkStart w:id="12" w:name="_Toc239864847"/>
-      <w:r>
-        <w:t>Constraints</w:t>
-      </w:r>
-      <w:bookmarkEnd w:id="12"/>
+      <w:r>
+        <w:t xml:space="preserve">The project must progress through </w:t>
+      </w:r>
+      <w:r>
+        <w:t>4</w:t>
+      </w:r>
+      <w:r>
+        <w:t xml:space="preserve"> fixed milestones, each with its own presentation/defence date, with no flexibility to shift work across milestones after the fact.</w:t>
+      </w:r>
     </w:p>
     <w:p>
       <w:pPr>
         <w:pStyle w:val="Heading2"/>
       </w:pPr>
-      <w:bookmarkStart w:id="13" w:name="_Toc239864848"/>
-      <w:r>
-        <w:t>Scope constraint</w:t>
-      </w:r>
-      <w:bookmarkEnd w:id="13"/>
+      <w:bookmarkStart w:id="21" w:name="_Toc239873111"/>
+      <w:r>
+        <w:t>Cost/Resources constraint</w:t>
+      </w:r>
+      <w:bookmarkEnd w:id="21"/>
+      <w:r>
+        <w:t xml:space="preserve"> </w:t>
+      </w:r>
     </w:p>
     <w:p>
       <w:r>
-        <w:t>Scope must be baselined and controlled once agreed. Any feature proposed after baseline must go through a formal change-request and impact-analysis process, not be silently added to work in progress.</w:t>
+        <w:t xml:space="preserve">The team must prefer free or low-cost services where practical and must identify the limitations of those services rather than assume "free" carries </w:t>
+      </w:r>
+      <w:r>
+        <w:t xml:space="preserve">and </w:t>
+      </w:r>
+      <w:r>
+        <w:t>no trade-off.</w:t>
+      </w:r>
+    </w:p>
+    <w:p>
+      <w:pPr>
+        <w:pStyle w:val="Heading2"/>
+      </w:pPr>
+      <w:bookmarkStart w:id="22" w:name="_Toc239873112"/>
+      <w:r>
+        <w:lastRenderedPageBreak/>
+        <w:t>Quality constraint</w:t>
+      </w:r>
+      <w:bookmarkEnd w:id="22"/>
+    </w:p>
+    <w:p>
+      <w:r>
+        <w:t>Quality attributes must be defined early and later supported by measurable evidence, not asserted after implementation.</w:t>
+      </w:r>
+    </w:p>
+    <w:p>
+      <w:pPr>
+        <w:pStyle w:val="Heading2"/>
+      </w:pPr>
+      <w:bookmarkStart w:id="23" w:name="_Toc239873113"/>
+      <w:r>
+        <w:t>Security Constraint</w:t>
+      </w:r>
+      <w:bookmarkEnd w:id="23"/>
+    </w:p>
+    <w:p>
+      <w:r>
+        <w:t>Security is a lifecycle-wide responsibility. Security-relevant decisions such as which stakeholders can see which requests must be identified at the foundation stage, before architecture or technology choices are made.</w:t>
+      </w:r>
+    </w:p>
+    <w:p>
+      <w:pPr>
+        <w:pStyle w:val="Heading2"/>
+      </w:pPr>
+      <w:bookmarkStart w:id="24" w:name="_Toc239873114"/>
+      <w:r>
+        <w:t>Trade-off</w:t>
+      </w:r>
+      <w:bookmarkEnd w:id="24"/>
+    </w:p>
+    <w:p>
+      <w:r>
+        <w:t xml:space="preserve">Preferring free-tier hosting limits which security protections are available by default most free tiers don't include a </w:t>
+      </w:r>
+      <w:r>
+        <w:t>w</w:t>
+      </w:r>
+      <w:r>
+        <w:t xml:space="preserve">eb </w:t>
+      </w:r>
+      <w:r>
+        <w:t>a</w:t>
+      </w:r>
+      <w:r>
+        <w:t xml:space="preserve">pplication </w:t>
+      </w:r>
+      <w:r>
+        <w:t>f</w:t>
+      </w:r>
+      <w:r>
+        <w:t>irewall or advanced traffic protection</w:t>
+      </w:r>
+      <w:r>
+        <w:t xml:space="preserve"> services</w:t>
+      </w:r>
+      <w:r>
+        <w:t>. This pushes security responsibility from the infrastructure layer to the application layer. We've recorded the reduced infrastructure-level protection as a residual risk rather than assuming the free tier is safe by default.</w:t>
+      </w:r>
+    </w:p>
+    <w:p>
+      <w:pPr>
+        <w:pStyle w:val="Heading1"/>
+      </w:pPr>
+      <w:bookmarkStart w:id="25" w:name="_Toc239873115"/>
+      <w:r>
+        <w:t>Initial RTM</w:t>
+      </w:r>
+      <w:bookmarkEnd w:id="25"/>
+    </w:p>
+    <w:p>
+      <w:pPr>
+        <w:pStyle w:val="Heading1"/>
+      </w:pPr>
+      <w:bookmarkStart w:id="26" w:name="_Toc239857442"/>
+      <w:bookmarkStart w:id="27" w:name="_Toc239873116"/>
+      <w:r>
+        <w:t>Initial RTM</w:t>
+      </w:r>
+      <w:bookmarkEnd w:id="26"/>
+      <w:bookmarkEnd w:id="27"/>
+    </w:p>
+    <w:tbl>
+      <w:tblPr>
+        <w:tblStyle w:val="GridTable2"/>
+        <w:tblW w:w="0" w:type="auto"/>
+        <w:tblLook w:val="04A0" w:firstRow="1" w:lastRow="0" w:firstColumn="1" w:lastColumn="0" w:noHBand="0" w:noVBand="1"/>
+      </w:tblPr>
+      <w:tblGrid>
+        <w:gridCol w:w="1386"/>
+        <w:gridCol w:w="1468"/>
+        <w:gridCol w:w="2782"/>
+        <w:gridCol w:w="1369"/>
+        <w:gridCol w:w="946"/>
+        <w:gridCol w:w="1075"/>
+      </w:tblGrid>
+      <w:tr>
+        <w:trPr>
+          <w:cnfStyle w:val="100000000000" w:firstRow="1" w:lastRow="0" w:firstColumn="0" w:lastColumn="0" w:oddVBand="0" w:evenVBand="0" w:oddHBand="0" w:evenHBand="0" w:firstRowFirstColumn="0" w:firstRowLastColumn="0" w:lastRowFirstColumn="0" w:lastRowLastColumn="0"/>
+        </w:trPr>
+        <w:tc>
+          <w:tcPr>
+            <w:cnfStyle w:val="001000000000" w:firstRow="0" w:lastRow="0" w:firstColumn="1" w:lastColumn="0" w:oddVBand="0" w:evenVBand="0" w:oddHBand="0" w:evenHBand="0" w:firstRowFirstColumn="0" w:firstRowLastColumn="0" w:lastRowFirstColumn="0" w:lastRowLastColumn="0"/>
+            <w:tcW w:w="1386" w:type="dxa"/>
+          </w:tcPr>
+          <w:p>
+            <w:r>
+              <w:t>Source/ Stakeholder</w:t>
+            </w:r>
+          </w:p>
+        </w:tc>
+        <w:tc>
+          <w:tcPr>
+            <w:tcW w:w="1024" w:type="dxa"/>
+          </w:tcPr>
+          <w:p>
+            <w:pPr>
+              <w:cnfStyle w:val="100000000000" w:firstRow="1" w:lastRow="0" w:firstColumn="0" w:lastColumn="0" w:oddVBand="0" w:evenVBand="0" w:oddHBand="0" w:evenHBand="0" w:firstRowFirstColumn="0" w:firstRowLastColumn="0" w:lastRowFirstColumn="0" w:lastRowLastColumn="0"/>
+            </w:pPr>
+            <w:r>
+              <w:t>Requirement ID</w:t>
+            </w:r>
+          </w:p>
+        </w:tc>
+        <w:tc>
+          <w:tcPr>
+            <w:tcW w:w="3226" w:type="dxa"/>
+          </w:tcPr>
+          <w:p>
+            <w:pPr>
+              <w:cnfStyle w:val="100000000000" w:firstRow="1" w:lastRow="0" w:firstColumn="0" w:lastColumn="0" w:oddVBand="0" w:evenVBand="0" w:oddHBand="0" w:evenHBand="0" w:firstRowFirstColumn="0" w:firstRowLastColumn="0" w:lastRowFirstColumn="0" w:lastRowLastColumn="0"/>
+            </w:pPr>
+            <w:r>
+              <w:t>Requirement Summary</w:t>
+            </w:r>
+          </w:p>
+        </w:tc>
+        <w:tc>
+          <w:tcPr>
+            <w:tcW w:w="1369" w:type="dxa"/>
+          </w:tcPr>
+          <w:p>
+            <w:pPr>
+              <w:cnfStyle w:val="100000000000" w:firstRow="1" w:lastRow="0" w:firstColumn="0" w:lastColumn="0" w:oddVBand="0" w:evenVBand="0" w:oddHBand="0" w:evenHBand="0" w:firstRowFirstColumn="0" w:firstRowLastColumn="0" w:lastRowFirstColumn="0" w:lastRowLastColumn="0"/>
+            </w:pPr>
+            <w:r>
+              <w:t>Acceptance Criteria (AC)</w:t>
+            </w:r>
+          </w:p>
+        </w:tc>
+        <w:tc>
+          <w:tcPr>
+            <w:tcW w:w="946" w:type="dxa"/>
+          </w:tcPr>
+          <w:p>
+            <w:pPr>
+              <w:cnfStyle w:val="100000000000" w:firstRow="1" w:lastRow="0" w:firstColumn="0" w:lastColumn="0" w:oddVBand="0" w:evenVBand="0" w:oddHBand="0" w:evenHBand="0" w:firstRowFirstColumn="0" w:firstRowLastColumn="0" w:lastRowFirstColumn="0" w:lastRowLastColumn="0"/>
+            </w:pPr>
+            <w:r>
+              <w:t>Design</w:t>
+            </w:r>
+          </w:p>
+        </w:tc>
+        <w:tc>
+          <w:tcPr>
+            <w:tcW w:w="1075" w:type="dxa"/>
+          </w:tcPr>
+          <w:p>
+            <w:pPr>
+              <w:cnfStyle w:val="100000000000" w:firstRow="1" w:lastRow="0" w:firstColumn="0" w:lastColumn="0" w:oddVBand="0" w:evenVBand="0" w:oddHBand="0" w:evenHBand="0" w:firstRowFirstColumn="0" w:firstRowLastColumn="0" w:lastRowFirstColumn="0" w:lastRowLastColumn="0"/>
+            </w:pPr>
+            <w:r>
+              <w:t>Issue/PR</w:t>
+            </w:r>
+          </w:p>
+        </w:tc>
+      </w:tr>
+      <w:tr>
+        <w:trPr>
+          <w:cnfStyle w:val="000000100000" w:firstRow="0" w:lastRow="0" w:firstColumn="0" w:lastColumn="0" w:oddVBand="0" w:evenVBand="0" w:oddHBand="1" w:evenHBand="0" w:firstRowFirstColumn="0" w:firstRowLastColumn="0" w:lastRowFirstColumn="0" w:lastRowLastColumn="0"/>
+        </w:trPr>
+        <w:tc>
+          <w:tcPr>
+            <w:cnfStyle w:val="001000000000" w:firstRow="0" w:lastRow="0" w:firstColumn="1" w:lastColumn="0" w:oddVBand="0" w:evenVBand="0" w:oddHBand="0" w:evenHBand="0" w:firstRowFirstColumn="0" w:firstRowLastColumn="0" w:lastRowFirstColumn="0" w:lastRowLastColumn="0"/>
+            <w:tcW w:w="1386" w:type="dxa"/>
+          </w:tcPr>
+          <w:p>
+            <w:r>
+              <w:t>Requester</w:t>
+            </w:r>
+          </w:p>
+        </w:tc>
+        <w:tc>
+          <w:tcPr>
+            <w:tcW w:w="1024" w:type="dxa"/>
+          </w:tcPr>
+          <w:p>
+            <w:pPr>
+              <w:cnfStyle w:val="000000100000" w:firstRow="0" w:lastRow="0" w:firstColumn="0" w:lastColumn="0" w:oddVBand="0" w:evenVBand="0" w:oddHBand="1" w:evenHBand="0" w:firstRowFirstColumn="0" w:firstRowLastColumn="0" w:lastRowFirstColumn="0" w:lastRowLastColumn="0"/>
+            </w:pPr>
+            <w:r>
+              <w:t>FR-001</w:t>
+            </w:r>
+          </w:p>
+        </w:tc>
+        <w:tc>
+          <w:tcPr>
+            <w:tcW w:w="3226" w:type="dxa"/>
+          </w:tcPr>
+          <w:p>
+            <w:pPr>
+              <w:cnfStyle w:val="000000100000" w:firstRow="0" w:lastRow="0" w:firstColumn="0" w:lastColumn="0" w:oddVBand="0" w:evenVBand="0" w:oddHBand="1" w:evenHBand="0" w:firstRowFirstColumn="0" w:firstRowLastColumn="0" w:lastRowFirstColumn="0" w:lastRowLastColumn="0"/>
+            </w:pPr>
+            <w:r>
+              <w:t>Submit new request</w:t>
+            </w:r>
+          </w:p>
+        </w:tc>
+        <w:tc>
+          <w:tcPr>
+            <w:tcW w:w="1369" w:type="dxa"/>
+          </w:tcPr>
+          <w:p>
+            <w:pPr>
+              <w:cnfStyle w:val="000000100000" w:firstRow="0" w:lastRow="0" w:firstColumn="0" w:lastColumn="0" w:oddVBand="0" w:evenVBand="0" w:oddHBand="1" w:evenHBand="0" w:firstRowFirstColumn="0" w:firstRowLastColumn="0" w:lastRowFirstColumn="0" w:lastRowLastColumn="0"/>
+            </w:pPr>
+            <w:r>
+              <w:t>See FR-001 AC</w:t>
+            </w:r>
+          </w:p>
+        </w:tc>
+        <w:tc>
+          <w:tcPr>
+            <w:tcW w:w="946" w:type="dxa"/>
+          </w:tcPr>
+          <w:p>
+            <w:pPr>
+              <w:cnfStyle w:val="000000100000" w:firstRow="0" w:lastRow="0" w:firstColumn="0" w:lastColumn="0" w:oddVBand="0" w:evenVBand="0" w:oddHBand="1" w:evenHBand="0" w:firstRowFirstColumn="0" w:firstRowLastColumn="0" w:lastRowFirstColumn="0" w:lastRowLastColumn="0"/>
+            </w:pPr>
+            <w:r>
+              <w:t>Pending M2</w:t>
+            </w:r>
+          </w:p>
+        </w:tc>
+        <w:tc>
+          <w:tcPr>
+            <w:tcW w:w="1075" w:type="dxa"/>
+          </w:tcPr>
+          <w:p>
+            <w:pPr>
+              <w:cnfStyle w:val="000000100000" w:firstRow="0" w:lastRow="0" w:firstColumn="0" w:lastColumn="0" w:oddVBand="0" w:evenVBand="0" w:oddHBand="1" w:evenHBand="0" w:firstRowFirstColumn="0" w:firstRowLastColumn="0" w:lastRowFirstColumn="0" w:lastRowLastColumn="0"/>
+            </w:pPr>
+            <w:r>
+              <w:t>Pending M3</w:t>
+            </w:r>
+          </w:p>
+        </w:tc>
+      </w:tr>
+      <w:tr>
+        <w:tc>
+          <w:tcPr>
+            <w:cnfStyle w:val="001000000000" w:firstRow="0" w:lastRow="0" w:firstColumn="1" w:lastColumn="0" w:oddVBand="0" w:evenVBand="0" w:oddHBand="0" w:evenHBand="0" w:firstRowFirstColumn="0" w:firstRowLastColumn="0" w:lastRowFirstColumn="0" w:lastRowLastColumn="0"/>
+            <w:tcW w:w="1386" w:type="dxa"/>
+          </w:tcPr>
+          <w:p>
+            <w:r>
+              <w:t>Requester</w:t>
+            </w:r>
+          </w:p>
+        </w:tc>
+        <w:tc>
+          <w:tcPr>
+            <w:tcW w:w="1024" w:type="dxa"/>
+          </w:tcPr>
+          <w:p>
+            <w:pPr>
+              <w:cnfStyle w:val="000000000000" w:firstRow="0" w:lastRow="0" w:firstColumn="0" w:lastColumn="0" w:oddVBand="0" w:evenVBand="0" w:oddHBand="0" w:evenHBand="0" w:firstRowFirstColumn="0" w:firstRowLastColumn="0" w:lastRowFirstColumn="0" w:lastRowLastColumn="0"/>
+            </w:pPr>
+            <w:r>
+              <w:t>FR-002</w:t>
+            </w:r>
+          </w:p>
+        </w:tc>
+        <w:tc>
+          <w:tcPr>
+            <w:tcW w:w="3226" w:type="dxa"/>
+          </w:tcPr>
+          <w:p>
+            <w:pPr>
+              <w:cnfStyle w:val="000000000000" w:firstRow="0" w:lastRow="0" w:firstColumn="0" w:lastColumn="0" w:oddVBand="0" w:evenVBand="0" w:oddHBand="0" w:evenHBand="0" w:firstRowFirstColumn="0" w:firstRowLastColumn="0" w:lastRowFirstColumn="0" w:lastRowLastColumn="0"/>
+            </w:pPr>
+            <w:r>
+              <w:t>Controlled category selection</w:t>
+            </w:r>
+          </w:p>
+        </w:tc>
+        <w:tc>
+          <w:tcPr>
+            <w:tcW w:w="1369" w:type="dxa"/>
+          </w:tcPr>
+          <w:p>
+            <w:pPr>
+              <w:cnfStyle w:val="000000000000" w:firstRow="0" w:lastRow="0" w:firstColumn="0" w:lastColumn="0" w:oddVBand="0" w:evenVBand="0" w:oddHBand="0" w:evenHBand="0" w:firstRowFirstColumn="0" w:firstRowLastColumn="0" w:lastRowFirstColumn="0" w:lastRowLastColumn="0"/>
+            </w:pPr>
+            <w:r>
+              <w:t>See FR-002 AC</w:t>
+            </w:r>
+          </w:p>
+        </w:tc>
+        <w:tc>
+          <w:tcPr>
+            <w:tcW w:w="946" w:type="dxa"/>
+          </w:tcPr>
+          <w:p>
+            <w:pPr>
+              <w:cnfStyle w:val="000000000000" w:firstRow="0" w:lastRow="0" w:firstColumn="0" w:lastColumn="0" w:oddVBand="0" w:evenVBand="0" w:oddHBand="0" w:evenHBand="0" w:firstRowFirstColumn="0" w:firstRowLastColumn="0" w:lastRowFirstColumn="0" w:lastRowLastColumn="0"/>
+            </w:pPr>
+            <w:r>
+              <w:t>Pending M2</w:t>
+            </w:r>
+          </w:p>
+        </w:tc>
+        <w:tc>
+          <w:tcPr>
+            <w:tcW w:w="1075" w:type="dxa"/>
+          </w:tcPr>
+          <w:p>
+            <w:pPr>
+              <w:cnfStyle w:val="000000000000" w:firstRow="0" w:lastRow="0" w:firstColumn="0" w:lastColumn="0" w:oddVBand="0" w:evenVBand="0" w:oddHBand="0" w:evenHBand="0" w:firstRowFirstColumn="0" w:firstRowLastColumn="0" w:lastRowFirstColumn="0" w:lastRowLastColumn="0"/>
+            </w:pPr>
+            <w:r>
+              <w:t>Pending M3</w:t>
+            </w:r>
+          </w:p>
+        </w:tc>
+      </w:tr>
+      <w:tr>
+        <w:trPr>
+          <w:cnfStyle w:val="000000100000" w:firstRow="0" w:lastRow="0" w:firstColumn="0" w:lastColumn="0" w:oddVBand="0" w:evenVBand="0" w:oddHBand="1" w:evenHBand="0" w:firstRowFirstColumn="0" w:firstRowLastColumn="0" w:lastRowFirstColumn="0" w:lastRowLastColumn="0"/>
+        </w:trPr>
+        <w:tc>
+          <w:tcPr>
+            <w:cnfStyle w:val="001000000000" w:firstRow="0" w:lastRow="0" w:firstColumn="1" w:lastColumn="0" w:oddVBand="0" w:evenVBand="0" w:oddHBand="0" w:evenHBand="0" w:firstRowFirstColumn="0" w:firstRowLastColumn="0" w:lastRowFirstColumn="0" w:lastRowLastColumn="0"/>
+            <w:tcW w:w="1386" w:type="dxa"/>
+          </w:tcPr>
+          <w:p>
+            <w:r>
+              <w:t>Requester</w:t>
+            </w:r>
+          </w:p>
+        </w:tc>
+        <w:tc>
+          <w:tcPr>
+            <w:tcW w:w="1024" w:type="dxa"/>
+          </w:tcPr>
+          <w:p>
+            <w:pPr>
+              <w:cnfStyle w:val="000000100000" w:firstRow="0" w:lastRow="0" w:firstColumn="0" w:lastColumn="0" w:oddVBand="0" w:evenVBand="0" w:oddHBand="1" w:evenHBand="0" w:firstRowFirstColumn="0" w:firstRowLastColumn="0" w:lastRowFirstColumn="0" w:lastRowLastColumn="0"/>
+            </w:pPr>
+            <w:r>
+              <w:t>FR-003</w:t>
+            </w:r>
+          </w:p>
+        </w:tc>
+        <w:tc>
+          <w:tcPr>
+            <w:tcW w:w="3226" w:type="dxa"/>
+          </w:tcPr>
+          <w:p>
+            <w:pPr>
+              <w:cnfStyle w:val="000000100000" w:firstRow="0" w:lastRow="0" w:firstColumn="0" w:lastColumn="0" w:oddVBand="0" w:evenVBand="0" w:oddHBand="1" w:evenHBand="0" w:firstRowFirstColumn="0" w:firstRowLastColumn="0" w:lastRowFirstColumn="0" w:lastRowLastColumn="0"/>
+            </w:pPr>
+            <w:r>
+              <w:t>View own request status</w:t>
+            </w:r>
+          </w:p>
+        </w:tc>
+        <w:tc>
+          <w:tcPr>
+            <w:tcW w:w="1369" w:type="dxa"/>
+          </w:tcPr>
+          <w:p>
+            <w:pPr>
+              <w:cnfStyle w:val="000000100000" w:firstRow="0" w:lastRow="0" w:firstColumn="0" w:lastColumn="0" w:oddVBand="0" w:evenVBand="0" w:oddHBand="1" w:evenHBand="0" w:firstRowFirstColumn="0" w:firstRowLastColumn="0" w:lastRowFirstColumn="0" w:lastRowLastColumn="0"/>
+            </w:pPr>
+            <w:r>
+              <w:t>See FR-003 AC</w:t>
+            </w:r>
+          </w:p>
+        </w:tc>
+        <w:tc>
+          <w:tcPr>
+            <w:tcW w:w="946" w:type="dxa"/>
+          </w:tcPr>
+          <w:p>
+            <w:pPr>
+              <w:cnfStyle w:val="000000100000" w:firstRow="0" w:lastRow="0" w:firstColumn="0" w:lastColumn="0" w:oddVBand="0" w:evenVBand="0" w:oddHBand="1" w:evenHBand="0" w:firstRowFirstColumn="0" w:firstRowLastColumn="0" w:lastRowFirstColumn="0" w:lastRowLastColumn="0"/>
+            </w:pPr>
+            <w:r>
+              <w:t>Pending M2</w:t>
+            </w:r>
+          </w:p>
+        </w:tc>
+        <w:tc>
+          <w:tcPr>
+            <w:tcW w:w="1075" w:type="dxa"/>
+          </w:tcPr>
+          <w:p>
+            <w:pPr>
+              <w:cnfStyle w:val="000000100000" w:firstRow="0" w:lastRow="0" w:firstColumn="0" w:lastColumn="0" w:oddVBand="0" w:evenVBand="0" w:oddHBand="1" w:evenHBand="0" w:firstRowFirstColumn="0" w:firstRowLastColumn="0" w:lastRowFirstColumn="0" w:lastRowLastColumn="0"/>
+            </w:pPr>
+            <w:r>
+              <w:t>Pending M3</w:t>
+            </w:r>
+          </w:p>
+        </w:tc>
+      </w:tr>
+      <w:tr>
+        <w:tc>
+          <w:tcPr>
+            <w:cnfStyle w:val="001000000000" w:firstRow="0" w:lastRow="0" w:firstColumn="1" w:lastColumn="0" w:oddVBand="0" w:evenVBand="0" w:oddHBand="0" w:evenHBand="0" w:firstRowFirstColumn="0" w:firstRowLastColumn="0" w:lastRowFirstColumn="0" w:lastRowLastColumn="0"/>
+            <w:tcW w:w="1386" w:type="dxa"/>
+          </w:tcPr>
+          <w:p>
+            <w:r>
+              <w:t>Requester</w:t>
+            </w:r>
+          </w:p>
+        </w:tc>
+        <w:tc>
+          <w:tcPr>
+            <w:tcW w:w="1024" w:type="dxa"/>
+          </w:tcPr>
+          <w:p>
+            <w:pPr>
+              <w:cnfStyle w:val="000000000000" w:firstRow="0" w:lastRow="0" w:firstColumn="0" w:lastColumn="0" w:oddVBand="0" w:evenVBand="0" w:oddHBand="0" w:evenHBand="0" w:firstRowFirstColumn="0" w:firstRowLastColumn="0" w:lastRowFirstColumn="0" w:lastRowLastColumn="0"/>
+            </w:pPr>
+            <w:r>
+              <w:t>FR-004</w:t>
+            </w:r>
+          </w:p>
+        </w:tc>
+        <w:tc>
+          <w:tcPr>
+            <w:tcW w:w="3226" w:type="dxa"/>
+          </w:tcPr>
+          <w:p>
+            <w:pPr>
+              <w:cnfStyle w:val="000000000000" w:firstRow="0" w:lastRow="0" w:firstColumn="0" w:lastColumn="0" w:oddVBand="0" w:evenVBand="0" w:oddHBand="0" w:evenHBand="0" w:firstRowFirstColumn="0" w:firstRowLastColumn="0" w:lastRowFirstColumn="0" w:lastRowLastColumn="0"/>
+            </w:pPr>
+            <w:r>
+              <w:t>View own request history</w:t>
+            </w:r>
+          </w:p>
+        </w:tc>
+        <w:tc>
+          <w:tcPr>
+            <w:tcW w:w="1369" w:type="dxa"/>
+          </w:tcPr>
+          <w:p>
+            <w:pPr>
+              <w:cnfStyle w:val="000000000000" w:firstRow="0" w:lastRow="0" w:firstColumn="0" w:lastColumn="0" w:oddVBand="0" w:evenVBand="0" w:oddHBand="0" w:evenHBand="0" w:firstRowFirstColumn="0" w:firstRowLastColumn="0" w:lastRowFirstColumn="0" w:lastRowLastColumn="0"/>
+            </w:pPr>
+            <w:r>
+              <w:t>See FR-004 AC</w:t>
+            </w:r>
+          </w:p>
+        </w:tc>
+        <w:tc>
+          <w:tcPr>
+            <w:tcW w:w="946" w:type="dxa"/>
+          </w:tcPr>
+          <w:p>
+            <w:pPr>
+              <w:cnfStyle w:val="000000000000" w:firstRow="0" w:lastRow="0" w:firstColumn="0" w:lastColumn="0" w:oddVBand="0" w:evenVBand="0" w:oddHBand="0" w:evenHBand="0" w:firstRowFirstColumn="0" w:firstRowLastColumn="0" w:lastRowFirstColumn="0" w:lastRowLastColumn="0"/>
+            </w:pPr>
+            <w:r>
+              <w:t>Pending M2</w:t>
+            </w:r>
+          </w:p>
+        </w:tc>
+        <w:tc>
+          <w:tcPr>
+            <w:tcW w:w="1075" w:type="dxa"/>
+          </w:tcPr>
+          <w:p>
+            <w:pPr>
+              <w:cnfStyle w:val="000000000000" w:firstRow="0" w:lastRow="0" w:firstColumn="0" w:lastColumn="0" w:oddVBand="0" w:evenVBand="0" w:oddHBand="0" w:evenHBand="0" w:firstRowFirstColumn="0" w:firstRowLastColumn="0" w:lastRowFirstColumn="0" w:lastRowLastColumn="0"/>
+            </w:pPr>
+            <w:r>
+              <w:t>Pending M3</w:t>
+            </w:r>
+          </w:p>
+        </w:tc>
+      </w:tr>
+      <w:tr>
+        <w:trPr>
+          <w:cnfStyle w:val="000000100000" w:firstRow="0" w:lastRow="0" w:firstColumn="0" w:lastColumn="0" w:oddVBand="0" w:evenVBand="0" w:oddHBand="1" w:evenHBand="0" w:firstRowFirstColumn="0" w:firstRowLastColumn="0" w:lastRowFirstColumn="0" w:lastRowLastColumn="0"/>
+        </w:trPr>
+        <w:tc>
+          <w:tcPr>
+            <w:cnfStyle w:val="001000000000" w:firstRow="0" w:lastRow="0" w:firstColumn="1" w:lastColumn="0" w:oddVBand="0" w:evenVBand="0" w:oddHBand="0" w:evenHBand="0" w:firstRowFirstColumn="0" w:firstRowLastColumn="0" w:lastRowFirstColumn="0" w:lastRowLastColumn="0"/>
+            <w:tcW w:w="1386" w:type="dxa"/>
+          </w:tcPr>
+          <w:p>
+            <w:r>
+              <w:t>Requester</w:t>
+            </w:r>
+          </w:p>
+        </w:tc>
+        <w:tc>
+          <w:tcPr>
+            <w:tcW w:w="1024" w:type="dxa"/>
+          </w:tcPr>
+          <w:p>
+            <w:pPr>
+              <w:cnfStyle w:val="000000100000" w:firstRow="0" w:lastRow="0" w:firstColumn="0" w:lastColumn="0" w:oddVBand="0" w:evenVBand="0" w:oddHBand="1" w:evenHBand="0" w:firstRowFirstColumn="0" w:firstRowLastColumn="0" w:lastRowFirstColumn="0" w:lastRowLastColumn="0"/>
+            </w:pPr>
+            <w:r>
+              <w:t>FR-005</w:t>
+            </w:r>
+          </w:p>
+        </w:tc>
+        <w:tc>
+          <w:tcPr>
+            <w:tcW w:w="3226" w:type="dxa"/>
+          </w:tcPr>
+          <w:p>
+            <w:pPr>
+              <w:cnfStyle w:val="000000100000" w:firstRow="0" w:lastRow="0" w:firstColumn="0" w:lastColumn="0" w:oddVBand="0" w:evenVBand="0" w:oddHBand="1" w:evenHBand="0" w:firstRowFirstColumn="0" w:firstRowLastColumn="0" w:lastRowFirstColumn="0" w:lastRowLastColumn="0"/>
+            </w:pPr>
+            <w:r>
+              <w:t>Feedback on status change</w:t>
+            </w:r>
+          </w:p>
+        </w:tc>
+        <w:tc>
+          <w:tcPr>
+            <w:tcW w:w="1369" w:type="dxa"/>
+          </w:tcPr>
+          <w:p>
+            <w:pPr>
+              <w:cnfStyle w:val="000000100000" w:firstRow="0" w:lastRow="0" w:firstColumn="0" w:lastColumn="0" w:oddVBand="0" w:evenVBand="0" w:oddHBand="1" w:evenHBand="0" w:firstRowFirstColumn="0" w:firstRowLastColumn="0" w:lastRowFirstColumn="0" w:lastRowLastColumn="0"/>
+            </w:pPr>
+            <w:r>
+              <w:t>See FR-005 AC</w:t>
+            </w:r>
+          </w:p>
+        </w:tc>
+        <w:tc>
+          <w:tcPr>
+            <w:tcW w:w="946" w:type="dxa"/>
+          </w:tcPr>
+          <w:p>
+            <w:pPr>
+              <w:cnfStyle w:val="000000100000" w:firstRow="0" w:lastRow="0" w:firstColumn="0" w:lastColumn="0" w:oddVBand="0" w:evenVBand="0" w:oddHBand="1" w:evenHBand="0" w:firstRowFirstColumn="0" w:firstRowLastColumn="0" w:lastRowFirstColumn="0" w:lastRowLastColumn="0"/>
+            </w:pPr>
+            <w:r>
+              <w:t>Pending M2</w:t>
+            </w:r>
+          </w:p>
+        </w:tc>
+        <w:tc>
+          <w:tcPr>
+            <w:tcW w:w="1075" w:type="dxa"/>
+          </w:tcPr>
+          <w:p>
+            <w:pPr>
+              <w:cnfStyle w:val="000000100000" w:firstRow="0" w:lastRow="0" w:firstColumn="0" w:lastColumn="0" w:oddVBand="0" w:evenVBand="0" w:oddHBand="1" w:evenHBand="0" w:firstRowFirstColumn="0" w:firstRowLastColumn="0" w:lastRowFirstColumn="0" w:lastRowLastColumn="0"/>
+            </w:pPr>
+            <w:r>
+              <w:t>Pending M3</w:t>
+            </w:r>
+          </w:p>
+        </w:tc>
+      </w:tr>
+      <w:tr>
+        <w:tc>
+          <w:tcPr>
+            <w:cnfStyle w:val="001000000000" w:firstRow="0" w:lastRow="0" w:firstColumn="1" w:lastColumn="0" w:oddVBand="0" w:evenVBand="0" w:oddHBand="0" w:evenHBand="0" w:firstRowFirstColumn="0" w:firstRowLastColumn="0" w:lastRowFirstColumn="0" w:lastRowLastColumn="0"/>
+            <w:tcW w:w="1386" w:type="dxa"/>
+          </w:tcPr>
+          <w:p>
+            <w:r>
+              <w:t>Security Constraint</w:t>
+            </w:r>
+          </w:p>
+        </w:tc>
+        <w:tc>
+          <w:tcPr>
+            <w:tcW w:w="1024" w:type="dxa"/>
+          </w:tcPr>
+          <w:p>
+            <w:pPr>
+              <w:cnfStyle w:val="000000000000" w:firstRow="0" w:lastRow="0" w:firstColumn="0" w:lastColumn="0" w:oddVBand="0" w:evenVBand="0" w:oddHBand="0" w:evenHBand="0" w:firstRowFirstColumn="0" w:firstRowLastColumn="0" w:lastRowFirstColumn="0" w:lastRowLastColumn="0"/>
+            </w:pPr>
+            <w:r>
+              <w:t>FR-006</w:t>
+            </w:r>
+          </w:p>
+        </w:tc>
+        <w:tc>
+          <w:tcPr>
+            <w:tcW w:w="3226" w:type="dxa"/>
+          </w:tcPr>
+          <w:p>
+            <w:pPr>
+              <w:cnfStyle w:val="000000000000" w:firstRow="0" w:lastRow="0" w:firstColumn="0" w:lastColumn="0" w:oddVBand="0" w:evenVBand="0" w:oddHBand="0" w:evenHBand="0" w:firstRowFirstColumn="0" w:firstRowLastColumn="0" w:lastRowFirstColumn="0" w:lastRowLastColumn="0"/>
+            </w:pPr>
+            <w:r>
+              <w:t>Role-based access control</w:t>
+            </w:r>
+          </w:p>
+        </w:tc>
+        <w:tc>
+          <w:tcPr>
+            <w:tcW w:w="1369" w:type="dxa"/>
+          </w:tcPr>
+          <w:p>
+            <w:pPr>
+              <w:cnfStyle w:val="000000000000" w:firstRow="0" w:lastRow="0" w:firstColumn="0" w:lastColumn="0" w:oddVBand="0" w:evenVBand="0" w:oddHBand="0" w:evenHBand="0" w:firstRowFirstColumn="0" w:firstRowLastColumn="0" w:lastRowFirstColumn="0" w:lastRowLastColumn="0"/>
+            </w:pPr>
+            <w:r>
+              <w:t>See FR-006 AC</w:t>
+            </w:r>
+          </w:p>
+        </w:tc>
+        <w:tc>
+          <w:tcPr>
+            <w:tcW w:w="946" w:type="dxa"/>
+          </w:tcPr>
+          <w:p>
+            <w:pPr>
+              <w:cnfStyle w:val="000000000000" w:firstRow="0" w:lastRow="0" w:firstColumn="0" w:lastColumn="0" w:oddVBand="0" w:evenVBand="0" w:oddHBand="0" w:evenHBand="0" w:firstRowFirstColumn="0" w:firstRowLastColumn="0" w:lastRowFirstColumn="0" w:lastRowLastColumn="0"/>
+            </w:pPr>
+            <w:r>
+              <w:t>Pending M2</w:t>
+            </w:r>
+          </w:p>
+        </w:tc>
+        <w:tc>
+          <w:tcPr>
+            <w:tcW w:w="1075" w:type="dxa"/>
+          </w:tcPr>
+          <w:p>
+            <w:pPr>
+              <w:cnfStyle w:val="000000000000" w:firstRow="0" w:lastRow="0" w:firstColumn="0" w:lastColumn="0" w:oddVBand="0" w:evenVBand="0" w:oddHBand="0" w:evenHBand="0" w:firstRowFirstColumn="0" w:firstRowLastColumn="0" w:lastRowFirstColumn="0" w:lastRowLastColumn="0"/>
+            </w:pPr>
+            <w:r>
+              <w:t>Pending M3</w:t>
+            </w:r>
+          </w:p>
+        </w:tc>
+      </w:tr>
+      <w:tr>
+        <w:trPr>
+          <w:cnfStyle w:val="000000100000" w:firstRow="0" w:lastRow="0" w:firstColumn="0" w:lastColumn="0" w:oddVBand="0" w:evenVBand="0" w:oddHBand="1" w:evenHBand="0" w:firstRowFirstColumn="0" w:firstRowLastColumn="0" w:lastRowFirstColumn="0" w:lastRowLastColumn="0"/>
+        </w:trPr>
+        <w:tc>
+          <w:tcPr>
+            <w:cnfStyle w:val="001000000000" w:firstRow="0" w:lastRow="0" w:firstColumn="1" w:lastColumn="0" w:oddVBand="0" w:evenVBand="0" w:oddHBand="0" w:evenHBand="0" w:firstRowFirstColumn="0" w:firstRowLastColumn="0" w:lastRowFirstColumn="0" w:lastRowLastColumn="0"/>
+            <w:tcW w:w="1386" w:type="dxa"/>
+          </w:tcPr>
+          <w:p>
+            <w:r>
+              <w:t>Staff</w:t>
+            </w:r>
+          </w:p>
+        </w:tc>
+        <w:tc>
+          <w:tcPr>
+            <w:tcW w:w="1024" w:type="dxa"/>
+          </w:tcPr>
+          <w:p>
+            <w:pPr>
+              <w:cnfStyle w:val="000000100000" w:firstRow="0" w:lastRow="0" w:firstColumn="0" w:lastColumn="0" w:oddVBand="0" w:evenVBand="0" w:oddHBand="1" w:evenHBand="0" w:firstRowFirstColumn="0" w:firstRowLastColumn="0" w:lastRowFirstColumn="0" w:lastRowLastColumn="0"/>
+            </w:pPr>
+            <w:r>
+              <w:t>FR-007</w:t>
+            </w:r>
+          </w:p>
+        </w:tc>
+        <w:tc>
+          <w:tcPr>
+            <w:tcW w:w="3226" w:type="dxa"/>
+          </w:tcPr>
+          <w:p>
+            <w:pPr>
+              <w:cnfStyle w:val="000000100000" w:firstRow="0" w:lastRow="0" w:firstColumn="0" w:lastColumn="0" w:oddVBand="0" w:evenVBand="0" w:oddHBand="1" w:evenHBand="0" w:firstRowFirstColumn="0" w:firstRowLastColumn="0" w:lastRowFirstColumn="0" w:lastRowLastColumn="0"/>
+            </w:pPr>
+            <w:r>
+              <w:t>View relevant requests</w:t>
+            </w:r>
+          </w:p>
+        </w:tc>
+        <w:tc>
+          <w:tcPr>
+            <w:tcW w:w="1369" w:type="dxa"/>
+          </w:tcPr>
+          <w:p>
+            <w:pPr>
+              <w:cnfStyle w:val="000000100000" w:firstRow="0" w:lastRow="0" w:firstColumn="0" w:lastColumn="0" w:oddVBand="0" w:evenVBand="0" w:oddHBand="1" w:evenHBand="0" w:firstRowFirstColumn="0" w:firstRowLastColumn="0" w:lastRowFirstColumn="0" w:lastRowLastColumn="0"/>
+            </w:pPr>
+            <w:r>
+              <w:t>See FR-007 AC</w:t>
+            </w:r>
+          </w:p>
+        </w:tc>
+        <w:tc>
+          <w:tcPr>
+            <w:tcW w:w="946" w:type="dxa"/>
+          </w:tcPr>
+          <w:p>
+            <w:pPr>
+              <w:cnfStyle w:val="000000100000" w:firstRow="0" w:lastRow="0" w:firstColumn="0" w:lastColumn="0" w:oddVBand="0" w:evenVBand="0" w:oddHBand="1" w:evenHBand="0" w:firstRowFirstColumn="0" w:firstRowLastColumn="0" w:lastRowFirstColumn="0" w:lastRowLastColumn="0"/>
+            </w:pPr>
+            <w:r>
+              <w:t>Pending M2</w:t>
+            </w:r>
+          </w:p>
+        </w:tc>
+        <w:tc>
+          <w:tcPr>
+            <w:tcW w:w="1075" w:type="dxa"/>
+          </w:tcPr>
+          <w:p>
+            <w:pPr>
+              <w:cnfStyle w:val="000000100000" w:firstRow="0" w:lastRow="0" w:firstColumn="0" w:lastColumn="0" w:oddVBand="0" w:evenVBand="0" w:oddHBand="1" w:evenHBand="0" w:firstRowFirstColumn="0" w:firstRowLastColumn="0" w:lastRowFirstColumn="0" w:lastRowLastColumn="0"/>
+            </w:pPr>
+            <w:r>
+              <w:t>Pending M3</w:t>
+            </w:r>
+          </w:p>
+        </w:tc>
+      </w:tr>
+      <w:tr>
+        <w:tc>
+          <w:tcPr>
+            <w:cnfStyle w:val="001000000000" w:firstRow="0" w:lastRow="0" w:firstColumn="1" w:lastColumn="0" w:oddVBand="0" w:evenVBand="0" w:oddHBand="0" w:evenHBand="0" w:firstRowFirstColumn="0" w:firstRowLastColumn="0" w:lastRowFirstColumn="0" w:lastRowLastColumn="0"/>
+            <w:tcW w:w="1386" w:type="dxa"/>
+          </w:tcPr>
+          <w:p>
+            <w:r>
+              <w:t>Staff</w:t>
+            </w:r>
+          </w:p>
+        </w:tc>
+        <w:tc>
+          <w:tcPr>
+            <w:tcW w:w="1024" w:type="dxa"/>
+          </w:tcPr>
+          <w:p>
+            <w:pPr>
+              <w:cnfStyle w:val="000000000000" w:firstRow="0" w:lastRow="0" w:firstColumn="0" w:lastColumn="0" w:oddVBand="0" w:evenVBand="0" w:oddHBand="0" w:evenHBand="0" w:firstRowFirstColumn="0" w:firstRowLastColumn="0" w:lastRowFirstColumn="0" w:lastRowLastColumn="0"/>
+            </w:pPr>
+            <w:r>
+              <w:t>FR-008</w:t>
+            </w:r>
+          </w:p>
+        </w:tc>
+        <w:tc>
+          <w:tcPr>
+            <w:tcW w:w="3226" w:type="dxa"/>
+          </w:tcPr>
+          <w:p>
+            <w:pPr>
+              <w:cnfStyle w:val="000000000000" w:firstRow="0" w:lastRow="0" w:firstColumn="0" w:lastColumn="0" w:oddVBand="0" w:evenVBand="0" w:oddHBand="0" w:evenHBand="0" w:firstRowFirstColumn="0" w:firstRowLastColumn="0" w:lastRowFirstColumn="0" w:lastRowLastColumn="0"/>
+            </w:pPr>
+            <w:r>
+              <w:t>Search/filter/sort</w:t>
+            </w:r>
+          </w:p>
+        </w:tc>
+        <w:tc>
+          <w:tcPr>
+            <w:tcW w:w="1369" w:type="dxa"/>
+          </w:tcPr>
+          <w:p>
+            <w:pPr>
+              <w:cnfStyle w:val="000000000000" w:firstRow="0" w:lastRow="0" w:firstColumn="0" w:lastColumn="0" w:oddVBand="0" w:evenVBand="0" w:oddHBand="0" w:evenHBand="0" w:firstRowFirstColumn="0" w:firstRowLastColumn="0" w:lastRowFirstColumn="0" w:lastRowLastColumn="0"/>
+            </w:pPr>
+            <w:r>
+              <w:t>See FR-008 AC</w:t>
+            </w:r>
+          </w:p>
+        </w:tc>
+        <w:tc>
+          <w:tcPr>
+            <w:tcW w:w="946" w:type="dxa"/>
+          </w:tcPr>
+          <w:p>
+            <w:pPr>
+              <w:cnfStyle w:val="000000000000" w:firstRow="0" w:lastRow="0" w:firstColumn="0" w:lastColumn="0" w:oddVBand="0" w:evenVBand="0" w:oddHBand="0" w:evenHBand="0" w:firstRowFirstColumn="0" w:firstRowLastColumn="0" w:lastRowFirstColumn="0" w:lastRowLastColumn="0"/>
+            </w:pPr>
+            <w:r>
+              <w:t>Pending M2</w:t>
+            </w:r>
+          </w:p>
+        </w:tc>
+        <w:tc>
+          <w:tcPr>
+            <w:tcW w:w="1075" w:type="dxa"/>
+          </w:tcPr>
+          <w:p>
+            <w:pPr>
+              <w:cnfStyle w:val="000000000000" w:firstRow="0" w:lastRow="0" w:firstColumn="0" w:lastColumn="0" w:oddVBand="0" w:evenVBand="0" w:oddHBand="0" w:evenHBand="0" w:firstRowFirstColumn="0" w:firstRowLastColumn="0" w:lastRowFirstColumn="0" w:lastRowLastColumn="0"/>
+            </w:pPr>
+            <w:r>
+              <w:t>Pending M3</w:t>
+            </w:r>
+          </w:p>
+        </w:tc>
+      </w:tr>
+      <w:tr>
+        <w:trPr>
+          <w:cnfStyle w:val="000000100000" w:firstRow="0" w:lastRow="0" w:firstColumn="0" w:lastColumn="0" w:oddVBand="0" w:evenVBand="0" w:oddHBand="1" w:evenHBand="0" w:firstRowFirstColumn="0" w:firstRowLastColumn="0" w:lastRowFirstColumn="0" w:lastRowLastColumn="0"/>
+        </w:trPr>
+        <w:tc>
+          <w:tcPr>
+            <w:cnfStyle w:val="001000000000" w:firstRow="0" w:lastRow="0" w:firstColumn="1" w:lastColumn="0" w:oddVBand="0" w:evenVBand="0" w:oddHBand="0" w:evenHBand="0" w:firstRowFirstColumn="0" w:firstRowLastColumn="0" w:lastRowFirstColumn="0" w:lastRowLastColumn="0"/>
+            <w:tcW w:w="1386" w:type="dxa"/>
+          </w:tcPr>
+          <w:p>
+            <w:r>
+              <w:t>Staff</w:t>
+            </w:r>
+          </w:p>
+        </w:tc>
+        <w:tc>
+          <w:tcPr>
+            <w:tcW w:w="1024" w:type="dxa"/>
+          </w:tcPr>
+          <w:p>
+            <w:pPr>
+              <w:cnfStyle w:val="000000100000" w:firstRow="0" w:lastRow="0" w:firstColumn="0" w:lastColumn="0" w:oddVBand="0" w:evenVBand="0" w:oddHBand="1" w:evenHBand="0" w:firstRowFirstColumn="0" w:firstRowLastColumn="0" w:lastRowFirstColumn="0" w:lastRowLastColumn="0"/>
+            </w:pPr>
+            <w:r>
+              <w:t>FR-009</w:t>
+            </w:r>
+          </w:p>
+        </w:tc>
+        <w:tc>
+          <w:tcPr>
+            <w:tcW w:w="3226" w:type="dxa"/>
+          </w:tcPr>
+          <w:p>
+            <w:pPr>
+              <w:cnfStyle w:val="000000100000" w:firstRow="0" w:lastRow="0" w:firstColumn="0" w:lastColumn="0" w:oddVBand="0" w:evenVBand="0" w:oddHBand="1" w:evenHBand="0" w:firstRowFirstColumn="0" w:firstRowLastColumn="0" w:lastRowFirstColumn="0" w:lastRowLastColumn="0"/>
+            </w:pPr>
+            <w:r>
+              <w:t>View full request details</w:t>
+            </w:r>
+          </w:p>
+        </w:tc>
+        <w:tc>
+          <w:tcPr>
+            <w:tcW w:w="1369" w:type="dxa"/>
+          </w:tcPr>
+          <w:p>
+            <w:pPr>
+              <w:cnfStyle w:val="000000100000" w:firstRow="0" w:lastRow="0" w:firstColumn="0" w:lastColumn="0" w:oddVBand="0" w:evenVBand="0" w:oddHBand="1" w:evenHBand="0" w:firstRowFirstColumn="0" w:firstRowLastColumn="0" w:lastRowFirstColumn="0" w:lastRowLastColumn="0"/>
+            </w:pPr>
+            <w:r>
+              <w:t>See FR-009 AC</w:t>
+            </w:r>
+          </w:p>
+        </w:tc>
+        <w:tc>
+          <w:tcPr>
+            <w:tcW w:w="946" w:type="dxa"/>
+          </w:tcPr>
+          <w:p>
+            <w:pPr>
+              <w:cnfStyle w:val="000000100000" w:firstRow="0" w:lastRow="0" w:firstColumn="0" w:lastColumn="0" w:oddVBand="0" w:evenVBand="0" w:oddHBand="1" w:evenHBand="0" w:firstRowFirstColumn="0" w:firstRowLastColumn="0" w:lastRowFirstColumn="0" w:lastRowLastColumn="0"/>
+            </w:pPr>
+            <w:r>
+              <w:t>Pending M2</w:t>
+            </w:r>
+          </w:p>
+        </w:tc>
+        <w:tc>
+          <w:tcPr>
+            <w:tcW w:w="1075" w:type="dxa"/>
+          </w:tcPr>
+          <w:p>
+            <w:pPr>
+              <w:cnfStyle w:val="000000100000" w:firstRow="0" w:lastRow="0" w:firstColumn="0" w:lastColumn="0" w:oddVBand="0" w:evenVBand="0" w:oddHBand="1" w:evenHBand="0" w:firstRowFirstColumn="0" w:firstRowLastColumn="0" w:lastRowFirstColumn="0" w:lastRowLastColumn="0"/>
+            </w:pPr>
+            <w:r>
+              <w:t>Pending M3</w:t>
+            </w:r>
+          </w:p>
+        </w:tc>
+      </w:tr>
+      <w:tr>
+        <w:tc>
+          <w:tcPr>
+            <w:cnfStyle w:val="001000000000" w:firstRow="0" w:lastRow="0" w:firstColumn="1" w:lastColumn="0" w:oddVBand="0" w:evenVBand="0" w:oddHBand="0" w:evenHBand="0" w:firstRowFirstColumn="0" w:firstRowLastColumn="0" w:lastRowFirstColumn="0" w:lastRowLastColumn="0"/>
+            <w:tcW w:w="1386" w:type="dxa"/>
+          </w:tcPr>
+          <w:p>
+            <w:r>
+              <w:lastRenderedPageBreak/>
+              <w:t>Staff</w:t>
+            </w:r>
+          </w:p>
+        </w:tc>
+        <w:tc>
+          <w:tcPr>
+            <w:tcW w:w="1024" w:type="dxa"/>
+          </w:tcPr>
+          <w:p>
+            <w:pPr>
+              <w:cnfStyle w:val="000000000000" w:firstRow="0" w:lastRow="0" w:firstColumn="0" w:lastColumn="0" w:oddVBand="0" w:evenVBand="0" w:oddHBand="0" w:evenHBand="0" w:firstRowFirstColumn="0" w:firstRowLastColumn="0" w:lastRowFirstColumn="0" w:lastRowLastColumn="0"/>
+            </w:pPr>
+            <w:r>
+              <w:t>FR-010</w:t>
+            </w:r>
+          </w:p>
+        </w:tc>
+        <w:tc>
+          <w:tcPr>
+            <w:tcW w:w="3226" w:type="dxa"/>
+          </w:tcPr>
+          <w:p>
+            <w:pPr>
+              <w:cnfStyle w:val="000000000000" w:firstRow="0" w:lastRow="0" w:firstColumn="0" w:lastColumn="0" w:oddVBand="0" w:evenVBand="0" w:oddHBand="0" w:evenHBand="0" w:firstRowFirstColumn="0" w:firstRowLastColumn="0" w:lastRowFirstColumn="0" w:lastRowLastColumn="0"/>
+            </w:pPr>
+            <w:r>
+              <w:t>Assign/accept request</w:t>
+            </w:r>
+          </w:p>
+        </w:tc>
+        <w:tc>
+          <w:tcPr>
+            <w:tcW w:w="1369" w:type="dxa"/>
+          </w:tcPr>
+          <w:p>
+            <w:pPr>
+              <w:cnfStyle w:val="000000000000" w:firstRow="0" w:lastRow="0" w:firstColumn="0" w:lastColumn="0" w:oddVBand="0" w:evenVBand="0" w:oddHBand="0" w:evenHBand="0" w:firstRowFirstColumn="0" w:firstRowLastColumn="0" w:lastRowFirstColumn="0" w:lastRowLastColumn="0"/>
+            </w:pPr>
+            <w:r>
+              <w:t>See FR-010 AC</w:t>
+            </w:r>
+          </w:p>
+        </w:tc>
+        <w:tc>
+          <w:tcPr>
+            <w:tcW w:w="946" w:type="dxa"/>
+          </w:tcPr>
+          <w:p>
+            <w:pPr>
+              <w:cnfStyle w:val="000000000000" w:firstRow="0" w:lastRow="0" w:firstColumn="0" w:lastColumn="0" w:oddVBand="0" w:evenVBand="0" w:oddHBand="0" w:evenHBand="0" w:firstRowFirstColumn="0" w:firstRowLastColumn="0" w:lastRowFirstColumn="0" w:lastRowLastColumn="0"/>
+            </w:pPr>
+            <w:r>
+              <w:t>Pending M2</w:t>
+            </w:r>
+          </w:p>
+        </w:tc>
+        <w:tc>
+          <w:tcPr>
+            <w:tcW w:w="1075" w:type="dxa"/>
+          </w:tcPr>
+          <w:p>
+            <w:pPr>
+              <w:cnfStyle w:val="000000000000" w:firstRow="0" w:lastRow="0" w:firstColumn="0" w:lastColumn="0" w:oddVBand="0" w:evenVBand="0" w:oddHBand="0" w:evenHBand="0" w:firstRowFirstColumn="0" w:firstRowLastColumn="0" w:lastRowFirstColumn="0" w:lastRowLastColumn="0"/>
+            </w:pPr>
+            <w:r>
+              <w:t>Pending M3</w:t>
+            </w:r>
+          </w:p>
+        </w:tc>
+      </w:tr>
+      <w:tr>
+        <w:trPr>
+          <w:cnfStyle w:val="000000100000" w:firstRow="0" w:lastRow="0" w:firstColumn="0" w:lastColumn="0" w:oddVBand="0" w:evenVBand="0" w:oddHBand="1" w:evenHBand="0" w:firstRowFirstColumn="0" w:firstRowLastColumn="0" w:lastRowFirstColumn="0" w:lastRowLastColumn="0"/>
+        </w:trPr>
+        <w:tc>
+          <w:tcPr>
+            <w:cnfStyle w:val="001000000000" w:firstRow="0" w:lastRow="0" w:firstColumn="1" w:lastColumn="0" w:oddVBand="0" w:evenVBand="0" w:oddHBand="0" w:evenHBand="0" w:firstRowFirstColumn="0" w:firstRowLastColumn="0" w:lastRowFirstColumn="0" w:lastRowLastColumn="0"/>
+            <w:tcW w:w="1386" w:type="dxa"/>
+          </w:tcPr>
+          <w:p>
+            <w:r>
+              <w:t>Staff</w:t>
+            </w:r>
+          </w:p>
+        </w:tc>
+        <w:tc>
+          <w:tcPr>
+            <w:tcW w:w="1024" w:type="dxa"/>
+          </w:tcPr>
+          <w:p>
+            <w:pPr>
+              <w:cnfStyle w:val="000000100000" w:firstRow="0" w:lastRow="0" w:firstColumn="0" w:lastColumn="0" w:oddVBand="0" w:evenVBand="0" w:oddHBand="1" w:evenHBand="0" w:firstRowFirstColumn="0" w:firstRowLastColumn="0" w:lastRowFirstColumn="0" w:lastRowLastColumn="0"/>
+            </w:pPr>
+            <w:r>
+              <w:t>FR-011</w:t>
+            </w:r>
+          </w:p>
+        </w:tc>
+        <w:tc>
+          <w:tcPr>
+            <w:tcW w:w="3226" w:type="dxa"/>
+          </w:tcPr>
+          <w:p>
+            <w:pPr>
+              <w:cnfStyle w:val="000000100000" w:firstRow="0" w:lastRow="0" w:firstColumn="0" w:lastColumn="0" w:oddVBand="0" w:evenVBand="0" w:oddHBand="1" w:evenHBand="0" w:firstRowFirstColumn="0" w:firstRowLastColumn="0" w:lastRowFirstColumn="0" w:lastRowLastColumn="0"/>
+            </w:pPr>
+            <w:r>
+              <w:t>Controlled status transitions</w:t>
+            </w:r>
+          </w:p>
+        </w:tc>
+        <w:tc>
+          <w:tcPr>
+            <w:tcW w:w="1369" w:type="dxa"/>
+          </w:tcPr>
+          <w:p>
+            <w:pPr>
+              <w:cnfStyle w:val="000000100000" w:firstRow="0" w:lastRow="0" w:firstColumn="0" w:lastColumn="0" w:oddVBand="0" w:evenVBand="0" w:oddHBand="1" w:evenHBand="0" w:firstRowFirstColumn="0" w:firstRowLastColumn="0" w:lastRowFirstColumn="0" w:lastRowLastColumn="0"/>
+            </w:pPr>
+            <w:r>
+              <w:t>See FR-011 AC</w:t>
+            </w:r>
+          </w:p>
+        </w:tc>
+        <w:tc>
+          <w:tcPr>
+            <w:tcW w:w="946" w:type="dxa"/>
+          </w:tcPr>
+          <w:p>
+            <w:pPr>
+              <w:cnfStyle w:val="000000100000" w:firstRow="0" w:lastRow="0" w:firstColumn="0" w:lastColumn="0" w:oddVBand="0" w:evenVBand="0" w:oddHBand="1" w:evenHBand="0" w:firstRowFirstColumn="0" w:firstRowLastColumn="0" w:lastRowFirstColumn="0" w:lastRowLastColumn="0"/>
+            </w:pPr>
+            <w:r>
+              <w:t>Pending M2</w:t>
+            </w:r>
+          </w:p>
+        </w:tc>
+        <w:tc>
+          <w:tcPr>
+            <w:tcW w:w="1075" w:type="dxa"/>
+          </w:tcPr>
+          <w:p>
+            <w:pPr>
+              <w:cnfStyle w:val="000000100000" w:firstRow="0" w:lastRow="0" w:firstColumn="0" w:lastColumn="0" w:oddVBand="0" w:evenVBand="0" w:oddHBand="1" w:evenHBand="0" w:firstRowFirstColumn="0" w:firstRowLastColumn="0" w:lastRowFirstColumn="0" w:lastRowLastColumn="0"/>
+            </w:pPr>
+            <w:r>
+              <w:t>Pending M3</w:t>
+            </w:r>
+          </w:p>
+        </w:tc>
+      </w:tr>
+      <w:tr>
+        <w:tc>
+          <w:tcPr>
+            <w:cnfStyle w:val="001000000000" w:firstRow="0" w:lastRow="0" w:firstColumn="1" w:lastColumn="0" w:oddVBand="0" w:evenVBand="0" w:oddHBand="0" w:evenHBand="0" w:firstRowFirstColumn="0" w:firstRowLastColumn="0" w:lastRowFirstColumn="0" w:lastRowLastColumn="0"/>
+            <w:tcW w:w="1386" w:type="dxa"/>
+          </w:tcPr>
+          <w:p>
+            <w:r>
+              <w:t>Staff</w:t>
+            </w:r>
+          </w:p>
+        </w:tc>
+        <w:tc>
+          <w:tcPr>
+            <w:tcW w:w="1024" w:type="dxa"/>
+          </w:tcPr>
+          <w:p>
+            <w:pPr>
+              <w:cnfStyle w:val="000000000000" w:firstRow="0" w:lastRow="0" w:firstColumn="0" w:lastColumn="0" w:oddVBand="0" w:evenVBand="0" w:oddHBand="0" w:evenHBand="0" w:firstRowFirstColumn="0" w:firstRowLastColumn="0" w:lastRowFirstColumn="0" w:lastRowLastColumn="0"/>
+            </w:pPr>
+            <w:r>
+              <w:t>FR-012</w:t>
+            </w:r>
+          </w:p>
+        </w:tc>
+        <w:tc>
+          <w:tcPr>
+            <w:tcW w:w="3226" w:type="dxa"/>
+          </w:tcPr>
+          <w:p>
+            <w:pPr>
+              <w:cnfStyle w:val="000000000000" w:firstRow="0" w:lastRow="0" w:firstColumn="0" w:lastColumn="0" w:oddVBand="0" w:evenVBand="0" w:oddHBand="0" w:evenHBand="0" w:firstRowFirstColumn="0" w:firstRowLastColumn="0" w:lastRowFirstColumn="0" w:lastRowLastColumn="0"/>
+            </w:pPr>
+            <w:r>
+              <w:t>Record actions/comments</w:t>
+            </w:r>
+          </w:p>
+        </w:tc>
+        <w:tc>
+          <w:tcPr>
+            <w:tcW w:w="1369" w:type="dxa"/>
+          </w:tcPr>
+          <w:p>
+            <w:pPr>
+              <w:cnfStyle w:val="000000000000" w:firstRow="0" w:lastRow="0" w:firstColumn="0" w:lastColumn="0" w:oddVBand="0" w:evenVBand="0" w:oddHBand="0" w:evenHBand="0" w:firstRowFirstColumn="0" w:firstRowLastColumn="0" w:lastRowFirstColumn="0" w:lastRowLastColumn="0"/>
+            </w:pPr>
+            <w:r>
+              <w:t>See FR-012 AC</w:t>
+            </w:r>
+          </w:p>
+        </w:tc>
+        <w:tc>
+          <w:tcPr>
+            <w:tcW w:w="946" w:type="dxa"/>
+          </w:tcPr>
+          <w:p>
+            <w:pPr>
+              <w:cnfStyle w:val="000000000000" w:firstRow="0" w:lastRow="0" w:firstColumn="0" w:lastColumn="0" w:oddVBand="0" w:evenVBand="0" w:oddHBand="0" w:evenHBand="0" w:firstRowFirstColumn="0" w:firstRowLastColumn="0" w:lastRowFirstColumn="0" w:lastRowLastColumn="0"/>
+            </w:pPr>
+            <w:r>
+              <w:t>Pending M2</w:t>
+            </w:r>
+          </w:p>
+        </w:tc>
+        <w:tc>
+          <w:tcPr>
+            <w:tcW w:w="1075" w:type="dxa"/>
+          </w:tcPr>
+          <w:p>
+            <w:pPr>
+              <w:cnfStyle w:val="000000000000" w:firstRow="0" w:lastRow="0" w:firstColumn="0" w:lastColumn="0" w:oddVBand="0" w:evenVBand="0" w:oddHBand="0" w:evenHBand="0" w:firstRowFirstColumn="0" w:firstRowLastColumn="0" w:lastRowFirstColumn="0" w:lastRowLastColumn="0"/>
+            </w:pPr>
+            <w:r>
+              <w:t>Pending M3</w:t>
+            </w:r>
+          </w:p>
+        </w:tc>
+      </w:tr>
+      <w:tr>
+        <w:trPr>
+          <w:cnfStyle w:val="000000100000" w:firstRow="0" w:lastRow="0" w:firstColumn="0" w:lastColumn="0" w:oddVBand="0" w:evenVBand="0" w:oddHBand="1" w:evenHBand="0" w:firstRowFirstColumn="0" w:firstRowLastColumn="0" w:lastRowFirstColumn="0" w:lastRowLastColumn="0"/>
+        </w:trPr>
+        <w:tc>
+          <w:tcPr>
+            <w:cnfStyle w:val="001000000000" w:firstRow="0" w:lastRow="0" w:firstColumn="1" w:lastColumn="0" w:oddVBand="0" w:evenVBand="0" w:oddHBand="0" w:evenHBand="0" w:firstRowFirstColumn="0" w:firstRowLastColumn="0" w:lastRowFirstColumn="0" w:lastRowLastColumn="0"/>
+            <w:tcW w:w="1386" w:type="dxa"/>
+          </w:tcPr>
+          <w:p>
+            <w:r>
+              <w:t>Staff</w:t>
+            </w:r>
+          </w:p>
+        </w:tc>
+        <w:tc>
+          <w:tcPr>
+            <w:tcW w:w="1024" w:type="dxa"/>
+          </w:tcPr>
+          <w:p>
+            <w:pPr>
+              <w:cnfStyle w:val="000000100000" w:firstRow="0" w:lastRow="0" w:firstColumn="0" w:lastColumn="0" w:oddVBand="0" w:evenVBand="0" w:oddHBand="1" w:evenHBand="0" w:firstRowFirstColumn="0" w:firstRowLastColumn="0" w:lastRowFirstColumn="0" w:lastRowLastColumn="0"/>
+            </w:pPr>
+            <w:r>
+              <w:t>FR-013</w:t>
+            </w:r>
+          </w:p>
+        </w:tc>
+        <w:tc>
+          <w:tcPr>
+            <w:tcW w:w="3226" w:type="dxa"/>
+          </w:tcPr>
+          <w:p>
+            <w:pPr>
+              <w:cnfStyle w:val="000000100000" w:firstRow="0" w:lastRow="0" w:firstColumn="0" w:lastColumn="0" w:oddVBand="0" w:evenVBand="0" w:oddHBand="1" w:evenHBand="0" w:firstRowFirstColumn="0" w:firstRowLastColumn="0" w:lastRowFirstColumn="0" w:lastRowLastColumn="0"/>
+            </w:pPr>
+            <w:r>
+              <w:t>Resolve/close request</w:t>
+            </w:r>
+          </w:p>
+        </w:tc>
+        <w:tc>
+          <w:tcPr>
+            <w:tcW w:w="1369" w:type="dxa"/>
+          </w:tcPr>
+          <w:p>
+            <w:pPr>
+              <w:cnfStyle w:val="000000100000" w:firstRow="0" w:lastRow="0" w:firstColumn="0" w:lastColumn="0" w:oddVBand="0" w:evenVBand="0" w:oddHBand="1" w:evenHBand="0" w:firstRowFirstColumn="0" w:firstRowLastColumn="0" w:lastRowFirstColumn="0" w:lastRowLastColumn="0"/>
+            </w:pPr>
+            <w:r>
+              <w:t>See FR-013 AC</w:t>
+            </w:r>
+          </w:p>
+        </w:tc>
+        <w:tc>
+          <w:tcPr>
+            <w:tcW w:w="946" w:type="dxa"/>
+          </w:tcPr>
+          <w:p>
+            <w:pPr>
+              <w:cnfStyle w:val="000000100000" w:firstRow="0" w:lastRow="0" w:firstColumn="0" w:lastColumn="0" w:oddVBand="0" w:evenVBand="0" w:oddHBand="1" w:evenHBand="0" w:firstRowFirstColumn="0" w:firstRowLastColumn="0" w:lastRowFirstColumn="0" w:lastRowLastColumn="0"/>
+            </w:pPr>
+            <w:r>
+              <w:t>Pending M2</w:t>
+            </w:r>
+          </w:p>
+        </w:tc>
+        <w:tc>
+          <w:tcPr>
+            <w:tcW w:w="1075" w:type="dxa"/>
+          </w:tcPr>
+          <w:p>
+            <w:pPr>
+              <w:cnfStyle w:val="000000100000" w:firstRow="0" w:lastRow="0" w:firstColumn="0" w:lastColumn="0" w:oddVBand="0" w:evenVBand="0" w:oddHBand="1" w:evenHBand="0" w:firstRowFirstColumn="0" w:firstRowLastColumn="0" w:lastRowFirstColumn="0" w:lastRowLastColumn="0"/>
+            </w:pPr>
+            <w:r>
+              <w:t>Pending M3</w:t>
+            </w:r>
+          </w:p>
+        </w:tc>
+      </w:tr>
+      <w:tr>
+        <w:tc>
+          <w:tcPr>
+            <w:cnfStyle w:val="001000000000" w:firstRow="0" w:lastRow="0" w:firstColumn="1" w:lastColumn="0" w:oddVBand="0" w:evenVBand="0" w:oddHBand="0" w:evenHBand="0" w:firstRowFirstColumn="0" w:firstRowLastColumn="0" w:lastRowFirstColumn="0" w:lastRowLastColumn="0"/>
+            <w:tcW w:w="1386" w:type="dxa"/>
+          </w:tcPr>
+          <w:p>
+            <w:r>
+              <w:t>Manager</w:t>
+            </w:r>
+          </w:p>
+        </w:tc>
+        <w:tc>
+          <w:tcPr>
+            <w:tcW w:w="1024" w:type="dxa"/>
+          </w:tcPr>
+          <w:p>
+            <w:pPr>
+              <w:cnfStyle w:val="000000000000" w:firstRow="0" w:lastRow="0" w:firstColumn="0" w:lastColumn="0" w:oddVBand="0" w:evenVBand="0" w:oddHBand="0" w:evenHBand="0" w:firstRowFirstColumn="0" w:firstRowLastColumn="0" w:lastRowFirstColumn="0" w:lastRowLastColumn="0"/>
+            </w:pPr>
+            <w:r>
+              <w:t>FR-014</w:t>
+            </w:r>
+          </w:p>
+        </w:tc>
+        <w:tc>
+          <w:tcPr>
+            <w:tcW w:w="3226" w:type="dxa"/>
+          </w:tcPr>
+          <w:p>
+            <w:pPr>
+              <w:cnfStyle w:val="000000000000" w:firstRow="0" w:lastRow="0" w:firstColumn="0" w:lastColumn="0" w:oddVBand="0" w:evenVBand="0" w:oddHBand="0" w:evenHBand="0" w:firstRowFirstColumn="0" w:firstRowLastColumn="0" w:lastRowFirstColumn="0" w:lastRowLastColumn="0"/>
+            </w:pPr>
+            <w:r>
+              <w:t>Aggregate activity view</w:t>
+            </w:r>
+          </w:p>
+        </w:tc>
+        <w:tc>
+          <w:tcPr>
+            <w:tcW w:w="1369" w:type="dxa"/>
+          </w:tcPr>
+          <w:p>
+            <w:pPr>
+              <w:cnfStyle w:val="000000000000" w:firstRow="0" w:lastRow="0" w:firstColumn="0" w:lastColumn="0" w:oddVBand="0" w:evenVBand="0" w:oddHBand="0" w:evenHBand="0" w:firstRowFirstColumn="0" w:firstRowLastColumn="0" w:lastRowFirstColumn="0" w:lastRowLastColumn="0"/>
+            </w:pPr>
+            <w:r>
+              <w:t>See FR-014 AC</w:t>
+            </w:r>
+          </w:p>
+        </w:tc>
+        <w:tc>
+          <w:tcPr>
+            <w:tcW w:w="946" w:type="dxa"/>
+          </w:tcPr>
+          <w:p>
+            <w:pPr>
+              <w:cnfStyle w:val="000000000000" w:firstRow="0" w:lastRow="0" w:firstColumn="0" w:lastColumn="0" w:oddVBand="0" w:evenVBand="0" w:oddHBand="0" w:evenHBand="0" w:firstRowFirstColumn="0" w:firstRowLastColumn="0" w:lastRowFirstColumn="0" w:lastRowLastColumn="0"/>
+            </w:pPr>
+            <w:r>
+              <w:t>Pending M2</w:t>
+            </w:r>
+          </w:p>
+        </w:tc>
+        <w:tc>
+          <w:tcPr>
+            <w:tcW w:w="1075" w:type="dxa"/>
+          </w:tcPr>
+          <w:p>
+            <w:pPr>
+              <w:cnfStyle w:val="000000000000" w:firstRow="0" w:lastRow="0" w:firstColumn="0" w:lastColumn="0" w:oddVBand="0" w:evenVBand="0" w:oddHBand="0" w:evenHBand="0" w:firstRowFirstColumn="0" w:firstRowLastColumn="0" w:lastRowFirstColumn="0" w:lastRowLastColumn="0"/>
+            </w:pPr>
+            <w:r>
+              <w:t>Pending M3</w:t>
+            </w:r>
+          </w:p>
+        </w:tc>
+      </w:tr>
+      <w:tr>
+        <w:trPr>
+          <w:cnfStyle w:val="000000100000" w:firstRow="0" w:lastRow="0" w:firstColumn="0" w:lastColumn="0" w:oddVBand="0" w:evenVBand="0" w:oddHBand="1" w:evenHBand="0" w:firstRowFirstColumn="0" w:firstRowLastColumn="0" w:lastRowFirstColumn="0" w:lastRowLastColumn="0"/>
+        </w:trPr>
+        <w:tc>
+          <w:tcPr>
+            <w:cnfStyle w:val="001000000000" w:firstRow="0" w:lastRow="0" w:firstColumn="1" w:lastColumn="0" w:oddVBand="0" w:evenVBand="0" w:oddHBand="0" w:evenHBand="0" w:firstRowFirstColumn="0" w:firstRowLastColumn="0" w:lastRowFirstColumn="0" w:lastRowLastColumn="0"/>
+            <w:tcW w:w="1386" w:type="dxa"/>
+          </w:tcPr>
+          <w:p>
+            <w:r>
+              <w:t xml:space="preserve">Manager </w:t>
+            </w:r>
+          </w:p>
+        </w:tc>
+        <w:tc>
+          <w:tcPr>
+            <w:tcW w:w="1024" w:type="dxa"/>
+          </w:tcPr>
+          <w:p>
+            <w:pPr>
+              <w:cnfStyle w:val="000000100000" w:firstRow="0" w:lastRow="0" w:firstColumn="0" w:lastColumn="0" w:oddVBand="0" w:evenVBand="0" w:oddHBand="1" w:evenHBand="0" w:firstRowFirstColumn="0" w:firstRowLastColumn="0" w:lastRowFirstColumn="0" w:lastRowLastColumn="0"/>
+            </w:pPr>
+            <w:r>
+              <w:t>FR-015</w:t>
+            </w:r>
+          </w:p>
+        </w:tc>
+        <w:tc>
+          <w:tcPr>
+            <w:tcW w:w="3226" w:type="dxa"/>
+          </w:tcPr>
+          <w:p>
+            <w:pPr>
+              <w:cnfStyle w:val="000000100000" w:firstRow="0" w:lastRow="0" w:firstColumn="0" w:lastColumn="0" w:oddVBand="0" w:evenVBand="0" w:oddHBand="1" w:evenHBand="0" w:firstRowFirstColumn="0" w:firstRowLastColumn="0" w:lastRowFirstColumn="0" w:lastRowLastColumn="0"/>
+            </w:pPr>
+            <w:r>
+              <w:t>Overdue request flagging</w:t>
+            </w:r>
+          </w:p>
+        </w:tc>
+        <w:tc>
+          <w:tcPr>
+            <w:tcW w:w="1369" w:type="dxa"/>
+          </w:tcPr>
+          <w:p>
+            <w:pPr>
+              <w:cnfStyle w:val="000000100000" w:firstRow="0" w:lastRow="0" w:firstColumn="0" w:lastColumn="0" w:oddVBand="0" w:evenVBand="0" w:oddHBand="1" w:evenHBand="0" w:firstRowFirstColumn="0" w:firstRowLastColumn="0" w:lastRowFirstColumn="0" w:lastRowLastColumn="0"/>
+            </w:pPr>
+            <w:r>
+              <w:t>See FR-015 AC</w:t>
+            </w:r>
+          </w:p>
+        </w:tc>
+        <w:tc>
+          <w:tcPr>
+            <w:tcW w:w="946" w:type="dxa"/>
+          </w:tcPr>
+          <w:p>
+            <w:pPr>
+              <w:cnfStyle w:val="000000100000" w:firstRow="0" w:lastRow="0" w:firstColumn="0" w:lastColumn="0" w:oddVBand="0" w:evenVBand="0" w:oddHBand="1" w:evenHBand="0" w:firstRowFirstColumn="0" w:firstRowLastColumn="0" w:lastRowFirstColumn="0" w:lastRowLastColumn="0"/>
+            </w:pPr>
+            <w:r>
+              <w:t>Pending M2</w:t>
+            </w:r>
+          </w:p>
+        </w:tc>
+        <w:tc>
+          <w:tcPr>
+            <w:tcW w:w="1075" w:type="dxa"/>
+          </w:tcPr>
+          <w:p>
+            <w:pPr>
+              <w:cnfStyle w:val="000000100000" w:firstRow="0" w:lastRow="0" w:firstColumn="0" w:lastColumn="0" w:oddVBand="0" w:evenVBand="0" w:oddHBand="1" w:evenHBand="0" w:firstRowFirstColumn="0" w:firstRowLastColumn="0" w:lastRowFirstColumn="0" w:lastRowLastColumn="0"/>
+            </w:pPr>
+            <w:r>
+              <w:t>Pending M3</w:t>
+            </w:r>
+          </w:p>
+        </w:tc>
+      </w:tr>
+      <w:tr>
+        <w:tc>
+          <w:tcPr>
+            <w:cnfStyle w:val="001000000000" w:firstRow="0" w:lastRow="0" w:firstColumn="1" w:lastColumn="0" w:oddVBand="0" w:evenVBand="0" w:oddHBand="0" w:evenHBand="0" w:firstRowFirstColumn="0" w:firstRowLastColumn="0" w:lastRowFirstColumn="0" w:lastRowLastColumn="0"/>
+            <w:tcW w:w="1386" w:type="dxa"/>
+          </w:tcPr>
+          <w:p>
+            <w:r>
+              <w:t>Manager</w:t>
+            </w:r>
+          </w:p>
+        </w:tc>
+        <w:tc>
+          <w:tcPr>
+            <w:tcW w:w="1024" w:type="dxa"/>
+          </w:tcPr>
+          <w:p>
+            <w:pPr>
+              <w:cnfStyle w:val="000000000000" w:firstRow="0" w:lastRow="0" w:firstColumn="0" w:lastColumn="0" w:oddVBand="0" w:evenVBand="0" w:oddHBand="0" w:evenHBand="0" w:firstRowFirstColumn="0" w:firstRowLastColumn="0" w:lastRowFirstColumn="0" w:lastRowLastColumn="0"/>
+            </w:pPr>
+            <w:r>
+              <w:t>FR-016</w:t>
+            </w:r>
+          </w:p>
+        </w:tc>
+        <w:tc>
+          <w:tcPr>
+            <w:tcW w:w="3226" w:type="dxa"/>
+          </w:tcPr>
+          <w:p>
+            <w:pPr>
+              <w:cnfStyle w:val="000000000000" w:firstRow="0" w:lastRow="0" w:firstColumn="0" w:lastColumn="0" w:oddVBand="0" w:evenVBand="0" w:oddHBand="0" w:evenHBand="0" w:firstRowFirstColumn="0" w:firstRowLastColumn="0" w:lastRowFirstColumn="0" w:lastRowLastColumn="0"/>
+            </w:pPr>
+            <w:r>
+              <w:t>Filter/group by dimension</w:t>
+            </w:r>
+          </w:p>
+        </w:tc>
+        <w:tc>
+          <w:tcPr>
+            <w:tcW w:w="1369" w:type="dxa"/>
+          </w:tcPr>
+          <w:p>
+            <w:pPr>
+              <w:cnfStyle w:val="000000000000" w:firstRow="0" w:lastRow="0" w:firstColumn="0" w:lastColumn="0" w:oddVBand="0" w:evenVBand="0" w:oddHBand="0" w:evenHBand="0" w:firstRowFirstColumn="0" w:firstRowLastColumn="0" w:lastRowFirstColumn="0" w:lastRowLastColumn="0"/>
+            </w:pPr>
+            <w:r>
+              <w:t>See FR-016 AC</w:t>
+            </w:r>
+          </w:p>
+        </w:tc>
+        <w:tc>
+          <w:tcPr>
+            <w:tcW w:w="946" w:type="dxa"/>
+          </w:tcPr>
+          <w:p>
+            <w:pPr>
+              <w:cnfStyle w:val="000000000000" w:firstRow="0" w:lastRow="0" w:firstColumn="0" w:lastColumn="0" w:oddVBand="0" w:evenVBand="0" w:oddHBand="0" w:evenHBand="0" w:firstRowFirstColumn="0" w:firstRowLastColumn="0" w:lastRowFirstColumn="0" w:lastRowLastColumn="0"/>
+            </w:pPr>
+            <w:r>
+              <w:t>Pending M2</w:t>
+            </w:r>
+          </w:p>
+        </w:tc>
+        <w:tc>
+          <w:tcPr>
+            <w:tcW w:w="1075" w:type="dxa"/>
+          </w:tcPr>
+          <w:p>
+            <w:pPr>
+              <w:cnfStyle w:val="000000000000" w:firstRow="0" w:lastRow="0" w:firstColumn="0" w:lastColumn="0" w:oddVBand="0" w:evenVBand="0" w:oddHBand="0" w:evenHBand="0" w:firstRowFirstColumn="0" w:firstRowLastColumn="0" w:lastRowFirstColumn="0" w:lastRowLastColumn="0"/>
+            </w:pPr>
+            <w:r>
+              <w:t>Pending M3</w:t>
+            </w:r>
+          </w:p>
+        </w:tc>
+      </w:tr>
+      <w:tr>
+        <w:trPr>
+          <w:cnfStyle w:val="000000100000" w:firstRow="0" w:lastRow="0" w:firstColumn="0" w:lastColumn="0" w:oddVBand="0" w:evenVBand="0" w:oddHBand="1" w:evenHBand="0" w:firstRowFirstColumn="0" w:firstRowLastColumn="0" w:lastRowFirstColumn="0" w:lastRowLastColumn="0"/>
+        </w:trPr>
+        <w:tc>
+          <w:tcPr>
+            <w:cnfStyle w:val="001000000000" w:firstRow="0" w:lastRow="0" w:firstColumn="1" w:lastColumn="0" w:oddVBand="0" w:evenVBand="0" w:oddHBand="0" w:evenHBand="0" w:firstRowFirstColumn="0" w:firstRowLastColumn="0" w:lastRowFirstColumn="0" w:lastRowLastColumn="0"/>
+            <w:tcW w:w="1386" w:type="dxa"/>
+          </w:tcPr>
+          <w:p>
+            <w:r>
+              <w:t>Manager</w:t>
+            </w:r>
+          </w:p>
+        </w:tc>
+        <w:tc>
+          <w:tcPr>
+            <w:tcW w:w="1024" w:type="dxa"/>
+          </w:tcPr>
+          <w:p>
+            <w:pPr>
+              <w:cnfStyle w:val="000000100000" w:firstRow="0" w:lastRow="0" w:firstColumn="0" w:lastColumn="0" w:oddVBand="0" w:evenVBand="0" w:oddHBand="1" w:evenHBand="0" w:firstRowFirstColumn="0" w:firstRowLastColumn="0" w:lastRowFirstColumn="0" w:lastRowLastColumn="0"/>
+            </w:pPr>
+            <w:r>
+              <w:t>FR-017</w:t>
+            </w:r>
+          </w:p>
+        </w:tc>
+        <w:tc>
+          <w:tcPr>
+            <w:tcW w:w="3226" w:type="dxa"/>
+          </w:tcPr>
+          <w:p>
+            <w:pPr>
+              <w:cnfStyle w:val="000000100000" w:firstRow="0" w:lastRow="0" w:firstColumn="0" w:lastColumn="0" w:oddVBand="0" w:evenVBand="0" w:oddHBand="1" w:evenHBand="0" w:firstRowFirstColumn="0" w:firstRowLastColumn="0" w:lastRowFirstColumn="0" w:lastRowLastColumn="0"/>
+            </w:pPr>
+            <w:r>
+              <w:t>Accountability/performance info</w:t>
+            </w:r>
+          </w:p>
+        </w:tc>
+        <w:tc>
+          <w:tcPr>
+            <w:tcW w:w="1369" w:type="dxa"/>
+          </w:tcPr>
+          <w:p>
+            <w:pPr>
+              <w:cnfStyle w:val="000000100000" w:firstRow="0" w:lastRow="0" w:firstColumn="0" w:lastColumn="0" w:oddVBand="0" w:evenVBand="0" w:oddHBand="1" w:evenHBand="0" w:firstRowFirstColumn="0" w:firstRowLastColumn="0" w:lastRowFirstColumn="0" w:lastRowLastColumn="0"/>
+            </w:pPr>
+            <w:r>
+              <w:t>See FR-017 AC</w:t>
+            </w:r>
+          </w:p>
+        </w:tc>
+        <w:tc>
+          <w:tcPr>
+            <w:tcW w:w="946" w:type="dxa"/>
+          </w:tcPr>
+          <w:p>
+            <w:pPr>
+              <w:cnfStyle w:val="000000100000" w:firstRow="0" w:lastRow="0" w:firstColumn="0" w:lastColumn="0" w:oddVBand="0" w:evenVBand="0" w:oddHBand="1" w:evenHBand="0" w:firstRowFirstColumn="0" w:firstRowLastColumn="0" w:lastRowFirstColumn="0" w:lastRowLastColumn="0"/>
+            </w:pPr>
+            <w:r>
+              <w:t>Pending M2</w:t>
+            </w:r>
+          </w:p>
+        </w:tc>
+        <w:tc>
+          <w:tcPr>
+            <w:tcW w:w="1075" w:type="dxa"/>
+          </w:tcPr>
+          <w:p>
+            <w:pPr>
+              <w:cnfStyle w:val="000000100000" w:firstRow="0" w:lastRow="0" w:firstColumn="0" w:lastColumn="0" w:oddVBand="0" w:evenVBand="0" w:oddHBand="1" w:evenHBand="0" w:firstRowFirstColumn="0" w:firstRowLastColumn="0" w:lastRowFirstColumn="0" w:lastRowLastColumn="0"/>
+            </w:pPr>
+            <w:r>
+              <w:t>Pending M3</w:t>
+            </w:r>
+          </w:p>
+        </w:tc>
+      </w:tr>
+      <w:tr>
+        <w:tc>
+          <w:tcPr>
+            <w:cnfStyle w:val="001000000000" w:firstRow="0" w:lastRow="0" w:firstColumn="1" w:lastColumn="0" w:oddVBand="0" w:evenVBand="0" w:oddHBand="0" w:evenHBand="0" w:firstRowFirstColumn="0" w:firstRowLastColumn="0" w:lastRowFirstColumn="0" w:lastRowLastColumn="0"/>
+            <w:tcW w:w="1386" w:type="dxa"/>
+          </w:tcPr>
+          <w:p>
+            <w:r>
+              <w:t>Constraints</w:t>
+            </w:r>
+          </w:p>
+        </w:tc>
+        <w:tc>
+          <w:tcPr>
+            <w:tcW w:w="1024" w:type="dxa"/>
+          </w:tcPr>
+          <w:p>
+            <w:pPr>
+              <w:cnfStyle w:val="000000000000" w:firstRow="0" w:lastRow="0" w:firstColumn="0" w:lastColumn="0" w:oddVBand="0" w:evenVBand="0" w:oddHBand="0" w:evenHBand="0" w:firstRowFirstColumn="0" w:firstRowLastColumn="0" w:lastRowFirstColumn="0" w:lastRowLastColumn="0"/>
+            </w:pPr>
+            <w:r>
+              <w:t>NFR-001-&gt;008</w:t>
+            </w:r>
+          </w:p>
+        </w:tc>
+        <w:tc>
+          <w:tcPr>
+            <w:tcW w:w="3226" w:type="dxa"/>
+          </w:tcPr>
+          <w:p>
+            <w:pPr>
+              <w:cnfStyle w:val="000000000000" w:firstRow="0" w:lastRow="0" w:firstColumn="0" w:lastColumn="0" w:oddVBand="0" w:evenVBand="0" w:oddHBand="0" w:evenHBand="0" w:firstRowFirstColumn="0" w:firstRowLastColumn="0" w:lastRowFirstColumn="0" w:lastRowLastColumn="0"/>
+            </w:pPr>
+            <w:r>
+              <w:t>Non-functional quality attributes</w:t>
+            </w:r>
+          </w:p>
+        </w:tc>
+        <w:tc>
+          <w:tcPr>
+            <w:tcW w:w="1369" w:type="dxa"/>
+          </w:tcPr>
+          <w:p>
+            <w:pPr>
+              <w:cnfStyle w:val="000000000000" w:firstRow="0" w:lastRow="0" w:firstColumn="0" w:lastColumn="0" w:oddVBand="0" w:evenVBand="0" w:oddHBand="0" w:evenHBand="0" w:firstRowFirstColumn="0" w:firstRowLastColumn="0" w:lastRowFirstColumn="0" w:lastRowLastColumn="0"/>
+            </w:pPr>
+            <w:r>
+              <w:t>See NFR AC</w:t>
+            </w:r>
+          </w:p>
+        </w:tc>
+        <w:tc>
+          <w:tcPr>
+            <w:tcW w:w="946" w:type="dxa"/>
+          </w:tcPr>
+          <w:p>
+            <w:pPr>
+              <w:cnfStyle w:val="000000000000" w:firstRow="0" w:lastRow="0" w:firstColumn="0" w:lastColumn="0" w:oddVBand="0" w:evenVBand="0" w:oddHBand="0" w:evenHBand="0" w:firstRowFirstColumn="0" w:firstRowLastColumn="0" w:lastRowFirstColumn="0" w:lastRowLastColumn="0"/>
+            </w:pPr>
+            <w:r>
+              <w:t>Pending M2</w:t>
+            </w:r>
+          </w:p>
+        </w:tc>
+        <w:tc>
+          <w:tcPr>
+            <w:tcW w:w="1075" w:type="dxa"/>
+          </w:tcPr>
+          <w:p>
+            <w:pPr>
+              <w:cnfStyle w:val="000000000000" w:firstRow="0" w:lastRow="0" w:firstColumn="0" w:lastColumn="0" w:oddVBand="0" w:evenVBand="0" w:oddHBand="0" w:evenHBand="0" w:firstRowFirstColumn="0" w:firstRowLastColumn="0" w:lastRowFirstColumn="0" w:lastRowLastColumn="0"/>
+            </w:pPr>
+            <w:r>
+              <w:t>Pending M3</w:t>
+            </w:r>
+          </w:p>
+        </w:tc>
+      </w:tr>
+    </w:tbl>
+    <w:p/>
+    <w:p>
+      <w:pPr>
+        <w:pStyle w:val="Heading2"/>
+      </w:pPr>
+      <w:bookmarkStart w:id="28" w:name="_Toc239857443"/>
+      <w:bookmarkStart w:id="29" w:name="_Toc239873117"/>
+      <w:r>
+        <w:t>Example of an end-to-end trace:</w:t>
+      </w:r>
+      <w:bookmarkEnd w:id="28"/>
+      <w:bookmarkEnd w:id="29"/>
+    </w:p>
+    <w:p>
+      <w:r>
+        <w:t>FR-001 (Make a new service request):</w:t>
+      </w:r>
+    </w:p>
+    <w:p>
+      <w:pPr>
+        <w:pStyle w:val="ListParagraph"/>
+        <w:numPr>
+          <w:ilvl w:val="0"/>
+          <w:numId w:val="6"/>
+        </w:numPr>
+      </w:pPr>
+      <w:r>
+        <w:t>Source: Business need: The organisation wants a dependable method of submitting requests.</w:t>
+      </w:r>
+    </w:p>
+    <w:p>
+      <w:pPr>
+        <w:pStyle w:val="ListParagraph"/>
+        <w:numPr>
+          <w:ilvl w:val="0"/>
+          <w:numId w:val="6"/>
+        </w:numPr>
+      </w:pPr>
+      <w:r>
+        <w:t>Stakeholder: The main user of this feature, as determined by the stakeholder analysis, is the requester (member of the community).</w:t>
+      </w:r>
+    </w:p>
+    <w:p>
+      <w:pPr>
+        <w:pStyle w:val="ListParagraph"/>
+        <w:numPr>
+          <w:ilvl w:val="0"/>
+          <w:numId w:val="6"/>
+        </w:numPr>
+      </w:pPr>
+      <w:r>
+        <w:t>Requirement: FR-001 prioritised as “Must” meaning everything below (see FR table) depends on it, without it the platform has no entry point.</w:t>
+      </w:r>
+    </w:p>
+    <w:p>
+      <w:pPr>
+        <w:pStyle w:val="ListParagraph"/>
+        <w:numPr>
+          <w:ilvl w:val="0"/>
+          <w:numId w:val="6"/>
+        </w:numPr>
+      </w:pPr>
+      <w:r>
+        <w:t>Acceptance criteria: “Submitted” is the first status, a unique reference number is generated and mandatory fields are enforced.</w:t>
+      </w:r>
+    </w:p>
+    <w:p>
+      <w:pPr>
+        <w:pStyle w:val="ListParagraph"/>
+        <w:numPr>
+          <w:ilvl w:val="0"/>
+          <w:numId w:val="6"/>
+        </w:numPr>
+      </w:pPr>
+      <w:r>
+        <w:t>Current M1 evidence: FR-001 is linked in the RTM and recorder as a task or issue in the repository backlog.</w:t>
+      </w:r>
+    </w:p>
+    <w:p>
+      <w:pPr>
+        <w:pStyle w:val="ListParagraph"/>
+        <w:numPr>
+          <w:ilvl w:val="0"/>
+          <w:numId w:val="6"/>
+        </w:numPr>
+      </w:pPr>
+      <w:r>
+        <w:t>Later additions: Include M2- data model/UI design for the submission form. M3- implementation PR and automated test demonstration. M4- proof that the feature functions in the deployed environment.</w:t>
+      </w:r>
+    </w:p>
+    <w:p>
+      <w:pPr>
+        <w:pStyle w:val="Heading1"/>
+      </w:pPr>
+      <w:bookmarkStart w:id="30" w:name="_Toc239873118"/>
+      <w:r>
+        <w:lastRenderedPageBreak/>
+        <w:t>Initial risk register</w:t>
+      </w:r>
+      <w:bookmarkEnd w:id="30"/>
+    </w:p>
+    <w:p>
+      <w:pPr>
+        <w:pStyle w:val="Heading1"/>
+      </w:pPr>
+      <w:bookmarkStart w:id="31" w:name="_Toc239873119"/>
+      <w:r>
+        <w:t xml:space="preserve">Forward engineering </w:t>
+      </w:r>
+      <w:r>
+        <w:t>c</w:t>
+      </w:r>
+      <w:r>
+        <w:t>onsiderations</w:t>
+      </w:r>
+      <w:bookmarkEnd w:id="31"/>
+    </w:p>
+    <w:p>
+      <w:pPr>
+        <w:pStyle w:val="Heading1"/>
+      </w:pPr>
+      <w:bookmarkStart w:id="32" w:name="_Toc239873120"/>
+      <w:r>
+        <w:t>Engineering decision log</w:t>
+      </w:r>
+      <w:bookmarkEnd w:id="32"/>
+    </w:p>
+    <w:p>
+      <w:r>
+        <w:t xml:space="preserve">Decision ID: </w:t>
+      </w:r>
+      <w:r>
+        <w:t>DEC-001</w:t>
+      </w:r>
+    </w:p>
+    <w:p>
+      <w:r>
+        <w:t>Context:</w:t>
+      </w:r>
+      <w:r>
+        <w:t xml:space="preserve"> The team needed to decide how </w:t>
+      </w:r>
+      <w:r>
+        <w:t>r</w:t>
+      </w:r>
+      <w:r>
+        <w:t xml:space="preserve">equesters would be notified when their request status changes, to satisfy the </w:t>
+      </w:r>
+      <w:r>
+        <w:t>r</w:t>
+      </w:r>
+      <w:r>
+        <w:t>equester need for visibility without overloading Staff with manual update work.</w:t>
+      </w:r>
+    </w:p>
+    <w:p>
+      <w:r>
+        <w:t xml:space="preserve">Constraints: </w:t>
+      </w:r>
+      <w:r>
+        <w:t>Cost/Resources constraint (prefer free/low-cost services)</w:t>
+      </w:r>
+      <w:r>
+        <w:t xml:space="preserve">, </w:t>
+      </w:r>
+      <w:r>
+        <w:t>Scope constraint (avoid unjustified feature complexity)</w:t>
+      </w:r>
+    </w:p>
+    <w:p>
+      <w:r>
+        <w:t xml:space="preserve">Alternatives: </w:t>
+      </w:r>
+      <w:r>
+        <w:t>(1) SMS notifications via a third-party gateway (e.g. Twilio)</w:t>
+      </w:r>
+      <w:r>
+        <w:t xml:space="preserve">, </w:t>
+      </w:r>
+      <w:r>
+        <w:t>(2) In-app + email notifications only</w:t>
+      </w:r>
+      <w:r>
+        <w:t xml:space="preserve">, </w:t>
+      </w:r>
+      <w:r>
+        <w:t>(3) No automated notification</w:t>
+      </w:r>
+      <w:r>
+        <w:t xml:space="preserve">, </w:t>
+      </w:r>
+      <w:r>
+        <w:t>requester must manually check status</w:t>
+      </w:r>
+      <w:r>
+        <w:t>.</w:t>
+      </w:r>
+    </w:p>
+    <w:p>
+      <w:r>
+        <w:t xml:space="preserve">Decision: </w:t>
+      </w:r>
+      <w:r>
+        <w:t>Use in-app and email notifications only</w:t>
+      </w:r>
+      <w:r>
+        <w:t>,</w:t>
+      </w:r>
+      <w:r>
+        <w:t xml:space="preserve"> SMS notifications excluded from scope</w:t>
+      </w:r>
+      <w:r>
+        <w:t>.</w:t>
+      </w:r>
+    </w:p>
+    <w:p>
+      <w:r>
+        <w:t xml:space="preserve">Rationale: </w:t>
+      </w:r>
+      <w:r>
+        <w:t>SMS requires a paid gateway service, which conflicts with the project's cost constraint of preferring free-tier services. Email and in-app notification satisfy the same underlying stakeholder need confirmation that a request wasn't lost without introducing a recurring operational cost or an external paid dependency. Option 3 (no automated notification) was rejected because it fails to address the core business problem of poor requester visibility identified in the problem statement.</w:t>
+      </w:r>
+    </w:p>
+    <w:p>
+      <w:r>
+        <w:t xml:space="preserve">Trade-offs: </w:t>
+      </w:r>
+      <w:r>
+        <w:t>Requesters without regular access to email/the platform may experience slower awareness of status changes compared to SMS. This is accepted as a reasonable trade-off given the cost constraint.</w:t>
+      </w:r>
+    </w:p>
+    <w:p>
+      <w:r>
+        <w:t xml:space="preserve">Risks: </w:t>
+      </w:r>
+      <w:r>
+        <w:t>Requesters who don't check email/app promptly may perceive the system as unresponsive even when status updates are occurring correctly.</w:t>
+      </w:r>
+    </w:p>
+    <w:p>
+      <w:r>
+        <w:t xml:space="preserve">Evidence: </w:t>
+      </w:r>
+      <w:r>
+        <w:t>Cost/Resources constraint (PED Constraints)</w:t>
+      </w:r>
+      <w:r>
+        <w:t xml:space="preserve">, </w:t>
+      </w:r>
+      <w:r>
+        <w:t>Scope Baseline exclusion (PED Scope, Out of Scope)</w:t>
+      </w:r>
+      <w:r>
+        <w:t xml:space="preserve">, </w:t>
+      </w:r>
+      <w:r>
+        <w:t>Stakeholder need — Requester "know it wasn't lost" (Stakeholder Analysis)</w:t>
+      </w:r>
+      <w:r>
+        <w:t>.</w:t>
+      </w:r>
+    </w:p>
+    <w:p>
+      <w:r>
+        <w:t>Later consequences: T</w:t>
+      </w:r>
+      <w:r>
+        <w:t>o be revisited at M2 when notification implementation approach is selected, and at M4 if operational cost/usage evidence suggests SMS should be reconsidered.</w:t>
       </w:r>
     </w:p>
     <w:p/>
     <w:p>
-      <w:pPr>
-        <w:pStyle w:val="Heading2"/>
-      </w:pPr>
-      <w:bookmarkStart w:id="14" w:name="_Toc239864849"/>
-      <w:r>
-        <w:t>Schedule constraint</w:t>
-      </w:r>
-      <w:bookmarkEnd w:id="14"/>
+      <w:r>
+        <w:lastRenderedPageBreak/>
+        <w:t xml:space="preserve">Decision ID: </w:t>
+      </w:r>
+      <w:r>
+        <w:t>DEC-00</w:t>
+      </w:r>
+      <w:r>
+        <w:t>2</w:t>
+      </w:r>
     </w:p>
     <w:p>
       <w:r>
-        <w:t xml:space="preserve">The project must progress through </w:t>
-      </w:r>
-      <w:r>
-        <w:t>4</w:t>
-      </w:r>
-      <w:r>
-        <w:t xml:space="preserve"> fixed milestones, each with its own presentation/defence date, with no flexibility to shift work across milestones after the fact.</w:t>
+        <w:t>Context:</w:t>
+      </w:r>
+      <w:r>
+        <w:t xml:space="preserve"> </w:t>
+      </w:r>
+      <w:r>
+        <w:t xml:space="preserve">A quantifiable criterion was required for NFR-002, although the precise figure depends on hosting and infrastructure decisions that have not yet been decided (out of scope for M1). </w:t>
       </w:r>
     </w:p>
     <w:p>
-      <w:pPr>
-        <w:pStyle w:val="Heading2"/>
-      </w:pPr>
-      <w:bookmarkStart w:id="15" w:name="_Toc239864850"/>
-      <w:r>
-        <w:t>Cost/Resources constraint</w:t>
-      </w:r>
-      <w:bookmarkEnd w:id="15"/>
-      <w:r>
-        <w:t xml:space="preserve"> </w:t>
+      <w:r>
+        <w:t xml:space="preserve">Constraints: </w:t>
+      </w:r>
+      <w:r>
+        <w:t>Technology-stack or architecture decisions are expressly prohibited under M1, although section 15 in the Milestone 1 document mandates that NFRs eventually be quantifiable and supported by evidence.</w:t>
       </w:r>
     </w:p>
     <w:p>
       <w:r>
-        <w:t xml:space="preserve">The team must prefer free or low-cost services where practical and must identify the limitations of those services rather than assume "free" carries </w:t>
-      </w:r>
-      <w:r>
-        <w:t xml:space="preserve">and </w:t>
-      </w:r>
-      <w:r>
-        <w:t>no trade-off.</w:t>
+        <w:t xml:space="preserve">Alternatives: </w:t>
       </w:r>
     </w:p>
     <w:p>
       <w:pPr>
-        <w:pStyle w:val="Heading2"/>
-      </w:pPr>
-      <w:bookmarkStart w:id="16" w:name="_Toc239864851"/>
-      <w:r>
-        <w:t>Quality constraint</w:t>
-      </w:r>
-      <w:bookmarkEnd w:id="16"/>
+        <w:pStyle w:val="ListParagraph"/>
+        <w:numPr>
+          <w:ilvl w:val="0"/>
+          <w:numId w:val="7"/>
+        </w:numPr>
+        <w:cnfStyle w:val="000000100000" w:firstRow="0" w:lastRow="0" w:firstColumn="0" w:lastColumn="0" w:oddVBand="0" w:evenVBand="0" w:oddHBand="1" w:evenHBand="0" w:firstRowFirstColumn="0" w:firstRowLastColumn="0" w:lastRowFirstColumn="0" w:lastRowLastColumn="0"/>
+      </w:pPr>
+      <w:r>
+        <w:t>Select a random number at this point of the project.</w:t>
+      </w:r>
     </w:p>
     <w:p>
-      <w:r>
-        <w:t>Quality attributes must be defined early and later supported by measurable evidence, not asserted after implementation.</w:t>
+      <w:pPr>
+        <w:pStyle w:val="ListParagraph"/>
+        <w:numPr>
+          <w:ilvl w:val="0"/>
+          <w:numId w:val="7"/>
+        </w:numPr>
+        <w:cnfStyle w:val="000000100000" w:firstRow="0" w:lastRow="0" w:firstColumn="0" w:lastColumn="0" w:oddVBand="0" w:evenVBand="0" w:oddHBand="1" w:evenHBand="0" w:firstRowFirstColumn="0" w:firstRowLastColumn="0" w:lastRowFirstColumn="0" w:lastRowLastColumn="0"/>
+      </w:pPr>
+      <w:r>
+        <w:t>Wait until M2 to measure the NFR.</w:t>
       </w:r>
     </w:p>
     <w:p>
       <w:pPr>
-        <w:pStyle w:val="Heading2"/>
-      </w:pPr>
-      <w:bookmarkStart w:id="17" w:name="_Toc239864852"/>
-      <w:r>
-        <w:t>Security Constraint</w:t>
-      </w:r>
-      <w:bookmarkEnd w:id="17"/>
+        <w:pStyle w:val="ListParagraph"/>
+        <w:numPr>
+          <w:ilvl w:val="0"/>
+          <w:numId w:val="7"/>
+        </w:numPr>
+        <w:cnfStyle w:val="000000100000" w:firstRow="0" w:lastRow="0" w:firstColumn="0" w:lastColumn="0" w:oddVBand="0" w:evenVBand="0" w:oddHBand="1" w:evenHBand="0" w:firstRowFirstColumn="0" w:firstRowLastColumn="0" w:lastRowFirstColumn="0" w:lastRowLastColumn="0"/>
+      </w:pPr>
+      <w:r>
+        <w:t>Establish a temporary placeholder threshold with a clear label.</w:t>
+      </w:r>
     </w:p>
     <w:p>
       <w:r>
-        <w:t>Security is a lifecycle-wide responsibility. Security-relevant decisions such as which stakeholders can see which requests must be identified at the foundation stage, before architecture or technology choices are made.</w:t>
+        <w:t xml:space="preserve">Decision: </w:t>
+      </w:r>
+      <w:r>
+        <w:t>Instead of leaving it unmeasurable, set a temporary placeholder (&lt;= 2 seconds for up to 200 requests), clearly marked as subject to adjustment once hosting/architecture is selected.</w:t>
       </w:r>
     </w:p>
     <w:p>
       <w:pPr>
-        <w:pStyle w:val="Heading2"/>
-      </w:pPr>
-      <w:bookmarkStart w:id="18" w:name="_Toc239864853"/>
-      <w:r>
-        <w:t>Trade-off</w:t>
-      </w:r>
-      <w:bookmarkEnd w:id="18"/>
+        <w:cnfStyle w:val="000000100000" w:firstRow="0" w:lastRow="0" w:firstColumn="0" w:lastColumn="0" w:oddVBand="0" w:evenVBand="0" w:oddHBand="1" w:evenHBand="0" w:firstRowFirstColumn="0" w:firstRowLastColumn="0" w:lastRowFirstColumn="0" w:lastRowLastColumn="0"/>
+      </w:pPr>
+      <w:r>
+        <w:t xml:space="preserve">Rationale: </w:t>
+      </w:r>
+      <w:r>
+        <w:t>A marked placeholder maintains testability while truthfully indicating the number is not final, an NFR with zero measurable targets is not testable at all.</w:t>
+      </w:r>
     </w:p>
     <w:p>
       <w:r>
-        <w:t xml:space="preserve">Preferring free-tier hosting limits which security protections are available by default most free tiers don't include a </w:t>
-      </w:r>
-      <w:r>
-        <w:t>w</w:t>
-      </w:r>
-      <w:r>
-        <w:t xml:space="preserve">eb </w:t>
-      </w:r>
-      <w:r>
-        <w:t>a</w:t>
-      </w:r>
-      <w:r>
-        <w:t xml:space="preserve">pplication </w:t>
-      </w:r>
-      <w:r>
-        <w:t>f</w:t>
-      </w:r>
-      <w:r>
-        <w:t>irewall or advanced traffic protection</w:t>
-      </w:r>
-      <w:r>
-        <w:t xml:space="preserve"> services</w:t>
-      </w:r>
-      <w:r>
-        <w:t>. This pushes security responsibility from the infrastructure layer to the application layer. We've recorded the reduced infrastructure-level protection as a residual risk rather than assuming the free tier is safe by default.</w:t>
+        <w:t>Trade-offs:</w:t>
+      </w:r>
+      <w:r>
+        <w:t xml:space="preserve"> The NFR is still used in the RTM and defence at the time</w:t>
+      </w:r>
+      <w:r>
+        <w:t xml:space="preserve"> but, </w:t>
+      </w:r>
+      <w:r>
+        <w:t xml:space="preserve">here is a chance that the placeholder number will be mistakenly regarded as final if it </w:t>
+      </w:r>
+      <w:r>
+        <w:t>is</w:t>
+      </w:r>
+      <w:r>
+        <w:t xml:space="preserve"> not reviewed.</w:t>
       </w:r>
     </w:p>
     <w:p>
       <w:pPr>
-        <w:pStyle w:val="Heading1"/>
-      </w:pPr>
-      <w:bookmarkStart w:id="19" w:name="_Toc239864854"/>
-      <w:r>
-        <w:lastRenderedPageBreak/>
-        <w:t>Initial RTM</w:t>
-      </w:r>
-      <w:bookmarkEnd w:id="19"/>
+        <w:cnfStyle w:val="000000100000" w:firstRow="0" w:lastRow="0" w:firstColumn="0" w:lastColumn="0" w:oddVBand="0" w:evenVBand="0" w:oddHBand="1" w:evenHBand="0" w:firstRowFirstColumn="0" w:firstRowLastColumn="0" w:lastRowFirstColumn="0" w:lastRowLastColumn="0"/>
+      </w:pPr>
+      <w:r>
+        <w:t xml:space="preserve">Risks: </w:t>
+      </w:r>
+      <w:r>
+        <w:t>The acceptance criteria may become untestable against the actual environment if the team neglects to check the figure after deciding on the M2 architecture and hosting.</w:t>
+      </w:r>
     </w:p>
     <w:p>
-      <w:pPr>
-        <w:pStyle w:val="Heading1"/>
-      </w:pPr>
-      <w:bookmarkStart w:id="20" w:name="_Toc239864855"/>
-      <w:r>
-        <w:t>Initial risk register</w:t>
-      </w:r>
-      <w:bookmarkEnd w:id="20"/>
+      <w:r>
+        <w:t>Evidence</w:t>
+      </w:r>
+      <w:r>
+        <w:t xml:space="preserve"> </w:t>
+      </w:r>
+      <w:r>
+        <w:t>PED v1.0’s NFR-002 row in the NFR table and acceptance criteria table, this decision log item serves as the deferral’s record.</w:t>
+      </w:r>
     </w:p>
     <w:p>
-      <w:pPr>
-        <w:pStyle w:val="Heading1"/>
-      </w:pPr>
-      <w:bookmarkStart w:id="21" w:name="_Toc239864856"/>
-      <w:r>
-        <w:t xml:space="preserve">Forward engineering </w:t>
-      </w:r>
-      <w:r>
-        <w:t>c</w:t>
-      </w:r>
-      <w:r>
-        <w:t>onsiderations</w:t>
-      </w:r>
-      <w:bookmarkEnd w:id="21"/>
-    </w:p>
-    <w:p>
-      <w:pPr>
-        <w:pStyle w:val="Heading1"/>
-      </w:pPr>
-      <w:bookmarkStart w:id="22" w:name="_Toc239864857"/>
-      <w:r>
-        <w:t>Engineering decision log</w:t>
-      </w:r>
-      <w:bookmarkEnd w:id="22"/>
-    </w:p>
-    <w:p>
-      <w:r>
-        <w:t xml:space="preserve">Decision ID: </w:t>
-      </w:r>
-      <w:r>
-        <w:t>DEC-001</w:t>
-      </w:r>
-    </w:p>
-    <w:p>
-      <w:r>
-        <w:t>Context:</w:t>
-      </w:r>
-      <w:r>
-        <w:t xml:space="preserve"> </w:t>
-      </w:r>
-      <w:r>
-        <w:t xml:space="preserve">The team needed to decide how </w:t>
-      </w:r>
-      <w:r>
-        <w:t>r</w:t>
-      </w:r>
-      <w:r>
-        <w:t xml:space="preserve">equesters would be notified when their request status changes, </w:t>
-      </w:r>
-      <w:r>
-        <w:t>to</w:t>
-      </w:r>
-      <w:r>
-        <w:t xml:space="preserve"> satisfy the </w:t>
-      </w:r>
-      <w:r>
-        <w:t>r</w:t>
-      </w:r>
-      <w:r>
-        <w:t>equester need for visibility without overloading Staff with manual update work.</w:t>
-      </w:r>
-    </w:p>
-    <w:p>
-      <w:r>
-        <w:t xml:space="preserve">Constraints: </w:t>
-      </w:r>
-      <w:r>
-        <w:t>Cost/Resources constraint (prefer free/low-cost services)</w:t>
-      </w:r>
-      <w:r>
-        <w:t xml:space="preserve">, </w:t>
-      </w:r>
-      <w:r>
-        <w:t>Scope constraint (avoid unjustified feature complexity)</w:t>
-      </w:r>
-    </w:p>
-    <w:p>
-      <w:r>
-        <w:t xml:space="preserve">Alternatives: </w:t>
-      </w:r>
-      <w:r>
-        <w:t>(1) SMS notifications via a third-party gateway (e.g. Twilio)</w:t>
-      </w:r>
-      <w:r>
-        <w:t xml:space="preserve">, </w:t>
-      </w:r>
-      <w:r>
-        <w:t xml:space="preserve">(2) In-app + email notifications </w:t>
-      </w:r>
-      <w:r>
-        <w:t>only</w:t>
-      </w:r>
-      <w:r>
-        <w:t xml:space="preserve">, </w:t>
-      </w:r>
-      <w:r>
-        <w:t>(</w:t>
-      </w:r>
-      <w:r>
-        <w:t xml:space="preserve">3) No automated </w:t>
-      </w:r>
-      <w:r>
-        <w:t>notification</w:t>
-      </w:r>
-      <w:r>
-        <w:t xml:space="preserve">, </w:t>
-      </w:r>
-      <w:r>
-        <w:t>requester</w:t>
-      </w:r>
-      <w:r>
-        <w:t xml:space="preserve"> must manually check status</w:t>
-      </w:r>
-      <w:r>
-        <w:t>.</w:t>
-      </w:r>
-    </w:p>
-    <w:p>
-      <w:r>
-        <w:t xml:space="preserve">Decision: </w:t>
-      </w:r>
-      <w:r>
-        <w:t>Use in-app and email notifications only</w:t>
-      </w:r>
-      <w:r>
-        <w:t>,</w:t>
-      </w:r>
-      <w:r>
-        <w:t xml:space="preserve"> SMS notifications excluded from scope</w:t>
-      </w:r>
-      <w:r>
-        <w:t>.</w:t>
-      </w:r>
-    </w:p>
-    <w:p>
-      <w:r>
-        <w:t xml:space="preserve">Rationale: </w:t>
-      </w:r>
-      <w:r>
-        <w:t>SMS requires a paid gateway service, which conflicts with the project's cost constraint of preferring free-tier services. Email and in-app notification satisfy the same underlying stakeholder need confirmation that a request wasn't lost without introducing a recurring operational cost or an external paid dependency. Option 3 (no automated notification) was rejected because it fails to address the core business problem of poor requester visibility identified in the problem statement.</w:t>
-      </w:r>
-    </w:p>
-    <w:p>
-      <w:r>
-        <w:t xml:space="preserve">Trade-offs: </w:t>
-      </w:r>
-      <w:r>
-        <w:t>Requesters without regular access to email/the platform may experience slower awareness of status changes compared to SMS. This is accepted as a reasonable trade-off given the cost constraint.</w:t>
-      </w:r>
-    </w:p>
-    <w:p>
-      <w:r>
-        <w:t xml:space="preserve">Risks: </w:t>
-      </w:r>
-      <w:r>
-        <w:t>Requesters who don't check email/app promptly may perceive the system as unresponsive even when status updates are occurring correctly.</w:t>
-      </w:r>
-    </w:p>
-    <w:p>
-      <w:r>
-        <w:t xml:space="preserve">Evidence: </w:t>
-      </w:r>
-      <w:r>
-        <w:t>Cost/Resources constraint (PED Constraints)</w:t>
-      </w:r>
-      <w:r>
-        <w:t xml:space="preserve">, </w:t>
-      </w:r>
-      <w:r>
-        <w:t>Scope Baseline exclusion (PED Scope, Out of Scope)</w:t>
-      </w:r>
-      <w:r>
-        <w:t xml:space="preserve">, </w:t>
-      </w:r>
-      <w:r>
-        <w:t>Stakeholder need — Requester "know it wasn't lost" (Stakeholder Analysis)</w:t>
-      </w:r>
-      <w:r>
-        <w:t>.</w:t>
-      </w:r>
-    </w:p>
-    <w:p>
-      <w:r>
-        <w:lastRenderedPageBreak/>
-        <w:t>Later consequences: T</w:t>
-      </w:r>
-      <w:r>
-        <w:t>o be revisited at M2 when notification implementation approach is selected, and at M4 if operational cost/usage evidence suggests SMS should be reconsidered.</w:t>
+      <w:r>
+        <w:t xml:space="preserve">Later consequences: </w:t>
+      </w:r>
+      <w:r>
+        <w:t xml:space="preserve">Once hosting has been selected, note the actual threshold and verify if 2 seconds/200 requests </w:t>
+      </w:r>
+      <w:proofErr w:type="gramStart"/>
+      <w:r>
+        <w:t>was</w:t>
+      </w:r>
+      <w:proofErr w:type="gramEnd"/>
+      <w:r>
+        <w:t xml:space="preserve"> reasonable.</w:t>
       </w:r>
     </w:p>
     <w:p/>
@@ -3730,26 +8251,40 @@
       <w:pPr>
         <w:pStyle w:val="Heading1"/>
       </w:pPr>
-      <w:bookmarkStart w:id="23" w:name="_Toc239864858"/>
+      <w:bookmarkStart w:id="33" w:name="_Toc239873121"/>
       <w:r>
         <w:t>AI usage Register</w:t>
       </w:r>
-      <w:bookmarkEnd w:id="23"/>
+      <w:bookmarkEnd w:id="33"/>
     </w:p>
     <w:p>
-      <w:r>
-        <w:t>Regardt Osler: Used Claude AI to help with formatting and structure.</w:t>
+      <w:proofErr w:type="spellStart"/>
+      <w:r>
+        <w:t>Regardt</w:t>
+      </w:r>
+      <w:proofErr w:type="spellEnd"/>
+      <w:r>
+        <w:t xml:space="preserve"> Osler: Used Claude AI to help with formatting and structure.</w:t>
       </w:r>
     </w:p>
     <w:p>
+      <w:r>
+        <w:t xml:space="preserve">Freerk van den Bos: </w:t>
+      </w:r>
+      <w:r>
+        <w:t>Used Claude AI to help with formatting and structure.</w:t>
+      </w:r>
+    </w:p>
+    <w:p>
       <w:pPr>
         <w:pStyle w:val="Heading1"/>
       </w:pPr>
-      <w:bookmarkStart w:id="24" w:name="_Toc239864859"/>
-      <w:r>
+      <w:bookmarkStart w:id="34" w:name="_Toc239873122"/>
+      <w:r>
+        <w:lastRenderedPageBreak/>
         <w:t>Sign off</w:t>
       </w:r>
-      <w:bookmarkEnd w:id="24"/>
+      <w:bookmarkEnd w:id="34"/>
     </w:p>
     <w:p/>
     <w:sectPr>
@@ -3760,6 +8295,106 @@
     </w:sectPr>
   </w:body>
 </w:document>
+</file>
+
+<file path=word/endnotes.xml><?xml version="1.0" encoding="utf-8"?>
+<w:endnotes xmlns:wpc="http://schemas.microsoft.com/office/word/2010/wordprocessingCanvas" xmlns:cx="http://schemas.microsoft.com/office/drawing/2014/chartex" xmlns:cx1="http://schemas.microsoft.com/office/drawing/2015/9/8/chartex" xmlns:cx2="http://schemas.microsoft.com/office/drawing/2015/10/21/chartex" xmlns:cx3="http://schemas.microsoft.com/office/drawing/2016/5/9/chartex" xmlns:cx4="http://schemas.microsoft.com/office/drawing/2016/5/10/chartex" xmlns:cx5="http://schemas.microsoft.com/office/drawing/2016/5/11/chartex" xmlns:cx6="http://schemas.microsoft.com/office/drawing/2016/5/12/chartex" xmlns:cx7="http://schemas.microsoft.com/office/drawing/2016/5/13/chartex" xmlns:cx8="http://schemas.microsoft.com/office/drawing/2016/5/14/chartex" xmlns:mc="http://schemas.openxmlformats.org/markup-compatibility/2006" xmlns:aink="http://schemas.microsoft.com/office/drawing/2016/ink" xmlns:am3d="http://schemas.microsoft.com/office/drawing/2017/model3d" xmlns:o="urn:schemas-microsoft-com:office:office" xmlns:oel="http://schemas.microsoft.com/office/2019/extlst" xmlns:r="http://schemas.openxmlformats.org/officeDocument/2006/relationships" xmlns:m="http://schemas.openxmlformats.org/officeDocument/2006/math" xmlns:v="urn:schemas-microsoft-com:vml" xmlns:wp14="http://schemas.microsoft.com/office/word/2010/wordprocessingDrawing" xmlns:wp="http://schemas.openxmlformats.org/drawingml/2006/wordprocessingDrawing" xmlns:w10="urn:schemas-microsoft-com:office:word" xmlns:w="http://schemas.openxmlformats.org/wordprocessingml/2006/main" xmlns:w14="http://schemas.microsoft.com/office/word/2010/wordml" xmlns:w15="http://schemas.microsoft.com/office/word/2012/wordml" xmlns:w16cex="http://schemas.microsoft.com/office/word/2018/wordml/cex" xmlns:w16cid="http://schemas.microsoft.com/office/word/2016/wordml/cid" xmlns:w16="http://schemas.microsoft.com/office/word/2018/wordml" xmlns:w16du="http://schemas.microsoft.com/office/word/2023/wordml/word16du" xmlns:w16sdtdh="http://schemas.microsoft.com/office/word/2020/wordml/sdtdatahash" xmlns:w16sdtfl="http://schemas.microsoft.com/office/word/2024/wordml/sdtformatlock" xmlns:w16se="http://schemas.microsoft.com/office/word/2015/wordml/symex" xmlns:wpg="http://schemas.microsoft.com/office/word/2010/wordprocessingGroup" xmlns:wpi="http://schemas.microsoft.com/office/word/2010/wordprocessingInk" xmlns:wne="http://schemas.microsoft.com/office/word/2006/wordml" xmlns:wps="http://schemas.microsoft.com/office/word/2010/wordprocessingShape" mc:Ignorable="w14 w15 w16se w16cid w16 w16cex w16sdtdh w16sdtfl w16du wp14">
+  <w:endnote w:type="separator" w:id="-1">
+    <w:p>
+      <w:pPr>
+        <w:spacing w:after="0" w:line="240" w:lineRule="auto"/>
+      </w:pPr>
+      <w:r>
+        <w:separator/>
+      </w:r>
+    </w:p>
+  </w:endnote>
+  <w:endnote w:type="continuationSeparator" w:id="0">
+    <w:p>
+      <w:pPr>
+        <w:spacing w:after="0" w:line="240" w:lineRule="auto"/>
+      </w:pPr>
+      <w:r>
+        <w:continuationSeparator/>
+      </w:r>
+    </w:p>
+  </w:endnote>
+</w:endnotes>
+</file>
+
+<file path=word/footnotes.xml><?xml version="1.0" encoding="utf-8"?>
+<w:footnotes xmlns:wpc="http://schemas.microsoft.com/office/word/2010/wordprocessingCanvas" xmlns:cx="http://schemas.microsoft.com/office/drawing/2014/chartex" xmlns:cx1="http://schemas.microsoft.com/office/drawing/2015/9/8/chartex" xmlns:cx2="http://schemas.microsoft.com/office/drawing/2015/10/21/chartex" xmlns:cx3="http://schemas.microsoft.com/office/drawing/2016/5/9/chartex" xmlns:cx4="http://schemas.microsoft.com/office/drawing/2016/5/10/chartex" xmlns:cx5="http://schemas.microsoft.com/office/drawing/2016/5/11/chartex" xmlns:cx6="http://schemas.microsoft.com/office/drawing/2016/5/12/chartex" xmlns:cx7="http://schemas.microsoft.com/office/drawing/2016/5/13/chartex" xmlns:cx8="http://schemas.microsoft.com/office/drawing/2016/5/14/chartex" xmlns:mc="http://schemas.openxmlformats.org/markup-compatibility/2006" xmlns:aink="http://schemas.microsoft.com/office/drawing/2016/ink" xmlns:am3d="http://schemas.microsoft.com/office/drawing/2017/model3d" xmlns:o="urn:schemas-microsoft-com:office:office" xmlns:oel="http://schemas.microsoft.com/office/2019/extlst" xmlns:r="http://schemas.openxmlformats.org/officeDocument/2006/relationships" xmlns:m="http://schemas.openxmlformats.org/officeDocument/2006/math" xmlns:v="urn:schemas-microsoft-com:vml" xmlns:wp14="http://schemas.microsoft.com/office/word/2010/wordprocessingDrawing" xmlns:wp="http://schemas.openxmlformats.org/drawingml/2006/wordprocessingDrawing" xmlns:w10="urn:schemas-microsoft-com:office:word" xmlns:w="http://schemas.openxmlformats.org/wordprocessingml/2006/main" xmlns:w14="http://schemas.microsoft.com/office/word/2010/wordml" xmlns:w15="http://schemas.microsoft.com/office/word/2012/wordml" xmlns:w16cex="http://schemas.microsoft.com/office/word/2018/wordml/cex" xmlns:w16cid="http://schemas.microsoft.com/office/word/2016/wordml/cid" xmlns:w16="http://schemas.microsoft.com/office/word/2018/wordml" xmlns:w16du="http://schemas.microsoft.com/office/word/2023/wordml/word16du" xmlns:w16sdtdh="http://schemas.microsoft.com/office/word/2020/wordml/sdtdatahash" xmlns:w16sdtfl="http://schemas.microsoft.com/office/word/2024/wordml/sdtformatlock" xmlns:w16se="http://schemas.microsoft.com/office/word/2015/wordml/symex" xmlns:wpg="http://schemas.microsoft.com/office/word/2010/wordprocessingGroup" xmlns:wpi="http://schemas.microsoft.com/office/word/2010/wordprocessingInk" xmlns:wne="http://schemas.microsoft.com/office/word/2006/wordml" xmlns:wps="http://schemas.microsoft.com/office/word/2010/wordprocessingShape" mc:Ignorable="w14 w15 w16se w16cid w16 w16cex w16sdtdh w16sdtfl w16du wp14">
+  <w:footnote w:type="separator" w:id="-1">
+    <w:p>
+      <w:pPr>
+        <w:spacing w:after="0" w:line="240" w:lineRule="auto"/>
+      </w:pPr>
+      <w:r>
+        <w:separator/>
+      </w:r>
+    </w:p>
+  </w:footnote>
+  <w:footnote w:type="continuationSeparator" w:id="0">
+    <w:p>
+      <w:pPr>
+        <w:spacing w:after="0" w:line="240" w:lineRule="auto"/>
+      </w:pPr>
+      <w:r>
+        <w:continuationSeparator/>
+      </w:r>
+    </w:p>
+  </w:footnote>
+  <w:footnote w:id="1">
+    <w:p>
+      <w:pPr>
+        <w:pStyle w:val="FootnoteText"/>
+        <w:rPr>
+          <w:lang w:val="en-US"/>
+        </w:rPr>
+      </w:pPr>
+      <w:r>
+        <w:rPr>
+          <w:rStyle w:val="FootnoteReference"/>
+        </w:rPr>
+        <w:footnoteRef/>
+      </w:r>
+      <w:r>
+        <w:t xml:space="preserve"> </w:t>
+      </w:r>
+      <w:r>
+        <w:rPr>
+          <w:lang w:val="en-US"/>
+        </w:rPr>
+        <w:t>New member of the development team.</w:t>
+      </w:r>
+    </w:p>
+  </w:footnote>
+  <w:footnote w:id="2">
+    <w:p>
+      <w:pPr>
+        <w:pStyle w:val="FootnoteText"/>
+        <w:rPr>
+          <w:lang w:val="en-US"/>
+        </w:rPr>
+      </w:pPr>
+      <w:r>
+        <w:rPr>
+          <w:rStyle w:val="FootnoteReference"/>
+        </w:rPr>
+        <w:footnoteRef/>
+      </w:r>
+      <w:r>
+        <w:t xml:space="preserve"> </w:t>
+      </w:r>
+      <w:r>
+        <w:rPr>
+          <w:lang w:val="en-US"/>
+        </w:rPr>
+        <w:t>Subject to change once hosting/architecture is selected in later milestones.</w:t>
+      </w:r>
+    </w:p>
+  </w:footnote>
+</w:footnotes>
 </file>
 
 <file path=word/numbering.xml><?xml version="1.0" encoding="utf-8"?>
@@ -3991,6 +8626,95 @@
     </w:lvl>
   </w:abstractNum>
   <w:abstractNum w:abstractNumId="2" w15:restartNumberingAfterBreak="0">
+    <w:nsid w:val="0F986699"/>
+    <w:multiLevelType w:val="hybridMultilevel"/>
+    <w:tmpl w:val="0772EB48"/>
+    <w:lvl w:ilvl="0" w:tplc="E2EE5FEA">
+      <w:start w:val="1"/>
+      <w:numFmt w:val="decimal"/>
+      <w:lvlText w:val="(%1)"/>
+      <w:lvlJc w:val="left"/>
+      <w:pPr>
+        <w:ind w:left="720" w:hanging="360"/>
+      </w:pPr>
+      <w:rPr>
+        <w:rFonts w:hint="default"/>
+      </w:rPr>
+    </w:lvl>
+    <w:lvl w:ilvl="1" w:tplc="04090019" w:tentative="1">
+      <w:start w:val="1"/>
+      <w:numFmt w:val="lowerLetter"/>
+      <w:lvlText w:val="%2."/>
+      <w:lvlJc w:val="left"/>
+      <w:pPr>
+        <w:ind w:left="1440" w:hanging="360"/>
+      </w:pPr>
+    </w:lvl>
+    <w:lvl w:ilvl="2" w:tplc="0409001B" w:tentative="1">
+      <w:start w:val="1"/>
+      <w:numFmt w:val="lowerRoman"/>
+      <w:lvlText w:val="%3."/>
+      <w:lvlJc w:val="right"/>
+      <w:pPr>
+        <w:ind w:left="2160" w:hanging="180"/>
+      </w:pPr>
+    </w:lvl>
+    <w:lvl w:ilvl="3" w:tplc="0409000F" w:tentative="1">
+      <w:start w:val="1"/>
+      <w:numFmt w:val="decimal"/>
+      <w:lvlText w:val="%4."/>
+      <w:lvlJc w:val="left"/>
+      <w:pPr>
+        <w:ind w:left="2880" w:hanging="360"/>
+      </w:pPr>
+    </w:lvl>
+    <w:lvl w:ilvl="4" w:tplc="04090019" w:tentative="1">
+      <w:start w:val="1"/>
+      <w:numFmt w:val="lowerLetter"/>
+      <w:lvlText w:val="%5."/>
+      <w:lvlJc w:val="left"/>
+      <w:pPr>
+        <w:ind w:left="3600" w:hanging="360"/>
+      </w:pPr>
+    </w:lvl>
+    <w:lvl w:ilvl="5" w:tplc="0409001B" w:tentative="1">
+      <w:start w:val="1"/>
+      <w:numFmt w:val="lowerRoman"/>
+      <w:lvlText w:val="%6."/>
+      <w:lvlJc w:val="right"/>
+      <w:pPr>
+        <w:ind w:left="4320" w:hanging="180"/>
+      </w:pPr>
+    </w:lvl>
+    <w:lvl w:ilvl="6" w:tplc="0409000F" w:tentative="1">
+      <w:start w:val="1"/>
+      <w:numFmt w:val="decimal"/>
+      <w:lvlText w:val="%7."/>
+      <w:lvlJc w:val="left"/>
+      <w:pPr>
+        <w:ind w:left="5040" w:hanging="360"/>
+      </w:pPr>
+    </w:lvl>
+    <w:lvl w:ilvl="7" w:tplc="04090019" w:tentative="1">
+      <w:start w:val="1"/>
+      <w:numFmt w:val="lowerLetter"/>
+      <w:lvlText w:val="%8."/>
+      <w:lvlJc w:val="left"/>
+      <w:pPr>
+        <w:ind w:left="5760" w:hanging="360"/>
+      </w:pPr>
+    </w:lvl>
+    <w:lvl w:ilvl="8" w:tplc="0409001B" w:tentative="1">
+      <w:start w:val="1"/>
+      <w:numFmt w:val="lowerRoman"/>
+      <w:lvlText w:val="%9."/>
+      <w:lvlJc w:val="right"/>
+      <w:pPr>
+        <w:ind w:left="6480" w:hanging="180"/>
+      </w:pPr>
+    </w:lvl>
+  </w:abstractNum>
+  <w:abstractNum w:abstractNumId="3" w15:restartNumberingAfterBreak="0">
     <w:nsid w:val="41A35558"/>
     <w:multiLevelType w:val="hybridMultilevel"/>
     <w:tmpl w:val="2236CD08"/>
@@ -4103,7 +8827,7 @@
       </w:rPr>
     </w:lvl>
   </w:abstractNum>
-  <w:abstractNum w:abstractNumId="3" w15:restartNumberingAfterBreak="0">
+  <w:abstractNum w:abstractNumId="4" w15:restartNumberingAfterBreak="0">
     <w:nsid w:val="4B9A1FBD"/>
     <w:multiLevelType w:val="hybridMultilevel"/>
     <w:tmpl w:val="B1385A02"/>
@@ -4216,7 +8940,7 @@
       </w:rPr>
     </w:lvl>
   </w:abstractNum>
-  <w:abstractNum w:abstractNumId="4" w15:restartNumberingAfterBreak="0">
+  <w:abstractNum w:abstractNumId="5" w15:restartNumberingAfterBreak="0">
     <w:nsid w:val="5E885775"/>
     <w:multiLevelType w:val="hybridMultilevel"/>
     <w:tmpl w:val="DA522202"/>
@@ -4329,19 +9053,111 @@
       </w:rPr>
     </w:lvl>
   </w:abstractNum>
+  <w:abstractNum w:abstractNumId="6" w15:restartNumberingAfterBreak="0">
+    <w:nsid w:val="661A3109"/>
+    <w:multiLevelType w:val="hybridMultilevel"/>
+    <w:tmpl w:val="B94292DC"/>
+    <w:lvl w:ilvl="0" w:tplc="0409000F">
+      <w:start w:val="1"/>
+      <w:numFmt w:val="decimal"/>
+      <w:lvlText w:val="%1."/>
+      <w:lvlJc w:val="left"/>
+      <w:pPr>
+        <w:ind w:left="768" w:hanging="360"/>
+      </w:pPr>
+    </w:lvl>
+    <w:lvl w:ilvl="1" w:tplc="04090019" w:tentative="1">
+      <w:start w:val="1"/>
+      <w:numFmt w:val="lowerLetter"/>
+      <w:lvlText w:val="%2."/>
+      <w:lvlJc w:val="left"/>
+      <w:pPr>
+        <w:ind w:left="1488" w:hanging="360"/>
+      </w:pPr>
+    </w:lvl>
+    <w:lvl w:ilvl="2" w:tplc="0409001B" w:tentative="1">
+      <w:start w:val="1"/>
+      <w:numFmt w:val="lowerRoman"/>
+      <w:lvlText w:val="%3."/>
+      <w:lvlJc w:val="right"/>
+      <w:pPr>
+        <w:ind w:left="2208" w:hanging="180"/>
+      </w:pPr>
+    </w:lvl>
+    <w:lvl w:ilvl="3" w:tplc="0409000F" w:tentative="1">
+      <w:start w:val="1"/>
+      <w:numFmt w:val="decimal"/>
+      <w:lvlText w:val="%4."/>
+      <w:lvlJc w:val="left"/>
+      <w:pPr>
+        <w:ind w:left="2928" w:hanging="360"/>
+      </w:pPr>
+    </w:lvl>
+    <w:lvl w:ilvl="4" w:tplc="04090019" w:tentative="1">
+      <w:start w:val="1"/>
+      <w:numFmt w:val="lowerLetter"/>
+      <w:lvlText w:val="%5."/>
+      <w:lvlJc w:val="left"/>
+      <w:pPr>
+        <w:ind w:left="3648" w:hanging="360"/>
+      </w:pPr>
+    </w:lvl>
+    <w:lvl w:ilvl="5" w:tplc="0409001B" w:tentative="1">
+      <w:start w:val="1"/>
+      <w:numFmt w:val="lowerRoman"/>
+      <w:lvlText w:val="%6."/>
+      <w:lvlJc w:val="right"/>
+      <w:pPr>
+        <w:ind w:left="4368" w:hanging="180"/>
+      </w:pPr>
+    </w:lvl>
+    <w:lvl w:ilvl="6" w:tplc="0409000F" w:tentative="1">
+      <w:start w:val="1"/>
+      <w:numFmt w:val="decimal"/>
+      <w:lvlText w:val="%7."/>
+      <w:lvlJc w:val="left"/>
+      <w:pPr>
+        <w:ind w:left="5088" w:hanging="360"/>
+      </w:pPr>
+    </w:lvl>
+    <w:lvl w:ilvl="7" w:tplc="04090019" w:tentative="1">
+      <w:start w:val="1"/>
+      <w:numFmt w:val="lowerLetter"/>
+      <w:lvlText w:val="%8."/>
+      <w:lvlJc w:val="left"/>
+      <w:pPr>
+        <w:ind w:left="5808" w:hanging="360"/>
+      </w:pPr>
+    </w:lvl>
+    <w:lvl w:ilvl="8" w:tplc="0409001B" w:tentative="1">
+      <w:start w:val="1"/>
+      <w:numFmt w:val="lowerRoman"/>
+      <w:lvlText w:val="%9."/>
+      <w:lvlJc w:val="right"/>
+      <w:pPr>
+        <w:ind w:left="6528" w:hanging="180"/>
+      </w:pPr>
+    </w:lvl>
+  </w:abstractNum>
   <w:num w:numId="1" w16cid:durableId="1491748717">
-    <w:abstractNumId w:val="4"/>
+    <w:abstractNumId w:val="5"/>
   </w:num>
   <w:num w:numId="2" w16cid:durableId="1686512588">
     <w:abstractNumId w:val="0"/>
   </w:num>
   <w:num w:numId="3" w16cid:durableId="1984196783">
-    <w:abstractNumId w:val="3"/>
+    <w:abstractNumId w:val="4"/>
   </w:num>
   <w:num w:numId="4" w16cid:durableId="1869219452">
     <w:abstractNumId w:val="1"/>
   </w:num>
   <w:num w:numId="5" w16cid:durableId="1641300317">
+    <w:abstractNumId w:val="3"/>
+  </w:num>
+  <w:num w:numId="6" w16cid:durableId="1611619726">
+    <w:abstractNumId w:val="6"/>
+  </w:num>
+  <w:num w:numId="7" w16cid:durableId="8144362">
     <w:abstractNumId w:val="2"/>
   </w:num>
 </w:numbering>
@@ -4949,6 +9765,7 @@
   <w:style w:type="character" w:default="1" w:styleId="DefaultParagraphFont">
     <w:name w:val="Default Paragraph Font"/>
     <w:uiPriority w:val="1"/>
+    <w:semiHidden/>
     <w:unhideWhenUsed/>
   </w:style>
   <w:style w:type="table" w:default="1" w:styleId="TableNormal">
@@ -5579,6 +10396,120 @@
       <w:ind w:left="480"/>
     </w:pPr>
   </w:style>
+  <w:style w:type="table" w:styleId="GridTable2">
+    <w:name w:val="Grid Table 2"/>
+    <w:basedOn w:val="TableNormal"/>
+    <w:uiPriority w:val="47"/>
+    <w:rsid w:val="00D83BE9"/>
+    <w:pPr>
+      <w:spacing w:after="0" w:line="240" w:lineRule="auto"/>
+    </w:pPr>
+    <w:tblPr>
+      <w:tblStyleRowBandSize w:val="1"/>
+      <w:tblStyleColBandSize w:val="1"/>
+      <w:tblBorders>
+        <w:top w:val="single" w:sz="2" w:space="0" w:color="666666" w:themeColor="text1" w:themeTint="99"/>
+        <w:bottom w:val="single" w:sz="2" w:space="0" w:color="666666" w:themeColor="text1" w:themeTint="99"/>
+        <w:insideH w:val="single" w:sz="2" w:space="0" w:color="666666" w:themeColor="text1" w:themeTint="99"/>
+        <w:insideV w:val="single" w:sz="2" w:space="0" w:color="666666" w:themeColor="text1" w:themeTint="99"/>
+      </w:tblBorders>
+    </w:tblPr>
+    <w:tblStylePr w:type="firstRow">
+      <w:rPr>
+        <w:b/>
+        <w:bCs/>
+      </w:rPr>
+      <w:tblPr/>
+      <w:tcPr>
+        <w:tcBorders>
+          <w:top w:val="nil"/>
+          <w:bottom w:val="single" w:sz="12" w:space="0" w:color="666666" w:themeColor="text1" w:themeTint="99"/>
+          <w:insideH w:val="nil"/>
+          <w:insideV w:val="nil"/>
+        </w:tcBorders>
+        <w:shd w:val="clear" w:color="auto" w:fill="FFFFFF" w:themeFill="background1"/>
+      </w:tcPr>
+    </w:tblStylePr>
+    <w:tblStylePr w:type="lastRow">
+      <w:rPr>
+        <w:b/>
+        <w:bCs/>
+      </w:rPr>
+      <w:tblPr/>
+      <w:tcPr>
+        <w:tcBorders>
+          <w:top w:val="double" w:sz="2" w:space="0" w:color="666666" w:themeColor="text1" w:themeTint="99"/>
+          <w:bottom w:val="nil"/>
+          <w:insideH w:val="nil"/>
+          <w:insideV w:val="nil"/>
+        </w:tcBorders>
+        <w:shd w:val="clear" w:color="auto" w:fill="FFFFFF" w:themeFill="background1"/>
+      </w:tcPr>
+    </w:tblStylePr>
+    <w:tblStylePr w:type="firstCol">
+      <w:rPr>
+        <w:b/>
+        <w:bCs/>
+      </w:rPr>
+    </w:tblStylePr>
+    <w:tblStylePr w:type="lastCol">
+      <w:rPr>
+        <w:b/>
+        <w:bCs/>
+      </w:rPr>
+    </w:tblStylePr>
+    <w:tblStylePr w:type="band1Vert">
+      <w:tblPr/>
+      <w:tcPr>
+        <w:shd w:val="clear" w:color="auto" w:fill="CCCCCC" w:themeFill="text1" w:themeFillTint="33"/>
+      </w:tcPr>
+    </w:tblStylePr>
+    <w:tblStylePr w:type="band1Horz">
+      <w:tblPr/>
+      <w:tcPr>
+        <w:shd w:val="clear" w:color="auto" w:fill="CCCCCC" w:themeFill="text1" w:themeFillTint="33"/>
+      </w:tcPr>
+    </w:tblStylePr>
+  </w:style>
+  <w:style w:type="paragraph" w:styleId="FootnoteText">
+    <w:name w:val="footnote text"/>
+    <w:basedOn w:val="Normal"/>
+    <w:link w:val="FootnoteTextChar"/>
+    <w:uiPriority w:val="99"/>
+    <w:semiHidden/>
+    <w:unhideWhenUsed/>
+    <w:rsid w:val="00D83BE9"/>
+    <w:pPr>
+      <w:spacing w:after="0" w:line="240" w:lineRule="auto"/>
+    </w:pPr>
+    <w:rPr>
+      <w:sz w:val="20"/>
+      <w:szCs w:val="20"/>
+    </w:rPr>
+  </w:style>
+  <w:style w:type="character" w:customStyle="1" w:styleId="FootnoteTextChar">
+    <w:name w:val="Footnote Text Char"/>
+    <w:basedOn w:val="DefaultParagraphFont"/>
+    <w:link w:val="FootnoteText"/>
+    <w:uiPriority w:val="99"/>
+    <w:semiHidden/>
+    <w:rsid w:val="00D83BE9"/>
+    <w:rPr>
+      <w:sz w:val="20"/>
+      <w:szCs w:val="20"/>
+    </w:rPr>
+  </w:style>
+  <w:style w:type="character" w:styleId="FootnoteReference">
+    <w:name w:val="footnote reference"/>
+    <w:basedOn w:val="DefaultParagraphFont"/>
+    <w:uiPriority w:val="99"/>
+    <w:semiHidden/>
+    <w:unhideWhenUsed/>
+    <w:rsid w:val="00D83BE9"/>
+    <w:rPr>
+      <w:vertAlign w:val="superscript"/>
+    </w:rPr>
+  </w:style>
 </w:styles>
 </file>
 
@@ -5714,6 +10645,7 @@
   </w:compat>
   <w:rsids>
     <w:rsidRoot w:val="006C106A"/>
+    <w:rsid w:val="00255DD3"/>
     <w:rsid w:val="005840FD"/>
     <w:rsid w:val="005A1859"/>
     <w:rsid w:val="006B59FC"/>
@@ -5721,6 +10653,7 @@
     <w:rsid w:val="006F10D2"/>
     <w:rsid w:val="00AA09B9"/>
     <w:rsid w:val="00B13C9E"/>
+    <w:rsid w:val="00C416E2"/>
     <w:rsid w:val="00E045FA"/>
     <w:rsid w:val="00E3330B"/>
     <w:rsid w:val="00ED1F7E"/>

--- a/SEN_381_Project_Miletone_1.docx
+++ b/SEN_381_Project_Miletone_1.docx
@@ -383,6 +383,7 @@
                                   </w:sdtContent>
                                 </w:sdt>
                               </w:p>
+                              <w:bookmarkStart w:id="0" w:name="_Hlk239885160"/>
                               <w:p>
                                 <w:pPr>
                                   <w:pStyle w:val="NoSpacing"/>
@@ -419,6 +420,7 @@
                                   <w:t>FREERK VAN DEN BOS 602074</w:t>
                                 </w:r>
                               </w:p>
+                              <w:bookmarkEnd w:id="0"/>
                               <w:p>
                                 <w:pPr>
                                   <w:pStyle w:val="NoSpacing"/>
@@ -572,6 +574,7 @@
                             </w:sdtContent>
                           </w:sdt>
                         </w:p>
+                        <w:bookmarkStart w:id="1" w:name="_Hlk239885160"/>
                         <w:p>
                           <w:pPr>
                             <w:pStyle w:val="NoSpacing"/>
@@ -608,6 +611,7 @@
                             <w:t>FREERK VAN DEN BOS 602074</w:t>
                           </w:r>
                         </w:p>
+                        <w:bookmarkEnd w:id="1"/>
                         <w:p>
                           <w:pPr>
                             <w:pStyle w:val="NoSpacing"/>
@@ -711,7 +715,7 @@
             <w:rPr>
               <w:rFonts w:eastAsiaTheme="minorEastAsia"/>
               <w:noProof/>
-              <w:lang w:val="en-US"/>
+              <w:lang w:eastAsia="en-ZA"/>
             </w:rPr>
           </w:pPr>
           <w:r>
@@ -723,7 +727,7 @@
           <w:r>
             <w:fldChar w:fldCharType="separate"/>
           </w:r>
-          <w:hyperlink w:anchor="_Toc239873093" w:history="1">
+          <w:hyperlink w:anchor="_Toc239885231" w:history="1">
             <w:r>
               <w:rPr>
                 <w:rStyle w:val="Hyperlink"/>
@@ -750,7 +754,7 @@
                 <w:noProof/>
                 <w:webHidden/>
               </w:rPr>
-              <w:instrText xml:space="preserve"> PAGEREF _Toc239873093 \h </w:instrText>
+              <w:instrText xml:space="preserve"> PAGEREF _Toc239885231 \h </w:instrText>
             </w:r>
             <w:r>
               <w:rPr>
@@ -790,10 +794,10 @@
             <w:rPr>
               <w:rFonts w:eastAsiaTheme="minorEastAsia"/>
               <w:noProof/>
-              <w:lang w:val="en-US"/>
+              <w:lang w:eastAsia="en-ZA"/>
             </w:rPr>
           </w:pPr>
-          <w:hyperlink w:anchor="_Toc239873094" w:history="1">
+          <w:hyperlink w:anchor="_Toc239885232" w:history="1">
             <w:r>
               <w:rPr>
                 <w:rStyle w:val="Hyperlink"/>
@@ -820,7 +824,7 @@
                 <w:noProof/>
                 <w:webHidden/>
               </w:rPr>
-              <w:instrText xml:space="preserve"> PAGEREF _Toc239873094 \h </w:instrText>
+              <w:instrText xml:space="preserve"> PAGEREF _Toc239885232 \h </w:instrText>
             </w:r>
             <w:r>
               <w:rPr>
@@ -860,10 +864,10 @@
             <w:rPr>
               <w:rFonts w:eastAsiaTheme="minorEastAsia"/>
               <w:noProof/>
-              <w:lang w:val="en-US"/>
+              <w:lang w:eastAsia="en-ZA"/>
             </w:rPr>
           </w:pPr>
-          <w:hyperlink w:anchor="_Toc239873095" w:history="1">
+          <w:hyperlink w:anchor="_Toc239885233" w:history="1">
             <w:r>
               <w:rPr>
                 <w:rStyle w:val="Hyperlink"/>
@@ -890,7 +894,7 @@
                 <w:noProof/>
                 <w:webHidden/>
               </w:rPr>
-              <w:instrText xml:space="preserve"> PAGEREF _Toc239873095 \h </w:instrText>
+              <w:instrText xml:space="preserve"> PAGEREF _Toc239885233 \h </w:instrText>
             </w:r>
             <w:r>
               <w:rPr>
@@ -930,10 +934,10 @@
             <w:rPr>
               <w:rFonts w:eastAsiaTheme="minorEastAsia"/>
               <w:noProof/>
-              <w:lang w:val="en-US"/>
+              <w:lang w:eastAsia="en-ZA"/>
             </w:rPr>
           </w:pPr>
-          <w:hyperlink w:anchor="_Toc239873096" w:history="1">
+          <w:hyperlink w:anchor="_Toc239885234" w:history="1">
             <w:r>
               <w:rPr>
                 <w:rStyle w:val="Hyperlink"/>
@@ -960,7 +964,7 @@
                 <w:noProof/>
                 <w:webHidden/>
               </w:rPr>
-              <w:instrText xml:space="preserve"> PAGEREF _Toc239873096 \h </w:instrText>
+              <w:instrText xml:space="preserve"> PAGEREF _Toc239885234 \h </w:instrText>
             </w:r>
             <w:r>
               <w:rPr>
@@ -1000,10 +1004,10 @@
             <w:rPr>
               <w:rFonts w:eastAsiaTheme="minorEastAsia"/>
               <w:noProof/>
-              <w:lang w:val="en-US"/>
+              <w:lang w:eastAsia="en-ZA"/>
             </w:rPr>
           </w:pPr>
-          <w:hyperlink w:anchor="_Toc239873097" w:history="1">
+          <w:hyperlink w:anchor="_Toc239885235" w:history="1">
             <w:r>
               <w:rPr>
                 <w:rStyle w:val="Hyperlink"/>
@@ -1030,7 +1034,7 @@
                 <w:noProof/>
                 <w:webHidden/>
               </w:rPr>
-              <w:instrText xml:space="preserve"> PAGEREF _Toc239873097 \h </w:instrText>
+              <w:instrText xml:space="preserve"> PAGEREF _Toc239885235 \h </w:instrText>
             </w:r>
             <w:r>
               <w:rPr>
@@ -1070,10 +1074,10 @@
             <w:rPr>
               <w:rFonts w:eastAsiaTheme="minorEastAsia"/>
               <w:noProof/>
-              <w:lang w:val="en-US"/>
+              <w:lang w:eastAsia="en-ZA"/>
             </w:rPr>
           </w:pPr>
-          <w:hyperlink w:anchor="_Toc239873098" w:history="1">
+          <w:hyperlink w:anchor="_Toc239885236" w:history="1">
             <w:r>
               <w:rPr>
                 <w:rStyle w:val="Hyperlink"/>
@@ -1100,7 +1104,7 @@
                 <w:noProof/>
                 <w:webHidden/>
               </w:rPr>
-              <w:instrText xml:space="preserve"> PAGEREF _Toc239873098 \h </w:instrText>
+              <w:instrText xml:space="preserve"> PAGEREF _Toc239885236 \h </w:instrText>
             </w:r>
             <w:r>
               <w:rPr>
@@ -1140,10 +1144,10 @@
             <w:rPr>
               <w:rFonts w:eastAsiaTheme="minorEastAsia"/>
               <w:noProof/>
-              <w:lang w:val="en-US"/>
+              <w:lang w:eastAsia="en-ZA"/>
             </w:rPr>
           </w:pPr>
-          <w:hyperlink w:anchor="_Toc239873099" w:history="1">
+          <w:hyperlink w:anchor="_Toc239885237" w:history="1">
             <w:r>
               <w:rPr>
                 <w:rStyle w:val="Hyperlink"/>
@@ -1170,7 +1174,7 @@
                 <w:noProof/>
                 <w:webHidden/>
               </w:rPr>
-              <w:instrText xml:space="preserve"> PAGEREF _Toc239873099 \h </w:instrText>
+              <w:instrText xml:space="preserve"> PAGEREF _Toc239885237 \h </w:instrText>
             </w:r>
             <w:r>
               <w:rPr>
@@ -1210,10 +1214,10 @@
             <w:rPr>
               <w:rFonts w:eastAsiaTheme="minorEastAsia"/>
               <w:noProof/>
-              <w:lang w:val="en-US"/>
+              <w:lang w:eastAsia="en-ZA"/>
             </w:rPr>
           </w:pPr>
-          <w:hyperlink w:anchor="_Toc239873100" w:history="1">
+          <w:hyperlink w:anchor="_Toc239885238" w:history="1">
             <w:r>
               <w:rPr>
                 <w:rStyle w:val="Hyperlink"/>
@@ -1240,7 +1244,7 @@
                 <w:noProof/>
                 <w:webHidden/>
               </w:rPr>
-              <w:instrText xml:space="preserve"> PAGEREF _Toc239873100 \h </w:instrText>
+              <w:instrText xml:space="preserve"> PAGEREF _Toc239885238 \h </w:instrText>
             </w:r>
             <w:r>
               <w:rPr>
@@ -1280,10 +1284,10 @@
             <w:rPr>
               <w:rFonts w:eastAsiaTheme="minorEastAsia"/>
               <w:noProof/>
-              <w:lang w:val="en-US"/>
+              <w:lang w:eastAsia="en-ZA"/>
             </w:rPr>
           </w:pPr>
-          <w:hyperlink w:anchor="_Toc239873101" w:history="1">
+          <w:hyperlink w:anchor="_Toc239885239" w:history="1">
             <w:r>
               <w:rPr>
                 <w:rStyle w:val="Hyperlink"/>
@@ -1310,7 +1314,7 @@
                 <w:noProof/>
                 <w:webHidden/>
               </w:rPr>
-              <w:instrText xml:space="preserve"> PAGEREF _Toc239873101 \h </w:instrText>
+              <w:instrText xml:space="preserve"> PAGEREF _Toc239885239 \h </w:instrText>
             </w:r>
             <w:r>
               <w:rPr>
@@ -1350,10 +1354,10 @@
             <w:rPr>
               <w:rFonts w:eastAsiaTheme="minorEastAsia"/>
               <w:noProof/>
-              <w:lang w:val="en-US"/>
+              <w:lang w:eastAsia="en-ZA"/>
             </w:rPr>
           </w:pPr>
-          <w:hyperlink w:anchor="_Toc239873102" w:history="1">
+          <w:hyperlink w:anchor="_Toc239885240" w:history="1">
             <w:r>
               <w:rPr>
                 <w:rStyle w:val="Hyperlink"/>
@@ -1380,7 +1384,7 @@
                 <w:noProof/>
                 <w:webHidden/>
               </w:rPr>
-              <w:instrText xml:space="preserve"> PAGEREF _Toc239873102 \h </w:instrText>
+              <w:instrText xml:space="preserve"> PAGEREF _Toc239885240 \h </w:instrText>
             </w:r>
             <w:r>
               <w:rPr>
@@ -1420,10 +1424,10 @@
             <w:rPr>
               <w:rFonts w:eastAsiaTheme="minorEastAsia"/>
               <w:noProof/>
-              <w:lang w:val="en-US"/>
+              <w:lang w:eastAsia="en-ZA"/>
             </w:rPr>
           </w:pPr>
-          <w:hyperlink w:anchor="_Toc239873103" w:history="1">
+          <w:hyperlink w:anchor="_Toc239885241" w:history="1">
             <w:r>
               <w:rPr>
                 <w:rStyle w:val="Hyperlink"/>
@@ -1450,7 +1454,7 @@
                 <w:noProof/>
                 <w:webHidden/>
               </w:rPr>
-              <w:instrText xml:space="preserve"> PAGEREF _Toc239873103 \h </w:instrText>
+              <w:instrText xml:space="preserve"> PAGEREF _Toc239885241 \h </w:instrText>
             </w:r>
             <w:r>
               <w:rPr>
@@ -1490,10 +1494,10 @@
             <w:rPr>
               <w:rFonts w:eastAsiaTheme="minorEastAsia"/>
               <w:noProof/>
-              <w:lang w:val="en-US"/>
+              <w:lang w:eastAsia="en-ZA"/>
             </w:rPr>
           </w:pPr>
-          <w:hyperlink w:anchor="_Toc239873104" w:history="1">
+          <w:hyperlink w:anchor="_Toc239885242" w:history="1">
             <w:r>
               <w:rPr>
                 <w:rStyle w:val="Hyperlink"/>
@@ -1520,7 +1524,7 @@
                 <w:noProof/>
                 <w:webHidden/>
               </w:rPr>
-              <w:instrText xml:space="preserve"> PAGEREF _Toc239873104 \h </w:instrText>
+              <w:instrText xml:space="preserve"> PAGEREF _Toc239885242 \h </w:instrText>
             </w:r>
             <w:r>
               <w:rPr>
@@ -1560,10 +1564,10 @@
             <w:rPr>
               <w:rFonts w:eastAsiaTheme="minorEastAsia"/>
               <w:noProof/>
-              <w:lang w:val="en-US"/>
+              <w:lang w:eastAsia="en-ZA"/>
             </w:rPr>
           </w:pPr>
-          <w:hyperlink w:anchor="_Toc239873105" w:history="1">
+          <w:hyperlink w:anchor="_Toc239885243" w:history="1">
             <w:r>
               <w:rPr>
                 <w:rStyle w:val="Hyperlink"/>
@@ -1590,7 +1594,7 @@
                 <w:noProof/>
                 <w:webHidden/>
               </w:rPr>
-              <w:instrText xml:space="preserve"> PAGEREF _Toc239873105 \h </w:instrText>
+              <w:instrText xml:space="preserve"> PAGEREF _Toc239885243 \h </w:instrText>
             </w:r>
             <w:r>
               <w:rPr>
@@ -1630,10 +1634,10 @@
             <w:rPr>
               <w:rFonts w:eastAsiaTheme="minorEastAsia"/>
               <w:noProof/>
-              <w:lang w:val="en-US"/>
+              <w:lang w:eastAsia="en-ZA"/>
             </w:rPr>
           </w:pPr>
-          <w:hyperlink w:anchor="_Toc239873106" w:history="1">
+          <w:hyperlink w:anchor="_Toc239885244" w:history="1">
             <w:r>
               <w:rPr>
                 <w:rStyle w:val="Hyperlink"/>
@@ -1660,7 +1664,7 @@
                 <w:noProof/>
                 <w:webHidden/>
               </w:rPr>
-              <w:instrText xml:space="preserve"> PAGEREF _Toc239873106 \h </w:instrText>
+              <w:instrText xml:space="preserve"> PAGEREF _Toc239885244 \h </w:instrText>
             </w:r>
             <w:r>
               <w:rPr>
@@ -1700,10 +1704,10 @@
             <w:rPr>
               <w:rFonts w:eastAsiaTheme="minorEastAsia"/>
               <w:noProof/>
-              <w:lang w:val="en-US"/>
+              <w:lang w:eastAsia="en-ZA"/>
             </w:rPr>
           </w:pPr>
-          <w:hyperlink w:anchor="_Toc239873107" w:history="1">
+          <w:hyperlink w:anchor="_Toc239885245" w:history="1">
             <w:r>
               <w:rPr>
                 <w:rStyle w:val="Hyperlink"/>
@@ -1730,7 +1734,7 @@
                 <w:noProof/>
                 <w:webHidden/>
               </w:rPr>
-              <w:instrText xml:space="preserve"> PAGEREF _Toc239873107 \h </w:instrText>
+              <w:instrText xml:space="preserve"> PAGEREF _Toc239885245 \h </w:instrText>
             </w:r>
             <w:r>
               <w:rPr>
@@ -1770,10 +1774,10 @@
             <w:rPr>
               <w:rFonts w:eastAsiaTheme="minorEastAsia"/>
               <w:noProof/>
-              <w:lang w:val="en-US"/>
+              <w:lang w:eastAsia="en-ZA"/>
             </w:rPr>
           </w:pPr>
-          <w:hyperlink w:anchor="_Toc239873108" w:history="1">
+          <w:hyperlink w:anchor="_Toc239885246" w:history="1">
             <w:r>
               <w:rPr>
                 <w:rStyle w:val="Hyperlink"/>
@@ -1800,7 +1804,7 @@
                 <w:noProof/>
                 <w:webHidden/>
               </w:rPr>
-              <w:instrText xml:space="preserve"> PAGEREF _Toc239873108 \h </w:instrText>
+              <w:instrText xml:space="preserve"> PAGEREF _Toc239885246 \h </w:instrText>
             </w:r>
             <w:r>
               <w:rPr>
@@ -1840,10 +1844,10 @@
             <w:rPr>
               <w:rFonts w:eastAsiaTheme="minorEastAsia"/>
               <w:noProof/>
-              <w:lang w:val="en-US"/>
+              <w:lang w:eastAsia="en-ZA"/>
             </w:rPr>
           </w:pPr>
-          <w:hyperlink w:anchor="_Toc239873109" w:history="1">
+          <w:hyperlink w:anchor="_Toc239885247" w:history="1">
             <w:r>
               <w:rPr>
                 <w:rStyle w:val="Hyperlink"/>
@@ -1870,7 +1874,7 @@
                 <w:noProof/>
                 <w:webHidden/>
               </w:rPr>
-              <w:instrText xml:space="preserve"> PAGEREF _Toc239873109 \h </w:instrText>
+              <w:instrText xml:space="preserve"> PAGEREF _Toc239885247 \h </w:instrText>
             </w:r>
             <w:r>
               <w:rPr>
@@ -1910,10 +1914,10 @@
             <w:rPr>
               <w:rFonts w:eastAsiaTheme="minorEastAsia"/>
               <w:noProof/>
-              <w:lang w:val="en-US"/>
+              <w:lang w:eastAsia="en-ZA"/>
             </w:rPr>
           </w:pPr>
-          <w:hyperlink w:anchor="_Toc239873110" w:history="1">
+          <w:hyperlink w:anchor="_Toc239885248" w:history="1">
             <w:r>
               <w:rPr>
                 <w:rStyle w:val="Hyperlink"/>
@@ -1940,7 +1944,7 @@
                 <w:noProof/>
                 <w:webHidden/>
               </w:rPr>
-              <w:instrText xml:space="preserve"> PAGEREF _Toc239873110 \h </w:instrText>
+              <w:instrText xml:space="preserve"> PAGEREF _Toc239885248 \h </w:instrText>
             </w:r>
             <w:r>
               <w:rPr>
@@ -1980,10 +1984,10 @@
             <w:rPr>
               <w:rFonts w:eastAsiaTheme="minorEastAsia"/>
               <w:noProof/>
-              <w:lang w:val="en-US"/>
+              <w:lang w:eastAsia="en-ZA"/>
             </w:rPr>
           </w:pPr>
-          <w:hyperlink w:anchor="_Toc239873111" w:history="1">
+          <w:hyperlink w:anchor="_Toc239885249" w:history="1">
             <w:r>
               <w:rPr>
                 <w:rStyle w:val="Hyperlink"/>
@@ -2010,7 +2014,7 @@
                 <w:noProof/>
                 <w:webHidden/>
               </w:rPr>
-              <w:instrText xml:space="preserve"> PAGEREF _Toc239873111 \h </w:instrText>
+              <w:instrText xml:space="preserve"> PAGEREF _Toc239885249 \h </w:instrText>
             </w:r>
             <w:r>
               <w:rPr>
@@ -2050,10 +2054,10 @@
             <w:rPr>
               <w:rFonts w:eastAsiaTheme="minorEastAsia"/>
               <w:noProof/>
-              <w:lang w:val="en-US"/>
+              <w:lang w:eastAsia="en-ZA"/>
             </w:rPr>
           </w:pPr>
-          <w:hyperlink w:anchor="_Toc239873112" w:history="1">
+          <w:hyperlink w:anchor="_Toc239885250" w:history="1">
             <w:r>
               <w:rPr>
                 <w:rStyle w:val="Hyperlink"/>
@@ -2080,7 +2084,7 @@
                 <w:noProof/>
                 <w:webHidden/>
               </w:rPr>
-              <w:instrText xml:space="preserve"> PAGEREF _Toc239873112 \h </w:instrText>
+              <w:instrText xml:space="preserve"> PAGEREF _Toc239885250 \h </w:instrText>
             </w:r>
             <w:r>
               <w:rPr>
@@ -2120,10 +2124,10 @@
             <w:rPr>
               <w:rFonts w:eastAsiaTheme="minorEastAsia"/>
               <w:noProof/>
-              <w:lang w:val="en-US"/>
+              <w:lang w:eastAsia="en-ZA"/>
             </w:rPr>
           </w:pPr>
-          <w:hyperlink w:anchor="_Toc239873113" w:history="1">
+          <w:hyperlink w:anchor="_Toc239885251" w:history="1">
             <w:r>
               <w:rPr>
                 <w:rStyle w:val="Hyperlink"/>
@@ -2150,7 +2154,7 @@
                 <w:noProof/>
                 <w:webHidden/>
               </w:rPr>
-              <w:instrText xml:space="preserve"> PAGEREF _Toc239873113 \h </w:instrText>
+              <w:instrText xml:space="preserve"> PAGEREF _Toc239885251 \h </w:instrText>
             </w:r>
             <w:r>
               <w:rPr>
@@ -2190,10 +2194,10 @@
             <w:rPr>
               <w:rFonts w:eastAsiaTheme="minorEastAsia"/>
               <w:noProof/>
-              <w:lang w:val="en-US"/>
+              <w:lang w:eastAsia="en-ZA"/>
             </w:rPr>
           </w:pPr>
-          <w:hyperlink w:anchor="_Toc239873114" w:history="1">
+          <w:hyperlink w:anchor="_Toc239885252" w:history="1">
             <w:r>
               <w:rPr>
                 <w:rStyle w:val="Hyperlink"/>
@@ -2220,7 +2224,7 @@
                 <w:noProof/>
                 <w:webHidden/>
               </w:rPr>
-              <w:instrText xml:space="preserve"> PAGEREF _Toc239873114 \h </w:instrText>
+              <w:instrText xml:space="preserve"> PAGEREF _Toc239885252 \h </w:instrText>
             </w:r>
             <w:r>
               <w:rPr>
@@ -2260,10 +2264,10 @@
             <w:rPr>
               <w:rFonts w:eastAsiaTheme="minorEastAsia"/>
               <w:noProof/>
-              <w:lang w:val="en-US"/>
+              <w:lang w:eastAsia="en-ZA"/>
             </w:rPr>
           </w:pPr>
-          <w:hyperlink w:anchor="_Toc239873115" w:history="1">
+          <w:hyperlink w:anchor="_Toc239885253" w:history="1">
             <w:r>
               <w:rPr>
                 <w:rStyle w:val="Hyperlink"/>
@@ -2290,7 +2294,7 @@
                 <w:noProof/>
                 <w:webHidden/>
               </w:rPr>
-              <w:instrText xml:space="preserve"> PAGEREF _Toc239873115 \h </w:instrText>
+              <w:instrText xml:space="preserve"> PAGEREF _Toc239885253 \h </w:instrText>
             </w:r>
             <w:r>
               <w:rPr>
@@ -2311,6 +2315,76 @@
                 <w:webHidden/>
               </w:rPr>
               <w:t>13</w:t>
+            </w:r>
+            <w:r>
+              <w:rPr>
+                <w:noProof/>
+                <w:webHidden/>
+              </w:rPr>
+              <w:fldChar w:fldCharType="end"/>
+            </w:r>
+          </w:hyperlink>
+        </w:p>
+        <w:p>
+          <w:pPr>
+            <w:pStyle w:val="TOC2"/>
+            <w:tabs>
+              <w:tab w:val="right" w:leader="dot" w:pos="9016"/>
+            </w:tabs>
+            <w:rPr>
+              <w:rFonts w:eastAsiaTheme="minorEastAsia"/>
+              <w:noProof/>
+              <w:lang w:eastAsia="en-ZA"/>
+            </w:rPr>
+          </w:pPr>
+          <w:hyperlink w:anchor="_Toc239885254" w:history="1">
+            <w:r>
+              <w:rPr>
+                <w:rStyle w:val="Hyperlink"/>
+                <w:noProof/>
+              </w:rPr>
+              <w:t>Example of an end-to-end trace:</w:t>
+            </w:r>
+            <w:r>
+              <w:rPr>
+                <w:noProof/>
+                <w:webHidden/>
+              </w:rPr>
+              <w:tab/>
+            </w:r>
+            <w:r>
+              <w:rPr>
+                <w:noProof/>
+                <w:webHidden/>
+              </w:rPr>
+              <w:fldChar w:fldCharType="begin"/>
+            </w:r>
+            <w:r>
+              <w:rPr>
+                <w:noProof/>
+                <w:webHidden/>
+              </w:rPr>
+              <w:instrText xml:space="preserve"> PAGEREF _Toc239885254 \h </w:instrText>
+            </w:r>
+            <w:r>
+              <w:rPr>
+                <w:noProof/>
+                <w:webHidden/>
+              </w:rPr>
+            </w:r>
+            <w:r>
+              <w:rPr>
+                <w:noProof/>
+                <w:webHidden/>
+              </w:rPr>
+              <w:fldChar w:fldCharType="separate"/>
+            </w:r>
+            <w:r>
+              <w:rPr>
+                <w:noProof/>
+                <w:webHidden/>
+              </w:rPr>
+              <w:t>14</w:t>
             </w:r>
             <w:r>
               <w:rPr>
@@ -2330,16 +2404,16 @@
             <w:rPr>
               <w:rFonts w:eastAsiaTheme="minorEastAsia"/>
               <w:noProof/>
-              <w:lang w:val="en-US"/>
+              <w:lang w:eastAsia="en-ZA"/>
             </w:rPr>
           </w:pPr>
-          <w:hyperlink w:anchor="_Toc239873116" w:history="1">
+          <w:hyperlink w:anchor="_Toc239885255" w:history="1">
             <w:r>
               <w:rPr>
                 <w:rStyle w:val="Hyperlink"/>
                 <w:noProof/>
               </w:rPr>
-              <w:t>Initial RTM</w:t>
+              <w:t>Initial risk register</w:t>
             </w:r>
             <w:r>
               <w:rPr>
@@ -2360,77 +2434,7 @@
                 <w:noProof/>
                 <w:webHidden/>
               </w:rPr>
-              <w:instrText xml:space="preserve"> PAGEREF _Toc239873116 \h </w:instrText>
-            </w:r>
-            <w:r>
-              <w:rPr>
-                <w:noProof/>
-                <w:webHidden/>
-              </w:rPr>
-            </w:r>
-            <w:r>
-              <w:rPr>
-                <w:noProof/>
-                <w:webHidden/>
-              </w:rPr>
-              <w:fldChar w:fldCharType="separate"/>
-            </w:r>
-            <w:r>
-              <w:rPr>
-                <w:noProof/>
-                <w:webHidden/>
-              </w:rPr>
-              <w:t>13</w:t>
-            </w:r>
-            <w:r>
-              <w:rPr>
-                <w:noProof/>
-                <w:webHidden/>
-              </w:rPr>
-              <w:fldChar w:fldCharType="end"/>
-            </w:r>
-          </w:hyperlink>
-        </w:p>
-        <w:p>
-          <w:pPr>
-            <w:pStyle w:val="TOC2"/>
-            <w:tabs>
-              <w:tab w:val="right" w:leader="dot" w:pos="9016"/>
-            </w:tabs>
-            <w:rPr>
-              <w:rFonts w:eastAsiaTheme="minorEastAsia"/>
-              <w:noProof/>
-              <w:lang w:val="en-US"/>
-            </w:rPr>
-          </w:pPr>
-          <w:hyperlink w:anchor="_Toc239873117" w:history="1">
-            <w:r>
-              <w:rPr>
-                <w:rStyle w:val="Hyperlink"/>
-                <w:noProof/>
-              </w:rPr>
-              <w:t>Example of an end-to-end trace:</w:t>
-            </w:r>
-            <w:r>
-              <w:rPr>
-                <w:noProof/>
-                <w:webHidden/>
-              </w:rPr>
-              <w:tab/>
-            </w:r>
-            <w:r>
-              <w:rPr>
-                <w:noProof/>
-                <w:webHidden/>
-              </w:rPr>
-              <w:fldChar w:fldCharType="begin"/>
-            </w:r>
-            <w:r>
-              <w:rPr>
-                <w:noProof/>
-                <w:webHidden/>
-              </w:rPr>
-              <w:instrText xml:space="preserve"> PAGEREF _Toc239873117 \h </w:instrText>
+              <w:instrText xml:space="preserve"> PAGEREF _Toc239885255 \h </w:instrText>
             </w:r>
             <w:r>
               <w:rPr>
@@ -2470,16 +2474,16 @@
             <w:rPr>
               <w:rFonts w:eastAsiaTheme="minorEastAsia"/>
               <w:noProof/>
-              <w:lang w:val="en-US"/>
+              <w:lang w:eastAsia="en-ZA"/>
             </w:rPr>
           </w:pPr>
-          <w:hyperlink w:anchor="_Toc239873118" w:history="1">
+          <w:hyperlink w:anchor="_Toc239885256" w:history="1">
             <w:r>
               <w:rPr>
                 <w:rStyle w:val="Hyperlink"/>
                 <w:noProof/>
               </w:rPr>
-              <w:t>Initial risk register</w:t>
+              <w:t>Forward engineering considerations</w:t>
             </w:r>
             <w:r>
               <w:rPr>
@@ -2500,7 +2504,7 @@
                 <w:noProof/>
                 <w:webHidden/>
               </w:rPr>
-              <w:instrText xml:space="preserve"> PAGEREF _Toc239873118 \h </w:instrText>
+              <w:instrText xml:space="preserve"> PAGEREF _Toc239885256 \h </w:instrText>
             </w:r>
             <w:r>
               <w:rPr>
@@ -2520,7 +2524,7 @@
                 <w:noProof/>
                 <w:webHidden/>
               </w:rPr>
-              <w:t>15</w:t>
+              <w:t>16</w:t>
             </w:r>
             <w:r>
               <w:rPr>
@@ -2540,16 +2544,16 @@
             <w:rPr>
               <w:rFonts w:eastAsiaTheme="minorEastAsia"/>
               <w:noProof/>
-              <w:lang w:val="en-US"/>
+              <w:lang w:eastAsia="en-ZA"/>
             </w:rPr>
           </w:pPr>
-          <w:hyperlink w:anchor="_Toc239873119" w:history="1">
+          <w:hyperlink w:anchor="_Toc239885257" w:history="1">
             <w:r>
               <w:rPr>
                 <w:rStyle w:val="Hyperlink"/>
                 <w:noProof/>
               </w:rPr>
-              <w:t>Forward engineering considerations</w:t>
+              <w:t>Engineering decision log</w:t>
             </w:r>
             <w:r>
               <w:rPr>
@@ -2570,7 +2574,7 @@
                 <w:noProof/>
                 <w:webHidden/>
               </w:rPr>
-              <w:instrText xml:space="preserve"> PAGEREF _Toc239873119 \h </w:instrText>
+              <w:instrText xml:space="preserve"> PAGEREF _Toc239885257 \h </w:instrText>
             </w:r>
             <w:r>
               <w:rPr>
@@ -2590,7 +2594,7 @@
                 <w:noProof/>
                 <w:webHidden/>
               </w:rPr>
-              <w:t>15</w:t>
+              <w:t>18</w:t>
             </w:r>
             <w:r>
               <w:rPr>
@@ -2610,16 +2614,16 @@
             <w:rPr>
               <w:rFonts w:eastAsiaTheme="minorEastAsia"/>
               <w:noProof/>
-              <w:lang w:val="en-US"/>
+              <w:lang w:eastAsia="en-ZA"/>
             </w:rPr>
           </w:pPr>
-          <w:hyperlink w:anchor="_Toc239873120" w:history="1">
+          <w:hyperlink w:anchor="_Toc239885258" w:history="1">
             <w:r>
               <w:rPr>
                 <w:rStyle w:val="Hyperlink"/>
                 <w:noProof/>
               </w:rPr>
-              <w:t>Engineering decision log</w:t>
+              <w:t>AI usage Register</w:t>
             </w:r>
             <w:r>
               <w:rPr>
@@ -2640,7 +2644,7 @@
                 <w:noProof/>
                 <w:webHidden/>
               </w:rPr>
-              <w:instrText xml:space="preserve"> PAGEREF _Toc239873120 \h </w:instrText>
+              <w:instrText xml:space="preserve"> PAGEREF _Toc239885258 \h </w:instrText>
             </w:r>
             <w:r>
               <w:rPr>
@@ -2660,7 +2664,7 @@
                 <w:noProof/>
                 <w:webHidden/>
               </w:rPr>
-              <w:t>15</w:t>
+              <w:t>21</w:t>
             </w:r>
             <w:r>
               <w:rPr>
@@ -2680,16 +2684,18 @@
             <w:rPr>
               <w:rFonts w:eastAsiaTheme="minorEastAsia"/>
               <w:noProof/>
-              <w:lang w:val="en-US"/>
+              <w:lang w:eastAsia="en-ZA"/>
             </w:rPr>
           </w:pPr>
-          <w:hyperlink w:anchor="_Toc239873121" w:history="1">
+          <w:hyperlink w:anchor="_Toc239885259" w:history="1">
             <w:r>
               <w:rPr>
                 <w:rStyle w:val="Hyperlink"/>
-                <w:noProof/>
-              </w:rPr>
-              <w:t>AI usage Register</w:t>
+                <w:b/>
+                <w:noProof/>
+                <w:lang w:val="en-US"/>
+              </w:rPr>
+              <w:t>Team Member</w:t>
             </w:r>
             <w:r>
               <w:rPr>
@@ -2710,7 +2716,7 @@
                 <w:noProof/>
                 <w:webHidden/>
               </w:rPr>
-              <w:instrText xml:space="preserve"> PAGEREF _Toc239873121 \h </w:instrText>
+              <w:instrText xml:space="preserve"> PAGEREF _Toc239885259 \h </w:instrText>
             </w:r>
             <w:r>
               <w:rPr>
@@ -2730,7 +2736,7 @@
                 <w:noProof/>
                 <w:webHidden/>
               </w:rPr>
-              <w:t>16</w:t>
+              <w:t>21</w:t>
             </w:r>
             <w:r>
               <w:rPr>
@@ -2750,13 +2756,656 @@
             <w:rPr>
               <w:rFonts w:eastAsiaTheme="minorEastAsia"/>
               <w:noProof/>
-              <w:lang w:val="en-US"/>
+              <w:lang w:eastAsia="en-ZA"/>
             </w:rPr>
           </w:pPr>
-          <w:hyperlink w:anchor="_Toc239873122" w:history="1">
+          <w:hyperlink w:anchor="_Toc239885260" w:history="1">
             <w:r>
               <w:rPr>
                 <w:rStyle w:val="Hyperlink"/>
+                <w:b/>
+                <w:noProof/>
+                <w:lang w:val="en-US"/>
+              </w:rPr>
+              <w:t>Artefact/Task</w:t>
+            </w:r>
+            <w:r>
+              <w:rPr>
+                <w:noProof/>
+                <w:webHidden/>
+              </w:rPr>
+              <w:tab/>
+            </w:r>
+            <w:r>
+              <w:rPr>
+                <w:noProof/>
+                <w:webHidden/>
+              </w:rPr>
+              <w:fldChar w:fldCharType="begin"/>
+            </w:r>
+            <w:r>
+              <w:rPr>
+                <w:noProof/>
+                <w:webHidden/>
+              </w:rPr>
+              <w:instrText xml:space="preserve"> PAGEREF _Toc239885260 \h </w:instrText>
+            </w:r>
+            <w:r>
+              <w:rPr>
+                <w:noProof/>
+                <w:webHidden/>
+              </w:rPr>
+            </w:r>
+            <w:r>
+              <w:rPr>
+                <w:noProof/>
+                <w:webHidden/>
+              </w:rPr>
+              <w:fldChar w:fldCharType="separate"/>
+            </w:r>
+            <w:r>
+              <w:rPr>
+                <w:noProof/>
+                <w:webHidden/>
+              </w:rPr>
+              <w:t>21</w:t>
+            </w:r>
+            <w:r>
+              <w:rPr>
+                <w:noProof/>
+                <w:webHidden/>
+              </w:rPr>
+              <w:fldChar w:fldCharType="end"/>
+            </w:r>
+          </w:hyperlink>
+        </w:p>
+        <w:p>
+          <w:pPr>
+            <w:pStyle w:val="TOC1"/>
+            <w:tabs>
+              <w:tab w:val="right" w:leader="dot" w:pos="9016"/>
+            </w:tabs>
+            <w:rPr>
+              <w:rFonts w:eastAsiaTheme="minorEastAsia"/>
+              <w:noProof/>
+              <w:lang w:eastAsia="en-ZA"/>
+            </w:rPr>
+          </w:pPr>
+          <w:hyperlink w:anchor="_Toc239885261" w:history="1">
+            <w:r>
+              <w:rPr>
+                <w:rStyle w:val="Hyperlink"/>
+                <w:b/>
+                <w:noProof/>
+                <w:lang w:val="en-US"/>
+              </w:rPr>
+              <w:t>AI Tool Used</w:t>
+            </w:r>
+            <w:r>
+              <w:rPr>
+                <w:noProof/>
+                <w:webHidden/>
+              </w:rPr>
+              <w:tab/>
+            </w:r>
+            <w:r>
+              <w:rPr>
+                <w:noProof/>
+                <w:webHidden/>
+              </w:rPr>
+              <w:fldChar w:fldCharType="begin"/>
+            </w:r>
+            <w:r>
+              <w:rPr>
+                <w:noProof/>
+                <w:webHidden/>
+              </w:rPr>
+              <w:instrText xml:space="preserve"> PAGEREF _Toc239885261 \h </w:instrText>
+            </w:r>
+            <w:r>
+              <w:rPr>
+                <w:noProof/>
+                <w:webHidden/>
+              </w:rPr>
+            </w:r>
+            <w:r>
+              <w:rPr>
+                <w:noProof/>
+                <w:webHidden/>
+              </w:rPr>
+              <w:fldChar w:fldCharType="separate"/>
+            </w:r>
+            <w:r>
+              <w:rPr>
+                <w:noProof/>
+                <w:webHidden/>
+              </w:rPr>
+              <w:t>21</w:t>
+            </w:r>
+            <w:r>
+              <w:rPr>
+                <w:noProof/>
+                <w:webHidden/>
+              </w:rPr>
+              <w:fldChar w:fldCharType="end"/>
+            </w:r>
+          </w:hyperlink>
+        </w:p>
+        <w:p>
+          <w:pPr>
+            <w:pStyle w:val="TOC1"/>
+            <w:tabs>
+              <w:tab w:val="right" w:leader="dot" w:pos="9016"/>
+            </w:tabs>
+            <w:rPr>
+              <w:rFonts w:eastAsiaTheme="minorEastAsia"/>
+              <w:noProof/>
+              <w:lang w:eastAsia="en-ZA"/>
+            </w:rPr>
+          </w:pPr>
+          <w:hyperlink w:anchor="_Toc239885262" w:history="1">
+            <w:r>
+              <w:rPr>
+                <w:rStyle w:val="Hyperlink"/>
+                <w:b/>
+                <w:noProof/>
+                <w:lang w:val="en-US"/>
+              </w:rPr>
+              <w:t>Nature of Assistance</w:t>
+            </w:r>
+            <w:r>
+              <w:rPr>
+                <w:noProof/>
+                <w:webHidden/>
+              </w:rPr>
+              <w:tab/>
+            </w:r>
+            <w:r>
+              <w:rPr>
+                <w:noProof/>
+                <w:webHidden/>
+              </w:rPr>
+              <w:fldChar w:fldCharType="begin"/>
+            </w:r>
+            <w:r>
+              <w:rPr>
+                <w:noProof/>
+                <w:webHidden/>
+              </w:rPr>
+              <w:instrText xml:space="preserve"> PAGEREF _Toc239885262 \h </w:instrText>
+            </w:r>
+            <w:r>
+              <w:rPr>
+                <w:noProof/>
+                <w:webHidden/>
+              </w:rPr>
+            </w:r>
+            <w:r>
+              <w:rPr>
+                <w:noProof/>
+                <w:webHidden/>
+              </w:rPr>
+              <w:fldChar w:fldCharType="separate"/>
+            </w:r>
+            <w:r>
+              <w:rPr>
+                <w:noProof/>
+                <w:webHidden/>
+              </w:rPr>
+              <w:t>21</w:t>
+            </w:r>
+            <w:r>
+              <w:rPr>
+                <w:noProof/>
+                <w:webHidden/>
+              </w:rPr>
+              <w:fldChar w:fldCharType="end"/>
+            </w:r>
+          </w:hyperlink>
+        </w:p>
+        <w:p>
+          <w:pPr>
+            <w:pStyle w:val="TOC1"/>
+            <w:tabs>
+              <w:tab w:val="right" w:leader="dot" w:pos="9016"/>
+            </w:tabs>
+            <w:rPr>
+              <w:rFonts w:eastAsiaTheme="minorEastAsia"/>
+              <w:noProof/>
+              <w:lang w:eastAsia="en-ZA"/>
+            </w:rPr>
+          </w:pPr>
+          <w:hyperlink w:anchor="_Toc239885263" w:history="1">
+            <w:r>
+              <w:rPr>
+                <w:rStyle w:val="Hyperlink"/>
+                <w:b/>
+                <w:noProof/>
+                <w:lang w:val="en-US"/>
+              </w:rPr>
+              <w:t>What Was Verified/Changed/Rejected</w:t>
+            </w:r>
+            <w:r>
+              <w:rPr>
+                <w:noProof/>
+                <w:webHidden/>
+              </w:rPr>
+              <w:tab/>
+            </w:r>
+            <w:r>
+              <w:rPr>
+                <w:noProof/>
+                <w:webHidden/>
+              </w:rPr>
+              <w:fldChar w:fldCharType="begin"/>
+            </w:r>
+            <w:r>
+              <w:rPr>
+                <w:noProof/>
+                <w:webHidden/>
+              </w:rPr>
+              <w:instrText xml:space="preserve"> PAGEREF _Toc239885263 \h </w:instrText>
+            </w:r>
+            <w:r>
+              <w:rPr>
+                <w:noProof/>
+                <w:webHidden/>
+              </w:rPr>
+            </w:r>
+            <w:r>
+              <w:rPr>
+                <w:noProof/>
+                <w:webHidden/>
+              </w:rPr>
+              <w:fldChar w:fldCharType="separate"/>
+            </w:r>
+            <w:r>
+              <w:rPr>
+                <w:noProof/>
+                <w:webHidden/>
+              </w:rPr>
+              <w:t>21</w:t>
+            </w:r>
+            <w:r>
+              <w:rPr>
+                <w:noProof/>
+                <w:webHidden/>
+              </w:rPr>
+              <w:fldChar w:fldCharType="end"/>
+            </w:r>
+          </w:hyperlink>
+        </w:p>
+        <w:p>
+          <w:pPr>
+            <w:pStyle w:val="TOC1"/>
+            <w:tabs>
+              <w:tab w:val="right" w:leader="dot" w:pos="9016"/>
+            </w:tabs>
+            <w:rPr>
+              <w:rFonts w:eastAsiaTheme="minorEastAsia"/>
+              <w:noProof/>
+              <w:lang w:eastAsia="en-ZA"/>
+            </w:rPr>
+          </w:pPr>
+          <w:hyperlink w:anchor="_Toc239885264" w:history="1">
+            <w:r>
+              <w:rPr>
+                <w:rStyle w:val="Hyperlink"/>
+                <w:noProof/>
+                <w:lang w:val="en-US"/>
+              </w:rPr>
+              <w:t>Paul Edward van Zyl</w:t>
+            </w:r>
+            <w:r>
+              <w:rPr>
+                <w:noProof/>
+                <w:webHidden/>
+              </w:rPr>
+              <w:tab/>
+            </w:r>
+            <w:r>
+              <w:rPr>
+                <w:noProof/>
+                <w:webHidden/>
+              </w:rPr>
+              <w:fldChar w:fldCharType="begin"/>
+            </w:r>
+            <w:r>
+              <w:rPr>
+                <w:noProof/>
+                <w:webHidden/>
+              </w:rPr>
+              <w:instrText xml:space="preserve"> PAGEREF _Toc239885264 \h </w:instrText>
+            </w:r>
+            <w:r>
+              <w:rPr>
+                <w:noProof/>
+                <w:webHidden/>
+              </w:rPr>
+            </w:r>
+            <w:r>
+              <w:rPr>
+                <w:noProof/>
+                <w:webHidden/>
+              </w:rPr>
+              <w:fldChar w:fldCharType="separate"/>
+            </w:r>
+            <w:r>
+              <w:rPr>
+                <w:noProof/>
+                <w:webHidden/>
+              </w:rPr>
+              <w:t>21</w:t>
+            </w:r>
+            <w:r>
+              <w:rPr>
+                <w:noProof/>
+                <w:webHidden/>
+              </w:rPr>
+              <w:fldChar w:fldCharType="end"/>
+            </w:r>
+          </w:hyperlink>
+        </w:p>
+        <w:p>
+          <w:pPr>
+            <w:pStyle w:val="TOC1"/>
+            <w:tabs>
+              <w:tab w:val="right" w:leader="dot" w:pos="9016"/>
+            </w:tabs>
+            <w:rPr>
+              <w:rFonts w:eastAsiaTheme="minorEastAsia"/>
+              <w:noProof/>
+              <w:lang w:eastAsia="en-ZA"/>
+            </w:rPr>
+          </w:pPr>
+          <w:hyperlink w:anchor="_Toc239885265" w:history="1">
+            <w:r>
+              <w:rPr>
+                <w:rStyle w:val="Hyperlink"/>
+                <w:noProof/>
+                <w:lang w:val="en-US"/>
+              </w:rPr>
+              <w:t>Drafting initial risk category and considerations list</w:t>
+            </w:r>
+            <w:r>
+              <w:rPr>
+                <w:noProof/>
+                <w:webHidden/>
+              </w:rPr>
+              <w:tab/>
+            </w:r>
+            <w:r>
+              <w:rPr>
+                <w:noProof/>
+                <w:webHidden/>
+              </w:rPr>
+              <w:fldChar w:fldCharType="begin"/>
+            </w:r>
+            <w:r>
+              <w:rPr>
+                <w:noProof/>
+                <w:webHidden/>
+              </w:rPr>
+              <w:instrText xml:space="preserve"> PAGEREF _Toc239885265 \h </w:instrText>
+            </w:r>
+            <w:r>
+              <w:rPr>
+                <w:noProof/>
+                <w:webHidden/>
+              </w:rPr>
+            </w:r>
+            <w:r>
+              <w:rPr>
+                <w:noProof/>
+                <w:webHidden/>
+              </w:rPr>
+              <w:fldChar w:fldCharType="separate"/>
+            </w:r>
+            <w:r>
+              <w:rPr>
+                <w:noProof/>
+                <w:webHidden/>
+              </w:rPr>
+              <w:t>21</w:t>
+            </w:r>
+            <w:r>
+              <w:rPr>
+                <w:noProof/>
+                <w:webHidden/>
+              </w:rPr>
+              <w:fldChar w:fldCharType="end"/>
+            </w:r>
+          </w:hyperlink>
+        </w:p>
+        <w:p>
+          <w:pPr>
+            <w:pStyle w:val="TOC1"/>
+            <w:tabs>
+              <w:tab w:val="right" w:leader="dot" w:pos="9016"/>
+            </w:tabs>
+            <w:rPr>
+              <w:rFonts w:eastAsiaTheme="minorEastAsia"/>
+              <w:noProof/>
+              <w:lang w:eastAsia="en-ZA"/>
+            </w:rPr>
+          </w:pPr>
+          <w:hyperlink w:anchor="_Toc239885266" w:history="1">
+            <w:r>
+              <w:rPr>
+                <w:rStyle w:val="Hyperlink"/>
+                <w:noProof/>
+                <w:lang w:val="en-US"/>
+              </w:rPr>
+              <w:t>Claude</w:t>
+            </w:r>
+            <w:r>
+              <w:rPr>
+                <w:noProof/>
+                <w:webHidden/>
+              </w:rPr>
+              <w:tab/>
+            </w:r>
+            <w:r>
+              <w:rPr>
+                <w:noProof/>
+                <w:webHidden/>
+              </w:rPr>
+              <w:fldChar w:fldCharType="begin"/>
+            </w:r>
+            <w:r>
+              <w:rPr>
+                <w:noProof/>
+                <w:webHidden/>
+              </w:rPr>
+              <w:instrText xml:space="preserve"> PAGEREF _Toc239885266 \h </w:instrText>
+            </w:r>
+            <w:r>
+              <w:rPr>
+                <w:noProof/>
+                <w:webHidden/>
+              </w:rPr>
+            </w:r>
+            <w:r>
+              <w:rPr>
+                <w:noProof/>
+                <w:webHidden/>
+              </w:rPr>
+              <w:fldChar w:fldCharType="separate"/>
+            </w:r>
+            <w:r>
+              <w:rPr>
+                <w:noProof/>
+                <w:webHidden/>
+              </w:rPr>
+              <w:t>21</w:t>
+            </w:r>
+            <w:r>
+              <w:rPr>
+                <w:noProof/>
+                <w:webHidden/>
+              </w:rPr>
+              <w:fldChar w:fldCharType="end"/>
+            </w:r>
+          </w:hyperlink>
+        </w:p>
+        <w:p>
+          <w:pPr>
+            <w:pStyle w:val="TOC1"/>
+            <w:tabs>
+              <w:tab w:val="right" w:leader="dot" w:pos="9016"/>
+            </w:tabs>
+            <w:rPr>
+              <w:rFonts w:eastAsiaTheme="minorEastAsia"/>
+              <w:noProof/>
+              <w:lang w:eastAsia="en-ZA"/>
+            </w:rPr>
+          </w:pPr>
+          <w:hyperlink w:anchor="_Toc239885267" w:history="1">
+            <w:r>
+              <w:rPr>
+                <w:rStyle w:val="Hyperlink"/>
+                <w:noProof/>
+                <w:lang w:val="en-US"/>
+              </w:rPr>
+              <w:t>Suggested a starting set of risk categories and example wording. Helped with engineering considerations list</w:t>
+            </w:r>
+            <w:r>
+              <w:rPr>
+                <w:noProof/>
+                <w:webHidden/>
+              </w:rPr>
+              <w:tab/>
+            </w:r>
+            <w:r>
+              <w:rPr>
+                <w:noProof/>
+                <w:webHidden/>
+              </w:rPr>
+              <w:fldChar w:fldCharType="begin"/>
+            </w:r>
+            <w:r>
+              <w:rPr>
+                <w:noProof/>
+                <w:webHidden/>
+              </w:rPr>
+              <w:instrText xml:space="preserve"> PAGEREF _Toc239885267 \h </w:instrText>
+            </w:r>
+            <w:r>
+              <w:rPr>
+                <w:noProof/>
+                <w:webHidden/>
+              </w:rPr>
+            </w:r>
+            <w:r>
+              <w:rPr>
+                <w:noProof/>
+                <w:webHidden/>
+              </w:rPr>
+              <w:fldChar w:fldCharType="separate"/>
+            </w:r>
+            <w:r>
+              <w:rPr>
+                <w:noProof/>
+                <w:webHidden/>
+              </w:rPr>
+              <w:t>21</w:t>
+            </w:r>
+            <w:r>
+              <w:rPr>
+                <w:noProof/>
+                <w:webHidden/>
+              </w:rPr>
+              <w:fldChar w:fldCharType="end"/>
+            </w:r>
+          </w:hyperlink>
+        </w:p>
+        <w:p>
+          <w:pPr>
+            <w:pStyle w:val="TOC1"/>
+            <w:tabs>
+              <w:tab w:val="right" w:leader="dot" w:pos="9016"/>
+            </w:tabs>
+            <w:rPr>
+              <w:rFonts w:eastAsiaTheme="minorEastAsia"/>
+              <w:noProof/>
+              <w:lang w:eastAsia="en-ZA"/>
+            </w:rPr>
+          </w:pPr>
+          <w:hyperlink w:anchor="_Toc239885268" w:history="1">
+            <w:r>
+              <w:rPr>
+                <w:rStyle w:val="Hyperlink"/>
+                <w:noProof/>
+                <w:lang w:val="en-US"/>
+              </w:rPr>
+              <w:t>Team cross-checked categories against CivicConnect's actual scope; rewrote 3 of 5 example risks as project-specific; removed one category</w:t>
+            </w:r>
+            <w:r>
+              <w:rPr>
+                <w:noProof/>
+                <w:webHidden/>
+              </w:rPr>
+              <w:tab/>
+            </w:r>
+            <w:r>
+              <w:rPr>
+                <w:noProof/>
+                <w:webHidden/>
+              </w:rPr>
+              <w:fldChar w:fldCharType="begin"/>
+            </w:r>
+            <w:r>
+              <w:rPr>
+                <w:noProof/>
+                <w:webHidden/>
+              </w:rPr>
+              <w:instrText xml:space="preserve"> PAGEREF _Toc239885268 \h </w:instrText>
+            </w:r>
+            <w:r>
+              <w:rPr>
+                <w:noProof/>
+                <w:webHidden/>
+              </w:rPr>
+            </w:r>
+            <w:r>
+              <w:rPr>
+                <w:noProof/>
+                <w:webHidden/>
+              </w:rPr>
+              <w:fldChar w:fldCharType="separate"/>
+            </w:r>
+            <w:r>
+              <w:rPr>
+                <w:noProof/>
+                <w:webHidden/>
+              </w:rPr>
+              <w:t>21</w:t>
+            </w:r>
+            <w:r>
+              <w:rPr>
+                <w:noProof/>
+                <w:webHidden/>
+              </w:rPr>
+              <w:fldChar w:fldCharType="end"/>
+            </w:r>
+          </w:hyperlink>
+        </w:p>
+        <w:p>
+          <w:pPr>
+            <w:pStyle w:val="TOC1"/>
+            <w:tabs>
+              <w:tab w:val="right" w:leader="dot" w:pos="9016"/>
+            </w:tabs>
+            <w:rPr>
+              <w:rFonts w:eastAsiaTheme="minorEastAsia"/>
+              <w:noProof/>
+              <w:lang w:eastAsia="en-ZA"/>
+            </w:rPr>
+          </w:pPr>
+          <w:hyperlink w:anchor="_Toc239885269" w:history="1">
+            <w:r>
+              <w:rPr>
+                <w:rStyle w:val="Hyperlink"/>
                 <w:noProof/>
               </w:rPr>
               <w:t>Sign off</w:t>
@@ -2780,7 +3429,7 @@
                 <w:noProof/>
                 <w:webHidden/>
               </w:rPr>
-              <w:instrText xml:space="preserve"> PAGEREF _Toc239873122 \h </w:instrText>
+              <w:instrText xml:space="preserve"> PAGEREF _Toc239885269 \h </w:instrText>
             </w:r>
             <w:r>
               <w:rPr>
@@ -2800,7 +3449,7 @@
                 <w:noProof/>
                 <w:webHidden/>
               </w:rPr>
-              <w:t>17</w:t>
+              <w:t>21</w:t>
             </w:r>
             <w:r>
               <w:rPr>
@@ -2834,7 +3483,7 @@
       <w:pPr>
         <w:pStyle w:val="Heading1"/>
       </w:pPr>
-      <w:bookmarkStart w:id="0" w:name="_Toc239873093"/>
+      <w:bookmarkStart w:id="2" w:name="_Toc239885231"/>
       <w:r>
         <w:lastRenderedPageBreak/>
         <w:t>Problem</w:t>
@@ -2845,7 +3494,7 @@
       <w:r>
         <w:t xml:space="preserve"> &amp; business need</w:t>
       </w:r>
-      <w:bookmarkEnd w:id="0"/>
+      <w:bookmarkEnd w:id="2"/>
     </w:p>
     <w:p>
       <w:r>
@@ -2903,11 +3552,11 @@
       <w:pPr>
         <w:pStyle w:val="Heading1"/>
       </w:pPr>
-      <w:bookmarkStart w:id="1" w:name="_Toc239873094"/>
+      <w:bookmarkStart w:id="3" w:name="_Toc239885232"/>
       <w:r>
         <w:t>Stakeholder analysis</w:t>
       </w:r>
-      <w:bookmarkEnd w:id="1"/>
+      <w:bookmarkEnd w:id="3"/>
       <w:r>
         <w:t xml:space="preserve"> </w:t>
       </w:r>
@@ -3274,17 +3923,17 @@
       <w:pPr>
         <w:pStyle w:val="Heading1"/>
       </w:pPr>
-      <w:bookmarkStart w:id="2" w:name="_Toc239873095"/>
+      <w:bookmarkStart w:id="4" w:name="_Toc239885233"/>
       <w:r>
         <w:t>Scope baseline</w:t>
       </w:r>
-      <w:bookmarkEnd w:id="2"/>
+      <w:bookmarkEnd w:id="4"/>
     </w:p>
     <w:p>
       <w:pPr>
         <w:pStyle w:val="Heading2"/>
       </w:pPr>
-      <w:bookmarkStart w:id="3" w:name="_Toc239873096"/>
+      <w:bookmarkStart w:id="5" w:name="_Toc239885234"/>
       <w:r>
         <w:t xml:space="preserve">In </w:t>
       </w:r>
@@ -3294,17 +3943,17 @@
       <w:r>
         <w:t>cope</w:t>
       </w:r>
-      <w:bookmarkEnd w:id="3"/>
+      <w:bookmarkEnd w:id="5"/>
     </w:p>
     <w:p>
       <w:pPr>
         <w:pStyle w:val="Heading3"/>
       </w:pPr>
-      <w:bookmarkStart w:id="4" w:name="_Toc239873097"/>
+      <w:bookmarkStart w:id="6" w:name="_Toc239885235"/>
       <w:r>
         <w:t>Request submission &amp; tracking</w:t>
       </w:r>
-      <w:bookmarkEnd w:id="4"/>
+      <w:bookmarkEnd w:id="6"/>
       <w:r>
         <w:t xml:space="preserve"> </w:t>
       </w:r>
@@ -3373,12 +4022,12 @@
       <w:pPr>
         <w:pStyle w:val="Heading3"/>
       </w:pPr>
-      <w:bookmarkStart w:id="5" w:name="_Toc239873098"/>
+      <w:bookmarkStart w:id="7" w:name="_Toc239885236"/>
       <w:r>
         <w:lastRenderedPageBreak/>
         <w:t>Staff assignment and status management</w:t>
       </w:r>
-      <w:bookmarkEnd w:id="5"/>
+      <w:bookmarkEnd w:id="7"/>
     </w:p>
     <w:p>
       <w:pPr>
@@ -3468,11 +4117,11 @@
       <w:pPr>
         <w:pStyle w:val="Heading3"/>
       </w:pPr>
-      <w:bookmarkStart w:id="6" w:name="_Toc239873099"/>
+      <w:bookmarkStart w:id="8" w:name="_Toc239885237"/>
       <w:r>
         <w:t>Management reporting &amp; oversight</w:t>
       </w:r>
-      <w:bookmarkEnd w:id="6"/>
+      <w:bookmarkEnd w:id="8"/>
     </w:p>
     <w:p>
       <w:pPr>
@@ -3514,7 +4163,7 @@
       <w:pPr>
         <w:pStyle w:val="Heading3"/>
       </w:pPr>
-      <w:bookmarkStart w:id="7" w:name="_Toc239873100"/>
+      <w:bookmarkStart w:id="9" w:name="_Toc239885238"/>
       <w:r>
         <w:t xml:space="preserve">Access </w:t>
       </w:r>
@@ -3524,7 +4173,7 @@
       <w:r>
         <w:t>ontrol</w:t>
       </w:r>
-      <w:bookmarkEnd w:id="7"/>
+      <w:bookmarkEnd w:id="9"/>
     </w:p>
     <w:p>
       <w:pPr>
@@ -3551,11 +4200,11 @@
       <w:pPr>
         <w:pStyle w:val="Heading2"/>
       </w:pPr>
-      <w:bookmarkStart w:id="8" w:name="_Toc239873101"/>
+      <w:bookmarkStart w:id="10" w:name="_Toc239885239"/>
       <w:r>
         <w:t>Out of scope</w:t>
       </w:r>
-      <w:bookmarkEnd w:id="8"/>
+      <w:bookmarkEnd w:id="10"/>
     </w:p>
     <w:p>
       <w:pPr>
@@ -3636,11 +4285,11 @@
       <w:pPr>
         <w:pStyle w:val="Heading2"/>
       </w:pPr>
-      <w:bookmarkStart w:id="9" w:name="_Toc239873102"/>
+      <w:bookmarkStart w:id="11" w:name="_Toc239885240"/>
       <w:r>
         <w:t>Deferred / future scope</w:t>
       </w:r>
-      <w:bookmarkEnd w:id="9"/>
+      <w:bookmarkEnd w:id="11"/>
     </w:p>
     <w:p>
       <w:pPr>
@@ -3685,11 +4334,11 @@
       <w:pPr>
         <w:pStyle w:val="Heading2"/>
       </w:pPr>
-      <w:bookmarkStart w:id="10" w:name="_Toc239873103"/>
+      <w:bookmarkStart w:id="12" w:name="_Toc239885241"/>
       <w:r>
         <w:t>Exclusion defence</w:t>
       </w:r>
-      <w:bookmarkEnd w:id="10"/>
+      <w:bookmarkEnd w:id="12"/>
     </w:p>
     <w:p>
       <w:r>
@@ -3709,24 +4358,24 @@
       <w:pPr>
         <w:pStyle w:val="Heading1"/>
       </w:pPr>
-      <w:bookmarkStart w:id="11" w:name="_Toc239873104"/>
+      <w:bookmarkStart w:id="13" w:name="_Toc239885242"/>
       <w:r>
         <w:lastRenderedPageBreak/>
         <w:t>Requirements &amp; acceptance criteria</w:t>
       </w:r>
-      <w:bookmarkEnd w:id="11"/>
+      <w:bookmarkEnd w:id="13"/>
     </w:p>
     <w:p>
       <w:pPr>
         <w:pStyle w:val="Heading2"/>
       </w:pPr>
-      <w:bookmarkStart w:id="12" w:name="_Toc239857438"/>
-      <w:bookmarkStart w:id="13" w:name="_Toc239873105"/>
+      <w:bookmarkStart w:id="14" w:name="_Toc239857438"/>
+      <w:bookmarkStart w:id="15" w:name="_Toc239885243"/>
       <w:r>
         <w:t>Functional Requirements (FRs)</w:t>
       </w:r>
-      <w:bookmarkEnd w:id="12"/>
-      <w:bookmarkEnd w:id="13"/>
+      <w:bookmarkEnd w:id="14"/>
+      <w:bookmarkEnd w:id="15"/>
     </w:p>
     <w:p>
       <w:r>
@@ -4690,13 +5339,8 @@
             <w:pPr>
               <w:cnfStyle w:val="000000100000" w:firstRow="0" w:lastRow="0" w:firstColumn="0" w:lastColumn="0" w:oddVBand="0" w:evenVBand="0" w:oddHBand="1" w:evenHBand="0" w:firstRowFirstColumn="0" w:firstRowLastColumn="0" w:lastRowFirstColumn="0" w:lastRowLastColumn="0"/>
             </w:pPr>
-            <w:proofErr w:type="gramStart"/>
-            <w:r>
-              <w:t>In order to</w:t>
-            </w:r>
-            <w:proofErr w:type="gramEnd"/>
-            <w:r>
-              <w:t xml:space="preserve"> facilitate accountability and service-performance analysis, the system should give managers sufficient request-level and aggregated data.</w:t>
+            <w:r>
+              <w:t>In order to facilitate accountability and service-performance analysis, the system should give managers sufficient request-level and aggregated data.</w:t>
             </w:r>
           </w:p>
         </w:tc>
@@ -4733,13 +5377,13 @@
       <w:pPr>
         <w:pStyle w:val="Heading2"/>
       </w:pPr>
-      <w:bookmarkStart w:id="14" w:name="_Toc239857439"/>
-      <w:bookmarkStart w:id="15" w:name="_Toc239873106"/>
+      <w:bookmarkStart w:id="16" w:name="_Toc239857439"/>
+      <w:bookmarkStart w:id="17" w:name="_Toc239885244"/>
       <w:r>
         <w:t>Non-Functional Requirements (NFRs):</w:t>
       </w:r>
-      <w:bookmarkEnd w:id="14"/>
-      <w:bookmarkEnd w:id="15"/>
+      <w:bookmarkEnd w:id="16"/>
+      <w:bookmarkEnd w:id="17"/>
     </w:p>
     <w:p>
       <w:r>
@@ -5385,14 +6029,14 @@
       <w:pPr>
         <w:pStyle w:val="Heading2"/>
       </w:pPr>
-      <w:bookmarkStart w:id="16" w:name="_Toc239857440"/>
-      <w:bookmarkStart w:id="17" w:name="_Toc239873107"/>
+      <w:bookmarkStart w:id="18" w:name="_Toc239857440"/>
+      <w:bookmarkStart w:id="19" w:name="_Toc239885245"/>
       <w:r>
         <w:lastRenderedPageBreak/>
         <w:t>Acceptance criteria:</w:t>
       </w:r>
-      <w:bookmarkEnd w:id="16"/>
-      <w:bookmarkEnd w:id="17"/>
+      <w:bookmarkEnd w:id="18"/>
+      <w:bookmarkEnd w:id="19"/>
     </w:p>
     <w:tbl>
       <w:tblPr>
@@ -6135,21 +6779,21 @@
       <w:pPr>
         <w:pStyle w:val="Heading1"/>
       </w:pPr>
-      <w:bookmarkStart w:id="18" w:name="_Toc239873108"/>
+      <w:bookmarkStart w:id="20" w:name="_Toc239885246"/>
       <w:r>
         <w:t>Constraints</w:t>
       </w:r>
-      <w:bookmarkEnd w:id="18"/>
+      <w:bookmarkEnd w:id="20"/>
     </w:p>
     <w:p>
       <w:pPr>
         <w:pStyle w:val="Heading2"/>
       </w:pPr>
-      <w:bookmarkStart w:id="19" w:name="_Toc239873109"/>
+      <w:bookmarkStart w:id="21" w:name="_Toc239885247"/>
       <w:r>
         <w:t>Scope constraint</w:t>
       </w:r>
-      <w:bookmarkEnd w:id="19"/>
+      <w:bookmarkEnd w:id="21"/>
     </w:p>
     <w:p>
       <w:r>
@@ -6161,11 +6805,11 @@
       <w:pPr>
         <w:pStyle w:val="Heading2"/>
       </w:pPr>
-      <w:bookmarkStart w:id="20" w:name="_Toc239873110"/>
+      <w:bookmarkStart w:id="22" w:name="_Toc239885248"/>
       <w:r>
         <w:t>Schedule constraint</w:t>
       </w:r>
-      <w:bookmarkEnd w:id="20"/>
+      <w:bookmarkEnd w:id="22"/>
     </w:p>
     <w:p>
       <w:r>
@@ -6182,11 +6826,11 @@
       <w:pPr>
         <w:pStyle w:val="Heading2"/>
       </w:pPr>
-      <w:bookmarkStart w:id="21" w:name="_Toc239873111"/>
+      <w:bookmarkStart w:id="23" w:name="_Toc239885249"/>
       <w:r>
         <w:t>Cost/Resources constraint</w:t>
       </w:r>
-      <w:bookmarkEnd w:id="21"/>
+      <w:bookmarkEnd w:id="23"/>
       <w:r>
         <w:t xml:space="preserve"> </w:t>
       </w:r>
@@ -6206,12 +6850,12 @@
       <w:pPr>
         <w:pStyle w:val="Heading2"/>
       </w:pPr>
-      <w:bookmarkStart w:id="22" w:name="_Toc239873112"/>
+      <w:bookmarkStart w:id="24" w:name="_Toc239885250"/>
       <w:r>
         <w:lastRenderedPageBreak/>
         <w:t>Quality constraint</w:t>
       </w:r>
-      <w:bookmarkEnd w:id="22"/>
+      <w:bookmarkEnd w:id="24"/>
     </w:p>
     <w:p>
       <w:r>
@@ -6222,11 +6866,11 @@
       <w:pPr>
         <w:pStyle w:val="Heading2"/>
       </w:pPr>
-      <w:bookmarkStart w:id="23" w:name="_Toc239873113"/>
+      <w:bookmarkStart w:id="25" w:name="_Toc239885251"/>
       <w:r>
         <w:t>Security Constraint</w:t>
       </w:r>
-      <w:bookmarkEnd w:id="23"/>
+      <w:bookmarkEnd w:id="25"/>
     </w:p>
     <w:p>
       <w:r>
@@ -6237,11 +6881,11 @@
       <w:pPr>
         <w:pStyle w:val="Heading2"/>
       </w:pPr>
-      <w:bookmarkStart w:id="24" w:name="_Toc239873114"/>
+      <w:bookmarkStart w:id="26" w:name="_Toc239885252"/>
       <w:r>
         <w:t>Trade-off</w:t>
       </w:r>
-      <w:bookmarkEnd w:id="24"/>
+      <w:bookmarkEnd w:id="26"/>
     </w:p>
     <w:p>
       <w:r>
@@ -6276,23 +6920,13 @@
       <w:pPr>
         <w:pStyle w:val="Heading1"/>
       </w:pPr>
-      <w:bookmarkStart w:id="25" w:name="_Toc239873115"/>
+      <w:bookmarkStart w:id="27" w:name="_Toc239857442"/>
+      <w:bookmarkStart w:id="28" w:name="_Toc239885253"/>
       <w:r>
         <w:t>Initial RTM</w:t>
       </w:r>
-      <w:bookmarkEnd w:id="25"/>
-    </w:p>
-    <w:p>
-      <w:pPr>
-        <w:pStyle w:val="Heading1"/>
-      </w:pPr>
-      <w:bookmarkStart w:id="26" w:name="_Toc239857442"/>
-      <w:bookmarkStart w:id="27" w:name="_Toc239873116"/>
-      <w:r>
-        <w:t>Initial RTM</w:t>
-      </w:r>
-      <w:bookmarkEnd w:id="26"/>
       <w:bookmarkEnd w:id="27"/>
+      <w:bookmarkEnd w:id="28"/>
     </w:p>
     <w:tbl>
       <w:tblPr>
@@ -7114,7 +7748,6 @@
           </w:tcPr>
           <w:p>
             <w:r>
-              <w:lastRenderedPageBreak/>
               <w:t>Staff</w:t>
             </w:r>
           </w:p>
@@ -7274,6 +7907,7 @@
           </w:tcPr>
           <w:p>
             <w:r>
+              <w:lastRenderedPageBreak/>
               <w:t>Staff</w:t>
             </w:r>
           </w:p>
@@ -7827,13 +8461,13 @@
       <w:pPr>
         <w:pStyle w:val="Heading2"/>
       </w:pPr>
-      <w:bookmarkStart w:id="28" w:name="_Toc239857443"/>
-      <w:bookmarkStart w:id="29" w:name="_Toc239873117"/>
+      <w:bookmarkStart w:id="29" w:name="_Toc239857443"/>
+      <w:bookmarkStart w:id="30" w:name="_Toc239885254"/>
       <w:r>
         <w:t>Example of an end-to-end trace:</w:t>
       </w:r>
-      <w:bookmarkEnd w:id="28"/>
       <w:bookmarkEnd w:id="29"/>
+      <w:bookmarkEnd w:id="30"/>
     </w:p>
     <w:p>
       <w:r>
@@ -7916,18 +8550,2035 @@
       <w:pPr>
         <w:pStyle w:val="Heading1"/>
       </w:pPr>
-      <w:bookmarkStart w:id="30" w:name="_Toc239873118"/>
-      <w:r>
-        <w:lastRenderedPageBreak/>
+      <w:bookmarkStart w:id="31" w:name="_Toc239885255"/>
+      <w:r>
         <w:t>Initial risk register</w:t>
       </w:r>
-      <w:bookmarkEnd w:id="30"/>
+      <w:bookmarkEnd w:id="31"/>
+    </w:p>
+    <w:p>
+      <w:pPr>
+        <w:rPr>
+          <w:b/>
+          <w:bCs/>
+          <w:lang w:val="en-US"/>
+        </w:rPr>
+      </w:pPr>
+      <w:r>
+        <w:rPr>
+          <w:b/>
+          <w:bCs/>
+          <w:lang w:val="en-US"/>
+        </w:rPr>
+        <w:t>1. Initial Risk Register</w:t>
+      </w:r>
+    </w:p>
+    <w:tbl>
+      <w:tblPr>
+        <w:tblW w:w="10206" w:type="dxa"/>
+        <w:tblInd w:w="-1139" w:type="dxa"/>
+        <w:tblBorders>
+          <w:top w:val="single" w:sz="4" w:space="0" w:color="auto"/>
+          <w:left w:val="single" w:sz="4" w:space="0" w:color="auto"/>
+          <w:bottom w:val="single" w:sz="4" w:space="0" w:color="auto"/>
+          <w:right w:val="single" w:sz="4" w:space="0" w:color="auto"/>
+          <w:insideH w:val="single" w:sz="4" w:space="0" w:color="auto"/>
+          <w:insideV w:val="single" w:sz="4" w:space="0" w:color="auto"/>
+        </w:tblBorders>
+        <w:tblLayout w:type="fixed"/>
+        <w:tblLook w:val="04A0" w:firstRow="1" w:lastRow="0" w:firstColumn="1" w:lastColumn="0" w:noHBand="0" w:noVBand="1"/>
+      </w:tblPr>
+      <w:tblGrid>
+        <w:gridCol w:w="602"/>
+        <w:gridCol w:w="1383"/>
+        <w:gridCol w:w="1417"/>
+        <w:gridCol w:w="709"/>
+        <w:gridCol w:w="709"/>
+        <w:gridCol w:w="992"/>
+        <w:gridCol w:w="2126"/>
+        <w:gridCol w:w="2268"/>
+      </w:tblGrid>
+      <w:tr>
+        <w:tc>
+          <w:tcPr>
+            <w:tcW w:w="602" w:type="dxa"/>
+            <w:shd w:val="clear" w:color="auto" w:fill="1B365D"/>
+            <w:tcMar>
+              <w:top w:w="100" w:type="dxa"/>
+              <w:left w:w="150" w:type="dxa"/>
+              <w:bottom w:w="100" w:type="dxa"/>
+              <w:right w:w="150" w:type="dxa"/>
+            </w:tcMar>
+            <w:hideMark/>
+          </w:tcPr>
+          <w:p>
+            <w:pPr>
+              <w:rPr>
+                <w:sz w:val="18"/>
+                <w:szCs w:val="18"/>
+                <w:lang w:val="en-US"/>
+              </w:rPr>
+            </w:pPr>
+            <w:r>
+              <w:rPr>
+                <w:b/>
+                <w:sz w:val="18"/>
+                <w:szCs w:val="18"/>
+                <w:lang w:val="en-US"/>
+              </w:rPr>
+              <w:t>ID</w:t>
+            </w:r>
+          </w:p>
+        </w:tc>
+        <w:tc>
+          <w:tcPr>
+            <w:tcW w:w="1383" w:type="dxa"/>
+            <w:shd w:val="clear" w:color="auto" w:fill="1B365D"/>
+            <w:tcMar>
+              <w:top w:w="100" w:type="dxa"/>
+              <w:left w:w="150" w:type="dxa"/>
+              <w:bottom w:w="100" w:type="dxa"/>
+              <w:right w:w="150" w:type="dxa"/>
+            </w:tcMar>
+            <w:hideMark/>
+          </w:tcPr>
+          <w:p>
+            <w:pPr>
+              <w:rPr>
+                <w:sz w:val="18"/>
+                <w:szCs w:val="18"/>
+                <w:lang w:val="en-US"/>
+              </w:rPr>
+            </w:pPr>
+            <w:r>
+              <w:rPr>
+                <w:b/>
+                <w:sz w:val="18"/>
+                <w:szCs w:val="18"/>
+                <w:lang w:val="en-US"/>
+              </w:rPr>
+              <w:t>Risk Description</w:t>
+            </w:r>
+          </w:p>
+        </w:tc>
+        <w:tc>
+          <w:tcPr>
+            <w:tcW w:w="1417" w:type="dxa"/>
+            <w:shd w:val="clear" w:color="auto" w:fill="1B365D"/>
+            <w:tcMar>
+              <w:top w:w="100" w:type="dxa"/>
+              <w:left w:w="150" w:type="dxa"/>
+              <w:bottom w:w="100" w:type="dxa"/>
+              <w:right w:w="150" w:type="dxa"/>
+            </w:tcMar>
+            <w:hideMark/>
+          </w:tcPr>
+          <w:p>
+            <w:pPr>
+              <w:rPr>
+                <w:sz w:val="18"/>
+                <w:szCs w:val="18"/>
+                <w:lang w:val="en-US"/>
+              </w:rPr>
+            </w:pPr>
+            <w:r>
+              <w:rPr>
+                <w:b/>
+                <w:sz w:val="18"/>
+                <w:szCs w:val="18"/>
+                <w:lang w:val="en-US"/>
+              </w:rPr>
+              <w:t>Category</w:t>
+            </w:r>
+          </w:p>
+        </w:tc>
+        <w:tc>
+          <w:tcPr>
+            <w:tcW w:w="709" w:type="dxa"/>
+            <w:shd w:val="clear" w:color="auto" w:fill="1B365D"/>
+            <w:tcMar>
+              <w:top w:w="100" w:type="dxa"/>
+              <w:left w:w="150" w:type="dxa"/>
+              <w:bottom w:w="100" w:type="dxa"/>
+              <w:right w:w="150" w:type="dxa"/>
+            </w:tcMar>
+            <w:hideMark/>
+          </w:tcPr>
+          <w:p>
+            <w:pPr>
+              <w:rPr>
+                <w:sz w:val="18"/>
+                <w:szCs w:val="18"/>
+                <w:lang w:val="en-US"/>
+              </w:rPr>
+            </w:pPr>
+            <w:r>
+              <w:rPr>
+                <w:b/>
+                <w:sz w:val="18"/>
+                <w:szCs w:val="18"/>
+                <w:lang w:val="en-US"/>
+              </w:rPr>
+              <w:t>Prob</w:t>
+            </w:r>
+          </w:p>
+        </w:tc>
+        <w:tc>
+          <w:tcPr>
+            <w:tcW w:w="709" w:type="dxa"/>
+            <w:shd w:val="clear" w:color="auto" w:fill="1B365D"/>
+            <w:tcMar>
+              <w:top w:w="100" w:type="dxa"/>
+              <w:left w:w="150" w:type="dxa"/>
+              <w:bottom w:w="100" w:type="dxa"/>
+              <w:right w:w="150" w:type="dxa"/>
+            </w:tcMar>
+            <w:hideMark/>
+          </w:tcPr>
+          <w:p>
+            <w:pPr>
+              <w:rPr>
+                <w:sz w:val="18"/>
+                <w:szCs w:val="18"/>
+                <w:lang w:val="en-US"/>
+              </w:rPr>
+            </w:pPr>
+            <w:r>
+              <w:rPr>
+                <w:b/>
+                <w:sz w:val="18"/>
+                <w:szCs w:val="18"/>
+                <w:lang w:val="en-US"/>
+              </w:rPr>
+              <w:t>Imp</w:t>
+            </w:r>
+          </w:p>
+        </w:tc>
+        <w:tc>
+          <w:tcPr>
+            <w:tcW w:w="992" w:type="dxa"/>
+            <w:shd w:val="clear" w:color="auto" w:fill="1B365D"/>
+            <w:tcMar>
+              <w:top w:w="100" w:type="dxa"/>
+              <w:left w:w="150" w:type="dxa"/>
+              <w:bottom w:w="100" w:type="dxa"/>
+              <w:right w:w="150" w:type="dxa"/>
+            </w:tcMar>
+            <w:hideMark/>
+          </w:tcPr>
+          <w:p>
+            <w:pPr>
+              <w:rPr>
+                <w:sz w:val="18"/>
+                <w:szCs w:val="18"/>
+                <w:lang w:val="en-US"/>
+              </w:rPr>
+            </w:pPr>
+            <w:r>
+              <w:rPr>
+                <w:b/>
+                <w:sz w:val="18"/>
+                <w:szCs w:val="18"/>
+                <w:lang w:val="en-US"/>
+              </w:rPr>
+              <w:t>Priority</w:t>
+            </w:r>
+          </w:p>
+        </w:tc>
+        <w:tc>
+          <w:tcPr>
+            <w:tcW w:w="2126" w:type="dxa"/>
+            <w:shd w:val="clear" w:color="auto" w:fill="1B365D"/>
+            <w:tcMar>
+              <w:top w:w="100" w:type="dxa"/>
+              <w:left w:w="150" w:type="dxa"/>
+              <w:bottom w:w="100" w:type="dxa"/>
+              <w:right w:w="150" w:type="dxa"/>
+            </w:tcMar>
+            <w:hideMark/>
+          </w:tcPr>
+          <w:p>
+            <w:pPr>
+              <w:rPr>
+                <w:sz w:val="18"/>
+                <w:szCs w:val="18"/>
+                <w:lang w:val="en-US"/>
+              </w:rPr>
+            </w:pPr>
+            <w:r>
+              <w:rPr>
+                <w:b/>
+                <w:sz w:val="18"/>
+                <w:szCs w:val="18"/>
+                <w:lang w:val="en-US"/>
+              </w:rPr>
+              <w:t>Mitigation</w:t>
+            </w:r>
+          </w:p>
+        </w:tc>
+        <w:tc>
+          <w:tcPr>
+            <w:tcW w:w="2268" w:type="dxa"/>
+            <w:shd w:val="clear" w:color="auto" w:fill="1B365D"/>
+            <w:tcMar>
+              <w:top w:w="100" w:type="dxa"/>
+              <w:left w:w="150" w:type="dxa"/>
+              <w:bottom w:w="100" w:type="dxa"/>
+              <w:right w:w="150" w:type="dxa"/>
+            </w:tcMar>
+            <w:hideMark/>
+          </w:tcPr>
+          <w:p>
+            <w:pPr>
+              <w:rPr>
+                <w:sz w:val="18"/>
+                <w:szCs w:val="18"/>
+                <w:lang w:val="en-US"/>
+              </w:rPr>
+            </w:pPr>
+            <w:r>
+              <w:rPr>
+                <w:b/>
+                <w:sz w:val="18"/>
+                <w:szCs w:val="18"/>
+                <w:lang w:val="en-US"/>
+              </w:rPr>
+              <w:t>Contingency</w:t>
+            </w:r>
+          </w:p>
+        </w:tc>
+      </w:tr>
+      <w:tr>
+        <w:tc>
+          <w:tcPr>
+            <w:tcW w:w="602" w:type="dxa"/>
+            <w:tcMar>
+              <w:top w:w="100" w:type="dxa"/>
+              <w:left w:w="150" w:type="dxa"/>
+              <w:bottom w:w="100" w:type="dxa"/>
+              <w:right w:w="150" w:type="dxa"/>
+            </w:tcMar>
+            <w:hideMark/>
+          </w:tcPr>
+          <w:p>
+            <w:pPr>
+              <w:rPr>
+                <w:sz w:val="18"/>
+                <w:szCs w:val="18"/>
+                <w:lang w:val="en-US"/>
+              </w:rPr>
+            </w:pPr>
+            <w:r>
+              <w:rPr>
+                <w:sz w:val="18"/>
+                <w:szCs w:val="18"/>
+                <w:lang w:val="en-US"/>
+              </w:rPr>
+              <w:t>RSK-001</w:t>
+            </w:r>
+          </w:p>
+        </w:tc>
+        <w:tc>
+          <w:tcPr>
+            <w:tcW w:w="1383" w:type="dxa"/>
+            <w:tcMar>
+              <w:top w:w="100" w:type="dxa"/>
+              <w:left w:w="150" w:type="dxa"/>
+              <w:bottom w:w="100" w:type="dxa"/>
+              <w:right w:w="150" w:type="dxa"/>
+            </w:tcMar>
+            <w:hideMark/>
+          </w:tcPr>
+          <w:p>
+            <w:pPr>
+              <w:rPr>
+                <w:sz w:val="18"/>
+                <w:szCs w:val="18"/>
+                <w:lang w:val="en-US"/>
+              </w:rPr>
+            </w:pPr>
+            <w:r>
+              <w:rPr>
+                <w:sz w:val="18"/>
+                <w:szCs w:val="18"/>
+                <w:lang w:val="en-US"/>
+              </w:rPr>
+              <w:t xml:space="preserve">Team member unavailability (illness, </w:t>
+            </w:r>
+            <w:r>
+              <w:rPr>
+                <w:sz w:val="18"/>
+                <w:szCs w:val="18"/>
+                <w:lang w:val="en-US"/>
+              </w:rPr>
+              <w:lastRenderedPageBreak/>
+              <w:t>exams, dropout) disrupts delivery of a milestone component</w:t>
+            </w:r>
+          </w:p>
+        </w:tc>
+        <w:tc>
+          <w:tcPr>
+            <w:tcW w:w="1417" w:type="dxa"/>
+            <w:tcMar>
+              <w:top w:w="100" w:type="dxa"/>
+              <w:left w:w="150" w:type="dxa"/>
+              <w:bottom w:w="100" w:type="dxa"/>
+              <w:right w:w="150" w:type="dxa"/>
+            </w:tcMar>
+            <w:hideMark/>
+          </w:tcPr>
+          <w:p>
+            <w:pPr>
+              <w:rPr>
+                <w:sz w:val="18"/>
+                <w:szCs w:val="18"/>
+                <w:lang w:val="en-US"/>
+              </w:rPr>
+            </w:pPr>
+            <w:r>
+              <w:rPr>
+                <w:sz w:val="18"/>
+                <w:szCs w:val="18"/>
+                <w:lang w:val="en-US"/>
+              </w:rPr>
+              <w:lastRenderedPageBreak/>
+              <w:t>Team/Schedule</w:t>
+            </w:r>
+          </w:p>
+        </w:tc>
+        <w:tc>
+          <w:tcPr>
+            <w:tcW w:w="709" w:type="dxa"/>
+            <w:tcMar>
+              <w:top w:w="100" w:type="dxa"/>
+              <w:left w:w="150" w:type="dxa"/>
+              <w:bottom w:w="100" w:type="dxa"/>
+              <w:right w:w="150" w:type="dxa"/>
+            </w:tcMar>
+            <w:hideMark/>
+          </w:tcPr>
+          <w:p>
+            <w:pPr>
+              <w:rPr>
+                <w:sz w:val="18"/>
+                <w:szCs w:val="18"/>
+                <w:lang w:val="en-US"/>
+              </w:rPr>
+            </w:pPr>
+            <w:r>
+              <w:rPr>
+                <w:sz w:val="18"/>
+                <w:szCs w:val="18"/>
+                <w:lang w:val="en-US"/>
+              </w:rPr>
+              <w:t>M</w:t>
+            </w:r>
+          </w:p>
+        </w:tc>
+        <w:tc>
+          <w:tcPr>
+            <w:tcW w:w="709" w:type="dxa"/>
+            <w:tcMar>
+              <w:top w:w="100" w:type="dxa"/>
+              <w:left w:w="150" w:type="dxa"/>
+              <w:bottom w:w="100" w:type="dxa"/>
+              <w:right w:w="150" w:type="dxa"/>
+            </w:tcMar>
+            <w:hideMark/>
+          </w:tcPr>
+          <w:p>
+            <w:pPr>
+              <w:rPr>
+                <w:sz w:val="18"/>
+                <w:szCs w:val="18"/>
+                <w:lang w:val="en-US"/>
+              </w:rPr>
+            </w:pPr>
+            <w:r>
+              <w:rPr>
+                <w:sz w:val="18"/>
+                <w:szCs w:val="18"/>
+                <w:lang w:val="en-US"/>
+              </w:rPr>
+              <w:t>H</w:t>
+            </w:r>
+          </w:p>
+        </w:tc>
+        <w:tc>
+          <w:tcPr>
+            <w:tcW w:w="992" w:type="dxa"/>
+            <w:tcMar>
+              <w:top w:w="100" w:type="dxa"/>
+              <w:left w:w="150" w:type="dxa"/>
+              <w:bottom w:w="100" w:type="dxa"/>
+              <w:right w:w="150" w:type="dxa"/>
+            </w:tcMar>
+            <w:hideMark/>
+          </w:tcPr>
+          <w:p>
+            <w:pPr>
+              <w:rPr>
+                <w:sz w:val="18"/>
+                <w:szCs w:val="18"/>
+                <w:lang w:val="en-US"/>
+              </w:rPr>
+            </w:pPr>
+            <w:r>
+              <w:rPr>
+                <w:sz w:val="18"/>
+                <w:szCs w:val="18"/>
+                <w:lang w:val="en-US"/>
+              </w:rPr>
+              <w:t>High</w:t>
+            </w:r>
+          </w:p>
+        </w:tc>
+        <w:tc>
+          <w:tcPr>
+            <w:tcW w:w="2126" w:type="dxa"/>
+            <w:tcMar>
+              <w:top w:w="100" w:type="dxa"/>
+              <w:left w:w="150" w:type="dxa"/>
+              <w:bottom w:w="100" w:type="dxa"/>
+              <w:right w:w="150" w:type="dxa"/>
+            </w:tcMar>
+            <w:hideMark/>
+          </w:tcPr>
+          <w:p>
+            <w:pPr>
+              <w:rPr>
+                <w:sz w:val="18"/>
+                <w:szCs w:val="18"/>
+                <w:lang w:val="en-US"/>
+              </w:rPr>
+            </w:pPr>
+            <w:r>
+              <w:rPr>
+                <w:sz w:val="18"/>
+                <w:szCs w:val="18"/>
+                <w:lang w:val="en-US"/>
+              </w:rPr>
+              <w:t xml:space="preserve">Cross-training via shared PED reviews; no single-owner knowledge silos; </w:t>
+            </w:r>
+            <w:r>
+              <w:rPr>
+                <w:sz w:val="18"/>
+                <w:szCs w:val="18"/>
+                <w:lang w:val="en-US"/>
+              </w:rPr>
+              <w:lastRenderedPageBreak/>
+              <w:t>weekly sync with visible task board</w:t>
+            </w:r>
+          </w:p>
+        </w:tc>
+        <w:tc>
+          <w:tcPr>
+            <w:tcW w:w="2268" w:type="dxa"/>
+            <w:tcMar>
+              <w:top w:w="100" w:type="dxa"/>
+              <w:left w:w="150" w:type="dxa"/>
+              <w:bottom w:w="100" w:type="dxa"/>
+              <w:right w:w="150" w:type="dxa"/>
+            </w:tcMar>
+            <w:hideMark/>
+          </w:tcPr>
+          <w:p>
+            <w:pPr>
+              <w:rPr>
+                <w:sz w:val="18"/>
+                <w:szCs w:val="18"/>
+                <w:lang w:val="en-US"/>
+              </w:rPr>
+            </w:pPr>
+            <w:r>
+              <w:rPr>
+                <w:sz w:val="18"/>
+                <w:szCs w:val="18"/>
+                <w:lang w:val="en-US"/>
+              </w:rPr>
+              <w:lastRenderedPageBreak/>
+              <w:t>Redistribute open issues; extend internal deadline buffer</w:t>
+            </w:r>
+          </w:p>
+        </w:tc>
+      </w:tr>
+      <w:tr>
+        <w:tc>
+          <w:tcPr>
+            <w:tcW w:w="602" w:type="dxa"/>
+            <w:tcMar>
+              <w:top w:w="100" w:type="dxa"/>
+              <w:left w:w="150" w:type="dxa"/>
+              <w:bottom w:w="100" w:type="dxa"/>
+              <w:right w:w="150" w:type="dxa"/>
+            </w:tcMar>
+            <w:hideMark/>
+          </w:tcPr>
+          <w:p>
+            <w:pPr>
+              <w:rPr>
+                <w:sz w:val="18"/>
+                <w:szCs w:val="18"/>
+                <w:lang w:val="en-US"/>
+              </w:rPr>
+            </w:pPr>
+            <w:r>
+              <w:rPr>
+                <w:sz w:val="18"/>
+                <w:szCs w:val="18"/>
+                <w:lang w:val="en-US"/>
+              </w:rPr>
+              <w:t>RSK-002</w:t>
+            </w:r>
+          </w:p>
+        </w:tc>
+        <w:tc>
+          <w:tcPr>
+            <w:tcW w:w="1383" w:type="dxa"/>
+            <w:tcMar>
+              <w:top w:w="100" w:type="dxa"/>
+              <w:left w:w="150" w:type="dxa"/>
+              <w:bottom w:w="100" w:type="dxa"/>
+              <w:right w:w="150" w:type="dxa"/>
+            </w:tcMar>
+            <w:hideMark/>
+          </w:tcPr>
+          <w:p>
+            <w:pPr>
+              <w:rPr>
+                <w:sz w:val="18"/>
+                <w:szCs w:val="18"/>
+                <w:lang w:val="en-US"/>
+              </w:rPr>
+            </w:pPr>
+            <w:r>
+              <w:rPr>
+                <w:sz w:val="18"/>
+                <w:szCs w:val="18"/>
+                <w:lang w:val="en-US"/>
+              </w:rPr>
+              <w:t>Requirements drift — client/lecturer feedback introduces scope not covered by current baseline</w:t>
+            </w:r>
+          </w:p>
+        </w:tc>
+        <w:tc>
+          <w:tcPr>
+            <w:tcW w:w="1417" w:type="dxa"/>
+            <w:tcMar>
+              <w:top w:w="100" w:type="dxa"/>
+              <w:left w:w="150" w:type="dxa"/>
+              <w:bottom w:w="100" w:type="dxa"/>
+              <w:right w:w="150" w:type="dxa"/>
+            </w:tcMar>
+            <w:hideMark/>
+          </w:tcPr>
+          <w:p>
+            <w:pPr>
+              <w:rPr>
+                <w:sz w:val="18"/>
+                <w:szCs w:val="18"/>
+                <w:lang w:val="en-US"/>
+              </w:rPr>
+            </w:pPr>
+            <w:r>
+              <w:rPr>
+                <w:sz w:val="18"/>
+                <w:szCs w:val="18"/>
+                <w:lang w:val="en-US"/>
+              </w:rPr>
+              <w:t>Scope</w:t>
+            </w:r>
+          </w:p>
+        </w:tc>
+        <w:tc>
+          <w:tcPr>
+            <w:tcW w:w="709" w:type="dxa"/>
+            <w:tcMar>
+              <w:top w:w="100" w:type="dxa"/>
+              <w:left w:w="150" w:type="dxa"/>
+              <w:bottom w:w="100" w:type="dxa"/>
+              <w:right w:w="150" w:type="dxa"/>
+            </w:tcMar>
+            <w:hideMark/>
+          </w:tcPr>
+          <w:p>
+            <w:pPr>
+              <w:rPr>
+                <w:sz w:val="18"/>
+                <w:szCs w:val="18"/>
+                <w:lang w:val="en-US"/>
+              </w:rPr>
+            </w:pPr>
+            <w:r>
+              <w:rPr>
+                <w:sz w:val="18"/>
+                <w:szCs w:val="18"/>
+                <w:lang w:val="en-US"/>
+              </w:rPr>
+              <w:t>H</w:t>
+            </w:r>
+          </w:p>
+        </w:tc>
+        <w:tc>
+          <w:tcPr>
+            <w:tcW w:w="709" w:type="dxa"/>
+            <w:tcMar>
+              <w:top w:w="100" w:type="dxa"/>
+              <w:left w:w="150" w:type="dxa"/>
+              <w:bottom w:w="100" w:type="dxa"/>
+              <w:right w:w="150" w:type="dxa"/>
+            </w:tcMar>
+            <w:hideMark/>
+          </w:tcPr>
+          <w:p>
+            <w:pPr>
+              <w:rPr>
+                <w:sz w:val="18"/>
+                <w:szCs w:val="18"/>
+                <w:lang w:val="en-US"/>
+              </w:rPr>
+            </w:pPr>
+            <w:r>
+              <w:rPr>
+                <w:sz w:val="18"/>
+                <w:szCs w:val="18"/>
+                <w:lang w:val="en-US"/>
+              </w:rPr>
+              <w:t>M</w:t>
+            </w:r>
+          </w:p>
+        </w:tc>
+        <w:tc>
+          <w:tcPr>
+            <w:tcW w:w="992" w:type="dxa"/>
+            <w:tcMar>
+              <w:top w:w="100" w:type="dxa"/>
+              <w:left w:w="150" w:type="dxa"/>
+              <w:bottom w:w="100" w:type="dxa"/>
+              <w:right w:w="150" w:type="dxa"/>
+            </w:tcMar>
+            <w:hideMark/>
+          </w:tcPr>
+          <w:p>
+            <w:pPr>
+              <w:rPr>
+                <w:sz w:val="18"/>
+                <w:szCs w:val="18"/>
+                <w:lang w:val="en-US"/>
+              </w:rPr>
+            </w:pPr>
+            <w:r>
+              <w:rPr>
+                <w:sz w:val="18"/>
+                <w:szCs w:val="18"/>
+                <w:lang w:val="en-US"/>
+              </w:rPr>
+              <w:t>High</w:t>
+            </w:r>
+          </w:p>
+        </w:tc>
+        <w:tc>
+          <w:tcPr>
+            <w:tcW w:w="2126" w:type="dxa"/>
+            <w:tcMar>
+              <w:top w:w="100" w:type="dxa"/>
+              <w:left w:w="150" w:type="dxa"/>
+              <w:bottom w:w="100" w:type="dxa"/>
+              <w:right w:w="150" w:type="dxa"/>
+            </w:tcMar>
+            <w:hideMark/>
+          </w:tcPr>
+          <w:p>
+            <w:pPr>
+              <w:rPr>
+                <w:sz w:val="18"/>
+                <w:szCs w:val="18"/>
+                <w:lang w:val="en-US"/>
+              </w:rPr>
+            </w:pPr>
+            <w:r>
+              <w:rPr>
+                <w:sz w:val="18"/>
+                <w:szCs w:val="18"/>
+                <w:lang w:val="en-US"/>
+              </w:rPr>
+              <w:t>Explicit scope baseline with in/out/deferred; change-request note added to Decision Log before any requirement is altered</w:t>
+            </w:r>
+          </w:p>
+        </w:tc>
+        <w:tc>
+          <w:tcPr>
+            <w:tcW w:w="2268" w:type="dxa"/>
+            <w:tcMar>
+              <w:top w:w="100" w:type="dxa"/>
+              <w:left w:w="150" w:type="dxa"/>
+              <w:bottom w:w="100" w:type="dxa"/>
+              <w:right w:w="150" w:type="dxa"/>
+            </w:tcMar>
+            <w:hideMark/>
+          </w:tcPr>
+          <w:p>
+            <w:pPr>
+              <w:rPr>
+                <w:sz w:val="18"/>
+                <w:szCs w:val="18"/>
+                <w:lang w:val="en-US"/>
+              </w:rPr>
+            </w:pPr>
+            <w:r>
+              <w:rPr>
+                <w:sz w:val="18"/>
+                <w:szCs w:val="18"/>
+                <w:lang w:val="en-US"/>
+              </w:rPr>
+              <w:t>Log as deferred/future scope item; re-baseline only via team review</w:t>
+            </w:r>
+          </w:p>
+        </w:tc>
+      </w:tr>
+      <w:tr>
+        <w:tc>
+          <w:tcPr>
+            <w:tcW w:w="602" w:type="dxa"/>
+            <w:tcMar>
+              <w:top w:w="100" w:type="dxa"/>
+              <w:left w:w="150" w:type="dxa"/>
+              <w:bottom w:w="100" w:type="dxa"/>
+              <w:right w:w="150" w:type="dxa"/>
+            </w:tcMar>
+            <w:hideMark/>
+          </w:tcPr>
+          <w:p>
+            <w:pPr>
+              <w:rPr>
+                <w:sz w:val="18"/>
+                <w:szCs w:val="18"/>
+                <w:lang w:val="en-US"/>
+              </w:rPr>
+            </w:pPr>
+            <w:r>
+              <w:rPr>
+                <w:sz w:val="18"/>
+                <w:szCs w:val="18"/>
+                <w:lang w:val="en-US"/>
+              </w:rPr>
+              <w:t>RSK-003</w:t>
+            </w:r>
+          </w:p>
+        </w:tc>
+        <w:tc>
+          <w:tcPr>
+            <w:tcW w:w="1383" w:type="dxa"/>
+            <w:tcMar>
+              <w:top w:w="100" w:type="dxa"/>
+              <w:left w:w="150" w:type="dxa"/>
+              <w:bottom w:w="100" w:type="dxa"/>
+              <w:right w:w="150" w:type="dxa"/>
+            </w:tcMar>
+            <w:hideMark/>
+          </w:tcPr>
+          <w:p>
+            <w:pPr>
+              <w:rPr>
+                <w:sz w:val="18"/>
+                <w:szCs w:val="18"/>
+                <w:lang w:val="en-US"/>
+              </w:rPr>
+            </w:pPr>
+            <w:r>
+              <w:rPr>
+                <w:sz w:val="18"/>
+                <w:szCs w:val="18"/>
+                <w:lang w:val="en-US"/>
+              </w:rPr>
+              <w:t>Weak or broken traceability between requirements -&gt; RTM -&gt; future test evidence, discovered late</w:t>
+            </w:r>
+          </w:p>
+        </w:tc>
+        <w:tc>
+          <w:tcPr>
+            <w:tcW w:w="1417" w:type="dxa"/>
+            <w:tcMar>
+              <w:top w:w="100" w:type="dxa"/>
+              <w:left w:w="150" w:type="dxa"/>
+              <w:bottom w:w="100" w:type="dxa"/>
+              <w:right w:w="150" w:type="dxa"/>
+            </w:tcMar>
+            <w:hideMark/>
+          </w:tcPr>
+          <w:p>
+            <w:pPr>
+              <w:rPr>
+                <w:sz w:val="18"/>
+                <w:szCs w:val="18"/>
+                <w:lang w:val="en-US"/>
+              </w:rPr>
+            </w:pPr>
+            <w:r>
+              <w:rPr>
+                <w:sz w:val="18"/>
+                <w:szCs w:val="18"/>
+                <w:lang w:val="en-US"/>
+              </w:rPr>
+              <w:t>Quality/Traceability</w:t>
+            </w:r>
+          </w:p>
+        </w:tc>
+        <w:tc>
+          <w:tcPr>
+            <w:tcW w:w="709" w:type="dxa"/>
+            <w:tcMar>
+              <w:top w:w="100" w:type="dxa"/>
+              <w:left w:w="150" w:type="dxa"/>
+              <w:bottom w:w="100" w:type="dxa"/>
+              <w:right w:w="150" w:type="dxa"/>
+            </w:tcMar>
+            <w:hideMark/>
+          </w:tcPr>
+          <w:p>
+            <w:pPr>
+              <w:rPr>
+                <w:sz w:val="18"/>
+                <w:szCs w:val="18"/>
+                <w:lang w:val="en-US"/>
+              </w:rPr>
+            </w:pPr>
+            <w:r>
+              <w:rPr>
+                <w:sz w:val="18"/>
+                <w:szCs w:val="18"/>
+                <w:lang w:val="en-US"/>
+              </w:rPr>
+              <w:t>M</w:t>
+            </w:r>
+          </w:p>
+        </w:tc>
+        <w:tc>
+          <w:tcPr>
+            <w:tcW w:w="709" w:type="dxa"/>
+            <w:tcMar>
+              <w:top w:w="100" w:type="dxa"/>
+              <w:left w:w="150" w:type="dxa"/>
+              <w:bottom w:w="100" w:type="dxa"/>
+              <w:right w:w="150" w:type="dxa"/>
+            </w:tcMar>
+            <w:hideMark/>
+          </w:tcPr>
+          <w:p>
+            <w:pPr>
+              <w:rPr>
+                <w:sz w:val="18"/>
+                <w:szCs w:val="18"/>
+                <w:lang w:val="en-US"/>
+              </w:rPr>
+            </w:pPr>
+            <w:r>
+              <w:rPr>
+                <w:sz w:val="18"/>
+                <w:szCs w:val="18"/>
+                <w:lang w:val="en-US"/>
+              </w:rPr>
+              <w:t>H</w:t>
+            </w:r>
+          </w:p>
+        </w:tc>
+        <w:tc>
+          <w:tcPr>
+            <w:tcW w:w="992" w:type="dxa"/>
+            <w:tcMar>
+              <w:top w:w="100" w:type="dxa"/>
+              <w:left w:w="150" w:type="dxa"/>
+              <w:bottom w:w="100" w:type="dxa"/>
+              <w:right w:w="150" w:type="dxa"/>
+            </w:tcMar>
+            <w:hideMark/>
+          </w:tcPr>
+          <w:p>
+            <w:pPr>
+              <w:rPr>
+                <w:sz w:val="18"/>
+                <w:szCs w:val="18"/>
+                <w:lang w:val="en-US"/>
+              </w:rPr>
+            </w:pPr>
+            <w:r>
+              <w:rPr>
+                <w:sz w:val="18"/>
+                <w:szCs w:val="18"/>
+                <w:lang w:val="en-US"/>
+              </w:rPr>
+              <w:t>High</w:t>
+            </w:r>
+          </w:p>
+        </w:tc>
+        <w:tc>
+          <w:tcPr>
+            <w:tcW w:w="2126" w:type="dxa"/>
+            <w:tcMar>
+              <w:top w:w="100" w:type="dxa"/>
+              <w:left w:w="150" w:type="dxa"/>
+              <w:bottom w:w="100" w:type="dxa"/>
+              <w:right w:w="150" w:type="dxa"/>
+            </w:tcMar>
+            <w:hideMark/>
+          </w:tcPr>
+          <w:p>
+            <w:pPr>
+              <w:rPr>
+                <w:sz w:val="18"/>
+                <w:szCs w:val="18"/>
+                <w:lang w:val="en-US"/>
+              </w:rPr>
+            </w:pPr>
+            <w:r>
+              <w:rPr>
+                <w:sz w:val="18"/>
+                <w:szCs w:val="18"/>
+                <w:lang w:val="en-US"/>
+              </w:rPr>
+              <w:t>RTM built and populated from M1 onward; each new FR/NFR gets an RTM row at creation time</w:t>
+            </w:r>
+          </w:p>
+        </w:tc>
+        <w:tc>
+          <w:tcPr>
+            <w:tcW w:w="2268" w:type="dxa"/>
+            <w:tcMar>
+              <w:top w:w="100" w:type="dxa"/>
+              <w:left w:w="150" w:type="dxa"/>
+              <w:bottom w:w="100" w:type="dxa"/>
+              <w:right w:w="150" w:type="dxa"/>
+            </w:tcMar>
+            <w:hideMark/>
+          </w:tcPr>
+          <w:p>
+            <w:pPr>
+              <w:rPr>
+                <w:sz w:val="18"/>
+                <w:szCs w:val="18"/>
+                <w:lang w:val="en-US"/>
+              </w:rPr>
+            </w:pPr>
+            <w:r>
+              <w:rPr>
+                <w:sz w:val="18"/>
+                <w:szCs w:val="18"/>
+                <w:lang w:val="en-US"/>
+              </w:rPr>
+              <w:t>Dedicated traceability audit session before next milestone gate</w:t>
+            </w:r>
+          </w:p>
+        </w:tc>
+      </w:tr>
+      <w:tr>
+        <w:tc>
+          <w:tcPr>
+            <w:tcW w:w="602" w:type="dxa"/>
+            <w:tcMar>
+              <w:top w:w="100" w:type="dxa"/>
+              <w:left w:w="150" w:type="dxa"/>
+              <w:bottom w:w="100" w:type="dxa"/>
+              <w:right w:w="150" w:type="dxa"/>
+            </w:tcMar>
+            <w:hideMark/>
+          </w:tcPr>
+          <w:p>
+            <w:pPr>
+              <w:rPr>
+                <w:sz w:val="18"/>
+                <w:szCs w:val="18"/>
+                <w:lang w:val="en-US"/>
+              </w:rPr>
+            </w:pPr>
+            <w:r>
+              <w:rPr>
+                <w:sz w:val="18"/>
+                <w:szCs w:val="18"/>
+                <w:lang w:val="en-US"/>
+              </w:rPr>
+              <w:t>RSK-004</w:t>
+            </w:r>
+          </w:p>
+        </w:tc>
+        <w:tc>
+          <w:tcPr>
+            <w:tcW w:w="1383" w:type="dxa"/>
+            <w:tcMar>
+              <w:top w:w="100" w:type="dxa"/>
+              <w:left w:w="150" w:type="dxa"/>
+              <w:bottom w:w="100" w:type="dxa"/>
+              <w:right w:w="150" w:type="dxa"/>
+            </w:tcMar>
+            <w:hideMark/>
+          </w:tcPr>
+          <w:p>
+            <w:pPr>
+              <w:rPr>
+                <w:sz w:val="18"/>
+                <w:szCs w:val="18"/>
+                <w:lang w:val="en-US"/>
+              </w:rPr>
+            </w:pPr>
+            <w:r>
+              <w:rPr>
+                <w:sz w:val="18"/>
+                <w:szCs w:val="18"/>
+                <w:lang w:val="en-US"/>
+              </w:rPr>
+              <w:t>Sensitive citizen data (location, contact/reporter details) mishandled, creating security exposure</w:t>
+            </w:r>
+          </w:p>
+        </w:tc>
+        <w:tc>
+          <w:tcPr>
+            <w:tcW w:w="1417" w:type="dxa"/>
+            <w:tcMar>
+              <w:top w:w="100" w:type="dxa"/>
+              <w:left w:w="150" w:type="dxa"/>
+              <w:bottom w:w="100" w:type="dxa"/>
+              <w:right w:w="150" w:type="dxa"/>
+            </w:tcMar>
+            <w:hideMark/>
+          </w:tcPr>
+          <w:p>
+            <w:pPr>
+              <w:rPr>
+                <w:sz w:val="18"/>
+                <w:szCs w:val="18"/>
+                <w:lang w:val="en-US"/>
+              </w:rPr>
+            </w:pPr>
+            <w:r>
+              <w:rPr>
+                <w:sz w:val="18"/>
+                <w:szCs w:val="18"/>
+                <w:lang w:val="en-US"/>
+              </w:rPr>
+              <w:t>Security</w:t>
+            </w:r>
+          </w:p>
+        </w:tc>
+        <w:tc>
+          <w:tcPr>
+            <w:tcW w:w="709" w:type="dxa"/>
+            <w:tcMar>
+              <w:top w:w="100" w:type="dxa"/>
+              <w:left w:w="150" w:type="dxa"/>
+              <w:bottom w:w="100" w:type="dxa"/>
+              <w:right w:w="150" w:type="dxa"/>
+            </w:tcMar>
+            <w:hideMark/>
+          </w:tcPr>
+          <w:p>
+            <w:pPr>
+              <w:rPr>
+                <w:sz w:val="18"/>
+                <w:szCs w:val="18"/>
+                <w:lang w:val="en-US"/>
+              </w:rPr>
+            </w:pPr>
+            <w:r>
+              <w:rPr>
+                <w:sz w:val="18"/>
+                <w:szCs w:val="18"/>
+                <w:lang w:val="en-US"/>
+              </w:rPr>
+              <w:t>M</w:t>
+            </w:r>
+          </w:p>
+        </w:tc>
+        <w:tc>
+          <w:tcPr>
+            <w:tcW w:w="709" w:type="dxa"/>
+            <w:tcMar>
+              <w:top w:w="100" w:type="dxa"/>
+              <w:left w:w="150" w:type="dxa"/>
+              <w:bottom w:w="100" w:type="dxa"/>
+              <w:right w:w="150" w:type="dxa"/>
+            </w:tcMar>
+            <w:hideMark/>
+          </w:tcPr>
+          <w:p>
+            <w:pPr>
+              <w:rPr>
+                <w:sz w:val="18"/>
+                <w:szCs w:val="18"/>
+                <w:lang w:val="en-US"/>
+              </w:rPr>
+            </w:pPr>
+            <w:r>
+              <w:rPr>
+                <w:sz w:val="18"/>
+                <w:szCs w:val="18"/>
+                <w:lang w:val="en-US"/>
+              </w:rPr>
+              <w:t>H</w:t>
+            </w:r>
+          </w:p>
+        </w:tc>
+        <w:tc>
+          <w:tcPr>
+            <w:tcW w:w="992" w:type="dxa"/>
+            <w:tcMar>
+              <w:top w:w="100" w:type="dxa"/>
+              <w:left w:w="150" w:type="dxa"/>
+              <w:bottom w:w="100" w:type="dxa"/>
+              <w:right w:w="150" w:type="dxa"/>
+            </w:tcMar>
+            <w:hideMark/>
+          </w:tcPr>
+          <w:p>
+            <w:pPr>
+              <w:rPr>
+                <w:sz w:val="18"/>
+                <w:szCs w:val="18"/>
+                <w:lang w:val="en-US"/>
+              </w:rPr>
+            </w:pPr>
+            <w:r>
+              <w:rPr>
+                <w:sz w:val="18"/>
+                <w:szCs w:val="18"/>
+                <w:lang w:val="en-US"/>
+              </w:rPr>
+              <w:t>High</w:t>
+            </w:r>
+          </w:p>
+        </w:tc>
+        <w:tc>
+          <w:tcPr>
+            <w:tcW w:w="2126" w:type="dxa"/>
+            <w:tcMar>
+              <w:top w:w="100" w:type="dxa"/>
+              <w:left w:w="150" w:type="dxa"/>
+              <w:bottom w:w="100" w:type="dxa"/>
+              <w:right w:w="150" w:type="dxa"/>
+            </w:tcMar>
+            <w:hideMark/>
+          </w:tcPr>
+          <w:p>
+            <w:pPr>
+              <w:rPr>
+                <w:sz w:val="18"/>
+                <w:szCs w:val="18"/>
+                <w:lang w:val="en-US"/>
+              </w:rPr>
+            </w:pPr>
+            <w:r>
+              <w:rPr>
+                <w:sz w:val="18"/>
+                <w:szCs w:val="18"/>
+                <w:lang w:val="en-US"/>
+              </w:rPr>
+              <w:t xml:space="preserve">NFR mandating data </w:t>
+            </w:r>
+            <w:proofErr w:type="spellStart"/>
+            <w:r>
+              <w:rPr>
+                <w:sz w:val="18"/>
+                <w:szCs w:val="18"/>
+                <w:lang w:val="en-US"/>
+              </w:rPr>
+              <w:t>minimisation</w:t>
+            </w:r>
+            <w:proofErr w:type="spellEnd"/>
+            <w:r>
+              <w:rPr>
+                <w:sz w:val="18"/>
+                <w:szCs w:val="18"/>
+                <w:lang w:val="en-US"/>
+              </w:rPr>
+              <w:t xml:space="preserve"> and access control recorded now; constraint documented</w:t>
+            </w:r>
+          </w:p>
+        </w:tc>
+        <w:tc>
+          <w:tcPr>
+            <w:tcW w:w="2268" w:type="dxa"/>
+            <w:tcMar>
+              <w:top w:w="100" w:type="dxa"/>
+              <w:left w:w="150" w:type="dxa"/>
+              <w:bottom w:w="100" w:type="dxa"/>
+              <w:right w:w="150" w:type="dxa"/>
+            </w:tcMar>
+            <w:hideMark/>
+          </w:tcPr>
+          <w:p>
+            <w:pPr>
+              <w:rPr>
+                <w:sz w:val="18"/>
+                <w:szCs w:val="18"/>
+                <w:lang w:val="en-US"/>
+              </w:rPr>
+            </w:pPr>
+            <w:r>
+              <w:rPr>
+                <w:sz w:val="18"/>
+                <w:szCs w:val="18"/>
+                <w:lang w:val="en-US"/>
+              </w:rPr>
+              <w:t>Treat as a P0 defect if discovered later; restrict field collection to minimum necessary</w:t>
+            </w:r>
+          </w:p>
+        </w:tc>
+      </w:tr>
+      <w:tr>
+        <w:tc>
+          <w:tcPr>
+            <w:tcW w:w="602" w:type="dxa"/>
+            <w:tcMar>
+              <w:top w:w="100" w:type="dxa"/>
+              <w:left w:w="150" w:type="dxa"/>
+              <w:bottom w:w="100" w:type="dxa"/>
+              <w:right w:w="150" w:type="dxa"/>
+            </w:tcMar>
+            <w:hideMark/>
+          </w:tcPr>
+          <w:p>
+            <w:pPr>
+              <w:rPr>
+                <w:sz w:val="18"/>
+                <w:szCs w:val="18"/>
+                <w:lang w:val="en-US"/>
+              </w:rPr>
+            </w:pPr>
+            <w:r>
+              <w:rPr>
+                <w:sz w:val="18"/>
+                <w:szCs w:val="18"/>
+                <w:lang w:val="en-US"/>
+              </w:rPr>
+              <w:t>RSK-005</w:t>
+            </w:r>
+          </w:p>
+        </w:tc>
+        <w:tc>
+          <w:tcPr>
+            <w:tcW w:w="1383" w:type="dxa"/>
+            <w:tcMar>
+              <w:top w:w="100" w:type="dxa"/>
+              <w:left w:w="150" w:type="dxa"/>
+              <w:bottom w:w="100" w:type="dxa"/>
+              <w:right w:w="150" w:type="dxa"/>
+            </w:tcMar>
+            <w:hideMark/>
+          </w:tcPr>
+          <w:p>
+            <w:pPr>
+              <w:rPr>
+                <w:sz w:val="18"/>
+                <w:szCs w:val="18"/>
+                <w:lang w:val="en-US"/>
+              </w:rPr>
+            </w:pPr>
+            <w:r>
+              <w:rPr>
+                <w:sz w:val="18"/>
+                <w:szCs w:val="18"/>
+                <w:lang w:val="en-US"/>
+              </w:rPr>
+              <w:t>Repository history is bulk-uploaded or reconstructed just before assessment, failing authentic progression</w:t>
+            </w:r>
+          </w:p>
+        </w:tc>
+        <w:tc>
+          <w:tcPr>
+            <w:tcW w:w="1417" w:type="dxa"/>
+            <w:tcMar>
+              <w:top w:w="100" w:type="dxa"/>
+              <w:left w:w="150" w:type="dxa"/>
+              <w:bottom w:w="100" w:type="dxa"/>
+              <w:right w:w="150" w:type="dxa"/>
+            </w:tcMar>
+            <w:hideMark/>
+          </w:tcPr>
+          <w:p>
+            <w:pPr>
+              <w:rPr>
+                <w:sz w:val="18"/>
+                <w:szCs w:val="18"/>
+                <w:lang w:val="en-US"/>
+              </w:rPr>
+            </w:pPr>
+            <w:r>
+              <w:rPr>
+                <w:sz w:val="18"/>
+                <w:szCs w:val="18"/>
+                <w:lang w:val="en-US"/>
+              </w:rPr>
+              <w:t>Governance</w:t>
+            </w:r>
+          </w:p>
+        </w:tc>
+        <w:tc>
+          <w:tcPr>
+            <w:tcW w:w="709" w:type="dxa"/>
+            <w:tcMar>
+              <w:top w:w="100" w:type="dxa"/>
+              <w:left w:w="150" w:type="dxa"/>
+              <w:bottom w:w="100" w:type="dxa"/>
+              <w:right w:w="150" w:type="dxa"/>
+            </w:tcMar>
+            <w:hideMark/>
+          </w:tcPr>
+          <w:p>
+            <w:pPr>
+              <w:rPr>
+                <w:sz w:val="18"/>
+                <w:szCs w:val="18"/>
+                <w:lang w:val="en-US"/>
+              </w:rPr>
+            </w:pPr>
+            <w:r>
+              <w:rPr>
+                <w:sz w:val="18"/>
+                <w:szCs w:val="18"/>
+                <w:lang w:val="en-US"/>
+              </w:rPr>
+              <w:t>M</w:t>
+            </w:r>
+          </w:p>
+        </w:tc>
+        <w:tc>
+          <w:tcPr>
+            <w:tcW w:w="709" w:type="dxa"/>
+            <w:tcMar>
+              <w:top w:w="100" w:type="dxa"/>
+              <w:left w:w="150" w:type="dxa"/>
+              <w:bottom w:w="100" w:type="dxa"/>
+              <w:right w:w="150" w:type="dxa"/>
+            </w:tcMar>
+            <w:hideMark/>
+          </w:tcPr>
+          <w:p>
+            <w:pPr>
+              <w:rPr>
+                <w:sz w:val="18"/>
+                <w:szCs w:val="18"/>
+                <w:lang w:val="en-US"/>
+              </w:rPr>
+            </w:pPr>
+            <w:r>
+              <w:rPr>
+                <w:sz w:val="18"/>
+                <w:szCs w:val="18"/>
+                <w:lang w:val="en-US"/>
+              </w:rPr>
+              <w:t>H</w:t>
+            </w:r>
+          </w:p>
+        </w:tc>
+        <w:tc>
+          <w:tcPr>
+            <w:tcW w:w="992" w:type="dxa"/>
+            <w:tcMar>
+              <w:top w:w="100" w:type="dxa"/>
+              <w:left w:w="150" w:type="dxa"/>
+              <w:bottom w:w="100" w:type="dxa"/>
+              <w:right w:w="150" w:type="dxa"/>
+            </w:tcMar>
+            <w:hideMark/>
+          </w:tcPr>
+          <w:p>
+            <w:pPr>
+              <w:rPr>
+                <w:sz w:val="18"/>
+                <w:szCs w:val="18"/>
+                <w:lang w:val="en-US"/>
+              </w:rPr>
+            </w:pPr>
+            <w:r>
+              <w:rPr>
+                <w:sz w:val="18"/>
+                <w:szCs w:val="18"/>
+                <w:lang w:val="en-US"/>
+              </w:rPr>
+              <w:t>High</w:t>
+            </w:r>
+          </w:p>
+        </w:tc>
+        <w:tc>
+          <w:tcPr>
+            <w:tcW w:w="2126" w:type="dxa"/>
+            <w:tcMar>
+              <w:top w:w="100" w:type="dxa"/>
+              <w:left w:w="150" w:type="dxa"/>
+              <w:bottom w:w="100" w:type="dxa"/>
+              <w:right w:w="150" w:type="dxa"/>
+            </w:tcMar>
+            <w:hideMark/>
+          </w:tcPr>
+          <w:p>
+            <w:pPr>
+              <w:rPr>
+                <w:sz w:val="18"/>
+                <w:szCs w:val="18"/>
+                <w:lang w:val="en-US"/>
+              </w:rPr>
+            </w:pPr>
+            <w:r>
+              <w:rPr>
+                <w:sz w:val="18"/>
+                <w:szCs w:val="18"/>
+                <w:lang w:val="en-US"/>
+              </w:rPr>
+              <w:t>Weekly minimum commit/issue/PR cadence from Week 1; protected main + 2-reviewer rule</w:t>
+            </w:r>
+          </w:p>
+        </w:tc>
+        <w:tc>
+          <w:tcPr>
+            <w:tcW w:w="2268" w:type="dxa"/>
+            <w:tcMar>
+              <w:top w:w="100" w:type="dxa"/>
+              <w:left w:w="150" w:type="dxa"/>
+              <w:bottom w:w="100" w:type="dxa"/>
+              <w:right w:w="150" w:type="dxa"/>
+            </w:tcMar>
+            <w:hideMark/>
+          </w:tcPr>
+          <w:p>
+            <w:pPr>
+              <w:rPr>
+                <w:sz w:val="18"/>
+                <w:szCs w:val="18"/>
+                <w:lang w:val="en-US"/>
+              </w:rPr>
+            </w:pPr>
+            <w:r>
+              <w:rPr>
+                <w:sz w:val="18"/>
+                <w:szCs w:val="18"/>
+                <w:lang w:val="en-US"/>
+              </w:rPr>
+              <w:t>Document the cause transparently in the AI Usage/Decision Log rather than concealing it</w:t>
+            </w:r>
+          </w:p>
+        </w:tc>
+      </w:tr>
+      <w:tr>
+        <w:tc>
+          <w:tcPr>
+            <w:tcW w:w="602" w:type="dxa"/>
+            <w:tcMar>
+              <w:top w:w="100" w:type="dxa"/>
+              <w:left w:w="150" w:type="dxa"/>
+              <w:bottom w:w="100" w:type="dxa"/>
+              <w:right w:w="150" w:type="dxa"/>
+            </w:tcMar>
+            <w:hideMark/>
+          </w:tcPr>
+          <w:p>
+            <w:pPr>
+              <w:rPr>
+                <w:sz w:val="18"/>
+                <w:szCs w:val="18"/>
+                <w:lang w:val="en-US"/>
+              </w:rPr>
+            </w:pPr>
+            <w:r>
+              <w:rPr>
+                <w:sz w:val="18"/>
+                <w:szCs w:val="18"/>
+                <w:lang w:val="en-US"/>
+              </w:rPr>
+              <w:lastRenderedPageBreak/>
+              <w:t>RSK-006</w:t>
+            </w:r>
+          </w:p>
+        </w:tc>
+        <w:tc>
+          <w:tcPr>
+            <w:tcW w:w="1383" w:type="dxa"/>
+            <w:tcMar>
+              <w:top w:w="100" w:type="dxa"/>
+              <w:left w:w="150" w:type="dxa"/>
+              <w:bottom w:w="100" w:type="dxa"/>
+              <w:right w:w="150" w:type="dxa"/>
+            </w:tcMar>
+            <w:hideMark/>
+          </w:tcPr>
+          <w:p>
+            <w:pPr>
+              <w:rPr>
+                <w:sz w:val="18"/>
+                <w:szCs w:val="18"/>
+                <w:lang w:val="en-US"/>
+              </w:rPr>
+            </w:pPr>
+            <w:r>
+              <w:rPr>
+                <w:sz w:val="18"/>
+                <w:szCs w:val="18"/>
+                <w:lang w:val="en-US"/>
+              </w:rPr>
+              <w:t>Undisclosed or unverified AI-generated content submitted as own work</w:t>
+            </w:r>
+          </w:p>
+        </w:tc>
+        <w:tc>
+          <w:tcPr>
+            <w:tcW w:w="1417" w:type="dxa"/>
+            <w:tcMar>
+              <w:top w:w="100" w:type="dxa"/>
+              <w:left w:w="150" w:type="dxa"/>
+              <w:bottom w:w="100" w:type="dxa"/>
+              <w:right w:w="150" w:type="dxa"/>
+            </w:tcMar>
+            <w:hideMark/>
+          </w:tcPr>
+          <w:p>
+            <w:pPr>
+              <w:rPr>
+                <w:sz w:val="18"/>
+                <w:szCs w:val="18"/>
+                <w:lang w:val="en-US"/>
+              </w:rPr>
+            </w:pPr>
+            <w:r>
+              <w:rPr>
+                <w:sz w:val="18"/>
+                <w:szCs w:val="18"/>
+                <w:lang w:val="en-US"/>
+              </w:rPr>
+              <w:t>Academic Integrity</w:t>
+            </w:r>
+          </w:p>
+        </w:tc>
+        <w:tc>
+          <w:tcPr>
+            <w:tcW w:w="709" w:type="dxa"/>
+            <w:tcMar>
+              <w:top w:w="100" w:type="dxa"/>
+              <w:left w:w="150" w:type="dxa"/>
+              <w:bottom w:w="100" w:type="dxa"/>
+              <w:right w:w="150" w:type="dxa"/>
+            </w:tcMar>
+            <w:hideMark/>
+          </w:tcPr>
+          <w:p>
+            <w:pPr>
+              <w:rPr>
+                <w:sz w:val="18"/>
+                <w:szCs w:val="18"/>
+                <w:lang w:val="en-US"/>
+              </w:rPr>
+            </w:pPr>
+            <w:r>
+              <w:rPr>
+                <w:sz w:val="18"/>
+                <w:szCs w:val="18"/>
+                <w:lang w:val="en-US"/>
+              </w:rPr>
+              <w:t>L</w:t>
+            </w:r>
+          </w:p>
+        </w:tc>
+        <w:tc>
+          <w:tcPr>
+            <w:tcW w:w="709" w:type="dxa"/>
+            <w:tcMar>
+              <w:top w:w="100" w:type="dxa"/>
+              <w:left w:w="150" w:type="dxa"/>
+              <w:bottom w:w="100" w:type="dxa"/>
+              <w:right w:w="150" w:type="dxa"/>
+            </w:tcMar>
+            <w:hideMark/>
+          </w:tcPr>
+          <w:p>
+            <w:pPr>
+              <w:rPr>
+                <w:sz w:val="18"/>
+                <w:szCs w:val="18"/>
+                <w:lang w:val="en-US"/>
+              </w:rPr>
+            </w:pPr>
+            <w:r>
+              <w:rPr>
+                <w:sz w:val="18"/>
+                <w:szCs w:val="18"/>
+                <w:lang w:val="en-US"/>
+              </w:rPr>
+              <w:t>H</w:t>
+            </w:r>
+          </w:p>
+        </w:tc>
+        <w:tc>
+          <w:tcPr>
+            <w:tcW w:w="992" w:type="dxa"/>
+            <w:tcMar>
+              <w:top w:w="100" w:type="dxa"/>
+              <w:left w:w="150" w:type="dxa"/>
+              <w:bottom w:w="100" w:type="dxa"/>
+              <w:right w:w="150" w:type="dxa"/>
+            </w:tcMar>
+            <w:hideMark/>
+          </w:tcPr>
+          <w:p>
+            <w:pPr>
+              <w:rPr>
+                <w:sz w:val="18"/>
+                <w:szCs w:val="18"/>
+                <w:lang w:val="en-US"/>
+              </w:rPr>
+            </w:pPr>
+            <w:r>
+              <w:rPr>
+                <w:sz w:val="18"/>
+                <w:szCs w:val="18"/>
+                <w:lang w:val="en-US"/>
+              </w:rPr>
+              <w:t>Medium</w:t>
+            </w:r>
+          </w:p>
+        </w:tc>
+        <w:tc>
+          <w:tcPr>
+            <w:tcW w:w="2126" w:type="dxa"/>
+            <w:tcMar>
+              <w:top w:w="100" w:type="dxa"/>
+              <w:left w:w="150" w:type="dxa"/>
+              <w:bottom w:w="100" w:type="dxa"/>
+              <w:right w:w="150" w:type="dxa"/>
+            </w:tcMar>
+            <w:hideMark/>
+          </w:tcPr>
+          <w:p>
+            <w:pPr>
+              <w:rPr>
+                <w:sz w:val="18"/>
+                <w:szCs w:val="18"/>
+                <w:lang w:val="en-US"/>
+              </w:rPr>
+            </w:pPr>
+            <w:r>
+              <w:rPr>
+                <w:sz w:val="18"/>
+                <w:szCs w:val="18"/>
+                <w:lang w:val="en-US"/>
+              </w:rPr>
+              <w:t>AI Usage Register maintained live, per contribution, with verification notes</w:t>
+            </w:r>
+          </w:p>
+        </w:tc>
+        <w:tc>
+          <w:tcPr>
+            <w:tcW w:w="2268" w:type="dxa"/>
+            <w:tcMar>
+              <w:top w:w="100" w:type="dxa"/>
+              <w:left w:w="150" w:type="dxa"/>
+              <w:bottom w:w="100" w:type="dxa"/>
+              <w:right w:w="150" w:type="dxa"/>
+            </w:tcMar>
+            <w:hideMark/>
+          </w:tcPr>
+          <w:p>
+            <w:pPr>
+              <w:rPr>
+                <w:sz w:val="18"/>
+                <w:szCs w:val="18"/>
+                <w:lang w:val="en-US"/>
+              </w:rPr>
+            </w:pPr>
+            <w:r>
+              <w:rPr>
+                <w:sz w:val="18"/>
+                <w:szCs w:val="18"/>
+                <w:lang w:val="en-US"/>
+              </w:rPr>
+              <w:t>Immediate correction and re-attribution before submission; team review catches unregistered AI</w:t>
+            </w:r>
+          </w:p>
+        </w:tc>
+      </w:tr>
+      <w:tr>
+        <w:tc>
+          <w:tcPr>
+            <w:tcW w:w="602" w:type="dxa"/>
+            <w:tcMar>
+              <w:top w:w="100" w:type="dxa"/>
+              <w:left w:w="150" w:type="dxa"/>
+              <w:bottom w:w="100" w:type="dxa"/>
+              <w:right w:w="150" w:type="dxa"/>
+            </w:tcMar>
+            <w:hideMark/>
+          </w:tcPr>
+          <w:p>
+            <w:pPr>
+              <w:rPr>
+                <w:sz w:val="18"/>
+                <w:szCs w:val="18"/>
+                <w:lang w:val="en-US"/>
+              </w:rPr>
+            </w:pPr>
+            <w:r>
+              <w:rPr>
+                <w:sz w:val="18"/>
+                <w:szCs w:val="18"/>
+                <w:lang w:val="en-US"/>
+              </w:rPr>
+              <w:t>RSK-007</w:t>
+            </w:r>
+          </w:p>
+        </w:tc>
+        <w:tc>
+          <w:tcPr>
+            <w:tcW w:w="1383" w:type="dxa"/>
+            <w:tcMar>
+              <w:top w:w="100" w:type="dxa"/>
+              <w:left w:w="150" w:type="dxa"/>
+              <w:bottom w:w="100" w:type="dxa"/>
+              <w:right w:w="150" w:type="dxa"/>
+            </w:tcMar>
+            <w:hideMark/>
+          </w:tcPr>
+          <w:p>
+            <w:pPr>
+              <w:rPr>
+                <w:sz w:val="18"/>
+                <w:szCs w:val="18"/>
+                <w:lang w:val="en-US"/>
+              </w:rPr>
+            </w:pPr>
+            <w:r>
+              <w:rPr>
+                <w:sz w:val="18"/>
+                <w:szCs w:val="18"/>
+                <w:lang w:val="en-US"/>
+              </w:rPr>
+              <w:t>Over-scoping M1 into premature technology/architecture decisions, violating milestone boundaries</w:t>
+            </w:r>
+          </w:p>
+        </w:tc>
+        <w:tc>
+          <w:tcPr>
+            <w:tcW w:w="1417" w:type="dxa"/>
+            <w:tcMar>
+              <w:top w:w="100" w:type="dxa"/>
+              <w:left w:w="150" w:type="dxa"/>
+              <w:bottom w:w="100" w:type="dxa"/>
+              <w:right w:w="150" w:type="dxa"/>
+            </w:tcMar>
+            <w:hideMark/>
+          </w:tcPr>
+          <w:p>
+            <w:pPr>
+              <w:rPr>
+                <w:sz w:val="18"/>
+                <w:szCs w:val="18"/>
+                <w:lang w:val="en-US"/>
+              </w:rPr>
+            </w:pPr>
+            <w:r>
+              <w:rPr>
+                <w:sz w:val="18"/>
+                <w:szCs w:val="18"/>
+                <w:lang w:val="en-US"/>
+              </w:rPr>
+              <w:t>Process</w:t>
+            </w:r>
+          </w:p>
+        </w:tc>
+        <w:tc>
+          <w:tcPr>
+            <w:tcW w:w="709" w:type="dxa"/>
+            <w:tcMar>
+              <w:top w:w="100" w:type="dxa"/>
+              <w:left w:w="150" w:type="dxa"/>
+              <w:bottom w:w="100" w:type="dxa"/>
+              <w:right w:w="150" w:type="dxa"/>
+            </w:tcMar>
+            <w:hideMark/>
+          </w:tcPr>
+          <w:p>
+            <w:pPr>
+              <w:rPr>
+                <w:sz w:val="18"/>
+                <w:szCs w:val="18"/>
+                <w:lang w:val="en-US"/>
+              </w:rPr>
+            </w:pPr>
+            <w:r>
+              <w:rPr>
+                <w:sz w:val="18"/>
+                <w:szCs w:val="18"/>
+                <w:lang w:val="en-US"/>
+              </w:rPr>
+              <w:t>M</w:t>
+            </w:r>
+          </w:p>
+        </w:tc>
+        <w:tc>
+          <w:tcPr>
+            <w:tcW w:w="709" w:type="dxa"/>
+            <w:tcMar>
+              <w:top w:w="100" w:type="dxa"/>
+              <w:left w:w="150" w:type="dxa"/>
+              <w:bottom w:w="100" w:type="dxa"/>
+              <w:right w:w="150" w:type="dxa"/>
+            </w:tcMar>
+            <w:hideMark/>
+          </w:tcPr>
+          <w:p>
+            <w:pPr>
+              <w:rPr>
+                <w:sz w:val="18"/>
+                <w:szCs w:val="18"/>
+                <w:lang w:val="en-US"/>
+              </w:rPr>
+            </w:pPr>
+            <w:r>
+              <w:rPr>
+                <w:sz w:val="18"/>
+                <w:szCs w:val="18"/>
+                <w:lang w:val="en-US"/>
+              </w:rPr>
+              <w:t>M</w:t>
+            </w:r>
+          </w:p>
+        </w:tc>
+        <w:tc>
+          <w:tcPr>
+            <w:tcW w:w="992" w:type="dxa"/>
+            <w:tcMar>
+              <w:top w:w="100" w:type="dxa"/>
+              <w:left w:w="150" w:type="dxa"/>
+              <w:bottom w:w="100" w:type="dxa"/>
+              <w:right w:w="150" w:type="dxa"/>
+            </w:tcMar>
+            <w:hideMark/>
+          </w:tcPr>
+          <w:p>
+            <w:pPr>
+              <w:rPr>
+                <w:sz w:val="18"/>
+                <w:szCs w:val="18"/>
+                <w:lang w:val="en-US"/>
+              </w:rPr>
+            </w:pPr>
+            <w:r>
+              <w:rPr>
+                <w:sz w:val="18"/>
+                <w:szCs w:val="18"/>
+                <w:lang w:val="en-US"/>
+              </w:rPr>
+              <w:t>Medium</w:t>
+            </w:r>
+          </w:p>
+        </w:tc>
+        <w:tc>
+          <w:tcPr>
+            <w:tcW w:w="2126" w:type="dxa"/>
+            <w:tcMar>
+              <w:top w:w="100" w:type="dxa"/>
+              <w:left w:w="150" w:type="dxa"/>
+              <w:bottom w:w="100" w:type="dxa"/>
+              <w:right w:w="150" w:type="dxa"/>
+            </w:tcMar>
+            <w:hideMark/>
+          </w:tcPr>
+          <w:p>
+            <w:pPr>
+              <w:rPr>
+                <w:sz w:val="18"/>
+                <w:szCs w:val="18"/>
+                <w:lang w:val="en-US"/>
+              </w:rPr>
+            </w:pPr>
+            <w:r>
+              <w:rPr>
+                <w:sz w:val="18"/>
+                <w:szCs w:val="18"/>
+                <w:lang w:val="en-US"/>
+              </w:rPr>
+              <w:t>Explicit 'deferred pending M2' tagging in Decision Log; review Section 5 of brief before sessions</w:t>
+            </w:r>
+          </w:p>
+        </w:tc>
+        <w:tc>
+          <w:tcPr>
+            <w:tcW w:w="2268" w:type="dxa"/>
+            <w:tcMar>
+              <w:top w:w="100" w:type="dxa"/>
+              <w:left w:w="150" w:type="dxa"/>
+              <w:bottom w:w="100" w:type="dxa"/>
+              <w:right w:w="150" w:type="dxa"/>
+            </w:tcMar>
+            <w:hideMark/>
+          </w:tcPr>
+          <w:p>
+            <w:pPr>
+              <w:rPr>
+                <w:sz w:val="18"/>
+                <w:szCs w:val="18"/>
+                <w:lang w:val="en-US"/>
+              </w:rPr>
+            </w:pPr>
+            <w:r>
+              <w:rPr>
+                <w:sz w:val="18"/>
+                <w:szCs w:val="18"/>
+                <w:lang w:val="en-US"/>
+              </w:rPr>
+              <w:t>Flag and roll back any premature implementation artefact found in the repo</w:t>
+            </w:r>
+          </w:p>
+        </w:tc>
+      </w:tr>
+    </w:tbl>
+    <w:p>
+      <w:pPr>
+        <w:rPr>
+          <w:lang w:val="en-US"/>
+        </w:rPr>
+      </w:pPr>
+      <w:r>
+        <w:rPr>
+          <w:b/>
+          <w:lang w:val="en-US"/>
+        </w:rPr>
+        <w:br/>
+      </w:r>
+      <w:r>
+        <w:rPr>
+          <w:b/>
+          <w:lang w:val="en-US"/>
+        </w:rPr>
+        <w:t xml:space="preserve">2. </w:t>
+      </w:r>
+      <w:r>
+        <w:rPr>
+          <w:b/>
+          <w:lang w:val="en-US"/>
+        </w:rPr>
+        <w:t>Highest-priority risk to defend (recommend RSK-004 or RSK-005):</w:t>
+      </w:r>
+      <w:r>
+        <w:rPr>
+          <w:b/>
+          <w:lang w:val="en-US"/>
+        </w:rPr>
+        <w:br/>
+      </w:r>
+      <w:r>
+        <w:rPr>
+          <w:lang w:val="en-US"/>
+        </w:rPr>
+        <w:t>- RSK-004 (data handling): worth defending because it's the risk most likely to produce a genuinely defensible NFR-to-risk trace, and it demonstrates forward-thinking without violating the "no architecture yet" boundary.</w:t>
+      </w:r>
+      <w:r>
+        <w:rPr>
+          <w:lang w:val="en-US"/>
+        </w:rPr>
+        <w:br/>
+        <w:t>- RSK-005 (repo authenticity): worth defending because it's the risk most directly under your control as the governance owner, and shows you understand GitHub as an engineering control environment.</w:t>
+      </w:r>
     </w:p>
     <w:p>
       <w:pPr>
         <w:pStyle w:val="Heading1"/>
       </w:pPr>
-      <w:bookmarkStart w:id="31" w:name="_Toc239873119"/>
+      <w:bookmarkStart w:id="32" w:name="_Toc239885256"/>
       <w:r>
         <w:t xml:space="preserve">Forward engineering </w:t>
       </w:r>
@@ -7937,17 +10588,1525 @@
       <w:r>
         <w:t>onsiderations</w:t>
       </w:r>
-      <w:bookmarkEnd w:id="31"/>
+      <w:bookmarkEnd w:id="32"/>
     </w:p>
+    <w:tbl>
+      <w:tblPr>
+        <w:tblW w:w="0" w:type="auto"/>
+        <w:tblBorders>
+          <w:top w:val="single" w:sz="4" w:space="0" w:color="auto"/>
+          <w:left w:val="single" w:sz="4" w:space="0" w:color="auto"/>
+          <w:bottom w:val="single" w:sz="4" w:space="0" w:color="auto"/>
+          <w:right w:val="single" w:sz="4" w:space="0" w:color="auto"/>
+          <w:insideH w:val="single" w:sz="4" w:space="0" w:color="auto"/>
+          <w:insideV w:val="single" w:sz="4" w:space="0" w:color="auto"/>
+        </w:tblBorders>
+        <w:tblLook w:val="04A0" w:firstRow="1" w:lastRow="0" w:firstColumn="1" w:lastColumn="0" w:noHBand="0" w:noVBand="1"/>
+      </w:tblPr>
+      <w:tblGrid>
+        <w:gridCol w:w="655"/>
+        <w:gridCol w:w="1367"/>
+        <w:gridCol w:w="1922"/>
+        <w:gridCol w:w="1903"/>
+        <w:gridCol w:w="1836"/>
+        <w:gridCol w:w="1333"/>
+      </w:tblGrid>
+      <w:tr>
+        <w:tc>
+          <w:tcPr>
+            <w:tcW w:w="1560" w:type="dxa"/>
+            <w:shd w:val="clear" w:color="auto" w:fill="1B365D"/>
+            <w:tcMar>
+              <w:top w:w="100" w:type="dxa"/>
+              <w:left w:w="150" w:type="dxa"/>
+              <w:bottom w:w="100" w:type="dxa"/>
+              <w:right w:w="150" w:type="dxa"/>
+            </w:tcMar>
+            <w:hideMark/>
+          </w:tcPr>
+          <w:p>
+            <w:pPr>
+              <w:rPr>
+                <w:sz w:val="18"/>
+                <w:szCs w:val="18"/>
+                <w:lang w:val="en-US"/>
+              </w:rPr>
+            </w:pPr>
+            <w:r>
+              <w:rPr>
+                <w:b/>
+                <w:sz w:val="18"/>
+                <w:szCs w:val="18"/>
+                <w:lang w:val="en-US"/>
+              </w:rPr>
+              <w:t>ID</w:t>
+            </w:r>
+          </w:p>
+        </w:tc>
+        <w:tc>
+          <w:tcPr>
+            <w:tcW w:w="1560" w:type="dxa"/>
+            <w:shd w:val="clear" w:color="auto" w:fill="1B365D"/>
+            <w:tcMar>
+              <w:top w:w="100" w:type="dxa"/>
+              <w:left w:w="150" w:type="dxa"/>
+              <w:bottom w:w="100" w:type="dxa"/>
+              <w:right w:w="150" w:type="dxa"/>
+            </w:tcMar>
+            <w:hideMark/>
+          </w:tcPr>
+          <w:p>
+            <w:pPr>
+              <w:rPr>
+                <w:sz w:val="18"/>
+                <w:szCs w:val="18"/>
+                <w:lang w:val="en-US"/>
+              </w:rPr>
+            </w:pPr>
+            <w:r>
+              <w:rPr>
+                <w:b/>
+                <w:sz w:val="18"/>
+                <w:szCs w:val="18"/>
+                <w:lang w:val="en-US"/>
+              </w:rPr>
+              <w:t>Concern</w:t>
+            </w:r>
+          </w:p>
+        </w:tc>
+        <w:tc>
+          <w:tcPr>
+            <w:tcW w:w="1560" w:type="dxa"/>
+            <w:shd w:val="clear" w:color="auto" w:fill="1B365D"/>
+            <w:tcMar>
+              <w:top w:w="100" w:type="dxa"/>
+              <w:left w:w="150" w:type="dxa"/>
+              <w:bottom w:w="100" w:type="dxa"/>
+              <w:right w:w="150" w:type="dxa"/>
+            </w:tcMar>
+            <w:hideMark/>
+          </w:tcPr>
+          <w:p>
+            <w:pPr>
+              <w:rPr>
+                <w:sz w:val="18"/>
+                <w:szCs w:val="18"/>
+                <w:lang w:val="en-US"/>
+              </w:rPr>
+            </w:pPr>
+            <w:r>
+              <w:rPr>
+                <w:b/>
+                <w:sz w:val="18"/>
+                <w:szCs w:val="18"/>
+                <w:lang w:val="en-US"/>
+              </w:rPr>
+              <w:t>Why it matters now</w:t>
+            </w:r>
+          </w:p>
+        </w:tc>
+        <w:tc>
+          <w:tcPr>
+            <w:tcW w:w="1560" w:type="dxa"/>
+            <w:shd w:val="clear" w:color="auto" w:fill="1B365D"/>
+            <w:tcMar>
+              <w:top w:w="100" w:type="dxa"/>
+              <w:left w:w="150" w:type="dxa"/>
+              <w:bottom w:w="100" w:type="dxa"/>
+              <w:right w:w="150" w:type="dxa"/>
+            </w:tcMar>
+            <w:hideMark/>
+          </w:tcPr>
+          <w:p>
+            <w:pPr>
+              <w:rPr>
+                <w:sz w:val="18"/>
+                <w:szCs w:val="18"/>
+                <w:lang w:val="en-US"/>
+              </w:rPr>
+            </w:pPr>
+            <w:r>
+              <w:rPr>
+                <w:b/>
+                <w:sz w:val="18"/>
+                <w:szCs w:val="18"/>
+                <w:lang w:val="en-US"/>
+              </w:rPr>
+              <w:t>Later decision / activity it influences</w:t>
+            </w:r>
+          </w:p>
+        </w:tc>
+        <w:tc>
+          <w:tcPr>
+            <w:tcW w:w="1560" w:type="dxa"/>
+            <w:shd w:val="clear" w:color="auto" w:fill="1B365D"/>
+            <w:tcMar>
+              <w:top w:w="100" w:type="dxa"/>
+              <w:left w:w="150" w:type="dxa"/>
+              <w:bottom w:w="100" w:type="dxa"/>
+              <w:right w:w="150" w:type="dxa"/>
+            </w:tcMar>
+            <w:hideMark/>
+          </w:tcPr>
+          <w:p>
+            <w:pPr>
+              <w:rPr>
+                <w:sz w:val="18"/>
+                <w:szCs w:val="18"/>
+                <w:lang w:val="en-US"/>
+              </w:rPr>
+            </w:pPr>
+            <w:r>
+              <w:rPr>
+                <w:b/>
+                <w:sz w:val="18"/>
+                <w:szCs w:val="18"/>
+                <w:lang w:val="en-US"/>
+              </w:rPr>
+              <w:t>Information still missing</w:t>
+            </w:r>
+          </w:p>
+        </w:tc>
+        <w:tc>
+          <w:tcPr>
+            <w:tcW w:w="1560" w:type="dxa"/>
+            <w:shd w:val="clear" w:color="auto" w:fill="1B365D"/>
+            <w:tcMar>
+              <w:top w:w="100" w:type="dxa"/>
+              <w:left w:w="150" w:type="dxa"/>
+              <w:bottom w:w="100" w:type="dxa"/>
+              <w:right w:w="150" w:type="dxa"/>
+            </w:tcMar>
+            <w:hideMark/>
+          </w:tcPr>
+          <w:p>
+            <w:pPr>
+              <w:rPr>
+                <w:sz w:val="18"/>
+                <w:szCs w:val="18"/>
+                <w:lang w:val="en-US"/>
+              </w:rPr>
+            </w:pPr>
+            <w:r>
+              <w:rPr>
+                <w:b/>
+                <w:sz w:val="18"/>
+                <w:szCs w:val="18"/>
+                <w:lang w:val="en-US"/>
+              </w:rPr>
+              <w:t>Risk of ignoring it</w:t>
+            </w:r>
+          </w:p>
+        </w:tc>
+      </w:tr>
+      <w:tr>
+        <w:tc>
+          <w:tcPr>
+            <w:tcW w:w="1560" w:type="dxa"/>
+            <w:tcMar>
+              <w:top w:w="100" w:type="dxa"/>
+              <w:left w:w="150" w:type="dxa"/>
+              <w:bottom w:w="100" w:type="dxa"/>
+              <w:right w:w="150" w:type="dxa"/>
+            </w:tcMar>
+            <w:hideMark/>
+          </w:tcPr>
+          <w:p>
+            <w:pPr>
+              <w:rPr>
+                <w:sz w:val="18"/>
+                <w:szCs w:val="18"/>
+                <w:lang w:val="en-US"/>
+              </w:rPr>
+            </w:pPr>
+            <w:r>
+              <w:rPr>
+                <w:sz w:val="18"/>
+                <w:szCs w:val="18"/>
+                <w:lang w:val="en-US"/>
+              </w:rPr>
+              <w:t>FEC-01</w:t>
+            </w:r>
+          </w:p>
+        </w:tc>
+        <w:tc>
+          <w:tcPr>
+            <w:tcW w:w="1560" w:type="dxa"/>
+            <w:tcMar>
+              <w:top w:w="100" w:type="dxa"/>
+              <w:left w:w="150" w:type="dxa"/>
+              <w:bottom w:w="100" w:type="dxa"/>
+              <w:right w:w="150" w:type="dxa"/>
+            </w:tcMar>
+            <w:hideMark/>
+          </w:tcPr>
+          <w:p>
+            <w:pPr>
+              <w:rPr>
+                <w:sz w:val="18"/>
+                <w:szCs w:val="18"/>
+                <w:lang w:val="en-US"/>
+              </w:rPr>
+            </w:pPr>
+            <w:r>
+              <w:rPr>
+                <w:sz w:val="18"/>
+                <w:szCs w:val="18"/>
+                <w:lang w:val="en-US"/>
+              </w:rPr>
+              <w:t>Security &amp; access control</w:t>
+            </w:r>
+          </w:p>
+        </w:tc>
+        <w:tc>
+          <w:tcPr>
+            <w:tcW w:w="1560" w:type="dxa"/>
+            <w:tcMar>
+              <w:top w:w="100" w:type="dxa"/>
+              <w:left w:w="150" w:type="dxa"/>
+              <w:bottom w:w="100" w:type="dxa"/>
+              <w:right w:w="150" w:type="dxa"/>
+            </w:tcMar>
+            <w:hideMark/>
+          </w:tcPr>
+          <w:p>
+            <w:pPr>
+              <w:rPr>
+                <w:sz w:val="18"/>
+                <w:szCs w:val="18"/>
+                <w:lang w:val="en-US"/>
+              </w:rPr>
+            </w:pPr>
+            <w:r>
+              <w:rPr>
+                <w:sz w:val="18"/>
+                <w:szCs w:val="18"/>
+                <w:lang w:val="en-US"/>
+              </w:rPr>
+              <w:t>Citizen reports and staff roles imply differentiated access from day one</w:t>
+            </w:r>
+          </w:p>
+        </w:tc>
+        <w:tc>
+          <w:tcPr>
+            <w:tcW w:w="1560" w:type="dxa"/>
+            <w:tcMar>
+              <w:top w:w="100" w:type="dxa"/>
+              <w:left w:w="150" w:type="dxa"/>
+              <w:bottom w:w="100" w:type="dxa"/>
+              <w:right w:w="150" w:type="dxa"/>
+            </w:tcMar>
+            <w:hideMark/>
+          </w:tcPr>
+          <w:p>
+            <w:pPr>
+              <w:rPr>
+                <w:sz w:val="18"/>
+                <w:szCs w:val="18"/>
+                <w:lang w:val="en-US"/>
+              </w:rPr>
+            </w:pPr>
+            <w:r>
+              <w:rPr>
+                <w:sz w:val="18"/>
+                <w:szCs w:val="18"/>
+                <w:lang w:val="en-US"/>
+              </w:rPr>
+              <w:t>M2 architecture (</w:t>
+            </w:r>
+            <w:proofErr w:type="spellStart"/>
+            <w:r>
+              <w:rPr>
+                <w:sz w:val="18"/>
+                <w:szCs w:val="18"/>
+                <w:lang w:val="en-US"/>
+              </w:rPr>
+              <w:t>authN</w:t>
+            </w:r>
+            <w:proofErr w:type="spellEnd"/>
+            <w:r>
+              <w:rPr>
+                <w:sz w:val="18"/>
+                <w:szCs w:val="18"/>
+                <w:lang w:val="en-US"/>
+              </w:rPr>
+              <w:t>/</w:t>
+            </w:r>
+            <w:proofErr w:type="spellStart"/>
+            <w:r>
+              <w:rPr>
+                <w:sz w:val="18"/>
+                <w:szCs w:val="18"/>
+                <w:lang w:val="en-US"/>
+              </w:rPr>
+              <w:t>authZ</w:t>
+            </w:r>
+            <w:proofErr w:type="spellEnd"/>
+            <w:r>
+              <w:rPr>
+                <w:sz w:val="18"/>
+                <w:szCs w:val="18"/>
+                <w:lang w:val="en-US"/>
+              </w:rPr>
+              <w:t xml:space="preserve"> approach), data model</w:t>
+            </w:r>
+          </w:p>
+        </w:tc>
+        <w:tc>
+          <w:tcPr>
+            <w:tcW w:w="1560" w:type="dxa"/>
+            <w:tcMar>
+              <w:top w:w="100" w:type="dxa"/>
+              <w:left w:w="150" w:type="dxa"/>
+              <w:bottom w:w="100" w:type="dxa"/>
+              <w:right w:w="150" w:type="dxa"/>
+            </w:tcMar>
+            <w:hideMark/>
+          </w:tcPr>
+          <w:p>
+            <w:pPr>
+              <w:rPr>
+                <w:sz w:val="18"/>
+                <w:szCs w:val="18"/>
+                <w:lang w:val="en-US"/>
+              </w:rPr>
+            </w:pPr>
+            <w:r>
+              <w:rPr>
+                <w:sz w:val="18"/>
+                <w:szCs w:val="18"/>
+                <w:lang w:val="en-US"/>
+              </w:rPr>
+              <w:t>Whether municipal staff need role-based access vs single admin tier</w:t>
+            </w:r>
+          </w:p>
+        </w:tc>
+        <w:tc>
+          <w:tcPr>
+            <w:tcW w:w="1560" w:type="dxa"/>
+            <w:tcMar>
+              <w:top w:w="100" w:type="dxa"/>
+              <w:left w:w="150" w:type="dxa"/>
+              <w:bottom w:w="100" w:type="dxa"/>
+              <w:right w:w="150" w:type="dxa"/>
+            </w:tcMar>
+            <w:hideMark/>
+          </w:tcPr>
+          <w:p>
+            <w:pPr>
+              <w:rPr>
+                <w:sz w:val="18"/>
+                <w:szCs w:val="18"/>
+                <w:lang w:val="en-US"/>
+              </w:rPr>
+            </w:pPr>
+            <w:r>
+              <w:rPr>
+                <w:sz w:val="18"/>
+                <w:szCs w:val="18"/>
+                <w:lang w:val="en-US"/>
+              </w:rPr>
+              <w:t>Retrofitting access control later is expensive and risks exposing citizen data</w:t>
+            </w:r>
+          </w:p>
+        </w:tc>
+      </w:tr>
+      <w:tr>
+        <w:tc>
+          <w:tcPr>
+            <w:tcW w:w="1560" w:type="dxa"/>
+            <w:tcMar>
+              <w:top w:w="100" w:type="dxa"/>
+              <w:left w:w="150" w:type="dxa"/>
+              <w:bottom w:w="100" w:type="dxa"/>
+              <w:right w:w="150" w:type="dxa"/>
+            </w:tcMar>
+            <w:hideMark/>
+          </w:tcPr>
+          <w:p>
+            <w:pPr>
+              <w:rPr>
+                <w:sz w:val="18"/>
+                <w:szCs w:val="18"/>
+                <w:lang w:val="en-US"/>
+              </w:rPr>
+            </w:pPr>
+            <w:r>
+              <w:rPr>
+                <w:sz w:val="18"/>
+                <w:szCs w:val="18"/>
+                <w:lang w:val="en-US"/>
+              </w:rPr>
+              <w:t>FEC-02</w:t>
+            </w:r>
+          </w:p>
+        </w:tc>
+        <w:tc>
+          <w:tcPr>
+            <w:tcW w:w="1560" w:type="dxa"/>
+            <w:tcMar>
+              <w:top w:w="100" w:type="dxa"/>
+              <w:left w:w="150" w:type="dxa"/>
+              <w:bottom w:w="100" w:type="dxa"/>
+              <w:right w:w="150" w:type="dxa"/>
+            </w:tcMar>
+            <w:hideMark/>
+          </w:tcPr>
+          <w:p>
+            <w:pPr>
+              <w:rPr>
+                <w:sz w:val="18"/>
+                <w:szCs w:val="18"/>
+                <w:lang w:val="en-US"/>
+              </w:rPr>
+            </w:pPr>
+            <w:r>
+              <w:rPr>
+                <w:sz w:val="18"/>
+                <w:szCs w:val="18"/>
+                <w:lang w:val="en-US"/>
+              </w:rPr>
+              <w:t>Data migration &amp; integrity</w:t>
+            </w:r>
+          </w:p>
+        </w:tc>
+        <w:tc>
+          <w:tcPr>
+            <w:tcW w:w="1560" w:type="dxa"/>
+            <w:tcMar>
+              <w:top w:w="100" w:type="dxa"/>
+              <w:left w:w="150" w:type="dxa"/>
+              <w:bottom w:w="100" w:type="dxa"/>
+              <w:right w:w="150" w:type="dxa"/>
+            </w:tcMar>
+            <w:hideMark/>
+          </w:tcPr>
+          <w:p>
+            <w:pPr>
+              <w:rPr>
+                <w:sz w:val="18"/>
+                <w:szCs w:val="18"/>
+                <w:lang w:val="en-US"/>
+              </w:rPr>
+            </w:pPr>
+            <w:r>
+              <w:rPr>
+                <w:sz w:val="18"/>
+                <w:szCs w:val="18"/>
+                <w:lang w:val="en-US"/>
+              </w:rPr>
+              <w:t>Legacy or pilot data collected early must be portable into whatever schema M2 selects</w:t>
+            </w:r>
+          </w:p>
+        </w:tc>
+        <w:tc>
+          <w:tcPr>
+            <w:tcW w:w="1560" w:type="dxa"/>
+            <w:tcMar>
+              <w:top w:w="100" w:type="dxa"/>
+              <w:left w:w="150" w:type="dxa"/>
+              <w:bottom w:w="100" w:type="dxa"/>
+              <w:right w:w="150" w:type="dxa"/>
+            </w:tcMar>
+            <w:hideMark/>
+          </w:tcPr>
+          <w:p>
+            <w:pPr>
+              <w:rPr>
+                <w:sz w:val="18"/>
+                <w:szCs w:val="18"/>
+                <w:lang w:val="en-US"/>
+              </w:rPr>
+            </w:pPr>
+            <w:r>
+              <w:rPr>
+                <w:sz w:val="18"/>
+                <w:szCs w:val="18"/>
+                <w:lang w:val="en-US"/>
+              </w:rPr>
+              <w:t>Database technology choice, schema design</w:t>
+            </w:r>
+          </w:p>
+        </w:tc>
+        <w:tc>
+          <w:tcPr>
+            <w:tcW w:w="1560" w:type="dxa"/>
+            <w:tcMar>
+              <w:top w:w="100" w:type="dxa"/>
+              <w:left w:w="150" w:type="dxa"/>
+              <w:bottom w:w="100" w:type="dxa"/>
+              <w:right w:w="150" w:type="dxa"/>
+            </w:tcMar>
+            <w:hideMark/>
+          </w:tcPr>
+          <w:p>
+            <w:pPr>
+              <w:rPr>
+                <w:sz w:val="18"/>
+                <w:szCs w:val="18"/>
+                <w:lang w:val="en-US"/>
+              </w:rPr>
+            </w:pPr>
+            <w:r>
+              <w:rPr>
+                <w:sz w:val="18"/>
+                <w:szCs w:val="18"/>
+                <w:lang w:val="en-US"/>
+              </w:rPr>
+              <w:t>Format and volume of any existing/pilot data</w:t>
+            </w:r>
+          </w:p>
+        </w:tc>
+        <w:tc>
+          <w:tcPr>
+            <w:tcW w:w="1560" w:type="dxa"/>
+            <w:tcMar>
+              <w:top w:w="100" w:type="dxa"/>
+              <w:left w:w="150" w:type="dxa"/>
+              <w:bottom w:w="100" w:type="dxa"/>
+              <w:right w:w="150" w:type="dxa"/>
+            </w:tcMar>
+            <w:hideMark/>
+          </w:tcPr>
+          <w:p>
+            <w:pPr>
+              <w:rPr>
+                <w:sz w:val="18"/>
+                <w:szCs w:val="18"/>
+                <w:lang w:val="en-US"/>
+              </w:rPr>
+            </w:pPr>
+            <w:r>
+              <w:rPr>
+                <w:sz w:val="18"/>
+                <w:szCs w:val="18"/>
+                <w:lang w:val="en-US"/>
+              </w:rPr>
+              <w:t xml:space="preserve">Locked-in choices made for convenience now could block a sound M2 </w:t>
+            </w:r>
+            <w:r>
+              <w:rPr>
+                <w:sz w:val="18"/>
+                <w:szCs w:val="18"/>
+                <w:lang w:val="en-US"/>
+              </w:rPr>
+              <w:lastRenderedPageBreak/>
+              <w:t>schema decision</w:t>
+            </w:r>
+          </w:p>
+        </w:tc>
+      </w:tr>
+      <w:tr>
+        <w:tc>
+          <w:tcPr>
+            <w:tcW w:w="1560" w:type="dxa"/>
+            <w:tcMar>
+              <w:top w:w="100" w:type="dxa"/>
+              <w:left w:w="150" w:type="dxa"/>
+              <w:bottom w:w="100" w:type="dxa"/>
+              <w:right w:w="150" w:type="dxa"/>
+            </w:tcMar>
+            <w:hideMark/>
+          </w:tcPr>
+          <w:p>
+            <w:pPr>
+              <w:rPr>
+                <w:sz w:val="18"/>
+                <w:szCs w:val="18"/>
+                <w:lang w:val="en-US"/>
+              </w:rPr>
+            </w:pPr>
+            <w:r>
+              <w:rPr>
+                <w:sz w:val="18"/>
+                <w:szCs w:val="18"/>
+                <w:lang w:val="en-US"/>
+              </w:rPr>
+              <w:lastRenderedPageBreak/>
+              <w:t>FEC-03</w:t>
+            </w:r>
+          </w:p>
+        </w:tc>
+        <w:tc>
+          <w:tcPr>
+            <w:tcW w:w="1560" w:type="dxa"/>
+            <w:tcMar>
+              <w:top w:w="100" w:type="dxa"/>
+              <w:left w:w="150" w:type="dxa"/>
+              <w:bottom w:w="100" w:type="dxa"/>
+              <w:right w:w="150" w:type="dxa"/>
+            </w:tcMar>
+            <w:hideMark/>
+          </w:tcPr>
+          <w:p>
+            <w:pPr>
+              <w:rPr>
+                <w:sz w:val="18"/>
+                <w:szCs w:val="18"/>
+                <w:lang w:val="en-US"/>
+              </w:rPr>
+            </w:pPr>
+            <w:r>
+              <w:rPr>
+                <w:sz w:val="18"/>
+                <w:szCs w:val="18"/>
+                <w:lang w:val="en-US"/>
+              </w:rPr>
+              <w:t>Observability &amp; tracking</w:t>
+            </w:r>
+          </w:p>
+        </w:tc>
+        <w:tc>
+          <w:tcPr>
+            <w:tcW w:w="1560" w:type="dxa"/>
+            <w:tcMar>
+              <w:top w:w="100" w:type="dxa"/>
+              <w:left w:w="150" w:type="dxa"/>
+              <w:bottom w:w="100" w:type="dxa"/>
+              <w:right w:w="150" w:type="dxa"/>
+            </w:tcMar>
+            <w:hideMark/>
+          </w:tcPr>
+          <w:p>
+            <w:pPr>
+              <w:rPr>
+                <w:sz w:val="18"/>
+                <w:szCs w:val="18"/>
+                <w:lang w:val="en-US"/>
+              </w:rPr>
+            </w:pPr>
+            <w:r>
+              <w:rPr>
+                <w:sz w:val="18"/>
+                <w:szCs w:val="18"/>
+                <w:lang w:val="en-US"/>
+              </w:rPr>
+              <w:t>Citizens need to see report status; this is a functional expectation, not just an ops concern</w:t>
+            </w:r>
+          </w:p>
+        </w:tc>
+        <w:tc>
+          <w:tcPr>
+            <w:tcW w:w="1560" w:type="dxa"/>
+            <w:tcMar>
+              <w:top w:w="100" w:type="dxa"/>
+              <w:left w:w="150" w:type="dxa"/>
+              <w:bottom w:w="100" w:type="dxa"/>
+              <w:right w:w="150" w:type="dxa"/>
+            </w:tcMar>
+            <w:hideMark/>
+          </w:tcPr>
+          <w:p>
+            <w:pPr>
+              <w:rPr>
+                <w:sz w:val="18"/>
+                <w:szCs w:val="18"/>
+                <w:lang w:val="en-US"/>
+              </w:rPr>
+            </w:pPr>
+            <w:r>
+              <w:rPr>
+                <w:sz w:val="18"/>
+                <w:szCs w:val="18"/>
+                <w:lang w:val="en-US"/>
+              </w:rPr>
+              <w:t>Logging/monitoring approach, status-change audit trail</w:t>
+            </w:r>
+          </w:p>
+        </w:tc>
+        <w:tc>
+          <w:tcPr>
+            <w:tcW w:w="1560" w:type="dxa"/>
+            <w:tcMar>
+              <w:top w:w="100" w:type="dxa"/>
+              <w:left w:w="150" w:type="dxa"/>
+              <w:bottom w:w="100" w:type="dxa"/>
+              <w:right w:w="150" w:type="dxa"/>
+            </w:tcMar>
+            <w:hideMark/>
+          </w:tcPr>
+          <w:p>
+            <w:pPr>
+              <w:rPr>
+                <w:sz w:val="18"/>
+                <w:szCs w:val="18"/>
+                <w:lang w:val="en-US"/>
+              </w:rPr>
+            </w:pPr>
+            <w:r>
+              <w:rPr>
+                <w:sz w:val="18"/>
+                <w:szCs w:val="18"/>
+                <w:lang w:val="en-US"/>
+              </w:rPr>
+              <w:t xml:space="preserve">Whether status history needs to be </w:t>
+            </w:r>
+            <w:proofErr w:type="spellStart"/>
+            <w:r>
+              <w:rPr>
+                <w:sz w:val="18"/>
+                <w:szCs w:val="18"/>
+                <w:lang w:val="en-US"/>
+              </w:rPr>
+              <w:t>queryable</w:t>
+            </w:r>
+            <w:proofErr w:type="spellEnd"/>
+            <w:r>
+              <w:rPr>
+                <w:sz w:val="18"/>
+                <w:szCs w:val="18"/>
+                <w:lang w:val="en-US"/>
+              </w:rPr>
+              <w:t>/reportable for municipal accountability</w:t>
+            </w:r>
+          </w:p>
+        </w:tc>
+        <w:tc>
+          <w:tcPr>
+            <w:tcW w:w="1560" w:type="dxa"/>
+            <w:tcMar>
+              <w:top w:w="100" w:type="dxa"/>
+              <w:left w:w="150" w:type="dxa"/>
+              <w:bottom w:w="100" w:type="dxa"/>
+              <w:right w:w="150" w:type="dxa"/>
+            </w:tcMar>
+            <w:hideMark/>
+          </w:tcPr>
+          <w:p>
+            <w:pPr>
+              <w:rPr>
+                <w:sz w:val="18"/>
+                <w:szCs w:val="18"/>
+                <w:lang w:val="en-US"/>
+              </w:rPr>
+            </w:pPr>
+            <w:r>
+              <w:rPr>
+                <w:sz w:val="18"/>
+                <w:szCs w:val="18"/>
+                <w:lang w:val="en-US"/>
+              </w:rPr>
+              <w:t>Without early NFRs on this, status tracking risks being bolted on rather than designed in</w:t>
+            </w:r>
+          </w:p>
+        </w:tc>
+      </w:tr>
+      <w:tr>
+        <w:tc>
+          <w:tcPr>
+            <w:tcW w:w="1560" w:type="dxa"/>
+            <w:tcMar>
+              <w:top w:w="100" w:type="dxa"/>
+              <w:left w:w="150" w:type="dxa"/>
+              <w:bottom w:w="100" w:type="dxa"/>
+              <w:right w:w="150" w:type="dxa"/>
+            </w:tcMar>
+            <w:hideMark/>
+          </w:tcPr>
+          <w:p>
+            <w:pPr>
+              <w:rPr>
+                <w:sz w:val="18"/>
+                <w:szCs w:val="18"/>
+                <w:lang w:val="en-US"/>
+              </w:rPr>
+            </w:pPr>
+            <w:r>
+              <w:rPr>
+                <w:sz w:val="18"/>
+                <w:szCs w:val="18"/>
+                <w:lang w:val="en-US"/>
+              </w:rPr>
+              <w:t>FEC-04</w:t>
+            </w:r>
+          </w:p>
+        </w:tc>
+        <w:tc>
+          <w:tcPr>
+            <w:tcW w:w="1560" w:type="dxa"/>
+            <w:tcMar>
+              <w:top w:w="100" w:type="dxa"/>
+              <w:left w:w="150" w:type="dxa"/>
+              <w:bottom w:w="100" w:type="dxa"/>
+              <w:right w:w="150" w:type="dxa"/>
+            </w:tcMar>
+            <w:hideMark/>
+          </w:tcPr>
+          <w:p>
+            <w:pPr>
+              <w:rPr>
+                <w:sz w:val="18"/>
+                <w:szCs w:val="18"/>
+                <w:lang w:val="en-US"/>
+              </w:rPr>
+            </w:pPr>
+            <w:r>
+              <w:rPr>
+                <w:sz w:val="18"/>
+                <w:szCs w:val="18"/>
+                <w:lang w:val="en-US"/>
+              </w:rPr>
+              <w:t>Scalability under uneven load</w:t>
+            </w:r>
+          </w:p>
+        </w:tc>
+        <w:tc>
+          <w:tcPr>
+            <w:tcW w:w="1560" w:type="dxa"/>
+            <w:tcMar>
+              <w:top w:w="100" w:type="dxa"/>
+              <w:left w:w="150" w:type="dxa"/>
+              <w:bottom w:w="100" w:type="dxa"/>
+              <w:right w:w="150" w:type="dxa"/>
+            </w:tcMar>
+            <w:hideMark/>
+          </w:tcPr>
+          <w:p>
+            <w:pPr>
+              <w:rPr>
+                <w:sz w:val="18"/>
+                <w:szCs w:val="18"/>
+                <w:lang w:val="en-US"/>
+              </w:rPr>
+            </w:pPr>
+            <w:r>
+              <w:rPr>
+                <w:sz w:val="18"/>
+                <w:szCs w:val="18"/>
+                <w:lang w:val="en-US"/>
+              </w:rPr>
+              <w:t>Report volume will spike after major weather events or infrastructure failures, not evenly</w:t>
+            </w:r>
+          </w:p>
+        </w:tc>
+        <w:tc>
+          <w:tcPr>
+            <w:tcW w:w="1560" w:type="dxa"/>
+            <w:tcMar>
+              <w:top w:w="100" w:type="dxa"/>
+              <w:left w:w="150" w:type="dxa"/>
+              <w:bottom w:w="100" w:type="dxa"/>
+              <w:right w:w="150" w:type="dxa"/>
+            </w:tcMar>
+            <w:hideMark/>
+          </w:tcPr>
+          <w:p>
+            <w:pPr>
+              <w:rPr>
+                <w:sz w:val="18"/>
+                <w:szCs w:val="18"/>
+                <w:lang w:val="en-US"/>
+              </w:rPr>
+            </w:pPr>
+            <w:r>
+              <w:rPr>
+                <w:sz w:val="18"/>
+                <w:szCs w:val="18"/>
+                <w:lang w:val="en-US"/>
+              </w:rPr>
+              <w:t>Deployment environment, architecture (M2)</w:t>
+            </w:r>
+          </w:p>
+        </w:tc>
+        <w:tc>
+          <w:tcPr>
+            <w:tcW w:w="1560" w:type="dxa"/>
+            <w:tcMar>
+              <w:top w:w="100" w:type="dxa"/>
+              <w:left w:w="150" w:type="dxa"/>
+              <w:bottom w:w="100" w:type="dxa"/>
+              <w:right w:w="150" w:type="dxa"/>
+            </w:tcMar>
+            <w:hideMark/>
+          </w:tcPr>
+          <w:p>
+            <w:pPr>
+              <w:rPr>
+                <w:sz w:val="18"/>
+                <w:szCs w:val="18"/>
+                <w:lang w:val="en-US"/>
+              </w:rPr>
+            </w:pPr>
+            <w:r>
+              <w:rPr>
+                <w:sz w:val="18"/>
+                <w:szCs w:val="18"/>
+                <w:lang w:val="en-US"/>
+              </w:rPr>
+              <w:t>Expected peak vs baseline volumes (no real data yet)</w:t>
+            </w:r>
+          </w:p>
+        </w:tc>
+        <w:tc>
+          <w:tcPr>
+            <w:tcW w:w="1560" w:type="dxa"/>
+            <w:tcMar>
+              <w:top w:w="100" w:type="dxa"/>
+              <w:left w:w="150" w:type="dxa"/>
+              <w:bottom w:w="100" w:type="dxa"/>
+              <w:right w:w="150" w:type="dxa"/>
+            </w:tcMar>
+            <w:hideMark/>
+          </w:tcPr>
+          <w:p>
+            <w:pPr>
+              <w:rPr>
+                <w:sz w:val="18"/>
+                <w:szCs w:val="18"/>
+                <w:lang w:val="en-US"/>
+              </w:rPr>
+            </w:pPr>
+            <w:r>
+              <w:rPr>
+                <w:sz w:val="18"/>
+                <w:szCs w:val="18"/>
+                <w:lang w:val="en-US"/>
+              </w:rPr>
+              <w:t>Under-provisioning is a public-facing failure mode — visible and reputationally costly</w:t>
+            </w:r>
+          </w:p>
+        </w:tc>
+      </w:tr>
+      <w:tr>
+        <w:tc>
+          <w:tcPr>
+            <w:tcW w:w="1560" w:type="dxa"/>
+            <w:tcMar>
+              <w:top w:w="100" w:type="dxa"/>
+              <w:left w:w="150" w:type="dxa"/>
+              <w:bottom w:w="100" w:type="dxa"/>
+              <w:right w:w="150" w:type="dxa"/>
+            </w:tcMar>
+            <w:hideMark/>
+          </w:tcPr>
+          <w:p>
+            <w:pPr>
+              <w:rPr>
+                <w:sz w:val="18"/>
+                <w:szCs w:val="18"/>
+                <w:lang w:val="en-US"/>
+              </w:rPr>
+            </w:pPr>
+            <w:r>
+              <w:rPr>
+                <w:sz w:val="18"/>
+                <w:szCs w:val="18"/>
+                <w:lang w:val="en-US"/>
+              </w:rPr>
+              <w:t>FEC-05</w:t>
+            </w:r>
+          </w:p>
+        </w:tc>
+        <w:tc>
+          <w:tcPr>
+            <w:tcW w:w="1560" w:type="dxa"/>
+            <w:tcMar>
+              <w:top w:w="100" w:type="dxa"/>
+              <w:left w:w="150" w:type="dxa"/>
+              <w:bottom w:w="100" w:type="dxa"/>
+              <w:right w:w="150" w:type="dxa"/>
+            </w:tcMar>
+            <w:hideMark/>
+          </w:tcPr>
+          <w:p>
+            <w:pPr>
+              <w:rPr>
+                <w:sz w:val="18"/>
+                <w:szCs w:val="18"/>
+                <w:lang w:val="en-US"/>
+              </w:rPr>
+            </w:pPr>
+            <w:r>
+              <w:rPr>
+                <w:sz w:val="18"/>
+                <w:szCs w:val="18"/>
+                <w:lang w:val="en-US"/>
+              </w:rPr>
+              <w:t>Automated testing &amp; CI</w:t>
+            </w:r>
+          </w:p>
+        </w:tc>
+        <w:tc>
+          <w:tcPr>
+            <w:tcW w:w="1560" w:type="dxa"/>
+            <w:tcMar>
+              <w:top w:w="100" w:type="dxa"/>
+              <w:left w:w="150" w:type="dxa"/>
+              <w:bottom w:w="100" w:type="dxa"/>
+              <w:right w:w="150" w:type="dxa"/>
+            </w:tcMar>
+            <w:hideMark/>
+          </w:tcPr>
+          <w:p>
+            <w:pPr>
+              <w:rPr>
+                <w:sz w:val="18"/>
+                <w:szCs w:val="18"/>
+                <w:lang w:val="en-US"/>
+              </w:rPr>
+            </w:pPr>
+            <w:r>
+              <w:rPr>
+                <w:sz w:val="18"/>
+                <w:szCs w:val="18"/>
+                <w:lang w:val="en-US"/>
+              </w:rPr>
+              <w:t>Requirements must be written testable now so M2/M3 CI can actually verify them</w:t>
+            </w:r>
+          </w:p>
+        </w:tc>
+        <w:tc>
+          <w:tcPr>
+            <w:tcW w:w="1560" w:type="dxa"/>
+            <w:tcMar>
+              <w:top w:w="100" w:type="dxa"/>
+              <w:left w:w="150" w:type="dxa"/>
+              <w:bottom w:w="100" w:type="dxa"/>
+              <w:right w:w="150" w:type="dxa"/>
+            </w:tcMar>
+            <w:hideMark/>
+          </w:tcPr>
+          <w:p>
+            <w:pPr>
+              <w:rPr>
+                <w:sz w:val="18"/>
+                <w:szCs w:val="18"/>
+                <w:lang w:val="en-US"/>
+              </w:rPr>
+            </w:pPr>
+            <w:r>
+              <w:rPr>
+                <w:sz w:val="18"/>
+                <w:szCs w:val="18"/>
+                <w:lang w:val="en-US"/>
+              </w:rPr>
+              <w:t>Test strategy, CI pipeline design</w:t>
+            </w:r>
+          </w:p>
+        </w:tc>
+        <w:tc>
+          <w:tcPr>
+            <w:tcW w:w="1560" w:type="dxa"/>
+            <w:tcMar>
+              <w:top w:w="100" w:type="dxa"/>
+              <w:left w:w="150" w:type="dxa"/>
+              <w:bottom w:w="100" w:type="dxa"/>
+              <w:right w:w="150" w:type="dxa"/>
+            </w:tcMar>
+            <w:hideMark/>
+          </w:tcPr>
+          <w:p>
+            <w:pPr>
+              <w:rPr>
+                <w:sz w:val="18"/>
+                <w:szCs w:val="18"/>
+                <w:lang w:val="en-US"/>
+              </w:rPr>
+            </w:pPr>
+            <w:r>
+              <w:rPr>
+                <w:sz w:val="18"/>
+                <w:szCs w:val="18"/>
+                <w:lang w:val="en-US"/>
+              </w:rPr>
+              <w:t>Which NFRs are realistically automatable vs manual</w:t>
+            </w:r>
+          </w:p>
+        </w:tc>
+        <w:tc>
+          <w:tcPr>
+            <w:tcW w:w="1560" w:type="dxa"/>
+            <w:tcMar>
+              <w:top w:w="100" w:type="dxa"/>
+              <w:left w:w="150" w:type="dxa"/>
+              <w:bottom w:w="100" w:type="dxa"/>
+              <w:right w:w="150" w:type="dxa"/>
+            </w:tcMar>
+            <w:hideMark/>
+          </w:tcPr>
+          <w:p>
+            <w:pPr>
+              <w:rPr>
+                <w:sz w:val="18"/>
+                <w:szCs w:val="18"/>
+                <w:lang w:val="en-US"/>
+              </w:rPr>
+            </w:pPr>
+            <w:r>
+              <w:rPr>
+                <w:sz w:val="18"/>
+                <w:szCs w:val="18"/>
+                <w:lang w:val="en-US"/>
+              </w:rPr>
+              <w:t>Untestable requirements written now become unverifiable requirements later</w:t>
+            </w:r>
+          </w:p>
+        </w:tc>
+      </w:tr>
+      <w:tr>
+        <w:tc>
+          <w:tcPr>
+            <w:tcW w:w="1560" w:type="dxa"/>
+            <w:tcMar>
+              <w:top w:w="100" w:type="dxa"/>
+              <w:left w:w="150" w:type="dxa"/>
+              <w:bottom w:w="100" w:type="dxa"/>
+              <w:right w:w="150" w:type="dxa"/>
+            </w:tcMar>
+            <w:hideMark/>
+          </w:tcPr>
+          <w:p>
+            <w:pPr>
+              <w:rPr>
+                <w:sz w:val="18"/>
+                <w:szCs w:val="18"/>
+                <w:lang w:val="en-US"/>
+              </w:rPr>
+            </w:pPr>
+            <w:r>
+              <w:rPr>
+                <w:sz w:val="18"/>
+                <w:szCs w:val="18"/>
+                <w:lang w:val="en-US"/>
+              </w:rPr>
+              <w:t>FEC-06</w:t>
+            </w:r>
+          </w:p>
+        </w:tc>
+        <w:tc>
+          <w:tcPr>
+            <w:tcW w:w="1560" w:type="dxa"/>
+            <w:tcMar>
+              <w:top w:w="100" w:type="dxa"/>
+              <w:left w:w="150" w:type="dxa"/>
+              <w:bottom w:w="100" w:type="dxa"/>
+              <w:right w:w="150" w:type="dxa"/>
+            </w:tcMar>
+            <w:hideMark/>
+          </w:tcPr>
+          <w:p>
+            <w:pPr>
+              <w:rPr>
+                <w:sz w:val="18"/>
+                <w:szCs w:val="18"/>
+                <w:lang w:val="en-US"/>
+              </w:rPr>
+            </w:pPr>
+            <w:r>
+              <w:rPr>
+                <w:sz w:val="18"/>
+                <w:szCs w:val="18"/>
+                <w:lang w:val="en-US"/>
+              </w:rPr>
+              <w:t>Deployment constraints</w:t>
+            </w:r>
+          </w:p>
+        </w:tc>
+        <w:tc>
+          <w:tcPr>
+            <w:tcW w:w="1560" w:type="dxa"/>
+            <w:tcMar>
+              <w:top w:w="100" w:type="dxa"/>
+              <w:left w:w="150" w:type="dxa"/>
+              <w:bottom w:w="100" w:type="dxa"/>
+              <w:right w:w="150" w:type="dxa"/>
+            </w:tcMar>
+            <w:hideMark/>
+          </w:tcPr>
+          <w:p>
+            <w:pPr>
+              <w:rPr>
+                <w:sz w:val="18"/>
+                <w:szCs w:val="18"/>
+                <w:lang w:val="en-US"/>
+              </w:rPr>
+            </w:pPr>
+            <w:r>
+              <w:rPr>
+                <w:sz w:val="18"/>
+                <w:szCs w:val="18"/>
+                <w:lang w:val="en-US"/>
+              </w:rPr>
+              <w:t>Municipal/government hosting may carry compliance, uptime or procurement constraints unknown yet</w:t>
+            </w:r>
+          </w:p>
+        </w:tc>
+        <w:tc>
+          <w:tcPr>
+            <w:tcW w:w="1560" w:type="dxa"/>
+            <w:tcMar>
+              <w:top w:w="100" w:type="dxa"/>
+              <w:left w:w="150" w:type="dxa"/>
+              <w:bottom w:w="100" w:type="dxa"/>
+              <w:right w:w="150" w:type="dxa"/>
+            </w:tcMar>
+            <w:hideMark/>
+          </w:tcPr>
+          <w:p>
+            <w:pPr>
+              <w:rPr>
+                <w:sz w:val="18"/>
+                <w:szCs w:val="18"/>
+                <w:lang w:val="en-US"/>
+              </w:rPr>
+            </w:pPr>
+            <w:r>
+              <w:rPr>
+                <w:sz w:val="18"/>
+                <w:szCs w:val="18"/>
+                <w:lang w:val="en-US"/>
+              </w:rPr>
+              <w:t>Hosting/infrastructure decision (M2+)</w:t>
+            </w:r>
+          </w:p>
+        </w:tc>
+        <w:tc>
+          <w:tcPr>
+            <w:tcW w:w="1560" w:type="dxa"/>
+            <w:tcMar>
+              <w:top w:w="100" w:type="dxa"/>
+              <w:left w:w="150" w:type="dxa"/>
+              <w:bottom w:w="100" w:type="dxa"/>
+              <w:right w:w="150" w:type="dxa"/>
+            </w:tcMar>
+            <w:hideMark/>
+          </w:tcPr>
+          <w:p>
+            <w:pPr>
+              <w:rPr>
+                <w:sz w:val="18"/>
+                <w:szCs w:val="18"/>
+                <w:lang w:val="en-US"/>
+              </w:rPr>
+            </w:pPr>
+            <w:r>
+              <w:rPr>
+                <w:sz w:val="18"/>
+                <w:szCs w:val="18"/>
+                <w:lang w:val="en-US"/>
+              </w:rPr>
+              <w:t>Whether the client has a mandated hosting environment or budget ceiling</w:t>
+            </w:r>
+          </w:p>
+        </w:tc>
+        <w:tc>
+          <w:tcPr>
+            <w:tcW w:w="1560" w:type="dxa"/>
+            <w:tcMar>
+              <w:top w:w="100" w:type="dxa"/>
+              <w:left w:w="150" w:type="dxa"/>
+              <w:bottom w:w="100" w:type="dxa"/>
+              <w:right w:w="150" w:type="dxa"/>
+            </w:tcMar>
+            <w:hideMark/>
+          </w:tcPr>
+          <w:p>
+            <w:pPr>
+              <w:rPr>
+                <w:sz w:val="18"/>
+                <w:szCs w:val="18"/>
+                <w:lang w:val="en-US"/>
+              </w:rPr>
+            </w:pPr>
+            <w:r>
+              <w:rPr>
+                <w:sz w:val="18"/>
+                <w:szCs w:val="18"/>
+                <w:lang w:val="en-US"/>
+              </w:rPr>
+              <w:t>Committing to assumptions now may not survive client constraints later</w:t>
+            </w:r>
+          </w:p>
+        </w:tc>
+      </w:tr>
+      <w:tr>
+        <w:tc>
+          <w:tcPr>
+            <w:tcW w:w="1560" w:type="dxa"/>
+            <w:tcMar>
+              <w:top w:w="100" w:type="dxa"/>
+              <w:left w:w="150" w:type="dxa"/>
+              <w:bottom w:w="100" w:type="dxa"/>
+              <w:right w:w="150" w:type="dxa"/>
+            </w:tcMar>
+            <w:hideMark/>
+          </w:tcPr>
+          <w:p>
+            <w:pPr>
+              <w:rPr>
+                <w:sz w:val="18"/>
+                <w:szCs w:val="18"/>
+                <w:lang w:val="en-US"/>
+              </w:rPr>
+            </w:pPr>
+            <w:r>
+              <w:rPr>
+                <w:sz w:val="18"/>
+                <w:szCs w:val="18"/>
+                <w:lang w:val="en-US"/>
+              </w:rPr>
+              <w:t>FEC-07</w:t>
+            </w:r>
+          </w:p>
+        </w:tc>
+        <w:tc>
+          <w:tcPr>
+            <w:tcW w:w="1560" w:type="dxa"/>
+            <w:tcMar>
+              <w:top w:w="100" w:type="dxa"/>
+              <w:left w:w="150" w:type="dxa"/>
+              <w:bottom w:w="100" w:type="dxa"/>
+              <w:right w:w="150" w:type="dxa"/>
+            </w:tcMar>
+            <w:hideMark/>
+          </w:tcPr>
+          <w:p>
+            <w:pPr>
+              <w:rPr>
+                <w:sz w:val="18"/>
+                <w:szCs w:val="18"/>
+                <w:lang w:val="en-US"/>
+              </w:rPr>
+            </w:pPr>
+            <w:r>
+              <w:rPr>
+                <w:sz w:val="18"/>
+                <w:szCs w:val="18"/>
+                <w:lang w:val="en-US"/>
+              </w:rPr>
+              <w:t>Maintainability post-handover</w:t>
+            </w:r>
+          </w:p>
+        </w:tc>
+        <w:tc>
+          <w:tcPr>
+            <w:tcW w:w="1560" w:type="dxa"/>
+            <w:tcMar>
+              <w:top w:w="100" w:type="dxa"/>
+              <w:left w:w="150" w:type="dxa"/>
+              <w:bottom w:w="100" w:type="dxa"/>
+              <w:right w:w="150" w:type="dxa"/>
+            </w:tcMar>
+            <w:hideMark/>
+          </w:tcPr>
+          <w:p>
+            <w:pPr>
+              <w:rPr>
+                <w:sz w:val="18"/>
+                <w:szCs w:val="18"/>
+                <w:lang w:val="en-US"/>
+              </w:rPr>
+            </w:pPr>
+            <w:r>
+              <w:rPr>
+                <w:sz w:val="18"/>
+                <w:szCs w:val="18"/>
+                <w:lang w:val="en-US"/>
+              </w:rPr>
+              <w:t>The client (a municipality) will operate this after the team graduates/moves on</w:t>
+            </w:r>
+          </w:p>
+        </w:tc>
+        <w:tc>
+          <w:tcPr>
+            <w:tcW w:w="1560" w:type="dxa"/>
+            <w:tcMar>
+              <w:top w:w="100" w:type="dxa"/>
+              <w:left w:w="150" w:type="dxa"/>
+              <w:bottom w:w="100" w:type="dxa"/>
+              <w:right w:w="150" w:type="dxa"/>
+            </w:tcMar>
+            <w:hideMark/>
+          </w:tcPr>
+          <w:p>
+            <w:pPr>
+              <w:rPr>
+                <w:sz w:val="18"/>
+                <w:szCs w:val="18"/>
+                <w:lang w:val="en-US"/>
+              </w:rPr>
+            </w:pPr>
+            <w:r>
+              <w:rPr>
+                <w:sz w:val="18"/>
+                <w:szCs w:val="18"/>
+                <w:lang w:val="en-US"/>
+              </w:rPr>
+              <w:t>Documentation depth, architecture simplicity vs sophistication trade-off</w:t>
+            </w:r>
+          </w:p>
+        </w:tc>
+        <w:tc>
+          <w:tcPr>
+            <w:tcW w:w="1560" w:type="dxa"/>
+            <w:tcMar>
+              <w:top w:w="100" w:type="dxa"/>
+              <w:left w:w="150" w:type="dxa"/>
+              <w:bottom w:w="100" w:type="dxa"/>
+              <w:right w:w="150" w:type="dxa"/>
+            </w:tcMar>
+            <w:hideMark/>
+          </w:tcPr>
+          <w:p>
+            <w:pPr>
+              <w:rPr>
+                <w:sz w:val="18"/>
+                <w:szCs w:val="18"/>
+                <w:lang w:val="en-US"/>
+              </w:rPr>
+            </w:pPr>
+            <w:r>
+              <w:rPr>
+                <w:sz w:val="18"/>
+                <w:szCs w:val="18"/>
+                <w:lang w:val="en-US"/>
+              </w:rPr>
+              <w:t>Client's technical capacity to maintain the system long-term</w:t>
+            </w:r>
+          </w:p>
+        </w:tc>
+        <w:tc>
+          <w:tcPr>
+            <w:tcW w:w="1560" w:type="dxa"/>
+            <w:tcMar>
+              <w:top w:w="100" w:type="dxa"/>
+              <w:left w:w="150" w:type="dxa"/>
+              <w:bottom w:w="100" w:type="dxa"/>
+              <w:right w:w="150" w:type="dxa"/>
+            </w:tcMar>
+            <w:hideMark/>
+          </w:tcPr>
+          <w:p>
+            <w:pPr>
+              <w:rPr>
+                <w:sz w:val="18"/>
+                <w:szCs w:val="18"/>
+                <w:lang w:val="en-US"/>
+              </w:rPr>
+            </w:pPr>
+            <w:r>
+              <w:rPr>
+                <w:sz w:val="18"/>
+                <w:szCs w:val="18"/>
+                <w:lang w:val="en-US"/>
+              </w:rPr>
+              <w:t>Building something only the current team can maintain creates unsustainable technical debt</w:t>
+            </w:r>
+          </w:p>
+        </w:tc>
+      </w:tr>
+    </w:tbl>
+    <w:p/>
     <w:p>
       <w:pPr>
         <w:pStyle w:val="Heading1"/>
       </w:pPr>
-      <w:bookmarkStart w:id="32" w:name="_Toc239873120"/>
-      <w:r>
+      <w:bookmarkStart w:id="33" w:name="_Toc239885257"/>
+      <w:r>
+        <w:lastRenderedPageBreak/>
         <w:t>Engineering decision log</w:t>
       </w:r>
-      <w:bookmarkEnd w:id="32"/>
+      <w:bookmarkEnd w:id="33"/>
     </w:p>
     <w:p>
       <w:r>
@@ -8095,7 +12254,6 @@
     <w:p/>
     <w:p>
       <w:r>
-        <w:lastRenderedPageBreak/>
         <w:t xml:space="preserve">Decision ID: </w:t>
       </w:r>
       <w:r>
@@ -8118,6 +12276,7 @@
     </w:p>
     <w:p>
       <w:r>
+        <w:lastRenderedPageBreak/>
         <w:t xml:space="preserve">Constraints: </w:t>
       </w:r>
       <w:r>
@@ -8136,7 +12295,6 @@
           <w:ilvl w:val="0"/>
           <w:numId w:val="7"/>
         </w:numPr>
-        <w:cnfStyle w:val="000000100000" w:firstRow="0" w:lastRow="0" w:firstColumn="0" w:lastColumn="0" w:oddVBand="0" w:evenVBand="0" w:oddHBand="1" w:evenHBand="0" w:firstRowFirstColumn="0" w:firstRowLastColumn="0" w:lastRowFirstColumn="0" w:lastRowLastColumn="0"/>
       </w:pPr>
       <w:r>
         <w:t>Select a random number at this point of the project.</w:t>
@@ -8149,7 +12307,6 @@
           <w:ilvl w:val="0"/>
           <w:numId w:val="7"/>
         </w:numPr>
-        <w:cnfStyle w:val="000000100000" w:firstRow="0" w:lastRow="0" w:firstColumn="0" w:lastColumn="0" w:oddVBand="0" w:evenVBand="0" w:oddHBand="1" w:evenHBand="0" w:firstRowFirstColumn="0" w:firstRowLastColumn="0" w:lastRowFirstColumn="0" w:lastRowLastColumn="0"/>
       </w:pPr>
       <w:r>
         <w:t>Wait until M2 to measure the NFR.</w:t>
@@ -8162,7 +12319,6 @@
           <w:ilvl w:val="0"/>
           <w:numId w:val="7"/>
         </w:numPr>
-        <w:cnfStyle w:val="000000100000" w:firstRow="0" w:lastRow="0" w:firstColumn="0" w:lastColumn="0" w:oddVBand="0" w:evenVBand="0" w:oddHBand="1" w:evenHBand="0" w:firstRowFirstColumn="0" w:firstRowLastColumn="0" w:lastRowFirstColumn="0" w:lastRowLastColumn="0"/>
       </w:pPr>
       <w:r>
         <w:t>Establish a temporary placeholder threshold with a clear label.</w:t>
@@ -8177,9 +12333,6 @@
       </w:r>
     </w:p>
     <w:p>
-      <w:pPr>
-        <w:cnfStyle w:val="000000100000" w:firstRow="0" w:lastRow="0" w:firstColumn="0" w:lastColumn="0" w:oddVBand="0" w:evenVBand="0" w:oddHBand="1" w:evenHBand="0" w:firstRowFirstColumn="0" w:firstRowLastColumn="0" w:lastRowFirstColumn="0" w:lastRowLastColumn="0"/>
-      </w:pPr>
       <w:r>
         <w:t xml:space="preserve">Rationale: </w:t>
       </w:r>
@@ -8192,25 +12345,10 @@
         <w:t>Trade-offs:</w:t>
       </w:r>
       <w:r>
-        <w:t xml:space="preserve"> The NFR is still used in the RTM and defence at the time</w:t>
-      </w:r>
-      <w:r>
-        <w:t xml:space="preserve"> but, </w:t>
-      </w:r>
-      <w:r>
-        <w:t xml:space="preserve">here is a chance that the placeholder number will be mistakenly regarded as final if it </w:t>
-      </w:r>
-      <w:r>
-        <w:t>is</w:t>
-      </w:r>
-      <w:r>
-        <w:t xml:space="preserve"> not reviewed.</w:t>
+        <w:t xml:space="preserve"> The NFR is still used in the RTM and defence at the time but, here is a chance that the placeholder number will be mistakenly regarded as final if it is not reviewed.</w:t>
       </w:r>
     </w:p>
     <w:p>
-      <w:pPr>
-        <w:cnfStyle w:val="000000100000" w:firstRow="0" w:lastRow="0" w:firstColumn="0" w:lastColumn="0" w:oddVBand="0" w:evenVBand="0" w:oddHBand="1" w:evenHBand="0" w:firstRowFirstColumn="0" w:firstRowLastColumn="0" w:lastRowFirstColumn="0" w:lastRowLastColumn="0"/>
-      </w:pPr>
       <w:r>
         <w:t xml:space="preserve">Risks: </w:t>
       </w:r>
@@ -8234,59 +12372,897 @@
         <w:t xml:space="preserve">Later consequences: </w:t>
       </w:r>
       <w:r>
-        <w:t xml:space="preserve">Once hosting has been selected, note the actual threshold and verify if 2 seconds/200 requests </w:t>
-      </w:r>
-      <w:proofErr w:type="gramStart"/>
-      <w:r>
-        <w:t>was</w:t>
-      </w:r>
-      <w:proofErr w:type="gramEnd"/>
-      <w:r>
-        <w:t xml:space="preserve"> reasonable.</w:t>
+        <w:t>Once hosting has been selected, note the actual threshold and verify if 2 seconds/200 requests was reasonable</w:t>
+      </w:r>
+      <w:r>
+        <w:t>.</w:t>
       </w:r>
     </w:p>
     <w:p/>
-    <w:p/>
     <w:p>
-      <w:pPr>
-        <w:pStyle w:val="Heading1"/>
-      </w:pPr>
-      <w:bookmarkStart w:id="33" w:name="_Toc239873121"/>
-      <w:r>
-        <w:t>AI usage Register</w:t>
-      </w:r>
-      <w:bookmarkEnd w:id="33"/>
+      <w:r>
+        <w:t>Decision ID: DEC-003</w:t>
+      </w:r>
     </w:p>
     <w:p>
-      <w:proofErr w:type="spellStart"/>
-      <w:r>
-        <w:t>Regardt</w:t>
-      </w:r>
-      <w:proofErr w:type="spellEnd"/>
-      <w:r>
-        <w:t xml:space="preserve"> Osler: Used Claude AI to help with formatting and structure.</w:t>
+      <w:r>
+        <w:t>Context</w:t>
+      </w:r>
+      <w:r>
+        <w:t>:</w:t>
+      </w:r>
+      <w:r>
+        <w:rPr>
+          <w:b/>
+          <w:bCs/>
+        </w:rPr>
+        <w:t xml:space="preserve"> </w:t>
+      </w:r>
+      <w:r>
+        <w:t>Stakeholder analysis identified two user classes — residents and municipal staff — with different access needs. The team must decide whether M1 requirements should assume a single shared login mechanism or anticipate role-based access, without committing to an implementation.</w:t>
       </w:r>
     </w:p>
     <w:p>
       <w:r>
-        <w:t xml:space="preserve">Freerk van den Bos: </w:t>
-      </w:r>
-      <w:r>
-        <w:t>Used Claude AI to help with formatting and structure.</w:t>
+        <w:t>Options considered</w:t>
+      </w:r>
+      <w:r>
+        <w:t>:</w:t>
+      </w:r>
+      <w:r>
+        <w:t xml:space="preserve">(1) Treat all users identically with no role distinction; (2) Define requirements now assuming role-based access exists, deferring </w:t>
+      </w:r>
+      <w:r>
+        <w:rPr>
+          <w:i/>
+          <w:iCs/>
+        </w:rPr>
+        <w:t>how</w:t>
+      </w:r>
+      <w:r>
+        <w:t xml:space="preserve"> it's implemented; (3) Defer the question entirely to M2.</w:t>
+      </w:r>
+    </w:p>
+    <w:p>
+      <w:r>
+        <w:t xml:space="preserve">Decision: </w:t>
+      </w:r>
+      <w:r>
+        <w:t>NFRs and FRs will assume distinct resident/staff roles exist</w:t>
+      </w:r>
+      <w:proofErr w:type="gramStart"/>
+      <w:r>
+        <w:t xml:space="preserve">, </w:t>
+      </w:r>
+      <w:r>
+        <w:t>,</w:t>
+      </w:r>
+      <w:proofErr w:type="gramEnd"/>
+      <w:r>
+        <w:t xml:space="preserve"> but the authentication mechanism, technology and schema are explicitly </w:t>
+      </w:r>
+      <w:r>
+        <w:rPr>
+          <w:b/>
+          <w:bCs/>
+        </w:rPr>
+        <w:t>not</w:t>
+      </w:r>
+      <w:r>
+        <w:t xml:space="preserve"> decided at this stage.</w:t>
+      </w:r>
+    </w:p>
+    <w:p>
+      <w:r>
+        <w:lastRenderedPageBreak/>
+        <w:t xml:space="preserve">Rationale: </w:t>
+      </w:r>
+      <w:r>
+        <w:t>Reflects genuine stakeholder conflict already surfaced in the stakeholder analysis</w:t>
+      </w:r>
+      <w:r>
+        <w:t xml:space="preserve">. </w:t>
+      </w:r>
+      <w:r>
+        <w:t>Not deciding this would leave requirements untestable and would risk rework of acceptance criteria later.</w:t>
+      </w:r>
+    </w:p>
+    <w:p>
+      <w:r>
+        <w:t xml:space="preserve">Trade-offs: </w:t>
+      </w:r>
+      <w:r>
+        <w:rPr>
+          <w:b/>
+          <w:bCs/>
+        </w:rPr>
+        <w:t>Gained:</w:t>
+      </w:r>
+      <w:r>
+        <w:t xml:space="preserve"> requirements and acceptance criteria can be written now with testable role-based conditions, preventing a rewrite of FR/NFR wording at M2. </w:t>
+      </w:r>
+      <w:r>
+        <w:rPr>
+          <w:b/>
+          <w:bCs/>
+        </w:rPr>
+        <w:t>Given up:</w:t>
+      </w:r>
+      <w:r>
+        <w:t xml:space="preserve"> the team cannot yet confirm how expensive or complex the eventual access-control implementation will be, so effort estimation for M2 carries more uncertainty. Choosing to specify roles now vs staying generic also means any late stakeholder request for a </w:t>
+      </w:r>
+      <w:r>
+        <w:rPr>
+          <w:i/>
+          <w:iCs/>
+        </w:rPr>
+        <w:t>third</w:t>
+      </w:r>
+      <w:r>
+        <w:t xml:space="preserve"> </w:t>
+      </w:r>
+      <w:proofErr w:type="gramStart"/>
+      <w:r>
+        <w:t>role  would</w:t>
+      </w:r>
+      <w:proofErr w:type="gramEnd"/>
+      <w:r>
+        <w:t xml:space="preserve"> require revisiting already-baselined requirements rather than starting clean.</w:t>
+      </w:r>
+    </w:p>
+    <w:p>
+      <w:r>
+        <w:t xml:space="preserve">Risks: </w:t>
+      </w:r>
+      <w:r>
+        <w:t xml:space="preserve">R-004 — Unauthorized access to staff functions (linked): probability Medium, impact High if role boundaries are assumed in requirements but not enforced correctly later. R-007 — Requirements rework risk (new): if a stakeholder later requests a third user role, baselined FR-012/NFR-003 wording may need revision, consuming RTM traceability effort. Mitigation: both risks flagged for review at M2 architecture </w:t>
+      </w:r>
+      <w:proofErr w:type="spellStart"/>
+      <w:r>
+        <w:t>kickoff</w:t>
+      </w:r>
+      <w:proofErr w:type="spellEnd"/>
+      <w:r>
+        <w:t>; contingency is to re-baseline the affected requirements under controlled change rather than informal edit.</w:t>
+      </w:r>
+    </w:p>
+    <w:p>
+      <w:r>
+        <w:t xml:space="preserve">Consequences: </w:t>
+      </w:r>
+      <w:r>
+        <w:t>Influences NFR-003 (access control), FR-012 (staff status update), and will constrain M2 architecture decisions around session/role management. Flagged in Forward Engineering Considerations as "Access control model.</w:t>
+      </w:r>
+      <w:r>
+        <w:t>”</w:t>
       </w:r>
     </w:p>
     <w:p>
       <w:pPr>
         <w:pStyle w:val="Heading1"/>
       </w:pPr>
-      <w:bookmarkStart w:id="34" w:name="_Toc239873122"/>
+      <w:bookmarkStart w:id="34" w:name="_Toc239885258"/>
       <w:r>
         <w:lastRenderedPageBreak/>
-        <w:t>Sign off</w:t>
+        <w:t>AI usage Register</w:t>
       </w:r>
       <w:bookmarkEnd w:id="34"/>
     </w:p>
-    <w:p/>
+    <w:tbl>
+      <w:tblPr>
+        <w:tblW w:w="0" w:type="auto"/>
+        <w:tblBorders>
+          <w:top w:val="single" w:sz="4" w:space="0" w:color="auto"/>
+          <w:left w:val="single" w:sz="4" w:space="0" w:color="auto"/>
+          <w:bottom w:val="single" w:sz="4" w:space="0" w:color="auto"/>
+          <w:right w:val="single" w:sz="4" w:space="0" w:color="auto"/>
+          <w:insideH w:val="single" w:sz="4" w:space="0" w:color="auto"/>
+          <w:insideV w:val="single" w:sz="4" w:space="0" w:color="auto"/>
+        </w:tblBorders>
+        <w:tblLook w:val="04A0" w:firstRow="1" w:lastRow="0" w:firstColumn="1" w:lastColumn="0" w:noHBand="0" w:noVBand="1"/>
+      </w:tblPr>
+      <w:tblGrid>
+        <w:gridCol w:w="1170"/>
+        <w:gridCol w:w="1731"/>
+        <w:gridCol w:w="1170"/>
+        <w:gridCol w:w="1731"/>
+        <w:gridCol w:w="3076"/>
+      </w:tblGrid>
+      <w:tr>
+        <w:tc>
+          <w:tcPr>
+            <w:tcW w:w="1170" w:type="dxa"/>
+            <w:shd w:val="clear" w:color="auto" w:fill="1B365D"/>
+            <w:tcMar>
+              <w:top w:w="100" w:type="dxa"/>
+              <w:left w:w="150" w:type="dxa"/>
+              <w:bottom w:w="100" w:type="dxa"/>
+              <w:right w:w="150" w:type="dxa"/>
+            </w:tcMar>
+            <w:hideMark/>
+          </w:tcPr>
+          <w:p>
+            <w:pPr>
+              <w:pStyle w:val="Heading1"/>
+              <w:rPr>
+                <w:color w:val="auto"/>
+                <w:sz w:val="24"/>
+                <w:szCs w:val="24"/>
+                <w:lang w:val="en-US"/>
+              </w:rPr>
+            </w:pPr>
+            <w:bookmarkStart w:id="35" w:name="_Toc239885259"/>
+            <w:r>
+              <w:rPr>
+                <w:b/>
+                <w:color w:val="auto"/>
+                <w:sz w:val="24"/>
+                <w:szCs w:val="24"/>
+                <w:lang w:val="en-US"/>
+              </w:rPr>
+              <w:t>Team Member</w:t>
+            </w:r>
+            <w:bookmarkEnd w:id="35"/>
+          </w:p>
+        </w:tc>
+        <w:tc>
+          <w:tcPr>
+            <w:tcW w:w="1170" w:type="dxa"/>
+            <w:shd w:val="clear" w:color="auto" w:fill="1B365D"/>
+            <w:tcMar>
+              <w:top w:w="100" w:type="dxa"/>
+              <w:left w:w="150" w:type="dxa"/>
+              <w:bottom w:w="100" w:type="dxa"/>
+              <w:right w:w="150" w:type="dxa"/>
+            </w:tcMar>
+            <w:hideMark/>
+          </w:tcPr>
+          <w:p>
+            <w:pPr>
+              <w:pStyle w:val="Heading1"/>
+              <w:rPr>
+                <w:color w:val="auto"/>
+                <w:sz w:val="24"/>
+                <w:szCs w:val="24"/>
+                <w:lang w:val="en-US"/>
+              </w:rPr>
+            </w:pPr>
+            <w:bookmarkStart w:id="36" w:name="_Toc239885260"/>
+            <w:r>
+              <w:rPr>
+                <w:b/>
+                <w:color w:val="auto"/>
+                <w:sz w:val="24"/>
+                <w:szCs w:val="24"/>
+                <w:lang w:val="en-US"/>
+              </w:rPr>
+              <w:t>Artefact/Task</w:t>
+            </w:r>
+            <w:bookmarkEnd w:id="36"/>
+          </w:p>
+        </w:tc>
+        <w:tc>
+          <w:tcPr>
+            <w:tcW w:w="1170" w:type="dxa"/>
+            <w:shd w:val="clear" w:color="auto" w:fill="1B365D"/>
+            <w:tcMar>
+              <w:top w:w="100" w:type="dxa"/>
+              <w:left w:w="150" w:type="dxa"/>
+              <w:bottom w:w="100" w:type="dxa"/>
+              <w:right w:w="150" w:type="dxa"/>
+            </w:tcMar>
+            <w:hideMark/>
+          </w:tcPr>
+          <w:p>
+            <w:pPr>
+              <w:pStyle w:val="Heading1"/>
+              <w:rPr>
+                <w:color w:val="auto"/>
+                <w:sz w:val="24"/>
+                <w:szCs w:val="24"/>
+                <w:lang w:val="en-US"/>
+              </w:rPr>
+            </w:pPr>
+            <w:bookmarkStart w:id="37" w:name="_Toc239885261"/>
+            <w:r>
+              <w:rPr>
+                <w:b/>
+                <w:color w:val="auto"/>
+                <w:sz w:val="24"/>
+                <w:szCs w:val="24"/>
+                <w:lang w:val="en-US"/>
+              </w:rPr>
+              <w:t>AI Tool Used</w:t>
+            </w:r>
+            <w:bookmarkEnd w:id="37"/>
+          </w:p>
+        </w:tc>
+        <w:tc>
+          <w:tcPr>
+            <w:tcW w:w="1170" w:type="dxa"/>
+            <w:shd w:val="clear" w:color="auto" w:fill="1B365D"/>
+            <w:tcMar>
+              <w:top w:w="100" w:type="dxa"/>
+              <w:left w:w="150" w:type="dxa"/>
+              <w:bottom w:w="100" w:type="dxa"/>
+              <w:right w:w="150" w:type="dxa"/>
+            </w:tcMar>
+            <w:hideMark/>
+          </w:tcPr>
+          <w:p>
+            <w:pPr>
+              <w:pStyle w:val="Heading1"/>
+              <w:rPr>
+                <w:color w:val="auto"/>
+                <w:sz w:val="24"/>
+                <w:szCs w:val="24"/>
+                <w:lang w:val="en-US"/>
+              </w:rPr>
+            </w:pPr>
+            <w:bookmarkStart w:id="38" w:name="_Toc239885262"/>
+            <w:r>
+              <w:rPr>
+                <w:b/>
+                <w:color w:val="auto"/>
+                <w:sz w:val="24"/>
+                <w:szCs w:val="24"/>
+                <w:lang w:val="en-US"/>
+              </w:rPr>
+              <w:t>Nature of Assistance</w:t>
+            </w:r>
+            <w:bookmarkEnd w:id="38"/>
+          </w:p>
+        </w:tc>
+        <w:tc>
+          <w:tcPr>
+            <w:tcW w:w="1170" w:type="dxa"/>
+            <w:shd w:val="clear" w:color="auto" w:fill="1B365D"/>
+            <w:tcMar>
+              <w:top w:w="100" w:type="dxa"/>
+              <w:left w:w="150" w:type="dxa"/>
+              <w:bottom w:w="100" w:type="dxa"/>
+              <w:right w:w="150" w:type="dxa"/>
+            </w:tcMar>
+            <w:hideMark/>
+          </w:tcPr>
+          <w:p>
+            <w:pPr>
+              <w:pStyle w:val="Heading1"/>
+              <w:rPr>
+                <w:color w:val="auto"/>
+                <w:sz w:val="24"/>
+                <w:szCs w:val="24"/>
+                <w:lang w:val="en-US"/>
+              </w:rPr>
+            </w:pPr>
+            <w:bookmarkStart w:id="39" w:name="_Toc239885263"/>
+            <w:r>
+              <w:rPr>
+                <w:b/>
+                <w:color w:val="auto"/>
+                <w:sz w:val="24"/>
+                <w:szCs w:val="24"/>
+                <w:lang w:val="en-US"/>
+              </w:rPr>
+              <w:t>What Was Verified/Changed/Rejected</w:t>
+            </w:r>
+            <w:bookmarkEnd w:id="39"/>
+          </w:p>
+        </w:tc>
+      </w:tr>
+      <w:tr>
+        <w:tc>
+          <w:tcPr>
+            <w:tcW w:w="1170" w:type="dxa"/>
+            <w:tcMar>
+              <w:top w:w="100" w:type="dxa"/>
+              <w:left w:w="150" w:type="dxa"/>
+              <w:bottom w:w="100" w:type="dxa"/>
+              <w:right w:w="150" w:type="dxa"/>
+            </w:tcMar>
+            <w:hideMark/>
+          </w:tcPr>
+          <w:p>
+            <w:pPr>
+              <w:pStyle w:val="Heading1"/>
+              <w:rPr>
+                <w:color w:val="auto"/>
+                <w:sz w:val="24"/>
+                <w:szCs w:val="24"/>
+                <w:lang w:val="en-US"/>
+              </w:rPr>
+            </w:pPr>
+            <w:bookmarkStart w:id="40" w:name="_Toc239885264"/>
+            <w:r>
+              <w:rPr>
+                <w:color w:val="auto"/>
+                <w:sz w:val="24"/>
+                <w:szCs w:val="24"/>
+                <w:lang w:val="en-US"/>
+              </w:rPr>
+              <w:t>Paul</w:t>
+            </w:r>
+            <w:r>
+              <w:rPr>
+                <w:color w:val="auto"/>
+                <w:sz w:val="24"/>
+                <w:szCs w:val="24"/>
+                <w:lang w:val="en-US"/>
+              </w:rPr>
+              <w:t xml:space="preserve"> Edward</w:t>
+            </w:r>
+            <w:r>
+              <w:rPr>
+                <w:color w:val="auto"/>
+                <w:sz w:val="24"/>
+                <w:szCs w:val="24"/>
+                <w:lang w:val="en-US"/>
+              </w:rPr>
+              <w:t xml:space="preserve"> van Zyl</w:t>
+            </w:r>
+            <w:bookmarkEnd w:id="40"/>
+          </w:p>
+        </w:tc>
+        <w:tc>
+          <w:tcPr>
+            <w:tcW w:w="1170" w:type="dxa"/>
+            <w:tcMar>
+              <w:top w:w="100" w:type="dxa"/>
+              <w:left w:w="150" w:type="dxa"/>
+              <w:bottom w:w="100" w:type="dxa"/>
+              <w:right w:w="150" w:type="dxa"/>
+            </w:tcMar>
+            <w:hideMark/>
+          </w:tcPr>
+          <w:p>
+            <w:pPr>
+              <w:pStyle w:val="Heading1"/>
+              <w:rPr>
+                <w:color w:val="auto"/>
+                <w:sz w:val="24"/>
+                <w:szCs w:val="24"/>
+                <w:lang w:val="en-US"/>
+              </w:rPr>
+            </w:pPr>
+            <w:bookmarkStart w:id="41" w:name="_Toc239885265"/>
+            <w:r>
+              <w:rPr>
+                <w:color w:val="auto"/>
+                <w:sz w:val="24"/>
+                <w:szCs w:val="24"/>
+                <w:lang w:val="en-US"/>
+              </w:rPr>
+              <w:t>D</w:t>
+            </w:r>
+            <w:r>
+              <w:rPr>
+                <w:color w:val="auto"/>
+                <w:sz w:val="24"/>
+                <w:szCs w:val="24"/>
+                <w:lang w:val="en-US"/>
+              </w:rPr>
+              <w:t xml:space="preserve">rafting initial risk category </w:t>
+            </w:r>
+            <w:r>
+              <w:rPr>
+                <w:color w:val="auto"/>
+                <w:sz w:val="24"/>
+                <w:szCs w:val="24"/>
+                <w:lang w:val="en-US"/>
+              </w:rPr>
+              <w:t xml:space="preserve">and considerations </w:t>
+            </w:r>
+            <w:r>
+              <w:rPr>
+                <w:color w:val="auto"/>
+                <w:sz w:val="24"/>
+                <w:szCs w:val="24"/>
+                <w:lang w:val="en-US"/>
+              </w:rPr>
+              <w:t>list</w:t>
+            </w:r>
+            <w:bookmarkEnd w:id="41"/>
+          </w:p>
+        </w:tc>
+        <w:tc>
+          <w:tcPr>
+            <w:tcW w:w="1170" w:type="dxa"/>
+            <w:tcMar>
+              <w:top w:w="100" w:type="dxa"/>
+              <w:left w:w="150" w:type="dxa"/>
+              <w:bottom w:w="100" w:type="dxa"/>
+              <w:right w:w="150" w:type="dxa"/>
+            </w:tcMar>
+            <w:hideMark/>
+          </w:tcPr>
+          <w:p>
+            <w:pPr>
+              <w:pStyle w:val="Heading1"/>
+              <w:rPr>
+                <w:color w:val="auto"/>
+                <w:sz w:val="24"/>
+                <w:szCs w:val="24"/>
+                <w:lang w:val="en-US"/>
+              </w:rPr>
+            </w:pPr>
+            <w:bookmarkStart w:id="42" w:name="_Toc239885266"/>
+            <w:r>
+              <w:rPr>
+                <w:color w:val="auto"/>
+                <w:sz w:val="24"/>
+                <w:szCs w:val="24"/>
+                <w:lang w:val="en-US"/>
+              </w:rPr>
+              <w:t>Claude</w:t>
+            </w:r>
+            <w:bookmarkEnd w:id="42"/>
+          </w:p>
+        </w:tc>
+        <w:tc>
+          <w:tcPr>
+            <w:tcW w:w="1170" w:type="dxa"/>
+            <w:tcMar>
+              <w:top w:w="100" w:type="dxa"/>
+              <w:left w:w="150" w:type="dxa"/>
+              <w:bottom w:w="100" w:type="dxa"/>
+              <w:right w:w="150" w:type="dxa"/>
+            </w:tcMar>
+            <w:hideMark/>
+          </w:tcPr>
+          <w:p>
+            <w:pPr>
+              <w:pStyle w:val="Heading1"/>
+              <w:rPr>
+                <w:color w:val="auto"/>
+                <w:sz w:val="24"/>
+                <w:szCs w:val="24"/>
+                <w:lang w:val="en-US"/>
+              </w:rPr>
+            </w:pPr>
+            <w:bookmarkStart w:id="43" w:name="_Toc239885267"/>
+            <w:r>
+              <w:rPr>
+                <w:color w:val="auto"/>
+                <w:sz w:val="24"/>
+                <w:szCs w:val="24"/>
+                <w:lang w:val="en-US"/>
+              </w:rPr>
+              <w:t>Suggested a starting set of risk categories and example wording</w:t>
+            </w:r>
+            <w:r>
+              <w:rPr>
+                <w:color w:val="auto"/>
+                <w:sz w:val="24"/>
+                <w:szCs w:val="24"/>
+                <w:lang w:val="en-US"/>
+              </w:rPr>
+              <w:t>. Helped with engineering considerations list</w:t>
+            </w:r>
+            <w:bookmarkEnd w:id="43"/>
+          </w:p>
+        </w:tc>
+        <w:tc>
+          <w:tcPr>
+            <w:tcW w:w="1170" w:type="dxa"/>
+            <w:tcMar>
+              <w:top w:w="100" w:type="dxa"/>
+              <w:left w:w="150" w:type="dxa"/>
+              <w:bottom w:w="100" w:type="dxa"/>
+              <w:right w:w="150" w:type="dxa"/>
+            </w:tcMar>
+            <w:hideMark/>
+          </w:tcPr>
+          <w:p>
+            <w:pPr>
+              <w:pStyle w:val="Heading1"/>
+              <w:rPr>
+                <w:color w:val="auto"/>
+                <w:sz w:val="24"/>
+                <w:szCs w:val="24"/>
+                <w:lang w:val="en-US"/>
+              </w:rPr>
+            </w:pPr>
+            <w:bookmarkStart w:id="44" w:name="_Toc239885268"/>
+            <w:r>
+              <w:rPr>
+                <w:color w:val="auto"/>
+                <w:sz w:val="24"/>
+                <w:szCs w:val="24"/>
+                <w:lang w:val="en-US"/>
+              </w:rPr>
+              <w:t xml:space="preserve">Team cross-checked categories against </w:t>
+            </w:r>
+            <w:proofErr w:type="spellStart"/>
+            <w:r>
+              <w:rPr>
+                <w:color w:val="auto"/>
+                <w:sz w:val="24"/>
+                <w:szCs w:val="24"/>
+                <w:lang w:val="en-US"/>
+              </w:rPr>
+              <w:t>CivicConnect's</w:t>
+            </w:r>
+            <w:proofErr w:type="spellEnd"/>
+            <w:r>
+              <w:rPr>
+                <w:color w:val="auto"/>
+                <w:sz w:val="24"/>
+                <w:szCs w:val="24"/>
+                <w:lang w:val="en-US"/>
+              </w:rPr>
+              <w:t xml:space="preserve"> actual scope; rewrote 3 of 5 example risks as project-specific; removed one category</w:t>
+            </w:r>
+            <w:bookmarkEnd w:id="44"/>
+          </w:p>
+        </w:tc>
+      </w:tr>
+      <w:tr>
+        <w:tc>
+          <w:tcPr>
+            <w:tcW w:w="1170" w:type="dxa"/>
+            <w:tcMar>
+              <w:top w:w="100" w:type="dxa"/>
+              <w:left w:w="150" w:type="dxa"/>
+              <w:bottom w:w="100" w:type="dxa"/>
+              <w:right w:w="150" w:type="dxa"/>
+            </w:tcMar>
+          </w:tcPr>
+          <w:p>
+            <w:pPr>
+              <w:pStyle w:val="Heading1"/>
+              <w:rPr>
+                <w:color w:val="auto"/>
+                <w:sz w:val="24"/>
+                <w:szCs w:val="24"/>
+                <w:lang w:val="en-US"/>
+              </w:rPr>
+            </w:pPr>
+          </w:p>
+        </w:tc>
+        <w:tc>
+          <w:tcPr>
+            <w:tcW w:w="1170" w:type="dxa"/>
+            <w:tcMar>
+              <w:top w:w="100" w:type="dxa"/>
+              <w:left w:w="150" w:type="dxa"/>
+              <w:bottom w:w="100" w:type="dxa"/>
+              <w:right w:w="150" w:type="dxa"/>
+            </w:tcMar>
+          </w:tcPr>
+          <w:p>
+            <w:pPr>
+              <w:pStyle w:val="Heading1"/>
+              <w:rPr>
+                <w:color w:val="auto"/>
+                <w:sz w:val="24"/>
+                <w:szCs w:val="24"/>
+                <w:lang w:val="en-US"/>
+              </w:rPr>
+            </w:pPr>
+          </w:p>
+        </w:tc>
+        <w:tc>
+          <w:tcPr>
+            <w:tcW w:w="1170" w:type="dxa"/>
+            <w:tcMar>
+              <w:top w:w="100" w:type="dxa"/>
+              <w:left w:w="150" w:type="dxa"/>
+              <w:bottom w:w="100" w:type="dxa"/>
+              <w:right w:w="150" w:type="dxa"/>
+            </w:tcMar>
+          </w:tcPr>
+          <w:p>
+            <w:pPr>
+              <w:pStyle w:val="Heading1"/>
+              <w:rPr>
+                <w:color w:val="auto"/>
+                <w:sz w:val="24"/>
+                <w:szCs w:val="24"/>
+                <w:lang w:val="en-US"/>
+              </w:rPr>
+            </w:pPr>
+          </w:p>
+        </w:tc>
+        <w:tc>
+          <w:tcPr>
+            <w:tcW w:w="1170" w:type="dxa"/>
+            <w:tcMar>
+              <w:top w:w="100" w:type="dxa"/>
+              <w:left w:w="150" w:type="dxa"/>
+              <w:bottom w:w="100" w:type="dxa"/>
+              <w:right w:w="150" w:type="dxa"/>
+            </w:tcMar>
+          </w:tcPr>
+          <w:p>
+            <w:pPr>
+              <w:pStyle w:val="Heading1"/>
+              <w:rPr>
+                <w:color w:val="auto"/>
+                <w:sz w:val="24"/>
+                <w:szCs w:val="24"/>
+                <w:lang w:val="en-US"/>
+              </w:rPr>
+            </w:pPr>
+          </w:p>
+        </w:tc>
+        <w:tc>
+          <w:tcPr>
+            <w:tcW w:w="1170" w:type="dxa"/>
+            <w:tcMar>
+              <w:top w:w="100" w:type="dxa"/>
+              <w:left w:w="150" w:type="dxa"/>
+              <w:bottom w:w="100" w:type="dxa"/>
+              <w:right w:w="150" w:type="dxa"/>
+            </w:tcMar>
+          </w:tcPr>
+          <w:p>
+            <w:pPr>
+              <w:pStyle w:val="Heading1"/>
+              <w:rPr>
+                <w:color w:val="auto"/>
+                <w:sz w:val="24"/>
+                <w:szCs w:val="24"/>
+                <w:lang w:val="en-US"/>
+              </w:rPr>
+            </w:pPr>
+          </w:p>
+        </w:tc>
+      </w:tr>
+      <w:tr>
+        <w:tc>
+          <w:tcPr>
+            <w:tcW w:w="1170" w:type="dxa"/>
+            <w:tcMar>
+              <w:top w:w="100" w:type="dxa"/>
+              <w:left w:w="150" w:type="dxa"/>
+              <w:bottom w:w="100" w:type="dxa"/>
+              <w:right w:w="150" w:type="dxa"/>
+            </w:tcMar>
+          </w:tcPr>
+          <w:p>
+            <w:pPr>
+              <w:pStyle w:val="Heading1"/>
+              <w:rPr>
+                <w:color w:val="auto"/>
+                <w:sz w:val="24"/>
+                <w:szCs w:val="24"/>
+                <w:lang w:val="en-US"/>
+              </w:rPr>
+            </w:pPr>
+          </w:p>
+        </w:tc>
+        <w:tc>
+          <w:tcPr>
+            <w:tcW w:w="1170" w:type="dxa"/>
+            <w:tcMar>
+              <w:top w:w="100" w:type="dxa"/>
+              <w:left w:w="150" w:type="dxa"/>
+              <w:bottom w:w="100" w:type="dxa"/>
+              <w:right w:w="150" w:type="dxa"/>
+            </w:tcMar>
+          </w:tcPr>
+          <w:p>
+            <w:pPr>
+              <w:pStyle w:val="Heading1"/>
+              <w:rPr>
+                <w:color w:val="auto"/>
+                <w:sz w:val="24"/>
+                <w:szCs w:val="24"/>
+                <w:lang w:val="en-US"/>
+              </w:rPr>
+            </w:pPr>
+          </w:p>
+        </w:tc>
+        <w:tc>
+          <w:tcPr>
+            <w:tcW w:w="1170" w:type="dxa"/>
+            <w:tcMar>
+              <w:top w:w="100" w:type="dxa"/>
+              <w:left w:w="150" w:type="dxa"/>
+              <w:bottom w:w="100" w:type="dxa"/>
+              <w:right w:w="150" w:type="dxa"/>
+            </w:tcMar>
+          </w:tcPr>
+          <w:p>
+            <w:pPr>
+              <w:pStyle w:val="Heading1"/>
+              <w:rPr>
+                <w:color w:val="auto"/>
+                <w:sz w:val="24"/>
+                <w:szCs w:val="24"/>
+                <w:lang w:val="en-US"/>
+              </w:rPr>
+            </w:pPr>
+          </w:p>
+        </w:tc>
+        <w:tc>
+          <w:tcPr>
+            <w:tcW w:w="1170" w:type="dxa"/>
+            <w:tcMar>
+              <w:top w:w="100" w:type="dxa"/>
+              <w:left w:w="150" w:type="dxa"/>
+              <w:bottom w:w="100" w:type="dxa"/>
+              <w:right w:w="150" w:type="dxa"/>
+            </w:tcMar>
+          </w:tcPr>
+          <w:p>
+            <w:pPr>
+              <w:pStyle w:val="Heading1"/>
+              <w:rPr>
+                <w:color w:val="auto"/>
+                <w:sz w:val="24"/>
+                <w:szCs w:val="24"/>
+                <w:lang w:val="en-US"/>
+              </w:rPr>
+            </w:pPr>
+          </w:p>
+        </w:tc>
+        <w:tc>
+          <w:tcPr>
+            <w:tcW w:w="1170" w:type="dxa"/>
+            <w:tcMar>
+              <w:top w:w="100" w:type="dxa"/>
+              <w:left w:w="150" w:type="dxa"/>
+              <w:bottom w:w="100" w:type="dxa"/>
+              <w:right w:w="150" w:type="dxa"/>
+            </w:tcMar>
+          </w:tcPr>
+          <w:p>
+            <w:pPr>
+              <w:pStyle w:val="Heading1"/>
+              <w:rPr>
+                <w:color w:val="auto"/>
+                <w:sz w:val="24"/>
+                <w:szCs w:val="24"/>
+                <w:lang w:val="en-US"/>
+              </w:rPr>
+            </w:pPr>
+          </w:p>
+        </w:tc>
+      </w:tr>
+    </w:tbl>
+    <w:p>
+      <w:pPr>
+        <w:pStyle w:val="Heading1"/>
+      </w:pPr>
+      <w:bookmarkStart w:id="45" w:name="_Toc239885269"/>
+      <w:r>
+        <w:t>Sign off</w:t>
+      </w:r>
+      <w:bookmarkEnd w:id="45"/>
+    </w:p>
+    <w:p>
+      <w:r>
+        <w:t>Paul</w:t>
+      </w:r>
+      <w:r>
+        <w:t xml:space="preserve"> Edward</w:t>
+      </w:r>
+      <w:r>
+        <w:t xml:space="preserve"> van Zyl 601731</w:t>
+      </w:r>
+      <w:r>
+        <w:br/>
+      </w:r>
+      <w:proofErr w:type="spellStart"/>
+      <w:r>
+        <w:t>Regardt</w:t>
+      </w:r>
+      <w:proofErr w:type="spellEnd"/>
+      <w:r>
+        <w:t xml:space="preserve"> Osler 60</w:t>
+      </w:r>
+      <w:r>
+        <w:t>1626</w:t>
+      </w:r>
+      <w:r>
+        <w:br/>
+        <w:t>Freerk van den Bos</w:t>
+      </w:r>
+      <w:r>
+        <w:t xml:space="preserve"> 602074</w:t>
+      </w:r>
+    </w:p>
     <w:sectPr>
       <w:pgSz w:w="11906" w:h="16838"/>
       <w:pgMar w:top="1440" w:right="1440" w:bottom="1440" w:left="1440" w:header="708" w:footer="708" w:gutter="0"/>
@@ -9765,7 +14741,6 @@
   <w:style w:type="character" w:default="1" w:styleId="DefaultParagraphFont">
     <w:name w:val="Default Paragraph Font"/>
     <w:uiPriority w:val="1"/>
-    <w:semiHidden/>
     <w:unhideWhenUsed/>
   </w:style>
   <w:style w:type="table" w:default="1" w:styleId="TableNormal">
@@ -10510,6 +15485,50 @@
       <w:vertAlign w:val="superscript"/>
     </w:rPr>
   </w:style>
+  <w:style w:type="paragraph" w:styleId="Header">
+    <w:name w:val="header"/>
+    <w:basedOn w:val="Normal"/>
+    <w:link w:val="HeaderChar"/>
+    <w:uiPriority w:val="99"/>
+    <w:unhideWhenUsed/>
+    <w:rsid w:val="00DE3F56"/>
+    <w:pPr>
+      <w:tabs>
+        <w:tab w:val="center" w:pos="4513"/>
+        <w:tab w:val="right" w:pos="9026"/>
+      </w:tabs>
+      <w:spacing w:after="0" w:line="240" w:lineRule="auto"/>
+    </w:pPr>
+  </w:style>
+  <w:style w:type="character" w:customStyle="1" w:styleId="HeaderChar">
+    <w:name w:val="Header Char"/>
+    <w:basedOn w:val="DefaultParagraphFont"/>
+    <w:link w:val="Header"/>
+    <w:uiPriority w:val="99"/>
+    <w:rsid w:val="00DE3F56"/>
+  </w:style>
+  <w:style w:type="paragraph" w:styleId="Footer">
+    <w:name w:val="footer"/>
+    <w:basedOn w:val="Normal"/>
+    <w:link w:val="FooterChar"/>
+    <w:uiPriority w:val="99"/>
+    <w:unhideWhenUsed/>
+    <w:rsid w:val="00DE3F56"/>
+    <w:pPr>
+      <w:tabs>
+        <w:tab w:val="center" w:pos="4513"/>
+        <w:tab w:val="right" w:pos="9026"/>
+      </w:tabs>
+      <w:spacing w:after="0" w:line="240" w:lineRule="auto"/>
+    </w:pPr>
+  </w:style>
+  <w:style w:type="character" w:customStyle="1" w:styleId="FooterChar">
+    <w:name w:val="Footer Char"/>
+    <w:basedOn w:val="DefaultParagraphFont"/>
+    <w:link w:val="Footer"/>
+    <w:uiPriority w:val="99"/>
+    <w:rsid w:val="00DE3F56"/>
+  </w:style>
 </w:styles>
 </file>
 
@@ -10540,7 +15559,7 @@
             <w:rPr>
               <w:rFonts w:asciiTheme="majorHAnsi" w:eastAsiaTheme="majorEastAsia" w:hAnsiTheme="majorHAnsi" w:cstheme="majorBidi"/>
               <w:caps/>
-              <w:color w:val="156082" w:themeColor="accent1"/>
+              <w:color w:val="4472C4" w:themeColor="accent1"/>
               <w:sz w:val="80"/>
               <w:szCs w:val="80"/>
             </w:rPr>
@@ -10571,7 +15590,7 @@
           </w:pPr>
           <w:r>
             <w:rPr>
-              <w:color w:val="156082" w:themeColor="accent1"/>
+              <w:color w:val="4472C4" w:themeColor="accent1"/>
               <w:sz w:val="28"/>
               <w:szCs w:val="28"/>
             </w:rPr>
@@ -10626,6 +15645,20 @@
     <w:pitch w:val="variable"/>
     <w:sig w:usb0="20000287" w:usb1="00000003" w:usb2="00000000" w:usb3="00000000" w:csb0="0000019F" w:csb1="00000000"/>
   </w:font>
+  <w:font w:name="Calibri">
+    <w:panose1 w:val="020F0502020204030204"/>
+    <w:charset w:val="00"/>
+    <w:family w:val="swiss"/>
+    <w:pitch w:val="variable"/>
+    <w:sig w:usb0="E4002EFF" w:usb1="C000247B" w:usb2="00000009" w:usb3="00000000" w:csb0="000001FF" w:csb1="00000000"/>
+  </w:font>
+  <w:font w:name="Calibri Light">
+    <w:panose1 w:val="020F0302020204030204"/>
+    <w:charset w:val="00"/>
+    <w:family w:val="swiss"/>
+    <w:pitch w:val="variable"/>
+    <w:sig w:usb0="E4002EFF" w:usb1="C000247B" w:usb2="00000009" w:usb3="00000000" w:csb0="000001FF" w:csb1="00000000"/>
+  </w:font>
 </w:fonts>
 </file>
 
@@ -10646,14 +15679,17 @@
   <w:rsids>
     <w:rsidRoot w:val="006C106A"/>
     <w:rsid w:val="00255DD3"/>
+    <w:rsid w:val="00410DE7"/>
     <w:rsid w:val="005840FD"/>
     <w:rsid w:val="005A1859"/>
     <w:rsid w:val="006B59FC"/>
     <w:rsid w:val="006C106A"/>
     <w:rsid w:val="006F10D2"/>
+    <w:rsid w:val="006F2F4B"/>
     <w:rsid w:val="00AA09B9"/>
     <w:rsid w:val="00B13C9E"/>
     <w:rsid w:val="00C416E2"/>
+    <w:rsid w:val="00CA687B"/>
     <w:rsid w:val="00E045FA"/>
     <w:rsid w:val="00E3330B"/>
     <w:rsid w:val="00ED1F7E"/>

--- a/SEN_381_Project_Miletone_1.docx
+++ b/SEN_381_Project_Miletone_1.docx
@@ -164,6 +164,7 @@
             <w:dataBinding w:prefixMappings="xmlns:ns0='http://purl.org/dc/elements/1.1/' xmlns:ns1='http://schemas.openxmlformats.org/package/2006/metadata/core-properties' " w:xpath="/ns1:coreProperties[1]/ns0:subject[1]" w:storeItemID="{6C3C8BC8-F283-45AE-878A-BAB7291924A1}"/>
             <w:text/>
           </w:sdtPr>
+          <w:sdtEndPr/>
           <w:sdtContent>
             <w:p>
               <w:pPr>
@@ -326,6 +327,7 @@
                                     <w:calendar w:val="gregorian"/>
                                   </w:date>
                                 </w:sdtPr>
+                                <w:sdtEndPr/>
                                 <w:sdtContent>
                                   <w:p>
                                     <w:pPr>
@@ -372,6 +374,7 @@
                                     <w:dataBinding w:prefixMappings="xmlns:ns0='http://schemas.openxmlformats.org/officeDocument/2006/extended-properties' " w:xpath="/ns0:Properties[1]/ns0:Company[1]" w:storeItemID="{6668398D-A668-4E3E-A5EB-62B293D839F1}"/>
                                     <w:text/>
                                   </w:sdtPr>
+                                  <w:sdtEndPr/>
                                   <w:sdtContent>
                                     <w:r>
                                       <w:rPr>
@@ -383,6 +386,7 @@
                                   </w:sdtContent>
                                 </w:sdt>
                               </w:p>
+                              <w:bookmarkStart w:id="0" w:name="_Hlk239885160"/>
                               <w:p>
                                 <w:pPr>
                                   <w:pStyle w:val="NoSpacing"/>
@@ -403,6 +407,7 @@
                                     <w:dataBinding w:prefixMappings="xmlns:ns0='http://schemas.microsoft.com/office/2006/coverPageProps' " w:xpath="/ns0:CoverPageProperties[1]/ns0:CompanyAddress[1]" w:storeItemID="{55AF091B-3C7A-41E3-B477-F2FDAA23CFDA}"/>
                                     <w:text/>
                                   </w:sdtPr>
+                                  <w:sdtEndPr/>
                                   <w:sdtContent>
                                     <w:r>
                                       <w:rPr>
@@ -419,6 +424,7 @@
                                   <w:t>FREERK VAN DEN BOS 602074</w:t>
                                 </w:r>
                               </w:p>
+                              <w:bookmarkEnd w:id="0"/>
                               <w:p>
                                 <w:pPr>
                                   <w:pStyle w:val="NoSpacing"/>
@@ -572,6 +578,7 @@
                             </w:sdtContent>
                           </w:sdt>
                         </w:p>
+                        <w:bookmarkStart w:id="1" w:name="_Hlk239885160"/>
                         <w:p>
                           <w:pPr>
                             <w:pStyle w:val="NoSpacing"/>
@@ -608,6 +615,7 @@
                             <w:t>FREERK VAN DEN BOS 602074</w:t>
                           </w:r>
                         </w:p>
+                        <w:bookmarkEnd w:id="1"/>
                         <w:p>
                           <w:pPr>
                             <w:pStyle w:val="NoSpacing"/>
@@ -711,7 +719,7 @@
             <w:rPr>
               <w:rFonts w:eastAsiaTheme="minorEastAsia"/>
               <w:noProof/>
-              <w:lang w:val="en-US"/>
+              <w:lang w:eastAsia="en-ZA"/>
             </w:rPr>
           </w:pPr>
           <w:r>
@@ -723,7 +731,7 @@
           <w:r>
             <w:fldChar w:fldCharType="separate"/>
           </w:r>
-          <w:hyperlink w:anchor="_Toc239873093" w:history="1">
+          <w:hyperlink w:anchor="_Toc239885231" w:history="1">
             <w:r>
               <w:rPr>
                 <w:rStyle w:val="Hyperlink"/>
@@ -750,7 +758,7 @@
                 <w:noProof/>
                 <w:webHidden/>
               </w:rPr>
-              <w:instrText xml:space="preserve"> PAGEREF _Toc239873093 \h </w:instrText>
+              <w:instrText xml:space="preserve"> PAGEREF _Toc239885231 \h </w:instrText>
             </w:r>
             <w:r>
               <w:rPr>
@@ -790,10 +798,10 @@
             <w:rPr>
               <w:rFonts w:eastAsiaTheme="minorEastAsia"/>
               <w:noProof/>
-              <w:lang w:val="en-US"/>
+              <w:lang w:eastAsia="en-ZA"/>
             </w:rPr>
           </w:pPr>
-          <w:hyperlink w:anchor="_Toc239873094" w:history="1">
+          <w:hyperlink w:anchor="_Toc239885232" w:history="1">
             <w:r>
               <w:rPr>
                 <w:rStyle w:val="Hyperlink"/>
@@ -820,7 +828,7 @@
                 <w:noProof/>
                 <w:webHidden/>
               </w:rPr>
-              <w:instrText xml:space="preserve"> PAGEREF _Toc239873094 \h </w:instrText>
+              <w:instrText xml:space="preserve"> PAGEREF _Toc239885232 \h </w:instrText>
             </w:r>
             <w:r>
               <w:rPr>
@@ -860,10 +868,10 @@
             <w:rPr>
               <w:rFonts w:eastAsiaTheme="minorEastAsia"/>
               <w:noProof/>
-              <w:lang w:val="en-US"/>
+              <w:lang w:eastAsia="en-ZA"/>
             </w:rPr>
           </w:pPr>
-          <w:hyperlink w:anchor="_Toc239873095" w:history="1">
+          <w:hyperlink w:anchor="_Toc239885233" w:history="1">
             <w:r>
               <w:rPr>
                 <w:rStyle w:val="Hyperlink"/>
@@ -890,7 +898,7 @@
                 <w:noProof/>
                 <w:webHidden/>
               </w:rPr>
-              <w:instrText xml:space="preserve"> PAGEREF _Toc239873095 \h </w:instrText>
+              <w:instrText xml:space="preserve"> PAGEREF _Toc239885233 \h </w:instrText>
             </w:r>
             <w:r>
               <w:rPr>
@@ -930,10 +938,10 @@
             <w:rPr>
               <w:rFonts w:eastAsiaTheme="minorEastAsia"/>
               <w:noProof/>
-              <w:lang w:val="en-US"/>
+              <w:lang w:eastAsia="en-ZA"/>
             </w:rPr>
           </w:pPr>
-          <w:hyperlink w:anchor="_Toc239873096" w:history="1">
+          <w:hyperlink w:anchor="_Toc239885234" w:history="1">
             <w:r>
               <w:rPr>
                 <w:rStyle w:val="Hyperlink"/>
@@ -960,7 +968,7 @@
                 <w:noProof/>
                 <w:webHidden/>
               </w:rPr>
-              <w:instrText xml:space="preserve"> PAGEREF _Toc239873096 \h </w:instrText>
+              <w:instrText xml:space="preserve"> PAGEREF _Toc239885234 \h </w:instrText>
             </w:r>
             <w:r>
               <w:rPr>
@@ -1000,10 +1008,10 @@
             <w:rPr>
               <w:rFonts w:eastAsiaTheme="minorEastAsia"/>
               <w:noProof/>
-              <w:lang w:val="en-US"/>
+              <w:lang w:eastAsia="en-ZA"/>
             </w:rPr>
           </w:pPr>
-          <w:hyperlink w:anchor="_Toc239873097" w:history="1">
+          <w:hyperlink w:anchor="_Toc239885235" w:history="1">
             <w:r>
               <w:rPr>
                 <w:rStyle w:val="Hyperlink"/>
@@ -1030,7 +1038,7 @@
                 <w:noProof/>
                 <w:webHidden/>
               </w:rPr>
-              <w:instrText xml:space="preserve"> PAGEREF _Toc239873097 \h </w:instrText>
+              <w:instrText xml:space="preserve"> PAGEREF _Toc239885235 \h </w:instrText>
             </w:r>
             <w:r>
               <w:rPr>
@@ -1070,10 +1078,10 @@
             <w:rPr>
               <w:rFonts w:eastAsiaTheme="minorEastAsia"/>
               <w:noProof/>
-              <w:lang w:val="en-US"/>
+              <w:lang w:eastAsia="en-ZA"/>
             </w:rPr>
           </w:pPr>
-          <w:hyperlink w:anchor="_Toc239873098" w:history="1">
+          <w:hyperlink w:anchor="_Toc239885236" w:history="1">
             <w:r>
               <w:rPr>
                 <w:rStyle w:val="Hyperlink"/>
@@ -1100,7 +1108,7 @@
                 <w:noProof/>
                 <w:webHidden/>
               </w:rPr>
-              <w:instrText xml:space="preserve"> PAGEREF _Toc239873098 \h </w:instrText>
+              <w:instrText xml:space="preserve"> PAGEREF _Toc239885236 \h </w:instrText>
             </w:r>
             <w:r>
               <w:rPr>
@@ -1140,10 +1148,10 @@
             <w:rPr>
               <w:rFonts w:eastAsiaTheme="minorEastAsia"/>
               <w:noProof/>
-              <w:lang w:val="en-US"/>
+              <w:lang w:eastAsia="en-ZA"/>
             </w:rPr>
           </w:pPr>
-          <w:hyperlink w:anchor="_Toc239873099" w:history="1">
+          <w:hyperlink w:anchor="_Toc239885237" w:history="1">
             <w:r>
               <w:rPr>
                 <w:rStyle w:val="Hyperlink"/>
@@ -1170,7 +1178,7 @@
                 <w:noProof/>
                 <w:webHidden/>
               </w:rPr>
-              <w:instrText xml:space="preserve"> PAGEREF _Toc239873099 \h </w:instrText>
+              <w:instrText xml:space="preserve"> PAGEREF _Toc239885237 \h </w:instrText>
             </w:r>
             <w:r>
               <w:rPr>
@@ -1210,10 +1218,10 @@
             <w:rPr>
               <w:rFonts w:eastAsiaTheme="minorEastAsia"/>
               <w:noProof/>
-              <w:lang w:val="en-US"/>
+              <w:lang w:eastAsia="en-ZA"/>
             </w:rPr>
           </w:pPr>
-          <w:hyperlink w:anchor="_Toc239873100" w:history="1">
+          <w:hyperlink w:anchor="_Toc239885238" w:history="1">
             <w:r>
               <w:rPr>
                 <w:rStyle w:val="Hyperlink"/>
@@ -1240,7 +1248,7 @@
                 <w:noProof/>
                 <w:webHidden/>
               </w:rPr>
-              <w:instrText xml:space="preserve"> PAGEREF _Toc239873100 \h </w:instrText>
+              <w:instrText xml:space="preserve"> PAGEREF _Toc239885238 \h </w:instrText>
             </w:r>
             <w:r>
               <w:rPr>
@@ -1280,10 +1288,10 @@
             <w:rPr>
               <w:rFonts w:eastAsiaTheme="minorEastAsia"/>
               <w:noProof/>
-              <w:lang w:val="en-US"/>
+              <w:lang w:eastAsia="en-ZA"/>
             </w:rPr>
           </w:pPr>
-          <w:hyperlink w:anchor="_Toc239873101" w:history="1">
+          <w:hyperlink w:anchor="_Toc239885239" w:history="1">
             <w:r>
               <w:rPr>
                 <w:rStyle w:val="Hyperlink"/>
@@ -1310,7 +1318,7 @@
                 <w:noProof/>
                 <w:webHidden/>
               </w:rPr>
-              <w:instrText xml:space="preserve"> PAGEREF _Toc239873101 \h </w:instrText>
+              <w:instrText xml:space="preserve"> PAGEREF _Toc239885239 \h </w:instrText>
             </w:r>
             <w:r>
               <w:rPr>
@@ -1350,10 +1358,10 @@
             <w:rPr>
               <w:rFonts w:eastAsiaTheme="minorEastAsia"/>
               <w:noProof/>
-              <w:lang w:val="en-US"/>
+              <w:lang w:eastAsia="en-ZA"/>
             </w:rPr>
           </w:pPr>
-          <w:hyperlink w:anchor="_Toc239873102" w:history="1">
+          <w:hyperlink w:anchor="_Toc239885240" w:history="1">
             <w:r>
               <w:rPr>
                 <w:rStyle w:val="Hyperlink"/>
@@ -1380,7 +1388,7 @@
                 <w:noProof/>
                 <w:webHidden/>
               </w:rPr>
-              <w:instrText xml:space="preserve"> PAGEREF _Toc239873102 \h </w:instrText>
+              <w:instrText xml:space="preserve"> PAGEREF _Toc239885240 \h </w:instrText>
             </w:r>
             <w:r>
               <w:rPr>
@@ -1420,10 +1428,10 @@
             <w:rPr>
               <w:rFonts w:eastAsiaTheme="minorEastAsia"/>
               <w:noProof/>
-              <w:lang w:val="en-US"/>
+              <w:lang w:eastAsia="en-ZA"/>
             </w:rPr>
           </w:pPr>
-          <w:hyperlink w:anchor="_Toc239873103" w:history="1">
+          <w:hyperlink w:anchor="_Toc239885241" w:history="1">
             <w:r>
               <w:rPr>
                 <w:rStyle w:val="Hyperlink"/>
@@ -1450,7 +1458,7 @@
                 <w:noProof/>
                 <w:webHidden/>
               </w:rPr>
-              <w:instrText xml:space="preserve"> PAGEREF _Toc239873103 \h </w:instrText>
+              <w:instrText xml:space="preserve"> PAGEREF _Toc239885241 \h </w:instrText>
             </w:r>
             <w:r>
               <w:rPr>
@@ -1490,10 +1498,10 @@
             <w:rPr>
               <w:rFonts w:eastAsiaTheme="minorEastAsia"/>
               <w:noProof/>
-              <w:lang w:val="en-US"/>
+              <w:lang w:eastAsia="en-ZA"/>
             </w:rPr>
           </w:pPr>
-          <w:hyperlink w:anchor="_Toc239873104" w:history="1">
+          <w:hyperlink w:anchor="_Toc239885242" w:history="1">
             <w:r>
               <w:rPr>
                 <w:rStyle w:val="Hyperlink"/>
@@ -1520,7 +1528,7 @@
                 <w:noProof/>
                 <w:webHidden/>
               </w:rPr>
-              <w:instrText xml:space="preserve"> PAGEREF _Toc239873104 \h </w:instrText>
+              <w:instrText xml:space="preserve"> PAGEREF _Toc239885242 \h </w:instrText>
             </w:r>
             <w:r>
               <w:rPr>
@@ -1560,10 +1568,10 @@
             <w:rPr>
               <w:rFonts w:eastAsiaTheme="minorEastAsia"/>
               <w:noProof/>
-              <w:lang w:val="en-US"/>
+              <w:lang w:eastAsia="en-ZA"/>
             </w:rPr>
           </w:pPr>
-          <w:hyperlink w:anchor="_Toc239873105" w:history="1">
+          <w:hyperlink w:anchor="_Toc239885243" w:history="1">
             <w:r>
               <w:rPr>
                 <w:rStyle w:val="Hyperlink"/>
@@ -1590,7 +1598,7 @@
                 <w:noProof/>
                 <w:webHidden/>
               </w:rPr>
-              <w:instrText xml:space="preserve"> PAGEREF _Toc239873105 \h </w:instrText>
+              <w:instrText xml:space="preserve"> PAGEREF _Toc239885243 \h </w:instrText>
             </w:r>
             <w:r>
               <w:rPr>
@@ -1630,10 +1638,10 @@
             <w:rPr>
               <w:rFonts w:eastAsiaTheme="minorEastAsia"/>
               <w:noProof/>
-              <w:lang w:val="en-US"/>
+              <w:lang w:eastAsia="en-ZA"/>
             </w:rPr>
           </w:pPr>
-          <w:hyperlink w:anchor="_Toc239873106" w:history="1">
+          <w:hyperlink w:anchor="_Toc239885244" w:history="1">
             <w:r>
               <w:rPr>
                 <w:rStyle w:val="Hyperlink"/>
@@ -1660,7 +1668,7 @@
                 <w:noProof/>
                 <w:webHidden/>
               </w:rPr>
-              <w:instrText xml:space="preserve"> PAGEREF _Toc239873106 \h </w:instrText>
+              <w:instrText xml:space="preserve"> PAGEREF _Toc239885244 \h </w:instrText>
             </w:r>
             <w:r>
               <w:rPr>
@@ -1700,10 +1708,10 @@
             <w:rPr>
               <w:rFonts w:eastAsiaTheme="minorEastAsia"/>
               <w:noProof/>
-              <w:lang w:val="en-US"/>
+              <w:lang w:eastAsia="en-ZA"/>
             </w:rPr>
           </w:pPr>
-          <w:hyperlink w:anchor="_Toc239873107" w:history="1">
+          <w:hyperlink w:anchor="_Toc239885245" w:history="1">
             <w:r>
               <w:rPr>
                 <w:rStyle w:val="Hyperlink"/>
@@ -1730,7 +1738,7 @@
                 <w:noProof/>
                 <w:webHidden/>
               </w:rPr>
-              <w:instrText xml:space="preserve"> PAGEREF _Toc239873107 \h </w:instrText>
+              <w:instrText xml:space="preserve"> PAGEREF _Toc239885245 \h </w:instrText>
             </w:r>
             <w:r>
               <w:rPr>
@@ -1770,10 +1778,10 @@
             <w:rPr>
               <w:rFonts w:eastAsiaTheme="minorEastAsia"/>
               <w:noProof/>
-              <w:lang w:val="en-US"/>
+              <w:lang w:eastAsia="en-ZA"/>
             </w:rPr>
           </w:pPr>
-          <w:hyperlink w:anchor="_Toc239873108" w:history="1">
+          <w:hyperlink w:anchor="_Toc239885246" w:history="1">
             <w:r>
               <w:rPr>
                 <w:rStyle w:val="Hyperlink"/>
@@ -1800,7 +1808,7 @@
                 <w:noProof/>
                 <w:webHidden/>
               </w:rPr>
-              <w:instrText xml:space="preserve"> PAGEREF _Toc239873108 \h </w:instrText>
+              <w:instrText xml:space="preserve"> PAGEREF _Toc239885246 \h </w:instrText>
             </w:r>
             <w:r>
               <w:rPr>
@@ -1840,10 +1848,10 @@
             <w:rPr>
               <w:rFonts w:eastAsiaTheme="minorEastAsia"/>
               <w:noProof/>
-              <w:lang w:val="en-US"/>
+              <w:lang w:eastAsia="en-ZA"/>
             </w:rPr>
           </w:pPr>
-          <w:hyperlink w:anchor="_Toc239873109" w:history="1">
+          <w:hyperlink w:anchor="_Toc239885247" w:history="1">
             <w:r>
               <w:rPr>
                 <w:rStyle w:val="Hyperlink"/>
@@ -1870,7 +1878,7 @@
                 <w:noProof/>
                 <w:webHidden/>
               </w:rPr>
-              <w:instrText xml:space="preserve"> PAGEREF _Toc239873109 \h </w:instrText>
+              <w:instrText xml:space="preserve"> PAGEREF _Toc239885247 \h </w:instrText>
             </w:r>
             <w:r>
               <w:rPr>
@@ -1910,10 +1918,10 @@
             <w:rPr>
               <w:rFonts w:eastAsiaTheme="minorEastAsia"/>
               <w:noProof/>
-              <w:lang w:val="en-US"/>
+              <w:lang w:eastAsia="en-ZA"/>
             </w:rPr>
           </w:pPr>
-          <w:hyperlink w:anchor="_Toc239873110" w:history="1">
+          <w:hyperlink w:anchor="_Toc239885248" w:history="1">
             <w:r>
               <w:rPr>
                 <w:rStyle w:val="Hyperlink"/>
@@ -1940,7 +1948,7 @@
                 <w:noProof/>
                 <w:webHidden/>
               </w:rPr>
-              <w:instrText xml:space="preserve"> PAGEREF _Toc239873110 \h </w:instrText>
+              <w:instrText xml:space="preserve"> PAGEREF _Toc239885248 \h </w:instrText>
             </w:r>
             <w:r>
               <w:rPr>
@@ -1980,10 +1988,10 @@
             <w:rPr>
               <w:rFonts w:eastAsiaTheme="minorEastAsia"/>
               <w:noProof/>
-              <w:lang w:val="en-US"/>
+              <w:lang w:eastAsia="en-ZA"/>
             </w:rPr>
           </w:pPr>
-          <w:hyperlink w:anchor="_Toc239873111" w:history="1">
+          <w:hyperlink w:anchor="_Toc239885249" w:history="1">
             <w:r>
               <w:rPr>
                 <w:rStyle w:val="Hyperlink"/>
@@ -2010,7 +2018,7 @@
                 <w:noProof/>
                 <w:webHidden/>
               </w:rPr>
-              <w:instrText xml:space="preserve"> PAGEREF _Toc239873111 \h </w:instrText>
+              <w:instrText xml:space="preserve"> PAGEREF _Toc239885249 \h </w:instrText>
             </w:r>
             <w:r>
               <w:rPr>
@@ -2050,10 +2058,10 @@
             <w:rPr>
               <w:rFonts w:eastAsiaTheme="minorEastAsia"/>
               <w:noProof/>
-              <w:lang w:val="en-US"/>
+              <w:lang w:eastAsia="en-ZA"/>
             </w:rPr>
           </w:pPr>
-          <w:hyperlink w:anchor="_Toc239873112" w:history="1">
+          <w:hyperlink w:anchor="_Toc239885250" w:history="1">
             <w:r>
               <w:rPr>
                 <w:rStyle w:val="Hyperlink"/>
@@ -2080,7 +2088,7 @@
                 <w:noProof/>
                 <w:webHidden/>
               </w:rPr>
-              <w:instrText xml:space="preserve"> PAGEREF _Toc239873112 \h </w:instrText>
+              <w:instrText xml:space="preserve"> PAGEREF _Toc239885250 \h </w:instrText>
             </w:r>
             <w:r>
               <w:rPr>
@@ -2120,10 +2128,10 @@
             <w:rPr>
               <w:rFonts w:eastAsiaTheme="minorEastAsia"/>
               <w:noProof/>
-              <w:lang w:val="en-US"/>
+              <w:lang w:eastAsia="en-ZA"/>
             </w:rPr>
           </w:pPr>
-          <w:hyperlink w:anchor="_Toc239873113" w:history="1">
+          <w:hyperlink w:anchor="_Toc239885251" w:history="1">
             <w:r>
               <w:rPr>
                 <w:rStyle w:val="Hyperlink"/>
@@ -2150,7 +2158,7 @@
                 <w:noProof/>
                 <w:webHidden/>
               </w:rPr>
-              <w:instrText xml:space="preserve"> PAGEREF _Toc239873113 \h </w:instrText>
+              <w:instrText xml:space="preserve"> PAGEREF _Toc239885251 \h </w:instrText>
             </w:r>
             <w:r>
               <w:rPr>
@@ -2190,10 +2198,10 @@
             <w:rPr>
               <w:rFonts w:eastAsiaTheme="minorEastAsia"/>
               <w:noProof/>
-              <w:lang w:val="en-US"/>
+              <w:lang w:eastAsia="en-ZA"/>
             </w:rPr>
           </w:pPr>
-          <w:hyperlink w:anchor="_Toc239873114" w:history="1">
+          <w:hyperlink w:anchor="_Toc239885252" w:history="1">
             <w:r>
               <w:rPr>
                 <w:rStyle w:val="Hyperlink"/>
@@ -2220,7 +2228,7 @@
                 <w:noProof/>
                 <w:webHidden/>
               </w:rPr>
-              <w:instrText xml:space="preserve"> PAGEREF _Toc239873114 \h </w:instrText>
+              <w:instrText xml:space="preserve"> PAGEREF _Toc239885252 \h </w:instrText>
             </w:r>
             <w:r>
               <w:rPr>
@@ -2260,10 +2268,10 @@
             <w:rPr>
               <w:rFonts w:eastAsiaTheme="minorEastAsia"/>
               <w:noProof/>
-              <w:lang w:val="en-US"/>
+              <w:lang w:eastAsia="en-ZA"/>
             </w:rPr>
           </w:pPr>
-          <w:hyperlink w:anchor="_Toc239873115" w:history="1">
+          <w:hyperlink w:anchor="_Toc239885253" w:history="1">
             <w:r>
               <w:rPr>
                 <w:rStyle w:val="Hyperlink"/>
@@ -2290,7 +2298,7 @@
                 <w:noProof/>
                 <w:webHidden/>
               </w:rPr>
-              <w:instrText xml:space="preserve"> PAGEREF _Toc239873115 \h </w:instrText>
+              <w:instrText xml:space="preserve"> PAGEREF _Toc239885253 \h </w:instrText>
             </w:r>
             <w:r>
               <w:rPr>
@@ -2311,6 +2319,76 @@
                 <w:webHidden/>
               </w:rPr>
               <w:t>13</w:t>
+            </w:r>
+            <w:r>
+              <w:rPr>
+                <w:noProof/>
+                <w:webHidden/>
+              </w:rPr>
+              <w:fldChar w:fldCharType="end"/>
+            </w:r>
+          </w:hyperlink>
+        </w:p>
+        <w:p>
+          <w:pPr>
+            <w:pStyle w:val="TOC2"/>
+            <w:tabs>
+              <w:tab w:val="right" w:leader="dot" w:pos="9016"/>
+            </w:tabs>
+            <w:rPr>
+              <w:rFonts w:eastAsiaTheme="minorEastAsia"/>
+              <w:noProof/>
+              <w:lang w:eastAsia="en-ZA"/>
+            </w:rPr>
+          </w:pPr>
+          <w:hyperlink w:anchor="_Toc239885254" w:history="1">
+            <w:r>
+              <w:rPr>
+                <w:rStyle w:val="Hyperlink"/>
+                <w:noProof/>
+              </w:rPr>
+              <w:t>Example of an end-to-end trace:</w:t>
+            </w:r>
+            <w:r>
+              <w:rPr>
+                <w:noProof/>
+                <w:webHidden/>
+              </w:rPr>
+              <w:tab/>
+            </w:r>
+            <w:r>
+              <w:rPr>
+                <w:noProof/>
+                <w:webHidden/>
+              </w:rPr>
+              <w:fldChar w:fldCharType="begin"/>
+            </w:r>
+            <w:r>
+              <w:rPr>
+                <w:noProof/>
+                <w:webHidden/>
+              </w:rPr>
+              <w:instrText xml:space="preserve"> PAGEREF _Toc239885254 \h </w:instrText>
+            </w:r>
+            <w:r>
+              <w:rPr>
+                <w:noProof/>
+                <w:webHidden/>
+              </w:rPr>
+            </w:r>
+            <w:r>
+              <w:rPr>
+                <w:noProof/>
+                <w:webHidden/>
+              </w:rPr>
+              <w:fldChar w:fldCharType="separate"/>
+            </w:r>
+            <w:r>
+              <w:rPr>
+                <w:noProof/>
+                <w:webHidden/>
+              </w:rPr>
+              <w:t>14</w:t>
             </w:r>
             <w:r>
               <w:rPr>
@@ -2330,16 +2408,16 @@
             <w:rPr>
               <w:rFonts w:eastAsiaTheme="minorEastAsia"/>
               <w:noProof/>
-              <w:lang w:val="en-US"/>
+              <w:lang w:eastAsia="en-ZA"/>
             </w:rPr>
           </w:pPr>
-          <w:hyperlink w:anchor="_Toc239873116" w:history="1">
+          <w:hyperlink w:anchor="_Toc239885255" w:history="1">
             <w:r>
               <w:rPr>
                 <w:rStyle w:val="Hyperlink"/>
                 <w:noProof/>
               </w:rPr>
-              <w:t>Initial RTM</w:t>
+              <w:t>Initial risk register</w:t>
             </w:r>
             <w:r>
               <w:rPr>
@@ -2360,77 +2438,7 @@
                 <w:noProof/>
                 <w:webHidden/>
               </w:rPr>
-              <w:instrText xml:space="preserve"> PAGEREF _Toc239873116 \h </w:instrText>
-            </w:r>
-            <w:r>
-              <w:rPr>
-                <w:noProof/>
-                <w:webHidden/>
-              </w:rPr>
-            </w:r>
-            <w:r>
-              <w:rPr>
-                <w:noProof/>
-                <w:webHidden/>
-              </w:rPr>
-              <w:fldChar w:fldCharType="separate"/>
-            </w:r>
-            <w:r>
-              <w:rPr>
-                <w:noProof/>
-                <w:webHidden/>
-              </w:rPr>
-              <w:t>13</w:t>
-            </w:r>
-            <w:r>
-              <w:rPr>
-                <w:noProof/>
-                <w:webHidden/>
-              </w:rPr>
-              <w:fldChar w:fldCharType="end"/>
-            </w:r>
-          </w:hyperlink>
-        </w:p>
-        <w:p>
-          <w:pPr>
-            <w:pStyle w:val="TOC2"/>
-            <w:tabs>
-              <w:tab w:val="right" w:leader="dot" w:pos="9016"/>
-            </w:tabs>
-            <w:rPr>
-              <w:rFonts w:eastAsiaTheme="minorEastAsia"/>
-              <w:noProof/>
-              <w:lang w:val="en-US"/>
-            </w:rPr>
-          </w:pPr>
-          <w:hyperlink w:anchor="_Toc239873117" w:history="1">
-            <w:r>
-              <w:rPr>
-                <w:rStyle w:val="Hyperlink"/>
-                <w:noProof/>
-              </w:rPr>
-              <w:t>Example of an end-to-end trace:</w:t>
-            </w:r>
-            <w:r>
-              <w:rPr>
-                <w:noProof/>
-                <w:webHidden/>
-              </w:rPr>
-              <w:tab/>
-            </w:r>
-            <w:r>
-              <w:rPr>
-                <w:noProof/>
-                <w:webHidden/>
-              </w:rPr>
-              <w:fldChar w:fldCharType="begin"/>
-            </w:r>
-            <w:r>
-              <w:rPr>
-                <w:noProof/>
-                <w:webHidden/>
-              </w:rPr>
-              <w:instrText xml:space="preserve"> PAGEREF _Toc239873117 \h </w:instrText>
+              <w:instrText xml:space="preserve"> PAGEREF _Toc239885255 \h </w:instrText>
             </w:r>
             <w:r>
               <w:rPr>
@@ -2470,16 +2478,16 @@
             <w:rPr>
               <w:rFonts w:eastAsiaTheme="minorEastAsia"/>
               <w:noProof/>
-              <w:lang w:val="en-US"/>
+              <w:lang w:eastAsia="en-ZA"/>
             </w:rPr>
           </w:pPr>
-          <w:hyperlink w:anchor="_Toc239873118" w:history="1">
+          <w:hyperlink w:anchor="_Toc239885256" w:history="1">
             <w:r>
               <w:rPr>
                 <w:rStyle w:val="Hyperlink"/>
                 <w:noProof/>
               </w:rPr>
-              <w:t>Initial risk register</w:t>
+              <w:t>Forward engineering considerations</w:t>
             </w:r>
             <w:r>
               <w:rPr>
@@ -2500,7 +2508,7 @@
                 <w:noProof/>
                 <w:webHidden/>
               </w:rPr>
-              <w:instrText xml:space="preserve"> PAGEREF _Toc239873118 \h </w:instrText>
+              <w:instrText xml:space="preserve"> PAGEREF _Toc239885256 \h </w:instrText>
             </w:r>
             <w:r>
               <w:rPr>
@@ -2520,7 +2528,7 @@
                 <w:noProof/>
                 <w:webHidden/>
               </w:rPr>
-              <w:t>15</w:t>
+              <w:t>16</w:t>
             </w:r>
             <w:r>
               <w:rPr>
@@ -2540,16 +2548,16 @@
             <w:rPr>
               <w:rFonts w:eastAsiaTheme="minorEastAsia"/>
               <w:noProof/>
-              <w:lang w:val="en-US"/>
+              <w:lang w:eastAsia="en-ZA"/>
             </w:rPr>
           </w:pPr>
-          <w:hyperlink w:anchor="_Toc239873119" w:history="1">
+          <w:hyperlink w:anchor="_Toc239885257" w:history="1">
             <w:r>
               <w:rPr>
                 <w:rStyle w:val="Hyperlink"/>
                 <w:noProof/>
               </w:rPr>
-              <w:t>Forward engineering considerations</w:t>
+              <w:t>Engineering decision log</w:t>
             </w:r>
             <w:r>
               <w:rPr>
@@ -2570,7 +2578,7 @@
                 <w:noProof/>
                 <w:webHidden/>
               </w:rPr>
-              <w:instrText xml:space="preserve"> PAGEREF _Toc239873119 \h </w:instrText>
+              <w:instrText xml:space="preserve"> PAGEREF _Toc239885257 \h </w:instrText>
             </w:r>
             <w:r>
               <w:rPr>
@@ -2590,7 +2598,7 @@
                 <w:noProof/>
                 <w:webHidden/>
               </w:rPr>
-              <w:t>15</w:t>
+              <w:t>18</w:t>
             </w:r>
             <w:r>
               <w:rPr>
@@ -2610,16 +2618,16 @@
             <w:rPr>
               <w:rFonts w:eastAsiaTheme="minorEastAsia"/>
               <w:noProof/>
-              <w:lang w:val="en-US"/>
+              <w:lang w:eastAsia="en-ZA"/>
             </w:rPr>
           </w:pPr>
-          <w:hyperlink w:anchor="_Toc239873120" w:history="1">
+          <w:hyperlink w:anchor="_Toc239885258" w:history="1">
             <w:r>
               <w:rPr>
                 <w:rStyle w:val="Hyperlink"/>
                 <w:noProof/>
               </w:rPr>
-              <w:t>Engineering decision log</w:t>
+              <w:t>AI usage Register</w:t>
             </w:r>
             <w:r>
               <w:rPr>
@@ -2640,7 +2648,7 @@
                 <w:noProof/>
                 <w:webHidden/>
               </w:rPr>
-              <w:instrText xml:space="preserve"> PAGEREF _Toc239873120 \h </w:instrText>
+              <w:instrText xml:space="preserve"> PAGEREF _Toc239885258 \h </w:instrText>
             </w:r>
             <w:r>
               <w:rPr>
@@ -2660,7 +2668,7 @@
                 <w:noProof/>
                 <w:webHidden/>
               </w:rPr>
-              <w:t>15</w:t>
+              <w:t>21</w:t>
             </w:r>
             <w:r>
               <w:rPr>
@@ -2680,16 +2688,18 @@
             <w:rPr>
               <w:rFonts w:eastAsiaTheme="minorEastAsia"/>
               <w:noProof/>
-              <w:lang w:val="en-US"/>
+              <w:lang w:eastAsia="en-ZA"/>
             </w:rPr>
           </w:pPr>
-          <w:hyperlink w:anchor="_Toc239873121" w:history="1">
+          <w:hyperlink w:anchor="_Toc239885259" w:history="1">
             <w:r>
               <w:rPr>
                 <w:rStyle w:val="Hyperlink"/>
-                <w:noProof/>
-              </w:rPr>
-              <w:t>AI usage Register</w:t>
+                <w:b/>
+                <w:noProof/>
+                <w:lang w:val="en-US"/>
+              </w:rPr>
+              <w:t>Team Member</w:t>
             </w:r>
             <w:r>
               <w:rPr>
@@ -2710,7 +2720,7 @@
                 <w:noProof/>
                 <w:webHidden/>
               </w:rPr>
-              <w:instrText xml:space="preserve"> PAGEREF _Toc239873121 \h </w:instrText>
+              <w:instrText xml:space="preserve"> PAGEREF _Toc239885259 \h </w:instrText>
             </w:r>
             <w:r>
               <w:rPr>
@@ -2730,7 +2740,7 @@
                 <w:noProof/>
                 <w:webHidden/>
               </w:rPr>
-              <w:t>16</w:t>
+              <w:t>21</w:t>
             </w:r>
             <w:r>
               <w:rPr>
@@ -2750,13 +2760,656 @@
             <w:rPr>
               <w:rFonts w:eastAsiaTheme="minorEastAsia"/>
               <w:noProof/>
-              <w:lang w:val="en-US"/>
+              <w:lang w:eastAsia="en-ZA"/>
             </w:rPr>
           </w:pPr>
-          <w:hyperlink w:anchor="_Toc239873122" w:history="1">
+          <w:hyperlink w:anchor="_Toc239885260" w:history="1">
             <w:r>
               <w:rPr>
                 <w:rStyle w:val="Hyperlink"/>
+                <w:b/>
+                <w:noProof/>
+                <w:lang w:val="en-US"/>
+              </w:rPr>
+              <w:t>Artefact/Task</w:t>
+            </w:r>
+            <w:r>
+              <w:rPr>
+                <w:noProof/>
+                <w:webHidden/>
+              </w:rPr>
+              <w:tab/>
+            </w:r>
+            <w:r>
+              <w:rPr>
+                <w:noProof/>
+                <w:webHidden/>
+              </w:rPr>
+              <w:fldChar w:fldCharType="begin"/>
+            </w:r>
+            <w:r>
+              <w:rPr>
+                <w:noProof/>
+                <w:webHidden/>
+              </w:rPr>
+              <w:instrText xml:space="preserve"> PAGEREF _Toc239885260 \h </w:instrText>
+            </w:r>
+            <w:r>
+              <w:rPr>
+                <w:noProof/>
+                <w:webHidden/>
+              </w:rPr>
+            </w:r>
+            <w:r>
+              <w:rPr>
+                <w:noProof/>
+                <w:webHidden/>
+              </w:rPr>
+              <w:fldChar w:fldCharType="separate"/>
+            </w:r>
+            <w:r>
+              <w:rPr>
+                <w:noProof/>
+                <w:webHidden/>
+              </w:rPr>
+              <w:t>21</w:t>
+            </w:r>
+            <w:r>
+              <w:rPr>
+                <w:noProof/>
+                <w:webHidden/>
+              </w:rPr>
+              <w:fldChar w:fldCharType="end"/>
+            </w:r>
+          </w:hyperlink>
+        </w:p>
+        <w:p>
+          <w:pPr>
+            <w:pStyle w:val="TOC1"/>
+            <w:tabs>
+              <w:tab w:val="right" w:leader="dot" w:pos="9016"/>
+            </w:tabs>
+            <w:rPr>
+              <w:rFonts w:eastAsiaTheme="minorEastAsia"/>
+              <w:noProof/>
+              <w:lang w:eastAsia="en-ZA"/>
+            </w:rPr>
+          </w:pPr>
+          <w:hyperlink w:anchor="_Toc239885261" w:history="1">
+            <w:r>
+              <w:rPr>
+                <w:rStyle w:val="Hyperlink"/>
+                <w:b/>
+                <w:noProof/>
+                <w:lang w:val="en-US"/>
+              </w:rPr>
+              <w:t>AI Tool Used</w:t>
+            </w:r>
+            <w:r>
+              <w:rPr>
+                <w:noProof/>
+                <w:webHidden/>
+              </w:rPr>
+              <w:tab/>
+            </w:r>
+            <w:r>
+              <w:rPr>
+                <w:noProof/>
+                <w:webHidden/>
+              </w:rPr>
+              <w:fldChar w:fldCharType="begin"/>
+            </w:r>
+            <w:r>
+              <w:rPr>
+                <w:noProof/>
+                <w:webHidden/>
+              </w:rPr>
+              <w:instrText xml:space="preserve"> PAGEREF _Toc239885261 \h </w:instrText>
+            </w:r>
+            <w:r>
+              <w:rPr>
+                <w:noProof/>
+                <w:webHidden/>
+              </w:rPr>
+            </w:r>
+            <w:r>
+              <w:rPr>
+                <w:noProof/>
+                <w:webHidden/>
+              </w:rPr>
+              <w:fldChar w:fldCharType="separate"/>
+            </w:r>
+            <w:r>
+              <w:rPr>
+                <w:noProof/>
+                <w:webHidden/>
+              </w:rPr>
+              <w:t>21</w:t>
+            </w:r>
+            <w:r>
+              <w:rPr>
+                <w:noProof/>
+                <w:webHidden/>
+              </w:rPr>
+              <w:fldChar w:fldCharType="end"/>
+            </w:r>
+          </w:hyperlink>
+        </w:p>
+        <w:p>
+          <w:pPr>
+            <w:pStyle w:val="TOC1"/>
+            <w:tabs>
+              <w:tab w:val="right" w:leader="dot" w:pos="9016"/>
+            </w:tabs>
+            <w:rPr>
+              <w:rFonts w:eastAsiaTheme="minorEastAsia"/>
+              <w:noProof/>
+              <w:lang w:eastAsia="en-ZA"/>
+            </w:rPr>
+          </w:pPr>
+          <w:hyperlink w:anchor="_Toc239885262" w:history="1">
+            <w:r>
+              <w:rPr>
+                <w:rStyle w:val="Hyperlink"/>
+                <w:b/>
+                <w:noProof/>
+                <w:lang w:val="en-US"/>
+              </w:rPr>
+              <w:t>Nature of Assistance</w:t>
+            </w:r>
+            <w:r>
+              <w:rPr>
+                <w:noProof/>
+                <w:webHidden/>
+              </w:rPr>
+              <w:tab/>
+            </w:r>
+            <w:r>
+              <w:rPr>
+                <w:noProof/>
+                <w:webHidden/>
+              </w:rPr>
+              <w:fldChar w:fldCharType="begin"/>
+            </w:r>
+            <w:r>
+              <w:rPr>
+                <w:noProof/>
+                <w:webHidden/>
+              </w:rPr>
+              <w:instrText xml:space="preserve"> PAGEREF _Toc239885262 \h </w:instrText>
+            </w:r>
+            <w:r>
+              <w:rPr>
+                <w:noProof/>
+                <w:webHidden/>
+              </w:rPr>
+            </w:r>
+            <w:r>
+              <w:rPr>
+                <w:noProof/>
+                <w:webHidden/>
+              </w:rPr>
+              <w:fldChar w:fldCharType="separate"/>
+            </w:r>
+            <w:r>
+              <w:rPr>
+                <w:noProof/>
+                <w:webHidden/>
+              </w:rPr>
+              <w:t>21</w:t>
+            </w:r>
+            <w:r>
+              <w:rPr>
+                <w:noProof/>
+                <w:webHidden/>
+              </w:rPr>
+              <w:fldChar w:fldCharType="end"/>
+            </w:r>
+          </w:hyperlink>
+        </w:p>
+        <w:p>
+          <w:pPr>
+            <w:pStyle w:val="TOC1"/>
+            <w:tabs>
+              <w:tab w:val="right" w:leader="dot" w:pos="9016"/>
+            </w:tabs>
+            <w:rPr>
+              <w:rFonts w:eastAsiaTheme="minorEastAsia"/>
+              <w:noProof/>
+              <w:lang w:eastAsia="en-ZA"/>
+            </w:rPr>
+          </w:pPr>
+          <w:hyperlink w:anchor="_Toc239885263" w:history="1">
+            <w:r>
+              <w:rPr>
+                <w:rStyle w:val="Hyperlink"/>
+                <w:b/>
+                <w:noProof/>
+                <w:lang w:val="en-US"/>
+              </w:rPr>
+              <w:t>What Was Verified/Changed/Rejected</w:t>
+            </w:r>
+            <w:r>
+              <w:rPr>
+                <w:noProof/>
+                <w:webHidden/>
+              </w:rPr>
+              <w:tab/>
+            </w:r>
+            <w:r>
+              <w:rPr>
+                <w:noProof/>
+                <w:webHidden/>
+              </w:rPr>
+              <w:fldChar w:fldCharType="begin"/>
+            </w:r>
+            <w:r>
+              <w:rPr>
+                <w:noProof/>
+                <w:webHidden/>
+              </w:rPr>
+              <w:instrText xml:space="preserve"> PAGEREF _Toc239885263 \h </w:instrText>
+            </w:r>
+            <w:r>
+              <w:rPr>
+                <w:noProof/>
+                <w:webHidden/>
+              </w:rPr>
+            </w:r>
+            <w:r>
+              <w:rPr>
+                <w:noProof/>
+                <w:webHidden/>
+              </w:rPr>
+              <w:fldChar w:fldCharType="separate"/>
+            </w:r>
+            <w:r>
+              <w:rPr>
+                <w:noProof/>
+                <w:webHidden/>
+              </w:rPr>
+              <w:t>21</w:t>
+            </w:r>
+            <w:r>
+              <w:rPr>
+                <w:noProof/>
+                <w:webHidden/>
+              </w:rPr>
+              <w:fldChar w:fldCharType="end"/>
+            </w:r>
+          </w:hyperlink>
+        </w:p>
+        <w:p>
+          <w:pPr>
+            <w:pStyle w:val="TOC1"/>
+            <w:tabs>
+              <w:tab w:val="right" w:leader="dot" w:pos="9016"/>
+            </w:tabs>
+            <w:rPr>
+              <w:rFonts w:eastAsiaTheme="minorEastAsia"/>
+              <w:noProof/>
+              <w:lang w:eastAsia="en-ZA"/>
+            </w:rPr>
+          </w:pPr>
+          <w:hyperlink w:anchor="_Toc239885264" w:history="1">
+            <w:r>
+              <w:rPr>
+                <w:rStyle w:val="Hyperlink"/>
+                <w:noProof/>
+                <w:lang w:val="en-US"/>
+              </w:rPr>
+              <w:t>Paul Edward van Zyl</w:t>
+            </w:r>
+            <w:r>
+              <w:rPr>
+                <w:noProof/>
+                <w:webHidden/>
+              </w:rPr>
+              <w:tab/>
+            </w:r>
+            <w:r>
+              <w:rPr>
+                <w:noProof/>
+                <w:webHidden/>
+              </w:rPr>
+              <w:fldChar w:fldCharType="begin"/>
+            </w:r>
+            <w:r>
+              <w:rPr>
+                <w:noProof/>
+                <w:webHidden/>
+              </w:rPr>
+              <w:instrText xml:space="preserve"> PAGEREF _Toc239885264 \h </w:instrText>
+            </w:r>
+            <w:r>
+              <w:rPr>
+                <w:noProof/>
+                <w:webHidden/>
+              </w:rPr>
+            </w:r>
+            <w:r>
+              <w:rPr>
+                <w:noProof/>
+                <w:webHidden/>
+              </w:rPr>
+              <w:fldChar w:fldCharType="separate"/>
+            </w:r>
+            <w:r>
+              <w:rPr>
+                <w:noProof/>
+                <w:webHidden/>
+              </w:rPr>
+              <w:t>21</w:t>
+            </w:r>
+            <w:r>
+              <w:rPr>
+                <w:noProof/>
+                <w:webHidden/>
+              </w:rPr>
+              <w:fldChar w:fldCharType="end"/>
+            </w:r>
+          </w:hyperlink>
+        </w:p>
+        <w:p>
+          <w:pPr>
+            <w:pStyle w:val="TOC1"/>
+            <w:tabs>
+              <w:tab w:val="right" w:leader="dot" w:pos="9016"/>
+            </w:tabs>
+            <w:rPr>
+              <w:rFonts w:eastAsiaTheme="minorEastAsia"/>
+              <w:noProof/>
+              <w:lang w:eastAsia="en-ZA"/>
+            </w:rPr>
+          </w:pPr>
+          <w:hyperlink w:anchor="_Toc239885265" w:history="1">
+            <w:r>
+              <w:rPr>
+                <w:rStyle w:val="Hyperlink"/>
+                <w:noProof/>
+                <w:lang w:val="en-US"/>
+              </w:rPr>
+              <w:t>Drafting initial risk category and considerations list</w:t>
+            </w:r>
+            <w:r>
+              <w:rPr>
+                <w:noProof/>
+                <w:webHidden/>
+              </w:rPr>
+              <w:tab/>
+            </w:r>
+            <w:r>
+              <w:rPr>
+                <w:noProof/>
+                <w:webHidden/>
+              </w:rPr>
+              <w:fldChar w:fldCharType="begin"/>
+            </w:r>
+            <w:r>
+              <w:rPr>
+                <w:noProof/>
+                <w:webHidden/>
+              </w:rPr>
+              <w:instrText xml:space="preserve"> PAGEREF _Toc239885265 \h </w:instrText>
+            </w:r>
+            <w:r>
+              <w:rPr>
+                <w:noProof/>
+                <w:webHidden/>
+              </w:rPr>
+            </w:r>
+            <w:r>
+              <w:rPr>
+                <w:noProof/>
+                <w:webHidden/>
+              </w:rPr>
+              <w:fldChar w:fldCharType="separate"/>
+            </w:r>
+            <w:r>
+              <w:rPr>
+                <w:noProof/>
+                <w:webHidden/>
+              </w:rPr>
+              <w:t>21</w:t>
+            </w:r>
+            <w:r>
+              <w:rPr>
+                <w:noProof/>
+                <w:webHidden/>
+              </w:rPr>
+              <w:fldChar w:fldCharType="end"/>
+            </w:r>
+          </w:hyperlink>
+        </w:p>
+        <w:p>
+          <w:pPr>
+            <w:pStyle w:val="TOC1"/>
+            <w:tabs>
+              <w:tab w:val="right" w:leader="dot" w:pos="9016"/>
+            </w:tabs>
+            <w:rPr>
+              <w:rFonts w:eastAsiaTheme="minorEastAsia"/>
+              <w:noProof/>
+              <w:lang w:eastAsia="en-ZA"/>
+            </w:rPr>
+          </w:pPr>
+          <w:hyperlink w:anchor="_Toc239885266" w:history="1">
+            <w:r>
+              <w:rPr>
+                <w:rStyle w:val="Hyperlink"/>
+                <w:noProof/>
+                <w:lang w:val="en-US"/>
+              </w:rPr>
+              <w:t>Claude</w:t>
+            </w:r>
+            <w:r>
+              <w:rPr>
+                <w:noProof/>
+                <w:webHidden/>
+              </w:rPr>
+              <w:tab/>
+            </w:r>
+            <w:r>
+              <w:rPr>
+                <w:noProof/>
+                <w:webHidden/>
+              </w:rPr>
+              <w:fldChar w:fldCharType="begin"/>
+            </w:r>
+            <w:r>
+              <w:rPr>
+                <w:noProof/>
+                <w:webHidden/>
+              </w:rPr>
+              <w:instrText xml:space="preserve"> PAGEREF _Toc239885266 \h </w:instrText>
+            </w:r>
+            <w:r>
+              <w:rPr>
+                <w:noProof/>
+                <w:webHidden/>
+              </w:rPr>
+            </w:r>
+            <w:r>
+              <w:rPr>
+                <w:noProof/>
+                <w:webHidden/>
+              </w:rPr>
+              <w:fldChar w:fldCharType="separate"/>
+            </w:r>
+            <w:r>
+              <w:rPr>
+                <w:noProof/>
+                <w:webHidden/>
+              </w:rPr>
+              <w:t>21</w:t>
+            </w:r>
+            <w:r>
+              <w:rPr>
+                <w:noProof/>
+                <w:webHidden/>
+              </w:rPr>
+              <w:fldChar w:fldCharType="end"/>
+            </w:r>
+          </w:hyperlink>
+        </w:p>
+        <w:p>
+          <w:pPr>
+            <w:pStyle w:val="TOC1"/>
+            <w:tabs>
+              <w:tab w:val="right" w:leader="dot" w:pos="9016"/>
+            </w:tabs>
+            <w:rPr>
+              <w:rFonts w:eastAsiaTheme="minorEastAsia"/>
+              <w:noProof/>
+              <w:lang w:eastAsia="en-ZA"/>
+            </w:rPr>
+          </w:pPr>
+          <w:hyperlink w:anchor="_Toc239885267" w:history="1">
+            <w:r>
+              <w:rPr>
+                <w:rStyle w:val="Hyperlink"/>
+                <w:noProof/>
+                <w:lang w:val="en-US"/>
+              </w:rPr>
+              <w:t>Suggested a starting set of risk categories and example wording. Helped with engineering considerations list</w:t>
+            </w:r>
+            <w:r>
+              <w:rPr>
+                <w:noProof/>
+                <w:webHidden/>
+              </w:rPr>
+              <w:tab/>
+            </w:r>
+            <w:r>
+              <w:rPr>
+                <w:noProof/>
+                <w:webHidden/>
+              </w:rPr>
+              <w:fldChar w:fldCharType="begin"/>
+            </w:r>
+            <w:r>
+              <w:rPr>
+                <w:noProof/>
+                <w:webHidden/>
+              </w:rPr>
+              <w:instrText xml:space="preserve"> PAGEREF _Toc239885267 \h </w:instrText>
+            </w:r>
+            <w:r>
+              <w:rPr>
+                <w:noProof/>
+                <w:webHidden/>
+              </w:rPr>
+            </w:r>
+            <w:r>
+              <w:rPr>
+                <w:noProof/>
+                <w:webHidden/>
+              </w:rPr>
+              <w:fldChar w:fldCharType="separate"/>
+            </w:r>
+            <w:r>
+              <w:rPr>
+                <w:noProof/>
+                <w:webHidden/>
+              </w:rPr>
+              <w:t>21</w:t>
+            </w:r>
+            <w:r>
+              <w:rPr>
+                <w:noProof/>
+                <w:webHidden/>
+              </w:rPr>
+              <w:fldChar w:fldCharType="end"/>
+            </w:r>
+          </w:hyperlink>
+        </w:p>
+        <w:p>
+          <w:pPr>
+            <w:pStyle w:val="TOC1"/>
+            <w:tabs>
+              <w:tab w:val="right" w:leader="dot" w:pos="9016"/>
+            </w:tabs>
+            <w:rPr>
+              <w:rFonts w:eastAsiaTheme="minorEastAsia"/>
+              <w:noProof/>
+              <w:lang w:eastAsia="en-ZA"/>
+            </w:rPr>
+          </w:pPr>
+          <w:hyperlink w:anchor="_Toc239885268" w:history="1">
+            <w:r>
+              <w:rPr>
+                <w:rStyle w:val="Hyperlink"/>
+                <w:noProof/>
+                <w:lang w:val="en-US"/>
+              </w:rPr>
+              <w:t>Team cross-checked categories against CivicConnect's actual scope; rewrote 3 of 5 example risks as project-specific; removed one category</w:t>
+            </w:r>
+            <w:r>
+              <w:rPr>
+                <w:noProof/>
+                <w:webHidden/>
+              </w:rPr>
+              <w:tab/>
+            </w:r>
+            <w:r>
+              <w:rPr>
+                <w:noProof/>
+                <w:webHidden/>
+              </w:rPr>
+              <w:fldChar w:fldCharType="begin"/>
+            </w:r>
+            <w:r>
+              <w:rPr>
+                <w:noProof/>
+                <w:webHidden/>
+              </w:rPr>
+              <w:instrText xml:space="preserve"> PAGEREF _Toc239885268 \h </w:instrText>
+            </w:r>
+            <w:r>
+              <w:rPr>
+                <w:noProof/>
+                <w:webHidden/>
+              </w:rPr>
+            </w:r>
+            <w:r>
+              <w:rPr>
+                <w:noProof/>
+                <w:webHidden/>
+              </w:rPr>
+              <w:fldChar w:fldCharType="separate"/>
+            </w:r>
+            <w:r>
+              <w:rPr>
+                <w:noProof/>
+                <w:webHidden/>
+              </w:rPr>
+              <w:t>21</w:t>
+            </w:r>
+            <w:r>
+              <w:rPr>
+                <w:noProof/>
+                <w:webHidden/>
+              </w:rPr>
+              <w:fldChar w:fldCharType="end"/>
+            </w:r>
+          </w:hyperlink>
+        </w:p>
+        <w:p>
+          <w:pPr>
+            <w:pStyle w:val="TOC1"/>
+            <w:tabs>
+              <w:tab w:val="right" w:leader="dot" w:pos="9016"/>
+            </w:tabs>
+            <w:rPr>
+              <w:rFonts w:eastAsiaTheme="minorEastAsia"/>
+              <w:noProof/>
+              <w:lang w:eastAsia="en-ZA"/>
+            </w:rPr>
+          </w:pPr>
+          <w:hyperlink w:anchor="_Toc239885269" w:history="1">
+            <w:r>
+              <w:rPr>
+                <w:rStyle w:val="Hyperlink"/>
                 <w:noProof/>
               </w:rPr>
               <w:t>Sign off</w:t>
@@ -2780,7 +3433,7 @@
                 <w:noProof/>
                 <w:webHidden/>
               </w:rPr>
-              <w:instrText xml:space="preserve"> PAGEREF _Toc239873122 \h </w:instrText>
+              <w:instrText xml:space="preserve"> PAGEREF _Toc239885269 \h </w:instrText>
             </w:r>
             <w:r>
               <w:rPr>
@@ -2800,7 +3453,7 @@
                 <w:noProof/>
                 <w:webHidden/>
               </w:rPr>
-              <w:t>17</w:t>
+              <w:t>21</w:t>
             </w:r>
             <w:r>
               <w:rPr>
@@ -2834,7 +3487,7 @@
       <w:pPr>
         <w:pStyle w:val="Heading1"/>
       </w:pPr>
-      <w:bookmarkStart w:id="0" w:name="_Toc239873093"/>
+      <w:bookmarkStart w:id="1" w:name="_Toc239885231"/>
       <w:r>
         <w:lastRenderedPageBreak/>
         <w:t>Problem</w:t>
@@ -2845,7 +3498,7 @@
       <w:r>
         <w:t xml:space="preserve"> &amp; business need</w:t>
       </w:r>
-      <w:bookmarkEnd w:id="0"/>
+      <w:bookmarkEnd w:id="1"/>
     </w:p>
     <w:p>
       <w:r>
@@ -2903,11 +3556,11 @@
       <w:pPr>
         <w:pStyle w:val="Heading1"/>
       </w:pPr>
-      <w:bookmarkStart w:id="1" w:name="_Toc239873094"/>
+      <w:bookmarkStart w:id="2" w:name="_Toc239885232"/>
       <w:r>
         <w:t>Stakeholder analysis</w:t>
       </w:r>
-      <w:bookmarkEnd w:id="1"/>
+      <w:bookmarkEnd w:id="2"/>
       <w:r>
         <w:t xml:space="preserve"> </w:t>
       </w:r>
@@ -3274,17 +3927,17 @@
       <w:pPr>
         <w:pStyle w:val="Heading1"/>
       </w:pPr>
-      <w:bookmarkStart w:id="2" w:name="_Toc239873095"/>
+      <w:bookmarkStart w:id="3" w:name="_Toc239885233"/>
       <w:r>
         <w:t>Scope baseline</w:t>
       </w:r>
-      <w:bookmarkEnd w:id="2"/>
+      <w:bookmarkEnd w:id="3"/>
     </w:p>
     <w:p>
       <w:pPr>
         <w:pStyle w:val="Heading2"/>
       </w:pPr>
-      <w:bookmarkStart w:id="3" w:name="_Toc239873096"/>
+      <w:bookmarkStart w:id="4" w:name="_Toc239885234"/>
       <w:r>
         <w:t xml:space="preserve">In </w:t>
       </w:r>
@@ -3294,17 +3947,17 @@
       <w:r>
         <w:t>cope</w:t>
       </w:r>
-      <w:bookmarkEnd w:id="3"/>
+      <w:bookmarkEnd w:id="4"/>
     </w:p>
     <w:p>
       <w:pPr>
         <w:pStyle w:val="Heading3"/>
       </w:pPr>
-      <w:bookmarkStart w:id="4" w:name="_Toc239873097"/>
+      <w:bookmarkStart w:id="5" w:name="_Toc239885235"/>
       <w:r>
         <w:t>Request submission &amp; tracking</w:t>
       </w:r>
-      <w:bookmarkEnd w:id="4"/>
+      <w:bookmarkEnd w:id="5"/>
       <w:r>
         <w:t xml:space="preserve"> </w:t>
       </w:r>
@@ -3373,12 +4026,12 @@
       <w:pPr>
         <w:pStyle w:val="Heading3"/>
       </w:pPr>
-      <w:bookmarkStart w:id="5" w:name="_Toc239873098"/>
+      <w:bookmarkStart w:id="6" w:name="_Toc239885236"/>
       <w:r>
         <w:lastRenderedPageBreak/>
         <w:t>Staff assignment and status management</w:t>
       </w:r>
-      <w:bookmarkEnd w:id="5"/>
+      <w:bookmarkEnd w:id="6"/>
     </w:p>
     <w:p>
       <w:pPr>
@@ -3468,11 +4121,11 @@
       <w:pPr>
         <w:pStyle w:val="Heading3"/>
       </w:pPr>
-      <w:bookmarkStart w:id="6" w:name="_Toc239873099"/>
+      <w:bookmarkStart w:id="7" w:name="_Toc239885237"/>
       <w:r>
         <w:t>Management reporting &amp; oversight</w:t>
       </w:r>
-      <w:bookmarkEnd w:id="6"/>
+      <w:bookmarkEnd w:id="7"/>
     </w:p>
     <w:p>
       <w:pPr>
@@ -3514,7 +4167,7 @@
       <w:pPr>
         <w:pStyle w:val="Heading3"/>
       </w:pPr>
-      <w:bookmarkStart w:id="7" w:name="_Toc239873100"/>
+      <w:bookmarkStart w:id="8" w:name="_Toc239885238"/>
       <w:r>
         <w:t xml:space="preserve">Access </w:t>
       </w:r>
@@ -3523,37 +4176,6 @@
       </w:r>
       <w:r>
         <w:t>ontrol</w:t>
-      </w:r>
-      <w:bookmarkEnd w:id="7"/>
-    </w:p>
-    <w:p>
-      <w:pPr>
-        <w:pStyle w:val="ListParagraph"/>
-        <w:numPr>
-          <w:ilvl w:val="0"/>
-          <w:numId w:val="4"/>
-        </w:numPr>
-      </w:pPr>
-      <w:r>
-        <w:t xml:space="preserve">Basic </w:t>
-      </w:r>
-      <w:r>
-        <w:t>role-based</w:t>
-      </w:r>
-      <w:r>
-        <w:t xml:space="preserve"> access control</w:t>
-      </w:r>
-      <w:r>
-        <w:t xml:space="preserve"> separating Requester/Staff/Management views</w:t>
-      </w:r>
-    </w:p>
-    <w:p>
-      <w:pPr>
-        <w:pStyle w:val="Heading2"/>
-      </w:pPr>
-      <w:bookmarkStart w:id="8" w:name="_Toc239873101"/>
-      <w:r>
-        <w:t>Out of scope</w:t>
       </w:r>
       <w:bookmarkEnd w:id="8"/>
     </w:p>
@@ -3566,14 +4188,27 @@
         </w:numPr>
       </w:pPr>
       <w:r>
-        <w:t>SMS/push notifications-</w:t>
-      </w:r>
-      <w:r>
-        <w:t xml:space="preserve"> excluded on cost grounds</w:t>
-      </w:r>
-      <w:r>
-        <w:t xml:space="preserve"> (requires a paid SMS gateway)</w:t>
-      </w:r>
+        <w:t xml:space="preserve">Basic </w:t>
+      </w:r>
+      <w:r>
+        <w:t>role-based</w:t>
+      </w:r>
+      <w:r>
+        <w:t xml:space="preserve"> access control</w:t>
+      </w:r>
+      <w:r>
+        <w:t xml:space="preserve"> separating Requester/Staff/Management views</w:t>
+      </w:r>
+    </w:p>
+    <w:p>
+      <w:pPr>
+        <w:pStyle w:val="Heading2"/>
+      </w:pPr>
+      <w:bookmarkStart w:id="9" w:name="_Toc239885239"/>
+      <w:r>
+        <w:t>Out of scope</w:t>
+      </w:r>
+      <w:bookmarkEnd w:id="9"/>
     </w:p>
     <w:p>
       <w:pPr>
@@ -3584,13 +4219,13 @@
         </w:numPr>
       </w:pPr>
       <w:r>
-        <w:t>Native mobile application</w:t>
-      </w:r>
-      <w:r>
-        <w:t xml:space="preserve">- </w:t>
-      </w:r>
-      <w:r>
-        <w:t>excluded on schedule and team-capability grounds</w:t>
+        <w:t>SMS/push notifications-</w:t>
+      </w:r>
+      <w:r>
+        <w:t xml:space="preserve"> excluded on cost grounds</w:t>
+      </w:r>
+      <w:r>
+        <w:t xml:space="preserve"> (requires a paid SMS gateway)</w:t>
       </w:r>
     </w:p>
     <w:p>
@@ -3602,19 +4237,13 @@
         </w:numPr>
       </w:pPr>
       <w:r>
-        <w:t>Multi-language support</w:t>
+        <w:t>Native mobile application</w:t>
       </w:r>
       <w:r>
         <w:t xml:space="preserve">- </w:t>
       </w:r>
       <w:r>
-        <w:t>excluded on</w:t>
-      </w:r>
-      <w:r>
-        <w:t xml:space="preserve"> schedule </w:t>
-      </w:r>
-      <w:r>
-        <w:t>grounds</w:t>
+        <w:t>excluded on schedule and team-capability grounds</w:t>
       </w:r>
     </w:p>
     <w:p>
@@ -3626,6 +4255,30 @@
         </w:numPr>
       </w:pPr>
       <w:r>
+        <w:t>Multi-language support</w:t>
+      </w:r>
+      <w:r>
+        <w:t xml:space="preserve">- </w:t>
+      </w:r>
+      <w:r>
+        <w:t>excluded on</w:t>
+      </w:r>
+      <w:r>
+        <w:t xml:space="preserve"> schedule </w:t>
+      </w:r>
+      <w:r>
+        <w:t>grounds</w:t>
+      </w:r>
+    </w:p>
+    <w:p>
+      <w:pPr>
+        <w:pStyle w:val="ListParagraph"/>
+        <w:numPr>
+          <w:ilvl w:val="0"/>
+          <w:numId w:val="4"/>
+        </w:numPr>
+      </w:pPr>
+      <w:r>
         <w:t>Advanced analytics/BI dashboards — excluded as beyond core business need for this project</w:t>
       </w:r>
       <w:r>
@@ -3636,11 +4289,11 @@
       <w:pPr>
         <w:pStyle w:val="Heading2"/>
       </w:pPr>
-      <w:bookmarkStart w:id="9" w:name="_Toc239873102"/>
+      <w:bookmarkStart w:id="10" w:name="_Toc239885240"/>
       <w:r>
         <w:t>Deferred / future scope</w:t>
       </w:r>
-      <w:bookmarkEnd w:id="9"/>
+      <w:bookmarkEnd w:id="10"/>
     </w:p>
     <w:p>
       <w:pPr>
@@ -3685,11 +4338,11 @@
       <w:pPr>
         <w:pStyle w:val="Heading2"/>
       </w:pPr>
-      <w:bookmarkStart w:id="10" w:name="_Toc239873103"/>
+      <w:bookmarkStart w:id="11" w:name="_Toc239885241"/>
       <w:r>
         <w:t>Exclusion defence</w:t>
       </w:r>
-      <w:bookmarkEnd w:id="10"/>
+      <w:bookmarkEnd w:id="11"/>
     </w:p>
     <w:p>
       <w:r>
@@ -3709,24 +4362,24 @@
       <w:pPr>
         <w:pStyle w:val="Heading1"/>
       </w:pPr>
-      <w:bookmarkStart w:id="11" w:name="_Toc239873104"/>
+      <w:bookmarkStart w:id="12" w:name="_Toc239885242"/>
       <w:r>
         <w:lastRenderedPageBreak/>
         <w:t>Requirements &amp; acceptance criteria</w:t>
       </w:r>
-      <w:bookmarkEnd w:id="11"/>
+      <w:bookmarkEnd w:id="12"/>
     </w:p>
     <w:p>
       <w:pPr>
         <w:pStyle w:val="Heading2"/>
       </w:pPr>
-      <w:bookmarkStart w:id="12" w:name="_Toc239857438"/>
-      <w:bookmarkStart w:id="13" w:name="_Toc239873105"/>
+      <w:bookmarkStart w:id="13" w:name="_Toc239857438"/>
+      <w:bookmarkStart w:id="14" w:name="_Toc239885243"/>
       <w:r>
         <w:t>Functional Requirements (FRs)</w:t>
       </w:r>
-      <w:bookmarkEnd w:id="12"/>
       <w:bookmarkEnd w:id="13"/>
+      <w:bookmarkEnd w:id="14"/>
     </w:p>
     <w:p>
       <w:r>
@@ -4690,13 +5343,8 @@
             <w:pPr>
               <w:cnfStyle w:val="000000100000" w:firstRow="0" w:lastRow="0" w:firstColumn="0" w:lastColumn="0" w:oddVBand="0" w:evenVBand="0" w:oddHBand="1" w:evenHBand="0" w:firstRowFirstColumn="0" w:firstRowLastColumn="0" w:lastRowFirstColumn="0" w:lastRowLastColumn="0"/>
             </w:pPr>
-            <w:proofErr w:type="gramStart"/>
-            <w:r>
-              <w:t>In order to</w:t>
-            </w:r>
-            <w:proofErr w:type="gramEnd"/>
-            <w:r>
-              <w:t xml:space="preserve"> facilitate accountability and service-performance analysis, the system should give managers sufficient request-level and aggregated data.</w:t>
+            <w:r>
+              <w:t>In order to facilitate accountability and service-performance analysis, the system should give managers sufficient request-level and aggregated data.</w:t>
             </w:r>
           </w:p>
         </w:tc>
@@ -4733,13 +5381,13 @@
       <w:pPr>
         <w:pStyle w:val="Heading2"/>
       </w:pPr>
-      <w:bookmarkStart w:id="14" w:name="_Toc239857439"/>
-      <w:bookmarkStart w:id="15" w:name="_Toc239873106"/>
+      <w:bookmarkStart w:id="15" w:name="_Toc239857439"/>
+      <w:bookmarkStart w:id="16" w:name="_Toc239885244"/>
       <w:r>
         <w:t>Non-Functional Requirements (NFRs):</w:t>
       </w:r>
-      <w:bookmarkEnd w:id="14"/>
       <w:bookmarkEnd w:id="15"/>
+      <w:bookmarkEnd w:id="16"/>
     </w:p>
     <w:p>
       <w:r>
@@ -5385,14 +6033,14 @@
       <w:pPr>
         <w:pStyle w:val="Heading2"/>
       </w:pPr>
-      <w:bookmarkStart w:id="16" w:name="_Toc239857440"/>
-      <w:bookmarkStart w:id="17" w:name="_Toc239873107"/>
+      <w:bookmarkStart w:id="17" w:name="_Toc239857440"/>
+      <w:bookmarkStart w:id="18" w:name="_Toc239885245"/>
       <w:r>
         <w:lastRenderedPageBreak/>
         <w:t>Acceptance criteria:</w:t>
       </w:r>
-      <w:bookmarkEnd w:id="16"/>
       <w:bookmarkEnd w:id="17"/>
+      <w:bookmarkEnd w:id="18"/>
     </w:p>
     <w:tbl>
       <w:tblPr>
@@ -6135,21 +6783,21 @@
       <w:pPr>
         <w:pStyle w:val="Heading1"/>
       </w:pPr>
-      <w:bookmarkStart w:id="18" w:name="_Toc239873108"/>
+      <w:bookmarkStart w:id="19" w:name="_Toc239885246"/>
       <w:r>
         <w:t>Constraints</w:t>
       </w:r>
-      <w:bookmarkEnd w:id="18"/>
+      <w:bookmarkEnd w:id="19"/>
     </w:p>
     <w:p>
       <w:pPr>
         <w:pStyle w:val="Heading2"/>
       </w:pPr>
-      <w:bookmarkStart w:id="19" w:name="_Toc239873109"/>
+      <w:bookmarkStart w:id="20" w:name="_Toc239885247"/>
       <w:r>
         <w:t>Scope constraint</w:t>
       </w:r>
-      <w:bookmarkEnd w:id="19"/>
+      <w:bookmarkEnd w:id="20"/>
     </w:p>
     <w:p>
       <w:r>
@@ -6161,11 +6809,11 @@
       <w:pPr>
         <w:pStyle w:val="Heading2"/>
       </w:pPr>
-      <w:bookmarkStart w:id="20" w:name="_Toc239873110"/>
+      <w:bookmarkStart w:id="21" w:name="_Toc239885248"/>
       <w:r>
         <w:t>Schedule constraint</w:t>
       </w:r>
-      <w:bookmarkEnd w:id="20"/>
+      <w:bookmarkEnd w:id="21"/>
     </w:p>
     <w:p>
       <w:r>
@@ -6182,11 +6830,11 @@
       <w:pPr>
         <w:pStyle w:val="Heading2"/>
       </w:pPr>
-      <w:bookmarkStart w:id="21" w:name="_Toc239873111"/>
+      <w:bookmarkStart w:id="22" w:name="_Toc239885249"/>
       <w:r>
         <w:t>Cost/Resources constraint</w:t>
       </w:r>
-      <w:bookmarkEnd w:id="21"/>
+      <w:bookmarkEnd w:id="22"/>
       <w:r>
         <w:t xml:space="preserve"> </w:t>
       </w:r>
@@ -6206,12 +6854,12 @@
       <w:pPr>
         <w:pStyle w:val="Heading2"/>
       </w:pPr>
-      <w:bookmarkStart w:id="22" w:name="_Toc239873112"/>
+      <w:bookmarkStart w:id="23" w:name="_Toc239885250"/>
       <w:r>
         <w:lastRenderedPageBreak/>
         <w:t>Quality constraint</w:t>
       </w:r>
-      <w:bookmarkEnd w:id="22"/>
+      <w:bookmarkEnd w:id="23"/>
     </w:p>
     <w:p>
       <w:r>
@@ -6222,11 +6870,11 @@
       <w:pPr>
         <w:pStyle w:val="Heading2"/>
       </w:pPr>
-      <w:bookmarkStart w:id="23" w:name="_Toc239873113"/>
+      <w:bookmarkStart w:id="24" w:name="_Toc239885251"/>
       <w:r>
         <w:t>Security Constraint</w:t>
       </w:r>
-      <w:bookmarkEnd w:id="23"/>
+      <w:bookmarkEnd w:id="24"/>
     </w:p>
     <w:p>
       <w:r>
@@ -6237,11 +6885,11 @@
       <w:pPr>
         <w:pStyle w:val="Heading2"/>
       </w:pPr>
-      <w:bookmarkStart w:id="24" w:name="_Toc239873114"/>
+      <w:bookmarkStart w:id="25" w:name="_Toc239885252"/>
       <w:r>
         <w:t>Trade-off</w:t>
       </w:r>
-      <w:bookmarkEnd w:id="24"/>
+      <w:bookmarkEnd w:id="25"/>
     </w:p>
     <w:p>
       <w:r>
@@ -6271,23 +6919,13 @@
       <w:r>
         <w:t>. This pushes security responsibility from the infrastructure layer to the application layer. We've recorded the reduced infrastructure-level protection as a residual risk rather than assuming the free tier is safe by default.</w:t>
       </w:r>
-    </w:p>
-    <w:p>
-      <w:pPr>
-        <w:pStyle w:val="Heading1"/>
-      </w:pPr>
-      <w:bookmarkStart w:id="25" w:name="_Toc239873115"/>
-      <w:r>
-        <w:t>Initial RTM</w:t>
-      </w:r>
-      <w:bookmarkEnd w:id="25"/>
     </w:p>
     <w:p>
       <w:pPr>
         <w:pStyle w:val="Heading1"/>
       </w:pPr>
       <w:bookmarkStart w:id="26" w:name="_Toc239857442"/>
-      <w:bookmarkStart w:id="27" w:name="_Toc239873116"/>
+      <w:bookmarkStart w:id="27" w:name="_Toc239885253"/>
       <w:r>
         <w:t>Initial RTM</w:t>
       </w:r>
@@ -7114,7 +7752,6 @@
           </w:tcPr>
           <w:p>
             <w:r>
-              <w:lastRenderedPageBreak/>
               <w:t>Staff</w:t>
             </w:r>
           </w:p>
@@ -7274,6 +7911,7 @@
           </w:tcPr>
           <w:p>
             <w:r>
+              <w:lastRenderedPageBreak/>
               <w:t>Staff</w:t>
             </w:r>
           </w:p>
@@ -7828,7 +8466,7 @@
         <w:pStyle w:val="Heading2"/>
       </w:pPr>
       <w:bookmarkStart w:id="28" w:name="_Toc239857443"/>
-      <w:bookmarkStart w:id="29" w:name="_Toc239873117"/>
+      <w:bookmarkStart w:id="29" w:name="_Toc239885254"/>
       <w:r>
         <w:t>Example of an end-to-end trace:</w:t>
       </w:r>
@@ -7916,18 +8554,2017 @@
       <w:pPr>
         <w:pStyle w:val="Heading1"/>
       </w:pPr>
-      <w:bookmarkStart w:id="30" w:name="_Toc239873118"/>
-      <w:r>
-        <w:lastRenderedPageBreak/>
+      <w:bookmarkStart w:id="30" w:name="_Toc239885255"/>
+      <w:r>
         <w:t>Initial risk register</w:t>
       </w:r>
       <w:bookmarkEnd w:id="30"/>
+    </w:p>
+    <w:p>
+      <w:pPr>
+        <w:rPr>
+          <w:b/>
+          <w:bCs/>
+          <w:lang w:val="en-US"/>
+        </w:rPr>
+      </w:pPr>
+      <w:r>
+        <w:rPr>
+          <w:b/>
+          <w:bCs/>
+          <w:lang w:val="en-US"/>
+        </w:rPr>
+        <w:t>1. Initial Risk Register</w:t>
+      </w:r>
+    </w:p>
+    <w:tbl>
+      <w:tblPr>
+        <w:tblW w:w="10206" w:type="dxa"/>
+        <w:tblInd w:w="-1139" w:type="dxa"/>
+        <w:tblBorders>
+          <w:top w:val="single" w:sz="4" w:space="0" w:color="auto"/>
+          <w:left w:val="single" w:sz="4" w:space="0" w:color="auto"/>
+          <w:bottom w:val="single" w:sz="4" w:space="0" w:color="auto"/>
+          <w:right w:val="single" w:sz="4" w:space="0" w:color="auto"/>
+          <w:insideH w:val="single" w:sz="4" w:space="0" w:color="auto"/>
+          <w:insideV w:val="single" w:sz="4" w:space="0" w:color="auto"/>
+        </w:tblBorders>
+        <w:tblLayout w:type="fixed"/>
+        <w:tblLook w:val="04A0" w:firstRow="1" w:lastRow="0" w:firstColumn="1" w:lastColumn="0" w:noHBand="0" w:noVBand="1"/>
+      </w:tblPr>
+      <w:tblGrid>
+        <w:gridCol w:w="602"/>
+        <w:gridCol w:w="1383"/>
+        <w:gridCol w:w="1417"/>
+        <w:gridCol w:w="709"/>
+        <w:gridCol w:w="709"/>
+        <w:gridCol w:w="992"/>
+        <w:gridCol w:w="2126"/>
+        <w:gridCol w:w="2268"/>
+      </w:tblGrid>
+      <w:tr>
+        <w:tc>
+          <w:tcPr>
+            <w:tcW w:w="602" w:type="dxa"/>
+            <w:shd w:val="clear" w:color="auto" w:fill="1B365D"/>
+            <w:tcMar>
+              <w:top w:w="100" w:type="dxa"/>
+              <w:left w:w="150" w:type="dxa"/>
+              <w:bottom w:w="100" w:type="dxa"/>
+              <w:right w:w="150" w:type="dxa"/>
+            </w:tcMar>
+            <w:hideMark/>
+          </w:tcPr>
+          <w:p>
+            <w:pPr>
+              <w:rPr>
+                <w:sz w:val="18"/>
+                <w:szCs w:val="18"/>
+                <w:lang w:val="en-US"/>
+              </w:rPr>
+            </w:pPr>
+            <w:r>
+              <w:rPr>
+                <w:b/>
+                <w:sz w:val="18"/>
+                <w:szCs w:val="18"/>
+                <w:lang w:val="en-US"/>
+              </w:rPr>
+              <w:t>ID</w:t>
+            </w:r>
+          </w:p>
+        </w:tc>
+        <w:tc>
+          <w:tcPr>
+            <w:tcW w:w="1383" w:type="dxa"/>
+            <w:shd w:val="clear" w:color="auto" w:fill="1B365D"/>
+            <w:tcMar>
+              <w:top w:w="100" w:type="dxa"/>
+              <w:left w:w="150" w:type="dxa"/>
+              <w:bottom w:w="100" w:type="dxa"/>
+              <w:right w:w="150" w:type="dxa"/>
+            </w:tcMar>
+            <w:hideMark/>
+          </w:tcPr>
+          <w:p>
+            <w:pPr>
+              <w:rPr>
+                <w:sz w:val="18"/>
+                <w:szCs w:val="18"/>
+                <w:lang w:val="en-US"/>
+              </w:rPr>
+            </w:pPr>
+            <w:r>
+              <w:rPr>
+                <w:b/>
+                <w:sz w:val="18"/>
+                <w:szCs w:val="18"/>
+                <w:lang w:val="en-US"/>
+              </w:rPr>
+              <w:t>Risk Description</w:t>
+            </w:r>
+          </w:p>
+        </w:tc>
+        <w:tc>
+          <w:tcPr>
+            <w:tcW w:w="1417" w:type="dxa"/>
+            <w:shd w:val="clear" w:color="auto" w:fill="1B365D"/>
+            <w:tcMar>
+              <w:top w:w="100" w:type="dxa"/>
+              <w:left w:w="150" w:type="dxa"/>
+              <w:bottom w:w="100" w:type="dxa"/>
+              <w:right w:w="150" w:type="dxa"/>
+            </w:tcMar>
+            <w:hideMark/>
+          </w:tcPr>
+          <w:p>
+            <w:pPr>
+              <w:rPr>
+                <w:sz w:val="18"/>
+                <w:szCs w:val="18"/>
+                <w:lang w:val="en-US"/>
+              </w:rPr>
+            </w:pPr>
+            <w:r>
+              <w:rPr>
+                <w:b/>
+                <w:sz w:val="18"/>
+                <w:szCs w:val="18"/>
+                <w:lang w:val="en-US"/>
+              </w:rPr>
+              <w:t>Category</w:t>
+            </w:r>
+          </w:p>
+        </w:tc>
+        <w:tc>
+          <w:tcPr>
+            <w:tcW w:w="709" w:type="dxa"/>
+            <w:shd w:val="clear" w:color="auto" w:fill="1B365D"/>
+            <w:tcMar>
+              <w:top w:w="100" w:type="dxa"/>
+              <w:left w:w="150" w:type="dxa"/>
+              <w:bottom w:w="100" w:type="dxa"/>
+              <w:right w:w="150" w:type="dxa"/>
+            </w:tcMar>
+            <w:hideMark/>
+          </w:tcPr>
+          <w:p>
+            <w:pPr>
+              <w:rPr>
+                <w:sz w:val="18"/>
+                <w:szCs w:val="18"/>
+                <w:lang w:val="en-US"/>
+              </w:rPr>
+            </w:pPr>
+            <w:r>
+              <w:rPr>
+                <w:b/>
+                <w:sz w:val="18"/>
+                <w:szCs w:val="18"/>
+                <w:lang w:val="en-US"/>
+              </w:rPr>
+              <w:t>Prob</w:t>
+            </w:r>
+          </w:p>
+        </w:tc>
+        <w:tc>
+          <w:tcPr>
+            <w:tcW w:w="709" w:type="dxa"/>
+            <w:shd w:val="clear" w:color="auto" w:fill="1B365D"/>
+            <w:tcMar>
+              <w:top w:w="100" w:type="dxa"/>
+              <w:left w:w="150" w:type="dxa"/>
+              <w:bottom w:w="100" w:type="dxa"/>
+              <w:right w:w="150" w:type="dxa"/>
+            </w:tcMar>
+            <w:hideMark/>
+          </w:tcPr>
+          <w:p>
+            <w:pPr>
+              <w:rPr>
+                <w:sz w:val="18"/>
+                <w:szCs w:val="18"/>
+                <w:lang w:val="en-US"/>
+              </w:rPr>
+            </w:pPr>
+            <w:r>
+              <w:rPr>
+                <w:b/>
+                <w:sz w:val="18"/>
+                <w:szCs w:val="18"/>
+                <w:lang w:val="en-US"/>
+              </w:rPr>
+              <w:t>Imp</w:t>
+            </w:r>
+          </w:p>
+        </w:tc>
+        <w:tc>
+          <w:tcPr>
+            <w:tcW w:w="992" w:type="dxa"/>
+            <w:shd w:val="clear" w:color="auto" w:fill="1B365D"/>
+            <w:tcMar>
+              <w:top w:w="100" w:type="dxa"/>
+              <w:left w:w="150" w:type="dxa"/>
+              <w:bottom w:w="100" w:type="dxa"/>
+              <w:right w:w="150" w:type="dxa"/>
+            </w:tcMar>
+            <w:hideMark/>
+          </w:tcPr>
+          <w:p>
+            <w:pPr>
+              <w:rPr>
+                <w:sz w:val="18"/>
+                <w:szCs w:val="18"/>
+                <w:lang w:val="en-US"/>
+              </w:rPr>
+            </w:pPr>
+            <w:r>
+              <w:rPr>
+                <w:b/>
+                <w:sz w:val="18"/>
+                <w:szCs w:val="18"/>
+                <w:lang w:val="en-US"/>
+              </w:rPr>
+              <w:t>Priority</w:t>
+            </w:r>
+          </w:p>
+        </w:tc>
+        <w:tc>
+          <w:tcPr>
+            <w:tcW w:w="2126" w:type="dxa"/>
+            <w:shd w:val="clear" w:color="auto" w:fill="1B365D"/>
+            <w:tcMar>
+              <w:top w:w="100" w:type="dxa"/>
+              <w:left w:w="150" w:type="dxa"/>
+              <w:bottom w:w="100" w:type="dxa"/>
+              <w:right w:w="150" w:type="dxa"/>
+            </w:tcMar>
+            <w:hideMark/>
+          </w:tcPr>
+          <w:p>
+            <w:pPr>
+              <w:rPr>
+                <w:sz w:val="18"/>
+                <w:szCs w:val="18"/>
+                <w:lang w:val="en-US"/>
+              </w:rPr>
+            </w:pPr>
+            <w:r>
+              <w:rPr>
+                <w:b/>
+                <w:sz w:val="18"/>
+                <w:szCs w:val="18"/>
+                <w:lang w:val="en-US"/>
+              </w:rPr>
+              <w:t>Mitigation</w:t>
+            </w:r>
+          </w:p>
+        </w:tc>
+        <w:tc>
+          <w:tcPr>
+            <w:tcW w:w="2268" w:type="dxa"/>
+            <w:shd w:val="clear" w:color="auto" w:fill="1B365D"/>
+            <w:tcMar>
+              <w:top w:w="100" w:type="dxa"/>
+              <w:left w:w="150" w:type="dxa"/>
+              <w:bottom w:w="100" w:type="dxa"/>
+              <w:right w:w="150" w:type="dxa"/>
+            </w:tcMar>
+            <w:hideMark/>
+          </w:tcPr>
+          <w:p>
+            <w:pPr>
+              <w:rPr>
+                <w:sz w:val="18"/>
+                <w:szCs w:val="18"/>
+                <w:lang w:val="en-US"/>
+              </w:rPr>
+            </w:pPr>
+            <w:r>
+              <w:rPr>
+                <w:b/>
+                <w:sz w:val="18"/>
+                <w:szCs w:val="18"/>
+                <w:lang w:val="en-US"/>
+              </w:rPr>
+              <w:t>Contingency</w:t>
+            </w:r>
+          </w:p>
+        </w:tc>
+      </w:tr>
+      <w:tr>
+        <w:tc>
+          <w:tcPr>
+            <w:tcW w:w="602" w:type="dxa"/>
+            <w:tcMar>
+              <w:top w:w="100" w:type="dxa"/>
+              <w:left w:w="150" w:type="dxa"/>
+              <w:bottom w:w="100" w:type="dxa"/>
+              <w:right w:w="150" w:type="dxa"/>
+            </w:tcMar>
+            <w:hideMark/>
+          </w:tcPr>
+          <w:p>
+            <w:pPr>
+              <w:rPr>
+                <w:sz w:val="18"/>
+                <w:szCs w:val="18"/>
+                <w:lang w:val="en-US"/>
+              </w:rPr>
+            </w:pPr>
+            <w:r>
+              <w:rPr>
+                <w:sz w:val="18"/>
+                <w:szCs w:val="18"/>
+                <w:lang w:val="en-US"/>
+              </w:rPr>
+              <w:t>RSK-001</w:t>
+            </w:r>
+          </w:p>
+        </w:tc>
+        <w:tc>
+          <w:tcPr>
+            <w:tcW w:w="1383" w:type="dxa"/>
+            <w:tcMar>
+              <w:top w:w="100" w:type="dxa"/>
+              <w:left w:w="150" w:type="dxa"/>
+              <w:bottom w:w="100" w:type="dxa"/>
+              <w:right w:w="150" w:type="dxa"/>
+            </w:tcMar>
+            <w:hideMark/>
+          </w:tcPr>
+          <w:p>
+            <w:pPr>
+              <w:rPr>
+                <w:sz w:val="18"/>
+                <w:szCs w:val="18"/>
+                <w:lang w:val="en-US"/>
+              </w:rPr>
+            </w:pPr>
+            <w:r>
+              <w:rPr>
+                <w:sz w:val="18"/>
+                <w:szCs w:val="18"/>
+                <w:lang w:val="en-US"/>
+              </w:rPr>
+              <w:t xml:space="preserve">Team member unavailability (illness, </w:t>
+            </w:r>
+            <w:r>
+              <w:rPr>
+                <w:sz w:val="18"/>
+                <w:szCs w:val="18"/>
+                <w:lang w:val="en-US"/>
+              </w:rPr>
+              <w:lastRenderedPageBreak/>
+              <w:t>exams, dropout) disrupts delivery of a milestone component</w:t>
+            </w:r>
+          </w:p>
+        </w:tc>
+        <w:tc>
+          <w:tcPr>
+            <w:tcW w:w="1417" w:type="dxa"/>
+            <w:tcMar>
+              <w:top w:w="100" w:type="dxa"/>
+              <w:left w:w="150" w:type="dxa"/>
+              <w:bottom w:w="100" w:type="dxa"/>
+              <w:right w:w="150" w:type="dxa"/>
+            </w:tcMar>
+            <w:hideMark/>
+          </w:tcPr>
+          <w:p>
+            <w:pPr>
+              <w:rPr>
+                <w:sz w:val="18"/>
+                <w:szCs w:val="18"/>
+                <w:lang w:val="en-US"/>
+              </w:rPr>
+            </w:pPr>
+            <w:r>
+              <w:rPr>
+                <w:sz w:val="18"/>
+                <w:szCs w:val="18"/>
+                <w:lang w:val="en-US"/>
+              </w:rPr>
+              <w:lastRenderedPageBreak/>
+              <w:t>Team/Schedule</w:t>
+            </w:r>
+          </w:p>
+        </w:tc>
+        <w:tc>
+          <w:tcPr>
+            <w:tcW w:w="709" w:type="dxa"/>
+            <w:tcMar>
+              <w:top w:w="100" w:type="dxa"/>
+              <w:left w:w="150" w:type="dxa"/>
+              <w:bottom w:w="100" w:type="dxa"/>
+              <w:right w:w="150" w:type="dxa"/>
+            </w:tcMar>
+            <w:hideMark/>
+          </w:tcPr>
+          <w:p>
+            <w:pPr>
+              <w:rPr>
+                <w:sz w:val="18"/>
+                <w:szCs w:val="18"/>
+                <w:lang w:val="en-US"/>
+              </w:rPr>
+            </w:pPr>
+            <w:r>
+              <w:rPr>
+                <w:sz w:val="18"/>
+                <w:szCs w:val="18"/>
+                <w:lang w:val="en-US"/>
+              </w:rPr>
+              <w:t>M</w:t>
+            </w:r>
+          </w:p>
+        </w:tc>
+        <w:tc>
+          <w:tcPr>
+            <w:tcW w:w="709" w:type="dxa"/>
+            <w:tcMar>
+              <w:top w:w="100" w:type="dxa"/>
+              <w:left w:w="150" w:type="dxa"/>
+              <w:bottom w:w="100" w:type="dxa"/>
+              <w:right w:w="150" w:type="dxa"/>
+            </w:tcMar>
+            <w:hideMark/>
+          </w:tcPr>
+          <w:p>
+            <w:pPr>
+              <w:rPr>
+                <w:sz w:val="18"/>
+                <w:szCs w:val="18"/>
+                <w:lang w:val="en-US"/>
+              </w:rPr>
+            </w:pPr>
+            <w:r>
+              <w:rPr>
+                <w:sz w:val="18"/>
+                <w:szCs w:val="18"/>
+                <w:lang w:val="en-US"/>
+              </w:rPr>
+              <w:t>H</w:t>
+            </w:r>
+          </w:p>
+        </w:tc>
+        <w:tc>
+          <w:tcPr>
+            <w:tcW w:w="992" w:type="dxa"/>
+            <w:tcMar>
+              <w:top w:w="100" w:type="dxa"/>
+              <w:left w:w="150" w:type="dxa"/>
+              <w:bottom w:w="100" w:type="dxa"/>
+              <w:right w:w="150" w:type="dxa"/>
+            </w:tcMar>
+            <w:hideMark/>
+          </w:tcPr>
+          <w:p>
+            <w:pPr>
+              <w:rPr>
+                <w:sz w:val="18"/>
+                <w:szCs w:val="18"/>
+                <w:lang w:val="en-US"/>
+              </w:rPr>
+            </w:pPr>
+            <w:r>
+              <w:rPr>
+                <w:sz w:val="18"/>
+                <w:szCs w:val="18"/>
+                <w:lang w:val="en-US"/>
+              </w:rPr>
+              <w:t>High</w:t>
+            </w:r>
+          </w:p>
+        </w:tc>
+        <w:tc>
+          <w:tcPr>
+            <w:tcW w:w="2126" w:type="dxa"/>
+            <w:tcMar>
+              <w:top w:w="100" w:type="dxa"/>
+              <w:left w:w="150" w:type="dxa"/>
+              <w:bottom w:w="100" w:type="dxa"/>
+              <w:right w:w="150" w:type="dxa"/>
+            </w:tcMar>
+            <w:hideMark/>
+          </w:tcPr>
+          <w:p>
+            <w:pPr>
+              <w:rPr>
+                <w:sz w:val="18"/>
+                <w:szCs w:val="18"/>
+                <w:lang w:val="en-US"/>
+              </w:rPr>
+            </w:pPr>
+            <w:r>
+              <w:rPr>
+                <w:sz w:val="18"/>
+                <w:szCs w:val="18"/>
+                <w:lang w:val="en-US"/>
+              </w:rPr>
+              <w:t xml:space="preserve">Cross-training via shared PED reviews; no single-owner knowledge silos; </w:t>
+            </w:r>
+            <w:r>
+              <w:rPr>
+                <w:sz w:val="18"/>
+                <w:szCs w:val="18"/>
+                <w:lang w:val="en-US"/>
+              </w:rPr>
+              <w:lastRenderedPageBreak/>
+              <w:t>weekly sync with visible task board</w:t>
+            </w:r>
+          </w:p>
+        </w:tc>
+        <w:tc>
+          <w:tcPr>
+            <w:tcW w:w="2268" w:type="dxa"/>
+            <w:tcMar>
+              <w:top w:w="100" w:type="dxa"/>
+              <w:left w:w="150" w:type="dxa"/>
+              <w:bottom w:w="100" w:type="dxa"/>
+              <w:right w:w="150" w:type="dxa"/>
+            </w:tcMar>
+            <w:hideMark/>
+          </w:tcPr>
+          <w:p>
+            <w:pPr>
+              <w:rPr>
+                <w:sz w:val="18"/>
+                <w:szCs w:val="18"/>
+                <w:lang w:val="en-US"/>
+              </w:rPr>
+            </w:pPr>
+            <w:r>
+              <w:rPr>
+                <w:sz w:val="18"/>
+                <w:szCs w:val="18"/>
+                <w:lang w:val="en-US"/>
+              </w:rPr>
+              <w:lastRenderedPageBreak/>
+              <w:t>Redistribute open issues; extend internal deadline buffer</w:t>
+            </w:r>
+          </w:p>
+        </w:tc>
+      </w:tr>
+      <w:tr>
+        <w:tc>
+          <w:tcPr>
+            <w:tcW w:w="602" w:type="dxa"/>
+            <w:tcMar>
+              <w:top w:w="100" w:type="dxa"/>
+              <w:left w:w="150" w:type="dxa"/>
+              <w:bottom w:w="100" w:type="dxa"/>
+              <w:right w:w="150" w:type="dxa"/>
+            </w:tcMar>
+            <w:hideMark/>
+          </w:tcPr>
+          <w:p>
+            <w:pPr>
+              <w:rPr>
+                <w:sz w:val="18"/>
+                <w:szCs w:val="18"/>
+                <w:lang w:val="en-US"/>
+              </w:rPr>
+            </w:pPr>
+            <w:r>
+              <w:rPr>
+                <w:sz w:val="18"/>
+                <w:szCs w:val="18"/>
+                <w:lang w:val="en-US"/>
+              </w:rPr>
+              <w:t>RSK-002</w:t>
+            </w:r>
+          </w:p>
+        </w:tc>
+        <w:tc>
+          <w:tcPr>
+            <w:tcW w:w="1383" w:type="dxa"/>
+            <w:tcMar>
+              <w:top w:w="100" w:type="dxa"/>
+              <w:left w:w="150" w:type="dxa"/>
+              <w:bottom w:w="100" w:type="dxa"/>
+              <w:right w:w="150" w:type="dxa"/>
+            </w:tcMar>
+            <w:hideMark/>
+          </w:tcPr>
+          <w:p>
+            <w:pPr>
+              <w:rPr>
+                <w:sz w:val="18"/>
+                <w:szCs w:val="18"/>
+                <w:lang w:val="en-US"/>
+              </w:rPr>
+            </w:pPr>
+            <w:r>
+              <w:rPr>
+                <w:sz w:val="18"/>
+                <w:szCs w:val="18"/>
+                <w:lang w:val="en-US"/>
+              </w:rPr>
+              <w:t>Requirements drift — client/lecturer feedback introduces scope not covered by current baseline</w:t>
+            </w:r>
+          </w:p>
+        </w:tc>
+        <w:tc>
+          <w:tcPr>
+            <w:tcW w:w="1417" w:type="dxa"/>
+            <w:tcMar>
+              <w:top w:w="100" w:type="dxa"/>
+              <w:left w:w="150" w:type="dxa"/>
+              <w:bottom w:w="100" w:type="dxa"/>
+              <w:right w:w="150" w:type="dxa"/>
+            </w:tcMar>
+            <w:hideMark/>
+          </w:tcPr>
+          <w:p>
+            <w:pPr>
+              <w:rPr>
+                <w:sz w:val="18"/>
+                <w:szCs w:val="18"/>
+                <w:lang w:val="en-US"/>
+              </w:rPr>
+            </w:pPr>
+            <w:r>
+              <w:rPr>
+                <w:sz w:val="18"/>
+                <w:szCs w:val="18"/>
+                <w:lang w:val="en-US"/>
+              </w:rPr>
+              <w:t>Scope</w:t>
+            </w:r>
+          </w:p>
+        </w:tc>
+        <w:tc>
+          <w:tcPr>
+            <w:tcW w:w="709" w:type="dxa"/>
+            <w:tcMar>
+              <w:top w:w="100" w:type="dxa"/>
+              <w:left w:w="150" w:type="dxa"/>
+              <w:bottom w:w="100" w:type="dxa"/>
+              <w:right w:w="150" w:type="dxa"/>
+            </w:tcMar>
+            <w:hideMark/>
+          </w:tcPr>
+          <w:p>
+            <w:pPr>
+              <w:rPr>
+                <w:sz w:val="18"/>
+                <w:szCs w:val="18"/>
+                <w:lang w:val="en-US"/>
+              </w:rPr>
+            </w:pPr>
+            <w:r>
+              <w:rPr>
+                <w:sz w:val="18"/>
+                <w:szCs w:val="18"/>
+                <w:lang w:val="en-US"/>
+              </w:rPr>
+              <w:t>H</w:t>
+            </w:r>
+          </w:p>
+        </w:tc>
+        <w:tc>
+          <w:tcPr>
+            <w:tcW w:w="709" w:type="dxa"/>
+            <w:tcMar>
+              <w:top w:w="100" w:type="dxa"/>
+              <w:left w:w="150" w:type="dxa"/>
+              <w:bottom w:w="100" w:type="dxa"/>
+              <w:right w:w="150" w:type="dxa"/>
+            </w:tcMar>
+            <w:hideMark/>
+          </w:tcPr>
+          <w:p>
+            <w:pPr>
+              <w:rPr>
+                <w:sz w:val="18"/>
+                <w:szCs w:val="18"/>
+                <w:lang w:val="en-US"/>
+              </w:rPr>
+            </w:pPr>
+            <w:r>
+              <w:rPr>
+                <w:sz w:val="18"/>
+                <w:szCs w:val="18"/>
+                <w:lang w:val="en-US"/>
+              </w:rPr>
+              <w:t>M</w:t>
+            </w:r>
+          </w:p>
+        </w:tc>
+        <w:tc>
+          <w:tcPr>
+            <w:tcW w:w="992" w:type="dxa"/>
+            <w:tcMar>
+              <w:top w:w="100" w:type="dxa"/>
+              <w:left w:w="150" w:type="dxa"/>
+              <w:bottom w:w="100" w:type="dxa"/>
+              <w:right w:w="150" w:type="dxa"/>
+            </w:tcMar>
+            <w:hideMark/>
+          </w:tcPr>
+          <w:p>
+            <w:pPr>
+              <w:rPr>
+                <w:sz w:val="18"/>
+                <w:szCs w:val="18"/>
+                <w:lang w:val="en-US"/>
+              </w:rPr>
+            </w:pPr>
+            <w:r>
+              <w:rPr>
+                <w:sz w:val="18"/>
+                <w:szCs w:val="18"/>
+                <w:lang w:val="en-US"/>
+              </w:rPr>
+              <w:t>High</w:t>
+            </w:r>
+          </w:p>
+        </w:tc>
+        <w:tc>
+          <w:tcPr>
+            <w:tcW w:w="2126" w:type="dxa"/>
+            <w:tcMar>
+              <w:top w:w="100" w:type="dxa"/>
+              <w:left w:w="150" w:type="dxa"/>
+              <w:bottom w:w="100" w:type="dxa"/>
+              <w:right w:w="150" w:type="dxa"/>
+            </w:tcMar>
+            <w:hideMark/>
+          </w:tcPr>
+          <w:p>
+            <w:pPr>
+              <w:rPr>
+                <w:sz w:val="18"/>
+                <w:szCs w:val="18"/>
+                <w:lang w:val="en-US"/>
+              </w:rPr>
+            </w:pPr>
+            <w:r>
+              <w:rPr>
+                <w:sz w:val="18"/>
+                <w:szCs w:val="18"/>
+                <w:lang w:val="en-US"/>
+              </w:rPr>
+              <w:t>Explicit scope baseline with in/out/deferred; change-request note added to Decision Log before any requirement is altered</w:t>
+            </w:r>
+          </w:p>
+        </w:tc>
+        <w:tc>
+          <w:tcPr>
+            <w:tcW w:w="2268" w:type="dxa"/>
+            <w:tcMar>
+              <w:top w:w="100" w:type="dxa"/>
+              <w:left w:w="150" w:type="dxa"/>
+              <w:bottom w:w="100" w:type="dxa"/>
+              <w:right w:w="150" w:type="dxa"/>
+            </w:tcMar>
+            <w:hideMark/>
+          </w:tcPr>
+          <w:p>
+            <w:pPr>
+              <w:rPr>
+                <w:sz w:val="18"/>
+                <w:szCs w:val="18"/>
+                <w:lang w:val="en-US"/>
+              </w:rPr>
+            </w:pPr>
+            <w:r>
+              <w:rPr>
+                <w:sz w:val="18"/>
+                <w:szCs w:val="18"/>
+                <w:lang w:val="en-US"/>
+              </w:rPr>
+              <w:t>Log as deferred/future scope item; re-baseline only via team review</w:t>
+            </w:r>
+          </w:p>
+        </w:tc>
+      </w:tr>
+      <w:tr>
+        <w:tc>
+          <w:tcPr>
+            <w:tcW w:w="602" w:type="dxa"/>
+            <w:tcMar>
+              <w:top w:w="100" w:type="dxa"/>
+              <w:left w:w="150" w:type="dxa"/>
+              <w:bottom w:w="100" w:type="dxa"/>
+              <w:right w:w="150" w:type="dxa"/>
+            </w:tcMar>
+            <w:hideMark/>
+          </w:tcPr>
+          <w:p>
+            <w:pPr>
+              <w:rPr>
+                <w:sz w:val="18"/>
+                <w:szCs w:val="18"/>
+                <w:lang w:val="en-US"/>
+              </w:rPr>
+            </w:pPr>
+            <w:r>
+              <w:rPr>
+                <w:sz w:val="18"/>
+                <w:szCs w:val="18"/>
+                <w:lang w:val="en-US"/>
+              </w:rPr>
+              <w:t>RSK-003</w:t>
+            </w:r>
+          </w:p>
+        </w:tc>
+        <w:tc>
+          <w:tcPr>
+            <w:tcW w:w="1383" w:type="dxa"/>
+            <w:tcMar>
+              <w:top w:w="100" w:type="dxa"/>
+              <w:left w:w="150" w:type="dxa"/>
+              <w:bottom w:w="100" w:type="dxa"/>
+              <w:right w:w="150" w:type="dxa"/>
+            </w:tcMar>
+            <w:hideMark/>
+          </w:tcPr>
+          <w:p>
+            <w:pPr>
+              <w:rPr>
+                <w:sz w:val="18"/>
+                <w:szCs w:val="18"/>
+                <w:lang w:val="en-US"/>
+              </w:rPr>
+            </w:pPr>
+            <w:r>
+              <w:rPr>
+                <w:sz w:val="18"/>
+                <w:szCs w:val="18"/>
+                <w:lang w:val="en-US"/>
+              </w:rPr>
+              <w:t>Weak or broken traceability between requirements -&gt; RTM -&gt; future test evidence, discovered late</w:t>
+            </w:r>
+          </w:p>
+        </w:tc>
+        <w:tc>
+          <w:tcPr>
+            <w:tcW w:w="1417" w:type="dxa"/>
+            <w:tcMar>
+              <w:top w:w="100" w:type="dxa"/>
+              <w:left w:w="150" w:type="dxa"/>
+              <w:bottom w:w="100" w:type="dxa"/>
+              <w:right w:w="150" w:type="dxa"/>
+            </w:tcMar>
+            <w:hideMark/>
+          </w:tcPr>
+          <w:p>
+            <w:pPr>
+              <w:rPr>
+                <w:sz w:val="18"/>
+                <w:szCs w:val="18"/>
+                <w:lang w:val="en-US"/>
+              </w:rPr>
+            </w:pPr>
+            <w:r>
+              <w:rPr>
+                <w:sz w:val="18"/>
+                <w:szCs w:val="18"/>
+                <w:lang w:val="en-US"/>
+              </w:rPr>
+              <w:t>Quality/Traceability</w:t>
+            </w:r>
+          </w:p>
+        </w:tc>
+        <w:tc>
+          <w:tcPr>
+            <w:tcW w:w="709" w:type="dxa"/>
+            <w:tcMar>
+              <w:top w:w="100" w:type="dxa"/>
+              <w:left w:w="150" w:type="dxa"/>
+              <w:bottom w:w="100" w:type="dxa"/>
+              <w:right w:w="150" w:type="dxa"/>
+            </w:tcMar>
+            <w:hideMark/>
+          </w:tcPr>
+          <w:p>
+            <w:pPr>
+              <w:rPr>
+                <w:sz w:val="18"/>
+                <w:szCs w:val="18"/>
+                <w:lang w:val="en-US"/>
+              </w:rPr>
+            </w:pPr>
+            <w:r>
+              <w:rPr>
+                <w:sz w:val="18"/>
+                <w:szCs w:val="18"/>
+                <w:lang w:val="en-US"/>
+              </w:rPr>
+              <w:t>M</w:t>
+            </w:r>
+          </w:p>
+        </w:tc>
+        <w:tc>
+          <w:tcPr>
+            <w:tcW w:w="709" w:type="dxa"/>
+            <w:tcMar>
+              <w:top w:w="100" w:type="dxa"/>
+              <w:left w:w="150" w:type="dxa"/>
+              <w:bottom w:w="100" w:type="dxa"/>
+              <w:right w:w="150" w:type="dxa"/>
+            </w:tcMar>
+            <w:hideMark/>
+          </w:tcPr>
+          <w:p>
+            <w:pPr>
+              <w:rPr>
+                <w:sz w:val="18"/>
+                <w:szCs w:val="18"/>
+                <w:lang w:val="en-US"/>
+              </w:rPr>
+            </w:pPr>
+            <w:r>
+              <w:rPr>
+                <w:sz w:val="18"/>
+                <w:szCs w:val="18"/>
+                <w:lang w:val="en-US"/>
+              </w:rPr>
+              <w:t>H</w:t>
+            </w:r>
+          </w:p>
+        </w:tc>
+        <w:tc>
+          <w:tcPr>
+            <w:tcW w:w="992" w:type="dxa"/>
+            <w:tcMar>
+              <w:top w:w="100" w:type="dxa"/>
+              <w:left w:w="150" w:type="dxa"/>
+              <w:bottom w:w="100" w:type="dxa"/>
+              <w:right w:w="150" w:type="dxa"/>
+            </w:tcMar>
+            <w:hideMark/>
+          </w:tcPr>
+          <w:p>
+            <w:pPr>
+              <w:rPr>
+                <w:sz w:val="18"/>
+                <w:szCs w:val="18"/>
+                <w:lang w:val="en-US"/>
+              </w:rPr>
+            </w:pPr>
+            <w:r>
+              <w:rPr>
+                <w:sz w:val="18"/>
+                <w:szCs w:val="18"/>
+                <w:lang w:val="en-US"/>
+              </w:rPr>
+              <w:t>High</w:t>
+            </w:r>
+          </w:p>
+        </w:tc>
+        <w:tc>
+          <w:tcPr>
+            <w:tcW w:w="2126" w:type="dxa"/>
+            <w:tcMar>
+              <w:top w:w="100" w:type="dxa"/>
+              <w:left w:w="150" w:type="dxa"/>
+              <w:bottom w:w="100" w:type="dxa"/>
+              <w:right w:w="150" w:type="dxa"/>
+            </w:tcMar>
+            <w:hideMark/>
+          </w:tcPr>
+          <w:p>
+            <w:pPr>
+              <w:rPr>
+                <w:sz w:val="18"/>
+                <w:szCs w:val="18"/>
+                <w:lang w:val="en-US"/>
+              </w:rPr>
+            </w:pPr>
+            <w:r>
+              <w:rPr>
+                <w:sz w:val="18"/>
+                <w:szCs w:val="18"/>
+                <w:lang w:val="en-US"/>
+              </w:rPr>
+              <w:t>RTM built and populated from M1 onward; each new FR/NFR gets an RTM row at creation time</w:t>
+            </w:r>
+          </w:p>
+        </w:tc>
+        <w:tc>
+          <w:tcPr>
+            <w:tcW w:w="2268" w:type="dxa"/>
+            <w:tcMar>
+              <w:top w:w="100" w:type="dxa"/>
+              <w:left w:w="150" w:type="dxa"/>
+              <w:bottom w:w="100" w:type="dxa"/>
+              <w:right w:w="150" w:type="dxa"/>
+            </w:tcMar>
+            <w:hideMark/>
+          </w:tcPr>
+          <w:p>
+            <w:pPr>
+              <w:rPr>
+                <w:sz w:val="18"/>
+                <w:szCs w:val="18"/>
+                <w:lang w:val="en-US"/>
+              </w:rPr>
+            </w:pPr>
+            <w:r>
+              <w:rPr>
+                <w:sz w:val="18"/>
+                <w:szCs w:val="18"/>
+                <w:lang w:val="en-US"/>
+              </w:rPr>
+              <w:t>Dedicated traceability audit session before next milestone gate</w:t>
+            </w:r>
+          </w:p>
+        </w:tc>
+      </w:tr>
+      <w:tr>
+        <w:tc>
+          <w:tcPr>
+            <w:tcW w:w="602" w:type="dxa"/>
+            <w:tcMar>
+              <w:top w:w="100" w:type="dxa"/>
+              <w:left w:w="150" w:type="dxa"/>
+              <w:bottom w:w="100" w:type="dxa"/>
+              <w:right w:w="150" w:type="dxa"/>
+            </w:tcMar>
+            <w:hideMark/>
+          </w:tcPr>
+          <w:p>
+            <w:pPr>
+              <w:rPr>
+                <w:sz w:val="18"/>
+                <w:szCs w:val="18"/>
+                <w:lang w:val="en-US"/>
+              </w:rPr>
+            </w:pPr>
+            <w:r>
+              <w:rPr>
+                <w:sz w:val="18"/>
+                <w:szCs w:val="18"/>
+                <w:lang w:val="en-US"/>
+              </w:rPr>
+              <w:t>RSK-004</w:t>
+            </w:r>
+          </w:p>
+        </w:tc>
+        <w:tc>
+          <w:tcPr>
+            <w:tcW w:w="1383" w:type="dxa"/>
+            <w:tcMar>
+              <w:top w:w="100" w:type="dxa"/>
+              <w:left w:w="150" w:type="dxa"/>
+              <w:bottom w:w="100" w:type="dxa"/>
+              <w:right w:w="150" w:type="dxa"/>
+            </w:tcMar>
+            <w:hideMark/>
+          </w:tcPr>
+          <w:p>
+            <w:pPr>
+              <w:rPr>
+                <w:sz w:val="18"/>
+                <w:szCs w:val="18"/>
+                <w:lang w:val="en-US"/>
+              </w:rPr>
+            </w:pPr>
+            <w:r>
+              <w:rPr>
+                <w:sz w:val="18"/>
+                <w:szCs w:val="18"/>
+                <w:lang w:val="en-US"/>
+              </w:rPr>
+              <w:t>Sensitive citizen data (location, contact/reporter details) mishandled, creating security exposure</w:t>
+            </w:r>
+          </w:p>
+        </w:tc>
+        <w:tc>
+          <w:tcPr>
+            <w:tcW w:w="1417" w:type="dxa"/>
+            <w:tcMar>
+              <w:top w:w="100" w:type="dxa"/>
+              <w:left w:w="150" w:type="dxa"/>
+              <w:bottom w:w="100" w:type="dxa"/>
+              <w:right w:w="150" w:type="dxa"/>
+            </w:tcMar>
+            <w:hideMark/>
+          </w:tcPr>
+          <w:p>
+            <w:pPr>
+              <w:rPr>
+                <w:sz w:val="18"/>
+                <w:szCs w:val="18"/>
+                <w:lang w:val="en-US"/>
+              </w:rPr>
+            </w:pPr>
+            <w:r>
+              <w:rPr>
+                <w:sz w:val="18"/>
+                <w:szCs w:val="18"/>
+                <w:lang w:val="en-US"/>
+              </w:rPr>
+              <w:t>Security</w:t>
+            </w:r>
+          </w:p>
+        </w:tc>
+        <w:tc>
+          <w:tcPr>
+            <w:tcW w:w="709" w:type="dxa"/>
+            <w:tcMar>
+              <w:top w:w="100" w:type="dxa"/>
+              <w:left w:w="150" w:type="dxa"/>
+              <w:bottom w:w="100" w:type="dxa"/>
+              <w:right w:w="150" w:type="dxa"/>
+            </w:tcMar>
+            <w:hideMark/>
+          </w:tcPr>
+          <w:p>
+            <w:pPr>
+              <w:rPr>
+                <w:sz w:val="18"/>
+                <w:szCs w:val="18"/>
+                <w:lang w:val="en-US"/>
+              </w:rPr>
+            </w:pPr>
+            <w:r>
+              <w:rPr>
+                <w:sz w:val="18"/>
+                <w:szCs w:val="18"/>
+                <w:lang w:val="en-US"/>
+              </w:rPr>
+              <w:t>M</w:t>
+            </w:r>
+          </w:p>
+        </w:tc>
+        <w:tc>
+          <w:tcPr>
+            <w:tcW w:w="709" w:type="dxa"/>
+            <w:tcMar>
+              <w:top w:w="100" w:type="dxa"/>
+              <w:left w:w="150" w:type="dxa"/>
+              <w:bottom w:w="100" w:type="dxa"/>
+              <w:right w:w="150" w:type="dxa"/>
+            </w:tcMar>
+            <w:hideMark/>
+          </w:tcPr>
+          <w:p>
+            <w:pPr>
+              <w:rPr>
+                <w:sz w:val="18"/>
+                <w:szCs w:val="18"/>
+                <w:lang w:val="en-US"/>
+              </w:rPr>
+            </w:pPr>
+            <w:r>
+              <w:rPr>
+                <w:sz w:val="18"/>
+                <w:szCs w:val="18"/>
+                <w:lang w:val="en-US"/>
+              </w:rPr>
+              <w:t>H</w:t>
+            </w:r>
+          </w:p>
+        </w:tc>
+        <w:tc>
+          <w:tcPr>
+            <w:tcW w:w="992" w:type="dxa"/>
+            <w:tcMar>
+              <w:top w:w="100" w:type="dxa"/>
+              <w:left w:w="150" w:type="dxa"/>
+              <w:bottom w:w="100" w:type="dxa"/>
+              <w:right w:w="150" w:type="dxa"/>
+            </w:tcMar>
+            <w:hideMark/>
+          </w:tcPr>
+          <w:p>
+            <w:pPr>
+              <w:rPr>
+                <w:sz w:val="18"/>
+                <w:szCs w:val="18"/>
+                <w:lang w:val="en-US"/>
+              </w:rPr>
+            </w:pPr>
+            <w:r>
+              <w:rPr>
+                <w:sz w:val="18"/>
+                <w:szCs w:val="18"/>
+                <w:lang w:val="en-US"/>
+              </w:rPr>
+              <w:t>High</w:t>
+            </w:r>
+          </w:p>
+        </w:tc>
+        <w:tc>
+          <w:tcPr>
+            <w:tcW w:w="2126" w:type="dxa"/>
+            <w:tcMar>
+              <w:top w:w="100" w:type="dxa"/>
+              <w:left w:w="150" w:type="dxa"/>
+              <w:bottom w:w="100" w:type="dxa"/>
+              <w:right w:w="150" w:type="dxa"/>
+            </w:tcMar>
+            <w:hideMark/>
+          </w:tcPr>
+          <w:p>
+            <w:pPr>
+              <w:rPr>
+                <w:sz w:val="18"/>
+                <w:szCs w:val="18"/>
+                <w:lang w:val="en-US"/>
+              </w:rPr>
+            </w:pPr>
+            <w:r>
+              <w:rPr>
+                <w:sz w:val="18"/>
+                <w:szCs w:val="18"/>
+                <w:lang w:val="en-US"/>
+              </w:rPr>
+              <w:t>NFR mandating data minimisation and access control recorded now; constraint documented</w:t>
+            </w:r>
+          </w:p>
+        </w:tc>
+        <w:tc>
+          <w:tcPr>
+            <w:tcW w:w="2268" w:type="dxa"/>
+            <w:tcMar>
+              <w:top w:w="100" w:type="dxa"/>
+              <w:left w:w="150" w:type="dxa"/>
+              <w:bottom w:w="100" w:type="dxa"/>
+              <w:right w:w="150" w:type="dxa"/>
+            </w:tcMar>
+            <w:hideMark/>
+          </w:tcPr>
+          <w:p>
+            <w:pPr>
+              <w:rPr>
+                <w:sz w:val="18"/>
+                <w:szCs w:val="18"/>
+                <w:lang w:val="en-US"/>
+              </w:rPr>
+            </w:pPr>
+            <w:r>
+              <w:rPr>
+                <w:sz w:val="18"/>
+                <w:szCs w:val="18"/>
+                <w:lang w:val="en-US"/>
+              </w:rPr>
+              <w:t>Treat as a P0 defect if discovered later; restrict field collection to minimum necessary</w:t>
+            </w:r>
+          </w:p>
+        </w:tc>
+      </w:tr>
+      <w:tr>
+        <w:tc>
+          <w:tcPr>
+            <w:tcW w:w="602" w:type="dxa"/>
+            <w:tcMar>
+              <w:top w:w="100" w:type="dxa"/>
+              <w:left w:w="150" w:type="dxa"/>
+              <w:bottom w:w="100" w:type="dxa"/>
+              <w:right w:w="150" w:type="dxa"/>
+            </w:tcMar>
+            <w:hideMark/>
+          </w:tcPr>
+          <w:p>
+            <w:pPr>
+              <w:rPr>
+                <w:sz w:val="18"/>
+                <w:szCs w:val="18"/>
+                <w:lang w:val="en-US"/>
+              </w:rPr>
+            </w:pPr>
+            <w:r>
+              <w:rPr>
+                <w:sz w:val="18"/>
+                <w:szCs w:val="18"/>
+                <w:lang w:val="en-US"/>
+              </w:rPr>
+              <w:t>RSK-005</w:t>
+            </w:r>
+          </w:p>
+        </w:tc>
+        <w:tc>
+          <w:tcPr>
+            <w:tcW w:w="1383" w:type="dxa"/>
+            <w:tcMar>
+              <w:top w:w="100" w:type="dxa"/>
+              <w:left w:w="150" w:type="dxa"/>
+              <w:bottom w:w="100" w:type="dxa"/>
+              <w:right w:w="150" w:type="dxa"/>
+            </w:tcMar>
+            <w:hideMark/>
+          </w:tcPr>
+          <w:p>
+            <w:pPr>
+              <w:rPr>
+                <w:sz w:val="18"/>
+                <w:szCs w:val="18"/>
+                <w:lang w:val="en-US"/>
+              </w:rPr>
+            </w:pPr>
+            <w:r>
+              <w:rPr>
+                <w:sz w:val="18"/>
+                <w:szCs w:val="18"/>
+                <w:lang w:val="en-US"/>
+              </w:rPr>
+              <w:t>Repository history is bulk-uploaded or reconstructed just before assessment, failing authentic progression</w:t>
+            </w:r>
+          </w:p>
+        </w:tc>
+        <w:tc>
+          <w:tcPr>
+            <w:tcW w:w="1417" w:type="dxa"/>
+            <w:tcMar>
+              <w:top w:w="100" w:type="dxa"/>
+              <w:left w:w="150" w:type="dxa"/>
+              <w:bottom w:w="100" w:type="dxa"/>
+              <w:right w:w="150" w:type="dxa"/>
+            </w:tcMar>
+            <w:hideMark/>
+          </w:tcPr>
+          <w:p>
+            <w:pPr>
+              <w:rPr>
+                <w:sz w:val="18"/>
+                <w:szCs w:val="18"/>
+                <w:lang w:val="en-US"/>
+              </w:rPr>
+            </w:pPr>
+            <w:r>
+              <w:rPr>
+                <w:sz w:val="18"/>
+                <w:szCs w:val="18"/>
+                <w:lang w:val="en-US"/>
+              </w:rPr>
+              <w:t>Governance</w:t>
+            </w:r>
+          </w:p>
+        </w:tc>
+        <w:tc>
+          <w:tcPr>
+            <w:tcW w:w="709" w:type="dxa"/>
+            <w:tcMar>
+              <w:top w:w="100" w:type="dxa"/>
+              <w:left w:w="150" w:type="dxa"/>
+              <w:bottom w:w="100" w:type="dxa"/>
+              <w:right w:w="150" w:type="dxa"/>
+            </w:tcMar>
+            <w:hideMark/>
+          </w:tcPr>
+          <w:p>
+            <w:pPr>
+              <w:rPr>
+                <w:sz w:val="18"/>
+                <w:szCs w:val="18"/>
+                <w:lang w:val="en-US"/>
+              </w:rPr>
+            </w:pPr>
+            <w:r>
+              <w:rPr>
+                <w:sz w:val="18"/>
+                <w:szCs w:val="18"/>
+                <w:lang w:val="en-US"/>
+              </w:rPr>
+              <w:t>M</w:t>
+            </w:r>
+          </w:p>
+        </w:tc>
+        <w:tc>
+          <w:tcPr>
+            <w:tcW w:w="709" w:type="dxa"/>
+            <w:tcMar>
+              <w:top w:w="100" w:type="dxa"/>
+              <w:left w:w="150" w:type="dxa"/>
+              <w:bottom w:w="100" w:type="dxa"/>
+              <w:right w:w="150" w:type="dxa"/>
+            </w:tcMar>
+            <w:hideMark/>
+          </w:tcPr>
+          <w:p>
+            <w:pPr>
+              <w:rPr>
+                <w:sz w:val="18"/>
+                <w:szCs w:val="18"/>
+                <w:lang w:val="en-US"/>
+              </w:rPr>
+            </w:pPr>
+            <w:r>
+              <w:rPr>
+                <w:sz w:val="18"/>
+                <w:szCs w:val="18"/>
+                <w:lang w:val="en-US"/>
+              </w:rPr>
+              <w:t>H</w:t>
+            </w:r>
+          </w:p>
+        </w:tc>
+        <w:tc>
+          <w:tcPr>
+            <w:tcW w:w="992" w:type="dxa"/>
+            <w:tcMar>
+              <w:top w:w="100" w:type="dxa"/>
+              <w:left w:w="150" w:type="dxa"/>
+              <w:bottom w:w="100" w:type="dxa"/>
+              <w:right w:w="150" w:type="dxa"/>
+            </w:tcMar>
+            <w:hideMark/>
+          </w:tcPr>
+          <w:p>
+            <w:pPr>
+              <w:rPr>
+                <w:sz w:val="18"/>
+                <w:szCs w:val="18"/>
+                <w:lang w:val="en-US"/>
+              </w:rPr>
+            </w:pPr>
+            <w:r>
+              <w:rPr>
+                <w:sz w:val="18"/>
+                <w:szCs w:val="18"/>
+                <w:lang w:val="en-US"/>
+              </w:rPr>
+              <w:t>High</w:t>
+            </w:r>
+          </w:p>
+        </w:tc>
+        <w:tc>
+          <w:tcPr>
+            <w:tcW w:w="2126" w:type="dxa"/>
+            <w:tcMar>
+              <w:top w:w="100" w:type="dxa"/>
+              <w:left w:w="150" w:type="dxa"/>
+              <w:bottom w:w="100" w:type="dxa"/>
+              <w:right w:w="150" w:type="dxa"/>
+            </w:tcMar>
+            <w:hideMark/>
+          </w:tcPr>
+          <w:p>
+            <w:pPr>
+              <w:rPr>
+                <w:sz w:val="18"/>
+                <w:szCs w:val="18"/>
+                <w:lang w:val="en-US"/>
+              </w:rPr>
+            </w:pPr>
+            <w:r>
+              <w:rPr>
+                <w:sz w:val="18"/>
+                <w:szCs w:val="18"/>
+                <w:lang w:val="en-US"/>
+              </w:rPr>
+              <w:t>Weekly minimum commit/issue/PR cadence from Week 1; protected main + 2-reviewer rule</w:t>
+            </w:r>
+          </w:p>
+        </w:tc>
+        <w:tc>
+          <w:tcPr>
+            <w:tcW w:w="2268" w:type="dxa"/>
+            <w:tcMar>
+              <w:top w:w="100" w:type="dxa"/>
+              <w:left w:w="150" w:type="dxa"/>
+              <w:bottom w:w="100" w:type="dxa"/>
+              <w:right w:w="150" w:type="dxa"/>
+            </w:tcMar>
+            <w:hideMark/>
+          </w:tcPr>
+          <w:p>
+            <w:pPr>
+              <w:rPr>
+                <w:sz w:val="18"/>
+                <w:szCs w:val="18"/>
+                <w:lang w:val="en-US"/>
+              </w:rPr>
+            </w:pPr>
+            <w:r>
+              <w:rPr>
+                <w:sz w:val="18"/>
+                <w:szCs w:val="18"/>
+                <w:lang w:val="en-US"/>
+              </w:rPr>
+              <w:t>Document the cause transparently in the AI Usage/Decision Log rather than concealing it</w:t>
+            </w:r>
+          </w:p>
+        </w:tc>
+      </w:tr>
+      <w:tr>
+        <w:tc>
+          <w:tcPr>
+            <w:tcW w:w="602" w:type="dxa"/>
+            <w:tcMar>
+              <w:top w:w="100" w:type="dxa"/>
+              <w:left w:w="150" w:type="dxa"/>
+              <w:bottom w:w="100" w:type="dxa"/>
+              <w:right w:w="150" w:type="dxa"/>
+            </w:tcMar>
+            <w:hideMark/>
+          </w:tcPr>
+          <w:p>
+            <w:pPr>
+              <w:rPr>
+                <w:sz w:val="18"/>
+                <w:szCs w:val="18"/>
+                <w:lang w:val="en-US"/>
+              </w:rPr>
+            </w:pPr>
+            <w:r>
+              <w:rPr>
+                <w:sz w:val="18"/>
+                <w:szCs w:val="18"/>
+                <w:lang w:val="en-US"/>
+              </w:rPr>
+              <w:lastRenderedPageBreak/>
+              <w:t>RSK-006</w:t>
+            </w:r>
+          </w:p>
+        </w:tc>
+        <w:tc>
+          <w:tcPr>
+            <w:tcW w:w="1383" w:type="dxa"/>
+            <w:tcMar>
+              <w:top w:w="100" w:type="dxa"/>
+              <w:left w:w="150" w:type="dxa"/>
+              <w:bottom w:w="100" w:type="dxa"/>
+              <w:right w:w="150" w:type="dxa"/>
+            </w:tcMar>
+            <w:hideMark/>
+          </w:tcPr>
+          <w:p>
+            <w:pPr>
+              <w:rPr>
+                <w:sz w:val="18"/>
+                <w:szCs w:val="18"/>
+                <w:lang w:val="en-US"/>
+              </w:rPr>
+            </w:pPr>
+            <w:r>
+              <w:rPr>
+                <w:sz w:val="18"/>
+                <w:szCs w:val="18"/>
+                <w:lang w:val="en-US"/>
+              </w:rPr>
+              <w:t>Undisclosed or unverified AI-generated content submitted as own work</w:t>
+            </w:r>
+          </w:p>
+        </w:tc>
+        <w:tc>
+          <w:tcPr>
+            <w:tcW w:w="1417" w:type="dxa"/>
+            <w:tcMar>
+              <w:top w:w="100" w:type="dxa"/>
+              <w:left w:w="150" w:type="dxa"/>
+              <w:bottom w:w="100" w:type="dxa"/>
+              <w:right w:w="150" w:type="dxa"/>
+            </w:tcMar>
+            <w:hideMark/>
+          </w:tcPr>
+          <w:p>
+            <w:pPr>
+              <w:rPr>
+                <w:sz w:val="18"/>
+                <w:szCs w:val="18"/>
+                <w:lang w:val="en-US"/>
+              </w:rPr>
+            </w:pPr>
+            <w:r>
+              <w:rPr>
+                <w:sz w:val="18"/>
+                <w:szCs w:val="18"/>
+                <w:lang w:val="en-US"/>
+              </w:rPr>
+              <w:t>Academic Integrity</w:t>
+            </w:r>
+          </w:p>
+        </w:tc>
+        <w:tc>
+          <w:tcPr>
+            <w:tcW w:w="709" w:type="dxa"/>
+            <w:tcMar>
+              <w:top w:w="100" w:type="dxa"/>
+              <w:left w:w="150" w:type="dxa"/>
+              <w:bottom w:w="100" w:type="dxa"/>
+              <w:right w:w="150" w:type="dxa"/>
+            </w:tcMar>
+            <w:hideMark/>
+          </w:tcPr>
+          <w:p>
+            <w:pPr>
+              <w:rPr>
+                <w:sz w:val="18"/>
+                <w:szCs w:val="18"/>
+                <w:lang w:val="en-US"/>
+              </w:rPr>
+            </w:pPr>
+            <w:r>
+              <w:rPr>
+                <w:sz w:val="18"/>
+                <w:szCs w:val="18"/>
+                <w:lang w:val="en-US"/>
+              </w:rPr>
+              <w:t>L</w:t>
+            </w:r>
+          </w:p>
+        </w:tc>
+        <w:tc>
+          <w:tcPr>
+            <w:tcW w:w="709" w:type="dxa"/>
+            <w:tcMar>
+              <w:top w:w="100" w:type="dxa"/>
+              <w:left w:w="150" w:type="dxa"/>
+              <w:bottom w:w="100" w:type="dxa"/>
+              <w:right w:w="150" w:type="dxa"/>
+            </w:tcMar>
+            <w:hideMark/>
+          </w:tcPr>
+          <w:p>
+            <w:pPr>
+              <w:rPr>
+                <w:sz w:val="18"/>
+                <w:szCs w:val="18"/>
+                <w:lang w:val="en-US"/>
+              </w:rPr>
+            </w:pPr>
+            <w:r>
+              <w:rPr>
+                <w:sz w:val="18"/>
+                <w:szCs w:val="18"/>
+                <w:lang w:val="en-US"/>
+              </w:rPr>
+              <w:t>H</w:t>
+            </w:r>
+          </w:p>
+        </w:tc>
+        <w:tc>
+          <w:tcPr>
+            <w:tcW w:w="992" w:type="dxa"/>
+            <w:tcMar>
+              <w:top w:w="100" w:type="dxa"/>
+              <w:left w:w="150" w:type="dxa"/>
+              <w:bottom w:w="100" w:type="dxa"/>
+              <w:right w:w="150" w:type="dxa"/>
+            </w:tcMar>
+            <w:hideMark/>
+          </w:tcPr>
+          <w:p>
+            <w:pPr>
+              <w:rPr>
+                <w:sz w:val="18"/>
+                <w:szCs w:val="18"/>
+                <w:lang w:val="en-US"/>
+              </w:rPr>
+            </w:pPr>
+            <w:r>
+              <w:rPr>
+                <w:sz w:val="18"/>
+                <w:szCs w:val="18"/>
+                <w:lang w:val="en-US"/>
+              </w:rPr>
+              <w:t>Medium</w:t>
+            </w:r>
+          </w:p>
+        </w:tc>
+        <w:tc>
+          <w:tcPr>
+            <w:tcW w:w="2126" w:type="dxa"/>
+            <w:tcMar>
+              <w:top w:w="100" w:type="dxa"/>
+              <w:left w:w="150" w:type="dxa"/>
+              <w:bottom w:w="100" w:type="dxa"/>
+              <w:right w:w="150" w:type="dxa"/>
+            </w:tcMar>
+            <w:hideMark/>
+          </w:tcPr>
+          <w:p>
+            <w:pPr>
+              <w:rPr>
+                <w:sz w:val="18"/>
+                <w:szCs w:val="18"/>
+                <w:lang w:val="en-US"/>
+              </w:rPr>
+            </w:pPr>
+            <w:r>
+              <w:rPr>
+                <w:sz w:val="18"/>
+                <w:szCs w:val="18"/>
+                <w:lang w:val="en-US"/>
+              </w:rPr>
+              <w:t>AI Usage Register maintained live, per contribution, with verification notes</w:t>
+            </w:r>
+          </w:p>
+        </w:tc>
+        <w:tc>
+          <w:tcPr>
+            <w:tcW w:w="2268" w:type="dxa"/>
+            <w:tcMar>
+              <w:top w:w="100" w:type="dxa"/>
+              <w:left w:w="150" w:type="dxa"/>
+              <w:bottom w:w="100" w:type="dxa"/>
+              <w:right w:w="150" w:type="dxa"/>
+            </w:tcMar>
+            <w:hideMark/>
+          </w:tcPr>
+          <w:p>
+            <w:pPr>
+              <w:rPr>
+                <w:sz w:val="18"/>
+                <w:szCs w:val="18"/>
+                <w:lang w:val="en-US"/>
+              </w:rPr>
+            </w:pPr>
+            <w:r>
+              <w:rPr>
+                <w:sz w:val="18"/>
+                <w:szCs w:val="18"/>
+                <w:lang w:val="en-US"/>
+              </w:rPr>
+              <w:t>Immediate correction and re-attribution before submission; team review catches unregistered AI</w:t>
+            </w:r>
+          </w:p>
+        </w:tc>
+      </w:tr>
+      <w:tr>
+        <w:tc>
+          <w:tcPr>
+            <w:tcW w:w="602" w:type="dxa"/>
+            <w:tcMar>
+              <w:top w:w="100" w:type="dxa"/>
+              <w:left w:w="150" w:type="dxa"/>
+              <w:bottom w:w="100" w:type="dxa"/>
+              <w:right w:w="150" w:type="dxa"/>
+            </w:tcMar>
+            <w:hideMark/>
+          </w:tcPr>
+          <w:p>
+            <w:pPr>
+              <w:rPr>
+                <w:sz w:val="18"/>
+                <w:szCs w:val="18"/>
+                <w:lang w:val="en-US"/>
+              </w:rPr>
+            </w:pPr>
+            <w:r>
+              <w:rPr>
+                <w:sz w:val="18"/>
+                <w:szCs w:val="18"/>
+                <w:lang w:val="en-US"/>
+              </w:rPr>
+              <w:t>RSK-007</w:t>
+            </w:r>
+          </w:p>
+        </w:tc>
+        <w:tc>
+          <w:tcPr>
+            <w:tcW w:w="1383" w:type="dxa"/>
+            <w:tcMar>
+              <w:top w:w="100" w:type="dxa"/>
+              <w:left w:w="150" w:type="dxa"/>
+              <w:bottom w:w="100" w:type="dxa"/>
+              <w:right w:w="150" w:type="dxa"/>
+            </w:tcMar>
+            <w:hideMark/>
+          </w:tcPr>
+          <w:p>
+            <w:pPr>
+              <w:rPr>
+                <w:sz w:val="18"/>
+                <w:szCs w:val="18"/>
+                <w:lang w:val="en-US"/>
+              </w:rPr>
+            </w:pPr>
+            <w:r>
+              <w:rPr>
+                <w:sz w:val="18"/>
+                <w:szCs w:val="18"/>
+                <w:lang w:val="en-US"/>
+              </w:rPr>
+              <w:t>Over-scoping M1 into premature technology/architecture decisions, violating milestone boundaries</w:t>
+            </w:r>
+          </w:p>
+        </w:tc>
+        <w:tc>
+          <w:tcPr>
+            <w:tcW w:w="1417" w:type="dxa"/>
+            <w:tcMar>
+              <w:top w:w="100" w:type="dxa"/>
+              <w:left w:w="150" w:type="dxa"/>
+              <w:bottom w:w="100" w:type="dxa"/>
+              <w:right w:w="150" w:type="dxa"/>
+            </w:tcMar>
+            <w:hideMark/>
+          </w:tcPr>
+          <w:p>
+            <w:pPr>
+              <w:rPr>
+                <w:sz w:val="18"/>
+                <w:szCs w:val="18"/>
+                <w:lang w:val="en-US"/>
+              </w:rPr>
+            </w:pPr>
+            <w:r>
+              <w:rPr>
+                <w:sz w:val="18"/>
+                <w:szCs w:val="18"/>
+                <w:lang w:val="en-US"/>
+              </w:rPr>
+              <w:t>Process</w:t>
+            </w:r>
+          </w:p>
+        </w:tc>
+        <w:tc>
+          <w:tcPr>
+            <w:tcW w:w="709" w:type="dxa"/>
+            <w:tcMar>
+              <w:top w:w="100" w:type="dxa"/>
+              <w:left w:w="150" w:type="dxa"/>
+              <w:bottom w:w="100" w:type="dxa"/>
+              <w:right w:w="150" w:type="dxa"/>
+            </w:tcMar>
+            <w:hideMark/>
+          </w:tcPr>
+          <w:p>
+            <w:pPr>
+              <w:rPr>
+                <w:sz w:val="18"/>
+                <w:szCs w:val="18"/>
+                <w:lang w:val="en-US"/>
+              </w:rPr>
+            </w:pPr>
+            <w:r>
+              <w:rPr>
+                <w:sz w:val="18"/>
+                <w:szCs w:val="18"/>
+                <w:lang w:val="en-US"/>
+              </w:rPr>
+              <w:t>M</w:t>
+            </w:r>
+          </w:p>
+        </w:tc>
+        <w:tc>
+          <w:tcPr>
+            <w:tcW w:w="709" w:type="dxa"/>
+            <w:tcMar>
+              <w:top w:w="100" w:type="dxa"/>
+              <w:left w:w="150" w:type="dxa"/>
+              <w:bottom w:w="100" w:type="dxa"/>
+              <w:right w:w="150" w:type="dxa"/>
+            </w:tcMar>
+            <w:hideMark/>
+          </w:tcPr>
+          <w:p>
+            <w:pPr>
+              <w:rPr>
+                <w:sz w:val="18"/>
+                <w:szCs w:val="18"/>
+                <w:lang w:val="en-US"/>
+              </w:rPr>
+            </w:pPr>
+            <w:r>
+              <w:rPr>
+                <w:sz w:val="18"/>
+                <w:szCs w:val="18"/>
+                <w:lang w:val="en-US"/>
+              </w:rPr>
+              <w:t>M</w:t>
+            </w:r>
+          </w:p>
+        </w:tc>
+        <w:tc>
+          <w:tcPr>
+            <w:tcW w:w="992" w:type="dxa"/>
+            <w:tcMar>
+              <w:top w:w="100" w:type="dxa"/>
+              <w:left w:w="150" w:type="dxa"/>
+              <w:bottom w:w="100" w:type="dxa"/>
+              <w:right w:w="150" w:type="dxa"/>
+            </w:tcMar>
+            <w:hideMark/>
+          </w:tcPr>
+          <w:p>
+            <w:pPr>
+              <w:rPr>
+                <w:sz w:val="18"/>
+                <w:szCs w:val="18"/>
+                <w:lang w:val="en-US"/>
+              </w:rPr>
+            </w:pPr>
+            <w:r>
+              <w:rPr>
+                <w:sz w:val="18"/>
+                <w:szCs w:val="18"/>
+                <w:lang w:val="en-US"/>
+              </w:rPr>
+              <w:t>Medium</w:t>
+            </w:r>
+          </w:p>
+        </w:tc>
+        <w:tc>
+          <w:tcPr>
+            <w:tcW w:w="2126" w:type="dxa"/>
+            <w:tcMar>
+              <w:top w:w="100" w:type="dxa"/>
+              <w:left w:w="150" w:type="dxa"/>
+              <w:bottom w:w="100" w:type="dxa"/>
+              <w:right w:w="150" w:type="dxa"/>
+            </w:tcMar>
+            <w:hideMark/>
+          </w:tcPr>
+          <w:p>
+            <w:pPr>
+              <w:rPr>
+                <w:sz w:val="18"/>
+                <w:szCs w:val="18"/>
+                <w:lang w:val="en-US"/>
+              </w:rPr>
+            </w:pPr>
+            <w:r>
+              <w:rPr>
+                <w:sz w:val="18"/>
+                <w:szCs w:val="18"/>
+                <w:lang w:val="en-US"/>
+              </w:rPr>
+              <w:t>Explicit 'deferred pending M2' tagging in Decision Log; review Section 5 of brief before sessions</w:t>
+            </w:r>
+          </w:p>
+        </w:tc>
+        <w:tc>
+          <w:tcPr>
+            <w:tcW w:w="2268" w:type="dxa"/>
+            <w:tcMar>
+              <w:top w:w="100" w:type="dxa"/>
+              <w:left w:w="150" w:type="dxa"/>
+              <w:bottom w:w="100" w:type="dxa"/>
+              <w:right w:w="150" w:type="dxa"/>
+            </w:tcMar>
+            <w:hideMark/>
+          </w:tcPr>
+          <w:p>
+            <w:pPr>
+              <w:rPr>
+                <w:sz w:val="18"/>
+                <w:szCs w:val="18"/>
+                <w:lang w:val="en-US"/>
+              </w:rPr>
+            </w:pPr>
+            <w:r>
+              <w:rPr>
+                <w:sz w:val="18"/>
+                <w:szCs w:val="18"/>
+                <w:lang w:val="en-US"/>
+              </w:rPr>
+              <w:t>Flag and roll back any premature implementation artefact found in the repo</w:t>
+            </w:r>
+          </w:p>
+        </w:tc>
+      </w:tr>
+    </w:tbl>
+    <w:p>
+      <w:pPr>
+        <w:rPr>
+          <w:lang w:val="en-US"/>
+        </w:rPr>
+      </w:pPr>
+      <w:r>
+        <w:rPr>
+          <w:b/>
+          <w:lang w:val="en-US"/>
+        </w:rPr>
+        <w:br/>
+      </w:r>
+      <w:r>
+        <w:rPr>
+          <w:b/>
+          <w:lang w:val="en-US"/>
+        </w:rPr>
+        <w:t xml:space="preserve">2. </w:t>
+      </w:r>
+      <w:r>
+        <w:rPr>
+          <w:b/>
+          <w:lang w:val="en-US"/>
+        </w:rPr>
+        <w:t>Highest-priority risk to defend (recommend RSK-004 or RSK-005):</w:t>
+      </w:r>
+      <w:r>
+        <w:rPr>
+          <w:b/>
+          <w:lang w:val="en-US"/>
+        </w:rPr>
+        <w:br/>
+      </w:r>
+      <w:r>
+        <w:rPr>
+          <w:lang w:val="en-US"/>
+        </w:rPr>
+        <w:t>- RSK-004 (data handling): worth defending because it's the risk most likely to produce a genuinely defensible NFR-to-risk trace, and it demonstrates forward-thinking without violating the "no architecture yet" boundary.</w:t>
+      </w:r>
+      <w:r>
+        <w:rPr>
+          <w:lang w:val="en-US"/>
+        </w:rPr>
+        <w:br/>
+        <w:t>- RSK-005 (repo authenticity): worth defending because it's the risk most directly under your control as the governance owner, and shows you understand GitHub as an engineering control environment.</w:t>
+      </w:r>
     </w:p>
     <w:p>
       <w:pPr>
         <w:pStyle w:val="Heading1"/>
       </w:pPr>
-      <w:bookmarkStart w:id="31" w:name="_Toc239873119"/>
+      <w:bookmarkStart w:id="31" w:name="_Toc239885256"/>
       <w:r>
         <w:t xml:space="preserve">Forward engineering </w:t>
       </w:r>
@@ -7939,12 +10576,1466 @@
       </w:r>
       <w:bookmarkEnd w:id="31"/>
     </w:p>
+    <w:tbl>
+      <w:tblPr>
+        <w:tblW w:w="0" w:type="auto"/>
+        <w:tblBorders>
+          <w:top w:val="single" w:sz="4" w:space="0" w:color="auto"/>
+          <w:left w:val="single" w:sz="4" w:space="0" w:color="auto"/>
+          <w:bottom w:val="single" w:sz="4" w:space="0" w:color="auto"/>
+          <w:right w:val="single" w:sz="4" w:space="0" w:color="auto"/>
+          <w:insideH w:val="single" w:sz="4" w:space="0" w:color="auto"/>
+          <w:insideV w:val="single" w:sz="4" w:space="0" w:color="auto"/>
+        </w:tblBorders>
+        <w:tblLook w:val="04A0" w:firstRow="1" w:lastRow="0" w:firstColumn="1" w:lastColumn="0" w:noHBand="0" w:noVBand="1"/>
+      </w:tblPr>
+      <w:tblGrid>
+        <w:gridCol w:w="655"/>
+        <w:gridCol w:w="1367"/>
+        <w:gridCol w:w="1922"/>
+        <w:gridCol w:w="1903"/>
+        <w:gridCol w:w="1836"/>
+        <w:gridCol w:w="1333"/>
+      </w:tblGrid>
+      <w:tr>
+        <w:tc>
+          <w:tcPr>
+            <w:tcW w:w="1560" w:type="dxa"/>
+            <w:shd w:val="clear" w:color="auto" w:fill="1B365D"/>
+            <w:tcMar>
+              <w:top w:w="100" w:type="dxa"/>
+              <w:left w:w="150" w:type="dxa"/>
+              <w:bottom w:w="100" w:type="dxa"/>
+              <w:right w:w="150" w:type="dxa"/>
+            </w:tcMar>
+            <w:hideMark/>
+          </w:tcPr>
+          <w:p>
+            <w:pPr>
+              <w:rPr>
+                <w:sz w:val="18"/>
+                <w:szCs w:val="18"/>
+                <w:lang w:val="en-US"/>
+              </w:rPr>
+            </w:pPr>
+            <w:r>
+              <w:rPr>
+                <w:b/>
+                <w:sz w:val="18"/>
+                <w:szCs w:val="18"/>
+                <w:lang w:val="en-US"/>
+              </w:rPr>
+              <w:t>ID</w:t>
+            </w:r>
+          </w:p>
+        </w:tc>
+        <w:tc>
+          <w:tcPr>
+            <w:tcW w:w="1560" w:type="dxa"/>
+            <w:shd w:val="clear" w:color="auto" w:fill="1B365D"/>
+            <w:tcMar>
+              <w:top w:w="100" w:type="dxa"/>
+              <w:left w:w="150" w:type="dxa"/>
+              <w:bottom w:w="100" w:type="dxa"/>
+              <w:right w:w="150" w:type="dxa"/>
+            </w:tcMar>
+            <w:hideMark/>
+          </w:tcPr>
+          <w:p>
+            <w:pPr>
+              <w:rPr>
+                <w:sz w:val="18"/>
+                <w:szCs w:val="18"/>
+                <w:lang w:val="en-US"/>
+              </w:rPr>
+            </w:pPr>
+            <w:r>
+              <w:rPr>
+                <w:b/>
+                <w:sz w:val="18"/>
+                <w:szCs w:val="18"/>
+                <w:lang w:val="en-US"/>
+              </w:rPr>
+              <w:t>Concern</w:t>
+            </w:r>
+          </w:p>
+        </w:tc>
+        <w:tc>
+          <w:tcPr>
+            <w:tcW w:w="1560" w:type="dxa"/>
+            <w:shd w:val="clear" w:color="auto" w:fill="1B365D"/>
+            <w:tcMar>
+              <w:top w:w="100" w:type="dxa"/>
+              <w:left w:w="150" w:type="dxa"/>
+              <w:bottom w:w="100" w:type="dxa"/>
+              <w:right w:w="150" w:type="dxa"/>
+            </w:tcMar>
+            <w:hideMark/>
+          </w:tcPr>
+          <w:p>
+            <w:pPr>
+              <w:rPr>
+                <w:sz w:val="18"/>
+                <w:szCs w:val="18"/>
+                <w:lang w:val="en-US"/>
+              </w:rPr>
+            </w:pPr>
+            <w:r>
+              <w:rPr>
+                <w:b/>
+                <w:sz w:val="18"/>
+                <w:szCs w:val="18"/>
+                <w:lang w:val="en-US"/>
+              </w:rPr>
+              <w:t>Why it matters now</w:t>
+            </w:r>
+          </w:p>
+        </w:tc>
+        <w:tc>
+          <w:tcPr>
+            <w:tcW w:w="1560" w:type="dxa"/>
+            <w:shd w:val="clear" w:color="auto" w:fill="1B365D"/>
+            <w:tcMar>
+              <w:top w:w="100" w:type="dxa"/>
+              <w:left w:w="150" w:type="dxa"/>
+              <w:bottom w:w="100" w:type="dxa"/>
+              <w:right w:w="150" w:type="dxa"/>
+            </w:tcMar>
+            <w:hideMark/>
+          </w:tcPr>
+          <w:p>
+            <w:pPr>
+              <w:rPr>
+                <w:sz w:val="18"/>
+                <w:szCs w:val="18"/>
+                <w:lang w:val="en-US"/>
+              </w:rPr>
+            </w:pPr>
+            <w:r>
+              <w:rPr>
+                <w:b/>
+                <w:sz w:val="18"/>
+                <w:szCs w:val="18"/>
+                <w:lang w:val="en-US"/>
+              </w:rPr>
+              <w:t>Later decision / activity it influences</w:t>
+            </w:r>
+          </w:p>
+        </w:tc>
+        <w:tc>
+          <w:tcPr>
+            <w:tcW w:w="1560" w:type="dxa"/>
+            <w:shd w:val="clear" w:color="auto" w:fill="1B365D"/>
+            <w:tcMar>
+              <w:top w:w="100" w:type="dxa"/>
+              <w:left w:w="150" w:type="dxa"/>
+              <w:bottom w:w="100" w:type="dxa"/>
+              <w:right w:w="150" w:type="dxa"/>
+            </w:tcMar>
+            <w:hideMark/>
+          </w:tcPr>
+          <w:p>
+            <w:pPr>
+              <w:rPr>
+                <w:sz w:val="18"/>
+                <w:szCs w:val="18"/>
+                <w:lang w:val="en-US"/>
+              </w:rPr>
+            </w:pPr>
+            <w:r>
+              <w:rPr>
+                <w:b/>
+                <w:sz w:val="18"/>
+                <w:szCs w:val="18"/>
+                <w:lang w:val="en-US"/>
+              </w:rPr>
+              <w:t>Information still missing</w:t>
+            </w:r>
+          </w:p>
+        </w:tc>
+        <w:tc>
+          <w:tcPr>
+            <w:tcW w:w="1560" w:type="dxa"/>
+            <w:shd w:val="clear" w:color="auto" w:fill="1B365D"/>
+            <w:tcMar>
+              <w:top w:w="100" w:type="dxa"/>
+              <w:left w:w="150" w:type="dxa"/>
+              <w:bottom w:w="100" w:type="dxa"/>
+              <w:right w:w="150" w:type="dxa"/>
+            </w:tcMar>
+            <w:hideMark/>
+          </w:tcPr>
+          <w:p>
+            <w:pPr>
+              <w:rPr>
+                <w:sz w:val="18"/>
+                <w:szCs w:val="18"/>
+                <w:lang w:val="en-US"/>
+              </w:rPr>
+            </w:pPr>
+            <w:r>
+              <w:rPr>
+                <w:b/>
+                <w:sz w:val="18"/>
+                <w:szCs w:val="18"/>
+                <w:lang w:val="en-US"/>
+              </w:rPr>
+              <w:t>Risk of ignoring it</w:t>
+            </w:r>
+          </w:p>
+        </w:tc>
+      </w:tr>
+      <w:tr>
+        <w:tc>
+          <w:tcPr>
+            <w:tcW w:w="1560" w:type="dxa"/>
+            <w:tcMar>
+              <w:top w:w="100" w:type="dxa"/>
+              <w:left w:w="150" w:type="dxa"/>
+              <w:bottom w:w="100" w:type="dxa"/>
+              <w:right w:w="150" w:type="dxa"/>
+            </w:tcMar>
+            <w:hideMark/>
+          </w:tcPr>
+          <w:p>
+            <w:pPr>
+              <w:rPr>
+                <w:sz w:val="18"/>
+                <w:szCs w:val="18"/>
+                <w:lang w:val="en-US"/>
+              </w:rPr>
+            </w:pPr>
+            <w:r>
+              <w:rPr>
+                <w:sz w:val="18"/>
+                <w:szCs w:val="18"/>
+                <w:lang w:val="en-US"/>
+              </w:rPr>
+              <w:t>FEC-01</w:t>
+            </w:r>
+          </w:p>
+        </w:tc>
+        <w:tc>
+          <w:tcPr>
+            <w:tcW w:w="1560" w:type="dxa"/>
+            <w:tcMar>
+              <w:top w:w="100" w:type="dxa"/>
+              <w:left w:w="150" w:type="dxa"/>
+              <w:bottom w:w="100" w:type="dxa"/>
+              <w:right w:w="150" w:type="dxa"/>
+            </w:tcMar>
+            <w:hideMark/>
+          </w:tcPr>
+          <w:p>
+            <w:pPr>
+              <w:rPr>
+                <w:sz w:val="18"/>
+                <w:szCs w:val="18"/>
+                <w:lang w:val="en-US"/>
+              </w:rPr>
+            </w:pPr>
+            <w:r>
+              <w:rPr>
+                <w:sz w:val="18"/>
+                <w:szCs w:val="18"/>
+                <w:lang w:val="en-US"/>
+              </w:rPr>
+              <w:t>Security &amp; access control</w:t>
+            </w:r>
+          </w:p>
+        </w:tc>
+        <w:tc>
+          <w:tcPr>
+            <w:tcW w:w="1560" w:type="dxa"/>
+            <w:tcMar>
+              <w:top w:w="100" w:type="dxa"/>
+              <w:left w:w="150" w:type="dxa"/>
+              <w:bottom w:w="100" w:type="dxa"/>
+              <w:right w:w="150" w:type="dxa"/>
+            </w:tcMar>
+            <w:hideMark/>
+          </w:tcPr>
+          <w:p>
+            <w:pPr>
+              <w:rPr>
+                <w:sz w:val="18"/>
+                <w:szCs w:val="18"/>
+                <w:lang w:val="en-US"/>
+              </w:rPr>
+            </w:pPr>
+            <w:r>
+              <w:rPr>
+                <w:sz w:val="18"/>
+                <w:szCs w:val="18"/>
+                <w:lang w:val="en-US"/>
+              </w:rPr>
+              <w:t>Citizen reports and staff roles imply differentiated access from day one</w:t>
+            </w:r>
+          </w:p>
+        </w:tc>
+        <w:tc>
+          <w:tcPr>
+            <w:tcW w:w="1560" w:type="dxa"/>
+            <w:tcMar>
+              <w:top w:w="100" w:type="dxa"/>
+              <w:left w:w="150" w:type="dxa"/>
+              <w:bottom w:w="100" w:type="dxa"/>
+              <w:right w:w="150" w:type="dxa"/>
+            </w:tcMar>
+            <w:hideMark/>
+          </w:tcPr>
+          <w:p>
+            <w:pPr>
+              <w:rPr>
+                <w:sz w:val="18"/>
+                <w:szCs w:val="18"/>
+                <w:lang w:val="en-US"/>
+              </w:rPr>
+            </w:pPr>
+            <w:r>
+              <w:rPr>
+                <w:sz w:val="18"/>
+                <w:szCs w:val="18"/>
+                <w:lang w:val="en-US"/>
+              </w:rPr>
+              <w:t>M2 architecture (authN/authZ approach), data model</w:t>
+            </w:r>
+          </w:p>
+        </w:tc>
+        <w:tc>
+          <w:tcPr>
+            <w:tcW w:w="1560" w:type="dxa"/>
+            <w:tcMar>
+              <w:top w:w="100" w:type="dxa"/>
+              <w:left w:w="150" w:type="dxa"/>
+              <w:bottom w:w="100" w:type="dxa"/>
+              <w:right w:w="150" w:type="dxa"/>
+            </w:tcMar>
+            <w:hideMark/>
+          </w:tcPr>
+          <w:p>
+            <w:pPr>
+              <w:rPr>
+                <w:sz w:val="18"/>
+                <w:szCs w:val="18"/>
+                <w:lang w:val="en-US"/>
+              </w:rPr>
+            </w:pPr>
+            <w:r>
+              <w:rPr>
+                <w:sz w:val="18"/>
+                <w:szCs w:val="18"/>
+                <w:lang w:val="en-US"/>
+              </w:rPr>
+              <w:t>Whether municipal staff need role-based access vs single admin tier</w:t>
+            </w:r>
+          </w:p>
+        </w:tc>
+        <w:tc>
+          <w:tcPr>
+            <w:tcW w:w="1560" w:type="dxa"/>
+            <w:tcMar>
+              <w:top w:w="100" w:type="dxa"/>
+              <w:left w:w="150" w:type="dxa"/>
+              <w:bottom w:w="100" w:type="dxa"/>
+              <w:right w:w="150" w:type="dxa"/>
+            </w:tcMar>
+            <w:hideMark/>
+          </w:tcPr>
+          <w:p>
+            <w:pPr>
+              <w:rPr>
+                <w:sz w:val="18"/>
+                <w:szCs w:val="18"/>
+                <w:lang w:val="en-US"/>
+              </w:rPr>
+            </w:pPr>
+            <w:r>
+              <w:rPr>
+                <w:sz w:val="18"/>
+                <w:szCs w:val="18"/>
+                <w:lang w:val="en-US"/>
+              </w:rPr>
+              <w:t>Retrofitting access control later is expensive and risks exposing citizen data</w:t>
+            </w:r>
+          </w:p>
+        </w:tc>
+      </w:tr>
+      <w:tr>
+        <w:tc>
+          <w:tcPr>
+            <w:tcW w:w="1560" w:type="dxa"/>
+            <w:tcMar>
+              <w:top w:w="100" w:type="dxa"/>
+              <w:left w:w="150" w:type="dxa"/>
+              <w:bottom w:w="100" w:type="dxa"/>
+              <w:right w:w="150" w:type="dxa"/>
+            </w:tcMar>
+            <w:hideMark/>
+          </w:tcPr>
+          <w:p>
+            <w:pPr>
+              <w:rPr>
+                <w:sz w:val="18"/>
+                <w:szCs w:val="18"/>
+                <w:lang w:val="en-US"/>
+              </w:rPr>
+            </w:pPr>
+            <w:r>
+              <w:rPr>
+                <w:sz w:val="18"/>
+                <w:szCs w:val="18"/>
+                <w:lang w:val="en-US"/>
+              </w:rPr>
+              <w:t>FEC-02</w:t>
+            </w:r>
+          </w:p>
+        </w:tc>
+        <w:tc>
+          <w:tcPr>
+            <w:tcW w:w="1560" w:type="dxa"/>
+            <w:tcMar>
+              <w:top w:w="100" w:type="dxa"/>
+              <w:left w:w="150" w:type="dxa"/>
+              <w:bottom w:w="100" w:type="dxa"/>
+              <w:right w:w="150" w:type="dxa"/>
+            </w:tcMar>
+            <w:hideMark/>
+          </w:tcPr>
+          <w:p>
+            <w:pPr>
+              <w:rPr>
+                <w:sz w:val="18"/>
+                <w:szCs w:val="18"/>
+                <w:lang w:val="en-US"/>
+              </w:rPr>
+            </w:pPr>
+            <w:r>
+              <w:rPr>
+                <w:sz w:val="18"/>
+                <w:szCs w:val="18"/>
+                <w:lang w:val="en-US"/>
+              </w:rPr>
+              <w:t>Data migration &amp; integrity</w:t>
+            </w:r>
+          </w:p>
+        </w:tc>
+        <w:tc>
+          <w:tcPr>
+            <w:tcW w:w="1560" w:type="dxa"/>
+            <w:tcMar>
+              <w:top w:w="100" w:type="dxa"/>
+              <w:left w:w="150" w:type="dxa"/>
+              <w:bottom w:w="100" w:type="dxa"/>
+              <w:right w:w="150" w:type="dxa"/>
+            </w:tcMar>
+            <w:hideMark/>
+          </w:tcPr>
+          <w:p>
+            <w:pPr>
+              <w:rPr>
+                <w:sz w:val="18"/>
+                <w:szCs w:val="18"/>
+                <w:lang w:val="en-US"/>
+              </w:rPr>
+            </w:pPr>
+            <w:r>
+              <w:rPr>
+                <w:sz w:val="18"/>
+                <w:szCs w:val="18"/>
+                <w:lang w:val="en-US"/>
+              </w:rPr>
+              <w:t>Legacy or pilot data collected early must be portable into whatever schema M2 selects</w:t>
+            </w:r>
+          </w:p>
+        </w:tc>
+        <w:tc>
+          <w:tcPr>
+            <w:tcW w:w="1560" w:type="dxa"/>
+            <w:tcMar>
+              <w:top w:w="100" w:type="dxa"/>
+              <w:left w:w="150" w:type="dxa"/>
+              <w:bottom w:w="100" w:type="dxa"/>
+              <w:right w:w="150" w:type="dxa"/>
+            </w:tcMar>
+            <w:hideMark/>
+          </w:tcPr>
+          <w:p>
+            <w:pPr>
+              <w:rPr>
+                <w:sz w:val="18"/>
+                <w:szCs w:val="18"/>
+                <w:lang w:val="en-US"/>
+              </w:rPr>
+            </w:pPr>
+            <w:r>
+              <w:rPr>
+                <w:sz w:val="18"/>
+                <w:szCs w:val="18"/>
+                <w:lang w:val="en-US"/>
+              </w:rPr>
+              <w:t>Database technology choice, schema design</w:t>
+            </w:r>
+          </w:p>
+        </w:tc>
+        <w:tc>
+          <w:tcPr>
+            <w:tcW w:w="1560" w:type="dxa"/>
+            <w:tcMar>
+              <w:top w:w="100" w:type="dxa"/>
+              <w:left w:w="150" w:type="dxa"/>
+              <w:bottom w:w="100" w:type="dxa"/>
+              <w:right w:w="150" w:type="dxa"/>
+            </w:tcMar>
+            <w:hideMark/>
+          </w:tcPr>
+          <w:p>
+            <w:pPr>
+              <w:rPr>
+                <w:sz w:val="18"/>
+                <w:szCs w:val="18"/>
+                <w:lang w:val="en-US"/>
+              </w:rPr>
+            </w:pPr>
+            <w:r>
+              <w:rPr>
+                <w:sz w:val="18"/>
+                <w:szCs w:val="18"/>
+                <w:lang w:val="en-US"/>
+              </w:rPr>
+              <w:t>Format and volume of any existing/pilot data</w:t>
+            </w:r>
+          </w:p>
+        </w:tc>
+        <w:tc>
+          <w:tcPr>
+            <w:tcW w:w="1560" w:type="dxa"/>
+            <w:tcMar>
+              <w:top w:w="100" w:type="dxa"/>
+              <w:left w:w="150" w:type="dxa"/>
+              <w:bottom w:w="100" w:type="dxa"/>
+              <w:right w:w="150" w:type="dxa"/>
+            </w:tcMar>
+            <w:hideMark/>
+          </w:tcPr>
+          <w:p>
+            <w:pPr>
+              <w:rPr>
+                <w:sz w:val="18"/>
+                <w:szCs w:val="18"/>
+                <w:lang w:val="en-US"/>
+              </w:rPr>
+            </w:pPr>
+            <w:r>
+              <w:rPr>
+                <w:sz w:val="18"/>
+                <w:szCs w:val="18"/>
+                <w:lang w:val="en-US"/>
+              </w:rPr>
+              <w:t xml:space="preserve">Locked-in choices made for convenience now could block a sound M2 </w:t>
+            </w:r>
+            <w:r>
+              <w:rPr>
+                <w:sz w:val="18"/>
+                <w:szCs w:val="18"/>
+                <w:lang w:val="en-US"/>
+              </w:rPr>
+              <w:lastRenderedPageBreak/>
+              <w:t>schema decision</w:t>
+            </w:r>
+          </w:p>
+        </w:tc>
+      </w:tr>
+      <w:tr>
+        <w:tc>
+          <w:tcPr>
+            <w:tcW w:w="1560" w:type="dxa"/>
+            <w:tcMar>
+              <w:top w:w="100" w:type="dxa"/>
+              <w:left w:w="150" w:type="dxa"/>
+              <w:bottom w:w="100" w:type="dxa"/>
+              <w:right w:w="150" w:type="dxa"/>
+            </w:tcMar>
+            <w:hideMark/>
+          </w:tcPr>
+          <w:p>
+            <w:pPr>
+              <w:rPr>
+                <w:sz w:val="18"/>
+                <w:szCs w:val="18"/>
+                <w:lang w:val="en-US"/>
+              </w:rPr>
+            </w:pPr>
+            <w:r>
+              <w:rPr>
+                <w:sz w:val="18"/>
+                <w:szCs w:val="18"/>
+                <w:lang w:val="en-US"/>
+              </w:rPr>
+              <w:lastRenderedPageBreak/>
+              <w:t>FEC-03</w:t>
+            </w:r>
+          </w:p>
+        </w:tc>
+        <w:tc>
+          <w:tcPr>
+            <w:tcW w:w="1560" w:type="dxa"/>
+            <w:tcMar>
+              <w:top w:w="100" w:type="dxa"/>
+              <w:left w:w="150" w:type="dxa"/>
+              <w:bottom w:w="100" w:type="dxa"/>
+              <w:right w:w="150" w:type="dxa"/>
+            </w:tcMar>
+            <w:hideMark/>
+          </w:tcPr>
+          <w:p>
+            <w:pPr>
+              <w:rPr>
+                <w:sz w:val="18"/>
+                <w:szCs w:val="18"/>
+                <w:lang w:val="en-US"/>
+              </w:rPr>
+            </w:pPr>
+            <w:r>
+              <w:rPr>
+                <w:sz w:val="18"/>
+                <w:szCs w:val="18"/>
+                <w:lang w:val="en-US"/>
+              </w:rPr>
+              <w:t>Observability &amp; tracking</w:t>
+            </w:r>
+          </w:p>
+        </w:tc>
+        <w:tc>
+          <w:tcPr>
+            <w:tcW w:w="1560" w:type="dxa"/>
+            <w:tcMar>
+              <w:top w:w="100" w:type="dxa"/>
+              <w:left w:w="150" w:type="dxa"/>
+              <w:bottom w:w="100" w:type="dxa"/>
+              <w:right w:w="150" w:type="dxa"/>
+            </w:tcMar>
+            <w:hideMark/>
+          </w:tcPr>
+          <w:p>
+            <w:pPr>
+              <w:rPr>
+                <w:sz w:val="18"/>
+                <w:szCs w:val="18"/>
+                <w:lang w:val="en-US"/>
+              </w:rPr>
+            </w:pPr>
+            <w:r>
+              <w:rPr>
+                <w:sz w:val="18"/>
+                <w:szCs w:val="18"/>
+                <w:lang w:val="en-US"/>
+              </w:rPr>
+              <w:t>Citizens need to see report status; this is a functional expectation, not just an ops concern</w:t>
+            </w:r>
+          </w:p>
+        </w:tc>
+        <w:tc>
+          <w:tcPr>
+            <w:tcW w:w="1560" w:type="dxa"/>
+            <w:tcMar>
+              <w:top w:w="100" w:type="dxa"/>
+              <w:left w:w="150" w:type="dxa"/>
+              <w:bottom w:w="100" w:type="dxa"/>
+              <w:right w:w="150" w:type="dxa"/>
+            </w:tcMar>
+            <w:hideMark/>
+          </w:tcPr>
+          <w:p>
+            <w:pPr>
+              <w:rPr>
+                <w:sz w:val="18"/>
+                <w:szCs w:val="18"/>
+                <w:lang w:val="en-US"/>
+              </w:rPr>
+            </w:pPr>
+            <w:r>
+              <w:rPr>
+                <w:sz w:val="18"/>
+                <w:szCs w:val="18"/>
+                <w:lang w:val="en-US"/>
+              </w:rPr>
+              <w:t>Logging/monitoring approach, status-change audit trail</w:t>
+            </w:r>
+          </w:p>
+        </w:tc>
+        <w:tc>
+          <w:tcPr>
+            <w:tcW w:w="1560" w:type="dxa"/>
+            <w:tcMar>
+              <w:top w:w="100" w:type="dxa"/>
+              <w:left w:w="150" w:type="dxa"/>
+              <w:bottom w:w="100" w:type="dxa"/>
+              <w:right w:w="150" w:type="dxa"/>
+            </w:tcMar>
+            <w:hideMark/>
+          </w:tcPr>
+          <w:p>
+            <w:pPr>
+              <w:rPr>
+                <w:sz w:val="18"/>
+                <w:szCs w:val="18"/>
+                <w:lang w:val="en-US"/>
+              </w:rPr>
+            </w:pPr>
+            <w:r>
+              <w:rPr>
+                <w:sz w:val="18"/>
+                <w:szCs w:val="18"/>
+                <w:lang w:val="en-US"/>
+              </w:rPr>
+              <w:t>Whether status history needs to be queryable/reportable for municipal accountability</w:t>
+            </w:r>
+          </w:p>
+        </w:tc>
+        <w:tc>
+          <w:tcPr>
+            <w:tcW w:w="1560" w:type="dxa"/>
+            <w:tcMar>
+              <w:top w:w="100" w:type="dxa"/>
+              <w:left w:w="150" w:type="dxa"/>
+              <w:bottom w:w="100" w:type="dxa"/>
+              <w:right w:w="150" w:type="dxa"/>
+            </w:tcMar>
+            <w:hideMark/>
+          </w:tcPr>
+          <w:p>
+            <w:pPr>
+              <w:rPr>
+                <w:sz w:val="18"/>
+                <w:szCs w:val="18"/>
+                <w:lang w:val="en-US"/>
+              </w:rPr>
+            </w:pPr>
+            <w:r>
+              <w:rPr>
+                <w:sz w:val="18"/>
+                <w:szCs w:val="18"/>
+                <w:lang w:val="en-US"/>
+              </w:rPr>
+              <w:t>Without early NFRs on this, status tracking risks being bolted on rather than designed in</w:t>
+            </w:r>
+          </w:p>
+        </w:tc>
+      </w:tr>
+      <w:tr>
+        <w:tc>
+          <w:tcPr>
+            <w:tcW w:w="1560" w:type="dxa"/>
+            <w:tcMar>
+              <w:top w:w="100" w:type="dxa"/>
+              <w:left w:w="150" w:type="dxa"/>
+              <w:bottom w:w="100" w:type="dxa"/>
+              <w:right w:w="150" w:type="dxa"/>
+            </w:tcMar>
+            <w:hideMark/>
+          </w:tcPr>
+          <w:p>
+            <w:pPr>
+              <w:rPr>
+                <w:sz w:val="18"/>
+                <w:szCs w:val="18"/>
+                <w:lang w:val="en-US"/>
+              </w:rPr>
+            </w:pPr>
+            <w:r>
+              <w:rPr>
+                <w:sz w:val="18"/>
+                <w:szCs w:val="18"/>
+                <w:lang w:val="en-US"/>
+              </w:rPr>
+              <w:t>FEC-04</w:t>
+            </w:r>
+          </w:p>
+        </w:tc>
+        <w:tc>
+          <w:tcPr>
+            <w:tcW w:w="1560" w:type="dxa"/>
+            <w:tcMar>
+              <w:top w:w="100" w:type="dxa"/>
+              <w:left w:w="150" w:type="dxa"/>
+              <w:bottom w:w="100" w:type="dxa"/>
+              <w:right w:w="150" w:type="dxa"/>
+            </w:tcMar>
+            <w:hideMark/>
+          </w:tcPr>
+          <w:p>
+            <w:pPr>
+              <w:rPr>
+                <w:sz w:val="18"/>
+                <w:szCs w:val="18"/>
+                <w:lang w:val="en-US"/>
+              </w:rPr>
+            </w:pPr>
+            <w:r>
+              <w:rPr>
+                <w:sz w:val="18"/>
+                <w:szCs w:val="18"/>
+                <w:lang w:val="en-US"/>
+              </w:rPr>
+              <w:t>Scalability under uneven load</w:t>
+            </w:r>
+          </w:p>
+        </w:tc>
+        <w:tc>
+          <w:tcPr>
+            <w:tcW w:w="1560" w:type="dxa"/>
+            <w:tcMar>
+              <w:top w:w="100" w:type="dxa"/>
+              <w:left w:w="150" w:type="dxa"/>
+              <w:bottom w:w="100" w:type="dxa"/>
+              <w:right w:w="150" w:type="dxa"/>
+            </w:tcMar>
+            <w:hideMark/>
+          </w:tcPr>
+          <w:p>
+            <w:pPr>
+              <w:rPr>
+                <w:sz w:val="18"/>
+                <w:szCs w:val="18"/>
+                <w:lang w:val="en-US"/>
+              </w:rPr>
+            </w:pPr>
+            <w:r>
+              <w:rPr>
+                <w:sz w:val="18"/>
+                <w:szCs w:val="18"/>
+                <w:lang w:val="en-US"/>
+              </w:rPr>
+              <w:t>Report volume will spike after major weather events or infrastructure failures, not evenly</w:t>
+            </w:r>
+          </w:p>
+        </w:tc>
+        <w:tc>
+          <w:tcPr>
+            <w:tcW w:w="1560" w:type="dxa"/>
+            <w:tcMar>
+              <w:top w:w="100" w:type="dxa"/>
+              <w:left w:w="150" w:type="dxa"/>
+              <w:bottom w:w="100" w:type="dxa"/>
+              <w:right w:w="150" w:type="dxa"/>
+            </w:tcMar>
+            <w:hideMark/>
+          </w:tcPr>
+          <w:p>
+            <w:pPr>
+              <w:rPr>
+                <w:sz w:val="18"/>
+                <w:szCs w:val="18"/>
+                <w:lang w:val="en-US"/>
+              </w:rPr>
+            </w:pPr>
+            <w:r>
+              <w:rPr>
+                <w:sz w:val="18"/>
+                <w:szCs w:val="18"/>
+                <w:lang w:val="en-US"/>
+              </w:rPr>
+              <w:t>Deployment environment, architecture (M2)</w:t>
+            </w:r>
+          </w:p>
+        </w:tc>
+        <w:tc>
+          <w:tcPr>
+            <w:tcW w:w="1560" w:type="dxa"/>
+            <w:tcMar>
+              <w:top w:w="100" w:type="dxa"/>
+              <w:left w:w="150" w:type="dxa"/>
+              <w:bottom w:w="100" w:type="dxa"/>
+              <w:right w:w="150" w:type="dxa"/>
+            </w:tcMar>
+            <w:hideMark/>
+          </w:tcPr>
+          <w:p>
+            <w:pPr>
+              <w:rPr>
+                <w:sz w:val="18"/>
+                <w:szCs w:val="18"/>
+                <w:lang w:val="en-US"/>
+              </w:rPr>
+            </w:pPr>
+            <w:r>
+              <w:rPr>
+                <w:sz w:val="18"/>
+                <w:szCs w:val="18"/>
+                <w:lang w:val="en-US"/>
+              </w:rPr>
+              <w:t>Expected peak vs baseline volumes (no real data yet)</w:t>
+            </w:r>
+          </w:p>
+        </w:tc>
+        <w:tc>
+          <w:tcPr>
+            <w:tcW w:w="1560" w:type="dxa"/>
+            <w:tcMar>
+              <w:top w:w="100" w:type="dxa"/>
+              <w:left w:w="150" w:type="dxa"/>
+              <w:bottom w:w="100" w:type="dxa"/>
+              <w:right w:w="150" w:type="dxa"/>
+            </w:tcMar>
+            <w:hideMark/>
+          </w:tcPr>
+          <w:p>
+            <w:pPr>
+              <w:rPr>
+                <w:sz w:val="18"/>
+                <w:szCs w:val="18"/>
+                <w:lang w:val="en-US"/>
+              </w:rPr>
+            </w:pPr>
+            <w:r>
+              <w:rPr>
+                <w:sz w:val="18"/>
+                <w:szCs w:val="18"/>
+                <w:lang w:val="en-US"/>
+              </w:rPr>
+              <w:t>Under-provisioning is a public-facing failure mode — visible and reputationally costly</w:t>
+            </w:r>
+          </w:p>
+        </w:tc>
+      </w:tr>
+      <w:tr>
+        <w:tc>
+          <w:tcPr>
+            <w:tcW w:w="1560" w:type="dxa"/>
+            <w:tcMar>
+              <w:top w:w="100" w:type="dxa"/>
+              <w:left w:w="150" w:type="dxa"/>
+              <w:bottom w:w="100" w:type="dxa"/>
+              <w:right w:w="150" w:type="dxa"/>
+            </w:tcMar>
+            <w:hideMark/>
+          </w:tcPr>
+          <w:p>
+            <w:pPr>
+              <w:rPr>
+                <w:sz w:val="18"/>
+                <w:szCs w:val="18"/>
+                <w:lang w:val="en-US"/>
+              </w:rPr>
+            </w:pPr>
+            <w:r>
+              <w:rPr>
+                <w:sz w:val="18"/>
+                <w:szCs w:val="18"/>
+                <w:lang w:val="en-US"/>
+              </w:rPr>
+              <w:t>FEC-05</w:t>
+            </w:r>
+          </w:p>
+        </w:tc>
+        <w:tc>
+          <w:tcPr>
+            <w:tcW w:w="1560" w:type="dxa"/>
+            <w:tcMar>
+              <w:top w:w="100" w:type="dxa"/>
+              <w:left w:w="150" w:type="dxa"/>
+              <w:bottom w:w="100" w:type="dxa"/>
+              <w:right w:w="150" w:type="dxa"/>
+            </w:tcMar>
+            <w:hideMark/>
+          </w:tcPr>
+          <w:p>
+            <w:pPr>
+              <w:rPr>
+                <w:sz w:val="18"/>
+                <w:szCs w:val="18"/>
+                <w:lang w:val="en-US"/>
+              </w:rPr>
+            </w:pPr>
+            <w:r>
+              <w:rPr>
+                <w:sz w:val="18"/>
+                <w:szCs w:val="18"/>
+                <w:lang w:val="en-US"/>
+              </w:rPr>
+              <w:t>Automated testing &amp; CI</w:t>
+            </w:r>
+          </w:p>
+        </w:tc>
+        <w:tc>
+          <w:tcPr>
+            <w:tcW w:w="1560" w:type="dxa"/>
+            <w:tcMar>
+              <w:top w:w="100" w:type="dxa"/>
+              <w:left w:w="150" w:type="dxa"/>
+              <w:bottom w:w="100" w:type="dxa"/>
+              <w:right w:w="150" w:type="dxa"/>
+            </w:tcMar>
+            <w:hideMark/>
+          </w:tcPr>
+          <w:p>
+            <w:pPr>
+              <w:rPr>
+                <w:sz w:val="18"/>
+                <w:szCs w:val="18"/>
+                <w:lang w:val="en-US"/>
+              </w:rPr>
+            </w:pPr>
+            <w:r>
+              <w:rPr>
+                <w:sz w:val="18"/>
+                <w:szCs w:val="18"/>
+                <w:lang w:val="en-US"/>
+              </w:rPr>
+              <w:t>Requirements must be written testable now so M2/M3 CI can actually verify them</w:t>
+            </w:r>
+          </w:p>
+        </w:tc>
+        <w:tc>
+          <w:tcPr>
+            <w:tcW w:w="1560" w:type="dxa"/>
+            <w:tcMar>
+              <w:top w:w="100" w:type="dxa"/>
+              <w:left w:w="150" w:type="dxa"/>
+              <w:bottom w:w="100" w:type="dxa"/>
+              <w:right w:w="150" w:type="dxa"/>
+            </w:tcMar>
+            <w:hideMark/>
+          </w:tcPr>
+          <w:p>
+            <w:pPr>
+              <w:rPr>
+                <w:sz w:val="18"/>
+                <w:szCs w:val="18"/>
+                <w:lang w:val="en-US"/>
+              </w:rPr>
+            </w:pPr>
+            <w:r>
+              <w:rPr>
+                <w:sz w:val="18"/>
+                <w:szCs w:val="18"/>
+                <w:lang w:val="en-US"/>
+              </w:rPr>
+              <w:t>Test strategy, CI pipeline design</w:t>
+            </w:r>
+          </w:p>
+        </w:tc>
+        <w:tc>
+          <w:tcPr>
+            <w:tcW w:w="1560" w:type="dxa"/>
+            <w:tcMar>
+              <w:top w:w="100" w:type="dxa"/>
+              <w:left w:w="150" w:type="dxa"/>
+              <w:bottom w:w="100" w:type="dxa"/>
+              <w:right w:w="150" w:type="dxa"/>
+            </w:tcMar>
+            <w:hideMark/>
+          </w:tcPr>
+          <w:p>
+            <w:pPr>
+              <w:rPr>
+                <w:sz w:val="18"/>
+                <w:szCs w:val="18"/>
+                <w:lang w:val="en-US"/>
+              </w:rPr>
+            </w:pPr>
+            <w:r>
+              <w:rPr>
+                <w:sz w:val="18"/>
+                <w:szCs w:val="18"/>
+                <w:lang w:val="en-US"/>
+              </w:rPr>
+              <w:t>Which NFRs are realistically automatable vs manual</w:t>
+            </w:r>
+          </w:p>
+        </w:tc>
+        <w:tc>
+          <w:tcPr>
+            <w:tcW w:w="1560" w:type="dxa"/>
+            <w:tcMar>
+              <w:top w:w="100" w:type="dxa"/>
+              <w:left w:w="150" w:type="dxa"/>
+              <w:bottom w:w="100" w:type="dxa"/>
+              <w:right w:w="150" w:type="dxa"/>
+            </w:tcMar>
+            <w:hideMark/>
+          </w:tcPr>
+          <w:p>
+            <w:pPr>
+              <w:rPr>
+                <w:sz w:val="18"/>
+                <w:szCs w:val="18"/>
+                <w:lang w:val="en-US"/>
+              </w:rPr>
+            </w:pPr>
+            <w:r>
+              <w:rPr>
+                <w:sz w:val="18"/>
+                <w:szCs w:val="18"/>
+                <w:lang w:val="en-US"/>
+              </w:rPr>
+              <w:t>Untestable requirements written now become unverifiable requirements later</w:t>
+            </w:r>
+          </w:p>
+        </w:tc>
+      </w:tr>
+      <w:tr>
+        <w:tc>
+          <w:tcPr>
+            <w:tcW w:w="1560" w:type="dxa"/>
+            <w:tcMar>
+              <w:top w:w="100" w:type="dxa"/>
+              <w:left w:w="150" w:type="dxa"/>
+              <w:bottom w:w="100" w:type="dxa"/>
+              <w:right w:w="150" w:type="dxa"/>
+            </w:tcMar>
+            <w:hideMark/>
+          </w:tcPr>
+          <w:p>
+            <w:pPr>
+              <w:rPr>
+                <w:sz w:val="18"/>
+                <w:szCs w:val="18"/>
+                <w:lang w:val="en-US"/>
+              </w:rPr>
+            </w:pPr>
+            <w:r>
+              <w:rPr>
+                <w:sz w:val="18"/>
+                <w:szCs w:val="18"/>
+                <w:lang w:val="en-US"/>
+              </w:rPr>
+              <w:t>FEC-06</w:t>
+            </w:r>
+          </w:p>
+        </w:tc>
+        <w:tc>
+          <w:tcPr>
+            <w:tcW w:w="1560" w:type="dxa"/>
+            <w:tcMar>
+              <w:top w:w="100" w:type="dxa"/>
+              <w:left w:w="150" w:type="dxa"/>
+              <w:bottom w:w="100" w:type="dxa"/>
+              <w:right w:w="150" w:type="dxa"/>
+            </w:tcMar>
+            <w:hideMark/>
+          </w:tcPr>
+          <w:p>
+            <w:pPr>
+              <w:rPr>
+                <w:sz w:val="18"/>
+                <w:szCs w:val="18"/>
+                <w:lang w:val="en-US"/>
+              </w:rPr>
+            </w:pPr>
+            <w:r>
+              <w:rPr>
+                <w:sz w:val="18"/>
+                <w:szCs w:val="18"/>
+                <w:lang w:val="en-US"/>
+              </w:rPr>
+              <w:t>Deployment constraints</w:t>
+            </w:r>
+          </w:p>
+        </w:tc>
+        <w:tc>
+          <w:tcPr>
+            <w:tcW w:w="1560" w:type="dxa"/>
+            <w:tcMar>
+              <w:top w:w="100" w:type="dxa"/>
+              <w:left w:w="150" w:type="dxa"/>
+              <w:bottom w:w="100" w:type="dxa"/>
+              <w:right w:w="150" w:type="dxa"/>
+            </w:tcMar>
+            <w:hideMark/>
+          </w:tcPr>
+          <w:p>
+            <w:pPr>
+              <w:rPr>
+                <w:sz w:val="18"/>
+                <w:szCs w:val="18"/>
+                <w:lang w:val="en-US"/>
+              </w:rPr>
+            </w:pPr>
+            <w:r>
+              <w:rPr>
+                <w:sz w:val="18"/>
+                <w:szCs w:val="18"/>
+                <w:lang w:val="en-US"/>
+              </w:rPr>
+              <w:t>Municipal/government hosting may carry compliance, uptime or procurement constraints unknown yet</w:t>
+            </w:r>
+          </w:p>
+        </w:tc>
+        <w:tc>
+          <w:tcPr>
+            <w:tcW w:w="1560" w:type="dxa"/>
+            <w:tcMar>
+              <w:top w:w="100" w:type="dxa"/>
+              <w:left w:w="150" w:type="dxa"/>
+              <w:bottom w:w="100" w:type="dxa"/>
+              <w:right w:w="150" w:type="dxa"/>
+            </w:tcMar>
+            <w:hideMark/>
+          </w:tcPr>
+          <w:p>
+            <w:pPr>
+              <w:rPr>
+                <w:sz w:val="18"/>
+                <w:szCs w:val="18"/>
+                <w:lang w:val="en-US"/>
+              </w:rPr>
+            </w:pPr>
+            <w:r>
+              <w:rPr>
+                <w:sz w:val="18"/>
+                <w:szCs w:val="18"/>
+                <w:lang w:val="en-US"/>
+              </w:rPr>
+              <w:t>Hosting/infrastructure decision (M2+)</w:t>
+            </w:r>
+          </w:p>
+        </w:tc>
+        <w:tc>
+          <w:tcPr>
+            <w:tcW w:w="1560" w:type="dxa"/>
+            <w:tcMar>
+              <w:top w:w="100" w:type="dxa"/>
+              <w:left w:w="150" w:type="dxa"/>
+              <w:bottom w:w="100" w:type="dxa"/>
+              <w:right w:w="150" w:type="dxa"/>
+            </w:tcMar>
+            <w:hideMark/>
+          </w:tcPr>
+          <w:p>
+            <w:pPr>
+              <w:rPr>
+                <w:sz w:val="18"/>
+                <w:szCs w:val="18"/>
+                <w:lang w:val="en-US"/>
+              </w:rPr>
+            </w:pPr>
+            <w:r>
+              <w:rPr>
+                <w:sz w:val="18"/>
+                <w:szCs w:val="18"/>
+                <w:lang w:val="en-US"/>
+              </w:rPr>
+              <w:t>Whether the client has a mandated hosting environment or budget ceiling</w:t>
+            </w:r>
+          </w:p>
+        </w:tc>
+        <w:tc>
+          <w:tcPr>
+            <w:tcW w:w="1560" w:type="dxa"/>
+            <w:tcMar>
+              <w:top w:w="100" w:type="dxa"/>
+              <w:left w:w="150" w:type="dxa"/>
+              <w:bottom w:w="100" w:type="dxa"/>
+              <w:right w:w="150" w:type="dxa"/>
+            </w:tcMar>
+            <w:hideMark/>
+          </w:tcPr>
+          <w:p>
+            <w:pPr>
+              <w:rPr>
+                <w:sz w:val="18"/>
+                <w:szCs w:val="18"/>
+                <w:lang w:val="en-US"/>
+              </w:rPr>
+            </w:pPr>
+            <w:r>
+              <w:rPr>
+                <w:sz w:val="18"/>
+                <w:szCs w:val="18"/>
+                <w:lang w:val="en-US"/>
+              </w:rPr>
+              <w:t>Committing to assumptions now may not survive client constraints later</w:t>
+            </w:r>
+          </w:p>
+        </w:tc>
+      </w:tr>
+      <w:tr>
+        <w:tc>
+          <w:tcPr>
+            <w:tcW w:w="1560" w:type="dxa"/>
+            <w:tcMar>
+              <w:top w:w="100" w:type="dxa"/>
+              <w:left w:w="150" w:type="dxa"/>
+              <w:bottom w:w="100" w:type="dxa"/>
+              <w:right w:w="150" w:type="dxa"/>
+            </w:tcMar>
+            <w:hideMark/>
+          </w:tcPr>
+          <w:p>
+            <w:pPr>
+              <w:rPr>
+                <w:sz w:val="18"/>
+                <w:szCs w:val="18"/>
+                <w:lang w:val="en-US"/>
+              </w:rPr>
+            </w:pPr>
+            <w:r>
+              <w:rPr>
+                <w:sz w:val="18"/>
+                <w:szCs w:val="18"/>
+                <w:lang w:val="en-US"/>
+              </w:rPr>
+              <w:t>FEC-07</w:t>
+            </w:r>
+          </w:p>
+        </w:tc>
+        <w:tc>
+          <w:tcPr>
+            <w:tcW w:w="1560" w:type="dxa"/>
+            <w:tcMar>
+              <w:top w:w="100" w:type="dxa"/>
+              <w:left w:w="150" w:type="dxa"/>
+              <w:bottom w:w="100" w:type="dxa"/>
+              <w:right w:w="150" w:type="dxa"/>
+            </w:tcMar>
+            <w:hideMark/>
+          </w:tcPr>
+          <w:p>
+            <w:pPr>
+              <w:rPr>
+                <w:sz w:val="18"/>
+                <w:szCs w:val="18"/>
+                <w:lang w:val="en-US"/>
+              </w:rPr>
+            </w:pPr>
+            <w:r>
+              <w:rPr>
+                <w:sz w:val="18"/>
+                <w:szCs w:val="18"/>
+                <w:lang w:val="en-US"/>
+              </w:rPr>
+              <w:t>Maintainability post-handover</w:t>
+            </w:r>
+          </w:p>
+        </w:tc>
+        <w:tc>
+          <w:tcPr>
+            <w:tcW w:w="1560" w:type="dxa"/>
+            <w:tcMar>
+              <w:top w:w="100" w:type="dxa"/>
+              <w:left w:w="150" w:type="dxa"/>
+              <w:bottom w:w="100" w:type="dxa"/>
+              <w:right w:w="150" w:type="dxa"/>
+            </w:tcMar>
+            <w:hideMark/>
+          </w:tcPr>
+          <w:p>
+            <w:pPr>
+              <w:rPr>
+                <w:sz w:val="18"/>
+                <w:szCs w:val="18"/>
+                <w:lang w:val="en-US"/>
+              </w:rPr>
+            </w:pPr>
+            <w:r>
+              <w:rPr>
+                <w:sz w:val="18"/>
+                <w:szCs w:val="18"/>
+                <w:lang w:val="en-US"/>
+              </w:rPr>
+              <w:t>The client (a municipality) will operate this after the team graduates/moves on</w:t>
+            </w:r>
+          </w:p>
+        </w:tc>
+        <w:tc>
+          <w:tcPr>
+            <w:tcW w:w="1560" w:type="dxa"/>
+            <w:tcMar>
+              <w:top w:w="100" w:type="dxa"/>
+              <w:left w:w="150" w:type="dxa"/>
+              <w:bottom w:w="100" w:type="dxa"/>
+              <w:right w:w="150" w:type="dxa"/>
+            </w:tcMar>
+            <w:hideMark/>
+          </w:tcPr>
+          <w:p>
+            <w:pPr>
+              <w:rPr>
+                <w:sz w:val="18"/>
+                <w:szCs w:val="18"/>
+                <w:lang w:val="en-US"/>
+              </w:rPr>
+            </w:pPr>
+            <w:r>
+              <w:rPr>
+                <w:sz w:val="18"/>
+                <w:szCs w:val="18"/>
+                <w:lang w:val="en-US"/>
+              </w:rPr>
+              <w:t>Documentation depth, architecture simplicity vs sophistication trade-off</w:t>
+            </w:r>
+          </w:p>
+        </w:tc>
+        <w:tc>
+          <w:tcPr>
+            <w:tcW w:w="1560" w:type="dxa"/>
+            <w:tcMar>
+              <w:top w:w="100" w:type="dxa"/>
+              <w:left w:w="150" w:type="dxa"/>
+              <w:bottom w:w="100" w:type="dxa"/>
+              <w:right w:w="150" w:type="dxa"/>
+            </w:tcMar>
+            <w:hideMark/>
+          </w:tcPr>
+          <w:p>
+            <w:pPr>
+              <w:rPr>
+                <w:sz w:val="18"/>
+                <w:szCs w:val="18"/>
+                <w:lang w:val="en-US"/>
+              </w:rPr>
+            </w:pPr>
+            <w:r>
+              <w:rPr>
+                <w:sz w:val="18"/>
+                <w:szCs w:val="18"/>
+                <w:lang w:val="en-US"/>
+              </w:rPr>
+              <w:t>Client's technical capacity to maintain the system long-term</w:t>
+            </w:r>
+          </w:p>
+        </w:tc>
+        <w:tc>
+          <w:tcPr>
+            <w:tcW w:w="1560" w:type="dxa"/>
+            <w:tcMar>
+              <w:top w:w="100" w:type="dxa"/>
+              <w:left w:w="150" w:type="dxa"/>
+              <w:bottom w:w="100" w:type="dxa"/>
+              <w:right w:w="150" w:type="dxa"/>
+            </w:tcMar>
+            <w:hideMark/>
+          </w:tcPr>
+          <w:p>
+            <w:pPr>
+              <w:rPr>
+                <w:sz w:val="18"/>
+                <w:szCs w:val="18"/>
+                <w:lang w:val="en-US"/>
+              </w:rPr>
+            </w:pPr>
+            <w:r>
+              <w:rPr>
+                <w:sz w:val="18"/>
+                <w:szCs w:val="18"/>
+                <w:lang w:val="en-US"/>
+              </w:rPr>
+              <w:t>Building something only the current team can maintain creates unsustainable technical debt</w:t>
+            </w:r>
+          </w:p>
+        </w:tc>
+      </w:tr>
+    </w:tbl>
+    <w:p/>
     <w:p>
       <w:pPr>
         <w:pStyle w:val="Heading1"/>
       </w:pPr>
-      <w:bookmarkStart w:id="32" w:name="_Toc239873120"/>
-      <w:r>
+      <w:bookmarkStart w:id="32" w:name="_Toc239885257"/>
+      <w:r>
+        <w:lastRenderedPageBreak/>
         <w:t>Engineering decision log</w:t>
       </w:r>
       <w:bookmarkEnd w:id="32"/>
@@ -8095,7 +12186,6 @@
     <w:p/>
     <w:p>
       <w:r>
-        <w:lastRenderedPageBreak/>
         <w:t xml:space="preserve">Decision ID: </w:t>
       </w:r>
       <w:r>
@@ -8118,6 +12208,7 @@
     </w:p>
     <w:p>
       <w:r>
+        <w:lastRenderedPageBreak/>
         <w:t xml:space="preserve">Constraints: </w:t>
       </w:r>
       <w:r>
@@ -8136,7 +12227,6 @@
           <w:ilvl w:val="0"/>
           <w:numId w:val="7"/>
         </w:numPr>
-        <w:cnfStyle w:val="000000100000" w:firstRow="0" w:lastRow="0" w:firstColumn="0" w:lastColumn="0" w:oddVBand="0" w:evenVBand="0" w:oddHBand="1" w:evenHBand="0" w:firstRowFirstColumn="0" w:firstRowLastColumn="0" w:lastRowFirstColumn="0" w:lastRowLastColumn="0"/>
       </w:pPr>
       <w:r>
         <w:t>Select a random number at this point of the project.</w:t>
@@ -8149,7 +12239,6 @@
           <w:ilvl w:val="0"/>
           <w:numId w:val="7"/>
         </w:numPr>
-        <w:cnfStyle w:val="000000100000" w:firstRow="0" w:lastRow="0" w:firstColumn="0" w:lastColumn="0" w:oddVBand="0" w:evenVBand="0" w:oddHBand="1" w:evenHBand="0" w:firstRowFirstColumn="0" w:firstRowLastColumn="0" w:lastRowFirstColumn="0" w:lastRowLastColumn="0"/>
       </w:pPr>
       <w:r>
         <w:t>Wait until M2 to measure the NFR.</w:t>
@@ -8162,7 +12251,6 @@
           <w:ilvl w:val="0"/>
           <w:numId w:val="7"/>
         </w:numPr>
-        <w:cnfStyle w:val="000000100000" w:firstRow="0" w:lastRow="0" w:firstColumn="0" w:lastColumn="0" w:oddVBand="0" w:evenVBand="0" w:oddHBand="1" w:evenHBand="0" w:firstRowFirstColumn="0" w:firstRowLastColumn="0" w:lastRowFirstColumn="0" w:lastRowLastColumn="0"/>
       </w:pPr>
       <w:r>
         <w:t>Establish a temporary placeholder threshold with a clear label.</w:t>
@@ -8177,9 +12265,6 @@
       </w:r>
     </w:p>
     <w:p>
-      <w:pPr>
-        <w:cnfStyle w:val="000000100000" w:firstRow="0" w:lastRow="0" w:firstColumn="0" w:lastColumn="0" w:oddVBand="0" w:evenVBand="0" w:oddHBand="1" w:evenHBand="0" w:firstRowFirstColumn="0" w:firstRowLastColumn="0" w:lastRowFirstColumn="0" w:lastRowLastColumn="0"/>
-      </w:pPr>
       <w:r>
         <w:t xml:space="preserve">Rationale: </w:t>
       </w:r>
@@ -8192,25 +12277,10 @@
         <w:t>Trade-offs:</w:t>
       </w:r>
       <w:r>
-        <w:t xml:space="preserve"> The NFR is still used in the RTM and defence at the time</w:t>
-      </w:r>
-      <w:r>
-        <w:t xml:space="preserve"> but, </w:t>
-      </w:r>
-      <w:r>
-        <w:t xml:space="preserve">here is a chance that the placeholder number will be mistakenly regarded as final if it </w:t>
-      </w:r>
-      <w:r>
-        <w:t>is</w:t>
-      </w:r>
-      <w:r>
-        <w:t xml:space="preserve"> not reviewed.</w:t>
+        <w:t xml:space="preserve"> The NFR is still used in the RTM and defence at the time but, here is a chance that the placeholder number will be mistakenly regarded as final if it is not reviewed.</w:t>
       </w:r>
     </w:p>
     <w:p>
-      <w:pPr>
-        <w:cnfStyle w:val="000000100000" w:firstRow="0" w:lastRow="0" w:firstColumn="0" w:lastColumn="0" w:oddVBand="0" w:evenVBand="0" w:oddHBand="1" w:evenHBand="0" w:firstRowFirstColumn="0" w:firstRowLastColumn="0" w:lastRowFirstColumn="0" w:lastRowLastColumn="0"/>
-      </w:pPr>
       <w:r>
         <w:t xml:space="preserve">Risks: </w:t>
       </w:r>
@@ -8234,59 +12304,912 @@
         <w:t xml:space="preserve">Later consequences: </w:t>
       </w:r>
       <w:r>
-        <w:t xml:space="preserve">Once hosting has been selected, note the actual threshold and verify if 2 seconds/200 requests </w:t>
-      </w:r>
-      <w:proofErr w:type="gramStart"/>
-      <w:r>
-        <w:t>was</w:t>
-      </w:r>
-      <w:proofErr w:type="gramEnd"/>
-      <w:r>
-        <w:t xml:space="preserve"> reasonable.</w:t>
+        <w:t>Once hosting has been selected, note the actual threshold and verify if 2 seconds/200 requests was reasonable</w:t>
+      </w:r>
+      <w:r>
+        <w:t>.</w:t>
       </w:r>
     </w:p>
     <w:p/>
-    <w:p/>
     <w:p>
-      <w:pPr>
-        <w:pStyle w:val="Heading1"/>
-      </w:pPr>
-      <w:bookmarkStart w:id="33" w:name="_Toc239873121"/>
-      <w:r>
-        <w:t>AI usage Register</w:t>
-      </w:r>
-      <w:bookmarkEnd w:id="33"/>
+      <w:r>
+        <w:t>Decision ID: DEC-003</w:t>
+      </w:r>
     </w:p>
     <w:p>
-      <w:proofErr w:type="spellStart"/>
-      <w:r>
-        <w:t>Regardt</w:t>
-      </w:r>
-      <w:proofErr w:type="spellEnd"/>
-      <w:r>
-        <w:t xml:space="preserve"> Osler: Used Claude AI to help with formatting and structure.</w:t>
+      <w:r>
+        <w:t>Context</w:t>
+      </w:r>
+      <w:r>
+        <w:t>:</w:t>
+      </w:r>
+      <w:r>
+        <w:rPr>
+          <w:b/>
+          <w:bCs/>
+        </w:rPr>
+        <w:t xml:space="preserve"> </w:t>
+      </w:r>
+      <w:r>
+        <w:t>Stakeholder analysis identified two user classes — residents and municipal staff — with different access needs. The team must decide whether M1 requirements should assume a single shared login mechanism or anticipate role-based access, without committing to an implementation.</w:t>
       </w:r>
     </w:p>
     <w:p>
       <w:r>
-        <w:t xml:space="preserve">Freerk van den Bos: </w:t>
-      </w:r>
-      <w:r>
-        <w:t>Used Claude AI to help with formatting and structure.</w:t>
+        <w:t>Options considered</w:t>
+      </w:r>
+      <w:r>
+        <w:t>:</w:t>
+      </w:r>
+      <w:r>
+        <w:t xml:space="preserve">(1) Treat all users identically with no role distinction; (2) Define requirements now assuming role-based access exists, deferring </w:t>
+      </w:r>
+      <w:r>
+        <w:rPr>
+          <w:i/>
+          <w:iCs/>
+        </w:rPr>
+        <w:t>how</w:t>
+      </w:r>
+      <w:r>
+        <w:t xml:space="preserve"> it's implemented; (3) Defer the question entirely to M2.</w:t>
+      </w:r>
+    </w:p>
+    <w:p>
+      <w:r>
+        <w:t xml:space="preserve">Decision: </w:t>
+      </w:r>
+      <w:r>
+        <w:t>NFRs and FRs will assume distinct resident/staff roles exist</w:t>
+      </w:r>
+      <w:r>
+        <w:t xml:space="preserve">, </w:t>
+      </w:r>
+      <w:r>
+        <w:t xml:space="preserve">, but the authentication mechanism, technology and schema are explicitly </w:t>
+      </w:r>
+      <w:r>
+        <w:rPr>
+          <w:b/>
+          <w:bCs/>
+        </w:rPr>
+        <w:t>not</w:t>
+      </w:r>
+      <w:r>
+        <w:t xml:space="preserve"> decided at this stage.</w:t>
+      </w:r>
+    </w:p>
+    <w:p>
+      <w:r>
+        <w:lastRenderedPageBreak/>
+        <w:t xml:space="preserve">Rationale: </w:t>
+      </w:r>
+      <w:r>
+        <w:t>Reflects genuine stakeholder conflict already surfaced in the stakeholder analysis</w:t>
+      </w:r>
+      <w:r>
+        <w:t xml:space="preserve">. </w:t>
+      </w:r>
+      <w:r>
+        <w:t>Not deciding this would leave requirements untestable and would risk rework of acceptance criteria later.</w:t>
+      </w:r>
+    </w:p>
+    <w:p>
+      <w:r>
+        <w:t xml:space="preserve">Trade-offs: </w:t>
+      </w:r>
+      <w:r>
+        <w:rPr>
+          <w:b/>
+          <w:bCs/>
+        </w:rPr>
+        <w:t>Gained:</w:t>
+      </w:r>
+      <w:r>
+        <w:t xml:space="preserve"> requirements and acceptance criteria can be written now with testable role-based conditions, preventing a rewrite of FR/NFR wording at M2. </w:t>
+      </w:r>
+      <w:r>
+        <w:rPr>
+          <w:b/>
+          <w:bCs/>
+        </w:rPr>
+        <w:t>Given up:</w:t>
+      </w:r>
+      <w:r>
+        <w:t xml:space="preserve"> the team cannot yet confirm how expensive or complex the eventual access-control implementation will be, so effort estimation for M2 carries more uncertainty. Choosing to specify roles now vs staying generic also means any late stakeholder request for a </w:t>
+      </w:r>
+      <w:r>
+        <w:rPr>
+          <w:i/>
+          <w:iCs/>
+        </w:rPr>
+        <w:t>third</w:t>
+      </w:r>
+      <w:r>
+        <w:t xml:space="preserve"> role  would require revisiting already-baselined requirements rather than starting clean.</w:t>
+      </w:r>
+    </w:p>
+    <w:p>
+      <w:r>
+        <w:t xml:space="preserve">Risks: </w:t>
+      </w:r>
+      <w:r>
+        <w:t>R-004 — Unauthorized access to staff functions (linked): probability Medium, impact High if role boundaries are assumed in requirements but not enforced correctly later. R-007 — Requirements rework risk (new): if a stakeholder later requests a third user role, baselined FR-012/NFR-003 wording may need revision, consuming RTM traceability effort. Mitigation: both risks flagged for review at M2 architecture kickoff; contingency is to re-baseline the affected requirements under controlled change rather than informal edit.</w:t>
+      </w:r>
+    </w:p>
+    <w:p>
+      <w:r>
+        <w:t xml:space="preserve">Consequences: </w:t>
+      </w:r>
+      <w:r>
+        <w:t>Influences NFR-003 (access control), FR-012 (staff status update), and will constrain M2 architecture decisions around session/role management. Flagged in Forward Engineering Considerations as "Access control model.</w:t>
+      </w:r>
+      <w:r>
+        <w:t>”</w:t>
       </w:r>
     </w:p>
     <w:p>
       <w:pPr>
         <w:pStyle w:val="Heading1"/>
       </w:pPr>
-      <w:bookmarkStart w:id="34" w:name="_Toc239873122"/>
+      <w:bookmarkStart w:id="33" w:name="_Toc239885258"/>
       <w:r>
         <w:lastRenderedPageBreak/>
+        <w:t>AI usage Register</w:t>
+      </w:r>
+      <w:bookmarkEnd w:id="33"/>
+    </w:p>
+    <w:tbl>
+      <w:tblPr>
+        <w:tblW w:w="0" w:type="auto"/>
+        <w:tblBorders>
+          <w:top w:val="single" w:sz="4" w:space="0" w:color="auto"/>
+          <w:left w:val="single" w:sz="4" w:space="0" w:color="auto"/>
+          <w:bottom w:val="single" w:sz="4" w:space="0" w:color="auto"/>
+          <w:right w:val="single" w:sz="4" w:space="0" w:color="auto"/>
+          <w:insideH w:val="single" w:sz="4" w:space="0" w:color="auto"/>
+          <w:insideV w:val="single" w:sz="4" w:space="0" w:color="auto"/>
+        </w:tblBorders>
+        <w:tblLook w:val="04A0" w:firstRow="1" w:lastRow="0" w:firstColumn="1" w:lastColumn="0" w:noHBand="0" w:noVBand="1"/>
+      </w:tblPr>
+      <w:tblGrid>
+        <w:gridCol w:w="1170"/>
+        <w:gridCol w:w="1731"/>
+        <w:gridCol w:w="1170"/>
+        <w:gridCol w:w="1731"/>
+        <w:gridCol w:w="3076"/>
+      </w:tblGrid>
+      <w:tr>
+        <w:tc>
+          <w:tcPr>
+            <w:tcW w:w="1170" w:type="dxa"/>
+            <w:shd w:val="clear" w:color="auto" w:fill="1B365D"/>
+            <w:tcMar>
+              <w:top w:w="100" w:type="dxa"/>
+              <w:left w:w="150" w:type="dxa"/>
+              <w:bottom w:w="100" w:type="dxa"/>
+              <w:right w:w="150" w:type="dxa"/>
+            </w:tcMar>
+            <w:hideMark/>
+          </w:tcPr>
+          <w:p>
+            <w:pPr>
+              <w:pStyle w:val="Heading1"/>
+              <w:rPr>
+                <w:color w:val="auto"/>
+                <w:sz w:val="24"/>
+                <w:szCs w:val="24"/>
+                <w:lang w:val="en-US"/>
+              </w:rPr>
+            </w:pPr>
+            <w:bookmarkStart w:id="34" w:name="_Toc239885259"/>
+            <w:r>
+              <w:rPr>
+                <w:b/>
+                <w:color w:val="auto"/>
+                <w:sz w:val="24"/>
+                <w:szCs w:val="24"/>
+                <w:lang w:val="en-US"/>
+              </w:rPr>
+              <w:t>Team Member</w:t>
+            </w:r>
+            <w:bookmarkEnd w:id="34"/>
+          </w:p>
+        </w:tc>
+        <w:tc>
+          <w:tcPr>
+            <w:tcW w:w="1170" w:type="dxa"/>
+            <w:shd w:val="clear" w:color="auto" w:fill="1B365D"/>
+            <w:tcMar>
+              <w:top w:w="100" w:type="dxa"/>
+              <w:left w:w="150" w:type="dxa"/>
+              <w:bottom w:w="100" w:type="dxa"/>
+              <w:right w:w="150" w:type="dxa"/>
+            </w:tcMar>
+            <w:hideMark/>
+          </w:tcPr>
+          <w:p>
+            <w:pPr>
+              <w:pStyle w:val="Heading1"/>
+              <w:rPr>
+                <w:color w:val="auto"/>
+                <w:sz w:val="24"/>
+                <w:szCs w:val="24"/>
+                <w:lang w:val="en-US"/>
+              </w:rPr>
+            </w:pPr>
+            <w:bookmarkStart w:id="35" w:name="_Toc239885260"/>
+            <w:r>
+              <w:rPr>
+                <w:b/>
+                <w:color w:val="auto"/>
+                <w:sz w:val="24"/>
+                <w:szCs w:val="24"/>
+                <w:lang w:val="en-US"/>
+              </w:rPr>
+              <w:t>Artefact/Task</w:t>
+            </w:r>
+            <w:bookmarkEnd w:id="35"/>
+          </w:p>
+        </w:tc>
+        <w:tc>
+          <w:tcPr>
+            <w:tcW w:w="1170" w:type="dxa"/>
+            <w:shd w:val="clear" w:color="auto" w:fill="1B365D"/>
+            <w:tcMar>
+              <w:top w:w="100" w:type="dxa"/>
+              <w:left w:w="150" w:type="dxa"/>
+              <w:bottom w:w="100" w:type="dxa"/>
+              <w:right w:w="150" w:type="dxa"/>
+            </w:tcMar>
+            <w:hideMark/>
+          </w:tcPr>
+          <w:p>
+            <w:pPr>
+              <w:pStyle w:val="Heading1"/>
+              <w:rPr>
+                <w:color w:val="auto"/>
+                <w:sz w:val="24"/>
+                <w:szCs w:val="24"/>
+                <w:lang w:val="en-US"/>
+              </w:rPr>
+            </w:pPr>
+            <w:bookmarkStart w:id="36" w:name="_Toc239885261"/>
+            <w:r>
+              <w:rPr>
+                <w:b/>
+                <w:color w:val="auto"/>
+                <w:sz w:val="24"/>
+                <w:szCs w:val="24"/>
+                <w:lang w:val="en-US"/>
+              </w:rPr>
+              <w:t>AI Tool Used</w:t>
+            </w:r>
+            <w:bookmarkEnd w:id="36"/>
+          </w:p>
+        </w:tc>
+        <w:tc>
+          <w:tcPr>
+            <w:tcW w:w="1170" w:type="dxa"/>
+            <w:shd w:val="clear" w:color="auto" w:fill="1B365D"/>
+            <w:tcMar>
+              <w:top w:w="100" w:type="dxa"/>
+              <w:left w:w="150" w:type="dxa"/>
+              <w:bottom w:w="100" w:type="dxa"/>
+              <w:right w:w="150" w:type="dxa"/>
+            </w:tcMar>
+            <w:hideMark/>
+          </w:tcPr>
+          <w:p>
+            <w:pPr>
+              <w:pStyle w:val="Heading1"/>
+              <w:rPr>
+                <w:color w:val="auto"/>
+                <w:sz w:val="24"/>
+                <w:szCs w:val="24"/>
+                <w:lang w:val="en-US"/>
+              </w:rPr>
+            </w:pPr>
+            <w:bookmarkStart w:id="37" w:name="_Toc239885262"/>
+            <w:r>
+              <w:rPr>
+                <w:b/>
+                <w:color w:val="auto"/>
+                <w:sz w:val="24"/>
+                <w:szCs w:val="24"/>
+                <w:lang w:val="en-US"/>
+              </w:rPr>
+              <w:t>Nature of Assistance</w:t>
+            </w:r>
+            <w:bookmarkEnd w:id="37"/>
+          </w:p>
+        </w:tc>
+        <w:tc>
+          <w:tcPr>
+            <w:tcW w:w="1170" w:type="dxa"/>
+            <w:shd w:val="clear" w:color="auto" w:fill="1B365D"/>
+            <w:tcMar>
+              <w:top w:w="100" w:type="dxa"/>
+              <w:left w:w="150" w:type="dxa"/>
+              <w:bottom w:w="100" w:type="dxa"/>
+              <w:right w:w="150" w:type="dxa"/>
+            </w:tcMar>
+            <w:hideMark/>
+          </w:tcPr>
+          <w:p>
+            <w:pPr>
+              <w:pStyle w:val="Heading1"/>
+              <w:rPr>
+                <w:color w:val="auto"/>
+                <w:sz w:val="24"/>
+                <w:szCs w:val="24"/>
+                <w:lang w:val="en-US"/>
+              </w:rPr>
+            </w:pPr>
+            <w:bookmarkStart w:id="38" w:name="_Toc239885263"/>
+            <w:r>
+              <w:rPr>
+                <w:b/>
+                <w:color w:val="auto"/>
+                <w:sz w:val="24"/>
+                <w:szCs w:val="24"/>
+                <w:lang w:val="en-US"/>
+              </w:rPr>
+              <w:t>What Was Verified/Changed/Rejected</w:t>
+            </w:r>
+            <w:bookmarkEnd w:id="38"/>
+          </w:p>
+        </w:tc>
+      </w:tr>
+      <w:tr>
+        <w:tc>
+          <w:tcPr>
+            <w:tcW w:w="1170" w:type="dxa"/>
+            <w:tcMar>
+              <w:top w:w="100" w:type="dxa"/>
+              <w:left w:w="150" w:type="dxa"/>
+              <w:bottom w:w="100" w:type="dxa"/>
+              <w:right w:w="150" w:type="dxa"/>
+            </w:tcMar>
+            <w:hideMark/>
+          </w:tcPr>
+          <w:p>
+            <w:pPr>
+              <w:pStyle w:val="Heading1"/>
+              <w:rPr>
+                <w:color w:val="auto"/>
+                <w:sz w:val="24"/>
+                <w:szCs w:val="24"/>
+                <w:lang w:val="en-US"/>
+              </w:rPr>
+            </w:pPr>
+            <w:bookmarkStart w:id="39" w:name="_Toc239885264"/>
+            <w:r>
+              <w:rPr>
+                <w:color w:val="auto"/>
+                <w:sz w:val="24"/>
+                <w:szCs w:val="24"/>
+                <w:lang w:val="en-US"/>
+              </w:rPr>
+              <w:t>Paul</w:t>
+            </w:r>
+            <w:r>
+              <w:rPr>
+                <w:color w:val="auto"/>
+                <w:sz w:val="24"/>
+                <w:szCs w:val="24"/>
+                <w:lang w:val="en-US"/>
+              </w:rPr>
+              <w:t xml:space="preserve"> Edward</w:t>
+            </w:r>
+            <w:r>
+              <w:rPr>
+                <w:color w:val="auto"/>
+                <w:sz w:val="24"/>
+                <w:szCs w:val="24"/>
+                <w:lang w:val="en-US"/>
+              </w:rPr>
+              <w:t xml:space="preserve"> van Zyl</w:t>
+            </w:r>
+            <w:bookmarkEnd w:id="39"/>
+          </w:p>
+        </w:tc>
+        <w:tc>
+          <w:tcPr>
+            <w:tcW w:w="1170" w:type="dxa"/>
+            <w:tcMar>
+              <w:top w:w="100" w:type="dxa"/>
+              <w:left w:w="150" w:type="dxa"/>
+              <w:bottom w:w="100" w:type="dxa"/>
+              <w:right w:w="150" w:type="dxa"/>
+            </w:tcMar>
+            <w:hideMark/>
+          </w:tcPr>
+          <w:p>
+            <w:pPr>
+              <w:pStyle w:val="Heading1"/>
+              <w:rPr>
+                <w:color w:val="auto"/>
+                <w:sz w:val="24"/>
+                <w:szCs w:val="24"/>
+                <w:lang w:val="en-US"/>
+              </w:rPr>
+            </w:pPr>
+            <w:bookmarkStart w:id="40" w:name="_Toc239885265"/>
+            <w:r>
+              <w:rPr>
+                <w:color w:val="auto"/>
+                <w:sz w:val="24"/>
+                <w:szCs w:val="24"/>
+                <w:lang w:val="en-US"/>
+              </w:rPr>
+              <w:t>D</w:t>
+            </w:r>
+            <w:r>
+              <w:rPr>
+                <w:color w:val="auto"/>
+                <w:sz w:val="24"/>
+                <w:szCs w:val="24"/>
+                <w:lang w:val="en-US"/>
+              </w:rPr>
+              <w:t xml:space="preserve">rafting initial risk category </w:t>
+            </w:r>
+            <w:r>
+              <w:rPr>
+                <w:color w:val="auto"/>
+                <w:sz w:val="24"/>
+                <w:szCs w:val="24"/>
+                <w:lang w:val="en-US"/>
+              </w:rPr>
+              <w:t xml:space="preserve">and considerations </w:t>
+            </w:r>
+            <w:r>
+              <w:rPr>
+                <w:color w:val="auto"/>
+                <w:sz w:val="24"/>
+                <w:szCs w:val="24"/>
+                <w:lang w:val="en-US"/>
+              </w:rPr>
+              <w:t>list</w:t>
+            </w:r>
+            <w:bookmarkEnd w:id="40"/>
+          </w:p>
+        </w:tc>
+        <w:tc>
+          <w:tcPr>
+            <w:tcW w:w="1170" w:type="dxa"/>
+            <w:tcMar>
+              <w:top w:w="100" w:type="dxa"/>
+              <w:left w:w="150" w:type="dxa"/>
+              <w:bottom w:w="100" w:type="dxa"/>
+              <w:right w:w="150" w:type="dxa"/>
+            </w:tcMar>
+            <w:hideMark/>
+          </w:tcPr>
+          <w:p>
+            <w:pPr>
+              <w:pStyle w:val="Heading1"/>
+              <w:rPr>
+                <w:color w:val="auto"/>
+                <w:sz w:val="24"/>
+                <w:szCs w:val="24"/>
+                <w:lang w:val="en-US"/>
+              </w:rPr>
+            </w:pPr>
+            <w:bookmarkStart w:id="41" w:name="_Toc239885266"/>
+            <w:r>
+              <w:rPr>
+                <w:color w:val="auto"/>
+                <w:sz w:val="24"/>
+                <w:szCs w:val="24"/>
+                <w:lang w:val="en-US"/>
+              </w:rPr>
+              <w:t>Claude</w:t>
+            </w:r>
+            <w:bookmarkEnd w:id="41"/>
+          </w:p>
+        </w:tc>
+        <w:tc>
+          <w:tcPr>
+            <w:tcW w:w="1170" w:type="dxa"/>
+            <w:tcMar>
+              <w:top w:w="100" w:type="dxa"/>
+              <w:left w:w="150" w:type="dxa"/>
+              <w:bottom w:w="100" w:type="dxa"/>
+              <w:right w:w="150" w:type="dxa"/>
+            </w:tcMar>
+            <w:hideMark/>
+          </w:tcPr>
+          <w:p>
+            <w:pPr>
+              <w:pStyle w:val="Heading1"/>
+              <w:rPr>
+                <w:color w:val="auto"/>
+                <w:sz w:val="24"/>
+                <w:szCs w:val="24"/>
+                <w:lang w:val="en-US"/>
+              </w:rPr>
+            </w:pPr>
+            <w:bookmarkStart w:id="42" w:name="_Toc239885267"/>
+            <w:r>
+              <w:rPr>
+                <w:color w:val="auto"/>
+                <w:sz w:val="24"/>
+                <w:szCs w:val="24"/>
+                <w:lang w:val="en-US"/>
+              </w:rPr>
+              <w:t>Suggested a starting set of risk categories and example wording</w:t>
+            </w:r>
+            <w:r>
+              <w:rPr>
+                <w:color w:val="auto"/>
+                <w:sz w:val="24"/>
+                <w:szCs w:val="24"/>
+                <w:lang w:val="en-US"/>
+              </w:rPr>
+              <w:t>. Helped with engineering considerations list</w:t>
+            </w:r>
+            <w:bookmarkEnd w:id="42"/>
+          </w:p>
+        </w:tc>
+        <w:tc>
+          <w:tcPr>
+            <w:tcW w:w="1170" w:type="dxa"/>
+            <w:tcMar>
+              <w:top w:w="100" w:type="dxa"/>
+              <w:left w:w="150" w:type="dxa"/>
+              <w:bottom w:w="100" w:type="dxa"/>
+              <w:right w:w="150" w:type="dxa"/>
+            </w:tcMar>
+            <w:hideMark/>
+          </w:tcPr>
+          <w:p>
+            <w:pPr>
+              <w:pStyle w:val="Heading1"/>
+              <w:rPr>
+                <w:color w:val="auto"/>
+                <w:sz w:val="24"/>
+                <w:szCs w:val="24"/>
+                <w:lang w:val="en-US"/>
+              </w:rPr>
+            </w:pPr>
+            <w:bookmarkStart w:id="43" w:name="_Toc239885268"/>
+            <w:r>
+              <w:rPr>
+                <w:color w:val="auto"/>
+                <w:sz w:val="24"/>
+                <w:szCs w:val="24"/>
+                <w:lang w:val="en-US"/>
+              </w:rPr>
+              <w:t>Team cross-checked categories against CivicConnect's actual scope; rewrote 3 of 5 example risks as project-specific; removed one category</w:t>
+            </w:r>
+            <w:bookmarkEnd w:id="43"/>
+          </w:p>
+        </w:tc>
+      </w:tr>
+      <w:tr>
+        <w:tc>
+          <w:tcPr>
+            <w:tcW w:w="1170" w:type="dxa"/>
+            <w:tcMar>
+              <w:top w:w="100" w:type="dxa"/>
+              <w:left w:w="150" w:type="dxa"/>
+              <w:bottom w:w="100" w:type="dxa"/>
+              <w:right w:w="150" w:type="dxa"/>
+            </w:tcMar>
+          </w:tcPr>
+          <w:p>
+            <w:pPr>
+              <w:pStyle w:val="Heading1"/>
+              <w:rPr>
+                <w:color w:val="auto"/>
+                <w:sz w:val="24"/>
+                <w:szCs w:val="24"/>
+                <w:lang w:val="en-US"/>
+              </w:rPr>
+            </w:pPr>
+            <w:r>
+              <w:rPr>
+                <w:color w:val="auto"/>
+                <w:sz w:val="24"/>
+                <w:szCs w:val="24"/>
+                <w:lang w:val="en-US"/>
+              </w:rPr>
+              <w:t>Freerk van den Bos</w:t>
+            </w:r>
+          </w:p>
+        </w:tc>
+        <w:tc>
+          <w:tcPr>
+            <w:tcW w:w="1170" w:type="dxa"/>
+            <w:tcMar>
+              <w:top w:w="100" w:type="dxa"/>
+              <w:left w:w="150" w:type="dxa"/>
+              <w:bottom w:w="100" w:type="dxa"/>
+              <w:right w:w="150" w:type="dxa"/>
+            </w:tcMar>
+          </w:tcPr>
+          <w:p>
+            <w:pPr>
+              <w:pStyle w:val="Heading1"/>
+              <w:rPr>
+                <w:color w:val="auto"/>
+                <w:sz w:val="24"/>
+                <w:szCs w:val="24"/>
+                <w:lang w:val="en-US"/>
+              </w:rPr>
+            </w:pPr>
+            <w:r>
+              <w:rPr>
+                <w:color w:val="auto"/>
+                <w:sz w:val="24"/>
+                <w:szCs w:val="24"/>
+                <w:lang w:val="en-US"/>
+              </w:rPr>
+              <w:t xml:space="preserve">Drafting of </w:t>
+            </w:r>
+            <w:r>
+              <w:rPr>
+                <w:color w:val="auto"/>
+                <w:sz w:val="24"/>
+                <w:szCs w:val="24"/>
+                <w:lang w:val="en-US"/>
+              </w:rPr>
+              <w:t>initial FR/NFR tables and the RTM</w:t>
+            </w:r>
+          </w:p>
+        </w:tc>
+        <w:tc>
+          <w:tcPr>
+            <w:tcW w:w="1170" w:type="dxa"/>
+            <w:tcMar>
+              <w:top w:w="100" w:type="dxa"/>
+              <w:left w:w="150" w:type="dxa"/>
+              <w:bottom w:w="100" w:type="dxa"/>
+              <w:right w:w="150" w:type="dxa"/>
+            </w:tcMar>
+          </w:tcPr>
+          <w:p>
+            <w:pPr>
+              <w:pStyle w:val="Heading1"/>
+              <w:rPr>
+                <w:color w:val="auto"/>
+                <w:sz w:val="24"/>
+                <w:szCs w:val="24"/>
+                <w:lang w:val="en-US"/>
+              </w:rPr>
+            </w:pPr>
+            <w:r>
+              <w:rPr>
+                <w:color w:val="auto"/>
+                <w:sz w:val="24"/>
+                <w:szCs w:val="24"/>
+                <w:lang w:val="en-US"/>
+              </w:rPr>
+              <w:t>Claude</w:t>
+            </w:r>
+          </w:p>
+        </w:tc>
+        <w:tc>
+          <w:tcPr>
+            <w:tcW w:w="1170" w:type="dxa"/>
+            <w:tcMar>
+              <w:top w:w="100" w:type="dxa"/>
+              <w:left w:w="150" w:type="dxa"/>
+              <w:bottom w:w="100" w:type="dxa"/>
+              <w:right w:w="150" w:type="dxa"/>
+            </w:tcMar>
+          </w:tcPr>
+          <w:p>
+            <w:pPr>
+              <w:pStyle w:val="Heading1"/>
+              <w:rPr>
+                <w:color w:val="auto"/>
+                <w:sz w:val="24"/>
+                <w:szCs w:val="24"/>
+                <w:lang w:val="en-US"/>
+              </w:rPr>
+            </w:pPr>
+            <w:r>
+              <w:rPr>
+                <w:color w:val="auto"/>
+                <w:sz w:val="24"/>
+                <w:szCs w:val="24"/>
+                <w:lang w:val="en-US"/>
+              </w:rPr>
+              <w:t>Suggested FRs and NFRs along with an RTM. Helped with structure and wording.</w:t>
+            </w:r>
+          </w:p>
+        </w:tc>
+        <w:tc>
+          <w:tcPr>
+            <w:tcW w:w="1170" w:type="dxa"/>
+            <w:tcMar>
+              <w:top w:w="100" w:type="dxa"/>
+              <w:left w:w="150" w:type="dxa"/>
+              <w:bottom w:w="100" w:type="dxa"/>
+              <w:right w:w="150" w:type="dxa"/>
+            </w:tcMar>
+          </w:tcPr>
+          <w:p>
+            <w:pPr>
+              <w:pStyle w:val="Heading1"/>
+              <w:rPr>
+                <w:color w:val="auto"/>
+                <w:sz w:val="24"/>
+                <w:szCs w:val="24"/>
+                <w:lang w:val="en-US"/>
+              </w:rPr>
+            </w:pPr>
+            <w:r>
+              <w:rPr>
+                <w:color w:val="auto"/>
+                <w:sz w:val="24"/>
+                <w:szCs w:val="24"/>
+                <w:lang w:val="en-US"/>
+              </w:rPr>
+              <w:t>Cross-checked with CivicConnect’s business needs</w:t>
+            </w:r>
+            <w:r>
+              <w:rPr>
+                <w:color w:val="auto"/>
+                <w:sz w:val="24"/>
+                <w:szCs w:val="24"/>
+                <w:lang w:val="en-US"/>
+              </w:rPr>
+              <w:t>.</w:t>
+            </w:r>
+          </w:p>
+        </w:tc>
+      </w:tr>
+      <w:tr>
+        <w:tc>
+          <w:tcPr>
+            <w:tcW w:w="1170" w:type="dxa"/>
+            <w:tcMar>
+              <w:top w:w="100" w:type="dxa"/>
+              <w:left w:w="150" w:type="dxa"/>
+              <w:bottom w:w="100" w:type="dxa"/>
+              <w:right w:w="150" w:type="dxa"/>
+            </w:tcMar>
+          </w:tcPr>
+          <w:p>
+            <w:pPr>
+              <w:pStyle w:val="Heading1"/>
+              <w:rPr>
+                <w:color w:val="auto"/>
+                <w:sz w:val="24"/>
+                <w:szCs w:val="24"/>
+                <w:lang w:val="en-US"/>
+              </w:rPr>
+            </w:pPr>
+          </w:p>
+        </w:tc>
+        <w:tc>
+          <w:tcPr>
+            <w:tcW w:w="1170" w:type="dxa"/>
+            <w:tcMar>
+              <w:top w:w="100" w:type="dxa"/>
+              <w:left w:w="150" w:type="dxa"/>
+              <w:bottom w:w="100" w:type="dxa"/>
+              <w:right w:w="150" w:type="dxa"/>
+            </w:tcMar>
+          </w:tcPr>
+          <w:p>
+            <w:pPr>
+              <w:pStyle w:val="Heading1"/>
+              <w:rPr>
+                <w:color w:val="auto"/>
+                <w:sz w:val="24"/>
+                <w:szCs w:val="24"/>
+                <w:lang w:val="en-US"/>
+              </w:rPr>
+            </w:pPr>
+          </w:p>
+        </w:tc>
+        <w:tc>
+          <w:tcPr>
+            <w:tcW w:w="1170" w:type="dxa"/>
+            <w:tcMar>
+              <w:top w:w="100" w:type="dxa"/>
+              <w:left w:w="150" w:type="dxa"/>
+              <w:bottom w:w="100" w:type="dxa"/>
+              <w:right w:w="150" w:type="dxa"/>
+            </w:tcMar>
+          </w:tcPr>
+          <w:p>
+            <w:pPr>
+              <w:pStyle w:val="Heading1"/>
+              <w:rPr>
+                <w:color w:val="auto"/>
+                <w:sz w:val="24"/>
+                <w:szCs w:val="24"/>
+                <w:lang w:val="en-US"/>
+              </w:rPr>
+            </w:pPr>
+          </w:p>
+        </w:tc>
+        <w:tc>
+          <w:tcPr>
+            <w:tcW w:w="1170" w:type="dxa"/>
+            <w:tcMar>
+              <w:top w:w="100" w:type="dxa"/>
+              <w:left w:w="150" w:type="dxa"/>
+              <w:bottom w:w="100" w:type="dxa"/>
+              <w:right w:w="150" w:type="dxa"/>
+            </w:tcMar>
+          </w:tcPr>
+          <w:p>
+            <w:pPr>
+              <w:pStyle w:val="Heading1"/>
+              <w:rPr>
+                <w:color w:val="auto"/>
+                <w:sz w:val="24"/>
+                <w:szCs w:val="24"/>
+                <w:lang w:val="en-US"/>
+              </w:rPr>
+            </w:pPr>
+          </w:p>
+        </w:tc>
+        <w:tc>
+          <w:tcPr>
+            <w:tcW w:w="1170" w:type="dxa"/>
+            <w:tcMar>
+              <w:top w:w="100" w:type="dxa"/>
+              <w:left w:w="150" w:type="dxa"/>
+              <w:bottom w:w="100" w:type="dxa"/>
+              <w:right w:w="150" w:type="dxa"/>
+            </w:tcMar>
+          </w:tcPr>
+          <w:p>
+            <w:pPr>
+              <w:pStyle w:val="Heading1"/>
+              <w:rPr>
+                <w:color w:val="auto"/>
+                <w:sz w:val="24"/>
+                <w:szCs w:val="24"/>
+                <w:lang w:val="en-US"/>
+              </w:rPr>
+            </w:pPr>
+          </w:p>
+        </w:tc>
+      </w:tr>
+    </w:tbl>
+    <w:p>
+      <w:pPr>
+        <w:pStyle w:val="Heading1"/>
+      </w:pPr>
+      <w:bookmarkStart w:id="44" w:name="_Toc239885269"/>
+      <w:r>
         <w:t>Sign off</w:t>
       </w:r>
-      <w:bookmarkEnd w:id="34"/>
+      <w:bookmarkEnd w:id="44"/>
     </w:p>
-    <w:p/>
+    <w:p>
+      <w:r>
+        <w:t>Paul</w:t>
+      </w:r>
+      <w:r>
+        <w:t xml:space="preserve"> Edward</w:t>
+      </w:r>
+      <w:r>
+        <w:t xml:space="preserve"> van Zyl 601731</w:t>
+      </w:r>
+      <w:r>
+        <w:br/>
+        <w:t>Regardt Osler 60</w:t>
+      </w:r>
+      <w:r>
+        <w:t>1626</w:t>
+      </w:r>
+      <w:r>
+        <w:br/>
+        <w:t>Freerk van den Bos</w:t>
+      </w:r>
+      <w:r>
+        <w:t xml:space="preserve"> 602074</w:t>
+      </w:r>
+    </w:p>
     <w:sectPr>
       <w:pgSz w:w="11906" w:h="16838"/>
       <w:pgMar w:top="1440" w:right="1440" w:bottom="1440" w:left="1440" w:header="708" w:footer="708" w:gutter="0"/>
@@ -10510,6 +15433,50 @@
       <w:vertAlign w:val="superscript"/>
     </w:rPr>
   </w:style>
+  <w:style w:type="paragraph" w:styleId="Header">
+    <w:name w:val="header"/>
+    <w:basedOn w:val="Normal"/>
+    <w:link w:val="HeaderChar"/>
+    <w:uiPriority w:val="99"/>
+    <w:unhideWhenUsed/>
+    <w:rsid w:val="00DE3F56"/>
+    <w:pPr>
+      <w:tabs>
+        <w:tab w:val="center" w:pos="4513"/>
+        <w:tab w:val="right" w:pos="9026"/>
+      </w:tabs>
+      <w:spacing w:after="0" w:line="240" w:lineRule="auto"/>
+    </w:pPr>
+  </w:style>
+  <w:style w:type="character" w:customStyle="1" w:styleId="HeaderChar">
+    <w:name w:val="Header Char"/>
+    <w:basedOn w:val="DefaultParagraphFont"/>
+    <w:link w:val="Header"/>
+    <w:uiPriority w:val="99"/>
+    <w:rsid w:val="00DE3F56"/>
+  </w:style>
+  <w:style w:type="paragraph" w:styleId="Footer">
+    <w:name w:val="footer"/>
+    <w:basedOn w:val="Normal"/>
+    <w:link w:val="FooterChar"/>
+    <w:uiPriority w:val="99"/>
+    <w:unhideWhenUsed/>
+    <w:rsid w:val="00DE3F56"/>
+    <w:pPr>
+      <w:tabs>
+        <w:tab w:val="center" w:pos="4513"/>
+        <w:tab w:val="right" w:pos="9026"/>
+      </w:tabs>
+      <w:spacing w:after="0" w:line="240" w:lineRule="auto"/>
+    </w:pPr>
+  </w:style>
+  <w:style w:type="character" w:customStyle="1" w:styleId="FooterChar">
+    <w:name w:val="Footer Char"/>
+    <w:basedOn w:val="DefaultParagraphFont"/>
+    <w:link w:val="Footer"/>
+    <w:uiPriority w:val="99"/>
+    <w:rsid w:val="00DE3F56"/>
+  </w:style>
 </w:styles>
 </file>
 
@@ -10646,14 +15613,19 @@
   <w:rsids>
     <w:rsidRoot w:val="006C106A"/>
     <w:rsid w:val="00255DD3"/>
+    <w:rsid w:val="00410DE7"/>
     <w:rsid w:val="005840FD"/>
     <w:rsid w:val="005A1859"/>
     <w:rsid w:val="006B59FC"/>
     <w:rsid w:val="006C106A"/>
     <w:rsid w:val="006F10D2"/>
+    <w:rsid w:val="006F2F4B"/>
+    <w:rsid w:val="0074759A"/>
     <w:rsid w:val="00AA09B9"/>
+    <w:rsid w:val="00AE3824"/>
     <w:rsid w:val="00B13C9E"/>
     <w:rsid w:val="00C416E2"/>
+    <w:rsid w:val="00CA687B"/>
     <w:rsid w:val="00E045FA"/>
     <w:rsid w:val="00E3330B"/>
     <w:rsid w:val="00ED1F7E"/>

--- a/SEN_381_Project_Miletone_1.docx
+++ b/SEN_381_Project_Miletone_1.docx
@@ -3483,7 +3483,7 @@
       <w:pPr>
         <w:pStyle w:val="Heading1"/>
       </w:pPr>
-      <w:bookmarkStart w:id="2" w:name="_Toc239885231"/>
+      <w:bookmarkStart w:id="1" w:name="_Toc239885231"/>
       <w:r>
         <w:lastRenderedPageBreak/>
         <w:t>Problem</w:t>
@@ -3494,7 +3494,7 @@
       <w:r>
         <w:t xml:space="preserve"> &amp; business need</w:t>
       </w:r>
-      <w:bookmarkEnd w:id="2"/>
+      <w:bookmarkEnd w:id="1"/>
     </w:p>
     <w:p>
       <w:r>
@@ -3552,11 +3552,11 @@
       <w:pPr>
         <w:pStyle w:val="Heading1"/>
       </w:pPr>
-      <w:bookmarkStart w:id="3" w:name="_Toc239885232"/>
+      <w:bookmarkStart w:id="2" w:name="_Toc239885232"/>
       <w:r>
         <w:t>Stakeholder analysis</w:t>
       </w:r>
-      <w:bookmarkEnd w:id="3"/>
+      <w:bookmarkEnd w:id="2"/>
       <w:r>
         <w:t xml:space="preserve"> </w:t>
       </w:r>
@@ -3923,17 +3923,17 @@
       <w:pPr>
         <w:pStyle w:val="Heading1"/>
       </w:pPr>
-      <w:bookmarkStart w:id="4" w:name="_Toc239885233"/>
+      <w:bookmarkStart w:id="3" w:name="_Toc239885233"/>
       <w:r>
         <w:t>Scope baseline</w:t>
       </w:r>
-      <w:bookmarkEnd w:id="4"/>
+      <w:bookmarkEnd w:id="3"/>
     </w:p>
     <w:p>
       <w:pPr>
         <w:pStyle w:val="Heading2"/>
       </w:pPr>
-      <w:bookmarkStart w:id="5" w:name="_Toc239885234"/>
+      <w:bookmarkStart w:id="4" w:name="_Toc239885234"/>
       <w:r>
         <w:t xml:space="preserve">In </w:t>
       </w:r>
@@ -3943,17 +3943,17 @@
       <w:r>
         <w:t>cope</w:t>
       </w:r>
-      <w:bookmarkEnd w:id="5"/>
+      <w:bookmarkEnd w:id="4"/>
     </w:p>
     <w:p>
       <w:pPr>
         <w:pStyle w:val="Heading3"/>
       </w:pPr>
-      <w:bookmarkStart w:id="6" w:name="_Toc239885235"/>
+      <w:bookmarkStart w:id="5" w:name="_Toc239885235"/>
       <w:r>
         <w:t>Request submission &amp; tracking</w:t>
       </w:r>
-      <w:bookmarkEnd w:id="6"/>
+      <w:bookmarkEnd w:id="5"/>
       <w:r>
         <w:t xml:space="preserve"> </w:t>
       </w:r>
@@ -4022,12 +4022,12 @@
       <w:pPr>
         <w:pStyle w:val="Heading3"/>
       </w:pPr>
-      <w:bookmarkStart w:id="7" w:name="_Toc239885236"/>
+      <w:bookmarkStart w:id="6" w:name="_Toc239885236"/>
       <w:r>
         <w:lastRenderedPageBreak/>
         <w:t>Staff assignment and status management</w:t>
       </w:r>
-      <w:bookmarkEnd w:id="7"/>
+      <w:bookmarkEnd w:id="6"/>
     </w:p>
     <w:p>
       <w:pPr>
@@ -4117,11 +4117,11 @@
       <w:pPr>
         <w:pStyle w:val="Heading3"/>
       </w:pPr>
-      <w:bookmarkStart w:id="8" w:name="_Toc239885237"/>
+      <w:bookmarkStart w:id="7" w:name="_Toc239885237"/>
       <w:r>
         <w:t>Management reporting &amp; oversight</w:t>
       </w:r>
-      <w:bookmarkEnd w:id="8"/>
+      <w:bookmarkEnd w:id="7"/>
     </w:p>
     <w:p>
       <w:pPr>
@@ -4163,7 +4163,7 @@
       <w:pPr>
         <w:pStyle w:val="Heading3"/>
       </w:pPr>
-      <w:bookmarkStart w:id="9" w:name="_Toc239885238"/>
+      <w:bookmarkStart w:id="8" w:name="_Toc239885238"/>
       <w:r>
         <w:t xml:space="preserve">Access </w:t>
       </w:r>
@@ -4172,6 +4172,37 @@
       </w:r>
       <w:r>
         <w:t>ontrol</w:t>
+      </w:r>
+      <w:bookmarkEnd w:id="8"/>
+    </w:p>
+    <w:p>
+      <w:pPr>
+        <w:pStyle w:val="ListParagraph"/>
+        <w:numPr>
+          <w:ilvl w:val="0"/>
+          <w:numId w:val="4"/>
+        </w:numPr>
+      </w:pPr>
+      <w:r>
+        <w:t xml:space="preserve">Basic </w:t>
+      </w:r>
+      <w:r>
+        <w:t>role-based</w:t>
+      </w:r>
+      <w:r>
+        <w:t xml:space="preserve"> access control</w:t>
+      </w:r>
+      <w:r>
+        <w:t xml:space="preserve"> separating Requester/Staff/Management views</w:t>
+      </w:r>
+    </w:p>
+    <w:p>
+      <w:pPr>
+        <w:pStyle w:val="Heading2"/>
+      </w:pPr>
+      <w:bookmarkStart w:id="9" w:name="_Toc239885239"/>
+      <w:r>
+        <w:t>Out of scope</w:t>
       </w:r>
       <w:bookmarkEnd w:id="9"/>
     </w:p>
@@ -4184,27 +4215,14 @@
         </w:numPr>
       </w:pPr>
       <w:r>
-        <w:t xml:space="preserve">Basic </w:t>
-      </w:r>
-      <w:r>
-        <w:t>role-based</w:t>
-      </w:r>
-      <w:r>
-        <w:t xml:space="preserve"> access control</w:t>
-      </w:r>
-      <w:r>
-        <w:t xml:space="preserve"> separating Requester/Staff/Management views</w:t>
-      </w:r>
-    </w:p>
-    <w:p>
-      <w:pPr>
-        <w:pStyle w:val="Heading2"/>
-      </w:pPr>
-      <w:bookmarkStart w:id="10" w:name="_Toc239885239"/>
-      <w:r>
-        <w:t>Out of scope</w:t>
-      </w:r>
-      <w:bookmarkEnd w:id="10"/>
+        <w:t>SMS/push notifications-</w:t>
+      </w:r>
+      <w:r>
+        <w:t xml:space="preserve"> excluded on cost grounds</w:t>
+      </w:r>
+      <w:r>
+        <w:t xml:space="preserve"> (requires a paid SMS gateway)</w:t>
+      </w:r>
     </w:p>
     <w:p>
       <w:pPr>
@@ -4215,13 +4233,13 @@
         </w:numPr>
       </w:pPr>
       <w:r>
-        <w:t>SMS/push notifications-</w:t>
-      </w:r>
-      <w:r>
-        <w:t xml:space="preserve"> excluded on cost grounds</w:t>
-      </w:r>
-      <w:r>
-        <w:t xml:space="preserve"> (requires a paid SMS gateway)</w:t>
+        <w:t>Native mobile application</w:t>
+      </w:r>
+      <w:r>
+        <w:t xml:space="preserve">- </w:t>
+      </w:r>
+      <w:r>
+        <w:t>excluded on schedule and team-capability grounds</w:t>
       </w:r>
     </w:p>
     <w:p>
@@ -4233,13 +4251,19 @@
         </w:numPr>
       </w:pPr>
       <w:r>
-        <w:t>Native mobile application</w:t>
+        <w:t>Multi-language support</w:t>
       </w:r>
       <w:r>
         <w:t xml:space="preserve">- </w:t>
       </w:r>
       <w:r>
-        <w:t>excluded on schedule and team-capability grounds</w:t>
+        <w:t>excluded on</w:t>
+      </w:r>
+      <w:r>
+        <w:t xml:space="preserve"> schedule </w:t>
+      </w:r>
+      <w:r>
+        <w:t>grounds</w:t>
       </w:r>
     </w:p>
     <w:p>
@@ -4251,30 +4275,6 @@
         </w:numPr>
       </w:pPr>
       <w:r>
-        <w:t>Multi-language support</w:t>
-      </w:r>
-      <w:r>
-        <w:t xml:space="preserve">- </w:t>
-      </w:r>
-      <w:r>
-        <w:t>excluded on</w:t>
-      </w:r>
-      <w:r>
-        <w:t xml:space="preserve"> schedule </w:t>
-      </w:r>
-      <w:r>
-        <w:t>grounds</w:t>
-      </w:r>
-    </w:p>
-    <w:p>
-      <w:pPr>
-        <w:pStyle w:val="ListParagraph"/>
-        <w:numPr>
-          <w:ilvl w:val="0"/>
-          <w:numId w:val="4"/>
-        </w:numPr>
-      </w:pPr>
-      <w:r>
         <w:t>Advanced analytics/BI dashboards — excluded as beyond core business need for this project</w:t>
       </w:r>
       <w:r>
@@ -4285,11 +4285,11 @@
       <w:pPr>
         <w:pStyle w:val="Heading2"/>
       </w:pPr>
-      <w:bookmarkStart w:id="11" w:name="_Toc239885240"/>
+      <w:bookmarkStart w:id="10" w:name="_Toc239885240"/>
       <w:r>
         <w:t>Deferred / future scope</w:t>
       </w:r>
-      <w:bookmarkEnd w:id="11"/>
+      <w:bookmarkEnd w:id="10"/>
     </w:p>
     <w:p>
       <w:pPr>
@@ -4334,11 +4334,11 @@
       <w:pPr>
         <w:pStyle w:val="Heading2"/>
       </w:pPr>
-      <w:bookmarkStart w:id="12" w:name="_Toc239885241"/>
+      <w:bookmarkStart w:id="11" w:name="_Toc239885241"/>
       <w:r>
         <w:t>Exclusion defence</w:t>
       </w:r>
-      <w:bookmarkEnd w:id="12"/>
+      <w:bookmarkEnd w:id="11"/>
     </w:p>
     <w:p>
       <w:r>
@@ -4358,24 +4358,24 @@
       <w:pPr>
         <w:pStyle w:val="Heading1"/>
       </w:pPr>
-      <w:bookmarkStart w:id="13" w:name="_Toc239885242"/>
+      <w:bookmarkStart w:id="12" w:name="_Toc239885242"/>
       <w:r>
         <w:lastRenderedPageBreak/>
         <w:t>Requirements &amp; acceptance criteria</w:t>
       </w:r>
-      <w:bookmarkEnd w:id="13"/>
+      <w:bookmarkEnd w:id="12"/>
     </w:p>
     <w:p>
       <w:pPr>
         <w:pStyle w:val="Heading2"/>
       </w:pPr>
-      <w:bookmarkStart w:id="14" w:name="_Toc239857438"/>
-      <w:bookmarkStart w:id="15" w:name="_Toc239885243"/>
+      <w:bookmarkStart w:id="13" w:name="_Toc239857438"/>
+      <w:bookmarkStart w:id="14" w:name="_Toc239885243"/>
       <w:r>
         <w:t>Functional Requirements (FRs)</w:t>
       </w:r>
+      <w:bookmarkEnd w:id="13"/>
       <w:bookmarkEnd w:id="14"/>
-      <w:bookmarkEnd w:id="15"/>
     </w:p>
     <w:p>
       <w:r>
@@ -5377,13 +5377,13 @@
       <w:pPr>
         <w:pStyle w:val="Heading2"/>
       </w:pPr>
-      <w:bookmarkStart w:id="16" w:name="_Toc239857439"/>
-      <w:bookmarkStart w:id="17" w:name="_Toc239885244"/>
+      <w:bookmarkStart w:id="15" w:name="_Toc239857439"/>
+      <w:bookmarkStart w:id="16" w:name="_Toc239885244"/>
       <w:r>
         <w:t>Non-Functional Requirements (NFRs):</w:t>
       </w:r>
+      <w:bookmarkEnd w:id="15"/>
       <w:bookmarkEnd w:id="16"/>
-      <w:bookmarkEnd w:id="17"/>
     </w:p>
     <w:p>
       <w:r>
@@ -6029,14 +6029,14 @@
       <w:pPr>
         <w:pStyle w:val="Heading2"/>
       </w:pPr>
-      <w:bookmarkStart w:id="18" w:name="_Toc239857440"/>
-      <w:bookmarkStart w:id="19" w:name="_Toc239885245"/>
+      <w:bookmarkStart w:id="17" w:name="_Toc239857440"/>
+      <w:bookmarkStart w:id="18" w:name="_Toc239885245"/>
       <w:r>
         <w:lastRenderedPageBreak/>
         <w:t>Acceptance criteria:</w:t>
       </w:r>
+      <w:bookmarkEnd w:id="17"/>
       <w:bookmarkEnd w:id="18"/>
-      <w:bookmarkEnd w:id="19"/>
     </w:p>
     <w:tbl>
       <w:tblPr>
@@ -6779,21 +6779,21 @@
       <w:pPr>
         <w:pStyle w:val="Heading1"/>
       </w:pPr>
-      <w:bookmarkStart w:id="20" w:name="_Toc239885246"/>
+      <w:bookmarkStart w:id="19" w:name="_Toc239885246"/>
       <w:r>
         <w:t>Constraints</w:t>
       </w:r>
-      <w:bookmarkEnd w:id="20"/>
+      <w:bookmarkEnd w:id="19"/>
     </w:p>
     <w:p>
       <w:pPr>
         <w:pStyle w:val="Heading2"/>
       </w:pPr>
-      <w:bookmarkStart w:id="21" w:name="_Toc239885247"/>
+      <w:bookmarkStart w:id="20" w:name="_Toc239885247"/>
       <w:r>
         <w:t>Scope constraint</w:t>
       </w:r>
-      <w:bookmarkEnd w:id="21"/>
+      <w:bookmarkEnd w:id="20"/>
     </w:p>
     <w:p>
       <w:r>
@@ -6805,11 +6805,11 @@
       <w:pPr>
         <w:pStyle w:val="Heading2"/>
       </w:pPr>
-      <w:bookmarkStart w:id="22" w:name="_Toc239885248"/>
+      <w:bookmarkStart w:id="21" w:name="_Toc239885248"/>
       <w:r>
         <w:t>Schedule constraint</w:t>
       </w:r>
-      <w:bookmarkEnd w:id="22"/>
+      <w:bookmarkEnd w:id="21"/>
     </w:p>
     <w:p>
       <w:r>
@@ -6826,11 +6826,11 @@
       <w:pPr>
         <w:pStyle w:val="Heading2"/>
       </w:pPr>
-      <w:bookmarkStart w:id="23" w:name="_Toc239885249"/>
+      <w:bookmarkStart w:id="22" w:name="_Toc239885249"/>
       <w:r>
         <w:t>Cost/Resources constraint</w:t>
       </w:r>
-      <w:bookmarkEnd w:id="23"/>
+      <w:bookmarkEnd w:id="22"/>
       <w:r>
         <w:t xml:space="preserve"> </w:t>
       </w:r>
@@ -6850,12 +6850,12 @@
       <w:pPr>
         <w:pStyle w:val="Heading2"/>
       </w:pPr>
-      <w:bookmarkStart w:id="24" w:name="_Toc239885250"/>
+      <w:bookmarkStart w:id="23" w:name="_Toc239885250"/>
       <w:r>
         <w:lastRenderedPageBreak/>
         <w:t>Quality constraint</w:t>
       </w:r>
-      <w:bookmarkEnd w:id="24"/>
+      <w:bookmarkEnd w:id="23"/>
     </w:p>
     <w:p>
       <w:r>
@@ -6866,11 +6866,11 @@
       <w:pPr>
         <w:pStyle w:val="Heading2"/>
       </w:pPr>
-      <w:bookmarkStart w:id="25" w:name="_Toc239885251"/>
+      <w:bookmarkStart w:id="24" w:name="_Toc239885251"/>
       <w:r>
         <w:t>Security Constraint</w:t>
       </w:r>
-      <w:bookmarkEnd w:id="25"/>
+      <w:bookmarkEnd w:id="24"/>
     </w:p>
     <w:p>
       <w:r>
@@ -6881,11 +6881,11 @@
       <w:pPr>
         <w:pStyle w:val="Heading2"/>
       </w:pPr>
-      <w:bookmarkStart w:id="26" w:name="_Toc239885252"/>
+      <w:bookmarkStart w:id="25" w:name="_Toc239885252"/>
       <w:r>
         <w:t>Trade-off</w:t>
       </w:r>
-      <w:bookmarkEnd w:id="26"/>
+      <w:bookmarkEnd w:id="25"/>
     </w:p>
     <w:p>
       <w:r>
@@ -6920,13 +6920,13 @@
       <w:pPr>
         <w:pStyle w:val="Heading1"/>
       </w:pPr>
-      <w:bookmarkStart w:id="27" w:name="_Toc239857442"/>
-      <w:bookmarkStart w:id="28" w:name="_Toc239885253"/>
+      <w:bookmarkStart w:id="26" w:name="_Toc239857442"/>
+      <w:bookmarkStart w:id="27" w:name="_Toc239885253"/>
       <w:r>
         <w:t>Initial RTM</w:t>
       </w:r>
+      <w:bookmarkEnd w:id="26"/>
       <w:bookmarkEnd w:id="27"/>
-      <w:bookmarkEnd w:id="28"/>
     </w:p>
     <w:tbl>
       <w:tblPr>
@@ -8461,13 +8461,13 @@
       <w:pPr>
         <w:pStyle w:val="Heading2"/>
       </w:pPr>
-      <w:bookmarkStart w:id="29" w:name="_Toc239857443"/>
-      <w:bookmarkStart w:id="30" w:name="_Toc239885254"/>
+      <w:bookmarkStart w:id="28" w:name="_Toc239857443"/>
+      <w:bookmarkStart w:id="29" w:name="_Toc239885254"/>
       <w:r>
         <w:t>Example of an end-to-end trace:</w:t>
       </w:r>
+      <w:bookmarkEnd w:id="28"/>
       <w:bookmarkEnd w:id="29"/>
-      <w:bookmarkEnd w:id="30"/>
     </w:p>
     <w:p>
       <w:r>
@@ -8550,11 +8550,11 @@
       <w:pPr>
         <w:pStyle w:val="Heading1"/>
       </w:pPr>
-      <w:bookmarkStart w:id="31" w:name="_Toc239885255"/>
+      <w:bookmarkStart w:id="30" w:name="_Toc239885255"/>
       <w:r>
         <w:t>Initial risk register</w:t>
       </w:r>
-      <w:bookmarkEnd w:id="31"/>
+      <w:bookmarkEnd w:id="30"/>
     </w:p>
     <w:p>
       <w:pPr>
@@ -10578,7 +10578,7 @@
       <w:pPr>
         <w:pStyle w:val="Heading1"/>
       </w:pPr>
-      <w:bookmarkStart w:id="32" w:name="_Toc239885256"/>
+      <w:bookmarkStart w:id="31" w:name="_Toc239885256"/>
       <w:r>
         <w:t xml:space="preserve">Forward engineering </w:t>
       </w:r>
@@ -10588,7 +10588,7 @@
       <w:r>
         <w:t>onsiderations</w:t>
       </w:r>
-      <w:bookmarkEnd w:id="32"/>
+      <w:bookmarkEnd w:id="31"/>
     </w:p>
     <w:tbl>
       <w:tblPr>
@@ -12101,12 +12101,12 @@
       <w:pPr>
         <w:pStyle w:val="Heading1"/>
       </w:pPr>
-      <w:bookmarkStart w:id="33" w:name="_Toc239885257"/>
+      <w:bookmarkStart w:id="32" w:name="_Toc239885257"/>
       <w:r>
         <w:lastRenderedPageBreak/>
         <w:t>Engineering decision log</w:t>
       </w:r>
-      <w:bookmarkEnd w:id="33"/>
+      <w:bookmarkEnd w:id="32"/>
     </w:p>
     <w:p>
       <w:r>
@@ -12541,12 +12541,12 @@
       <w:pPr>
         <w:pStyle w:val="Heading1"/>
       </w:pPr>
-      <w:bookmarkStart w:id="34" w:name="_Toc239885258"/>
+      <w:bookmarkStart w:id="33" w:name="_Toc239885258"/>
       <w:r>
         <w:lastRenderedPageBreak/>
         <w:t>AI usage Register</w:t>
       </w:r>
-      <w:bookmarkEnd w:id="34"/>
+      <w:bookmarkEnd w:id="33"/>
     </w:p>
     <w:tbl>
       <w:tblPr>
@@ -12591,7 +12591,7 @@
                 <w:lang w:val="en-US"/>
               </w:rPr>
             </w:pPr>
-            <w:bookmarkStart w:id="35" w:name="_Toc239885259"/>
+            <w:bookmarkStart w:id="34" w:name="_Toc239885259"/>
             <w:r>
               <w:rPr>
                 <w:b/>
@@ -12601,6 +12601,42 @@
                 <w:lang w:val="en-US"/>
               </w:rPr>
               <w:t>Team Member</w:t>
+            </w:r>
+            <w:bookmarkEnd w:id="34"/>
+          </w:p>
+        </w:tc>
+        <w:tc>
+          <w:tcPr>
+            <w:tcW w:w="1731" w:type="dxa"/>
+            <w:shd w:val="clear" w:color="auto" w:fill="1B365D"/>
+            <w:tcMar>
+              <w:top w:w="100" w:type="dxa"/>
+              <w:left w:w="150" w:type="dxa"/>
+              <w:bottom w:w="100" w:type="dxa"/>
+              <w:right w:w="150" w:type="dxa"/>
+            </w:tcMar>
+            <w:hideMark/>
+          </w:tcPr>
+          <w:p>
+            <w:pPr>
+              <w:pStyle w:val="Heading1"/>
+              <w:rPr>
+                <w:color w:val="auto"/>
+                <w:sz w:val="24"/>
+                <w:szCs w:val="24"/>
+                <w:lang w:val="en-US"/>
+              </w:rPr>
+            </w:pPr>
+            <w:bookmarkStart w:id="35" w:name="_Toc239885260"/>
+            <w:r>
+              <w:rPr>
+                <w:b/>
+                <w:color w:val="auto"/>
+                <w:sz w:val="24"/>
+                <w:szCs w:val="24"/>
+                <w:lang w:val="en-US"/>
+              </w:rPr>
+              <w:t>Artefact/Task</w:t>
             </w:r>
             <w:bookmarkEnd w:id="35"/>
           </w:p>
@@ -12627,7 +12663,7 @@
                 <w:lang w:val="en-US"/>
               </w:rPr>
             </w:pPr>
-            <w:bookmarkStart w:id="36" w:name="_Toc239885260"/>
+            <w:bookmarkStart w:id="36" w:name="_Toc239885261"/>
             <w:r>
               <w:rPr>
                 <w:b/>
@@ -12636,14 +12672,14 @@
                 <w:szCs w:val="24"/>
                 <w:lang w:val="en-US"/>
               </w:rPr>
-              <w:t>Artefact/Task</w:t>
+              <w:t>AI Tool Used</w:t>
             </w:r>
             <w:bookmarkEnd w:id="36"/>
           </w:p>
         </w:tc>
         <w:tc>
           <w:tcPr>
-            <w:tcW w:w="1170" w:type="dxa"/>
+            <w:tcW w:w="1731" w:type="dxa"/>
             <w:shd w:val="clear" w:color="auto" w:fill="1B365D"/>
             <w:tcMar>
               <w:top w:w="100" w:type="dxa"/>
@@ -12663,7 +12699,7 @@
                 <w:lang w:val="en-US"/>
               </w:rPr>
             </w:pPr>
-            <w:bookmarkStart w:id="37" w:name="_Toc239885261"/>
+            <w:bookmarkStart w:id="37" w:name="_Toc239885262"/>
             <w:r>
               <w:rPr>
                 <w:b/>
@@ -12672,14 +12708,14 @@
                 <w:szCs w:val="24"/>
                 <w:lang w:val="en-US"/>
               </w:rPr>
-              <w:t>AI Tool Used</w:t>
+              <w:t>Nature of Assistance</w:t>
             </w:r>
             <w:bookmarkEnd w:id="37"/>
           </w:p>
         </w:tc>
         <w:tc>
           <w:tcPr>
-            <w:tcW w:w="1170" w:type="dxa"/>
+            <w:tcW w:w="3076" w:type="dxa"/>
             <w:shd w:val="clear" w:color="auto" w:fill="1B365D"/>
             <w:tcMar>
               <w:top w:w="100" w:type="dxa"/>
@@ -12699,7 +12735,7 @@
                 <w:lang w:val="en-US"/>
               </w:rPr>
             </w:pPr>
-            <w:bookmarkStart w:id="38" w:name="_Toc239885262"/>
+            <w:bookmarkStart w:id="38" w:name="_Toc239885263"/>
             <w:r>
               <w:rPr>
                 <w:b/>
@@ -12708,45 +12744,9 @@
                 <w:szCs w:val="24"/>
                 <w:lang w:val="en-US"/>
               </w:rPr>
-              <w:t>Nature of Assistance</w:t>
+              <w:t>What Was Verified/Changed/Rejected</w:t>
             </w:r>
             <w:bookmarkEnd w:id="38"/>
-          </w:p>
-        </w:tc>
-        <w:tc>
-          <w:tcPr>
-            <w:tcW w:w="1170" w:type="dxa"/>
-            <w:shd w:val="clear" w:color="auto" w:fill="1B365D"/>
-            <w:tcMar>
-              <w:top w:w="100" w:type="dxa"/>
-              <w:left w:w="150" w:type="dxa"/>
-              <w:bottom w:w="100" w:type="dxa"/>
-              <w:right w:w="150" w:type="dxa"/>
-            </w:tcMar>
-            <w:hideMark/>
-          </w:tcPr>
-          <w:p>
-            <w:pPr>
-              <w:pStyle w:val="Heading1"/>
-              <w:rPr>
-                <w:color w:val="auto"/>
-                <w:sz w:val="24"/>
-                <w:szCs w:val="24"/>
-                <w:lang w:val="en-US"/>
-              </w:rPr>
-            </w:pPr>
-            <w:bookmarkStart w:id="39" w:name="_Toc239885263"/>
-            <w:r>
-              <w:rPr>
-                <w:b/>
-                <w:color w:val="auto"/>
-                <w:sz w:val="24"/>
-                <w:szCs w:val="24"/>
-                <w:lang w:val="en-US"/>
-              </w:rPr>
-              <w:t>What Was Verified/Changed/Rejected</w:t>
-            </w:r>
-            <w:bookmarkEnd w:id="39"/>
           </w:p>
         </w:tc>
       </w:tr>
@@ -12772,7 +12772,7 @@
                 <w:lang w:val="en-US"/>
               </w:rPr>
             </w:pPr>
-            <w:bookmarkStart w:id="40" w:name="_Toc239885264"/>
+            <w:bookmarkStart w:id="39" w:name="_Toc239885264"/>
             <w:r>
               <w:rPr>
                 <w:color w:val="auto"/>
@@ -12799,6 +12799,67 @@
                 <w:lang w:val="en-US"/>
               </w:rPr>
               <w:t xml:space="preserve"> van Zyl</w:t>
+            </w:r>
+            <w:bookmarkEnd w:id="39"/>
+          </w:p>
+        </w:tc>
+        <w:tc>
+          <w:tcPr>
+            <w:tcW w:w="1731" w:type="dxa"/>
+            <w:tcMar>
+              <w:top w:w="100" w:type="dxa"/>
+              <w:left w:w="150" w:type="dxa"/>
+              <w:bottom w:w="100" w:type="dxa"/>
+              <w:right w:w="150" w:type="dxa"/>
+            </w:tcMar>
+            <w:hideMark/>
+          </w:tcPr>
+          <w:p>
+            <w:pPr>
+              <w:pStyle w:val="Heading1"/>
+              <w:rPr>
+                <w:color w:val="auto"/>
+                <w:sz w:val="24"/>
+                <w:szCs w:val="24"/>
+                <w:lang w:val="en-US"/>
+              </w:rPr>
+            </w:pPr>
+            <w:bookmarkStart w:id="40" w:name="_Toc239885265"/>
+            <w:r>
+              <w:rPr>
+                <w:color w:val="auto"/>
+                <w:sz w:val="24"/>
+                <w:szCs w:val="24"/>
+                <w:lang w:val="en-US"/>
+              </w:rPr>
+              <w:t>D</w:t>
+            </w:r>
+            <w:r>
+              <w:rPr>
+                <w:color w:val="auto"/>
+                <w:sz w:val="24"/>
+                <w:szCs w:val="24"/>
+                <w:lang w:val="en-US"/>
+              </w:rPr>
+              <w:t xml:space="preserve">rafting initial risk category </w:t>
+            </w:r>
+            <w:r>
+              <w:rPr>
+                <w:color w:val="auto"/>
+                <w:sz w:val="24"/>
+                <w:szCs w:val="24"/>
+                <w:lang w:val="en-US"/>
+              </w:rPr>
+              <w:t xml:space="preserve">and considerations </w:t>
+            </w:r>
+            <w:r>
+              <w:rPr>
+                <w:color w:val="auto"/>
+                <w:sz w:val="24"/>
+                <w:szCs w:val="24"/>
+                <w:lang w:val="en-US"/>
+              </w:rPr>
+              <w:t>list</w:t>
             </w:r>
             <w:bookmarkEnd w:id="40"/>
           </w:p>
@@ -12824,7 +12885,7 @@
                 <w:lang w:val="en-US"/>
               </w:rPr>
             </w:pPr>
-            <w:bookmarkStart w:id="41" w:name="_Toc239885265"/>
+            <w:bookmarkStart w:id="41" w:name="_Toc239885266"/>
             <w:r>
               <w:rPr>
                 <w:color w:val="auto"/>
@@ -12832,17 +12893,33 @@
                 <w:szCs w:val="24"/>
                 <w:lang w:val="en-US"/>
               </w:rPr>
-              <w:t>D</w:t>
-            </w:r>
-            <w:r>
+              <w:t>Claude</w:t>
+            </w:r>
+            <w:bookmarkEnd w:id="41"/>
+          </w:p>
+        </w:tc>
+        <w:tc>
+          <w:tcPr>
+            <w:tcW w:w="1731" w:type="dxa"/>
+            <w:tcMar>
+              <w:top w:w="100" w:type="dxa"/>
+              <w:left w:w="150" w:type="dxa"/>
+              <w:bottom w:w="100" w:type="dxa"/>
+              <w:right w:w="150" w:type="dxa"/>
+            </w:tcMar>
+            <w:hideMark/>
+          </w:tcPr>
+          <w:p>
+            <w:pPr>
+              <w:pStyle w:val="Heading1"/>
               <w:rPr>
                 <w:color w:val="auto"/>
                 <w:sz w:val="24"/>
                 <w:szCs w:val="24"/>
                 <w:lang w:val="en-US"/>
               </w:rPr>
-              <w:t xml:space="preserve">rafting initial risk category </w:t>
-            </w:r>
+            </w:pPr>
+            <w:bookmarkStart w:id="42" w:name="_Toc239885267"/>
             <w:r>
               <w:rPr>
                 <w:color w:val="auto"/>
@@ -12850,7 +12927,7 @@
                 <w:szCs w:val="24"/>
                 <w:lang w:val="en-US"/>
               </w:rPr>
-              <w:t xml:space="preserve">and considerations </w:t>
+              <w:t>Suggested a starting set of risk categories and example wording</w:t>
             </w:r>
             <w:r>
               <w:rPr>
@@ -12859,11 +12936,67 @@
                 <w:szCs w:val="24"/>
                 <w:lang w:val="en-US"/>
               </w:rPr>
-              <w:t>list</w:t>
-            </w:r>
-            <w:bookmarkEnd w:id="41"/>
-          </w:p>
-        </w:tc>
+              <w:t>. Helped with engineering considerations list</w:t>
+            </w:r>
+            <w:bookmarkEnd w:id="42"/>
+          </w:p>
+        </w:tc>
+        <w:tc>
+          <w:tcPr>
+            <w:tcW w:w="3076" w:type="dxa"/>
+            <w:tcMar>
+              <w:top w:w="100" w:type="dxa"/>
+              <w:left w:w="150" w:type="dxa"/>
+              <w:bottom w:w="100" w:type="dxa"/>
+              <w:right w:w="150" w:type="dxa"/>
+            </w:tcMar>
+            <w:hideMark/>
+          </w:tcPr>
+          <w:p>
+            <w:pPr>
+              <w:pStyle w:val="Heading1"/>
+              <w:rPr>
+                <w:color w:val="auto"/>
+                <w:sz w:val="24"/>
+                <w:szCs w:val="24"/>
+                <w:lang w:val="en-US"/>
+              </w:rPr>
+            </w:pPr>
+            <w:bookmarkStart w:id="43" w:name="_Toc239885268"/>
+            <w:r>
+              <w:rPr>
+                <w:color w:val="auto"/>
+                <w:sz w:val="24"/>
+                <w:szCs w:val="24"/>
+                <w:lang w:val="en-US"/>
+              </w:rPr>
+              <w:t xml:space="preserve">Team cross-checked categories against </w:t>
+            </w:r>
+            <w:proofErr w:type="spellStart"/>
+            <w:r>
+              <w:rPr>
+                <w:color w:val="auto"/>
+                <w:sz w:val="24"/>
+                <w:szCs w:val="24"/>
+                <w:lang w:val="en-US"/>
+              </w:rPr>
+              <w:t>CivicConnect's</w:t>
+            </w:r>
+            <w:proofErr w:type="spellEnd"/>
+            <w:r>
+              <w:rPr>
+                <w:color w:val="auto"/>
+                <w:sz w:val="24"/>
+                <w:szCs w:val="24"/>
+                <w:lang w:val="en-US"/>
+              </w:rPr>
+              <w:t xml:space="preserve"> actual scope; rewrote 3 of 5 example risks as project-specific; removed one category</w:t>
+            </w:r>
+            <w:bookmarkEnd w:id="43"/>
+          </w:p>
+        </w:tc>
+      </w:tr>
+      <w:tr>
         <w:tc>
           <w:tcPr>
             <w:tcW w:w="1170" w:type="dxa"/>
@@ -12873,7 +13006,6 @@
               <w:bottom w:w="100" w:type="dxa"/>
               <w:right w:w="150" w:type="dxa"/>
             </w:tcMar>
-            <w:hideMark/>
           </w:tcPr>
           <w:p>
             <w:pPr>
@@ -12885,7 +13017,6 @@
                 <w:lang w:val="en-US"/>
               </w:rPr>
             </w:pPr>
-            <w:bookmarkStart w:id="42" w:name="_Toc239885266"/>
             <w:r>
               <w:rPr>
                 <w:color w:val="auto"/>
@@ -12893,9 +13024,39 @@
                 <w:szCs w:val="24"/>
                 <w:lang w:val="en-US"/>
               </w:rPr>
-              <w:t>Claude</w:t>
-            </w:r>
-            <w:bookmarkEnd w:id="42"/>
+              <w:t>Freerk van den Bos</w:t>
+            </w:r>
+          </w:p>
+        </w:tc>
+        <w:tc>
+          <w:tcPr>
+            <w:tcW w:w="1731" w:type="dxa"/>
+            <w:tcMar>
+              <w:top w:w="100" w:type="dxa"/>
+              <w:left w:w="150" w:type="dxa"/>
+              <w:bottom w:w="100" w:type="dxa"/>
+              <w:right w:w="150" w:type="dxa"/>
+            </w:tcMar>
+          </w:tcPr>
+          <w:p>
+            <w:pPr>
+              <w:pStyle w:val="Heading1"/>
+              <w:rPr>
+                <w:color w:val="auto"/>
+                <w:sz w:val="24"/>
+                <w:szCs w:val="24"/>
+                <w:lang w:val="en-US"/>
+              </w:rPr>
+            </w:pPr>
+            <w:r>
+              <w:rPr>
+                <w:color w:val="auto"/>
+                <w:sz w:val="24"/>
+                <w:szCs w:val="24"/>
+                <w:lang w:val="en-US"/>
+              </w:rPr>
+              <w:t>Drafting of initial FR/NFR tables and the RTM</w:t>
+            </w:r>
           </w:p>
         </w:tc>
         <w:tc>
@@ -12907,7 +13068,6 @@
               <w:bottom w:w="100" w:type="dxa"/>
               <w:right w:w="150" w:type="dxa"/>
             </w:tcMar>
-            <w:hideMark/>
           </w:tcPr>
           <w:p>
             <w:pPr>
@@ -12919,7 +13079,6 @@
                 <w:lang w:val="en-US"/>
               </w:rPr>
             </w:pPr>
-            <w:bookmarkStart w:id="43" w:name="_Toc239885267"/>
             <w:r>
               <w:rPr>
                 <w:color w:val="auto"/>
@@ -12927,20 +13086,94 @@
                 <w:szCs w:val="24"/>
                 <w:lang w:val="en-US"/>
               </w:rPr>
-              <w:t>Suggested a starting set of risk categories and example wording</w:t>
-            </w:r>
-            <w:r>
+              <w:t>Claude</w:t>
+            </w:r>
+          </w:p>
+        </w:tc>
+        <w:tc>
+          <w:tcPr>
+            <w:tcW w:w="1731" w:type="dxa"/>
+            <w:tcMar>
+              <w:top w:w="100" w:type="dxa"/>
+              <w:left w:w="150" w:type="dxa"/>
+              <w:bottom w:w="100" w:type="dxa"/>
+              <w:right w:w="150" w:type="dxa"/>
+            </w:tcMar>
+          </w:tcPr>
+          <w:p>
+            <w:pPr>
+              <w:pStyle w:val="Heading1"/>
               <w:rPr>
                 <w:color w:val="auto"/>
                 <w:sz w:val="24"/>
                 <w:szCs w:val="24"/>
                 <w:lang w:val="en-US"/>
               </w:rPr>
-              <w:t>. Helped with engineering considerations list</w:t>
-            </w:r>
-            <w:bookmarkEnd w:id="43"/>
-          </w:p>
-        </w:tc>
+            </w:pPr>
+            <w:r>
+              <w:rPr>
+                <w:color w:val="auto"/>
+                <w:sz w:val="24"/>
+                <w:szCs w:val="24"/>
+                <w:lang w:val="en-US"/>
+              </w:rPr>
+              <w:t>Suggested FRs and NFRs along with an RTM. Helped with structure and wording.</w:t>
+            </w:r>
+          </w:p>
+        </w:tc>
+        <w:tc>
+          <w:tcPr>
+            <w:tcW w:w="3076" w:type="dxa"/>
+            <w:tcMar>
+              <w:top w:w="100" w:type="dxa"/>
+              <w:left w:w="150" w:type="dxa"/>
+              <w:bottom w:w="100" w:type="dxa"/>
+              <w:right w:w="150" w:type="dxa"/>
+            </w:tcMar>
+          </w:tcPr>
+          <w:p>
+            <w:pPr>
+              <w:pStyle w:val="Heading1"/>
+              <w:rPr>
+                <w:color w:val="auto"/>
+                <w:sz w:val="24"/>
+                <w:szCs w:val="24"/>
+                <w:lang w:val="en-US"/>
+              </w:rPr>
+            </w:pPr>
+            <w:r>
+              <w:rPr>
+                <w:color w:val="auto"/>
+                <w:sz w:val="24"/>
+                <w:szCs w:val="24"/>
+                <w:lang w:val="en-US"/>
+              </w:rPr>
+              <w:t xml:space="preserve">Cross-checked with </w:t>
+            </w:r>
+            <w:proofErr w:type="spellStart"/>
+            <w:r>
+              <w:rPr>
+                <w:color w:val="auto"/>
+                <w:sz w:val="24"/>
+                <w:szCs w:val="24"/>
+                <w:lang w:val="en-US"/>
+              </w:rPr>
+              <w:t>CivicConnect’s</w:t>
+            </w:r>
+            <w:proofErr w:type="spellEnd"/>
+            <w:r>
+              <w:rPr>
+                <w:color w:val="auto"/>
+                <w:sz w:val="24"/>
+                <w:szCs w:val="24"/>
+                <w:lang w:val="en-US"/>
+              </w:rPr>
+              <w:t xml:space="preserve"> business needs.</w:t>
+            </w:r>
+          </w:p>
+        </w:tc>
+      </w:tr>
+      <w:tr>
         <w:tc>
           <w:tcPr>
             <w:tcW w:w="1170" w:type="dxa"/>
@@ -12950,7 +13183,6 @@
               <w:bottom w:w="100" w:type="dxa"/>
               <w:right w:w="150" w:type="dxa"/>
             </w:tcMar>
-            <w:hideMark/>
           </w:tcPr>
           <w:p>
             <w:pPr>
@@ -12962,41 +13194,30 @@
                 <w:lang w:val="en-US"/>
               </w:rPr>
             </w:pPr>
-            <w:bookmarkStart w:id="44" w:name="_Toc239885268"/>
-            <w:r>
+          </w:p>
+        </w:tc>
+        <w:tc>
+          <w:tcPr>
+            <w:tcW w:w="1731" w:type="dxa"/>
+            <w:tcMar>
+              <w:top w:w="100" w:type="dxa"/>
+              <w:left w:w="150" w:type="dxa"/>
+              <w:bottom w:w="100" w:type="dxa"/>
+              <w:right w:w="150" w:type="dxa"/>
+            </w:tcMar>
+          </w:tcPr>
+          <w:p>
+            <w:pPr>
+              <w:pStyle w:val="Heading1"/>
               <w:rPr>
                 <w:color w:val="auto"/>
                 <w:sz w:val="24"/>
                 <w:szCs w:val="24"/>
                 <w:lang w:val="en-US"/>
               </w:rPr>
-              <w:t xml:space="preserve">Team cross-checked categories against </w:t>
-            </w:r>
-            <w:proofErr w:type="spellStart"/>
-            <w:r>
-              <w:rPr>
-                <w:color w:val="auto"/>
-                <w:sz w:val="24"/>
-                <w:szCs w:val="24"/>
-                <w:lang w:val="en-US"/>
-              </w:rPr>
-              <w:t>CivicConnect's</w:t>
-            </w:r>
-            <w:proofErr w:type="spellEnd"/>
-            <w:r>
-              <w:rPr>
-                <w:color w:val="auto"/>
-                <w:sz w:val="24"/>
-                <w:szCs w:val="24"/>
-                <w:lang w:val="en-US"/>
-              </w:rPr>
-              <w:t xml:space="preserve"> actual scope; rewrote 3 of 5 example risks as project-specific; removed one category</w:t>
-            </w:r>
-            <w:bookmarkEnd w:id="44"/>
-          </w:p>
-        </w:tc>
-      </w:tr>
-      <w:tr>
+            </w:pPr>
+          </w:p>
+        </w:tc>
         <w:tc>
           <w:tcPr>
             <w:tcW w:w="1170" w:type="dxa"/>
@@ -13021,7 +13242,7 @@
         </w:tc>
         <w:tc>
           <w:tcPr>
-            <w:tcW w:w="1170" w:type="dxa"/>
+            <w:tcW w:w="1731" w:type="dxa"/>
             <w:tcMar>
               <w:top w:w="100" w:type="dxa"/>
               <w:left w:w="150" w:type="dxa"/>
@@ -13043,7 +13264,7 @@
         </w:tc>
         <w:tc>
           <w:tcPr>
-            <w:tcW w:w="1170" w:type="dxa"/>
+            <w:tcW w:w="3076" w:type="dxa"/>
             <w:tcMar>
               <w:top w:w="100" w:type="dxa"/>
               <w:left w:w="150" w:type="dxa"/>
@@ -13063,173 +13284,17 @@
             </w:pPr>
           </w:p>
         </w:tc>
-        <w:tc>
-          <w:tcPr>
-            <w:tcW w:w="1170" w:type="dxa"/>
-            <w:tcMar>
-              <w:top w:w="100" w:type="dxa"/>
-              <w:left w:w="150" w:type="dxa"/>
-              <w:bottom w:w="100" w:type="dxa"/>
-              <w:right w:w="150" w:type="dxa"/>
-            </w:tcMar>
-          </w:tcPr>
-          <w:p>
-            <w:pPr>
-              <w:pStyle w:val="Heading1"/>
-              <w:rPr>
-                <w:color w:val="auto"/>
-                <w:sz w:val="24"/>
-                <w:szCs w:val="24"/>
-                <w:lang w:val="en-US"/>
-              </w:rPr>
-            </w:pPr>
-          </w:p>
-        </w:tc>
-        <w:tc>
-          <w:tcPr>
-            <w:tcW w:w="1170" w:type="dxa"/>
-            <w:tcMar>
-              <w:top w:w="100" w:type="dxa"/>
-              <w:left w:w="150" w:type="dxa"/>
-              <w:bottom w:w="100" w:type="dxa"/>
-              <w:right w:w="150" w:type="dxa"/>
-            </w:tcMar>
-          </w:tcPr>
-          <w:p>
-            <w:pPr>
-              <w:pStyle w:val="Heading1"/>
-              <w:rPr>
-                <w:color w:val="auto"/>
-                <w:sz w:val="24"/>
-                <w:szCs w:val="24"/>
-                <w:lang w:val="en-US"/>
-              </w:rPr>
-            </w:pPr>
-          </w:p>
-        </w:tc>
-      </w:tr>
-      <w:tr>
-        <w:tc>
-          <w:tcPr>
-            <w:tcW w:w="1170" w:type="dxa"/>
-            <w:tcMar>
-              <w:top w:w="100" w:type="dxa"/>
-              <w:left w:w="150" w:type="dxa"/>
-              <w:bottom w:w="100" w:type="dxa"/>
-              <w:right w:w="150" w:type="dxa"/>
-            </w:tcMar>
-          </w:tcPr>
-          <w:p>
-            <w:pPr>
-              <w:pStyle w:val="Heading1"/>
-              <w:rPr>
-                <w:color w:val="auto"/>
-                <w:sz w:val="24"/>
-                <w:szCs w:val="24"/>
-                <w:lang w:val="en-US"/>
-              </w:rPr>
-            </w:pPr>
-          </w:p>
-        </w:tc>
-        <w:tc>
-          <w:tcPr>
-            <w:tcW w:w="1170" w:type="dxa"/>
-            <w:tcMar>
-              <w:top w:w="100" w:type="dxa"/>
-              <w:left w:w="150" w:type="dxa"/>
-              <w:bottom w:w="100" w:type="dxa"/>
-              <w:right w:w="150" w:type="dxa"/>
-            </w:tcMar>
-          </w:tcPr>
-          <w:p>
-            <w:pPr>
-              <w:pStyle w:val="Heading1"/>
-              <w:rPr>
-                <w:color w:val="auto"/>
-                <w:sz w:val="24"/>
-                <w:szCs w:val="24"/>
-                <w:lang w:val="en-US"/>
-              </w:rPr>
-            </w:pPr>
-          </w:p>
-        </w:tc>
-        <w:tc>
-          <w:tcPr>
-            <w:tcW w:w="1170" w:type="dxa"/>
-            <w:tcMar>
-              <w:top w:w="100" w:type="dxa"/>
-              <w:left w:w="150" w:type="dxa"/>
-              <w:bottom w:w="100" w:type="dxa"/>
-              <w:right w:w="150" w:type="dxa"/>
-            </w:tcMar>
-          </w:tcPr>
-          <w:p>
-            <w:pPr>
-              <w:pStyle w:val="Heading1"/>
-              <w:rPr>
-                <w:color w:val="auto"/>
-                <w:sz w:val="24"/>
-                <w:szCs w:val="24"/>
-                <w:lang w:val="en-US"/>
-              </w:rPr>
-            </w:pPr>
-          </w:p>
-        </w:tc>
-        <w:tc>
-          <w:tcPr>
-            <w:tcW w:w="1170" w:type="dxa"/>
-            <w:tcMar>
-              <w:top w:w="100" w:type="dxa"/>
-              <w:left w:w="150" w:type="dxa"/>
-              <w:bottom w:w="100" w:type="dxa"/>
-              <w:right w:w="150" w:type="dxa"/>
-            </w:tcMar>
-          </w:tcPr>
-          <w:p>
-            <w:pPr>
-              <w:pStyle w:val="Heading1"/>
-              <w:rPr>
-                <w:color w:val="auto"/>
-                <w:sz w:val="24"/>
-                <w:szCs w:val="24"/>
-                <w:lang w:val="en-US"/>
-              </w:rPr>
-            </w:pPr>
-          </w:p>
-        </w:tc>
-        <w:tc>
-          <w:tcPr>
-            <w:tcW w:w="1170" w:type="dxa"/>
-            <w:tcMar>
-              <w:top w:w="100" w:type="dxa"/>
-              <w:left w:w="150" w:type="dxa"/>
-              <w:bottom w:w="100" w:type="dxa"/>
-              <w:right w:w="150" w:type="dxa"/>
-            </w:tcMar>
-          </w:tcPr>
-          <w:p>
-            <w:pPr>
-              <w:pStyle w:val="Heading1"/>
-              <w:rPr>
-                <w:color w:val="auto"/>
-                <w:sz w:val="24"/>
-                <w:szCs w:val="24"/>
-                <w:lang w:val="en-US"/>
-              </w:rPr>
-            </w:pPr>
-          </w:p>
-        </w:tc>
       </w:tr>
     </w:tbl>
     <w:p>
       <w:pPr>
         <w:pStyle w:val="Heading1"/>
       </w:pPr>
-      <w:bookmarkStart w:id="45" w:name="_Toc239885269"/>
+      <w:bookmarkStart w:id="44" w:name="_Toc239885269"/>
       <w:r>
         <w:t>Sign off</w:t>
       </w:r>
-      <w:bookmarkEnd w:id="45"/>
+      <w:bookmarkEnd w:id="44"/>
     </w:p>
     <w:p>
       <w:r>
@@ -14741,6 +14806,7 @@
   <w:style w:type="character" w:default="1" w:styleId="DefaultParagraphFont">
     <w:name w:val="Default Paragraph Font"/>
     <w:uiPriority w:val="1"/>
+    <w:semiHidden/>
     <w:unhideWhenUsed/>
   </w:style>
   <w:style w:type="table" w:default="1" w:styleId="TableNormal">
@@ -15559,7 +15625,7 @@
             <w:rPr>
               <w:rFonts w:asciiTheme="majorHAnsi" w:eastAsiaTheme="majorEastAsia" w:hAnsiTheme="majorHAnsi" w:cstheme="majorBidi"/>
               <w:caps/>
-              <w:color w:val="4472C4" w:themeColor="accent1"/>
+              <w:color w:val="156082" w:themeColor="accent1"/>
               <w:sz w:val="80"/>
               <w:szCs w:val="80"/>
             </w:rPr>
@@ -15590,7 +15656,7 @@
           </w:pPr>
           <w:r>
             <w:rPr>
-              <w:color w:val="4472C4" w:themeColor="accent1"/>
+              <w:color w:val="156082" w:themeColor="accent1"/>
               <w:sz w:val="28"/>
               <w:szCs w:val="28"/>
             </w:rPr>
@@ -15645,20 +15711,6 @@
     <w:pitch w:val="variable"/>
     <w:sig w:usb0="20000287" w:usb1="00000003" w:usb2="00000000" w:usb3="00000000" w:csb0="0000019F" w:csb1="00000000"/>
   </w:font>
-  <w:font w:name="Calibri">
-    <w:panose1 w:val="020F0502020204030204"/>
-    <w:charset w:val="00"/>
-    <w:family w:val="swiss"/>
-    <w:pitch w:val="variable"/>
-    <w:sig w:usb0="E4002EFF" w:usb1="C000247B" w:usb2="00000009" w:usb3="00000000" w:csb0="000001FF" w:csb1="00000000"/>
-  </w:font>
-  <w:font w:name="Calibri Light">
-    <w:panose1 w:val="020F0302020204030204"/>
-    <w:charset w:val="00"/>
-    <w:family w:val="swiss"/>
-    <w:pitch w:val="variable"/>
-    <w:sig w:usb0="E4002EFF" w:usb1="C000247B" w:usb2="00000009" w:usb3="00000000" w:csb0="000001FF" w:csb1="00000000"/>
-  </w:font>
 </w:fonts>
 </file>
 
@@ -15678,6 +15730,7 @@
   </w:compat>
   <w:rsids>
     <w:rsidRoot w:val="006C106A"/>
+    <w:rsid w:val="001F09C7"/>
     <w:rsid w:val="00255DD3"/>
     <w:rsid w:val="00410DE7"/>
     <w:rsid w:val="005840FD"/>
@@ -15688,6 +15741,7 @@
     <w:rsid w:val="006F2F4B"/>
     <w:rsid w:val="00AA09B9"/>
     <w:rsid w:val="00B13C9E"/>
+    <w:rsid w:val="00B8003D"/>
     <w:rsid w:val="00C416E2"/>
     <w:rsid w:val="00CA687B"/>
     <w:rsid w:val="00E045FA"/>
